--- a/Documentation/Unity Associate Programmer.docx
+++ b/Documentation/Unity Associate Programmer.docx
@@ -181,13 +181,23 @@
           <w:szCs w:val="28"/>
         </w:rPr>
       </w:pPr>
+      <w:proofErr w:type="gramStart"/>
       <w:r>
         <w:rPr>
           <w:rFonts w:asciiTheme="minorHAnsi" w:hAnsiTheme="minorHAnsi" w:cstheme="minorHAnsi"/>
           <w:sz w:val="28"/>
           <w:szCs w:val="28"/>
         </w:rPr>
-        <w:t xml:space="preserve">By:   </w:t>
+        <w:t>By:</w:t>
+      </w:r>
+      <w:proofErr w:type="gramEnd"/>
+      <w:r>
+        <w:rPr>
+          <w:rFonts w:asciiTheme="minorHAnsi" w:hAnsiTheme="minorHAnsi" w:cstheme="minorHAnsi"/>
+          <w:sz w:val="28"/>
+          <w:szCs w:val="28"/>
+        </w:rPr>
+        <w:t xml:space="preserve">   </w:t>
       </w:r>
     </w:p>
     <w:p>
@@ -2092,8 +2102,16 @@
         <w:rPr>
           <w:rFonts w:asciiTheme="minorHAnsi" w:hAnsiTheme="minorHAnsi" w:cstheme="minorHAnsi"/>
         </w:rPr>
-        <w:t>Save data between scenes and between sessions using approaches such as static variables and PlayerPrefs</w:t>
-      </w:r>
+        <w:t xml:space="preserve">Save data between scenes and between sessions using approaches such as static variables and </w:t>
+      </w:r>
+      <w:proofErr w:type="spellStart"/>
+      <w:r>
+        <w:rPr>
+          <w:rFonts w:asciiTheme="minorHAnsi" w:hAnsiTheme="minorHAnsi" w:cstheme="minorHAnsi"/>
+        </w:rPr>
+        <w:t>PlayerPrefs</w:t>
+      </w:r>
+      <w:proofErr w:type="spellEnd"/>
     </w:p>
     <w:p>
       <w:pPr>
@@ -2126,7 +2144,21 @@
         <w:rPr>
           <w:rFonts w:asciiTheme="minorHAnsi" w:hAnsiTheme="minorHAnsi" w:cstheme="minorHAnsi"/>
         </w:rPr>
-        <w:t>Select the appropriate properties, scripts, and components of GameObjects for required tasks</w:t>
+        <w:t xml:space="preserve">Select the appropriate properties, scripts, and components of </w:t>
+      </w:r>
+      <w:proofErr w:type="spellStart"/>
+      <w:r>
+        <w:rPr>
+          <w:rFonts w:asciiTheme="minorHAnsi" w:hAnsiTheme="minorHAnsi" w:cstheme="minorHAnsi"/>
+        </w:rPr>
+        <w:t>GameObjects</w:t>
+      </w:r>
+      <w:proofErr w:type="spellEnd"/>
+      <w:r>
+        <w:rPr>
+          <w:rFonts w:asciiTheme="minorHAnsi" w:hAnsiTheme="minorHAnsi" w:cstheme="minorHAnsi"/>
+        </w:rPr>
+        <w:t xml:space="preserve"> for required tasks</w:t>
       </w:r>
     </w:p>
     <w:p>
@@ -2258,7 +2290,21 @@
         <w:rPr>
           <w:rFonts w:asciiTheme="minorHAnsi" w:hAnsiTheme="minorHAnsi" w:cstheme="minorHAnsi"/>
         </w:rPr>
-        <w:t>Explain how to use the UnityEvent system to respond to User Input</w:t>
+        <w:t xml:space="preserve">Explain how to use the </w:t>
+      </w:r>
+      <w:proofErr w:type="spellStart"/>
+      <w:r>
+        <w:rPr>
+          <w:rFonts w:asciiTheme="minorHAnsi" w:hAnsiTheme="minorHAnsi" w:cstheme="minorHAnsi"/>
+        </w:rPr>
+        <w:t>UnityEvent</w:t>
+      </w:r>
+      <w:proofErr w:type="spellEnd"/>
+      <w:r>
+        <w:rPr>
+          <w:rFonts w:asciiTheme="minorHAnsi" w:hAnsiTheme="minorHAnsi" w:cstheme="minorHAnsi"/>
+        </w:rPr>
+        <w:t xml:space="preserve"> system to respond to User Input</w:t>
       </w:r>
     </w:p>
     <w:p>
@@ -2403,7 +2449,21 @@
         <w:rPr>
           <w:rFonts w:asciiTheme="minorHAnsi" w:hAnsiTheme="minorHAnsi" w:cstheme="minorHAnsi"/>
         </w:rPr>
-        <w:t>Describe the process and outcomes for changing a nested prefab or prefab variant</w:t>
+        <w:t xml:space="preserve">Describe the process and outcomes for changing a </w:t>
+      </w:r>
+      <w:proofErr w:type="gramStart"/>
+      <w:r>
+        <w:rPr>
+          <w:rFonts w:asciiTheme="minorHAnsi" w:hAnsiTheme="minorHAnsi" w:cstheme="minorHAnsi"/>
+        </w:rPr>
+        <w:t>nested</w:t>
+      </w:r>
+      <w:proofErr w:type="gramEnd"/>
+      <w:r>
+        <w:rPr>
+          <w:rFonts w:asciiTheme="minorHAnsi" w:hAnsiTheme="minorHAnsi" w:cstheme="minorHAnsi"/>
+        </w:rPr>
+        <w:t xml:space="preserve"> prefab or prefab variant</w:t>
       </w:r>
     </w:p>
     <w:p>
@@ -2584,8 +2644,13 @@
           <w:numId w:val="509"/>
         </w:numPr>
       </w:pPr>
-      <w:r>
-        <w:t>Player Can Destroy Enemies</w:t>
+      <w:proofErr w:type="gramStart"/>
+      <w:r>
+        <w:t>Player</w:t>
+      </w:r>
+      <w:proofErr w:type="gramEnd"/>
+      <w:r>
+        <w:t xml:space="preserve"> Can Destroy Enemies</w:t>
       </w:r>
     </w:p>
     <w:p>
@@ -2675,7 +2740,15 @@
         </w:numPr>
       </w:pPr>
       <w:r>
-        <w:t>Player health should be edited in the inspector.</w:t>
+        <w:t xml:space="preserve">Player health should be edited </w:t>
+      </w:r>
+      <w:proofErr w:type="gramStart"/>
+      <w:r>
+        <w:t>in</w:t>
+      </w:r>
+      <w:proofErr w:type="gramEnd"/>
+      <w:r>
+        <w:t xml:space="preserve"> the inspector.</w:t>
       </w:r>
     </w:p>
     <w:p/>
@@ -2856,10 +2929,12 @@
       </w:r>
     </w:p>
     <w:p>
+      <w:proofErr w:type="gramStart"/>
       <w:r>
         <w:lastRenderedPageBreak/>
         <w:t>Solution :</w:t>
       </w:r>
+      <w:proofErr w:type="gramEnd"/>
     </w:p>
     <w:p>
       <w:pPr>
@@ -2873,12 +2948,21 @@
           <w:bCs/>
         </w:rPr>
       </w:pPr>
+      <w:proofErr w:type="spellStart"/>
       <w:r>
         <w:rPr>
           <w:b/>
           <w:bCs/>
         </w:rPr>
-        <w:t xml:space="preserve">PlayerMovement.cs </w:t>
+        <w:t>PlayerMovement.cs</w:t>
+      </w:r>
+      <w:proofErr w:type="spellEnd"/>
+      <w:r>
+        <w:rPr>
+          <w:b/>
+          <w:bCs/>
+        </w:rPr>
+        <w:t xml:space="preserve"> </w:t>
       </w:r>
       <w:r>
         <w:t>script</w:t>
@@ -2917,11 +3001,24 @@
         <w:t>Stats</w:t>
       </w:r>
       <w:r>
-        <w:t xml:space="preserve"> struct: </w:t>
-      </w:r>
-      <w:r>
-        <w:t>public float health;</w:t>
-      </w:r>
+        <w:t xml:space="preserve"> </w:t>
+      </w:r>
+      <w:proofErr w:type="gramStart"/>
+      <w:r>
+        <w:t>struct:</w:t>
+      </w:r>
+      <w:proofErr w:type="gramEnd"/>
+      <w:r>
+        <w:t xml:space="preserve"> </w:t>
+      </w:r>
+      <w:r>
+        <w:t xml:space="preserve">public float </w:t>
+      </w:r>
+      <w:proofErr w:type="gramStart"/>
+      <w:r>
+        <w:t>health;</w:t>
+      </w:r>
+      <w:proofErr w:type="gramEnd"/>
     </w:p>
     <w:p>
       <w:pPr>
@@ -2937,12 +3034,30 @@
       <w:r>
         <w:t xml:space="preserve"> method </w:t>
       </w:r>
+      <w:proofErr w:type="spellStart"/>
+      <w:proofErr w:type="gramStart"/>
       <w:r>
         <w:rPr>
           <w:b/>
           <w:bCs/>
         </w:rPr>
-        <w:t>UpdateHealth(float amount)</w:t>
+        <w:t>UpdateHealth</w:t>
+      </w:r>
+      <w:proofErr w:type="spellEnd"/>
+      <w:r>
+        <w:rPr>
+          <w:b/>
+          <w:bCs/>
+        </w:rPr>
+        <w:t>(</w:t>
+      </w:r>
+      <w:proofErr w:type="gramEnd"/>
+      <w:r>
+        <w:rPr>
+          <w:b/>
+          <w:bCs/>
+        </w:rPr>
+        <w:t>float amount)</w:t>
       </w:r>
       <w:r>
         <w:rPr>
@@ -3019,8 +3134,32 @@
           <w:szCs w:val="19"/>
           <w:highlight w:val="white"/>
         </w:rPr>
-        <w:t xml:space="preserve"> UpdateHealth(</w:t>
-      </w:r>
+        <w:t xml:space="preserve"> </w:t>
+      </w:r>
+      <w:proofErr w:type="spellStart"/>
+      <w:proofErr w:type="gramStart"/>
+      <w:r>
+        <w:rPr>
+          <w:rFonts w:ascii="Cascadia Mono" w:hAnsi="Cascadia Mono" w:cs="Cascadia Mono"/>
+          <w:color w:val="000000"/>
+          <w:sz w:val="19"/>
+          <w:szCs w:val="19"/>
+          <w:highlight w:val="white"/>
+        </w:rPr>
+        <w:t>UpdateHealth</w:t>
+      </w:r>
+      <w:proofErr w:type="spellEnd"/>
+      <w:r>
+        <w:rPr>
+          <w:rFonts w:ascii="Cascadia Mono" w:hAnsi="Cascadia Mono" w:cs="Cascadia Mono"/>
+          <w:color w:val="000000"/>
+          <w:sz w:val="19"/>
+          <w:szCs w:val="19"/>
+          <w:highlight w:val="white"/>
+        </w:rPr>
+        <w:t>(</w:t>
+      </w:r>
+      <w:proofErr w:type="gramEnd"/>
       <w:r>
         <w:rPr>
           <w:rFonts w:ascii="Cascadia Mono" w:hAnsi="Cascadia Mono" w:cs="Cascadia Mono"/>
@@ -3089,15 +3228,10 @@
           <w:szCs w:val="19"/>
           <w:highlight w:val="white"/>
         </w:rPr>
-        <w:t xml:space="preserve">    playerStats.health += amount;</w:t>
-      </w:r>
-    </w:p>
-    <w:p>
-      <w:pPr>
-        <w:autoSpaceDE w:val="0"/>
-        <w:autoSpaceDN w:val="0"/>
-        <w:adjustRightInd w:val="0"/>
-        <w:ind w:firstLine="0"/>
+        <w:t xml:space="preserve">    </w:t>
+      </w:r>
+      <w:proofErr w:type="spellStart"/>
+      <w:r>
         <w:rPr>
           <w:rFonts w:ascii="Cascadia Mono" w:hAnsi="Cascadia Mono" w:cs="Cascadia Mono"/>
           <w:color w:val="000000"/>
@@ -3105,7 +3239,9 @@
           <w:szCs w:val="19"/>
           <w:highlight w:val="white"/>
         </w:rPr>
-      </w:pPr>
+        <w:t>playerStats.health</w:t>
+      </w:r>
+      <w:proofErr w:type="spellEnd"/>
       <w:r>
         <w:rPr>
           <w:rFonts w:ascii="Cascadia Mono" w:hAnsi="Cascadia Mono" w:cs="Cascadia Mono"/>
@@ -3114,8 +3250,46 @@
           <w:szCs w:val="19"/>
           <w:highlight w:val="white"/>
         </w:rPr>
+        <w:t xml:space="preserve"> += </w:t>
+      </w:r>
+      <w:proofErr w:type="gramStart"/>
+      <w:r>
+        <w:rPr>
+          <w:rFonts w:ascii="Cascadia Mono" w:hAnsi="Cascadia Mono" w:cs="Cascadia Mono"/>
+          <w:color w:val="000000"/>
+          <w:sz w:val="19"/>
+          <w:szCs w:val="19"/>
+          <w:highlight w:val="white"/>
+        </w:rPr>
+        <w:t>amount;</w:t>
+      </w:r>
+      <w:proofErr w:type="gramEnd"/>
+    </w:p>
+    <w:p>
+      <w:pPr>
+        <w:autoSpaceDE w:val="0"/>
+        <w:autoSpaceDN w:val="0"/>
+        <w:adjustRightInd w:val="0"/>
+        <w:ind w:firstLine="0"/>
+        <w:rPr>
+          <w:rFonts w:ascii="Cascadia Mono" w:hAnsi="Cascadia Mono" w:cs="Cascadia Mono"/>
+          <w:color w:val="000000"/>
+          <w:sz w:val="19"/>
+          <w:szCs w:val="19"/>
+          <w:highlight w:val="white"/>
+        </w:rPr>
+      </w:pPr>
+      <w:r>
+        <w:rPr>
+          <w:rFonts w:ascii="Cascadia Mono" w:hAnsi="Cascadia Mono" w:cs="Cascadia Mono"/>
+          <w:color w:val="000000"/>
+          <w:sz w:val="19"/>
+          <w:szCs w:val="19"/>
+          <w:highlight w:val="white"/>
+        </w:rPr>
         <w:t xml:space="preserve">    </w:t>
       </w:r>
+      <w:proofErr w:type="spellStart"/>
       <w:r>
         <w:rPr>
           <w:rFonts w:ascii="Cascadia Mono" w:hAnsi="Cascadia Mono" w:cs="Cascadia Mono"/>
@@ -3134,7 +3308,18 @@
           <w:szCs w:val="19"/>
           <w:highlight w:val="white"/>
         </w:rPr>
-        <w:t>.Log(</w:t>
+        <w:t>.Log</w:t>
+      </w:r>
+      <w:proofErr w:type="spellEnd"/>
+      <w:r>
+        <w:rPr>
+          <w:rFonts w:ascii="Cascadia Mono" w:hAnsi="Cascadia Mono" w:cs="Cascadia Mono"/>
+          <w:color w:val="000000"/>
+          <w:sz w:val="19"/>
+          <w:szCs w:val="19"/>
+          <w:highlight w:val="white"/>
+        </w:rPr>
+        <w:t>(</w:t>
       </w:r>
       <w:r>
         <w:rPr>
@@ -3144,7 +3329,29 @@
           <w:szCs w:val="19"/>
           <w:highlight w:val="white"/>
         </w:rPr>
-        <w:t xml:space="preserve">$"Updated health by: </w:t>
+        <w:t xml:space="preserve">$"Updated health </w:t>
+      </w:r>
+      <w:proofErr w:type="gramStart"/>
+      <w:r>
+        <w:rPr>
+          <w:rFonts w:ascii="Cascadia Mono" w:hAnsi="Cascadia Mono" w:cs="Cascadia Mono"/>
+          <w:color w:val="A31515"/>
+          <w:sz w:val="19"/>
+          <w:szCs w:val="19"/>
+          <w:highlight w:val="white"/>
+        </w:rPr>
+        <w:t>by:</w:t>
+      </w:r>
+      <w:proofErr w:type="gramEnd"/>
+      <w:r>
+        <w:rPr>
+          <w:rFonts w:ascii="Cascadia Mono" w:hAnsi="Cascadia Mono" w:cs="Cascadia Mono"/>
+          <w:color w:val="A31515"/>
+          <w:sz w:val="19"/>
+          <w:szCs w:val="19"/>
+          <w:highlight w:val="white"/>
+        </w:rPr>
+        <w:t xml:space="preserve"> </w:t>
       </w:r>
       <w:r>
         <w:rPr>
@@ -3154,7 +3361,18 @@
           <w:szCs w:val="19"/>
           <w:highlight w:val="white"/>
         </w:rPr>
-        <w:t>{amount}</w:t>
+        <w:t>{</w:t>
+      </w:r>
+      <w:proofErr w:type="gramStart"/>
+      <w:r>
+        <w:rPr>
+          <w:rFonts w:ascii="Cascadia Mono" w:hAnsi="Cascadia Mono" w:cs="Cascadia Mono"/>
+          <w:color w:val="000000"/>
+          <w:sz w:val="19"/>
+          <w:szCs w:val="19"/>
+          <w:highlight w:val="white"/>
+        </w:rPr>
+        <w:t>amount}</w:t>
       </w:r>
       <w:r>
         <w:rPr>
@@ -3164,7 +3382,29 @@
           <w:szCs w:val="19"/>
           <w:highlight w:val="white"/>
         </w:rPr>
-        <w:t xml:space="preserve">, Player's current Health: </w:t>
+        <w:t>,</w:t>
+      </w:r>
+      <w:proofErr w:type="gramEnd"/>
+      <w:r>
+        <w:rPr>
+          <w:rFonts w:ascii="Cascadia Mono" w:hAnsi="Cascadia Mono" w:cs="Cascadia Mono"/>
+          <w:color w:val="A31515"/>
+          <w:sz w:val="19"/>
+          <w:szCs w:val="19"/>
+          <w:highlight w:val="white"/>
+        </w:rPr>
+        <w:t xml:space="preserve"> Player's current </w:t>
+      </w:r>
+      <w:proofErr w:type="gramStart"/>
+      <w:r>
+        <w:rPr>
+          <w:rFonts w:ascii="Cascadia Mono" w:hAnsi="Cascadia Mono" w:cs="Cascadia Mono"/>
+          <w:color w:val="A31515"/>
+          <w:sz w:val="19"/>
+          <w:szCs w:val="19"/>
+          <w:highlight w:val="white"/>
+        </w:rPr>
+        <w:t xml:space="preserve">Health: </w:t>
       </w:r>
       <w:r>
         <w:rPr>
@@ -3174,7 +3414,41 @@
           <w:szCs w:val="19"/>
           <w:highlight w:val="white"/>
         </w:rPr>
-        <w:t>{playerStats.health}</w:t>
+        <w:t>{</w:t>
+      </w:r>
+      <w:proofErr w:type="spellStart"/>
+      <w:proofErr w:type="gramEnd"/>
+      <w:r>
+        <w:rPr>
+          <w:rFonts w:ascii="Cascadia Mono" w:hAnsi="Cascadia Mono" w:cs="Cascadia Mono"/>
+          <w:color w:val="000000"/>
+          <w:sz w:val="19"/>
+          <w:szCs w:val="19"/>
+          <w:highlight w:val="white"/>
+        </w:rPr>
+        <w:t>playerStats.</w:t>
+      </w:r>
+      <w:proofErr w:type="gramStart"/>
+      <w:r>
+        <w:rPr>
+          <w:rFonts w:ascii="Cascadia Mono" w:hAnsi="Cascadia Mono" w:cs="Cascadia Mono"/>
+          <w:color w:val="000000"/>
+          <w:sz w:val="19"/>
+          <w:szCs w:val="19"/>
+          <w:highlight w:val="white"/>
+        </w:rPr>
+        <w:t>health</w:t>
+      </w:r>
+      <w:proofErr w:type="spellEnd"/>
+      <w:r>
+        <w:rPr>
+          <w:rFonts w:ascii="Cascadia Mono" w:hAnsi="Cascadia Mono" w:cs="Cascadia Mono"/>
+          <w:color w:val="000000"/>
+          <w:sz w:val="19"/>
+          <w:szCs w:val="19"/>
+          <w:highlight w:val="white"/>
+        </w:rPr>
+        <w:t>}</w:t>
       </w:r>
       <w:r>
         <w:rPr>
@@ -3196,6 +3470,7 @@
         </w:rPr>
         <w:t>);</w:t>
       </w:r>
+      <w:proofErr w:type="gramEnd"/>
     </w:p>
     <w:p>
       <w:pPr>
@@ -3229,6 +3504,7 @@
           <w:bCs/>
         </w:rPr>
       </w:pPr>
+      <w:proofErr w:type="spellStart"/>
       <w:r>
         <w:rPr>
           <w:b/>
@@ -3236,6 +3512,7 @@
         </w:rPr>
         <w:t>GetHit</w:t>
       </w:r>
+      <w:proofErr w:type="spellEnd"/>
       <w:r>
         <w:rPr>
           <w:b/>
@@ -3274,7 +3551,15 @@
         <w:t xml:space="preserve"> </w:t>
       </w:r>
       <w:r>
-        <w:t>getting a hit by enemy or trap.</w:t>
+        <w:t xml:space="preserve">getting </w:t>
+      </w:r>
+      <w:proofErr w:type="gramStart"/>
+      <w:r>
+        <w:t>a hit</w:t>
+      </w:r>
+      <w:proofErr w:type="gramEnd"/>
+      <w:r>
+        <w:t xml:space="preserve"> by enemy or trap.</w:t>
       </w:r>
     </w:p>
     <w:p>
@@ -3299,40 +3584,77 @@
         </w:rPr>
         <w:t xml:space="preserve"> </w:t>
       </w:r>
+      <w:proofErr w:type="spellStart"/>
+      <w:proofErr w:type="gramStart"/>
       <w:r>
         <w:rPr>
           <w:b/>
           <w:bCs/>
         </w:rPr>
-        <w:t>TakeDamage()</w:t>
-      </w:r>
+        <w:t>TakeDamage</w:t>
+      </w:r>
+      <w:proofErr w:type="spellEnd"/>
       <w:r>
         <w:rPr>
           <w:b/>
           <w:bCs/>
         </w:rPr>
-        <w:t xml:space="preserve"> </w:t>
-      </w:r>
-      <w:r>
-        <w:t>method</w:t>
-      </w:r>
+        <w:t>(</w:t>
+      </w:r>
+      <w:proofErr w:type="gramEnd"/>
       <w:r>
         <w:rPr>
           <w:b/>
           <w:bCs/>
         </w:rPr>
-        <w:t xml:space="preserve"> </w:t>
+        <w:t>)</w:t>
       </w:r>
       <w:r>
         <w:rPr>
           <w:b/>
           <w:bCs/>
         </w:rPr>
-        <w:t xml:space="preserve">: </w:t>
-      </w:r>
-      <w:r>
-        <w:t>playerMovementScript.UpdateHealth(-1);</w:t>
-      </w:r>
+        <w:t xml:space="preserve"> </w:t>
+      </w:r>
+      <w:proofErr w:type="gramStart"/>
+      <w:r>
+        <w:t>method</w:t>
+      </w:r>
+      <w:r>
+        <w:rPr>
+          <w:b/>
+          <w:bCs/>
+        </w:rPr>
+        <w:t xml:space="preserve"> </w:t>
+      </w:r>
+      <w:r>
+        <w:rPr>
+          <w:b/>
+          <w:bCs/>
+        </w:rPr>
+        <w:t>:</w:t>
+      </w:r>
+      <w:proofErr w:type="gramEnd"/>
+      <w:r>
+        <w:rPr>
+          <w:b/>
+          <w:bCs/>
+        </w:rPr>
+        <w:t xml:space="preserve"> </w:t>
+      </w:r>
+      <w:proofErr w:type="spellStart"/>
+      <w:r>
+        <w:t>playerMovementScript.UpdateHealth</w:t>
+      </w:r>
+      <w:proofErr w:type="spellEnd"/>
+      <w:r>
+        <w:t>(-1</w:t>
+      </w:r>
+      <w:proofErr w:type="gramStart"/>
+      <w:r>
+        <w:t>);</w:t>
+      </w:r>
+      <w:proofErr w:type="gramEnd"/>
     </w:p>
     <w:p>
       <w:pPr>
@@ -3349,7 +3671,25 @@
         <w:t>Challenge 1: Extra Challenge</w:t>
       </w:r>
       <w:r>
-        <w:t xml:space="preserve"> Examining a Project &amp; Adding a Health System We have all these coins floating around, let's put them to some good use. Design a system that allows you to collect 10 coins to add one health back to the player’s health. The player's health should still be capped at it’s starting base health. Consider how we can integrate this new system into our existing codeset and use the new functionality we created in this session’s challenge</w:t>
+        <w:t xml:space="preserve"> Examining a Project &amp; Adding a Health System We have all these coins floating around, let's put them to some good use. Design a system that allows you to collect 10 coins to add one health back to the player’s health. The player's health should still be capped at </w:t>
+      </w:r>
+      <w:proofErr w:type="spellStart"/>
+      <w:proofErr w:type="gramStart"/>
+      <w:r>
+        <w:t>it’s</w:t>
+      </w:r>
+      <w:proofErr w:type="spellEnd"/>
+      <w:proofErr w:type="gramEnd"/>
+      <w:r>
+        <w:t xml:space="preserve"> starting base health. Consider how we can integrate this new system into our existing </w:t>
+      </w:r>
+      <w:proofErr w:type="spellStart"/>
+      <w:r>
+        <w:t>codeset</w:t>
+      </w:r>
+      <w:proofErr w:type="spellEnd"/>
+      <w:r>
+        <w:t xml:space="preserve"> and use the new functionality we created in this session’s challenge</w:t>
       </w:r>
     </w:p>
     <w:p/>
@@ -3362,12 +3702,21 @@
       <w:r>
         <w:t xml:space="preserve">Update </w:t>
       </w:r>
+      <w:proofErr w:type="spellStart"/>
       <w:r>
         <w:rPr>
           <w:b/>
           <w:bCs/>
         </w:rPr>
-        <w:t xml:space="preserve">CollectCoins </w:t>
+        <w:t>CollectCoins</w:t>
+      </w:r>
+      <w:proofErr w:type="spellEnd"/>
+      <w:r>
+        <w:rPr>
+          <w:b/>
+          <w:bCs/>
+        </w:rPr>
+        <w:t xml:space="preserve"> </w:t>
       </w:r>
       <w:r>
         <w:t xml:space="preserve">script: </w:t>
@@ -3402,6 +3751,7 @@
           <w:highlight w:val="white"/>
         </w:rPr>
       </w:pPr>
+      <w:proofErr w:type="gramStart"/>
       <w:r>
         <w:rPr>
           <w:rFonts w:ascii="Cascadia Mono" w:hAnsi="Cascadia Mono" w:cs="Cascadia Mono"/>
@@ -3422,6 +3772,8 @@
         </w:rPr>
         <w:t>(</w:t>
       </w:r>
+      <w:proofErr w:type="spellStart"/>
+      <w:proofErr w:type="gramEnd"/>
       <w:r>
         <w:rPr>
           <w:rFonts w:ascii="Cascadia Mono" w:hAnsi="Cascadia Mono" w:cs="Cascadia Mono"/>
@@ -3440,15 +3792,10 @@
           <w:szCs w:val="19"/>
           <w:highlight w:val="white"/>
         </w:rPr>
-        <w:t>.score % 100 == 0 &amp;&amp; playerMovementScript.playerStats.health &lt; 100)</w:t>
-      </w:r>
-    </w:p>
-    <w:p>
-      <w:pPr>
-        <w:autoSpaceDE w:val="0"/>
-        <w:autoSpaceDN w:val="0"/>
-        <w:adjustRightInd w:val="0"/>
-        <w:ind w:left="144" w:firstLine="0"/>
+        <w:t>.score</w:t>
+      </w:r>
+      <w:proofErr w:type="spellEnd"/>
+      <w:r>
         <w:rPr>
           <w:rFonts w:ascii="Cascadia Mono" w:hAnsi="Cascadia Mono" w:cs="Cascadia Mono"/>
           <w:color w:val="000000"/>
@@ -3456,7 +3803,10 @@
           <w:szCs w:val="19"/>
           <w:highlight w:val="white"/>
         </w:rPr>
-      </w:pPr>
+        <w:t xml:space="preserve"> % 100 == 0 &amp;&amp; </w:t>
+      </w:r>
+      <w:proofErr w:type="spellStart"/>
+      <w:proofErr w:type="gramStart"/>
       <w:r>
         <w:rPr>
           <w:rFonts w:ascii="Cascadia Mono" w:hAnsi="Cascadia Mono" w:cs="Cascadia Mono"/>
@@ -3465,15 +3815,11 @@
           <w:szCs w:val="19"/>
           <w:highlight w:val="white"/>
         </w:rPr>
-        <w:t xml:space="preserve"> {</w:t>
-      </w:r>
-    </w:p>
-    <w:p>
-      <w:pPr>
-        <w:autoSpaceDE w:val="0"/>
-        <w:autoSpaceDN w:val="0"/>
-        <w:adjustRightInd w:val="0"/>
-        <w:ind w:left="144" w:firstLine="0"/>
+        <w:t>playerMovementScript.playerStats.health</w:t>
+      </w:r>
+      <w:proofErr w:type="spellEnd"/>
+      <w:proofErr w:type="gramEnd"/>
+      <w:r>
         <w:rPr>
           <w:rFonts w:ascii="Cascadia Mono" w:hAnsi="Cascadia Mono" w:cs="Cascadia Mono"/>
           <w:color w:val="000000"/>
@@ -3481,8 +3827,15 @@
           <w:szCs w:val="19"/>
           <w:highlight w:val="white"/>
         </w:rPr>
-      </w:pPr>
-      <w:r>
+        <w:t xml:space="preserve"> &lt; 100)</w:t>
+      </w:r>
+    </w:p>
+    <w:p>
+      <w:pPr>
+        <w:autoSpaceDE w:val="0"/>
+        <w:autoSpaceDN w:val="0"/>
+        <w:adjustRightInd w:val="0"/>
+        <w:ind w:left="144" w:firstLine="0"/>
         <w:rPr>
           <w:rFonts w:ascii="Cascadia Mono" w:hAnsi="Cascadia Mono" w:cs="Cascadia Mono"/>
           <w:color w:val="000000"/>
@@ -3490,12 +3843,6 @@
           <w:szCs w:val="19"/>
           <w:highlight w:val="white"/>
         </w:rPr>
-        <w:t xml:space="preserve">     playerMovementScript.UpdateHealth(1);</w:t>
-      </w:r>
-    </w:p>
-    <w:p>
-      <w:pPr>
-        <w:ind w:left="144" w:firstLine="0"/>
       </w:pPr>
       <w:r>
         <w:rPr>
@@ -3505,6 +3852,80 @@
           <w:szCs w:val="19"/>
           <w:highlight w:val="white"/>
         </w:rPr>
+        <w:t xml:space="preserve"> {</w:t>
+      </w:r>
+    </w:p>
+    <w:p>
+      <w:pPr>
+        <w:autoSpaceDE w:val="0"/>
+        <w:autoSpaceDN w:val="0"/>
+        <w:adjustRightInd w:val="0"/>
+        <w:ind w:left="144" w:firstLine="0"/>
+        <w:rPr>
+          <w:rFonts w:ascii="Cascadia Mono" w:hAnsi="Cascadia Mono" w:cs="Cascadia Mono"/>
+          <w:color w:val="000000"/>
+          <w:sz w:val="19"/>
+          <w:szCs w:val="19"/>
+          <w:highlight w:val="white"/>
+        </w:rPr>
+      </w:pPr>
+      <w:r>
+        <w:rPr>
+          <w:rFonts w:ascii="Cascadia Mono" w:hAnsi="Cascadia Mono" w:cs="Cascadia Mono"/>
+          <w:color w:val="000000"/>
+          <w:sz w:val="19"/>
+          <w:szCs w:val="19"/>
+          <w:highlight w:val="white"/>
+        </w:rPr>
+        <w:t xml:space="preserve">     </w:t>
+      </w:r>
+      <w:proofErr w:type="spellStart"/>
+      <w:r>
+        <w:rPr>
+          <w:rFonts w:ascii="Cascadia Mono" w:hAnsi="Cascadia Mono" w:cs="Cascadia Mono"/>
+          <w:color w:val="000000"/>
+          <w:sz w:val="19"/>
+          <w:szCs w:val="19"/>
+          <w:highlight w:val="white"/>
+        </w:rPr>
+        <w:t>playerMovementScript.UpdateHealth</w:t>
+      </w:r>
+      <w:proofErr w:type="spellEnd"/>
+      <w:r>
+        <w:rPr>
+          <w:rFonts w:ascii="Cascadia Mono" w:hAnsi="Cascadia Mono" w:cs="Cascadia Mono"/>
+          <w:color w:val="000000"/>
+          <w:sz w:val="19"/>
+          <w:szCs w:val="19"/>
+          <w:highlight w:val="white"/>
+        </w:rPr>
+        <w:t>(1</w:t>
+      </w:r>
+      <w:proofErr w:type="gramStart"/>
+      <w:r>
+        <w:rPr>
+          <w:rFonts w:ascii="Cascadia Mono" w:hAnsi="Cascadia Mono" w:cs="Cascadia Mono"/>
+          <w:color w:val="000000"/>
+          <w:sz w:val="19"/>
+          <w:szCs w:val="19"/>
+          <w:highlight w:val="white"/>
+        </w:rPr>
+        <w:t>);</w:t>
+      </w:r>
+      <w:proofErr w:type="gramEnd"/>
+    </w:p>
+    <w:p>
+      <w:pPr>
+        <w:ind w:left="144" w:firstLine="0"/>
+      </w:pPr>
+      <w:r>
+        <w:rPr>
+          <w:rFonts w:ascii="Cascadia Mono" w:hAnsi="Cascadia Mono" w:cs="Cascadia Mono"/>
+          <w:color w:val="000000"/>
+          <w:sz w:val="19"/>
+          <w:szCs w:val="19"/>
+          <w:highlight w:val="white"/>
+        </w:rPr>
         <w:t xml:space="preserve"> }</w:t>
       </w:r>
     </w:p>
@@ -3576,6 +3997,7 @@
       <w:r>
         <w:t xml:space="preserve">Fix </w:t>
       </w:r>
+      <w:proofErr w:type="spellStart"/>
       <w:r>
         <w:rPr>
           <w:b/>
@@ -3585,8 +4007,17 @@
         </w:rPr>
         <w:t>PatrolEnemy</w:t>
       </w:r>
-      <w:r>
-        <w:t xml:space="preserve"> script, uncomment the code and make sure it moves between 3 points A,B and C.</w:t>
+      <w:proofErr w:type="spellEnd"/>
+      <w:r>
+        <w:t xml:space="preserve"> script, uncomment the code and make sure it moves between 3 points </w:t>
+      </w:r>
+      <w:proofErr w:type="gramStart"/>
+      <w:r>
+        <w:t>A,B</w:t>
+      </w:r>
+      <w:proofErr w:type="gramEnd"/>
+      <w:r>
+        <w:t xml:space="preserve"> and C.</w:t>
       </w:r>
     </w:p>
     <w:p>
@@ -3598,7 +4029,23 @@
         </w:numPr>
       </w:pPr>
       <w:r>
-        <w:t>Fix EnemyExploding game object, enable it. It compiles but does not works in play mode.</w:t>
+        <w:t xml:space="preserve">Fix </w:t>
+      </w:r>
+      <w:proofErr w:type="spellStart"/>
+      <w:r>
+        <w:t>EnemyExploding</w:t>
+      </w:r>
+      <w:proofErr w:type="spellEnd"/>
+      <w:r>
+        <w:t xml:space="preserve"> game object, enable it. It compiles but does not </w:t>
+      </w:r>
+      <w:proofErr w:type="gramStart"/>
+      <w:r>
+        <w:t>works</w:t>
+      </w:r>
+      <w:proofErr w:type="gramEnd"/>
+      <w:r>
+        <w:t xml:space="preserve"> in play mode.</w:t>
       </w:r>
     </w:p>
     <w:p/>
@@ -3632,7 +4079,27 @@
           <w:szCs w:val="19"/>
           <w:highlight w:val="white"/>
         </w:rPr>
-        <w:t>private void Update()</w:t>
+        <w:t xml:space="preserve">private void </w:t>
+      </w:r>
+      <w:proofErr w:type="gramStart"/>
+      <w:r>
+        <w:rPr>
+          <w:rFonts w:ascii="Cascadia Mono" w:hAnsi="Cascadia Mono" w:cs="Cascadia Mono"/>
+          <w:sz w:val="19"/>
+          <w:szCs w:val="19"/>
+          <w:highlight w:val="white"/>
+        </w:rPr>
+        <w:t>Update(</w:t>
+      </w:r>
+      <w:proofErr w:type="gramEnd"/>
+      <w:r>
+        <w:rPr>
+          <w:rFonts w:ascii="Cascadia Mono" w:hAnsi="Cascadia Mono" w:cs="Cascadia Mono"/>
+          <w:sz w:val="19"/>
+          <w:szCs w:val="19"/>
+          <w:highlight w:val="white"/>
+        </w:rPr>
+        <w:t>)</w:t>
       </w:r>
     </w:p>
     <w:p>
@@ -3678,7 +4145,27 @@
           <w:szCs w:val="19"/>
           <w:highlight w:val="white"/>
         </w:rPr>
-        <w:t xml:space="preserve">    if (enemyStats.move == true)</w:t>
+        <w:t xml:space="preserve">    if (</w:t>
+      </w:r>
+      <w:proofErr w:type="spellStart"/>
+      <w:r>
+        <w:rPr>
+          <w:rFonts w:ascii="Cascadia Mono" w:hAnsi="Cascadia Mono" w:cs="Cascadia Mono"/>
+          <w:sz w:val="19"/>
+          <w:szCs w:val="19"/>
+          <w:highlight w:val="white"/>
+        </w:rPr>
+        <w:t>enemyStats.move</w:t>
+      </w:r>
+      <w:proofErr w:type="spellEnd"/>
+      <w:r>
+        <w:rPr>
+          <w:rFonts w:ascii="Cascadia Mono" w:hAnsi="Cascadia Mono" w:cs="Cascadia Mono"/>
+          <w:sz w:val="19"/>
+          <w:szCs w:val="19"/>
+          <w:highlight w:val="white"/>
+        </w:rPr>
+        <w:t xml:space="preserve"> == true)</w:t>
       </w:r>
     </w:p>
     <w:p>
@@ -3724,7 +4211,78 @@
           <w:szCs w:val="19"/>
           <w:highlight w:val="white"/>
         </w:rPr>
-        <w:t xml:space="preserve">        Vector3 moveToPoint = patrolPoints[currentPatrolPoint].position;   </w:t>
+        <w:t xml:space="preserve">        Vector3 </w:t>
+      </w:r>
+      <w:proofErr w:type="spellStart"/>
+      <w:r>
+        <w:rPr>
+          <w:rFonts w:ascii="Cascadia Mono" w:hAnsi="Cascadia Mono" w:cs="Cascadia Mono"/>
+          <w:sz w:val="19"/>
+          <w:szCs w:val="19"/>
+          <w:highlight w:val="white"/>
+        </w:rPr>
+        <w:t>moveToPoint</w:t>
+      </w:r>
+      <w:proofErr w:type="spellEnd"/>
+      <w:r>
+        <w:rPr>
+          <w:rFonts w:ascii="Cascadia Mono" w:hAnsi="Cascadia Mono" w:cs="Cascadia Mono"/>
+          <w:sz w:val="19"/>
+          <w:szCs w:val="19"/>
+          <w:highlight w:val="white"/>
+        </w:rPr>
+        <w:t xml:space="preserve"> = </w:t>
+      </w:r>
+      <w:proofErr w:type="spellStart"/>
+      <w:r>
+        <w:rPr>
+          <w:rFonts w:ascii="Cascadia Mono" w:hAnsi="Cascadia Mono" w:cs="Cascadia Mono"/>
+          <w:sz w:val="19"/>
+          <w:szCs w:val="19"/>
+          <w:highlight w:val="white"/>
+        </w:rPr>
+        <w:t>patrolPoints</w:t>
+      </w:r>
+      <w:proofErr w:type="spellEnd"/>
+      <w:r>
+        <w:rPr>
+          <w:rFonts w:ascii="Cascadia Mono" w:hAnsi="Cascadia Mono" w:cs="Cascadia Mono"/>
+          <w:sz w:val="19"/>
+          <w:szCs w:val="19"/>
+          <w:highlight w:val="white"/>
+        </w:rPr>
+        <w:t>[</w:t>
+      </w:r>
+      <w:proofErr w:type="spellStart"/>
+      <w:r>
+        <w:rPr>
+          <w:rFonts w:ascii="Cascadia Mono" w:hAnsi="Cascadia Mono" w:cs="Cascadia Mono"/>
+          <w:sz w:val="19"/>
+          <w:szCs w:val="19"/>
+          <w:highlight w:val="white"/>
+        </w:rPr>
+        <w:t>currentPatrolPoint</w:t>
+      </w:r>
+      <w:proofErr w:type="spellEnd"/>
+      <w:proofErr w:type="gramStart"/>
+      <w:r>
+        <w:rPr>
+          <w:rFonts w:ascii="Cascadia Mono" w:hAnsi="Cascadia Mono" w:cs="Cascadia Mono"/>
+          <w:sz w:val="19"/>
+          <w:szCs w:val="19"/>
+          <w:highlight w:val="white"/>
+        </w:rPr>
+        <w:t>].position</w:t>
+      </w:r>
+      <w:proofErr w:type="gramEnd"/>
+      <w:r>
+        <w:rPr>
+          <w:rFonts w:ascii="Cascadia Mono" w:hAnsi="Cascadia Mono" w:cs="Cascadia Mono"/>
+          <w:sz w:val="19"/>
+          <w:szCs w:val="19"/>
+          <w:highlight w:val="white"/>
+        </w:rPr>
+        <w:t xml:space="preserve">;   </w:t>
       </w:r>
     </w:p>
     <w:p>
@@ -3747,8 +4305,114 @@
           <w:szCs w:val="19"/>
           <w:highlight w:val="white"/>
         </w:rPr>
-        <w:t xml:space="preserve">        transform.position = Vector3.MoveTowards(transform.position, moveToPoint, enemyStats.speed * Time.deltaTime);</w:t>
-      </w:r>
+        <w:t xml:space="preserve">        </w:t>
+      </w:r>
+      <w:proofErr w:type="spellStart"/>
+      <w:proofErr w:type="gramStart"/>
+      <w:r>
+        <w:rPr>
+          <w:rFonts w:ascii="Cascadia Mono" w:hAnsi="Cascadia Mono" w:cs="Cascadia Mono"/>
+          <w:sz w:val="19"/>
+          <w:szCs w:val="19"/>
+          <w:highlight w:val="white"/>
+        </w:rPr>
+        <w:t>transform.position</w:t>
+      </w:r>
+      <w:proofErr w:type="spellEnd"/>
+      <w:proofErr w:type="gramEnd"/>
+      <w:r>
+        <w:rPr>
+          <w:rFonts w:ascii="Cascadia Mono" w:hAnsi="Cascadia Mono" w:cs="Cascadia Mono"/>
+          <w:sz w:val="19"/>
+          <w:szCs w:val="19"/>
+          <w:highlight w:val="white"/>
+        </w:rPr>
+        <w:t xml:space="preserve"> = Vector3.MoveTowards(</w:t>
+      </w:r>
+      <w:proofErr w:type="spellStart"/>
+      <w:proofErr w:type="gramStart"/>
+      <w:r>
+        <w:rPr>
+          <w:rFonts w:ascii="Cascadia Mono" w:hAnsi="Cascadia Mono" w:cs="Cascadia Mono"/>
+          <w:sz w:val="19"/>
+          <w:szCs w:val="19"/>
+          <w:highlight w:val="white"/>
+        </w:rPr>
+        <w:t>transform.position</w:t>
+      </w:r>
+      <w:proofErr w:type="spellEnd"/>
+      <w:proofErr w:type="gramEnd"/>
+      <w:r>
+        <w:rPr>
+          <w:rFonts w:ascii="Cascadia Mono" w:hAnsi="Cascadia Mono" w:cs="Cascadia Mono"/>
+          <w:sz w:val="19"/>
+          <w:szCs w:val="19"/>
+          <w:highlight w:val="white"/>
+        </w:rPr>
+        <w:t xml:space="preserve">, </w:t>
+      </w:r>
+      <w:proofErr w:type="spellStart"/>
+      <w:r>
+        <w:rPr>
+          <w:rFonts w:ascii="Cascadia Mono" w:hAnsi="Cascadia Mono" w:cs="Cascadia Mono"/>
+          <w:sz w:val="19"/>
+          <w:szCs w:val="19"/>
+          <w:highlight w:val="white"/>
+        </w:rPr>
+        <w:t>moveToPoint</w:t>
+      </w:r>
+      <w:proofErr w:type="spellEnd"/>
+      <w:r>
+        <w:rPr>
+          <w:rFonts w:ascii="Cascadia Mono" w:hAnsi="Cascadia Mono" w:cs="Cascadia Mono"/>
+          <w:sz w:val="19"/>
+          <w:szCs w:val="19"/>
+          <w:highlight w:val="white"/>
+        </w:rPr>
+        <w:t xml:space="preserve">, </w:t>
+      </w:r>
+      <w:proofErr w:type="spellStart"/>
+      <w:r>
+        <w:rPr>
+          <w:rFonts w:ascii="Cascadia Mono" w:hAnsi="Cascadia Mono" w:cs="Cascadia Mono"/>
+          <w:sz w:val="19"/>
+          <w:szCs w:val="19"/>
+          <w:highlight w:val="white"/>
+        </w:rPr>
+        <w:t>enemyStats.speed</w:t>
+      </w:r>
+      <w:proofErr w:type="spellEnd"/>
+      <w:r>
+        <w:rPr>
+          <w:rFonts w:ascii="Cascadia Mono" w:hAnsi="Cascadia Mono" w:cs="Cascadia Mono"/>
+          <w:sz w:val="19"/>
+          <w:szCs w:val="19"/>
+          <w:highlight w:val="white"/>
+        </w:rPr>
+        <w:t xml:space="preserve"> * </w:t>
+      </w:r>
+      <w:proofErr w:type="spellStart"/>
+      <w:r>
+        <w:rPr>
+          <w:rFonts w:ascii="Cascadia Mono" w:hAnsi="Cascadia Mono" w:cs="Cascadia Mono"/>
+          <w:sz w:val="19"/>
+          <w:szCs w:val="19"/>
+          <w:highlight w:val="white"/>
+        </w:rPr>
+        <w:t>Time.deltaTime</w:t>
+      </w:r>
+      <w:proofErr w:type="spellEnd"/>
+      <w:proofErr w:type="gramStart"/>
+      <w:r>
+        <w:rPr>
+          <w:rFonts w:ascii="Cascadia Mono" w:hAnsi="Cascadia Mono" w:cs="Cascadia Mono"/>
+          <w:sz w:val="19"/>
+          <w:szCs w:val="19"/>
+          <w:highlight w:val="white"/>
+        </w:rPr>
+        <w:t>);</w:t>
+      </w:r>
+      <w:proofErr w:type="gramEnd"/>
     </w:p>
     <w:p>
       <w:pPr>
@@ -3784,7 +4448,49 @@
           <w:szCs w:val="19"/>
           <w:highlight w:val="white"/>
         </w:rPr>
-        <w:t xml:space="preserve">        if (Vector3.Distance(transform.position, moveToPoint) &lt; 0.01f)</w:t>
+        <w:t xml:space="preserve">        if (Vector3.Distance(</w:t>
+      </w:r>
+      <w:proofErr w:type="spellStart"/>
+      <w:proofErr w:type="gramStart"/>
+      <w:r>
+        <w:rPr>
+          <w:rFonts w:ascii="Cascadia Mono" w:hAnsi="Cascadia Mono" w:cs="Cascadia Mono"/>
+          <w:sz w:val="19"/>
+          <w:szCs w:val="19"/>
+          <w:highlight w:val="white"/>
+        </w:rPr>
+        <w:t>transform.position</w:t>
+      </w:r>
+      <w:proofErr w:type="spellEnd"/>
+      <w:proofErr w:type="gramEnd"/>
+      <w:r>
+        <w:rPr>
+          <w:rFonts w:ascii="Cascadia Mono" w:hAnsi="Cascadia Mono" w:cs="Cascadia Mono"/>
+          <w:sz w:val="19"/>
+          <w:szCs w:val="19"/>
+          <w:highlight w:val="white"/>
+        </w:rPr>
+        <w:t xml:space="preserve">, </w:t>
+      </w:r>
+      <w:proofErr w:type="spellStart"/>
+      <w:r>
+        <w:rPr>
+          <w:rFonts w:ascii="Cascadia Mono" w:hAnsi="Cascadia Mono" w:cs="Cascadia Mono"/>
+          <w:sz w:val="19"/>
+          <w:szCs w:val="19"/>
+          <w:highlight w:val="white"/>
+        </w:rPr>
+        <w:t>moveToPoint</w:t>
+      </w:r>
+      <w:proofErr w:type="spellEnd"/>
+      <w:r>
+        <w:rPr>
+          <w:rFonts w:ascii="Cascadia Mono" w:hAnsi="Cascadia Mono" w:cs="Cascadia Mono"/>
+          <w:sz w:val="19"/>
+          <w:szCs w:val="19"/>
+          <w:highlight w:val="white"/>
+        </w:rPr>
+        <w:t>) &lt; 0.01f)</w:t>
       </w:r>
     </w:p>
     <w:p>
@@ -3830,8 +4536,39 @@
           <w:szCs w:val="19"/>
           <w:highlight w:val="white"/>
         </w:rPr>
-        <w:t xml:space="preserve">            currentPatrolPoint++;</w:t>
-      </w:r>
+        <w:t xml:space="preserve">            </w:t>
+      </w:r>
+      <w:proofErr w:type="spellStart"/>
+      <w:r>
+        <w:rPr>
+          <w:rFonts w:ascii="Cascadia Mono" w:hAnsi="Cascadia Mono" w:cs="Cascadia Mono"/>
+          <w:sz w:val="19"/>
+          <w:szCs w:val="19"/>
+          <w:highlight w:val="white"/>
+        </w:rPr>
+        <w:t>currentPatrolPoint</w:t>
+      </w:r>
+      <w:proofErr w:type="spellEnd"/>
+      <w:r>
+        <w:rPr>
+          <w:rFonts w:ascii="Cascadia Mono" w:hAnsi="Cascadia Mono" w:cs="Cascadia Mono"/>
+          <w:sz w:val="19"/>
+          <w:szCs w:val="19"/>
+          <w:highlight w:val="white"/>
+        </w:rPr>
+        <w:t>+</w:t>
+      </w:r>
+      <w:proofErr w:type="gramStart"/>
+      <w:r>
+        <w:rPr>
+          <w:rFonts w:ascii="Cascadia Mono" w:hAnsi="Cascadia Mono" w:cs="Cascadia Mono"/>
+          <w:sz w:val="19"/>
+          <w:szCs w:val="19"/>
+          <w:highlight w:val="white"/>
+        </w:rPr>
+        <w:t>+;</w:t>
+      </w:r>
+      <w:proofErr w:type="gramEnd"/>
     </w:p>
     <w:p>
       <w:pPr>
@@ -3867,7 +4604,47 @@
           <w:szCs w:val="19"/>
           <w:highlight w:val="white"/>
         </w:rPr>
-        <w:t xml:space="preserve">            if (currentPatrolPoint &gt;= patrolPoints.Length)  </w:t>
+        <w:t xml:space="preserve">            if (</w:t>
+      </w:r>
+      <w:proofErr w:type="spellStart"/>
+      <w:r>
+        <w:rPr>
+          <w:rFonts w:ascii="Cascadia Mono" w:hAnsi="Cascadia Mono" w:cs="Cascadia Mono"/>
+          <w:sz w:val="19"/>
+          <w:szCs w:val="19"/>
+          <w:highlight w:val="white"/>
+        </w:rPr>
+        <w:t>currentPatrolPoint</w:t>
+      </w:r>
+      <w:proofErr w:type="spellEnd"/>
+      <w:r>
+        <w:rPr>
+          <w:rFonts w:ascii="Cascadia Mono" w:hAnsi="Cascadia Mono" w:cs="Cascadia Mono"/>
+          <w:sz w:val="19"/>
+          <w:szCs w:val="19"/>
+          <w:highlight w:val="white"/>
+        </w:rPr>
+        <w:t xml:space="preserve"> &gt;= </w:t>
+      </w:r>
+      <w:proofErr w:type="spellStart"/>
+      <w:r>
+        <w:rPr>
+          <w:rFonts w:ascii="Cascadia Mono" w:hAnsi="Cascadia Mono" w:cs="Cascadia Mono"/>
+          <w:sz w:val="19"/>
+          <w:szCs w:val="19"/>
+          <w:highlight w:val="white"/>
+        </w:rPr>
+        <w:t>patrolPoints.Length</w:t>
+      </w:r>
+      <w:proofErr w:type="spellEnd"/>
+      <w:r>
+        <w:rPr>
+          <w:rFonts w:ascii="Cascadia Mono" w:hAnsi="Cascadia Mono" w:cs="Cascadia Mono"/>
+          <w:sz w:val="19"/>
+          <w:szCs w:val="19"/>
+          <w:highlight w:val="white"/>
+        </w:rPr>
+        <w:t xml:space="preserve">)  </w:t>
       </w:r>
     </w:p>
     <w:p>
@@ -3913,8 +4690,39 @@
           <w:szCs w:val="19"/>
           <w:highlight w:val="white"/>
         </w:rPr>
-        <w:t xml:space="preserve">                currentPatrolPoint = 0;</w:t>
-      </w:r>
+        <w:t xml:space="preserve">                </w:t>
+      </w:r>
+      <w:proofErr w:type="spellStart"/>
+      <w:r>
+        <w:rPr>
+          <w:rFonts w:ascii="Cascadia Mono" w:hAnsi="Cascadia Mono" w:cs="Cascadia Mono"/>
+          <w:sz w:val="19"/>
+          <w:szCs w:val="19"/>
+          <w:highlight w:val="white"/>
+        </w:rPr>
+        <w:t>currentPatrolPoint</w:t>
+      </w:r>
+      <w:proofErr w:type="spellEnd"/>
+      <w:r>
+        <w:rPr>
+          <w:rFonts w:ascii="Cascadia Mono" w:hAnsi="Cascadia Mono" w:cs="Cascadia Mono"/>
+          <w:sz w:val="19"/>
+          <w:szCs w:val="19"/>
+          <w:highlight w:val="white"/>
+        </w:rPr>
+        <w:t xml:space="preserve"> = </w:t>
+      </w:r>
+      <w:proofErr w:type="gramStart"/>
+      <w:r>
+        <w:rPr>
+          <w:rFonts w:ascii="Cascadia Mono" w:hAnsi="Cascadia Mono" w:cs="Cascadia Mono"/>
+          <w:sz w:val="19"/>
+          <w:szCs w:val="19"/>
+          <w:highlight w:val="white"/>
+        </w:rPr>
+        <w:t>0;</w:t>
+      </w:r>
+      <w:proofErr w:type="gramEnd"/>
     </w:p>
     <w:p>
       <w:pPr>
@@ -4040,8 +4848,13 @@
         <w:adjustRightInd w:val="0"/>
       </w:pPr>
       <w:r>
-        <w:t>Update ExplodeEnemy.cs</w:t>
-      </w:r>
+        <w:t xml:space="preserve">Update </w:t>
+      </w:r>
+      <w:proofErr w:type="spellStart"/>
+      <w:r>
+        <w:t>ExplodeEnemy.cs</w:t>
+      </w:r>
+      <w:proofErr w:type="spellEnd"/>
     </w:p>
     <w:p>
       <w:pPr>
@@ -4078,7 +4891,25 @@
           <w:sz w:val="19"/>
           <w:szCs w:val="19"/>
         </w:rPr>
-        <w:t>private void Update()</w:t>
+        <w:t xml:space="preserve">private void </w:t>
+      </w:r>
+      <w:proofErr w:type="gramStart"/>
+      <w:r>
+        <w:rPr>
+          <w:rFonts w:ascii="Cascadia Mono" w:hAnsi="Cascadia Mono" w:cs="Cascadia Mono"/>
+          <w:sz w:val="19"/>
+          <w:szCs w:val="19"/>
+        </w:rPr>
+        <w:t>Update(</w:t>
+      </w:r>
+      <w:proofErr w:type="gramEnd"/>
+      <w:r>
+        <w:rPr>
+          <w:rFonts w:ascii="Cascadia Mono" w:hAnsi="Cascadia Mono" w:cs="Cascadia Mono"/>
+          <w:sz w:val="19"/>
+          <w:szCs w:val="19"/>
+        </w:rPr>
+        <w:t>)</w:t>
       </w:r>
     </w:p>
     <w:p>
@@ -4120,8 +4951,110 @@
           <w:sz w:val="19"/>
           <w:szCs w:val="19"/>
         </w:rPr>
-        <w:t xml:space="preserve">     Debug.Log($"Player distance :{Vector3.Distance(transform.position, playerTransform.position)}");</w:t>
-      </w:r>
+        <w:t xml:space="preserve">     </w:t>
+      </w:r>
+      <w:proofErr w:type="spellStart"/>
+      <w:r>
+        <w:rPr>
+          <w:rFonts w:ascii="Cascadia Mono" w:hAnsi="Cascadia Mono" w:cs="Cascadia Mono"/>
+          <w:sz w:val="19"/>
+          <w:szCs w:val="19"/>
+        </w:rPr>
+        <w:t>Debug.Log</w:t>
+      </w:r>
+      <w:proofErr w:type="spellEnd"/>
+      <w:r>
+        <w:rPr>
+          <w:rFonts w:ascii="Cascadia Mono" w:hAnsi="Cascadia Mono" w:cs="Cascadia Mono"/>
+          <w:sz w:val="19"/>
+          <w:szCs w:val="19"/>
+        </w:rPr>
+        <w:t xml:space="preserve">($"Player </w:t>
+      </w:r>
+      <w:proofErr w:type="gramStart"/>
+      <w:r>
+        <w:rPr>
+          <w:rFonts w:ascii="Cascadia Mono" w:hAnsi="Cascadia Mono" w:cs="Cascadia Mono"/>
+          <w:sz w:val="19"/>
+          <w:szCs w:val="19"/>
+        </w:rPr>
+        <w:t>distance :</w:t>
+      </w:r>
+      <w:proofErr w:type="gramEnd"/>
+      <w:r>
+        <w:rPr>
+          <w:rFonts w:ascii="Cascadia Mono" w:hAnsi="Cascadia Mono" w:cs="Cascadia Mono"/>
+          <w:sz w:val="19"/>
+          <w:szCs w:val="19"/>
+        </w:rPr>
+        <w:t>{Vector3.Distance(</w:t>
+      </w:r>
+      <w:proofErr w:type="spellStart"/>
+      <w:proofErr w:type="gramStart"/>
+      <w:r>
+        <w:rPr>
+          <w:rFonts w:ascii="Cascadia Mono" w:hAnsi="Cascadia Mono" w:cs="Cascadia Mono"/>
+          <w:sz w:val="19"/>
+          <w:szCs w:val="19"/>
+        </w:rPr>
+        <w:t>transform.position</w:t>
+      </w:r>
+      <w:proofErr w:type="spellEnd"/>
+      <w:proofErr w:type="gramEnd"/>
+      <w:r>
+        <w:rPr>
+          <w:rFonts w:ascii="Cascadia Mono" w:hAnsi="Cascadia Mono" w:cs="Cascadia Mono"/>
+          <w:sz w:val="19"/>
+          <w:szCs w:val="19"/>
+        </w:rPr>
+        <w:t xml:space="preserve">, </w:t>
+      </w:r>
+      <w:proofErr w:type="spellStart"/>
+      <w:r>
+        <w:rPr>
+          <w:rFonts w:ascii="Cascadia Mono" w:hAnsi="Cascadia Mono" w:cs="Cascadia Mono"/>
+          <w:sz w:val="19"/>
+          <w:szCs w:val="19"/>
+        </w:rPr>
+        <w:t>playerTransform.</w:t>
+      </w:r>
+      <w:proofErr w:type="gramStart"/>
+      <w:r>
+        <w:rPr>
+          <w:rFonts w:ascii="Cascadia Mono" w:hAnsi="Cascadia Mono" w:cs="Cascadia Mono"/>
+          <w:sz w:val="19"/>
+          <w:szCs w:val="19"/>
+        </w:rPr>
+        <w:t>position</w:t>
+      </w:r>
+      <w:proofErr w:type="spellEnd"/>
+      <w:r>
+        <w:rPr>
+          <w:rFonts w:ascii="Cascadia Mono" w:hAnsi="Cascadia Mono" w:cs="Cascadia Mono"/>
+          <w:sz w:val="19"/>
+          <w:szCs w:val="19"/>
+        </w:rPr>
+        <w:t>)}</w:t>
+      </w:r>
+      <w:proofErr w:type="gramEnd"/>
+      <w:r>
+        <w:rPr>
+          <w:rFonts w:ascii="Cascadia Mono" w:hAnsi="Cascadia Mono" w:cs="Cascadia Mono"/>
+          <w:sz w:val="19"/>
+          <w:szCs w:val="19"/>
+        </w:rPr>
+        <w:t>"</w:t>
+      </w:r>
+      <w:proofErr w:type="gramStart"/>
+      <w:r>
+        <w:rPr>
+          <w:rFonts w:ascii="Cascadia Mono" w:hAnsi="Cascadia Mono" w:cs="Cascadia Mono"/>
+          <w:sz w:val="19"/>
+          <w:szCs w:val="19"/>
+        </w:rPr>
+        <w:t>);</w:t>
+      </w:r>
+      <w:proofErr w:type="gramEnd"/>
     </w:p>
     <w:p>
       <w:pPr>
@@ -4175,7 +5108,63 @@
           <w:sz w:val="19"/>
           <w:szCs w:val="19"/>
         </w:rPr>
-        <w:t xml:space="preserve">     if (Vector3.Distance(transform.position, playerTransform.position) &lt; enemyStats.explodeDist)</w:t>
+        <w:t xml:space="preserve">     if (Vector3.Distance(</w:t>
+      </w:r>
+      <w:proofErr w:type="spellStart"/>
+      <w:proofErr w:type="gramStart"/>
+      <w:r>
+        <w:rPr>
+          <w:rFonts w:ascii="Cascadia Mono" w:hAnsi="Cascadia Mono" w:cs="Cascadia Mono"/>
+          <w:sz w:val="19"/>
+          <w:szCs w:val="19"/>
+        </w:rPr>
+        <w:t>transform.position</w:t>
+      </w:r>
+      <w:proofErr w:type="spellEnd"/>
+      <w:proofErr w:type="gramEnd"/>
+      <w:r>
+        <w:rPr>
+          <w:rFonts w:ascii="Cascadia Mono" w:hAnsi="Cascadia Mono" w:cs="Cascadia Mono"/>
+          <w:sz w:val="19"/>
+          <w:szCs w:val="19"/>
+        </w:rPr>
+        <w:t xml:space="preserve">, </w:t>
+      </w:r>
+      <w:proofErr w:type="spellStart"/>
+      <w:r>
+        <w:rPr>
+          <w:rFonts w:ascii="Cascadia Mono" w:hAnsi="Cascadia Mono" w:cs="Cascadia Mono"/>
+          <w:sz w:val="19"/>
+          <w:szCs w:val="19"/>
+        </w:rPr>
+        <w:t>playerTransform.position</w:t>
+      </w:r>
+      <w:proofErr w:type="spellEnd"/>
+      <w:r>
+        <w:rPr>
+          <w:rFonts w:ascii="Cascadia Mono" w:hAnsi="Cascadia Mono" w:cs="Cascadia Mono"/>
+          <w:sz w:val="19"/>
+          <w:szCs w:val="19"/>
+        </w:rPr>
+        <w:t xml:space="preserve">) &lt; </w:t>
+      </w:r>
+      <w:proofErr w:type="spellStart"/>
+      <w:r>
+        <w:rPr>
+          <w:rFonts w:ascii="Cascadia Mono" w:hAnsi="Cascadia Mono" w:cs="Cascadia Mono"/>
+          <w:sz w:val="19"/>
+          <w:szCs w:val="19"/>
+        </w:rPr>
+        <w:t>enemyStats.explodeDist</w:t>
+      </w:r>
+      <w:proofErr w:type="spellEnd"/>
+      <w:r>
+        <w:rPr>
+          <w:rFonts w:ascii="Cascadia Mono" w:hAnsi="Cascadia Mono" w:cs="Cascadia Mono"/>
+          <w:sz w:val="19"/>
+          <w:szCs w:val="19"/>
+        </w:rPr>
+        <w:t>)</w:t>
       </w:r>
     </w:p>
     <w:p>
@@ -4238,8 +5227,36 @@
           <w:sz w:val="19"/>
           <w:szCs w:val="19"/>
         </w:rPr>
-        <w:t xml:space="preserve">         StartCoroutine("Explode");</w:t>
-      </w:r>
+        <w:t xml:space="preserve">         </w:t>
+      </w:r>
+      <w:proofErr w:type="spellStart"/>
+      <w:r>
+        <w:rPr>
+          <w:rFonts w:ascii="Cascadia Mono" w:hAnsi="Cascadia Mono" w:cs="Cascadia Mono"/>
+          <w:sz w:val="19"/>
+          <w:szCs w:val="19"/>
+        </w:rPr>
+        <w:t>StartCoroutine</w:t>
+      </w:r>
+      <w:proofErr w:type="spellEnd"/>
+      <w:r>
+        <w:rPr>
+          <w:rFonts w:ascii="Cascadia Mono" w:hAnsi="Cascadia Mono" w:cs="Cascadia Mono"/>
+          <w:sz w:val="19"/>
+          <w:szCs w:val="19"/>
+        </w:rPr>
+        <w:t>("Explode"</w:t>
+      </w:r>
+      <w:proofErr w:type="gramStart"/>
+      <w:r>
+        <w:rPr>
+          <w:rFonts w:ascii="Cascadia Mono" w:hAnsi="Cascadia Mono" w:cs="Cascadia Mono"/>
+          <w:sz w:val="19"/>
+          <w:szCs w:val="19"/>
+        </w:rPr>
+        <w:t>);</w:t>
+      </w:r>
+      <w:proofErr w:type="gramEnd"/>
     </w:p>
     <w:p>
       <w:pPr>
@@ -4342,7 +5359,43 @@
           <w:sz w:val="19"/>
           <w:szCs w:val="19"/>
         </w:rPr>
-        <w:t>private IEnumerator Explode()</w:t>
+        <w:t xml:space="preserve">private </w:t>
+      </w:r>
+      <w:proofErr w:type="spellStart"/>
+      <w:r>
+        <w:rPr>
+          <w:rFonts w:ascii="Cascadia Mono" w:hAnsi="Cascadia Mono" w:cs="Cascadia Mono"/>
+          <w:sz w:val="19"/>
+          <w:szCs w:val="19"/>
+        </w:rPr>
+        <w:t>IEnumerator</w:t>
+      </w:r>
+      <w:proofErr w:type="spellEnd"/>
+      <w:r>
+        <w:rPr>
+          <w:rFonts w:ascii="Cascadia Mono" w:hAnsi="Cascadia Mono" w:cs="Cascadia Mono"/>
+          <w:sz w:val="19"/>
+          <w:szCs w:val="19"/>
+        </w:rPr>
+        <w:t xml:space="preserve"> </w:t>
+      </w:r>
+      <w:proofErr w:type="gramStart"/>
+      <w:r>
+        <w:rPr>
+          <w:rFonts w:ascii="Cascadia Mono" w:hAnsi="Cascadia Mono" w:cs="Cascadia Mono"/>
+          <w:sz w:val="19"/>
+          <w:szCs w:val="19"/>
+        </w:rPr>
+        <w:t>Explode(</w:t>
+      </w:r>
+      <w:proofErr w:type="gramEnd"/>
+      <w:r>
+        <w:rPr>
+          <w:rFonts w:ascii="Cascadia Mono" w:hAnsi="Cascadia Mono" w:cs="Cascadia Mono"/>
+          <w:sz w:val="19"/>
+          <w:szCs w:val="19"/>
+        </w:rPr>
+        <w:t>)</w:t>
       </w:r>
     </w:p>
     <w:p>
@@ -4384,8 +5437,46 @@
           <w:sz w:val="19"/>
           <w:szCs w:val="19"/>
         </w:rPr>
-        <w:t xml:space="preserve">     yield return new WaitForSeconds(0.2f);</w:t>
-      </w:r>
+        <w:t xml:space="preserve">     yield return new </w:t>
+      </w:r>
+      <w:proofErr w:type="spellStart"/>
+      <w:proofErr w:type="gramStart"/>
+      <w:r>
+        <w:rPr>
+          <w:rFonts w:ascii="Cascadia Mono" w:hAnsi="Cascadia Mono" w:cs="Cascadia Mono"/>
+          <w:sz w:val="19"/>
+          <w:szCs w:val="19"/>
+        </w:rPr>
+        <w:t>WaitForSeconds</w:t>
+      </w:r>
+      <w:proofErr w:type="spellEnd"/>
+      <w:r>
+        <w:rPr>
+          <w:rFonts w:ascii="Cascadia Mono" w:hAnsi="Cascadia Mono" w:cs="Cascadia Mono"/>
+          <w:sz w:val="19"/>
+          <w:szCs w:val="19"/>
+        </w:rPr>
+        <w:t>(</w:t>
+      </w:r>
+      <w:proofErr w:type="gramEnd"/>
+      <w:r>
+        <w:rPr>
+          <w:rFonts w:ascii="Cascadia Mono" w:hAnsi="Cascadia Mono" w:cs="Cascadia Mono"/>
+          <w:sz w:val="19"/>
+          <w:szCs w:val="19"/>
+        </w:rPr>
+        <w:t>0.2f</w:t>
+      </w:r>
+      <w:proofErr w:type="gramStart"/>
+      <w:r>
+        <w:rPr>
+          <w:rFonts w:ascii="Cascadia Mono" w:hAnsi="Cascadia Mono" w:cs="Cascadia Mono"/>
+          <w:sz w:val="19"/>
+          <w:szCs w:val="19"/>
+        </w:rPr>
+        <w:t>);</w:t>
+      </w:r>
+      <w:proofErr w:type="gramEnd"/>
     </w:p>
     <w:p>
       <w:pPr>
@@ -4418,8 +5509,76 @@
           <w:sz w:val="19"/>
           <w:szCs w:val="19"/>
         </w:rPr>
-        <w:t xml:space="preserve">     Instantiate(enemyExplosionParticles, transform.position, Quaternion.identity);</w:t>
-      </w:r>
+        <w:t xml:space="preserve">     </w:t>
+      </w:r>
+      <w:proofErr w:type="gramStart"/>
+      <w:r>
+        <w:rPr>
+          <w:rFonts w:ascii="Cascadia Mono" w:hAnsi="Cascadia Mono" w:cs="Cascadia Mono"/>
+          <w:sz w:val="19"/>
+          <w:szCs w:val="19"/>
+        </w:rPr>
+        <w:t>Instantiate(</w:t>
+      </w:r>
+      <w:proofErr w:type="spellStart"/>
+      <w:proofErr w:type="gramEnd"/>
+      <w:r>
+        <w:rPr>
+          <w:rFonts w:ascii="Cascadia Mono" w:hAnsi="Cascadia Mono" w:cs="Cascadia Mono"/>
+          <w:sz w:val="19"/>
+          <w:szCs w:val="19"/>
+        </w:rPr>
+        <w:t>enemyExplosionParticles</w:t>
+      </w:r>
+      <w:proofErr w:type="spellEnd"/>
+      <w:r>
+        <w:rPr>
+          <w:rFonts w:ascii="Cascadia Mono" w:hAnsi="Cascadia Mono" w:cs="Cascadia Mono"/>
+          <w:sz w:val="19"/>
+          <w:szCs w:val="19"/>
+        </w:rPr>
+        <w:t xml:space="preserve">, </w:t>
+      </w:r>
+      <w:proofErr w:type="spellStart"/>
+      <w:proofErr w:type="gramStart"/>
+      <w:r>
+        <w:rPr>
+          <w:rFonts w:ascii="Cascadia Mono" w:hAnsi="Cascadia Mono" w:cs="Cascadia Mono"/>
+          <w:sz w:val="19"/>
+          <w:szCs w:val="19"/>
+        </w:rPr>
+        <w:t>transform.position</w:t>
+      </w:r>
+      <w:proofErr w:type="spellEnd"/>
+      <w:proofErr w:type="gramEnd"/>
+      <w:r>
+        <w:rPr>
+          <w:rFonts w:ascii="Cascadia Mono" w:hAnsi="Cascadia Mono" w:cs="Cascadia Mono"/>
+          <w:sz w:val="19"/>
+          <w:szCs w:val="19"/>
+        </w:rPr>
+        <w:t xml:space="preserve">, </w:t>
+      </w:r>
+      <w:proofErr w:type="spellStart"/>
+      <w:r>
+        <w:rPr>
+          <w:rFonts w:ascii="Cascadia Mono" w:hAnsi="Cascadia Mono" w:cs="Cascadia Mono"/>
+          <w:sz w:val="19"/>
+          <w:szCs w:val="19"/>
+        </w:rPr>
+        <w:t>Quaternion.identity</w:t>
+      </w:r>
+      <w:proofErr w:type="spellEnd"/>
+      <w:proofErr w:type="gramStart"/>
+      <w:r>
+        <w:rPr>
+          <w:rFonts w:ascii="Cascadia Mono" w:hAnsi="Cascadia Mono" w:cs="Cascadia Mono"/>
+          <w:sz w:val="19"/>
+          <w:szCs w:val="19"/>
+        </w:rPr>
+        <w:t>);</w:t>
+      </w:r>
+      <w:proofErr w:type="gramEnd"/>
     </w:p>
     <w:p>
       <w:pPr>
@@ -4452,8 +5611,38 @@
           <w:sz w:val="19"/>
           <w:szCs w:val="19"/>
         </w:rPr>
-        <w:t xml:space="preserve">     Destroy(transform.parent.gameObject);</w:t>
-      </w:r>
+        <w:t xml:space="preserve">     Destroy(</w:t>
+      </w:r>
+      <w:proofErr w:type="spellStart"/>
+      <w:proofErr w:type="gramStart"/>
+      <w:r>
+        <w:rPr>
+          <w:rFonts w:ascii="Cascadia Mono" w:hAnsi="Cascadia Mono" w:cs="Cascadia Mono"/>
+          <w:sz w:val="19"/>
+          <w:szCs w:val="19"/>
+        </w:rPr>
+        <w:t>transform.parent</w:t>
+      </w:r>
+      <w:proofErr w:type="gramEnd"/>
+      <w:r>
+        <w:rPr>
+          <w:rFonts w:ascii="Cascadia Mono" w:hAnsi="Cascadia Mono" w:cs="Cascadia Mono"/>
+          <w:sz w:val="19"/>
+          <w:szCs w:val="19"/>
+        </w:rPr>
+        <w:t>.gameObject</w:t>
+      </w:r>
+      <w:proofErr w:type="spellEnd"/>
+      <w:proofErr w:type="gramStart"/>
+      <w:r>
+        <w:rPr>
+          <w:rFonts w:ascii="Cascadia Mono" w:hAnsi="Cascadia Mono" w:cs="Cascadia Mono"/>
+          <w:sz w:val="19"/>
+          <w:szCs w:val="19"/>
+        </w:rPr>
+        <w:t>);</w:t>
+      </w:r>
+      <w:proofErr w:type="gramEnd"/>
     </w:p>
     <w:p>
       <w:pPr>
@@ -4501,7 +5690,33 @@
         <w:adjustRightInd w:val="0"/>
       </w:pPr>
       <w:r>
-        <w:t>In Unity, Goto EnemyExploding gameobject &gt; Enemy &gt; Explode Enemy Script &gt; Explode Dist = 5.</w:t>
+        <w:t xml:space="preserve">In Unity, Goto </w:t>
+      </w:r>
+      <w:proofErr w:type="spellStart"/>
+      <w:r>
+        <w:t>EnemyExploding</w:t>
+      </w:r>
+      <w:proofErr w:type="spellEnd"/>
+      <w:r>
+        <w:t xml:space="preserve"> </w:t>
+      </w:r>
+      <w:proofErr w:type="spellStart"/>
+      <w:proofErr w:type="gramStart"/>
+      <w:r>
+        <w:t>gameobject</w:t>
+      </w:r>
+      <w:proofErr w:type="spellEnd"/>
+      <w:proofErr w:type="gramEnd"/>
+      <w:r>
+        <w:t xml:space="preserve"> &gt; Enemy &gt; Explode Enemy Script &gt; Explode </w:t>
+      </w:r>
+      <w:proofErr w:type="spellStart"/>
+      <w:r>
+        <w:t>Dist</w:t>
+      </w:r>
+      <w:proofErr w:type="spellEnd"/>
+      <w:r>
+        <w:t xml:space="preserve"> = 5.</w:t>
       </w:r>
     </w:p>
     <w:p>
@@ -4653,7 +5868,15 @@
         <w:ind w:left="144" w:firstLine="0"/>
       </w:pPr>
       <w:r>
-        <w:t>the code for a new enemy, the RefactorEnemy. This enemy combines the behaviors of the two</w:t>
+        <w:t xml:space="preserve">the code for a new enemy, the </w:t>
+      </w:r>
+      <w:proofErr w:type="spellStart"/>
+      <w:r>
+        <w:t>RefactorEnemy</w:t>
+      </w:r>
+      <w:proofErr w:type="spellEnd"/>
+      <w:r>
+        <w:t>. This enemy combines the behaviors of the two</w:t>
       </w:r>
     </w:p>
     <w:p>
@@ -4703,7 +5926,23 @@
           <w:b/>
           <w:bCs/>
         </w:rPr>
-        <w:t>Step 1: Examine RefactorEnemy’s Behavior</w:t>
+        <w:t xml:space="preserve">Step 1: Examine </w:t>
+      </w:r>
+      <w:proofErr w:type="spellStart"/>
+      <w:r>
+        <w:rPr>
+          <w:b/>
+          <w:bCs/>
+        </w:rPr>
+        <w:t>RefactorEnemy’s</w:t>
+      </w:r>
+      <w:proofErr w:type="spellEnd"/>
+      <w:r>
+        <w:rPr>
+          <w:b/>
+          <w:bCs/>
+        </w:rPr>
+        <w:t xml:space="preserve"> Behavior</w:t>
       </w:r>
     </w:p>
     <w:p>
@@ -4711,7 +5950,20 @@
         <w:ind w:left="144" w:firstLine="0"/>
       </w:pPr>
       <w:r>
-        <w:t>Start by observing the RefactorEnemy's in-game behavior. Understanding its actions and</w:t>
+        <w:t xml:space="preserve">Start by observing </w:t>
+      </w:r>
+      <w:proofErr w:type="gramStart"/>
+      <w:r>
+        <w:t xml:space="preserve">the </w:t>
+      </w:r>
+      <w:proofErr w:type="spellStart"/>
+      <w:r>
+        <w:t>RefactorEnemy's</w:t>
+      </w:r>
+      <w:proofErr w:type="spellEnd"/>
+      <w:proofErr w:type="gramEnd"/>
+      <w:r>
+        <w:t xml:space="preserve"> in-game behavior. Understanding its actions and</w:t>
       </w:r>
     </w:p>
     <w:p>
@@ -4748,7 +6000,23 @@
         <w:ind w:left="144" w:firstLine="0"/>
       </w:pPr>
       <w:r>
-        <w:t>Navigate to RefactorEnemy.cs and thoroughly review the code. This will give you insight into</w:t>
+        <w:t xml:space="preserve">Navigate to </w:t>
+      </w:r>
+      <w:proofErr w:type="spellStart"/>
+      <w:r>
+        <w:t>RefactorEnemy.cs</w:t>
+      </w:r>
+      <w:proofErr w:type="spellEnd"/>
+      <w:r>
+        <w:t xml:space="preserve"> and thoroughly review the code. This will give </w:t>
+      </w:r>
+      <w:proofErr w:type="spellStart"/>
+      <w:r>
+        <w:t>you</w:t>
+      </w:r>
+      <w:proofErr w:type="spellEnd"/>
+      <w:r>
+        <w:t xml:space="preserve"> insight into</w:t>
       </w:r>
     </w:p>
     <w:p>
@@ -4926,7 +6194,15 @@
         <w:ind w:left="144" w:firstLine="0"/>
       </w:pPr>
       <w:r>
-        <w:t>class. This change will not only simplify RefactorEnemy.cs but also promote code</w:t>
+        <w:t xml:space="preserve">class. This change will not only simplify </w:t>
+      </w:r>
+      <w:proofErr w:type="spellStart"/>
+      <w:r>
+        <w:t>RefactorEnemy.cs</w:t>
+      </w:r>
+      <w:proofErr w:type="spellEnd"/>
+      <w:r>
+        <w:t xml:space="preserve"> but also promote code</w:t>
       </w:r>
     </w:p>
     <w:p>
@@ -4984,6 +6260,7 @@
       <w:r>
         <w:t xml:space="preserve">● Ensure that the behavior of </w:t>
       </w:r>
+      <w:proofErr w:type="spellStart"/>
       <w:r>
         <w:rPr>
           <w:b/>
@@ -4993,6 +6270,7 @@
         </w:rPr>
         <w:t>RefactorEnemy</w:t>
       </w:r>
+      <w:proofErr w:type="spellEnd"/>
       <w:r>
         <w:t xml:space="preserve"> remains unchanged from its original</w:t>
       </w:r>
@@ -5168,7 +6446,15 @@
         <w:t>Extra Challenge</w:t>
       </w:r>
       <w:r>
-        <w:t xml:space="preserve"> Making it Better </w:t>
+        <w:t xml:space="preserve"> Making </w:t>
+      </w:r>
+      <w:proofErr w:type="gramStart"/>
+      <w:r>
+        <w:t>it</w:t>
+      </w:r>
+      <w:proofErr w:type="gramEnd"/>
+      <w:r>
+        <w:t xml:space="preserve"> Better </w:t>
       </w:r>
     </w:p>
     <w:p>
@@ -5181,7 +6467,15 @@
         <w:ind w:left="144" w:firstLine="0"/>
       </w:pPr>
       <w:r>
-        <w:t>Create a new enemy based on the Refactored Enemy that adds another behaviour, instead of chasing the enemy, it will flee from the enemy when his health is at its max. Consider how to add this functionality in a legible, flexible way that works within the existing framework</w:t>
+        <w:t xml:space="preserve">Create a new enemy based on the Refactored Enemy that adds another </w:t>
+      </w:r>
+      <w:proofErr w:type="spellStart"/>
+      <w:r>
+        <w:t>behaviour</w:t>
+      </w:r>
+      <w:proofErr w:type="spellEnd"/>
+      <w:r>
+        <w:t>, instead of chasing the enemy, it will flee from the enemy when his health is at its max. Consider how to add this functionality in a legible, flexible way that works within the existing framework</w:t>
       </w:r>
     </w:p>
     <w:p>
@@ -5210,8 +6504,18 @@
         <w:ind w:left="144" w:firstLine="0"/>
       </w:pPr>
       <w:r>
-        <w:t>Update ChaseEnemy :</w:t>
-      </w:r>
+        <w:t xml:space="preserve">Update </w:t>
+      </w:r>
+      <w:proofErr w:type="spellStart"/>
+      <w:proofErr w:type="gramStart"/>
+      <w:r>
+        <w:t>ChaseEnemy</w:t>
+      </w:r>
+      <w:proofErr w:type="spellEnd"/>
+      <w:r>
+        <w:t xml:space="preserve"> :</w:t>
+      </w:r>
+      <w:proofErr w:type="gramEnd"/>
     </w:p>
     <w:p>
       <w:pPr>
@@ -5236,7 +6540,35 @@
           <w:sz w:val="19"/>
           <w:szCs w:val="19"/>
         </w:rPr>
-        <w:t>private void ChaseEnemy()</w:t>
+        <w:t xml:space="preserve">private void </w:t>
+      </w:r>
+      <w:proofErr w:type="spellStart"/>
+      <w:proofErr w:type="gramStart"/>
+      <w:r>
+        <w:rPr>
+          <w:rFonts w:ascii="Cascadia Mono" w:hAnsi="Cascadia Mono" w:cs="Cascadia Mono"/>
+          <w:sz w:val="19"/>
+          <w:szCs w:val="19"/>
+        </w:rPr>
+        <w:t>ChaseEnemy</w:t>
+      </w:r>
+      <w:proofErr w:type="spellEnd"/>
+      <w:r>
+        <w:rPr>
+          <w:rFonts w:ascii="Cascadia Mono" w:hAnsi="Cascadia Mono" w:cs="Cascadia Mono"/>
+          <w:sz w:val="19"/>
+          <w:szCs w:val="19"/>
+        </w:rPr>
+        <w:t>(</w:t>
+      </w:r>
+      <w:proofErr w:type="gramEnd"/>
+      <w:r>
+        <w:rPr>
+          <w:rFonts w:ascii="Cascadia Mono" w:hAnsi="Cascadia Mono" w:cs="Cascadia Mono"/>
+          <w:sz w:val="19"/>
+          <w:szCs w:val="19"/>
+        </w:rPr>
+        <w:t>)</w:t>
       </w:r>
     </w:p>
     <w:p>
@@ -5299,7 +6631,65 @@
           <w:sz w:val="19"/>
           <w:szCs w:val="19"/>
         </w:rPr>
-        <w:t xml:space="preserve">    float health = player.GetComponent&lt;PlayerMovement&gt;().playerStats.health;</w:t>
+        <w:t xml:space="preserve">    float health = </w:t>
+      </w:r>
+      <w:proofErr w:type="spellStart"/>
+      <w:proofErr w:type="gramStart"/>
+      <w:r>
+        <w:rPr>
+          <w:rFonts w:ascii="Cascadia Mono" w:hAnsi="Cascadia Mono" w:cs="Cascadia Mono"/>
+          <w:sz w:val="19"/>
+          <w:szCs w:val="19"/>
+        </w:rPr>
+        <w:t>player.GetComponent</w:t>
+      </w:r>
+      <w:proofErr w:type="spellEnd"/>
+      <w:proofErr w:type="gramEnd"/>
+      <w:r>
+        <w:rPr>
+          <w:rFonts w:ascii="Cascadia Mono" w:hAnsi="Cascadia Mono" w:cs="Cascadia Mono"/>
+          <w:sz w:val="19"/>
+          <w:szCs w:val="19"/>
+        </w:rPr>
+        <w:t>&lt;</w:t>
+      </w:r>
+      <w:proofErr w:type="spellStart"/>
+      <w:r>
+        <w:rPr>
+          <w:rFonts w:ascii="Cascadia Mono" w:hAnsi="Cascadia Mono" w:cs="Cascadia Mono"/>
+          <w:sz w:val="19"/>
+          <w:szCs w:val="19"/>
+        </w:rPr>
+        <w:t>PlayerMovement</w:t>
+      </w:r>
+      <w:proofErr w:type="spellEnd"/>
+      <w:proofErr w:type="gramStart"/>
+      <w:r>
+        <w:rPr>
+          <w:rFonts w:ascii="Cascadia Mono" w:hAnsi="Cascadia Mono" w:cs="Cascadia Mono"/>
+          <w:sz w:val="19"/>
+          <w:szCs w:val="19"/>
+        </w:rPr>
+        <w:t>&gt;().</w:t>
+      </w:r>
+      <w:proofErr w:type="spellStart"/>
+      <w:r>
+        <w:rPr>
+          <w:rFonts w:ascii="Cascadia Mono" w:hAnsi="Cascadia Mono" w:cs="Cascadia Mono"/>
+          <w:sz w:val="19"/>
+          <w:szCs w:val="19"/>
+        </w:rPr>
+        <w:t>playerStats.health</w:t>
+      </w:r>
+      <w:proofErr w:type="spellEnd"/>
+      <w:proofErr w:type="gramEnd"/>
+      <w:r>
+        <w:rPr>
+          <w:rFonts w:ascii="Cascadia Mono" w:hAnsi="Cascadia Mono" w:cs="Cascadia Mono"/>
+          <w:sz w:val="19"/>
+          <w:szCs w:val="19"/>
+        </w:rPr>
+        <w:t>;</w:t>
       </w:r>
     </w:p>
     <w:p>
@@ -5320,8 +6710,36 @@
           <w:sz w:val="19"/>
           <w:szCs w:val="19"/>
         </w:rPr>
-        <w:t xml:space="preserve">    Debug.Log($"health: {health}");</w:t>
-      </w:r>
+        <w:t xml:space="preserve">    </w:t>
+      </w:r>
+      <w:proofErr w:type="spellStart"/>
+      <w:r>
+        <w:rPr>
+          <w:rFonts w:ascii="Cascadia Mono" w:hAnsi="Cascadia Mono" w:cs="Cascadia Mono"/>
+          <w:sz w:val="19"/>
+          <w:szCs w:val="19"/>
+        </w:rPr>
+        <w:t>Debug.Log</w:t>
+      </w:r>
+      <w:proofErr w:type="spellEnd"/>
+      <w:r>
+        <w:rPr>
+          <w:rFonts w:ascii="Cascadia Mono" w:hAnsi="Cascadia Mono" w:cs="Cascadia Mono"/>
+          <w:sz w:val="19"/>
+          <w:szCs w:val="19"/>
+        </w:rPr>
+        <w:t>($"</w:t>
+      </w:r>
+      <w:proofErr w:type="gramStart"/>
+      <w:r>
+        <w:rPr>
+          <w:rFonts w:ascii="Cascadia Mono" w:hAnsi="Cascadia Mono" w:cs="Cascadia Mono"/>
+          <w:sz w:val="19"/>
+          <w:szCs w:val="19"/>
+        </w:rPr>
+        <w:t>health: {health}");</w:t>
+      </w:r>
+      <w:proofErr w:type="gramEnd"/>
     </w:p>
     <w:p>
       <w:pPr>
@@ -5383,8 +6801,36 @@
           <w:sz w:val="19"/>
           <w:szCs w:val="19"/>
         </w:rPr>
-        <w:t xml:space="preserve">        Debug.Log("Fleeing");</w:t>
-      </w:r>
+        <w:t xml:space="preserve">        </w:t>
+      </w:r>
+      <w:proofErr w:type="spellStart"/>
+      <w:r>
+        <w:rPr>
+          <w:rFonts w:ascii="Cascadia Mono" w:hAnsi="Cascadia Mono" w:cs="Cascadia Mono"/>
+          <w:sz w:val="19"/>
+          <w:szCs w:val="19"/>
+        </w:rPr>
+        <w:t>Debug.Log</w:t>
+      </w:r>
+      <w:proofErr w:type="spellEnd"/>
+      <w:r>
+        <w:rPr>
+          <w:rFonts w:ascii="Cascadia Mono" w:hAnsi="Cascadia Mono" w:cs="Cascadia Mono"/>
+          <w:sz w:val="19"/>
+          <w:szCs w:val="19"/>
+        </w:rPr>
+        <w:t>("Fleeing"</w:t>
+      </w:r>
+      <w:proofErr w:type="gramStart"/>
+      <w:r>
+        <w:rPr>
+          <w:rFonts w:ascii="Cascadia Mono" w:hAnsi="Cascadia Mono" w:cs="Cascadia Mono"/>
+          <w:sz w:val="19"/>
+          <w:szCs w:val="19"/>
+        </w:rPr>
+        <w:t>);</w:t>
+      </w:r>
+      <w:proofErr w:type="gramEnd"/>
     </w:p>
     <w:p>
       <w:pPr>
@@ -5425,7 +6871,83 @@
           <w:sz w:val="19"/>
           <w:szCs w:val="19"/>
         </w:rPr>
-        <w:t xml:space="preserve">        Vector3 fleeDirection = (transform.position - player.transform.position).normalized;</w:t>
+        <w:t xml:space="preserve">        Vector3 </w:t>
+      </w:r>
+      <w:proofErr w:type="spellStart"/>
+      <w:r>
+        <w:rPr>
+          <w:rFonts w:ascii="Cascadia Mono" w:hAnsi="Cascadia Mono" w:cs="Cascadia Mono"/>
+          <w:sz w:val="19"/>
+          <w:szCs w:val="19"/>
+        </w:rPr>
+        <w:t>fleeDirection</w:t>
+      </w:r>
+      <w:proofErr w:type="spellEnd"/>
+      <w:r>
+        <w:rPr>
+          <w:rFonts w:ascii="Cascadia Mono" w:hAnsi="Cascadia Mono" w:cs="Cascadia Mono"/>
+          <w:sz w:val="19"/>
+          <w:szCs w:val="19"/>
+        </w:rPr>
+        <w:t xml:space="preserve"> = (</w:t>
+      </w:r>
+      <w:proofErr w:type="spellStart"/>
+      <w:proofErr w:type="gramStart"/>
+      <w:r>
+        <w:rPr>
+          <w:rFonts w:ascii="Cascadia Mono" w:hAnsi="Cascadia Mono" w:cs="Cascadia Mono"/>
+          <w:sz w:val="19"/>
+          <w:szCs w:val="19"/>
+        </w:rPr>
+        <w:t>transform.position</w:t>
+      </w:r>
+      <w:proofErr w:type="spellEnd"/>
+      <w:proofErr w:type="gramEnd"/>
+      <w:r>
+        <w:rPr>
+          <w:rFonts w:ascii="Cascadia Mono" w:hAnsi="Cascadia Mono" w:cs="Cascadia Mono"/>
+          <w:sz w:val="19"/>
+          <w:szCs w:val="19"/>
+        </w:rPr>
+        <w:t xml:space="preserve"> - </w:t>
+      </w:r>
+      <w:proofErr w:type="spellStart"/>
+      <w:proofErr w:type="gramStart"/>
+      <w:r>
+        <w:rPr>
+          <w:rFonts w:ascii="Cascadia Mono" w:hAnsi="Cascadia Mono" w:cs="Cascadia Mono"/>
+          <w:sz w:val="19"/>
+          <w:szCs w:val="19"/>
+        </w:rPr>
+        <w:t>player.transform</w:t>
+      </w:r>
+      <w:proofErr w:type="gramEnd"/>
+      <w:r>
+        <w:rPr>
+          <w:rFonts w:ascii="Cascadia Mono" w:hAnsi="Cascadia Mono" w:cs="Cascadia Mono"/>
+          <w:sz w:val="19"/>
+          <w:szCs w:val="19"/>
+        </w:rPr>
+        <w:t>.position</w:t>
+      </w:r>
+      <w:proofErr w:type="spellEnd"/>
+      <w:proofErr w:type="gramStart"/>
+      <w:r>
+        <w:rPr>
+          <w:rFonts w:ascii="Cascadia Mono" w:hAnsi="Cascadia Mono" w:cs="Cascadia Mono"/>
+          <w:sz w:val="19"/>
+          <w:szCs w:val="19"/>
+        </w:rPr>
+        <w:t>).normalized</w:t>
+      </w:r>
+      <w:proofErr w:type="gramEnd"/>
+      <w:r>
+        <w:rPr>
+          <w:rFonts w:ascii="Cascadia Mono" w:hAnsi="Cascadia Mono" w:cs="Cascadia Mono"/>
+          <w:sz w:val="19"/>
+          <w:szCs w:val="19"/>
+        </w:rPr>
+        <w:t>;</w:t>
       </w:r>
     </w:p>
     <w:p>
@@ -5467,8 +6989,92 @@
           <w:sz w:val="19"/>
           <w:szCs w:val="19"/>
         </w:rPr>
-        <w:t xml:space="preserve">        transform.position += fleeDirection * enemyStats.chaseSpeed * Time.deltaTime;</w:t>
-      </w:r>
+        <w:t xml:space="preserve">        </w:t>
+      </w:r>
+      <w:proofErr w:type="spellStart"/>
+      <w:proofErr w:type="gramStart"/>
+      <w:r>
+        <w:rPr>
+          <w:rFonts w:ascii="Cascadia Mono" w:hAnsi="Cascadia Mono" w:cs="Cascadia Mono"/>
+          <w:sz w:val="19"/>
+          <w:szCs w:val="19"/>
+        </w:rPr>
+        <w:t>transform.position</w:t>
+      </w:r>
+      <w:proofErr w:type="spellEnd"/>
+      <w:proofErr w:type="gramEnd"/>
+      <w:r>
+        <w:rPr>
+          <w:rFonts w:ascii="Cascadia Mono" w:hAnsi="Cascadia Mono" w:cs="Cascadia Mono"/>
+          <w:sz w:val="19"/>
+          <w:szCs w:val="19"/>
+        </w:rPr>
+        <w:t xml:space="preserve"> += </w:t>
+      </w:r>
+      <w:proofErr w:type="spellStart"/>
+      <w:r>
+        <w:rPr>
+          <w:rFonts w:ascii="Cascadia Mono" w:hAnsi="Cascadia Mono" w:cs="Cascadia Mono"/>
+          <w:sz w:val="19"/>
+          <w:szCs w:val="19"/>
+        </w:rPr>
+        <w:t>fleeDirection</w:t>
+      </w:r>
+      <w:proofErr w:type="spellEnd"/>
+      <w:r>
+        <w:rPr>
+          <w:rFonts w:ascii="Cascadia Mono" w:hAnsi="Cascadia Mono" w:cs="Cascadia Mono"/>
+          <w:sz w:val="19"/>
+          <w:szCs w:val="19"/>
+        </w:rPr>
+        <w:t xml:space="preserve"> * </w:t>
+      </w:r>
+      <w:proofErr w:type="spellStart"/>
+      <w:r>
+        <w:rPr>
+          <w:rFonts w:ascii="Cascadia Mono" w:hAnsi="Cascadia Mono" w:cs="Cascadia Mono"/>
+          <w:sz w:val="19"/>
+          <w:szCs w:val="19"/>
+        </w:rPr>
+        <w:t>enemyStats.chaseSpeed</w:t>
+      </w:r>
+      <w:proofErr w:type="spellEnd"/>
+      <w:r>
+        <w:rPr>
+          <w:rFonts w:ascii="Cascadia Mono" w:hAnsi="Cascadia Mono" w:cs="Cascadia Mono"/>
+          <w:sz w:val="19"/>
+          <w:szCs w:val="19"/>
+        </w:rPr>
+        <w:t xml:space="preserve"> * </w:t>
+      </w:r>
+      <w:proofErr w:type="spellStart"/>
+      <w:r>
+        <w:rPr>
+          <w:rFonts w:ascii="Cascadia Mono" w:hAnsi="Cascadia Mono" w:cs="Cascadia Mono"/>
+          <w:sz w:val="19"/>
+          <w:szCs w:val="19"/>
+        </w:rPr>
+        <w:t>Time.</w:t>
+      </w:r>
+      <w:proofErr w:type="gramStart"/>
+      <w:r>
+        <w:rPr>
+          <w:rFonts w:ascii="Cascadia Mono" w:hAnsi="Cascadia Mono" w:cs="Cascadia Mono"/>
+          <w:sz w:val="19"/>
+          <w:szCs w:val="19"/>
+        </w:rPr>
+        <w:t>deltaTime</w:t>
+      </w:r>
+      <w:proofErr w:type="spellEnd"/>
+      <w:r>
+        <w:rPr>
+          <w:rFonts w:ascii="Cascadia Mono" w:hAnsi="Cascadia Mono" w:cs="Cascadia Mono"/>
+          <w:sz w:val="19"/>
+          <w:szCs w:val="19"/>
+        </w:rPr>
+        <w:t>;</w:t>
+      </w:r>
+      <w:proofErr w:type="gramEnd"/>
     </w:p>
     <w:p>
       <w:pPr>
@@ -5509,7 +7115,35 @@
           <w:sz w:val="19"/>
           <w:szCs w:val="19"/>
         </w:rPr>
-        <w:t xml:space="preserve">        if (fleeDirection != Vector3.zero)</w:t>
+        <w:t xml:space="preserve">        if (</w:t>
+      </w:r>
+      <w:proofErr w:type="spellStart"/>
+      <w:proofErr w:type="gramStart"/>
+      <w:r>
+        <w:rPr>
+          <w:rFonts w:ascii="Cascadia Mono" w:hAnsi="Cascadia Mono" w:cs="Cascadia Mono"/>
+          <w:sz w:val="19"/>
+          <w:szCs w:val="19"/>
+        </w:rPr>
+        <w:t>fleeDirection</w:t>
+      </w:r>
+      <w:proofErr w:type="spellEnd"/>
+      <w:r>
+        <w:rPr>
+          <w:rFonts w:ascii="Cascadia Mono" w:hAnsi="Cascadia Mono" w:cs="Cascadia Mono"/>
+          <w:sz w:val="19"/>
+          <w:szCs w:val="19"/>
+        </w:rPr>
+        <w:t xml:space="preserve"> !</w:t>
+      </w:r>
+      <w:proofErr w:type="gramEnd"/>
+      <w:r>
+        <w:rPr>
+          <w:rFonts w:ascii="Cascadia Mono" w:hAnsi="Cascadia Mono" w:cs="Cascadia Mono"/>
+          <w:sz w:val="19"/>
+          <w:szCs w:val="19"/>
+        </w:rPr>
+        <w:t>= Vector3.zero)</w:t>
       </w:r>
     </w:p>
     <w:p>
@@ -5530,8 +7164,66 @@
           <w:sz w:val="19"/>
           <w:szCs w:val="19"/>
         </w:rPr>
-        <w:t xml:space="preserve">            transform.rotation = Quaternion.LookRotation(fleeDirection);</w:t>
-      </w:r>
+        <w:t xml:space="preserve">            </w:t>
+      </w:r>
+      <w:proofErr w:type="spellStart"/>
+      <w:proofErr w:type="gramStart"/>
+      <w:r>
+        <w:rPr>
+          <w:rFonts w:ascii="Cascadia Mono" w:hAnsi="Cascadia Mono" w:cs="Cascadia Mono"/>
+          <w:sz w:val="19"/>
+          <w:szCs w:val="19"/>
+        </w:rPr>
+        <w:t>transform.rotation</w:t>
+      </w:r>
+      <w:proofErr w:type="spellEnd"/>
+      <w:proofErr w:type="gramEnd"/>
+      <w:r>
+        <w:rPr>
+          <w:rFonts w:ascii="Cascadia Mono" w:hAnsi="Cascadia Mono" w:cs="Cascadia Mono"/>
+          <w:sz w:val="19"/>
+          <w:szCs w:val="19"/>
+        </w:rPr>
+        <w:t xml:space="preserve"> = </w:t>
+      </w:r>
+      <w:proofErr w:type="spellStart"/>
+      <w:r>
+        <w:rPr>
+          <w:rFonts w:ascii="Cascadia Mono" w:hAnsi="Cascadia Mono" w:cs="Cascadia Mono"/>
+          <w:sz w:val="19"/>
+          <w:szCs w:val="19"/>
+        </w:rPr>
+        <w:t>Quaternion.LookRotation</w:t>
+      </w:r>
+      <w:proofErr w:type="spellEnd"/>
+      <w:r>
+        <w:rPr>
+          <w:rFonts w:ascii="Cascadia Mono" w:hAnsi="Cascadia Mono" w:cs="Cascadia Mono"/>
+          <w:sz w:val="19"/>
+          <w:szCs w:val="19"/>
+        </w:rPr>
+        <w:t>(</w:t>
+      </w:r>
+      <w:proofErr w:type="spellStart"/>
+      <w:r>
+        <w:rPr>
+          <w:rFonts w:ascii="Cascadia Mono" w:hAnsi="Cascadia Mono" w:cs="Cascadia Mono"/>
+          <w:sz w:val="19"/>
+          <w:szCs w:val="19"/>
+        </w:rPr>
+        <w:t>fleeDirection</w:t>
+      </w:r>
+      <w:proofErr w:type="spellEnd"/>
+      <w:proofErr w:type="gramStart"/>
+      <w:r>
+        <w:rPr>
+          <w:rFonts w:ascii="Cascadia Mono" w:hAnsi="Cascadia Mono" w:cs="Cascadia Mono"/>
+          <w:sz w:val="19"/>
+          <w:szCs w:val="19"/>
+        </w:rPr>
+        <w:t>);</w:t>
+      </w:r>
+      <w:proofErr w:type="gramEnd"/>
     </w:p>
     <w:p>
       <w:pPr>
@@ -5614,8 +7306,36 @@
           <w:sz w:val="19"/>
           <w:szCs w:val="19"/>
         </w:rPr>
-        <w:t xml:space="preserve">        Debug.Log("Chasing");</w:t>
-      </w:r>
+        <w:t xml:space="preserve">        </w:t>
+      </w:r>
+      <w:proofErr w:type="spellStart"/>
+      <w:r>
+        <w:rPr>
+          <w:rFonts w:ascii="Cascadia Mono" w:hAnsi="Cascadia Mono" w:cs="Cascadia Mono"/>
+          <w:sz w:val="19"/>
+          <w:szCs w:val="19"/>
+        </w:rPr>
+        <w:t>Debug.Log</w:t>
+      </w:r>
+      <w:proofErr w:type="spellEnd"/>
+      <w:r>
+        <w:rPr>
+          <w:rFonts w:ascii="Cascadia Mono" w:hAnsi="Cascadia Mono" w:cs="Cascadia Mono"/>
+          <w:sz w:val="19"/>
+          <w:szCs w:val="19"/>
+        </w:rPr>
+        <w:t>("Chasing"</w:t>
+      </w:r>
+      <w:proofErr w:type="gramStart"/>
+      <w:r>
+        <w:rPr>
+          <w:rFonts w:ascii="Cascadia Mono" w:hAnsi="Cascadia Mono" w:cs="Cascadia Mono"/>
+          <w:sz w:val="19"/>
+          <w:szCs w:val="19"/>
+        </w:rPr>
+        <w:t>);</w:t>
+      </w:r>
+      <w:proofErr w:type="gramEnd"/>
     </w:p>
     <w:p>
       <w:pPr>
@@ -5635,8 +7355,66 @@
           <w:sz w:val="19"/>
           <w:szCs w:val="19"/>
         </w:rPr>
-        <w:t xml:space="preserve">        sight.position = player.transform.position;</w:t>
-      </w:r>
+        <w:t xml:space="preserve">        </w:t>
+      </w:r>
+      <w:proofErr w:type="spellStart"/>
+      <w:proofErr w:type="gramStart"/>
+      <w:r>
+        <w:rPr>
+          <w:rFonts w:ascii="Cascadia Mono" w:hAnsi="Cascadia Mono" w:cs="Cascadia Mono"/>
+          <w:sz w:val="19"/>
+          <w:szCs w:val="19"/>
+        </w:rPr>
+        <w:t>sight.position</w:t>
+      </w:r>
+      <w:proofErr w:type="spellEnd"/>
+      <w:proofErr w:type="gramEnd"/>
+      <w:r>
+        <w:rPr>
+          <w:rFonts w:ascii="Cascadia Mono" w:hAnsi="Cascadia Mono" w:cs="Cascadia Mono"/>
+          <w:sz w:val="19"/>
+          <w:szCs w:val="19"/>
+        </w:rPr>
+        <w:t xml:space="preserve"> = </w:t>
+      </w:r>
+      <w:proofErr w:type="spellStart"/>
+      <w:proofErr w:type="gramStart"/>
+      <w:r>
+        <w:rPr>
+          <w:rFonts w:ascii="Cascadia Mono" w:hAnsi="Cascadia Mono" w:cs="Cascadia Mono"/>
+          <w:sz w:val="19"/>
+          <w:szCs w:val="19"/>
+        </w:rPr>
+        <w:t>player.transform</w:t>
+      </w:r>
+      <w:proofErr w:type="gramEnd"/>
+      <w:r>
+        <w:rPr>
+          <w:rFonts w:ascii="Cascadia Mono" w:hAnsi="Cascadia Mono" w:cs="Cascadia Mono"/>
+          <w:sz w:val="19"/>
+          <w:szCs w:val="19"/>
+        </w:rPr>
+        <w:t>.</w:t>
+      </w:r>
+      <w:proofErr w:type="gramStart"/>
+      <w:r>
+        <w:rPr>
+          <w:rFonts w:ascii="Cascadia Mono" w:hAnsi="Cascadia Mono" w:cs="Cascadia Mono"/>
+          <w:sz w:val="19"/>
+          <w:szCs w:val="19"/>
+        </w:rPr>
+        <w:t>position</w:t>
+      </w:r>
+      <w:proofErr w:type="spellEnd"/>
+      <w:r>
+        <w:rPr>
+          <w:rFonts w:ascii="Cascadia Mono" w:hAnsi="Cascadia Mono" w:cs="Cascadia Mono"/>
+          <w:sz w:val="19"/>
+          <w:szCs w:val="19"/>
+        </w:rPr>
+        <w:t>;</w:t>
+      </w:r>
+      <w:proofErr w:type="gramEnd"/>
     </w:p>
     <w:p>
       <w:pPr>
@@ -5656,8 +7434,38 @@
           <w:sz w:val="19"/>
           <w:szCs w:val="19"/>
         </w:rPr>
-        <w:t xml:space="preserve">        transform.LookAt(sight);</w:t>
-      </w:r>
+        <w:t xml:space="preserve">        </w:t>
+      </w:r>
+      <w:proofErr w:type="spellStart"/>
+      <w:proofErr w:type="gramStart"/>
+      <w:r>
+        <w:rPr>
+          <w:rFonts w:ascii="Cascadia Mono" w:hAnsi="Cascadia Mono" w:cs="Cascadia Mono"/>
+          <w:sz w:val="19"/>
+          <w:szCs w:val="19"/>
+        </w:rPr>
+        <w:t>transform.LookAt</w:t>
+      </w:r>
+      <w:proofErr w:type="spellEnd"/>
+      <w:proofErr w:type="gramEnd"/>
+      <w:r>
+        <w:rPr>
+          <w:rFonts w:ascii="Cascadia Mono" w:hAnsi="Cascadia Mono" w:cs="Cascadia Mono"/>
+          <w:sz w:val="19"/>
+          <w:szCs w:val="19"/>
+        </w:rPr>
+        <w:t>(sight</w:t>
+      </w:r>
+      <w:proofErr w:type="gramStart"/>
+      <w:r>
+        <w:rPr>
+          <w:rFonts w:ascii="Cascadia Mono" w:hAnsi="Cascadia Mono" w:cs="Cascadia Mono"/>
+          <w:sz w:val="19"/>
+          <w:szCs w:val="19"/>
+        </w:rPr>
+        <w:t>);</w:t>
+      </w:r>
+      <w:proofErr w:type="gramEnd"/>
     </w:p>
     <w:p>
       <w:pPr>
@@ -5677,8 +7485,114 @@
           <w:sz w:val="19"/>
           <w:szCs w:val="19"/>
         </w:rPr>
-        <w:t xml:space="preserve">        transform.position = Vector3.MoveTowards(transform.position, player.transform.position, Time.deltaTime * enemyStats.chaseSpeed);</w:t>
-      </w:r>
+        <w:t xml:space="preserve">        </w:t>
+      </w:r>
+      <w:proofErr w:type="spellStart"/>
+      <w:proofErr w:type="gramStart"/>
+      <w:r>
+        <w:rPr>
+          <w:rFonts w:ascii="Cascadia Mono" w:hAnsi="Cascadia Mono" w:cs="Cascadia Mono"/>
+          <w:sz w:val="19"/>
+          <w:szCs w:val="19"/>
+        </w:rPr>
+        <w:t>transform.position</w:t>
+      </w:r>
+      <w:proofErr w:type="spellEnd"/>
+      <w:proofErr w:type="gramEnd"/>
+      <w:r>
+        <w:rPr>
+          <w:rFonts w:ascii="Cascadia Mono" w:hAnsi="Cascadia Mono" w:cs="Cascadia Mono"/>
+          <w:sz w:val="19"/>
+          <w:szCs w:val="19"/>
+        </w:rPr>
+        <w:t xml:space="preserve"> = Vector3.MoveTowards(</w:t>
+      </w:r>
+      <w:proofErr w:type="spellStart"/>
+      <w:proofErr w:type="gramStart"/>
+      <w:r>
+        <w:rPr>
+          <w:rFonts w:ascii="Cascadia Mono" w:hAnsi="Cascadia Mono" w:cs="Cascadia Mono"/>
+          <w:sz w:val="19"/>
+          <w:szCs w:val="19"/>
+        </w:rPr>
+        <w:t>transform.position</w:t>
+      </w:r>
+      <w:proofErr w:type="spellEnd"/>
+      <w:proofErr w:type="gramEnd"/>
+      <w:r>
+        <w:rPr>
+          <w:rFonts w:ascii="Cascadia Mono" w:hAnsi="Cascadia Mono" w:cs="Cascadia Mono"/>
+          <w:sz w:val="19"/>
+          <w:szCs w:val="19"/>
+        </w:rPr>
+        <w:t xml:space="preserve">, </w:t>
+      </w:r>
+      <w:proofErr w:type="spellStart"/>
+      <w:proofErr w:type="gramStart"/>
+      <w:r>
+        <w:rPr>
+          <w:rFonts w:ascii="Cascadia Mono" w:hAnsi="Cascadia Mono" w:cs="Cascadia Mono"/>
+          <w:sz w:val="19"/>
+          <w:szCs w:val="19"/>
+        </w:rPr>
+        <w:t>player.transform</w:t>
+      </w:r>
+      <w:proofErr w:type="gramEnd"/>
+      <w:r>
+        <w:rPr>
+          <w:rFonts w:ascii="Cascadia Mono" w:hAnsi="Cascadia Mono" w:cs="Cascadia Mono"/>
+          <w:sz w:val="19"/>
+          <w:szCs w:val="19"/>
+        </w:rPr>
+        <w:t>.position</w:t>
+      </w:r>
+      <w:proofErr w:type="spellEnd"/>
+      <w:r>
+        <w:rPr>
+          <w:rFonts w:ascii="Cascadia Mono" w:hAnsi="Cascadia Mono" w:cs="Cascadia Mono"/>
+          <w:sz w:val="19"/>
+          <w:szCs w:val="19"/>
+        </w:rPr>
+        <w:t xml:space="preserve">, </w:t>
+      </w:r>
+      <w:proofErr w:type="spellStart"/>
+      <w:r>
+        <w:rPr>
+          <w:rFonts w:ascii="Cascadia Mono" w:hAnsi="Cascadia Mono" w:cs="Cascadia Mono"/>
+          <w:sz w:val="19"/>
+          <w:szCs w:val="19"/>
+        </w:rPr>
+        <w:t>Time.deltaTime</w:t>
+      </w:r>
+      <w:proofErr w:type="spellEnd"/>
+      <w:r>
+        <w:rPr>
+          <w:rFonts w:ascii="Cascadia Mono" w:hAnsi="Cascadia Mono" w:cs="Cascadia Mono"/>
+          <w:sz w:val="19"/>
+          <w:szCs w:val="19"/>
+        </w:rPr>
+        <w:t xml:space="preserve"> * </w:t>
+      </w:r>
+      <w:proofErr w:type="spellStart"/>
+      <w:r>
+        <w:rPr>
+          <w:rFonts w:ascii="Cascadia Mono" w:hAnsi="Cascadia Mono" w:cs="Cascadia Mono"/>
+          <w:sz w:val="19"/>
+          <w:szCs w:val="19"/>
+        </w:rPr>
+        <w:t>enemyStats.chaseSpeed</w:t>
+      </w:r>
+      <w:proofErr w:type="spellEnd"/>
+      <w:proofErr w:type="gramStart"/>
+      <w:r>
+        <w:rPr>
+          <w:rFonts w:ascii="Cascadia Mono" w:hAnsi="Cascadia Mono" w:cs="Cascadia Mono"/>
+          <w:sz w:val="19"/>
+          <w:szCs w:val="19"/>
+        </w:rPr>
+        <w:t>);</w:t>
+      </w:r>
+      <w:proofErr w:type="gramEnd"/>
     </w:p>
     <w:p>
       <w:pPr>
@@ -5728,12 +7642,14 @@
       <w:r>
         <w:t xml:space="preserve">: </w:t>
       </w:r>
+      <w:proofErr w:type="gramStart"/>
       <w:r>
         <w:t xml:space="preserve">Scene </w:t>
       </w:r>
       <w:r>
         <w:t xml:space="preserve"> setup</w:t>
       </w:r>
+      <w:proofErr w:type="gramEnd"/>
     </w:p>
     <w:p>
       <w:pPr>
@@ -5767,14 +7683,24 @@
       </w:r>
     </w:p>
     <w:p>
+      <w:proofErr w:type="spellStart"/>
       <w:r>
         <w:t>ProBuilder</w:t>
       </w:r>
+      <w:proofErr w:type="spellEnd"/>
     </w:p>
     <w:p/>
     <w:p>
       <w:r>
-        <w:t>1. Create game design scene using prefab models.</w:t>
+        <w:t xml:space="preserve">1. Create game design </w:t>
+      </w:r>
+      <w:proofErr w:type="gramStart"/>
+      <w:r>
+        <w:t>scene</w:t>
+      </w:r>
+      <w:proofErr w:type="gramEnd"/>
+      <w:r>
+        <w:t xml:space="preserve"> using prefab models.</w:t>
       </w:r>
     </w:p>
     <w:p/>
@@ -5842,6 +7768,7 @@
       <w:r>
         <w:t xml:space="preserve">Add a </w:t>
       </w:r>
+      <w:proofErr w:type="spellStart"/>
       <w:r>
         <w:rPr>
           <w:b/>
@@ -5849,6 +7776,7 @@
         </w:rPr>
         <w:t>RigidBody</w:t>
       </w:r>
+      <w:proofErr w:type="spellEnd"/>
       <w:r>
         <w:t xml:space="preserve"> component to the player.</w:t>
       </w:r>
@@ -5862,7 +7790,15 @@
         </w:numPr>
       </w:pPr>
       <w:r>
-        <w:t>Freeze Rotation in X,Y and Z.</w:t>
+        <w:t xml:space="preserve">Freeze Rotation in </w:t>
+      </w:r>
+      <w:proofErr w:type="gramStart"/>
+      <w:r>
+        <w:t>X,Y</w:t>
+      </w:r>
+      <w:proofErr w:type="gramEnd"/>
+      <w:r>
+        <w:t xml:space="preserve"> and Z.</w:t>
       </w:r>
     </w:p>
     <w:p>
@@ -5914,7 +7850,15 @@
         </w:numPr>
       </w:pPr>
       <w:r>
-        <w:t>Add a following camera to the player</w:t>
+        <w:t xml:space="preserve">Add </w:t>
+      </w:r>
+      <w:proofErr w:type="gramStart"/>
+      <w:r>
+        <w:t>a following</w:t>
+      </w:r>
+      <w:proofErr w:type="gramEnd"/>
+      <w:r>
+        <w:t xml:space="preserve"> camera to the player</w:t>
       </w:r>
     </w:p>
     <w:p>
@@ -5926,7 +7870,33 @@
         </w:numPr>
       </w:pPr>
       <w:r>
-        <w:t>Under PLAYER &gt; R.click &gt; Cinemachine &gt; Targetted Camera &gt; Follow Camera</w:t>
+        <w:t xml:space="preserve">Under PLAYER &gt; </w:t>
+      </w:r>
+      <w:proofErr w:type="spellStart"/>
+      <w:proofErr w:type="gramStart"/>
+      <w:r>
+        <w:t>R.click</w:t>
+      </w:r>
+      <w:proofErr w:type="spellEnd"/>
+      <w:proofErr w:type="gramEnd"/>
+      <w:r>
+        <w:t xml:space="preserve"> &gt; </w:t>
+      </w:r>
+      <w:proofErr w:type="spellStart"/>
+      <w:r>
+        <w:t>Cinemachine</w:t>
+      </w:r>
+      <w:proofErr w:type="spellEnd"/>
+      <w:r>
+        <w:t xml:space="preserve"> &gt; </w:t>
+      </w:r>
+      <w:proofErr w:type="spellStart"/>
+      <w:r>
+        <w:t>Targetted</w:t>
+      </w:r>
+      <w:proofErr w:type="spellEnd"/>
+      <w:r>
+        <w:t xml:space="preserve"> Camera &gt; Follow Camera</w:t>
       </w:r>
     </w:p>
     <w:p>
@@ -5962,7 +7932,15 @@
         </w:numPr>
       </w:pPr>
       <w:r>
-        <w:t>Set Cinemachine Follow &gt; Follow offset: 0, 5, 10</w:t>
+        <w:t xml:space="preserve">Set </w:t>
+      </w:r>
+      <w:proofErr w:type="spellStart"/>
+      <w:r>
+        <w:t>Cinemachine</w:t>
+      </w:r>
+      <w:proofErr w:type="spellEnd"/>
+      <w:r>
+        <w:t xml:space="preserve"> Follow &gt; Follow offset: 0, 5, 10</w:t>
       </w:r>
     </w:p>
     <w:p>
@@ -5976,12 +7954,21 @@
       <w:r>
         <w:t xml:space="preserve">Add </w:t>
       </w:r>
+      <w:proofErr w:type="spellStart"/>
       <w:r>
         <w:rPr>
           <w:b/>
           <w:bCs/>
         </w:rPr>
-        <w:t>Cinemachine Brain</w:t>
+        <w:t>Cinemachine</w:t>
+      </w:r>
+      <w:proofErr w:type="spellEnd"/>
+      <w:r>
+        <w:rPr>
+          <w:b/>
+          <w:bCs/>
+        </w:rPr>
+        <w:t xml:space="preserve"> Brain</w:t>
       </w:r>
       <w:r>
         <w:rPr>
@@ -6118,7 +8105,23 @@
           <w:b/>
           <w:bCs/>
         </w:rPr>
-        <w:t xml:space="preserve">Sprite Renderer , </w:t>
+        <w:t xml:space="preserve">Sprite </w:t>
+      </w:r>
+      <w:proofErr w:type="gramStart"/>
+      <w:r>
+        <w:rPr>
+          <w:b/>
+          <w:bCs/>
+        </w:rPr>
+        <w:t>Renderer ,</w:t>
+      </w:r>
+      <w:proofErr w:type="gramEnd"/>
+      <w:r>
+        <w:rPr>
+          <w:b/>
+          <w:bCs/>
+        </w:rPr>
+        <w:t xml:space="preserve"> </w:t>
       </w:r>
       <w:r>
         <w:t>set</w:t>
@@ -6155,7 +8158,20 @@
         </w:numPr>
       </w:pPr>
       <w:r>
-        <w:t>Window &gt; Rendering &gt; Lighting &gt; set Lighting Settings Asset: Settings.lighting in Assets/Sprites.</w:t>
+        <w:t xml:space="preserve">Window &gt; Rendering &gt; Lighting &gt; set Lighting Settings Asset: </w:t>
+      </w:r>
+      <w:proofErr w:type="spellStart"/>
+      <w:r>
+        <w:t>Settings</w:t>
+      </w:r>
+      <w:proofErr w:type="gramStart"/>
+      <w:r>
+        <w:t>.lighting</w:t>
+      </w:r>
+      <w:proofErr w:type="spellEnd"/>
+      <w:proofErr w:type="gramEnd"/>
+      <w:r>
+        <w:t xml:space="preserve"> in Assets/Sprites.</w:t>
       </w:r>
     </w:p>
     <w:p>
@@ -6215,7 +8231,15 @@
       </w:pPr>
       <w:r>
         <w:lastRenderedPageBreak/>
-        <w:t>3.2.2 Session 2 : Scripting</w:t>
+        <w:t xml:space="preserve">3.2.2 Session </w:t>
+      </w:r>
+      <w:proofErr w:type="gramStart"/>
+      <w:r>
+        <w:t>2 :</w:t>
+      </w:r>
+      <w:proofErr w:type="gramEnd"/>
+      <w:r>
+        <w:t xml:space="preserve"> Scripting</w:t>
       </w:r>
     </w:p>
     <w:p/>
@@ -6233,7 +8257,15 @@
         </w:numPr>
       </w:pPr>
       <w:r>
-        <w:t>The skier should move by changing the velocity of the attached Rigidbody component</w:t>
+        <w:t xml:space="preserve">The skier should move by changing the velocity of the attached </w:t>
+      </w:r>
+      <w:proofErr w:type="spellStart"/>
+      <w:r>
+        <w:t>Rigidbody</w:t>
+      </w:r>
+      <w:proofErr w:type="spellEnd"/>
+      <w:r>
+        <w:t xml:space="preserve"> component</w:t>
       </w:r>
     </w:p>
     <w:p>
@@ -6269,7 +8301,15 @@
         </w:numPr>
       </w:pPr>
       <w:r>
-        <w:t>The skier should stop moving if they are turned at a full 90° angle</w:t>
+        <w:t xml:space="preserve">The </w:t>
+      </w:r>
+      <w:proofErr w:type="gramStart"/>
+      <w:r>
+        <w:t>skier</w:t>
+      </w:r>
+      <w:proofErr w:type="gramEnd"/>
+      <w:r>
+        <w:t xml:space="preserve"> should stop moving if they are turned at a full 90° angle</w:t>
       </w:r>
     </w:p>
     <w:p>
@@ -6305,8 +8345,13 @@
     <w:p/>
     <w:p>
       <w:r>
-        <w:t>Create PlayerController.cs</w:t>
-      </w:r>
+        <w:t xml:space="preserve">Create </w:t>
+      </w:r>
+      <w:proofErr w:type="spellStart"/>
+      <w:r>
+        <w:t>PlayerController.cs</w:t>
+      </w:r>
+      <w:proofErr w:type="spellEnd"/>
     </w:p>
     <w:p/>
     <w:p>
@@ -6335,6 +8380,7 @@
       <w:r>
         <w:t xml:space="preserve"> component from Player, </w:t>
       </w:r>
+      <w:proofErr w:type="spellStart"/>
       <w:r>
         <w:rPr>
           <w:b/>
@@ -6342,6 +8388,7 @@
         </w:rPr>
         <w:t>PlayerController</w:t>
       </w:r>
+      <w:proofErr w:type="spellEnd"/>
       <w:r>
         <w:t xml:space="preserve"> will handle it now.</w:t>
       </w:r>
@@ -6367,7 +8414,15 @@
         </w:numPr>
       </w:pPr>
       <w:r>
-        <w:t xml:space="preserve">Create an empty gameObject under </w:t>
+        <w:t xml:space="preserve">Create an empty </w:t>
+      </w:r>
+      <w:proofErr w:type="spellStart"/>
+      <w:r>
+        <w:t>gameObject</w:t>
+      </w:r>
+      <w:proofErr w:type="spellEnd"/>
+      <w:r>
+        <w:t xml:space="preserve"> under </w:t>
       </w:r>
       <w:r>
         <w:rPr>
@@ -6387,7 +8442,15 @@
         <w:t>Renam</w:t>
       </w:r>
       <w:r>
-        <w:t>e to “GroundCheck” &gt; Reset values.</w:t>
+        <w:t>e to “</w:t>
+      </w:r>
+      <w:proofErr w:type="spellStart"/>
+      <w:r>
+        <w:t>GroundCheck</w:t>
+      </w:r>
+      <w:proofErr w:type="spellEnd"/>
+      <w:r>
+        <w:t>” &gt; Reset values.</w:t>
       </w:r>
     </w:p>
     <w:p>
@@ -6423,7 +8486,17 @@
         </w:numPr>
       </w:pPr>
       <w:r>
-        <w:t>Set the gameobject in the player script.</w:t>
+        <w:t xml:space="preserve">Set the </w:t>
+      </w:r>
+      <w:proofErr w:type="spellStart"/>
+      <w:proofErr w:type="gramStart"/>
+      <w:r>
+        <w:t>gameobject</w:t>
+      </w:r>
+      <w:proofErr w:type="spellEnd"/>
+      <w:proofErr w:type="gramEnd"/>
+      <w:r>
+        <w:t xml:space="preserve"> in the player script.</w:t>
       </w:r>
     </w:p>
     <w:p>
@@ -6493,7 +8566,15 @@
         </w:numPr>
       </w:pPr>
       <w:r>
-        <w:t>Slow to fast.</w:t>
+        <w:t xml:space="preserve">Slow </w:t>
+      </w:r>
+      <w:proofErr w:type="gramStart"/>
+      <w:r>
+        <w:t>to</w:t>
+      </w:r>
+      <w:proofErr w:type="gramEnd"/>
+      <w:r>
+        <w:t xml:space="preserve"> fast.</w:t>
       </w:r>
     </w:p>
     <w:p>
@@ -6522,6 +8603,7 @@
       <w:r>
         <w:t xml:space="preserve">parameter </w:t>
       </w:r>
+      <w:proofErr w:type="spellStart"/>
       <w:r>
         <w:rPr>
           <w:b/>
@@ -6529,6 +8611,7 @@
         </w:rPr>
         <w:t>playerSpeed</w:t>
       </w:r>
+      <w:proofErr w:type="spellEnd"/>
       <w:r>
         <w:rPr>
           <w:b/>
@@ -6557,9 +8640,11 @@
           <w:numId w:val="523"/>
         </w:numPr>
       </w:pPr>
+      <w:proofErr w:type="spellStart"/>
       <w:r>
         <w:t>PlayerController.cs</w:t>
       </w:r>
+      <w:proofErr w:type="spellEnd"/>
     </w:p>
     <w:p>
       <w:pPr>
@@ -6587,7 +8672,35 @@
         <w:t xml:space="preserve">: </w:t>
       </w:r>
       <w:r>
-        <w:t>speed, maxSpeed,minSpeed, turnSpeed, turnAcc,turnDeacc.</w:t>
+        <w:t xml:space="preserve">speed, </w:t>
+      </w:r>
+      <w:proofErr w:type="spellStart"/>
+      <w:proofErr w:type="gramStart"/>
+      <w:r>
+        <w:t>maxSpeed,minSpeed</w:t>
+      </w:r>
+      <w:proofErr w:type="spellEnd"/>
+      <w:proofErr w:type="gramEnd"/>
+      <w:r>
+        <w:t xml:space="preserve">, </w:t>
+      </w:r>
+      <w:proofErr w:type="spellStart"/>
+      <w:r>
+        <w:t>turnSpeed</w:t>
+      </w:r>
+      <w:proofErr w:type="spellEnd"/>
+      <w:r>
+        <w:t xml:space="preserve">, </w:t>
+      </w:r>
+      <w:proofErr w:type="spellStart"/>
+      <w:proofErr w:type="gramStart"/>
+      <w:r>
+        <w:t>turnAcc,turnDeacc</w:t>
+      </w:r>
+      <w:proofErr w:type="spellEnd"/>
+      <w:proofErr w:type="gramEnd"/>
+      <w:r>
+        <w:t>.</w:t>
       </w:r>
     </w:p>
     <w:p>
@@ -6610,9 +8723,11 @@
           <w:numId w:val="523"/>
         </w:numPr>
       </w:pPr>
+      <w:proofErr w:type="spellStart"/>
       <w:r>
         <w:t>playerStats</w:t>
       </w:r>
+      <w:proofErr w:type="spellEnd"/>
     </w:p>
     <w:p>
       <w:pPr>
@@ -6622,9 +8737,19 @@
           <w:numId w:val="523"/>
         </w:numPr>
       </w:pPr>
-      <w:r>
-        <w:t>KeyCode, A,D</w:t>
-      </w:r>
+      <w:proofErr w:type="spellStart"/>
+      <w:r>
+        <w:t>KeyCode</w:t>
+      </w:r>
+      <w:proofErr w:type="spellEnd"/>
+      <w:r>
+        <w:t xml:space="preserve">, </w:t>
+      </w:r>
+      <w:proofErr w:type="gramStart"/>
+      <w:r>
+        <w:t>A,D</w:t>
+      </w:r>
+      <w:proofErr w:type="gramEnd"/>
     </w:p>
     <w:p>
       <w:pPr>
@@ -6635,8 +8760,15 @@
         </w:numPr>
       </w:pPr>
       <w:r>
-        <w:t>Bool isMoving</w:t>
-      </w:r>
+        <w:t xml:space="preserve">Bool </w:t>
+      </w:r>
+      <w:proofErr w:type="spellStart"/>
+      <w:proofErr w:type="gramStart"/>
+      <w:r>
+        <w:t>isMoving</w:t>
+      </w:r>
+      <w:proofErr w:type="spellEnd"/>
+      <w:proofErr w:type="gramEnd"/>
     </w:p>
     <w:p>
       <w:pPr>
@@ -6647,8 +8779,13 @@
         </w:numPr>
       </w:pPr>
       <w:r>
-        <w:t>Transform GroundCheck</w:t>
-      </w:r>
+        <w:t xml:space="preserve">Transform </w:t>
+      </w:r>
+      <w:proofErr w:type="spellStart"/>
+      <w:r>
+        <w:t>GroundCheck</w:t>
+      </w:r>
+      <w:proofErr w:type="spellEnd"/>
     </w:p>
     <w:p>
       <w:pPr>
@@ -6658,9 +8795,19 @@
           <w:numId w:val="523"/>
         </w:numPr>
       </w:pPr>
-      <w:r>
-        <w:t>LayerMask groundLayers</w:t>
-      </w:r>
+      <w:proofErr w:type="spellStart"/>
+      <w:r>
+        <w:t>LayerMask</w:t>
+      </w:r>
+      <w:proofErr w:type="spellEnd"/>
+      <w:r>
+        <w:t xml:space="preserve"> </w:t>
+      </w:r>
+      <w:proofErr w:type="spellStart"/>
+      <w:r>
+        <w:t>groundLayers</w:t>
+      </w:r>
+      <w:proofErr w:type="spellEnd"/>
     </w:p>
     <w:p>
       <w:pPr>
@@ -6670,9 +8817,19 @@
           <w:numId w:val="523"/>
         </w:numPr>
       </w:pPr>
-      <w:r>
-        <w:t>RigidBody rb</w:t>
-      </w:r>
+      <w:proofErr w:type="spellStart"/>
+      <w:r>
+        <w:t>RigidBody</w:t>
+      </w:r>
+      <w:proofErr w:type="spellEnd"/>
+      <w:r>
+        <w:t xml:space="preserve"> </w:t>
+      </w:r>
+      <w:proofErr w:type="spellStart"/>
+      <w:r>
+        <w:t>rb</w:t>
+      </w:r>
+      <w:proofErr w:type="spellEnd"/>
     </w:p>
     <w:p>
       <w:pPr>
@@ -6683,8 +8840,13 @@
         </w:numPr>
       </w:pPr>
       <w:r>
-        <w:t>Animator animator</w:t>
-      </w:r>
+        <w:t xml:space="preserve">Animator </w:t>
+      </w:r>
+      <w:proofErr w:type="spellStart"/>
+      <w:r>
+        <w:t>animator</w:t>
+      </w:r>
+      <w:proofErr w:type="spellEnd"/>
     </w:p>
     <w:p>
       <w:pPr>
@@ -6707,7 +8869,15 @@
         </w:numPr>
       </w:pPr>
       <w:r>
-        <w:t>Limit turn to extreme left and right.</w:t>
+        <w:t xml:space="preserve">Limit </w:t>
+      </w:r>
+      <w:proofErr w:type="gramStart"/>
+      <w:r>
+        <w:t>turn</w:t>
+      </w:r>
+      <w:proofErr w:type="gramEnd"/>
+      <w:r>
+        <w:t xml:space="preserve"> to extreme left and right.</w:t>
       </w:r>
     </w:p>
     <w:p>
@@ -6725,7 +8895,15 @@
     <w:p/>
     <w:p>
       <w:r>
-        <w:t>Refer PlayerController.cs for implementation.</w:t>
+        <w:t xml:space="preserve">Refer </w:t>
+      </w:r>
+      <w:proofErr w:type="spellStart"/>
+      <w:r>
+        <w:t>PlayerController.cs</w:t>
+      </w:r>
+      <w:proofErr w:type="spellEnd"/>
+      <w:r>
+        <w:t xml:space="preserve"> for implementation.</w:t>
       </w:r>
     </w:p>
     <w:p/>
@@ -6755,7 +8933,15 @@
         <w:ind w:left="0" w:firstLine="0"/>
       </w:pPr>
       <w:r>
-        <w:t>We will now implement unity’s new input system which offers much more flexibility for users.</w:t>
+        <w:t xml:space="preserve">We will now implement </w:t>
+      </w:r>
+      <w:proofErr w:type="gramStart"/>
+      <w:r>
+        <w:t>unity’s</w:t>
+      </w:r>
+      <w:proofErr w:type="gramEnd"/>
+      <w:r>
+        <w:t xml:space="preserve"> new input system which offers much more flexibility for users.</w:t>
       </w:r>
     </w:p>
     <w:p/>
@@ -6766,14 +8952,27 @@
       <w:r>
         <w:t xml:space="preserve">Instead of using </w:t>
       </w:r>
-      <w:r>
-        <w:t xml:space="preserve">KeyCode </w:t>
+      <w:proofErr w:type="spellStart"/>
+      <w:r>
+        <w:t>KeyCode</w:t>
+      </w:r>
+      <w:proofErr w:type="spellEnd"/>
+      <w:r>
+        <w:t xml:space="preserve"> </w:t>
       </w:r>
       <w:r>
         <w:t xml:space="preserve">in scripts, </w:t>
       </w:r>
       <w:r>
-        <w:t xml:space="preserve">we use OnMove method which gives movement messages regardless of </w:t>
+        <w:t xml:space="preserve">we use </w:t>
+      </w:r>
+      <w:proofErr w:type="spellStart"/>
+      <w:r>
+        <w:t>OnMove</w:t>
+      </w:r>
+      <w:proofErr w:type="spellEnd"/>
+      <w:r>
+        <w:t xml:space="preserve"> method which gives movement messages regardless of </w:t>
       </w:r>
       <w:r>
         <w:t xml:space="preserve">             </w:t>
@@ -6858,13 +9057,29 @@
         <w:t>Solution:</w:t>
       </w:r>
       <w:r>
-        <w:t xml:space="preserve"> See PlayerController.cs which uses new input system, the older one is </w:t>
+        <w:t xml:space="preserve"> See </w:t>
+      </w:r>
+      <w:proofErr w:type="spellStart"/>
+      <w:r>
+        <w:t>PlayerController.cs</w:t>
+      </w:r>
+      <w:proofErr w:type="spellEnd"/>
+      <w:r>
+        <w:t xml:space="preserve"> which uses new input system, the older one is </w:t>
       </w:r>
       <w:r>
         <w:t>named</w:t>
       </w:r>
       <w:r>
-        <w:t xml:space="preserve"> PlayerController_old.cs which uses legacy input system.</w:t>
+        <w:t xml:space="preserve"> </w:t>
+      </w:r>
+      <w:proofErr w:type="spellStart"/>
+      <w:r>
+        <w:t>PlayerController_old.cs</w:t>
+      </w:r>
+      <w:proofErr w:type="spellEnd"/>
+      <w:r>
+        <w:t xml:space="preserve"> which uses legacy input system.</w:t>
       </w:r>
     </w:p>
     <w:p>
@@ -6946,8 +9161,13 @@
           <w:numId w:val="526"/>
         </w:numPr>
       </w:pPr>
-      <w:r>
-        <w:t>Create a New Component that Destroys the Prefab After a Collision</w:t>
+      <w:proofErr w:type="gramStart"/>
+      <w:r>
+        <w:t>Create</w:t>
+      </w:r>
+      <w:proofErr w:type="gramEnd"/>
+      <w:r>
+        <w:t xml:space="preserve"> a New Component that Destroys the Prefab After a Collision</w:t>
       </w:r>
     </w:p>
     <w:p/>
@@ -7011,7 +9231,15 @@
         </w:rPr>
       </w:pPr>
       <w:r>
-        <w:t>Attach obstacle/RemovableObstacle script directly to the prefab itself.</w:t>
+        <w:t>Attach obstacle/</w:t>
+      </w:r>
+      <w:proofErr w:type="spellStart"/>
+      <w:r>
+        <w:t>RemovableObstacle</w:t>
+      </w:r>
+      <w:proofErr w:type="spellEnd"/>
+      <w:r>
+        <w:t xml:space="preserve"> script directly to the prefab itself.</w:t>
       </w:r>
     </w:p>
     <w:p>
@@ -7032,8 +9260,21 @@
       <w:r>
         <w:t xml:space="preserve">Trees, </w:t>
       </w:r>
-      <w:r>
-        <w:t>Snowmans, SnowBalls, etc.</w:t>
+      <w:proofErr w:type="spellStart"/>
+      <w:r>
+        <w:t>Snowmans</w:t>
+      </w:r>
+      <w:proofErr w:type="spellEnd"/>
+      <w:r>
+        <w:t xml:space="preserve">, </w:t>
+      </w:r>
+      <w:proofErr w:type="spellStart"/>
+      <w:r>
+        <w:t>SnowBalls</w:t>
+      </w:r>
+      <w:proofErr w:type="spellEnd"/>
+      <w:r>
+        <w:t>, etc.</w:t>
       </w:r>
     </w:p>
     <w:p>
@@ -7072,7 +9313,50 @@
           <w:b/>
           <w:bCs/>
         </w:rPr>
-        <w:t xml:space="preserve">Note: OnTriggerEnter() is called when gameobject’s </w:t>
+        <w:t xml:space="preserve">Note: </w:t>
+      </w:r>
+      <w:proofErr w:type="spellStart"/>
+      <w:proofErr w:type="gramStart"/>
+      <w:r>
+        <w:rPr>
+          <w:b/>
+          <w:bCs/>
+        </w:rPr>
+        <w:t>OnTriggerEnter</w:t>
+      </w:r>
+      <w:proofErr w:type="spellEnd"/>
+      <w:r>
+        <w:rPr>
+          <w:b/>
+          <w:bCs/>
+        </w:rPr>
+        <w:t>(</w:t>
+      </w:r>
+      <w:proofErr w:type="gramEnd"/>
+      <w:r>
+        <w:rPr>
+          <w:b/>
+          <w:bCs/>
+        </w:rPr>
+        <w:t xml:space="preserve">) is called when </w:t>
+      </w:r>
+      <w:proofErr w:type="spellStart"/>
+      <w:proofErr w:type="gramStart"/>
+      <w:r>
+        <w:rPr>
+          <w:b/>
+          <w:bCs/>
+        </w:rPr>
+        <w:t>gameobject’s</w:t>
+      </w:r>
+      <w:proofErr w:type="spellEnd"/>
+      <w:proofErr w:type="gramEnd"/>
+      <w:r>
+        <w:rPr>
+          <w:b/>
+          <w:bCs/>
+        </w:rPr>
+        <w:t xml:space="preserve"> </w:t>
       </w:r>
       <w:r>
         <w:rPr>
@@ -7132,7 +9416,15 @@
         <w:ind w:left="144" w:firstLine="0"/>
       </w:pPr>
       <w:r>
-        <w:t>We will learn about: implement event-driven interactions to create dynamic responses when the player collides with obstacles.</w:t>
+        <w:t xml:space="preserve">We will learn about: </w:t>
+      </w:r>
+      <w:proofErr w:type="gramStart"/>
+      <w:r>
+        <w:t>implement</w:t>
+      </w:r>
+      <w:proofErr w:type="gramEnd"/>
+      <w:r>
+        <w:t xml:space="preserve"> event-driven interactions to create dynamic responses when the player collides with obstacles.</w:t>
       </w:r>
     </w:p>
     <w:p>
@@ -7206,6 +9498,7 @@
       <w:r>
         <w:t xml:space="preserve">Create </w:t>
       </w:r>
+      <w:proofErr w:type="spellStart"/>
       <w:r>
         <w:rPr>
           <w:b/>
@@ -7213,6 +9506,7 @@
         </w:rPr>
         <w:t>PlayerEvents</w:t>
       </w:r>
+      <w:proofErr w:type="spellEnd"/>
       <w:r>
         <w:rPr>
           <w:b/>
@@ -7226,6 +9520,7 @@
       <w:r>
         <w:t xml:space="preserve">which will define </w:t>
       </w:r>
+      <w:proofErr w:type="spellStart"/>
       <w:r>
         <w:rPr>
           <w:b/>
@@ -7233,6 +9528,7 @@
         </w:rPr>
         <w:t>OnPlyerHit</w:t>
       </w:r>
+      <w:proofErr w:type="spellEnd"/>
       <w:r>
         <w:rPr>
           <w:b/>
@@ -7255,6 +9551,7 @@
       <w:r>
         <w:t xml:space="preserve">Create </w:t>
       </w:r>
+      <w:proofErr w:type="spellStart"/>
       <w:r>
         <w:rPr>
           <w:b/>
@@ -7262,6 +9559,7 @@
         </w:rPr>
         <w:t>PlayerDamage</w:t>
       </w:r>
+      <w:proofErr w:type="spellEnd"/>
       <w:r>
         <w:rPr>
           <w:b/>
@@ -7280,7 +9578,15 @@
         <w:t xml:space="preserve"> </w:t>
       </w:r>
       <w:r>
-        <w:t xml:space="preserve">which will subscribe to PlayerHit event </w:t>
+        <w:t xml:space="preserve">which will subscribe to </w:t>
+      </w:r>
+      <w:proofErr w:type="spellStart"/>
+      <w:r>
+        <w:t>PlayerHit</w:t>
+      </w:r>
+      <w:proofErr w:type="spellEnd"/>
+      <w:r>
+        <w:t xml:space="preserve"> event </w:t>
       </w:r>
     </w:p>
     <w:p>
@@ -7291,8 +9597,21 @@
           <w:numId w:val="530"/>
         </w:numPr>
       </w:pPr>
-      <w:r>
-        <w:t>Applies knockback physics on players RigidBody component.</w:t>
+      <w:proofErr w:type="gramStart"/>
+      <w:r>
+        <w:t>Applies</w:t>
+      </w:r>
+      <w:proofErr w:type="gramEnd"/>
+      <w:r>
+        <w:t xml:space="preserve"> knockback physics on players </w:t>
+      </w:r>
+      <w:proofErr w:type="spellStart"/>
+      <w:r>
+        <w:t>RigidBody</w:t>
+      </w:r>
+      <w:proofErr w:type="spellEnd"/>
+      <w:r>
+        <w:t xml:space="preserve"> component.</w:t>
       </w:r>
     </w:p>
     <w:p>
@@ -7303,8 +9622,13 @@
           <w:numId w:val="530"/>
         </w:numPr>
       </w:pPr>
-      <w:r>
-        <w:t>Updates player health.</w:t>
+      <w:proofErr w:type="gramStart"/>
+      <w:r>
+        <w:t>Updates player health</w:t>
+      </w:r>
+      <w:proofErr w:type="gramEnd"/>
+      <w:r>
+        <w:t>.</w:t>
       </w:r>
     </w:p>
     <w:p>
@@ -7345,7 +9669,15 @@
         <w:t xml:space="preserve"> </w:t>
       </w:r>
       <w:r>
-        <w:t>script inside OnCollisionEnter.</w:t>
+        <w:t xml:space="preserve">script inside </w:t>
+      </w:r>
+      <w:proofErr w:type="spellStart"/>
+      <w:r>
+        <w:t>OnCollisionEnter</w:t>
+      </w:r>
+      <w:proofErr w:type="spellEnd"/>
+      <w:r>
+        <w:t>.</w:t>
       </w:r>
     </w:p>
     <w:p>
@@ -7372,7 +9704,15 @@
         </w:numPr>
       </w:pPr>
       <w:r>
-        <w:t>Create an empty GameManager.</w:t>
+        <w:t xml:space="preserve">Create an empty </w:t>
+      </w:r>
+      <w:proofErr w:type="spellStart"/>
+      <w:r>
+        <w:t>GameManager</w:t>
+      </w:r>
+      <w:proofErr w:type="spellEnd"/>
+      <w:r>
+        <w:t>.</w:t>
       </w:r>
     </w:p>
     <w:p>
@@ -7401,8 +9741,17 @@
         <w:t xml:space="preserve"> </w:t>
       </w:r>
       <w:r>
-        <w:t xml:space="preserve">which subscribe to </w:t>
-      </w:r>
+        <w:t xml:space="preserve">which </w:t>
+      </w:r>
+      <w:proofErr w:type="gramStart"/>
+      <w:r>
+        <w:t>subscribe</w:t>
+      </w:r>
+      <w:proofErr w:type="gramEnd"/>
+      <w:r>
+        <w:t xml:space="preserve"> to </w:t>
+      </w:r>
+      <w:proofErr w:type="spellStart"/>
       <w:r>
         <w:rPr>
           <w:b/>
@@ -7410,6 +9759,7 @@
         </w:rPr>
         <w:t>PlayerHit</w:t>
       </w:r>
+      <w:proofErr w:type="spellEnd"/>
       <w:r>
         <w:t xml:space="preserve"> event.</w:t>
       </w:r>
@@ -7425,6 +9775,7 @@
       <w:r>
         <w:t xml:space="preserve">Create </w:t>
       </w:r>
+      <w:proofErr w:type="spellStart"/>
       <w:r>
         <w:rPr>
           <w:b/>
@@ -7432,6 +9783,7 @@
         </w:rPr>
         <w:t>AudioClip</w:t>
       </w:r>
+      <w:proofErr w:type="spellEnd"/>
       <w:r>
         <w:t xml:space="preserve"> public field and attach a .wav in unity.</w:t>
       </w:r>
@@ -7462,7 +9814,15 @@
         <w:t xml:space="preserve"> </w:t>
       </w:r>
       <w:r>
-        <w:t>script to the GameManager.</w:t>
+        <w:t xml:space="preserve">script to the </w:t>
+      </w:r>
+      <w:proofErr w:type="spellStart"/>
+      <w:r>
+        <w:t>GameManager</w:t>
+      </w:r>
+      <w:proofErr w:type="spellEnd"/>
+      <w:r>
+        <w:t>.</w:t>
       </w:r>
     </w:p>
     <w:p>
@@ -7476,6 +9836,7 @@
       <w:r>
         <w:t xml:space="preserve">Add </w:t>
       </w:r>
+      <w:proofErr w:type="spellStart"/>
       <w:r>
         <w:rPr>
           <w:b/>
@@ -7483,6 +9844,7 @@
         </w:rPr>
         <w:t>AudioSource</w:t>
       </w:r>
+      <w:proofErr w:type="spellEnd"/>
       <w:r>
         <w:rPr>
           <w:b/>
@@ -7490,9 +9852,15 @@
         </w:rPr>
         <w:t xml:space="preserve"> </w:t>
       </w:r>
-      <w:r>
-        <w:t xml:space="preserve">gameobject in </w:t>
-      </w:r>
+      <w:proofErr w:type="spellStart"/>
+      <w:r>
+        <w:t>gameobject</w:t>
+      </w:r>
+      <w:proofErr w:type="spellEnd"/>
+      <w:r>
+        <w:t xml:space="preserve"> in </w:t>
+      </w:r>
+      <w:proofErr w:type="spellStart"/>
       <w:r>
         <w:rPr>
           <w:b/>
@@ -7500,6 +9868,7 @@
         </w:rPr>
         <w:t>GameManager</w:t>
       </w:r>
+      <w:proofErr w:type="spellEnd"/>
       <w:r>
         <w:rPr>
           <w:b/>
@@ -7557,7 +9926,15 @@
         <w:t xml:space="preserve">: </w:t>
       </w:r>
       <w:r>
-        <w:t>Create Impluse of camera on collision</w:t>
+        <w:t xml:space="preserve">Create </w:t>
+      </w:r>
+      <w:proofErr w:type="spellStart"/>
+      <w:r>
+        <w:t>Impluse</w:t>
+      </w:r>
+      <w:proofErr w:type="spellEnd"/>
+      <w:r>
+        <w:t xml:space="preserve"> of camera on collision</w:t>
       </w:r>
     </w:p>
     <w:p>
@@ -7571,12 +9948,21 @@
       <w:r>
         <w:t xml:space="preserve">Add component </w:t>
       </w:r>
+      <w:proofErr w:type="spellStart"/>
       <w:r>
         <w:rPr>
           <w:b/>
           <w:bCs/>
         </w:rPr>
-        <w:t xml:space="preserve">Cinemachine Impulse Source </w:t>
+        <w:t>Cinemachine</w:t>
+      </w:r>
+      <w:proofErr w:type="spellEnd"/>
+      <w:r>
+        <w:rPr>
+          <w:b/>
+          <w:bCs/>
+        </w:rPr>
+        <w:t xml:space="preserve"> Impulse Source </w:t>
       </w:r>
       <w:r>
         <w:t xml:space="preserve">to the </w:t>
@@ -7600,12 +9986,21 @@
       <w:r>
         <w:t xml:space="preserve">Add component </w:t>
       </w:r>
+      <w:proofErr w:type="spellStart"/>
       <w:r>
         <w:rPr>
           <w:b/>
           <w:bCs/>
         </w:rPr>
-        <w:t xml:space="preserve">Cinemachine Impulse Listener </w:t>
+        <w:t>Cinemachine</w:t>
+      </w:r>
+      <w:proofErr w:type="spellEnd"/>
+      <w:r>
+        <w:rPr>
+          <w:b/>
+          <w:bCs/>
+        </w:rPr>
+        <w:t xml:space="preserve"> Impulse Listener </w:t>
       </w:r>
       <w:r>
         <w:t xml:space="preserve">to the </w:t>
@@ -7630,7 +10025,15 @@
         </w:numPr>
       </w:pPr>
       <w:r>
-        <w:t>Update Onstacle script: generate the impulse.</w:t>
+        <w:t xml:space="preserve">Update </w:t>
+      </w:r>
+      <w:proofErr w:type="spellStart"/>
+      <w:r>
+        <w:t>Onstacle</w:t>
+      </w:r>
+      <w:proofErr w:type="spellEnd"/>
+      <w:r>
+        <w:t xml:space="preserve"> script: generate the impulse.</w:t>
       </w:r>
     </w:p>
     <w:p>
@@ -7641,9 +10044,27 @@
           <w:numId w:val="530"/>
         </w:numPr>
       </w:pPr>
-      <w:r>
-        <w:t>player.GetComponent&lt;CinemachineImpulseSource&gt;().GenerateImpulse();</w:t>
-      </w:r>
+      <w:proofErr w:type="gramStart"/>
+      <w:r>
+        <w:t>player.GetComponent</w:t>
+      </w:r>
+      <w:proofErr w:type="gramEnd"/>
+      <w:r>
+        <w:t>&lt;CinemachineImpulseSource&gt;(</w:t>
+      </w:r>
+      <w:proofErr w:type="gramStart"/>
+      <w:r>
+        <w:t>).GenerateImpulse</w:t>
+      </w:r>
+      <w:proofErr w:type="gramEnd"/>
+      <w:r>
+        <w:t>(</w:t>
+      </w:r>
+      <w:proofErr w:type="gramStart"/>
+      <w:r>
+        <w:t>);</w:t>
+      </w:r>
+      <w:proofErr w:type="gramEnd"/>
     </w:p>
     <w:p>
       <w:r>
@@ -7683,10 +10104,18 @@
       </w:pPr>
       <w:r>
         <w:lastRenderedPageBreak/>
-        <w:t xml:space="preserve">3.3 Course 3: SkiGame </w:t>
-      </w:r>
-      <w:r>
-        <w:t>Race Elements</w:t>
+        <w:t xml:space="preserve">3.3 Course 3: </w:t>
+      </w:r>
+      <w:proofErr w:type="spellStart"/>
+      <w:r>
+        <w:t>SkiGame</w:t>
+      </w:r>
+      <w:proofErr w:type="spellEnd"/>
+      <w:r>
+        <w:t xml:space="preserve"> </w:t>
+      </w:r>
+      <w:r>
+        <w:t>in Action</w:t>
       </w:r>
     </w:p>
     <w:p>
@@ -7702,8 +10131,28 @@
     </w:p>
     <w:p>
       <w:pPr>
+        <w:pStyle w:val="Heading3"/>
         <w:ind w:left="0" w:firstLine="0"/>
       </w:pPr>
+      <w:proofErr w:type="gramStart"/>
+      <w:r>
+        <w:t>3.3.1 :</w:t>
+      </w:r>
+      <w:proofErr w:type="gramEnd"/>
+      <w:r>
+        <w:t xml:space="preserve"> </w:t>
+      </w:r>
+      <w:r>
+        <w:t xml:space="preserve">Session 1: </w:t>
+      </w:r>
+      <w:proofErr w:type="spellStart"/>
+      <w:r>
+        <w:t>SkiGame</w:t>
+      </w:r>
+      <w:proofErr w:type="spellEnd"/>
+      <w:r>
+        <w:t xml:space="preserve"> Race Elements</w:t>
+      </w:r>
     </w:p>
     <w:p>
       <w:pPr>
@@ -7749,7 +10198,15 @@
         </w:numPr>
       </w:pPr>
       <w:r>
-        <w:t>Add Blue and pink flags to pass thru – Add/Sub time panelty of 1 sec</w:t>
+        <w:t xml:space="preserve">Add Blue and pink flags to pass thru – Add/Sub time </w:t>
+      </w:r>
+      <w:proofErr w:type="spellStart"/>
+      <w:r>
+        <w:t>panelty</w:t>
+      </w:r>
+      <w:proofErr w:type="spellEnd"/>
+      <w:r>
+        <w:t xml:space="preserve"> of 1 sec</w:t>
       </w:r>
     </w:p>
     <w:p>
@@ -7760,8 +10217,21 @@
           <w:numId w:val="535"/>
         </w:numPr>
       </w:pPr>
-      <w:r>
-        <w:t>Player should pass thru left of blue flag and right of pink flag else add time penalty.</w:t>
+      <w:proofErr w:type="gramStart"/>
+      <w:r>
+        <w:t>Player</w:t>
+      </w:r>
+      <w:proofErr w:type="gramEnd"/>
+      <w:r>
+        <w:t xml:space="preserve"> should pass </w:t>
+      </w:r>
+      <w:proofErr w:type="gramStart"/>
+      <w:r>
+        <w:t>thru</w:t>
+      </w:r>
+      <w:proofErr w:type="gramEnd"/>
+      <w:r>
+        <w:t xml:space="preserve"> left of blue flag and right of pink flag else add time penalty.</w:t>
       </w:r>
     </w:p>
     <w:p>
@@ -7880,6 +10350,7 @@
       <w:r>
         <w:t xml:space="preserve">Create </w:t>
       </w:r>
+      <w:proofErr w:type="spellStart"/>
       <w:r>
         <w:rPr>
           <w:b/>
@@ -7887,6 +10358,7 @@
         </w:rPr>
         <w:t>GameEvents</w:t>
       </w:r>
+      <w:proofErr w:type="spellEnd"/>
       <w:r>
         <w:t xml:space="preserve"> script which has events for race start/stop, correct/incorrect pass.</w:t>
       </w:r>
@@ -7906,6 +10378,7 @@
       <w:r>
         <w:t xml:space="preserve">Create </w:t>
       </w:r>
+      <w:proofErr w:type="spellStart"/>
       <w:r>
         <w:rPr>
           <w:b/>
@@ -7913,9 +10386,11 @@
         </w:rPr>
         <w:t>PinkFlagAction</w:t>
       </w:r>
+      <w:proofErr w:type="spellEnd"/>
       <w:r>
         <w:t xml:space="preserve"> and </w:t>
       </w:r>
+      <w:proofErr w:type="spellStart"/>
       <w:r>
         <w:rPr>
           <w:b/>
@@ -7923,6 +10398,7 @@
         </w:rPr>
         <w:t>BlueFlagAction</w:t>
       </w:r>
+      <w:proofErr w:type="spellEnd"/>
       <w:r>
         <w:t xml:space="preserve"> scripts and invoke the events as per algo.</w:t>
       </w:r>
@@ -7942,6 +10418,7 @@
       <w:r>
         <w:t xml:space="preserve">Create </w:t>
       </w:r>
+      <w:proofErr w:type="spellStart"/>
       <w:r>
         <w:rPr>
           <w:b/>
@@ -7949,8 +10426,17 @@
         </w:rPr>
         <w:t>RaceTimer</w:t>
       </w:r>
-      <w:r>
-        <w:t xml:space="preserve"> script which manages and keep track of the game timings.</w:t>
+      <w:proofErr w:type="spellEnd"/>
+      <w:r>
+        <w:t xml:space="preserve"> script which manages and </w:t>
+      </w:r>
+      <w:proofErr w:type="gramStart"/>
+      <w:r>
+        <w:t>keep</w:t>
+      </w:r>
+      <w:proofErr w:type="gramEnd"/>
+      <w:r>
+        <w:t xml:space="preserve"> track of the game timings.</w:t>
       </w:r>
     </w:p>
     <w:p>
@@ -7965,8 +10451,13 @@
           <w:bCs/>
         </w:rPr>
       </w:pPr>
-      <w:r>
-        <w:t>Subscribe the game events and update time.</w:t>
+      <w:proofErr w:type="gramStart"/>
+      <w:r>
+        <w:t>Subscribe</w:t>
+      </w:r>
+      <w:proofErr w:type="gramEnd"/>
+      <w:r>
+        <w:t xml:space="preserve"> the game events and update time.</w:t>
       </w:r>
     </w:p>
     <w:p>
@@ -7981,8 +10472,13 @@
           <w:bCs/>
         </w:rPr>
       </w:pPr>
-      <w:r>
-        <w:t xml:space="preserve">Subscribe the game events in </w:t>
+      <w:proofErr w:type="gramStart"/>
+      <w:r>
+        <w:t>Subscribe</w:t>
+      </w:r>
+      <w:proofErr w:type="gramEnd"/>
+      <w:r>
+        <w:t xml:space="preserve"> the game events in </w:t>
       </w:r>
       <w:r>
         <w:rPr>
@@ -8018,7 +10514,15 @@
         <w:t>Box Colliders</w:t>
       </w:r>
       <w:r>
-        <w:t xml:space="preserve">, adjust its size and set </w:t>
+        <w:t xml:space="preserve">, adjust </w:t>
+      </w:r>
+      <w:proofErr w:type="gramStart"/>
+      <w:r>
+        <w:t>its</w:t>
+      </w:r>
+      <w:proofErr w:type="gramEnd"/>
+      <w:r>
+        <w:t xml:space="preserve"> size and set </w:t>
       </w:r>
       <w:r>
         <w:rPr>
@@ -8044,7 +10548,33 @@
         </w:rPr>
       </w:pPr>
       <w:r>
-        <w:t>Is Trigger generates OnCollisionEnter/Exit event once a gameobject collides with it irrespective of the unity’s physics engine.</w:t>
+        <w:t xml:space="preserve">Is Trigger </w:t>
+      </w:r>
+      <w:proofErr w:type="gramStart"/>
+      <w:r>
+        <w:t>generates</w:t>
+      </w:r>
+      <w:proofErr w:type="gramEnd"/>
+      <w:r>
+        <w:t xml:space="preserve"> </w:t>
+      </w:r>
+      <w:proofErr w:type="spellStart"/>
+      <w:r>
+        <w:t>OnCollisionEnter</w:t>
+      </w:r>
+      <w:proofErr w:type="spellEnd"/>
+      <w:r>
+        <w:t xml:space="preserve">/Exit event once a </w:t>
+      </w:r>
+      <w:proofErr w:type="spellStart"/>
+      <w:proofErr w:type="gramStart"/>
+      <w:r>
+        <w:t>gameobject</w:t>
+      </w:r>
+      <w:proofErr w:type="spellEnd"/>
+      <w:proofErr w:type="gramEnd"/>
+      <w:r>
+        <w:t xml:space="preserve"> collides with it irrespective of the unity’s physics engine.</w:t>
       </w:r>
     </w:p>
     <w:p>
@@ -8068,7 +10598,15 @@
         <w:t xml:space="preserve">Extra Challenge: </w:t>
       </w:r>
       <w:r>
-        <w:t>Create BoostFlag which increases the speed of the player for some time.</w:t>
+        <w:t xml:space="preserve">Create </w:t>
+      </w:r>
+      <w:proofErr w:type="spellStart"/>
+      <w:r>
+        <w:t>BoostFlag</w:t>
+      </w:r>
+      <w:proofErr w:type="spellEnd"/>
+      <w:r>
+        <w:t xml:space="preserve"> which increases the speed of the player for some time.</w:t>
       </w:r>
     </w:p>
     <w:p>
@@ -8117,6 +10655,7 @@
       <w:r>
         <w:t xml:space="preserve">Create a Coroutine called </w:t>
       </w:r>
+      <w:proofErr w:type="spellStart"/>
       <w:r>
         <w:rPr>
           <w:b/>
@@ -8129,10 +10668,26 @@
           <w:b/>
           <w:bCs/>
         </w:rPr>
-        <w:t xml:space="preserve">Speed </w:t>
-      </w:r>
-      <w:r>
-        <w:t>in PlayerController script.</w:t>
+        <w:t>Speed</w:t>
+      </w:r>
+      <w:proofErr w:type="spellEnd"/>
+      <w:r>
+        <w:rPr>
+          <w:b/>
+          <w:bCs/>
+        </w:rPr>
+        <w:t xml:space="preserve"> </w:t>
+      </w:r>
+      <w:r>
+        <w:t xml:space="preserve">in </w:t>
+      </w:r>
+      <w:proofErr w:type="spellStart"/>
+      <w:r>
+        <w:t>PlayerController</w:t>
+      </w:r>
+      <w:proofErr w:type="spellEnd"/>
+      <w:r>
+        <w:t xml:space="preserve"> script.</w:t>
       </w:r>
     </w:p>
     <w:p>
@@ -8144,7 +10699,15 @@
         </w:numPr>
       </w:pPr>
       <w:r>
-        <w:t xml:space="preserve">Coroutine is a simple IEnumerable method which contains </w:t>
+        <w:t xml:space="preserve">Coroutine is a simple </w:t>
+      </w:r>
+      <w:proofErr w:type="spellStart"/>
+      <w:r>
+        <w:t>IEnumerable</w:t>
+      </w:r>
+      <w:proofErr w:type="spellEnd"/>
+      <w:r>
+        <w:t xml:space="preserve"> method which contains </w:t>
       </w:r>
       <w:r>
         <w:rPr>
@@ -8175,6 +10738,7 @@
       <w:r>
         <w:t xml:space="preserve">Call the Coroutine from the </w:t>
       </w:r>
+      <w:proofErr w:type="spellStart"/>
       <w:r>
         <w:rPr>
           <w:b/>
@@ -8182,6 +10746,7 @@
         </w:rPr>
         <w:t>BoostFlagAction</w:t>
       </w:r>
+      <w:proofErr w:type="spellEnd"/>
       <w:r>
         <w:t xml:space="preserve"> script</w:t>
       </w:r>
@@ -8193,14 +10758,24 @@
       </w:r>
     </w:p>
     <w:p>
-      <w:pPr>
-        <w:ind w:left="0" w:firstLine="0"/>
-      </w:pPr>
+      <w:r>
+        <w:br w:type="page"/>
+      </w:r>
     </w:p>
     <w:p>
       <w:pPr>
+        <w:pStyle w:val="Heading3"/>
         <w:ind w:left="0" w:firstLine="0"/>
       </w:pPr>
+      <w:proofErr w:type="gramStart"/>
+      <w:r>
+        <w:lastRenderedPageBreak/>
+        <w:t>3.3.2 :</w:t>
+      </w:r>
+      <w:proofErr w:type="gramEnd"/>
+      <w:r>
+        <w:t xml:space="preserve"> Session 2: Switching Game States</w:t>
+      </w:r>
     </w:p>
     <w:p>
       <w:pPr>
@@ -8215,13 +10790,460 @@
           <w:bCs/>
         </w:rPr>
       </w:pPr>
+      <w:r>
+        <w:t xml:space="preserve">Follow Document: </w:t>
+      </w:r>
+      <w:r>
+        <w:rPr>
+          <w:b/>
+          <w:bCs/>
+        </w:rPr>
+        <w:t>Challenge 2_ Switching Game States.pdf</w:t>
+      </w:r>
     </w:p>
     <w:p>
       <w:pPr>
         <w:ind w:left="0" w:firstLine="0"/>
       </w:pPr>
     </w:p>
+    <w:p>
+      <w:pPr>
+        <w:ind w:left="0" w:firstLine="0"/>
+      </w:pPr>
+      <w:r>
+        <w:t xml:space="preserve">Challenge: </w:t>
+      </w:r>
+      <w:r>
+        <w:t>Implementing Transitions and State</w:t>
+      </w:r>
+      <w:r>
+        <w:t xml:space="preserve"> </w:t>
+      </w:r>
+      <w:r>
+        <w:t>Management</w:t>
+      </w:r>
+    </w:p>
+    <w:p>
+      <w:pPr>
+        <w:ind w:left="0" w:firstLine="0"/>
+      </w:pPr>
+      <w:r>
+        <w:t>Step 1: Create a Race Over Window</w:t>
+      </w:r>
+    </w:p>
+    <w:p>
+      <w:pPr>
+        <w:ind w:left="0" w:firstLine="0"/>
+      </w:pPr>
+      <w:r>
+        <w:t>Step 2: Implement UI Functions</w:t>
+      </w:r>
+    </w:p>
+    <w:p>
+      <w:pPr>
+        <w:ind w:left="0" w:firstLine="0"/>
+      </w:pPr>
+      <w:r>
+        <w:t>Step 3: Design Screen Transitions</w:t>
+      </w:r>
+    </w:p>
+    <w:p>
+      <w:pPr>
+        <w:ind w:left="0" w:firstLine="0"/>
+      </w:pPr>
+      <w:r>
+        <w:t>Step 4: Implement State Management</w:t>
+      </w:r>
+    </w:p>
+    <w:p>
+      <w:pPr>
+        <w:ind w:left="0" w:firstLine="0"/>
+      </w:pPr>
+    </w:p>
+    <w:p>
+      <w:pPr>
+        <w:ind w:left="0" w:firstLine="0"/>
+      </w:pPr>
+      <w:r>
+        <w:t>Solution:</w:t>
+      </w:r>
+    </w:p>
+    <w:p>
+      <w:pPr>
+        <w:ind w:left="0" w:firstLine="0"/>
+      </w:pPr>
+      <w:r>
+        <w:t xml:space="preserve">1. Create </w:t>
+      </w:r>
+      <w:proofErr w:type="spellStart"/>
+      <w:r>
+        <w:rPr>
+          <w:b/>
+          <w:bCs/>
+        </w:rPr>
+        <w:t>GameEvents</w:t>
+      </w:r>
+      <w:proofErr w:type="spellEnd"/>
+      <w:r>
+        <w:rPr>
+          <w:b/>
+          <w:bCs/>
+        </w:rPr>
+        <w:t xml:space="preserve">/ </w:t>
+      </w:r>
+      <w:proofErr w:type="spellStart"/>
+      <w:r>
+        <w:rPr>
+          <w:b/>
+          <w:bCs/>
+        </w:rPr>
+        <w:t>GameEvents</w:t>
+      </w:r>
+      <w:proofErr w:type="spellEnd"/>
+      <w:r>
+        <w:rPr>
+          <w:b/>
+          <w:bCs/>
+        </w:rPr>
+        <w:t xml:space="preserve"> </w:t>
+      </w:r>
+      <w:r>
+        <w:t>script which will contain events for race start, stop, retry race, next level, and quit game events.</w:t>
+      </w:r>
+    </w:p>
+    <w:p>
+      <w:pPr>
+        <w:ind w:left="0" w:firstLine="0"/>
+      </w:pPr>
+      <w:r>
+        <w:t xml:space="preserve">2. Create </w:t>
+      </w:r>
+      <w:proofErr w:type="spellStart"/>
+      <w:r>
+        <w:rPr>
+          <w:b/>
+          <w:bCs/>
+        </w:rPr>
+        <w:t>GameManager</w:t>
+      </w:r>
+      <w:proofErr w:type="spellEnd"/>
+      <w:r>
+        <w:rPr>
+          <w:b/>
+          <w:bCs/>
+        </w:rPr>
+        <w:t xml:space="preserve"> </w:t>
+      </w:r>
+      <w:r>
+        <w:t>script which will invoke these events based on either:</w:t>
+      </w:r>
+    </w:p>
+    <w:p>
+      <w:pPr>
+        <w:ind w:left="0" w:firstLine="0"/>
+      </w:pPr>
+      <w:r>
+        <w:tab/>
+        <w:t xml:space="preserve">a. Direct call to a method here from unity callback on button click </w:t>
+      </w:r>
+      <w:proofErr w:type="gramStart"/>
+      <w:r>
+        <w:t>event.</w:t>
+      </w:r>
+      <w:r>
+        <w:t>(</w:t>
+      </w:r>
+      <w:proofErr w:type="gramEnd"/>
+      <w:r>
+        <w:t>Shortcut)</w:t>
+      </w:r>
+    </w:p>
+    <w:p>
+      <w:pPr>
+        <w:ind w:left="0" w:firstLine="0"/>
+      </w:pPr>
+      <w:r>
+        <w:tab/>
+        <w:t xml:space="preserve">b. Create separate scripts </w:t>
+      </w:r>
+      <w:proofErr w:type="spellStart"/>
+      <w:r>
+        <w:rPr>
+          <w:b/>
+          <w:bCs/>
+        </w:rPr>
+        <w:t>RetryRaceHandler</w:t>
+      </w:r>
+      <w:proofErr w:type="spellEnd"/>
+      <w:r>
+        <w:rPr>
+          <w:b/>
+          <w:bCs/>
+        </w:rPr>
+        <w:t xml:space="preserve"> </w:t>
+      </w:r>
+      <w:r>
+        <w:t>and attach to button</w:t>
+      </w:r>
+      <w:r>
+        <w:t>’s</w:t>
+      </w:r>
+      <w:r>
+        <w:t xml:space="preserve"> </w:t>
+      </w:r>
+      <w:proofErr w:type="spellStart"/>
+      <w:proofErr w:type="gramStart"/>
+      <w:r>
+        <w:t>gameobject</w:t>
+      </w:r>
+      <w:proofErr w:type="spellEnd"/>
+      <w:proofErr w:type="gramEnd"/>
+      <w:r>
+        <w:t xml:space="preserve"> and listen to click </w:t>
+      </w:r>
+      <w:proofErr w:type="gramStart"/>
+      <w:r>
+        <w:t>inside  the</w:t>
+      </w:r>
+      <w:proofErr w:type="gramEnd"/>
+      <w:r>
+        <w:t xml:space="preserve"> script.(More robust approach.)</w:t>
+      </w:r>
+    </w:p>
+    <w:p>
+      <w:pPr>
+        <w:ind w:left="0" w:firstLine="0"/>
+      </w:pPr>
+      <w:r>
+        <w:t xml:space="preserve">3. Design a new scene or copy existing scene and </w:t>
+      </w:r>
+      <w:proofErr w:type="gramStart"/>
+      <w:r>
+        <w:t>rename</w:t>
+      </w:r>
+      <w:proofErr w:type="gramEnd"/>
+      <w:r>
+        <w:t xml:space="preserve"> to </w:t>
+      </w:r>
+      <w:r>
+        <w:rPr>
+          <w:b/>
+          <w:bCs/>
+        </w:rPr>
+        <w:t>Level2_Scene</w:t>
+      </w:r>
+      <w:r>
+        <w:rPr>
+          <w:b/>
+          <w:bCs/>
+        </w:rPr>
+        <w:t>.</w:t>
+      </w:r>
+    </w:p>
+    <w:p>
+      <w:pPr>
+        <w:ind w:left="0" w:firstLine="0"/>
+      </w:pPr>
+    </w:p>
+    <w:p>
+      <w:pPr>
+        <w:ind w:left="0" w:firstLine="0"/>
+        <w:rPr>
+          <w:b/>
+          <w:bCs/>
+        </w:rPr>
+      </w:pPr>
+      <w:r>
+        <w:rPr>
+          <w:b/>
+          <w:bCs/>
+        </w:rPr>
+        <w:t>Extra Challenge:</w:t>
+      </w:r>
+    </w:p>
+    <w:p>
+      <w:pPr>
+        <w:ind w:left="0" w:firstLine="0"/>
+      </w:pPr>
+      <w:r>
+        <w:t xml:space="preserve">Add a </w:t>
+      </w:r>
+      <w:proofErr w:type="gramStart"/>
+      <w:r>
+        <w:t>“ Are</w:t>
+      </w:r>
+      <w:proofErr w:type="gramEnd"/>
+      <w:r>
+        <w:t xml:space="preserve"> you Sure” to the exit sequence to confirm that the users really want to exit the game. Consider how this can be built into the existing UI menu</w:t>
+      </w:r>
+      <w:r>
+        <w:t>.</w:t>
+      </w:r>
+    </w:p>
+    <w:p>
+      <w:pPr>
+        <w:ind w:left="0" w:firstLine="0"/>
+      </w:pPr>
+    </w:p>
+    <w:p>
+      <w:pPr>
+        <w:ind w:left="0" w:firstLine="0"/>
+        <w:rPr>
+          <w:b/>
+          <w:bCs/>
+        </w:rPr>
+      </w:pPr>
+      <w:r>
+        <w:rPr>
+          <w:b/>
+          <w:bCs/>
+        </w:rPr>
+        <w:t>Solution:</w:t>
+      </w:r>
+    </w:p>
+    <w:p>
+      <w:pPr>
+        <w:ind w:left="0" w:firstLine="0"/>
+      </w:pPr>
+      <w:r>
+        <w:t xml:space="preserve">1. Create a </w:t>
+      </w:r>
+      <w:proofErr w:type="spellStart"/>
+      <w:r>
+        <w:t>QuitGamePanel</w:t>
+      </w:r>
+      <w:proofErr w:type="spellEnd"/>
+      <w:r>
+        <w:t xml:space="preserve"> &gt; Adjust BG color etc.</w:t>
+      </w:r>
+    </w:p>
+    <w:p>
+      <w:pPr>
+        <w:ind w:left="0" w:firstLine="0"/>
+      </w:pPr>
+      <w:r>
+        <w:t xml:space="preserve">2. Add 2 buttons Yes/ No and a </w:t>
+      </w:r>
+      <w:proofErr w:type="gramStart"/>
+      <w:r>
+        <w:t>text :</w:t>
+      </w:r>
+      <w:proofErr w:type="gramEnd"/>
+      <w:r>
+        <w:t xml:space="preserve"> “Are you sure”</w:t>
+      </w:r>
+    </w:p>
+    <w:p>
+      <w:pPr>
+        <w:ind w:left="0" w:firstLine="0"/>
+      </w:pPr>
+      <w:r>
+        <w:t xml:space="preserve">3. Create an event On </w:t>
+      </w:r>
+      <w:proofErr w:type="spellStart"/>
+      <w:r>
+        <w:t>QuitGameOk</w:t>
+      </w:r>
+      <w:proofErr w:type="spellEnd"/>
+      <w:r>
+        <w:t xml:space="preserve"> and </w:t>
+      </w:r>
+      <w:proofErr w:type="spellStart"/>
+      <w:r>
+        <w:t>QuitGameCancel</w:t>
+      </w:r>
+      <w:proofErr w:type="spellEnd"/>
+      <w:r>
+        <w:t>.</w:t>
+      </w:r>
+    </w:p>
+    <w:p>
+      <w:pPr>
+        <w:ind w:left="0" w:firstLine="0"/>
+      </w:pPr>
+      <w:r>
+        <w:t xml:space="preserve">4. Inside </w:t>
+      </w:r>
+      <w:proofErr w:type="spellStart"/>
+      <w:r>
+        <w:t>QuitGameHandler</w:t>
+      </w:r>
+      <w:proofErr w:type="spellEnd"/>
+      <w:r>
+        <w:t xml:space="preserve"> script invoke relevant events.</w:t>
+      </w:r>
+    </w:p>
+    <w:p>
+      <w:pPr>
+        <w:ind w:left="0" w:firstLine="0"/>
+      </w:pPr>
+      <w:r>
+        <w:t>5. Enable/disable panel on events.</w:t>
+      </w:r>
+    </w:p>
+    <w:p>
+      <w:r>
+        <w:br w:type="page"/>
+      </w:r>
+    </w:p>
+    <w:p>
+      <w:pPr>
+        <w:pStyle w:val="Heading3"/>
+      </w:pPr>
+      <w:proofErr w:type="gramStart"/>
+      <w:r>
+        <w:lastRenderedPageBreak/>
+        <w:t>3.3.3 :</w:t>
+      </w:r>
+      <w:proofErr w:type="gramEnd"/>
+      <w:r>
+        <w:t xml:space="preserve"> Session 3: Save Game</w:t>
+      </w:r>
+    </w:p>
     <w:p/>
+    <w:p>
+      <w:proofErr w:type="gramStart"/>
+      <w:r>
+        <w:t>Follow</w:t>
+      </w:r>
+      <w:proofErr w:type="gramEnd"/>
+      <w:r>
+        <w:t xml:space="preserve"> document: </w:t>
+      </w:r>
+      <w:r>
+        <w:rPr>
+          <w:b/>
+          <w:bCs/>
+        </w:rPr>
+        <w:t>Challenge 3_ Data Persistence.pdf</w:t>
+      </w:r>
+    </w:p>
+    <w:p/>
+    <w:p>
+      <w:proofErr w:type="gramStart"/>
+      <w:r>
+        <w:rPr>
+          <w:b/>
+          <w:bCs/>
+        </w:rPr>
+        <w:t>Challenge</w:t>
+      </w:r>
+      <w:r>
+        <w:t xml:space="preserve"> :</w:t>
+      </w:r>
+      <w:proofErr w:type="gramEnd"/>
+      <w:r>
+        <w:t xml:space="preserve"> </w:t>
+      </w:r>
+      <w:r>
+        <w:t xml:space="preserve">Save data between scenes and between sessions using approaches such as static variables and </w:t>
+      </w:r>
+      <w:proofErr w:type="spellStart"/>
+      <w:r>
+        <w:t>PlayerPrefs</w:t>
+      </w:r>
+      <w:proofErr w:type="spellEnd"/>
+    </w:p>
     <w:sectPr>
       <w:footerReference w:type="default" r:id="rId9"/>
       <w:pgSz w:w="12240" w:h="15840"/>

--- a/Documentation/Unity Associate Programmer.docx
+++ b/Documentation/Unity Associate Programmer.docx
@@ -8251,16 +8251,7 @@
         <w:ind w:left="0" w:firstLine="0"/>
       </w:pPr>
       <w:r>
-        <w:t xml:space="preserve">Challenge: </w:t>
-      </w:r>
-      <w:r>
-        <w:t>Implementing Transitions and State</w:t>
-      </w:r>
-      <w:r>
-        <w:t xml:space="preserve"> </w:t>
-      </w:r>
-      <w:r>
-        <w:t>Management</w:t>
+        <w:t>Challenge: Implementing Transitions and State Management</w:t>
       </w:r>
     </w:p>
     <w:p>
@@ -8692,14 +8683,7 @@
           <w:b/>
           <w:bCs/>
         </w:rPr>
-        <w:t>DontDestroyOnLoad(gameObject)</w:t>
-      </w:r>
-      <w:r>
-        <w:rPr>
-          <w:b/>
-          <w:bCs/>
-        </w:rPr>
-        <w:t xml:space="preserve"> </w:t>
+        <w:t xml:space="preserve">DontDestroyOnLoad(gameObject) </w:t>
       </w:r>
       <w:r>
         <w:t>so that it persists across the scene loads.</w:t>
@@ -9016,8 +9000,859 @@
         <w:t>Subscribe in Leadeboard to get the race time.</w:t>
       </w:r>
     </w:p>
+    <w:p>
+      <w:pPr>
+        <w:ind w:left="0" w:firstLine="0"/>
+        <w:jc w:val="both"/>
+      </w:pPr>
+    </w:p>
+    <w:p>
+      <w:pPr>
+        <w:ind w:left="0" w:firstLine="0"/>
+        <w:jc w:val="both"/>
+      </w:pPr>
+      <w:r>
+        <w:rPr>
+          <w:b/>
+          <w:bCs/>
+        </w:rPr>
+        <w:t>Extra Challenge:</w:t>
+      </w:r>
+      <w:r>
+        <w:t xml:space="preserve"> Add leaderboard across scenes.</w:t>
+      </w:r>
+      <w:r>
+        <w:t xml:space="preserve"> Create a duplicate of level 1 scene for now.</w:t>
+      </w:r>
+    </w:p>
+    <w:p>
+      <w:pPr>
+        <w:ind w:left="0" w:firstLine="0"/>
+        <w:jc w:val="both"/>
+      </w:pPr>
+      <w:r>
+        <w:t>Solution: Get Current scene build index and append in PlayerPrefs strings.</w:t>
+      </w:r>
+    </w:p>
+    <w:p>
+      <w:pPr>
+        <w:ind w:left="0" w:firstLine="720"/>
+        <w:jc w:val="both"/>
+        <w:rPr>
+          <w:b/>
+          <w:bCs/>
+        </w:rPr>
+      </w:pPr>
+      <w:r>
+        <w:rPr>
+          <w:b/>
+          <w:bCs/>
+        </w:rPr>
+        <w:t>SceneManager.GetActiveScene().buildIndex;</w:t>
+      </w:r>
+    </w:p>
+    <w:p>
+      <w:pPr>
+        <w:rPr>
+          <w:b/>
+          <w:bCs/>
+        </w:rPr>
+      </w:pPr>
+      <w:r>
+        <w:rPr>
+          <w:b/>
+          <w:bCs/>
+        </w:rPr>
+        <w:br w:type="page"/>
+      </w:r>
+    </w:p>
+    <w:p>
+      <w:pPr>
+        <w:pStyle w:val="Heading3"/>
+        <w:ind w:left="0" w:firstLine="0"/>
+      </w:pPr>
+      <w:r>
+        <w:lastRenderedPageBreak/>
+        <w:t>3</w:t>
+      </w:r>
+      <w:r>
+        <w:t>.3</w:t>
+      </w:r>
+      <w:r>
+        <w:t xml:space="preserve">.4 </w:t>
+      </w:r>
+      <w:r>
+        <w:t xml:space="preserve">: Session 4: </w:t>
+      </w:r>
+      <w:r>
+        <w:t>Performance Optimization</w:t>
+      </w:r>
+    </w:p>
+    <w:p>
+      <w:pPr>
+        <w:ind w:left="0" w:firstLine="0"/>
+      </w:pPr>
+    </w:p>
+    <w:p>
+      <w:pPr>
+        <w:ind w:left="0" w:firstLine="0"/>
+      </w:pPr>
+      <w:r>
+        <w:t>Let’s introduce profilers and improve game performance.</w:t>
+      </w:r>
+      <w:r>
+        <w:t xml:space="preserve"> </w:t>
+      </w:r>
+      <w:r>
+        <w:t>Select appropriate profiling tools to identify the sources of performance problems</w:t>
+      </w:r>
+      <w:r>
+        <w:t>.</w:t>
+      </w:r>
+    </w:p>
+    <w:p>
+      <w:pPr>
+        <w:ind w:left="0" w:firstLine="0"/>
+      </w:pPr>
+    </w:p>
+    <w:p>
+      <w:pPr>
+        <w:ind w:left="0" w:firstLine="0"/>
+        <w:rPr>
+          <w:b/>
+          <w:bCs/>
+        </w:rPr>
+      </w:pPr>
+      <w:r>
+        <w:rPr>
+          <w:b/>
+          <w:bCs/>
+        </w:rPr>
+        <w:t>Challenge:</w:t>
+      </w:r>
+    </w:p>
+    <w:p>
+      <w:pPr>
+        <w:ind w:left="0" w:firstLine="0"/>
+      </w:pPr>
+      <w:r>
+        <w:t>Load the scene SkiGame_Couse3_Session4_Optimization, which is found in the Assets &gt; Scenes folder. Play the scene and open the Stats window, then make note of the frames per second (FPS).</w:t>
+      </w:r>
+    </w:p>
+    <w:p>
+      <w:pPr>
+        <w:pStyle w:val="ListParagraph"/>
+        <w:numPr>
+          <w:ilvl w:val="0"/>
+          <w:numId w:val="548"/>
+        </w:numPr>
+      </w:pPr>
+      <w:r>
+        <w:t>The first part of this session's challenge is to use the Profiler to identify and delete the script that is causing the performance problem.</w:t>
+      </w:r>
+    </w:p>
+    <w:p>
+      <w:pPr>
+        <w:pStyle w:val="ListParagraph"/>
+        <w:numPr>
+          <w:ilvl w:val="0"/>
+          <w:numId w:val="548"/>
+        </w:numPr>
+      </w:pPr>
+      <w:r>
+        <w:t xml:space="preserve">Once that issue is fixed, enable the Snowmen group in the Hierarchy and rereview the Stats window in playmode to see how this group affects the FPS and batch calls. </w:t>
+      </w:r>
+    </w:p>
+    <w:p>
+      <w:pPr>
+        <w:pStyle w:val="ListParagraph"/>
+        <w:numPr>
+          <w:ilvl w:val="0"/>
+          <w:numId w:val="548"/>
+        </w:numPr>
+      </w:pPr>
+      <w:r>
+        <w:t>Fix the SnowmanThrow script so that you can still have a large amount of snowballs thrown without having a huge performance hit in the scene</w:t>
+      </w:r>
+    </w:p>
+    <w:p>
+      <w:pPr>
+        <w:ind w:left="0" w:firstLine="0"/>
+      </w:pPr>
+    </w:p>
+    <w:p>
+      <w:pPr>
+        <w:ind w:left="0" w:firstLine="0"/>
+        <w:rPr>
+          <w:b/>
+          <w:bCs/>
+        </w:rPr>
+      </w:pPr>
+      <w:r>
+        <w:rPr>
+          <w:b/>
+          <w:bCs/>
+        </w:rPr>
+        <w:t>Solution:</w:t>
+      </w:r>
+      <w:r>
+        <w:rPr>
+          <w:b/>
+          <w:bCs/>
+        </w:rPr>
+        <w:t xml:space="preserve"> Part 1&amp;2</w:t>
+      </w:r>
+    </w:p>
+    <w:p>
+      <w:pPr>
+        <w:pStyle w:val="ListParagraph"/>
+        <w:numPr>
+          <w:ilvl w:val="0"/>
+          <w:numId w:val="549"/>
+        </w:numPr>
+      </w:pPr>
+      <w:r>
+        <w:t>Enable Snowmen gameobject.</w:t>
+      </w:r>
+    </w:p>
+    <w:p>
+      <w:pPr>
+        <w:pStyle w:val="ListParagraph"/>
+        <w:numPr>
+          <w:ilvl w:val="0"/>
+          <w:numId w:val="549"/>
+        </w:numPr>
+      </w:pPr>
+      <w:r>
+        <w:t>Play the game &gt; Check Stats from top inside Game window.</w:t>
+      </w:r>
+    </w:p>
+    <w:p>
+      <w:pPr>
+        <w:pStyle w:val="ListParagraph"/>
+        <w:numPr>
+          <w:ilvl w:val="0"/>
+          <w:numId w:val="549"/>
+        </w:numPr>
+      </w:pPr>
+      <w:r>
+        <w:t>Notice the frame rate drops gradually once all snow balls are thrown.</w:t>
+      </w:r>
+    </w:p>
+    <w:p>
+      <w:pPr>
+        <w:pStyle w:val="ListParagraph"/>
+        <w:numPr>
+          <w:ilvl w:val="0"/>
+          <w:numId w:val="549"/>
+        </w:numPr>
+      </w:pPr>
+      <w:r>
+        <w:t>Open Unity Profiler</w:t>
+      </w:r>
+      <w:r>
+        <w:t>: Window &gt; Analysis &gt; Profiler.</w:t>
+      </w:r>
+    </w:p>
+    <w:p>
+      <w:pPr>
+        <w:pStyle w:val="ListParagraph"/>
+        <w:numPr>
+          <w:ilvl w:val="0"/>
+          <w:numId w:val="549"/>
+        </w:numPr>
+      </w:pPr>
+      <w:r>
+        <w:t>Enable Deep Profile from top.</w:t>
+      </w:r>
+    </w:p>
+    <w:p>
+      <w:pPr>
+        <w:pStyle w:val="ListParagraph"/>
+        <w:numPr>
+          <w:ilvl w:val="0"/>
+          <w:numId w:val="549"/>
+        </w:numPr>
+      </w:pPr>
+      <w:r>
+        <w:t>Run the game.</w:t>
+      </w:r>
+    </w:p>
+    <w:p>
+      <w:pPr>
+        <w:pStyle w:val="ListParagraph"/>
+        <w:numPr>
+          <w:ilvl w:val="0"/>
+          <w:numId w:val="549"/>
+        </w:numPr>
+      </w:pPr>
+      <w:r>
+        <w:t>Start profiler recording and record till all snowmen throws snowballs.</w:t>
+      </w:r>
+    </w:p>
+    <w:p>
+      <w:pPr>
+        <w:pStyle w:val="ListParagraph"/>
+        <w:numPr>
+          <w:ilvl w:val="0"/>
+          <w:numId w:val="549"/>
+        </w:numPr>
+      </w:pPr>
+      <w:r>
+        <w:t>In CPU usage &gt; Select the spikes.</w:t>
+      </w:r>
+    </w:p>
+    <w:p>
+      <w:pPr>
+        <w:pStyle w:val="ListParagraph"/>
+        <w:numPr>
+          <w:ilvl w:val="0"/>
+          <w:numId w:val="549"/>
+        </w:numPr>
+      </w:pPr>
+      <w:r>
+        <w:t xml:space="preserve">We can see MoveMover.Update() has taken maximum time of </w:t>
+      </w:r>
+      <w:r>
+        <w:rPr>
+          <w:b/>
+          <w:bCs/>
+        </w:rPr>
+        <w:t>344.96ms</w:t>
+      </w:r>
+    </w:p>
+    <w:p>
+      <w:pPr>
+        <w:pStyle w:val="ListParagraph"/>
+        <w:numPr>
+          <w:ilvl w:val="0"/>
+          <w:numId w:val="549"/>
+        </w:numPr>
+      </w:pPr>
+      <w:r>
+        <w:t>Right Click on the block &gt; Show. This will drill down to which line/method is causing the slowness.</w:t>
+      </w:r>
+    </w:p>
+    <w:p>
+      <w:pPr>
+        <w:pStyle w:val="ListParagraph"/>
+        <w:numPr>
+          <w:ilvl w:val="0"/>
+          <w:numId w:val="549"/>
+        </w:numPr>
+      </w:pPr>
+      <w:r>
+        <w:t>So, we need to delete the unwanted script or optimize it.</w:t>
+      </w:r>
+    </w:p>
+    <w:p>
+      <w:pPr>
+        <w:pStyle w:val="ListParagraph"/>
+        <w:numPr>
+          <w:ilvl w:val="0"/>
+          <w:numId w:val="549"/>
+        </w:numPr>
+      </w:pPr>
+      <w:r>
+        <w:t>Disable/Delete MoveMover.cs from TreeMedium game object.</w:t>
+      </w:r>
+    </w:p>
+    <w:p>
+      <w:pPr>
+        <w:pStyle w:val="ListParagraph"/>
+        <w:numPr>
+          <w:ilvl w:val="0"/>
+          <w:numId w:val="549"/>
+        </w:numPr>
+      </w:pPr>
+      <w:r>
+        <w:t>Play the game and notice the fram</w:t>
+      </w:r>
+      <w:r>
+        <w:t>e</w:t>
+      </w:r>
+      <w:r>
+        <w:t xml:space="preserve"> rate now. It will be </w:t>
+      </w:r>
+      <w:r>
+        <w:t>improved</w:t>
+      </w:r>
+      <w:r>
+        <w:t xml:space="preserve"> and constant.</w:t>
+      </w:r>
+    </w:p>
+    <w:p>
+      <w:pPr>
+        <w:ind w:left="0" w:firstLine="0"/>
+      </w:pPr>
+    </w:p>
+    <w:p>
+      <w:pPr>
+        <w:ind w:left="0" w:firstLine="0"/>
+      </w:pPr>
+      <w:r>
+        <w:rPr>
+          <w:b/>
+          <w:bCs/>
+        </w:rPr>
+        <w:t>Solution:</w:t>
+      </w:r>
+      <w:r>
+        <w:t xml:space="preserve"> Part 3</w:t>
+      </w:r>
+    </w:p>
+    <w:p>
+      <w:pPr>
+        <w:ind w:left="0" w:firstLine="0"/>
+      </w:pPr>
+      <w:r>
+        <w:t>To Optimize the script SnowmanThrow, we need to check:</w:t>
+      </w:r>
+    </w:p>
+    <w:p>
+      <w:pPr>
+        <w:pStyle w:val="ListParagraph"/>
+        <w:numPr>
+          <w:ilvl w:val="1"/>
+          <w:numId w:val="550"/>
+        </w:numPr>
+      </w:pPr>
+      <w:r>
+        <w:t>Unnecessary FindGameObject calls inside Update() method.</w:t>
+      </w:r>
+      <w:r>
+        <w:t xml:space="preserve"> Move to Start method.</w:t>
+      </w:r>
+    </w:p>
+    <w:p>
+      <w:pPr>
+        <w:pStyle w:val="ListParagraph"/>
+        <w:numPr>
+          <w:ilvl w:val="1"/>
+          <w:numId w:val="550"/>
+        </w:numPr>
+      </w:pPr>
+      <w:r>
+        <w:t>Unnecessary new memory allocations.</w:t>
+      </w:r>
+      <w:r>
+        <w:t xml:space="preserve"> Create new Vector3 throwY and assign in usage instead of creating new Vector3 object. </w:t>
+      </w:r>
+    </w:p>
+    <w:p>
+      <w:pPr>
+        <w:pStyle w:val="ListParagraph"/>
+        <w:numPr>
+          <w:ilvl w:val="1"/>
+          <w:numId w:val="550"/>
+        </w:numPr>
+      </w:pPr>
+      <w:r>
+        <w:t>Faster way to calculate distances(Algo Improvements).</w:t>
+      </w:r>
+      <w:r>
+        <w:t xml:space="preserve"> Use Vector3.sqrMagnitude</w:t>
+      </w:r>
+    </w:p>
+    <w:p>
+      <w:pPr>
+        <w:pStyle w:val="ListParagraph"/>
+        <w:numPr>
+          <w:ilvl w:val="1"/>
+          <w:numId w:val="550"/>
+        </w:numPr>
+      </w:pPr>
+      <w:r>
+        <w:t>Destroy gameobjects which are created many times if possible.</w:t>
+      </w:r>
+      <w:r>
+        <w:t xml:space="preserve"> Exm: Destroy Snowballs once collided.</w:t>
+      </w:r>
+    </w:p>
+    <w:p>
+      <w:pPr>
+        <w:ind w:left="0" w:firstLine="0"/>
+      </w:pPr>
+    </w:p>
+    <w:p>
+      <w:pPr>
+        <w:ind w:left="0" w:firstLine="0"/>
+      </w:pPr>
+      <w:r>
+        <w:t xml:space="preserve">Note: </w:t>
+      </w:r>
+    </w:p>
+    <w:p>
+      <w:pPr>
+        <w:pStyle w:val="ListParagraph"/>
+        <w:numPr>
+          <w:ilvl w:val="0"/>
+          <w:numId w:val="551"/>
+        </w:numPr>
+      </w:pPr>
+      <w:r>
+        <w:t xml:space="preserve">Set appropriate </w:t>
+      </w:r>
+      <w:r>
+        <w:rPr>
+          <w:b/>
+          <w:bCs/>
+        </w:rPr>
+        <w:t>Layers</w:t>
+      </w:r>
+      <w:r>
+        <w:rPr>
+          <w:b/>
+          <w:bCs/>
+        </w:rPr>
+        <w:t xml:space="preserve"> </w:t>
+      </w:r>
+      <w:r>
+        <w:t>to game objects/prefabs for better collision management.</w:t>
+      </w:r>
+    </w:p>
+    <w:p>
+      <w:pPr>
+        <w:pStyle w:val="ListParagraph"/>
+        <w:numPr>
+          <w:ilvl w:val="0"/>
+          <w:numId w:val="551"/>
+        </w:numPr>
+      </w:pPr>
+      <w:r>
+        <w:t>Check Layer settings: Edit &gt; Project Settings &gt; Physics &gt; Settings &gt; Shared.</w:t>
+      </w:r>
+    </w:p>
+    <w:p>
+      <w:pPr>
+        <w:pStyle w:val="ListParagraph"/>
+        <w:numPr>
+          <w:ilvl w:val="0"/>
+          <w:numId w:val="551"/>
+        </w:numPr>
+      </w:pPr>
+      <w:r>
+        <w:t xml:space="preserve">Since the </w:t>
+      </w:r>
+      <w:r>
+        <w:rPr>
+          <w:b/>
+          <w:bCs/>
+        </w:rPr>
+        <w:t>Snowball</w:t>
+      </w:r>
+      <w:r>
+        <w:t xml:space="preserve"> comes from </w:t>
+      </w:r>
+      <w:r>
+        <w:rPr>
+          <w:b/>
+          <w:bCs/>
+        </w:rPr>
+        <w:t>Snowman</w:t>
+      </w:r>
+      <w:r>
+        <w:t>, it is important to keep both in same layers so that Collision does not start immediately</w:t>
+      </w:r>
+      <w:r>
+        <w:t xml:space="preserve"> otherwise the </w:t>
+      </w:r>
+      <w:r>
+        <w:rPr>
+          <w:b/>
+          <w:bCs/>
+        </w:rPr>
+        <w:t>snowball</w:t>
+      </w:r>
+      <w:r>
+        <w:t xml:space="preserve"> will be destroyed immediately.</w:t>
+      </w:r>
+    </w:p>
+    <w:p>
+      <w:pPr>
+        <w:pStyle w:val="ListParagraph"/>
+        <w:numPr>
+          <w:ilvl w:val="0"/>
+          <w:numId w:val="551"/>
+        </w:numPr>
+      </w:pPr>
+      <w:r>
+        <w:t xml:space="preserve">For better improvements, destroy the </w:t>
+      </w:r>
+      <w:r>
+        <w:rPr>
+          <w:b/>
+          <w:bCs/>
+        </w:rPr>
+        <w:t>snowball</w:t>
+      </w:r>
+      <w:r>
+        <w:t xml:space="preserve"> once it is collided with any object other than the </w:t>
+      </w:r>
+      <w:r>
+        <w:rPr>
+          <w:b/>
+          <w:bCs/>
+        </w:rPr>
+        <w:t>Slope</w:t>
+      </w:r>
+      <w:r>
+        <w:t>.</w:t>
+      </w:r>
+    </w:p>
+    <w:p>
+      <w:pPr>
+        <w:ind w:left="0" w:firstLine="0"/>
+        <w:rPr>
+          <w:b/>
+          <w:bCs/>
+        </w:rPr>
+      </w:pPr>
+      <w:r>
+        <w:lastRenderedPageBreak/>
+        <w:drawing>
+          <wp:anchor distT="0" distB="0" distL="114300" distR="114300" simplePos="0" relativeHeight="251659264" behindDoc="1" locked="0" layoutInCell="1" allowOverlap="1" wp14:anchorId="71E59359" wp14:editId="5D6D8785">
+            <wp:simplePos x="0" y="0"/>
+            <wp:positionH relativeFrom="margin">
+              <wp:align>right</wp:align>
+            </wp:positionH>
+            <wp:positionV relativeFrom="paragraph">
+              <wp:posOffset>3422650</wp:posOffset>
+            </wp:positionV>
+            <wp:extent cx="6845935" cy="3380105"/>
+            <wp:effectExtent l="0" t="0" r="0" b="0"/>
+            <wp:wrapTight wrapText="bothSides">
+              <wp:wrapPolygon edited="0">
+                <wp:start x="0" y="0"/>
+                <wp:lineTo x="0" y="21426"/>
+                <wp:lineTo x="21518" y="21426"/>
+                <wp:lineTo x="21518" y="0"/>
+                <wp:lineTo x="0" y="0"/>
+              </wp:wrapPolygon>
+            </wp:wrapTight>
+            <wp:docPr id="1642466915" name="Picture 1" descr="A screenshot of a computer&#10;&#10;AI-generated content may be incorrect."/>
+            <wp:cNvGraphicFramePr>
+              <a:graphicFrameLocks xmlns:a="http://schemas.openxmlformats.org/drawingml/2006/main" noChangeAspect="1"/>
+            </wp:cNvGraphicFramePr>
+            <a:graphic xmlns:a="http://schemas.openxmlformats.org/drawingml/2006/main">
+              <a:graphicData uri="http://schemas.openxmlformats.org/drawingml/2006/picture">
+                <pic:pic xmlns:pic="http://schemas.openxmlformats.org/drawingml/2006/picture">
+                  <pic:nvPicPr>
+                    <pic:cNvPr id="1642466915" name="Picture 1" descr="A screenshot of a computer&#10;&#10;AI-generated content may be incorrect."/>
+                    <pic:cNvPicPr/>
+                  </pic:nvPicPr>
+                  <pic:blipFill>
+                    <a:blip r:embed="rId9">
+                      <a:extLst>
+                        <a:ext uri="{28A0092B-C50C-407E-A947-70E740481C1C}">
+                          <a14:useLocalDpi xmlns:a14="http://schemas.microsoft.com/office/drawing/2010/main" val="0"/>
+                        </a:ext>
+                      </a:extLst>
+                    </a:blip>
+                    <a:stretch>
+                      <a:fillRect/>
+                    </a:stretch>
+                  </pic:blipFill>
+                  <pic:spPr>
+                    <a:xfrm>
+                      <a:off x="0" y="0"/>
+                      <a:ext cx="6845935" cy="3380105"/>
+                    </a:xfrm>
+                    <a:prstGeom prst="rect">
+                      <a:avLst/>
+                    </a:prstGeom>
+                  </pic:spPr>
+                </pic:pic>
+              </a:graphicData>
+            </a:graphic>
+            <wp14:sizeRelH relativeFrom="margin">
+              <wp14:pctWidth>0</wp14:pctWidth>
+            </wp14:sizeRelH>
+            <wp14:sizeRelV relativeFrom="margin">
+              <wp14:pctHeight>0</wp14:pctHeight>
+            </wp14:sizeRelV>
+          </wp:anchor>
+        </w:drawing>
+      </w:r>
+      <w:r>
+        <w:drawing>
+          <wp:anchor distT="0" distB="0" distL="114300" distR="114300" simplePos="0" relativeHeight="251658240" behindDoc="0" locked="0" layoutInCell="1" allowOverlap="1" wp14:anchorId="456796CF" wp14:editId="0A0429B1">
+            <wp:simplePos x="0" y="0"/>
+            <wp:positionH relativeFrom="margin">
+              <wp:align>right</wp:align>
+            </wp:positionH>
+            <wp:positionV relativeFrom="paragraph">
+              <wp:posOffset>0</wp:posOffset>
+            </wp:positionV>
+            <wp:extent cx="6858000" cy="3256280"/>
+            <wp:effectExtent l="0" t="0" r="0" b="1270"/>
+            <wp:wrapSquare wrapText="bothSides"/>
+            <wp:docPr id="735122180" name="Picture 1"/>
+            <wp:cNvGraphicFramePr>
+              <a:graphicFrameLocks xmlns:a="http://schemas.openxmlformats.org/drawingml/2006/main" noChangeAspect="1"/>
+            </wp:cNvGraphicFramePr>
+            <a:graphic xmlns:a="http://schemas.openxmlformats.org/drawingml/2006/main">
+              <a:graphicData uri="http://schemas.openxmlformats.org/drawingml/2006/picture">
+                <pic:pic xmlns:pic="http://schemas.openxmlformats.org/drawingml/2006/picture">
+                  <pic:nvPicPr>
+                    <pic:cNvPr id="735122180" name=""/>
+                    <pic:cNvPicPr/>
+                  </pic:nvPicPr>
+                  <pic:blipFill>
+                    <a:blip r:embed="rId10">
+                      <a:extLst>
+                        <a:ext uri="{28A0092B-C50C-407E-A947-70E740481C1C}">
+                          <a14:useLocalDpi xmlns:a14="http://schemas.microsoft.com/office/drawing/2010/main" val="0"/>
+                        </a:ext>
+                      </a:extLst>
+                    </a:blip>
+                    <a:stretch>
+                      <a:fillRect/>
+                    </a:stretch>
+                  </pic:blipFill>
+                  <pic:spPr>
+                    <a:xfrm>
+                      <a:off x="0" y="0"/>
+                      <a:ext cx="6858000" cy="3256280"/>
+                    </a:xfrm>
+                    <a:prstGeom prst="rect">
+                      <a:avLst/>
+                    </a:prstGeom>
+                  </pic:spPr>
+                </pic:pic>
+              </a:graphicData>
+            </a:graphic>
+            <wp14:sizeRelH relativeFrom="margin">
+              <wp14:pctWidth>0</wp14:pctWidth>
+            </wp14:sizeRelH>
+            <wp14:sizeRelV relativeFrom="margin">
+              <wp14:pctHeight>0</wp14:pctHeight>
+            </wp14:sizeRelV>
+          </wp:anchor>
+        </w:drawing>
+      </w:r>
+    </w:p>
+    <w:p>
+      <w:pPr>
+        <w:ind w:left="0" w:firstLine="0"/>
+      </w:pPr>
+      <w:r>
+        <w:rPr>
+          <w:b/>
+          <w:bCs/>
+        </w:rPr>
+        <w:t xml:space="preserve">Extra </w:t>
+      </w:r>
+      <w:r>
+        <w:rPr>
+          <w:b/>
+          <w:bCs/>
+        </w:rPr>
+        <w:t xml:space="preserve">Challenge: </w:t>
+      </w:r>
+      <w:r>
+        <w:t>While our game is performing much better we can always improve our code. Create an Object Pooling system to control the number of snowballs available to all snowmen.</w:t>
+      </w:r>
+    </w:p>
+    <w:p>
+      <w:pPr>
+        <w:ind w:left="0" w:firstLine="0"/>
+        <w:rPr>
+          <w:b/>
+          <w:bCs/>
+        </w:rPr>
+      </w:pPr>
+      <w:r>
+        <w:rPr>
+          <w:b/>
+          <w:bCs/>
+        </w:rPr>
+        <w:t>Solution:</w:t>
+      </w:r>
+    </w:p>
+    <w:p>
+      <w:pPr>
+        <w:pStyle w:val="ListParagraph"/>
+        <w:numPr>
+          <w:ilvl w:val="0"/>
+          <w:numId w:val="554"/>
+        </w:numPr>
+      </w:pPr>
+      <w:r>
+        <w:t>Creating an </w:t>
+      </w:r>
+      <w:r>
+        <w:rPr>
+          <w:b/>
+          <w:bCs/>
+        </w:rPr>
+        <w:t>object pooling system</w:t>
+      </w:r>
+      <w:r>
+        <w:t> in Unity is a great way to control the number of objects created and reused, improving performance and reducing memory overhead—especially for frequently instantiated objects like bullets, enemies, or effects.</w:t>
+      </w:r>
+    </w:p>
+    <w:p>
+      <w:pPr>
+        <w:pStyle w:val="ListParagraph"/>
+        <w:numPr>
+          <w:ilvl w:val="0"/>
+          <w:numId w:val="554"/>
+        </w:numPr>
+      </w:pPr>
+      <w:r>
+        <w:t xml:space="preserve">Create a script </w:t>
+      </w:r>
+      <w:r>
+        <w:rPr>
+          <w:b/>
+          <w:bCs/>
+        </w:rPr>
+        <w:t>ObjectPoolManager</w:t>
+      </w:r>
+      <w:r>
+        <w:rPr>
+          <w:b/>
+          <w:bCs/>
+        </w:rPr>
+        <w:t xml:space="preserve">, </w:t>
+      </w:r>
+      <w:r>
+        <w:t>assign to an empty GameObject.</w:t>
+      </w:r>
+    </w:p>
+    <w:p>
+      <w:pPr>
+        <w:pStyle w:val="ListParagraph"/>
+        <w:numPr>
+          <w:ilvl w:val="0"/>
+          <w:numId w:val="554"/>
+        </w:numPr>
+      </w:pPr>
+      <w:r>
+        <w:t>Set snowball prefab to it to instantiate.</w:t>
+      </w:r>
+    </w:p>
+    <w:p>
+      <w:pPr>
+        <w:pStyle w:val="ListParagraph"/>
+        <w:numPr>
+          <w:ilvl w:val="0"/>
+          <w:numId w:val="554"/>
+        </w:numPr>
+      </w:pPr>
+      <w:r>
+        <w:t>In Snowball script(or RemovableObstacle), set the gameObject to false instead of destroying it.</w:t>
+      </w:r>
+    </w:p>
+    <w:p>
+      <w:pPr>
+        <w:pStyle w:val="ListParagraph"/>
+        <w:ind w:left="360" w:firstLine="0"/>
+      </w:pPr>
+    </w:p>
     <w:sectPr>
-      <w:footerReference w:type="default" r:id="rId9"/>
+      <w:footerReference w:type="default" r:id="rId11"/>
       <w:pgSz w:w="12240" w:h="15840"/>
       <w:pgMar w:top="720" w:right="720" w:bottom="720" w:left="720" w:header="144" w:footer="144" w:gutter="0"/>
       <w:cols w:space="720"/>
@@ -10504,6 +11339,92 @@
     </w:lvl>
   </w:abstractNum>
   <w:abstractNum w:abstractNumId="10" w15:restartNumberingAfterBreak="0">
+    <w:nsid w:val="059E36DB"/>
+    <w:multiLevelType w:val="multilevel"/>
+    <w:tmpl w:val="0409001D"/>
+    <w:lvl w:ilvl="0">
+      <w:start w:val="1"/>
+      <w:numFmt w:val="decimal"/>
+      <w:lvlText w:val="%1)"/>
+      <w:lvlJc w:val="left"/>
+      <w:pPr>
+        <w:ind w:left="360" w:hanging="360"/>
+      </w:pPr>
+    </w:lvl>
+    <w:lvl w:ilvl="1">
+      <w:start w:val="1"/>
+      <w:numFmt w:val="lowerLetter"/>
+      <w:lvlText w:val="%2)"/>
+      <w:lvlJc w:val="left"/>
+      <w:pPr>
+        <w:ind w:left="720" w:hanging="360"/>
+      </w:pPr>
+    </w:lvl>
+    <w:lvl w:ilvl="2">
+      <w:start w:val="1"/>
+      <w:numFmt w:val="lowerRoman"/>
+      <w:lvlText w:val="%3)"/>
+      <w:lvlJc w:val="left"/>
+      <w:pPr>
+        <w:ind w:left="1080" w:hanging="360"/>
+      </w:pPr>
+    </w:lvl>
+    <w:lvl w:ilvl="3">
+      <w:start w:val="1"/>
+      <w:numFmt w:val="decimal"/>
+      <w:lvlText w:val="(%4)"/>
+      <w:lvlJc w:val="left"/>
+      <w:pPr>
+        <w:ind w:left="1440" w:hanging="360"/>
+      </w:pPr>
+    </w:lvl>
+    <w:lvl w:ilvl="4">
+      <w:start w:val="1"/>
+      <w:numFmt w:val="lowerLetter"/>
+      <w:lvlText w:val="(%5)"/>
+      <w:lvlJc w:val="left"/>
+      <w:pPr>
+        <w:ind w:left="1800" w:hanging="360"/>
+      </w:pPr>
+    </w:lvl>
+    <w:lvl w:ilvl="5">
+      <w:start w:val="1"/>
+      <w:numFmt w:val="lowerRoman"/>
+      <w:lvlText w:val="(%6)"/>
+      <w:lvlJc w:val="left"/>
+      <w:pPr>
+        <w:ind w:left="2160" w:hanging="360"/>
+      </w:pPr>
+    </w:lvl>
+    <w:lvl w:ilvl="6">
+      <w:start w:val="1"/>
+      <w:numFmt w:val="decimal"/>
+      <w:lvlText w:val="%7."/>
+      <w:lvlJc w:val="left"/>
+      <w:pPr>
+        <w:ind w:left="2520" w:hanging="360"/>
+      </w:pPr>
+    </w:lvl>
+    <w:lvl w:ilvl="7">
+      <w:start w:val="1"/>
+      <w:numFmt w:val="lowerLetter"/>
+      <w:lvlText w:val="%8."/>
+      <w:lvlJc w:val="left"/>
+      <w:pPr>
+        <w:ind w:left="2880" w:hanging="360"/>
+      </w:pPr>
+    </w:lvl>
+    <w:lvl w:ilvl="8">
+      <w:start w:val="1"/>
+      <w:numFmt w:val="lowerRoman"/>
+      <w:lvlText w:val="%9."/>
+      <w:lvlJc w:val="left"/>
+      <w:pPr>
+        <w:ind w:left="3240" w:hanging="360"/>
+      </w:pPr>
+    </w:lvl>
+  </w:abstractNum>
+  <w:abstractNum w:abstractNumId="11" w15:restartNumberingAfterBreak="0">
     <w:nsid w:val="0695379F"/>
     <w:multiLevelType w:val="hybridMultilevel"/>
     <w:tmpl w:val="1EF04F3A"/>
@@ -10589,7 +11510,93 @@
       </w:pPr>
     </w:lvl>
   </w:abstractNum>
-  <w:abstractNum w:abstractNumId="11" w15:restartNumberingAfterBreak="0">
+  <w:abstractNum w:abstractNumId="12" w15:restartNumberingAfterBreak="0">
+    <w:nsid w:val="0720142C"/>
+    <w:multiLevelType w:val="hybridMultilevel"/>
+    <w:tmpl w:val="2B141F3A"/>
+    <w:lvl w:ilvl="0" w:tplc="0409000F">
+      <w:start w:val="1"/>
+      <w:numFmt w:val="decimal"/>
+      <w:lvlText w:val="%1."/>
+      <w:lvlJc w:val="left"/>
+      <w:pPr>
+        <w:ind w:left="360" w:hanging="360"/>
+      </w:pPr>
+    </w:lvl>
+    <w:lvl w:ilvl="1" w:tplc="04090019" w:tentative="1">
+      <w:start w:val="1"/>
+      <w:numFmt w:val="lowerLetter"/>
+      <w:lvlText w:val="%2."/>
+      <w:lvlJc w:val="left"/>
+      <w:pPr>
+        <w:ind w:left="1080" w:hanging="360"/>
+      </w:pPr>
+    </w:lvl>
+    <w:lvl w:ilvl="2" w:tplc="0409001B" w:tentative="1">
+      <w:start w:val="1"/>
+      <w:numFmt w:val="lowerRoman"/>
+      <w:lvlText w:val="%3."/>
+      <w:lvlJc w:val="right"/>
+      <w:pPr>
+        <w:ind w:left="1800" w:hanging="180"/>
+      </w:pPr>
+    </w:lvl>
+    <w:lvl w:ilvl="3" w:tplc="0409000F" w:tentative="1">
+      <w:start w:val="1"/>
+      <w:numFmt w:val="decimal"/>
+      <w:lvlText w:val="%4."/>
+      <w:lvlJc w:val="left"/>
+      <w:pPr>
+        <w:ind w:left="2520" w:hanging="360"/>
+      </w:pPr>
+    </w:lvl>
+    <w:lvl w:ilvl="4" w:tplc="04090019" w:tentative="1">
+      <w:start w:val="1"/>
+      <w:numFmt w:val="lowerLetter"/>
+      <w:lvlText w:val="%5."/>
+      <w:lvlJc w:val="left"/>
+      <w:pPr>
+        <w:ind w:left="3240" w:hanging="360"/>
+      </w:pPr>
+    </w:lvl>
+    <w:lvl w:ilvl="5" w:tplc="0409001B" w:tentative="1">
+      <w:start w:val="1"/>
+      <w:numFmt w:val="lowerRoman"/>
+      <w:lvlText w:val="%6."/>
+      <w:lvlJc w:val="right"/>
+      <w:pPr>
+        <w:ind w:left="3960" w:hanging="180"/>
+      </w:pPr>
+    </w:lvl>
+    <w:lvl w:ilvl="6" w:tplc="0409000F" w:tentative="1">
+      <w:start w:val="1"/>
+      <w:numFmt w:val="decimal"/>
+      <w:lvlText w:val="%7."/>
+      <w:lvlJc w:val="left"/>
+      <w:pPr>
+        <w:ind w:left="4680" w:hanging="360"/>
+      </w:pPr>
+    </w:lvl>
+    <w:lvl w:ilvl="7" w:tplc="04090019" w:tentative="1">
+      <w:start w:val="1"/>
+      <w:numFmt w:val="lowerLetter"/>
+      <w:lvlText w:val="%8."/>
+      <w:lvlJc w:val="left"/>
+      <w:pPr>
+        <w:ind w:left="5400" w:hanging="360"/>
+      </w:pPr>
+    </w:lvl>
+    <w:lvl w:ilvl="8" w:tplc="0409001B" w:tentative="1">
+      <w:start w:val="1"/>
+      <w:numFmt w:val="lowerRoman"/>
+      <w:lvlText w:val="%9."/>
+      <w:lvlJc w:val="right"/>
+      <w:pPr>
+        <w:ind w:left="6120" w:hanging="180"/>
+      </w:pPr>
+    </w:lvl>
+  </w:abstractNum>
+  <w:abstractNum w:abstractNumId="13" w15:restartNumberingAfterBreak="0">
     <w:nsid w:val="089F5F92"/>
     <w:multiLevelType w:val="multilevel"/>
     <w:tmpl w:val="77FEDCBE"/>
@@ -10738,7 +11745,7 @@
       </w:rPr>
     </w:lvl>
   </w:abstractNum>
-  <w:abstractNum w:abstractNumId="12" w15:restartNumberingAfterBreak="0">
+  <w:abstractNum w:abstractNumId="14" w15:restartNumberingAfterBreak="0">
     <w:nsid w:val="08EB47E7"/>
     <w:multiLevelType w:val="hybridMultilevel"/>
     <w:tmpl w:val="B3F2D8E6"/>
@@ -10824,7 +11831,7 @@
       </w:pPr>
     </w:lvl>
   </w:abstractNum>
-  <w:abstractNum w:abstractNumId="13" w15:restartNumberingAfterBreak="0">
+  <w:abstractNum w:abstractNumId="15" w15:restartNumberingAfterBreak="0">
     <w:nsid w:val="09595F6B"/>
     <w:multiLevelType w:val="multilevel"/>
     <w:tmpl w:val="90EAEF30"/>
@@ -10973,7 +11980,7 @@
       </w:rPr>
     </w:lvl>
   </w:abstractNum>
-  <w:abstractNum w:abstractNumId="14" w15:restartNumberingAfterBreak="0">
+  <w:abstractNum w:abstractNumId="16" w15:restartNumberingAfterBreak="0">
     <w:nsid w:val="0A772C37"/>
     <w:multiLevelType w:val="hybridMultilevel"/>
     <w:tmpl w:val="3594BBB0"/>
@@ -11086,7 +12093,7 @@
       </w:rPr>
     </w:lvl>
   </w:abstractNum>
-  <w:abstractNum w:abstractNumId="15" w15:restartNumberingAfterBreak="0">
+  <w:abstractNum w:abstractNumId="17" w15:restartNumberingAfterBreak="0">
     <w:nsid w:val="0B811716"/>
     <w:multiLevelType w:val="multilevel"/>
     <w:tmpl w:val="C3B0D4FC"/>
@@ -11208,7 +12215,7 @@
       </w:rPr>
     </w:lvl>
   </w:abstractNum>
-  <w:abstractNum w:abstractNumId="16" w15:restartNumberingAfterBreak="0">
+  <w:abstractNum w:abstractNumId="18" w15:restartNumberingAfterBreak="0">
     <w:nsid w:val="0B9A4A86"/>
     <w:multiLevelType w:val="multilevel"/>
     <w:tmpl w:val="A2E49A8A"/>
@@ -11326,7 +12333,7 @@
       </w:rPr>
     </w:lvl>
   </w:abstractNum>
-  <w:abstractNum w:abstractNumId="17" w15:restartNumberingAfterBreak="0">
+  <w:abstractNum w:abstractNumId="19" w15:restartNumberingAfterBreak="0">
     <w:nsid w:val="0CB641C1"/>
     <w:multiLevelType w:val="multilevel"/>
     <w:tmpl w:val="942252D2"/>
@@ -11475,7 +12482,7 @@
       </w:rPr>
     </w:lvl>
   </w:abstractNum>
-  <w:abstractNum w:abstractNumId="18" w15:restartNumberingAfterBreak="0">
+  <w:abstractNum w:abstractNumId="20" w15:restartNumberingAfterBreak="0">
     <w:nsid w:val="0CFB18BF"/>
     <w:multiLevelType w:val="hybridMultilevel"/>
     <w:tmpl w:val="2FF67C88"/>
@@ -11565,7 +12572,7 @@
       </w:pPr>
     </w:lvl>
   </w:abstractNum>
-  <w:abstractNum w:abstractNumId="19" w15:restartNumberingAfterBreak="0">
+  <w:abstractNum w:abstractNumId="21" w15:restartNumberingAfterBreak="0">
     <w:nsid w:val="0D3B45A0"/>
     <w:multiLevelType w:val="multilevel"/>
     <w:tmpl w:val="7B366BCE"/>
@@ -11714,7 +12721,7 @@
       </w:rPr>
     </w:lvl>
   </w:abstractNum>
-  <w:abstractNum w:abstractNumId="20" w15:restartNumberingAfterBreak="0">
+  <w:abstractNum w:abstractNumId="22" w15:restartNumberingAfterBreak="0">
     <w:nsid w:val="0D4012EE"/>
     <w:multiLevelType w:val="multilevel"/>
     <w:tmpl w:val="7422975C"/>
@@ -11835,7 +12842,7 @@
       </w:rPr>
     </w:lvl>
   </w:abstractNum>
-  <w:abstractNum w:abstractNumId="21" w15:restartNumberingAfterBreak="0">
+  <w:abstractNum w:abstractNumId="23" w15:restartNumberingAfterBreak="0">
     <w:nsid w:val="0E0A4936"/>
     <w:multiLevelType w:val="multilevel"/>
     <w:tmpl w:val="BFD60CD6"/>
@@ -11984,7 +12991,7 @@
       </w:rPr>
     </w:lvl>
   </w:abstractNum>
-  <w:abstractNum w:abstractNumId="22" w15:restartNumberingAfterBreak="0">
+  <w:abstractNum w:abstractNumId="24" w15:restartNumberingAfterBreak="0">
     <w:nsid w:val="0E434700"/>
     <w:multiLevelType w:val="multilevel"/>
     <w:tmpl w:val="106C5564"/>
@@ -12133,7 +13140,7 @@
       </w:rPr>
     </w:lvl>
   </w:abstractNum>
-  <w:abstractNum w:abstractNumId="23" w15:restartNumberingAfterBreak="0">
+  <w:abstractNum w:abstractNumId="25" w15:restartNumberingAfterBreak="0">
     <w:nsid w:val="0EAA3203"/>
     <w:multiLevelType w:val="multilevel"/>
     <w:tmpl w:val="983800CA"/>
@@ -12246,7 +13253,7 @@
       </w:pPr>
     </w:lvl>
   </w:abstractNum>
-  <w:abstractNum w:abstractNumId="24" w15:restartNumberingAfterBreak="0">
+  <w:abstractNum w:abstractNumId="26" w15:restartNumberingAfterBreak="0">
     <w:nsid w:val="0EB853E1"/>
     <w:multiLevelType w:val="multilevel"/>
     <w:tmpl w:val="28268592"/>
@@ -12395,7 +13402,7 @@
       </w:rPr>
     </w:lvl>
   </w:abstractNum>
-  <w:abstractNum w:abstractNumId="25" w15:restartNumberingAfterBreak="0">
+  <w:abstractNum w:abstractNumId="27" w15:restartNumberingAfterBreak="0">
     <w:nsid w:val="0FE27EFD"/>
     <w:multiLevelType w:val="multilevel"/>
     <w:tmpl w:val="2E9EE0B8"/>
@@ -12544,7 +13551,7 @@
       </w:rPr>
     </w:lvl>
   </w:abstractNum>
-  <w:abstractNum w:abstractNumId="26" w15:restartNumberingAfterBreak="0">
+  <w:abstractNum w:abstractNumId="28" w15:restartNumberingAfterBreak="0">
     <w:nsid w:val="0FF549FB"/>
     <w:multiLevelType w:val="multilevel"/>
     <w:tmpl w:val="E4C2A230"/>
@@ -12661,7 +13668,7 @@
       </w:pPr>
     </w:lvl>
   </w:abstractNum>
-  <w:abstractNum w:abstractNumId="27" w15:restartNumberingAfterBreak="0">
+  <w:abstractNum w:abstractNumId="29" w15:restartNumberingAfterBreak="0">
     <w:nsid w:val="10594FAC"/>
     <w:multiLevelType w:val="multilevel"/>
     <w:tmpl w:val="202A3DA4"/>
@@ -12782,7 +13789,7 @@
       </w:rPr>
     </w:lvl>
   </w:abstractNum>
-  <w:abstractNum w:abstractNumId="28" w15:restartNumberingAfterBreak="0">
+  <w:abstractNum w:abstractNumId="30" w15:restartNumberingAfterBreak="0">
     <w:nsid w:val="108F69BB"/>
     <w:multiLevelType w:val="multilevel"/>
     <w:tmpl w:val="10948302"/>
@@ -12931,7 +13938,7 @@
       </w:rPr>
     </w:lvl>
   </w:abstractNum>
-  <w:abstractNum w:abstractNumId="29" w15:restartNumberingAfterBreak="0">
+  <w:abstractNum w:abstractNumId="31" w15:restartNumberingAfterBreak="0">
     <w:nsid w:val="113D112B"/>
     <w:multiLevelType w:val="multilevel"/>
     <w:tmpl w:val="9CEC85B4"/>
@@ -13080,7 +14087,7 @@
       </w:rPr>
     </w:lvl>
   </w:abstractNum>
-  <w:abstractNum w:abstractNumId="30" w15:restartNumberingAfterBreak="0">
+  <w:abstractNum w:abstractNumId="32" w15:restartNumberingAfterBreak="0">
     <w:nsid w:val="11621CAC"/>
     <w:multiLevelType w:val="hybridMultilevel"/>
     <w:tmpl w:val="5E02105A"/>
@@ -13166,7 +14173,7 @@
       </w:pPr>
     </w:lvl>
   </w:abstractNum>
-  <w:abstractNum w:abstractNumId="31" w15:restartNumberingAfterBreak="0">
+  <w:abstractNum w:abstractNumId="33" w15:restartNumberingAfterBreak="0">
     <w:nsid w:val="12E10676"/>
     <w:multiLevelType w:val="hybridMultilevel"/>
     <w:tmpl w:val="DA7C62D8"/>
@@ -13255,7 +14262,7 @@
       </w:pPr>
     </w:lvl>
   </w:abstractNum>
-  <w:abstractNum w:abstractNumId="32" w15:restartNumberingAfterBreak="0">
+  <w:abstractNum w:abstractNumId="34" w15:restartNumberingAfterBreak="0">
     <w:nsid w:val="131B2C95"/>
     <w:multiLevelType w:val="hybridMultilevel"/>
     <w:tmpl w:val="F6026CA8"/>
@@ -13341,7 +14348,7 @@
       </w:pPr>
     </w:lvl>
   </w:abstractNum>
-  <w:abstractNum w:abstractNumId="33" w15:restartNumberingAfterBreak="0">
+  <w:abstractNum w:abstractNumId="35" w15:restartNumberingAfterBreak="0">
     <w:nsid w:val="132C3C4F"/>
     <w:multiLevelType w:val="multilevel"/>
     <w:tmpl w:val="D36A1FAC"/>
@@ -13490,7 +14497,7 @@
       </w:rPr>
     </w:lvl>
   </w:abstractNum>
-  <w:abstractNum w:abstractNumId="34" w15:restartNumberingAfterBreak="0">
+  <w:abstractNum w:abstractNumId="36" w15:restartNumberingAfterBreak="0">
     <w:nsid w:val="13363BD8"/>
     <w:multiLevelType w:val="multilevel"/>
     <w:tmpl w:val="FB743E34"/>
@@ -13639,7 +14646,7 @@
       </w:rPr>
     </w:lvl>
   </w:abstractNum>
-  <w:abstractNum w:abstractNumId="35" w15:restartNumberingAfterBreak="0">
+  <w:abstractNum w:abstractNumId="37" w15:restartNumberingAfterBreak="0">
     <w:nsid w:val="14A22D46"/>
     <w:multiLevelType w:val="multilevel"/>
     <w:tmpl w:val="1CFA2DA8"/>
@@ -13788,7 +14795,7 @@
       </w:rPr>
     </w:lvl>
   </w:abstractNum>
-  <w:abstractNum w:abstractNumId="36" w15:restartNumberingAfterBreak="0">
+  <w:abstractNum w:abstractNumId="38" w15:restartNumberingAfterBreak="0">
     <w:nsid w:val="14B108F2"/>
     <w:multiLevelType w:val="multilevel"/>
     <w:tmpl w:val="D7069CDE"/>
@@ -13937,7 +14944,7 @@
       </w:rPr>
     </w:lvl>
   </w:abstractNum>
-  <w:abstractNum w:abstractNumId="37" w15:restartNumberingAfterBreak="0">
+  <w:abstractNum w:abstractNumId="39" w15:restartNumberingAfterBreak="0">
     <w:nsid w:val="14B6451B"/>
     <w:multiLevelType w:val="multilevel"/>
     <w:tmpl w:val="C1E8794A"/>
@@ -14086,7 +15093,7 @@
       </w:rPr>
     </w:lvl>
   </w:abstractNum>
-  <w:abstractNum w:abstractNumId="38" w15:restartNumberingAfterBreak="0">
+  <w:abstractNum w:abstractNumId="40" w15:restartNumberingAfterBreak="0">
     <w:nsid w:val="14C6297A"/>
     <w:multiLevelType w:val="multilevel"/>
     <w:tmpl w:val="C598CDDE"/>
@@ -14203,7 +15210,7 @@
       </w:pPr>
     </w:lvl>
   </w:abstractNum>
-  <w:abstractNum w:abstractNumId="39" w15:restartNumberingAfterBreak="0">
+  <w:abstractNum w:abstractNumId="41" w15:restartNumberingAfterBreak="0">
     <w:nsid w:val="14F06692"/>
     <w:multiLevelType w:val="multilevel"/>
     <w:tmpl w:val="85FA3AA4"/>
@@ -14352,7 +15359,7 @@
       </w:rPr>
     </w:lvl>
   </w:abstractNum>
-  <w:abstractNum w:abstractNumId="40" w15:restartNumberingAfterBreak="0">
+  <w:abstractNum w:abstractNumId="42" w15:restartNumberingAfterBreak="0">
     <w:nsid w:val="152026B0"/>
     <w:multiLevelType w:val="multilevel"/>
     <w:tmpl w:val="AA922674"/>
@@ -14501,7 +15508,7 @@
       </w:rPr>
     </w:lvl>
   </w:abstractNum>
-  <w:abstractNum w:abstractNumId="41" w15:restartNumberingAfterBreak="0">
+  <w:abstractNum w:abstractNumId="43" w15:restartNumberingAfterBreak="0">
     <w:nsid w:val="16894558"/>
     <w:multiLevelType w:val="hybridMultilevel"/>
     <w:tmpl w:val="27D0B642"/>
@@ -14587,7 +15594,7 @@
       </w:pPr>
     </w:lvl>
   </w:abstractNum>
-  <w:abstractNum w:abstractNumId="42" w15:restartNumberingAfterBreak="0">
+  <w:abstractNum w:abstractNumId="44" w15:restartNumberingAfterBreak="0">
     <w:nsid w:val="17E14914"/>
     <w:multiLevelType w:val="multilevel"/>
     <w:tmpl w:val="A7ACE69C"/>
@@ -14736,7 +15743,7 @@
       </w:rPr>
     </w:lvl>
   </w:abstractNum>
-  <w:abstractNum w:abstractNumId="43" w15:restartNumberingAfterBreak="0">
+  <w:abstractNum w:abstractNumId="45" w15:restartNumberingAfterBreak="0">
     <w:nsid w:val="17EC5EB1"/>
     <w:multiLevelType w:val="hybridMultilevel"/>
     <w:tmpl w:val="DF02FED4"/>
@@ -14849,7 +15856,7 @@
       </w:rPr>
     </w:lvl>
   </w:abstractNum>
-  <w:abstractNum w:abstractNumId="44" w15:restartNumberingAfterBreak="0">
+  <w:abstractNum w:abstractNumId="46" w15:restartNumberingAfterBreak="0">
     <w:nsid w:val="19B14461"/>
     <w:multiLevelType w:val="multilevel"/>
     <w:tmpl w:val="EB50E7E0"/>
@@ -14998,7 +16005,7 @@
       </w:rPr>
     </w:lvl>
   </w:abstractNum>
-  <w:abstractNum w:abstractNumId="45" w15:restartNumberingAfterBreak="0">
+  <w:abstractNum w:abstractNumId="47" w15:restartNumberingAfterBreak="0">
     <w:nsid w:val="19B60504"/>
     <w:multiLevelType w:val="multilevel"/>
     <w:tmpl w:val="104E06D4"/>
@@ -15147,7 +16154,7 @@
       </w:rPr>
     </w:lvl>
   </w:abstractNum>
-  <w:abstractNum w:abstractNumId="46" w15:restartNumberingAfterBreak="0">
+  <w:abstractNum w:abstractNumId="48" w15:restartNumberingAfterBreak="0">
     <w:nsid w:val="19BD1916"/>
     <w:multiLevelType w:val="hybridMultilevel"/>
     <w:tmpl w:val="35E4D478"/>
@@ -15260,7 +16267,7 @@
       </w:rPr>
     </w:lvl>
   </w:abstractNum>
-  <w:abstractNum w:abstractNumId="47" w15:restartNumberingAfterBreak="0">
+  <w:abstractNum w:abstractNumId="49" w15:restartNumberingAfterBreak="0">
     <w:nsid w:val="19C850FD"/>
     <w:multiLevelType w:val="multilevel"/>
     <w:tmpl w:val="7E2014D2"/>
@@ -15409,7 +16416,7 @@
       </w:rPr>
     </w:lvl>
   </w:abstractNum>
-  <w:abstractNum w:abstractNumId="48" w15:restartNumberingAfterBreak="0">
+  <w:abstractNum w:abstractNumId="50" w15:restartNumberingAfterBreak="0">
     <w:nsid w:val="19F45126"/>
     <w:multiLevelType w:val="hybridMultilevel"/>
     <w:tmpl w:val="33001022"/>
@@ -15498,7 +16505,7 @@
       </w:pPr>
     </w:lvl>
   </w:abstractNum>
-  <w:abstractNum w:abstractNumId="49" w15:restartNumberingAfterBreak="0">
+  <w:abstractNum w:abstractNumId="51" w15:restartNumberingAfterBreak="0">
     <w:nsid w:val="1BE3155A"/>
     <w:multiLevelType w:val="multilevel"/>
     <w:tmpl w:val="845EB0D8"/>
@@ -15647,7 +16654,7 @@
       </w:rPr>
     </w:lvl>
   </w:abstractNum>
-  <w:abstractNum w:abstractNumId="50" w15:restartNumberingAfterBreak="0">
+  <w:abstractNum w:abstractNumId="52" w15:restartNumberingAfterBreak="0">
     <w:nsid w:val="1D1909C7"/>
     <w:multiLevelType w:val="hybridMultilevel"/>
     <w:tmpl w:val="2AFEB8B2"/>
@@ -15737,7 +16744,7 @@
       </w:pPr>
     </w:lvl>
   </w:abstractNum>
-  <w:abstractNum w:abstractNumId="51" w15:restartNumberingAfterBreak="0">
+  <w:abstractNum w:abstractNumId="53" w15:restartNumberingAfterBreak="0">
     <w:nsid w:val="1D516813"/>
     <w:multiLevelType w:val="multilevel"/>
     <w:tmpl w:val="F258E3F0"/>
@@ -15886,7 +16893,7 @@
       </w:rPr>
     </w:lvl>
   </w:abstractNum>
-  <w:abstractNum w:abstractNumId="52" w15:restartNumberingAfterBreak="0">
+  <w:abstractNum w:abstractNumId="54" w15:restartNumberingAfterBreak="0">
     <w:nsid w:val="1E2A74C7"/>
     <w:multiLevelType w:val="multilevel"/>
     <w:tmpl w:val="AC0CEE90"/>
@@ -16007,7 +17014,7 @@
       </w:pPr>
     </w:lvl>
   </w:abstractNum>
-  <w:abstractNum w:abstractNumId="53" w15:restartNumberingAfterBreak="0">
+  <w:abstractNum w:abstractNumId="55" w15:restartNumberingAfterBreak="0">
     <w:nsid w:val="1E4274C8"/>
     <w:multiLevelType w:val="multilevel"/>
     <w:tmpl w:val="C52EF816"/>
@@ -16156,7 +17163,7 @@
       </w:rPr>
     </w:lvl>
   </w:abstractNum>
-  <w:abstractNum w:abstractNumId="54" w15:restartNumberingAfterBreak="0">
+  <w:abstractNum w:abstractNumId="56" w15:restartNumberingAfterBreak="0">
     <w:nsid w:val="1F1E7757"/>
     <w:multiLevelType w:val="hybridMultilevel"/>
     <w:tmpl w:val="D8523C04"/>
@@ -16245,7 +17252,7 @@
       </w:pPr>
     </w:lvl>
   </w:abstractNum>
-  <w:abstractNum w:abstractNumId="55" w15:restartNumberingAfterBreak="0">
+  <w:abstractNum w:abstractNumId="57" w15:restartNumberingAfterBreak="0">
     <w:nsid w:val="1F762397"/>
     <w:multiLevelType w:val="multilevel"/>
     <w:tmpl w:val="3DB0EBDA"/>
@@ -16394,7 +17401,7 @@
       </w:rPr>
     </w:lvl>
   </w:abstractNum>
-  <w:abstractNum w:abstractNumId="56" w15:restartNumberingAfterBreak="0">
+  <w:abstractNum w:abstractNumId="58" w15:restartNumberingAfterBreak="0">
     <w:nsid w:val="1FCE5859"/>
     <w:multiLevelType w:val="multilevel"/>
     <w:tmpl w:val="309C5D70"/>
@@ -16543,7 +17550,7 @@
       </w:rPr>
     </w:lvl>
   </w:abstractNum>
-  <w:abstractNum w:abstractNumId="57" w15:restartNumberingAfterBreak="0">
+  <w:abstractNum w:abstractNumId="59" w15:restartNumberingAfterBreak="0">
     <w:nsid w:val="20C13BB2"/>
     <w:multiLevelType w:val="multilevel"/>
     <w:tmpl w:val="921A5BBE"/>
@@ -16692,7 +17699,7 @@
       </w:rPr>
     </w:lvl>
   </w:abstractNum>
-  <w:abstractNum w:abstractNumId="58" w15:restartNumberingAfterBreak="0">
+  <w:abstractNum w:abstractNumId="60" w15:restartNumberingAfterBreak="0">
     <w:nsid w:val="20C85A46"/>
     <w:multiLevelType w:val="multilevel"/>
     <w:tmpl w:val="0409001D"/>
@@ -16778,7 +17785,7 @@
       </w:pPr>
     </w:lvl>
   </w:abstractNum>
-  <w:abstractNum w:abstractNumId="59" w15:restartNumberingAfterBreak="0">
+  <w:abstractNum w:abstractNumId="61" w15:restartNumberingAfterBreak="0">
     <w:nsid w:val="20DC5EC5"/>
     <w:multiLevelType w:val="multilevel"/>
     <w:tmpl w:val="D3480198"/>
@@ -16927,7 +17934,7 @@
       </w:rPr>
     </w:lvl>
   </w:abstractNum>
-  <w:abstractNum w:abstractNumId="60" w15:restartNumberingAfterBreak="0">
+  <w:abstractNum w:abstractNumId="62" w15:restartNumberingAfterBreak="0">
     <w:nsid w:val="2149231F"/>
     <w:multiLevelType w:val="multilevel"/>
     <w:tmpl w:val="44E0D818"/>
@@ -17076,7 +18083,7 @@
       </w:rPr>
     </w:lvl>
   </w:abstractNum>
-  <w:abstractNum w:abstractNumId="61" w15:restartNumberingAfterBreak="0">
+  <w:abstractNum w:abstractNumId="63" w15:restartNumberingAfterBreak="0">
     <w:nsid w:val="215D1583"/>
     <w:multiLevelType w:val="multilevel"/>
     <w:tmpl w:val="D6703CB2"/>
@@ -17225,7 +18232,7 @@
       </w:rPr>
     </w:lvl>
   </w:abstractNum>
-  <w:abstractNum w:abstractNumId="62" w15:restartNumberingAfterBreak="0">
+  <w:abstractNum w:abstractNumId="64" w15:restartNumberingAfterBreak="0">
     <w:nsid w:val="215D361C"/>
     <w:multiLevelType w:val="multilevel"/>
     <w:tmpl w:val="0D7C961C"/>
@@ -17374,7 +18381,7 @@
       </w:rPr>
     </w:lvl>
   </w:abstractNum>
-  <w:abstractNum w:abstractNumId="63" w15:restartNumberingAfterBreak="0">
+  <w:abstractNum w:abstractNumId="65" w15:restartNumberingAfterBreak="0">
     <w:nsid w:val="21B37AE2"/>
     <w:multiLevelType w:val="hybridMultilevel"/>
     <w:tmpl w:val="C3B6C352"/>
@@ -17460,7 +18467,7 @@
       </w:pPr>
     </w:lvl>
   </w:abstractNum>
-  <w:abstractNum w:abstractNumId="64" w15:restartNumberingAfterBreak="0">
+  <w:abstractNum w:abstractNumId="66" w15:restartNumberingAfterBreak="0">
     <w:nsid w:val="21C52DB8"/>
     <w:multiLevelType w:val="multilevel"/>
     <w:tmpl w:val="0409001D"/>
@@ -17546,7 +18553,7 @@
       </w:pPr>
     </w:lvl>
   </w:abstractNum>
-  <w:abstractNum w:abstractNumId="65" w15:restartNumberingAfterBreak="0">
+  <w:abstractNum w:abstractNumId="67" w15:restartNumberingAfterBreak="0">
     <w:nsid w:val="21C82A81"/>
     <w:multiLevelType w:val="multilevel"/>
     <w:tmpl w:val="C99856BE"/>
@@ -17695,7 +18702,7 @@
       </w:rPr>
     </w:lvl>
   </w:abstractNum>
-  <w:abstractNum w:abstractNumId="66" w15:restartNumberingAfterBreak="0">
+  <w:abstractNum w:abstractNumId="68" w15:restartNumberingAfterBreak="0">
     <w:nsid w:val="21CC4F27"/>
     <w:multiLevelType w:val="hybridMultilevel"/>
     <w:tmpl w:val="E5383408"/>
@@ -17784,7 +18791,7 @@
       </w:pPr>
     </w:lvl>
   </w:abstractNum>
-  <w:abstractNum w:abstractNumId="67" w15:restartNumberingAfterBreak="0">
+  <w:abstractNum w:abstractNumId="69" w15:restartNumberingAfterBreak="0">
     <w:nsid w:val="22927792"/>
     <w:multiLevelType w:val="multilevel"/>
     <w:tmpl w:val="CB3C4A40"/>
@@ -17933,7 +18940,7 @@
       </w:rPr>
     </w:lvl>
   </w:abstractNum>
-  <w:abstractNum w:abstractNumId="68" w15:restartNumberingAfterBreak="0">
+  <w:abstractNum w:abstractNumId="70" w15:restartNumberingAfterBreak="0">
     <w:nsid w:val="23FA63D1"/>
     <w:multiLevelType w:val="multilevel"/>
     <w:tmpl w:val="284C6720"/>
@@ -18082,7 +19089,7 @@
       </w:rPr>
     </w:lvl>
   </w:abstractNum>
-  <w:abstractNum w:abstractNumId="69" w15:restartNumberingAfterBreak="0">
+  <w:abstractNum w:abstractNumId="71" w15:restartNumberingAfterBreak="0">
     <w:nsid w:val="24C253BB"/>
     <w:multiLevelType w:val="multilevel"/>
     <w:tmpl w:val="C58AF6D6"/>
@@ -18231,7 +19238,7 @@
       </w:rPr>
     </w:lvl>
   </w:abstractNum>
-  <w:abstractNum w:abstractNumId="70" w15:restartNumberingAfterBreak="0">
+  <w:abstractNum w:abstractNumId="72" w15:restartNumberingAfterBreak="0">
     <w:nsid w:val="24FC1A5B"/>
     <w:multiLevelType w:val="multilevel"/>
     <w:tmpl w:val="667C2C7C"/>
@@ -18352,7 +19359,7 @@
       </w:rPr>
     </w:lvl>
   </w:abstractNum>
-  <w:abstractNum w:abstractNumId="71" w15:restartNumberingAfterBreak="0">
+  <w:abstractNum w:abstractNumId="73" w15:restartNumberingAfterBreak="0">
     <w:nsid w:val="253E017B"/>
     <w:multiLevelType w:val="hybridMultilevel"/>
     <w:tmpl w:val="EA9295D8"/>
@@ -18438,7 +19445,7 @@
       </w:pPr>
     </w:lvl>
   </w:abstractNum>
-  <w:abstractNum w:abstractNumId="72" w15:restartNumberingAfterBreak="0">
+  <w:abstractNum w:abstractNumId="74" w15:restartNumberingAfterBreak="0">
     <w:nsid w:val="254E54C4"/>
     <w:multiLevelType w:val="hybridMultilevel"/>
     <w:tmpl w:val="F83E1742"/>
@@ -18527,7 +19534,7 @@
       </w:pPr>
     </w:lvl>
   </w:abstractNum>
-  <w:abstractNum w:abstractNumId="73" w15:restartNumberingAfterBreak="0">
+  <w:abstractNum w:abstractNumId="75" w15:restartNumberingAfterBreak="0">
     <w:nsid w:val="256417DF"/>
     <w:multiLevelType w:val="multilevel"/>
     <w:tmpl w:val="0AF22006"/>
@@ -18676,7 +19683,7 @@
       </w:rPr>
     </w:lvl>
   </w:abstractNum>
-  <w:abstractNum w:abstractNumId="74" w15:restartNumberingAfterBreak="0">
+  <w:abstractNum w:abstractNumId="76" w15:restartNumberingAfterBreak="0">
     <w:nsid w:val="256841EE"/>
     <w:multiLevelType w:val="multilevel"/>
     <w:tmpl w:val="F64684B4"/>
@@ -18825,7 +19832,7 @@
       </w:rPr>
     </w:lvl>
   </w:abstractNum>
-  <w:abstractNum w:abstractNumId="75" w15:restartNumberingAfterBreak="0">
+  <w:abstractNum w:abstractNumId="77" w15:restartNumberingAfterBreak="0">
     <w:nsid w:val="265077E3"/>
     <w:multiLevelType w:val="hybridMultilevel"/>
     <w:tmpl w:val="4766A3A4"/>
@@ -18938,7 +19945,93 @@
       </w:rPr>
     </w:lvl>
   </w:abstractNum>
-  <w:abstractNum w:abstractNumId="76" w15:restartNumberingAfterBreak="0">
+  <w:abstractNum w:abstractNumId="78" w15:restartNumberingAfterBreak="0">
+    <w:nsid w:val="26FB18D7"/>
+    <w:multiLevelType w:val="multilevel"/>
+    <w:tmpl w:val="0409001D"/>
+    <w:lvl w:ilvl="0">
+      <w:start w:val="1"/>
+      <w:numFmt w:val="decimal"/>
+      <w:lvlText w:val="%1)"/>
+      <w:lvlJc w:val="left"/>
+      <w:pPr>
+        <w:ind w:left="360" w:hanging="360"/>
+      </w:pPr>
+    </w:lvl>
+    <w:lvl w:ilvl="1">
+      <w:start w:val="1"/>
+      <w:numFmt w:val="lowerLetter"/>
+      <w:lvlText w:val="%2)"/>
+      <w:lvlJc w:val="left"/>
+      <w:pPr>
+        <w:ind w:left="720" w:hanging="360"/>
+      </w:pPr>
+    </w:lvl>
+    <w:lvl w:ilvl="2">
+      <w:start w:val="1"/>
+      <w:numFmt w:val="lowerRoman"/>
+      <w:lvlText w:val="%3)"/>
+      <w:lvlJc w:val="left"/>
+      <w:pPr>
+        <w:ind w:left="1080" w:hanging="360"/>
+      </w:pPr>
+    </w:lvl>
+    <w:lvl w:ilvl="3">
+      <w:start w:val="1"/>
+      <w:numFmt w:val="decimal"/>
+      <w:lvlText w:val="(%4)"/>
+      <w:lvlJc w:val="left"/>
+      <w:pPr>
+        <w:ind w:left="1440" w:hanging="360"/>
+      </w:pPr>
+    </w:lvl>
+    <w:lvl w:ilvl="4">
+      <w:start w:val="1"/>
+      <w:numFmt w:val="lowerLetter"/>
+      <w:lvlText w:val="(%5)"/>
+      <w:lvlJc w:val="left"/>
+      <w:pPr>
+        <w:ind w:left="1800" w:hanging="360"/>
+      </w:pPr>
+    </w:lvl>
+    <w:lvl w:ilvl="5">
+      <w:start w:val="1"/>
+      <w:numFmt w:val="lowerRoman"/>
+      <w:lvlText w:val="(%6)"/>
+      <w:lvlJc w:val="left"/>
+      <w:pPr>
+        <w:ind w:left="2160" w:hanging="360"/>
+      </w:pPr>
+    </w:lvl>
+    <w:lvl w:ilvl="6">
+      <w:start w:val="1"/>
+      <w:numFmt w:val="decimal"/>
+      <w:lvlText w:val="%7."/>
+      <w:lvlJc w:val="left"/>
+      <w:pPr>
+        <w:ind w:left="2520" w:hanging="360"/>
+      </w:pPr>
+    </w:lvl>
+    <w:lvl w:ilvl="7">
+      <w:start w:val="1"/>
+      <w:numFmt w:val="lowerLetter"/>
+      <w:lvlText w:val="%8."/>
+      <w:lvlJc w:val="left"/>
+      <w:pPr>
+        <w:ind w:left="2880" w:hanging="360"/>
+      </w:pPr>
+    </w:lvl>
+    <w:lvl w:ilvl="8">
+      <w:start w:val="1"/>
+      <w:numFmt w:val="lowerRoman"/>
+      <w:lvlText w:val="%9."/>
+      <w:lvlJc w:val="left"/>
+      <w:pPr>
+        <w:ind w:left="3240" w:hanging="360"/>
+      </w:pPr>
+    </w:lvl>
+  </w:abstractNum>
+  <w:abstractNum w:abstractNumId="79" w15:restartNumberingAfterBreak="0">
     <w:nsid w:val="27E706FD"/>
     <w:multiLevelType w:val="multilevel"/>
     <w:tmpl w:val="99607D2C"/>
@@ -19087,7 +20180,7 @@
       </w:rPr>
     </w:lvl>
   </w:abstractNum>
-  <w:abstractNum w:abstractNumId="77" w15:restartNumberingAfterBreak="0">
+  <w:abstractNum w:abstractNumId="80" w15:restartNumberingAfterBreak="0">
     <w:nsid w:val="28E0491A"/>
     <w:multiLevelType w:val="multilevel"/>
     <w:tmpl w:val="6640276E"/>
@@ -19236,7 +20329,7 @@
       </w:rPr>
     </w:lvl>
   </w:abstractNum>
-  <w:abstractNum w:abstractNumId="78" w15:restartNumberingAfterBreak="0">
+  <w:abstractNum w:abstractNumId="81" w15:restartNumberingAfterBreak="0">
     <w:nsid w:val="2D071A80"/>
     <w:multiLevelType w:val="hybridMultilevel"/>
     <w:tmpl w:val="A3A6BB78"/>
@@ -19325,7 +20418,7 @@
       </w:pPr>
     </w:lvl>
   </w:abstractNum>
-  <w:abstractNum w:abstractNumId="79" w15:restartNumberingAfterBreak="0">
+  <w:abstractNum w:abstractNumId="82" w15:restartNumberingAfterBreak="0">
     <w:nsid w:val="2DB941B0"/>
     <w:multiLevelType w:val="multilevel"/>
     <w:tmpl w:val="66064C26"/>
@@ -19474,7 +20567,7 @@
       </w:rPr>
     </w:lvl>
   </w:abstractNum>
-  <w:abstractNum w:abstractNumId="80" w15:restartNumberingAfterBreak="0">
+  <w:abstractNum w:abstractNumId="83" w15:restartNumberingAfterBreak="0">
     <w:nsid w:val="2DE726D1"/>
     <w:multiLevelType w:val="hybridMultilevel"/>
     <w:tmpl w:val="C8B68346"/>
@@ -19560,7 +20653,7 @@
       </w:pPr>
     </w:lvl>
   </w:abstractNum>
-  <w:abstractNum w:abstractNumId="81" w15:restartNumberingAfterBreak="0">
+  <w:abstractNum w:abstractNumId="84" w15:restartNumberingAfterBreak="0">
     <w:nsid w:val="2E856F16"/>
     <w:multiLevelType w:val="multilevel"/>
     <w:tmpl w:val="D750910C"/>
@@ -19709,7 +20802,7 @@
       </w:rPr>
     </w:lvl>
   </w:abstractNum>
-  <w:abstractNum w:abstractNumId="82" w15:restartNumberingAfterBreak="0">
+  <w:abstractNum w:abstractNumId="85" w15:restartNumberingAfterBreak="0">
     <w:nsid w:val="2EAD572A"/>
     <w:multiLevelType w:val="multilevel"/>
     <w:tmpl w:val="4B0C8DDA"/>
@@ -19858,7 +20951,7 @@
       </w:rPr>
     </w:lvl>
   </w:abstractNum>
-  <w:abstractNum w:abstractNumId="83" w15:restartNumberingAfterBreak="0">
+  <w:abstractNum w:abstractNumId="86" w15:restartNumberingAfterBreak="0">
     <w:nsid w:val="2F6A2DC8"/>
     <w:multiLevelType w:val="multilevel"/>
     <w:tmpl w:val="1A744BBC"/>
@@ -20007,7 +21100,7 @@
       </w:rPr>
     </w:lvl>
   </w:abstractNum>
-  <w:abstractNum w:abstractNumId="84" w15:restartNumberingAfterBreak="0">
+  <w:abstractNum w:abstractNumId="87" w15:restartNumberingAfterBreak="0">
     <w:nsid w:val="303C2ED3"/>
     <w:multiLevelType w:val="multilevel"/>
     <w:tmpl w:val="476C751C"/>
@@ -20156,7 +21249,7 @@
       </w:rPr>
     </w:lvl>
   </w:abstractNum>
-  <w:abstractNum w:abstractNumId="85" w15:restartNumberingAfterBreak="0">
+  <w:abstractNum w:abstractNumId="88" w15:restartNumberingAfterBreak="0">
     <w:nsid w:val="304F7864"/>
     <w:multiLevelType w:val="multilevel"/>
     <w:tmpl w:val="D7F22014"/>
@@ -20305,7 +21398,7 @@
       </w:rPr>
     </w:lvl>
   </w:abstractNum>
-  <w:abstractNum w:abstractNumId="86" w15:restartNumberingAfterBreak="0">
+  <w:abstractNum w:abstractNumId="89" w15:restartNumberingAfterBreak="0">
     <w:nsid w:val="30C6582D"/>
     <w:multiLevelType w:val="multilevel"/>
     <w:tmpl w:val="2116C344"/>
@@ -20454,7 +21547,7 @@
       </w:rPr>
     </w:lvl>
   </w:abstractNum>
-  <w:abstractNum w:abstractNumId="87" w15:restartNumberingAfterBreak="0">
+  <w:abstractNum w:abstractNumId="90" w15:restartNumberingAfterBreak="0">
     <w:nsid w:val="31B06465"/>
     <w:multiLevelType w:val="multilevel"/>
     <w:tmpl w:val="62221998"/>
@@ -20571,7 +21664,7 @@
       </w:pPr>
     </w:lvl>
   </w:abstractNum>
-  <w:abstractNum w:abstractNumId="88" w15:restartNumberingAfterBreak="0">
+  <w:abstractNum w:abstractNumId="91" w15:restartNumberingAfterBreak="0">
     <w:nsid w:val="31BD4EFB"/>
     <w:multiLevelType w:val="multilevel"/>
     <w:tmpl w:val="6672A438"/>
@@ -20720,7 +21813,7 @@
       </w:rPr>
     </w:lvl>
   </w:abstractNum>
-  <w:abstractNum w:abstractNumId="89" w15:restartNumberingAfterBreak="0">
+  <w:abstractNum w:abstractNumId="92" w15:restartNumberingAfterBreak="0">
     <w:nsid w:val="32E708C6"/>
     <w:multiLevelType w:val="hybridMultilevel"/>
     <w:tmpl w:val="AEFEED58"/>
@@ -20809,7 +21902,7 @@
       </w:pPr>
     </w:lvl>
   </w:abstractNum>
-  <w:abstractNum w:abstractNumId="90" w15:restartNumberingAfterBreak="0">
+  <w:abstractNum w:abstractNumId="93" w15:restartNumberingAfterBreak="0">
     <w:nsid w:val="331D20BE"/>
     <w:multiLevelType w:val="multilevel"/>
     <w:tmpl w:val="B5CE3D04"/>
@@ -20958,7 +22051,7 @@
       </w:rPr>
     </w:lvl>
   </w:abstractNum>
-  <w:abstractNum w:abstractNumId="91" w15:restartNumberingAfterBreak="0">
+  <w:abstractNum w:abstractNumId="94" w15:restartNumberingAfterBreak="0">
     <w:nsid w:val="334B0AFA"/>
     <w:multiLevelType w:val="multilevel"/>
     <w:tmpl w:val="705A9004"/>
@@ -21107,7 +22200,93 @@
       </w:rPr>
     </w:lvl>
   </w:abstractNum>
-  <w:abstractNum w:abstractNumId="92" w15:restartNumberingAfterBreak="0">
+  <w:abstractNum w:abstractNumId="95" w15:restartNumberingAfterBreak="0">
+    <w:nsid w:val="335E543D"/>
+    <w:multiLevelType w:val="multilevel"/>
+    <w:tmpl w:val="0409001D"/>
+    <w:lvl w:ilvl="0">
+      <w:start w:val="1"/>
+      <w:numFmt w:val="decimal"/>
+      <w:lvlText w:val="%1)"/>
+      <w:lvlJc w:val="left"/>
+      <w:pPr>
+        <w:ind w:left="360" w:hanging="360"/>
+      </w:pPr>
+    </w:lvl>
+    <w:lvl w:ilvl="1">
+      <w:start w:val="1"/>
+      <w:numFmt w:val="lowerLetter"/>
+      <w:lvlText w:val="%2)"/>
+      <w:lvlJc w:val="left"/>
+      <w:pPr>
+        <w:ind w:left="720" w:hanging="360"/>
+      </w:pPr>
+    </w:lvl>
+    <w:lvl w:ilvl="2">
+      <w:start w:val="1"/>
+      <w:numFmt w:val="lowerRoman"/>
+      <w:lvlText w:val="%3)"/>
+      <w:lvlJc w:val="left"/>
+      <w:pPr>
+        <w:ind w:left="1080" w:hanging="360"/>
+      </w:pPr>
+    </w:lvl>
+    <w:lvl w:ilvl="3">
+      <w:start w:val="1"/>
+      <w:numFmt w:val="decimal"/>
+      <w:lvlText w:val="(%4)"/>
+      <w:lvlJc w:val="left"/>
+      <w:pPr>
+        <w:ind w:left="1440" w:hanging="360"/>
+      </w:pPr>
+    </w:lvl>
+    <w:lvl w:ilvl="4">
+      <w:start w:val="1"/>
+      <w:numFmt w:val="lowerLetter"/>
+      <w:lvlText w:val="(%5)"/>
+      <w:lvlJc w:val="left"/>
+      <w:pPr>
+        <w:ind w:left="1800" w:hanging="360"/>
+      </w:pPr>
+    </w:lvl>
+    <w:lvl w:ilvl="5">
+      <w:start w:val="1"/>
+      <w:numFmt w:val="lowerRoman"/>
+      <w:lvlText w:val="(%6)"/>
+      <w:lvlJc w:val="left"/>
+      <w:pPr>
+        <w:ind w:left="2160" w:hanging="360"/>
+      </w:pPr>
+    </w:lvl>
+    <w:lvl w:ilvl="6">
+      <w:start w:val="1"/>
+      <w:numFmt w:val="decimal"/>
+      <w:lvlText w:val="%7."/>
+      <w:lvlJc w:val="left"/>
+      <w:pPr>
+        <w:ind w:left="2520" w:hanging="360"/>
+      </w:pPr>
+    </w:lvl>
+    <w:lvl w:ilvl="7">
+      <w:start w:val="1"/>
+      <w:numFmt w:val="lowerLetter"/>
+      <w:lvlText w:val="%8."/>
+      <w:lvlJc w:val="left"/>
+      <w:pPr>
+        <w:ind w:left="2880" w:hanging="360"/>
+      </w:pPr>
+    </w:lvl>
+    <w:lvl w:ilvl="8">
+      <w:start w:val="1"/>
+      <w:numFmt w:val="lowerRoman"/>
+      <w:lvlText w:val="%9."/>
+      <w:lvlJc w:val="left"/>
+      <w:pPr>
+        <w:ind w:left="3240" w:hanging="360"/>
+      </w:pPr>
+    </w:lvl>
+  </w:abstractNum>
+  <w:abstractNum w:abstractNumId="96" w15:restartNumberingAfterBreak="0">
     <w:nsid w:val="33771C1B"/>
     <w:multiLevelType w:val="multilevel"/>
     <w:tmpl w:val="DD7A0C84"/>
@@ -21256,7 +22435,7 @@
       </w:rPr>
     </w:lvl>
   </w:abstractNum>
-  <w:abstractNum w:abstractNumId="93" w15:restartNumberingAfterBreak="0">
+  <w:abstractNum w:abstractNumId="97" w15:restartNumberingAfterBreak="0">
     <w:nsid w:val="34567375"/>
     <w:multiLevelType w:val="multilevel"/>
     <w:tmpl w:val="5CDA7666"/>
@@ -21405,7 +22584,7 @@
       </w:rPr>
     </w:lvl>
   </w:abstractNum>
-  <w:abstractNum w:abstractNumId="94" w15:restartNumberingAfterBreak="0">
+  <w:abstractNum w:abstractNumId="98" w15:restartNumberingAfterBreak="0">
     <w:nsid w:val="34D3529D"/>
     <w:multiLevelType w:val="multilevel"/>
     <w:tmpl w:val="2030252C"/>
@@ -21518,7 +22697,7 @@
       </w:pPr>
     </w:lvl>
   </w:abstractNum>
-  <w:abstractNum w:abstractNumId="95" w15:restartNumberingAfterBreak="0">
+  <w:abstractNum w:abstractNumId="99" w15:restartNumberingAfterBreak="0">
     <w:nsid w:val="355B1335"/>
     <w:multiLevelType w:val="multilevel"/>
     <w:tmpl w:val="15E0895C"/>
@@ -21667,7 +22846,7 @@
       </w:rPr>
     </w:lvl>
   </w:abstractNum>
-  <w:abstractNum w:abstractNumId="96" w15:restartNumberingAfterBreak="0">
+  <w:abstractNum w:abstractNumId="100" w15:restartNumberingAfterBreak="0">
     <w:nsid w:val="35CA51C7"/>
     <w:multiLevelType w:val="multilevel"/>
     <w:tmpl w:val="F86CFD86"/>
@@ -21816,7 +22995,7 @@
       </w:rPr>
     </w:lvl>
   </w:abstractNum>
-  <w:abstractNum w:abstractNumId="97" w15:restartNumberingAfterBreak="0">
+  <w:abstractNum w:abstractNumId="101" w15:restartNumberingAfterBreak="0">
     <w:nsid w:val="36AA44AC"/>
     <w:multiLevelType w:val="multilevel"/>
     <w:tmpl w:val="9C40D692"/>
@@ -21965,7 +23144,7 @@
       </w:rPr>
     </w:lvl>
   </w:abstractNum>
-  <w:abstractNum w:abstractNumId="98" w15:restartNumberingAfterBreak="0">
+  <w:abstractNum w:abstractNumId="102" w15:restartNumberingAfterBreak="0">
     <w:nsid w:val="370B571D"/>
     <w:multiLevelType w:val="multilevel"/>
     <w:tmpl w:val="889E9A12"/>
@@ -22114,7 +23293,7 @@
       </w:rPr>
     </w:lvl>
   </w:abstractNum>
-  <w:abstractNum w:abstractNumId="99" w15:restartNumberingAfterBreak="0">
+  <w:abstractNum w:abstractNumId="103" w15:restartNumberingAfterBreak="0">
     <w:nsid w:val="38334CD0"/>
     <w:multiLevelType w:val="multilevel"/>
     <w:tmpl w:val="FE7C779C"/>
@@ -22263,7 +23442,7 @@
       </w:rPr>
     </w:lvl>
   </w:abstractNum>
-  <w:abstractNum w:abstractNumId="100" w15:restartNumberingAfterBreak="0">
+  <w:abstractNum w:abstractNumId="104" w15:restartNumberingAfterBreak="0">
     <w:nsid w:val="38CA6695"/>
     <w:multiLevelType w:val="multilevel"/>
     <w:tmpl w:val="625AABE8"/>
@@ -22376,7 +23555,7 @@
       </w:pPr>
     </w:lvl>
   </w:abstractNum>
-  <w:abstractNum w:abstractNumId="101" w15:restartNumberingAfterBreak="0">
+  <w:abstractNum w:abstractNumId="105" w15:restartNumberingAfterBreak="0">
     <w:nsid w:val="39506DF6"/>
     <w:multiLevelType w:val="multilevel"/>
     <w:tmpl w:val="AF0E46FC"/>
@@ -22525,7 +23704,7 @@
       </w:rPr>
     </w:lvl>
   </w:abstractNum>
-  <w:abstractNum w:abstractNumId="102" w15:restartNumberingAfterBreak="0">
+  <w:abstractNum w:abstractNumId="106" w15:restartNumberingAfterBreak="0">
     <w:nsid w:val="3AD53CE7"/>
     <w:multiLevelType w:val="multilevel"/>
     <w:tmpl w:val="48A201B8"/>
@@ -22674,7 +23853,7 @@
       </w:rPr>
     </w:lvl>
   </w:abstractNum>
-  <w:abstractNum w:abstractNumId="103" w15:restartNumberingAfterBreak="0">
+  <w:abstractNum w:abstractNumId="107" w15:restartNumberingAfterBreak="0">
     <w:nsid w:val="3B7B2775"/>
     <w:multiLevelType w:val="multilevel"/>
     <w:tmpl w:val="E78A5062"/>
@@ -22823,7 +24002,7 @@
       </w:rPr>
     </w:lvl>
   </w:abstractNum>
-  <w:abstractNum w:abstractNumId="104" w15:restartNumberingAfterBreak="0">
+  <w:abstractNum w:abstractNumId="108" w15:restartNumberingAfterBreak="0">
     <w:nsid w:val="3B9A3050"/>
     <w:multiLevelType w:val="multilevel"/>
     <w:tmpl w:val="C888A0DC"/>
@@ -22944,7 +24123,7 @@
       </w:rPr>
     </w:lvl>
   </w:abstractNum>
-  <w:abstractNum w:abstractNumId="105" w15:restartNumberingAfterBreak="0">
+  <w:abstractNum w:abstractNumId="109" w15:restartNumberingAfterBreak="0">
     <w:nsid w:val="3C8B5F84"/>
     <w:multiLevelType w:val="hybridMultilevel"/>
     <w:tmpl w:val="50B21274"/>
@@ -23057,7 +24236,7 @@
       </w:rPr>
     </w:lvl>
   </w:abstractNum>
-  <w:abstractNum w:abstractNumId="106" w15:restartNumberingAfterBreak="0">
+  <w:abstractNum w:abstractNumId="110" w15:restartNumberingAfterBreak="0">
     <w:nsid w:val="3CCF204D"/>
     <w:multiLevelType w:val="multilevel"/>
     <w:tmpl w:val="C1708D42"/>
@@ -23206,7 +24385,7 @@
       </w:rPr>
     </w:lvl>
   </w:abstractNum>
-  <w:abstractNum w:abstractNumId="107" w15:restartNumberingAfterBreak="0">
+  <w:abstractNum w:abstractNumId="111" w15:restartNumberingAfterBreak="0">
     <w:nsid w:val="3EB27A3B"/>
     <w:multiLevelType w:val="multilevel"/>
     <w:tmpl w:val="0A6E8E34"/>
@@ -23355,7 +24534,7 @@
       </w:rPr>
     </w:lvl>
   </w:abstractNum>
-  <w:abstractNum w:abstractNumId="108" w15:restartNumberingAfterBreak="0">
+  <w:abstractNum w:abstractNumId="112" w15:restartNumberingAfterBreak="0">
     <w:nsid w:val="3EE054FB"/>
     <w:multiLevelType w:val="multilevel"/>
     <w:tmpl w:val="E4D67D4E"/>
@@ -23504,7 +24683,7 @@
       </w:rPr>
     </w:lvl>
   </w:abstractNum>
-  <w:abstractNum w:abstractNumId="109" w15:restartNumberingAfterBreak="0">
+  <w:abstractNum w:abstractNumId="113" w15:restartNumberingAfterBreak="0">
     <w:nsid w:val="406A590E"/>
     <w:multiLevelType w:val="multilevel"/>
     <w:tmpl w:val="69320952"/>
@@ -23653,7 +24832,7 @@
       </w:rPr>
     </w:lvl>
   </w:abstractNum>
-  <w:abstractNum w:abstractNumId="110" w15:restartNumberingAfterBreak="0">
+  <w:abstractNum w:abstractNumId="114" w15:restartNumberingAfterBreak="0">
     <w:nsid w:val="40971A4E"/>
     <w:multiLevelType w:val="multilevel"/>
     <w:tmpl w:val="C1685860"/>
@@ -23802,7 +24981,7 @@
       </w:rPr>
     </w:lvl>
   </w:abstractNum>
-  <w:abstractNum w:abstractNumId="111" w15:restartNumberingAfterBreak="0">
+  <w:abstractNum w:abstractNumId="115" w15:restartNumberingAfterBreak="0">
     <w:nsid w:val="4152204F"/>
     <w:multiLevelType w:val="multilevel"/>
     <w:tmpl w:val="6A2A473A"/>
@@ -23951,7 +25130,7 @@
       </w:rPr>
     </w:lvl>
   </w:abstractNum>
-  <w:abstractNum w:abstractNumId="112" w15:restartNumberingAfterBreak="0">
+  <w:abstractNum w:abstractNumId="116" w15:restartNumberingAfterBreak="0">
     <w:nsid w:val="4199537A"/>
     <w:multiLevelType w:val="multilevel"/>
     <w:tmpl w:val="7DF22D10"/>
@@ -24100,7 +25279,7 @@
       </w:rPr>
     </w:lvl>
   </w:abstractNum>
-  <w:abstractNum w:abstractNumId="113" w15:restartNumberingAfterBreak="0">
+  <w:abstractNum w:abstractNumId="117" w15:restartNumberingAfterBreak="0">
     <w:nsid w:val="41DD03AB"/>
     <w:multiLevelType w:val="multilevel"/>
     <w:tmpl w:val="B6FC991C"/>
@@ -24249,7 +25428,7 @@
       </w:rPr>
     </w:lvl>
   </w:abstractNum>
-  <w:abstractNum w:abstractNumId="114" w15:restartNumberingAfterBreak="0">
+  <w:abstractNum w:abstractNumId="118" w15:restartNumberingAfterBreak="0">
     <w:nsid w:val="435D02D0"/>
     <w:multiLevelType w:val="multilevel"/>
     <w:tmpl w:val="2508FCE6"/>
@@ -24398,7 +25577,7 @@
       </w:rPr>
     </w:lvl>
   </w:abstractNum>
-  <w:abstractNum w:abstractNumId="115" w15:restartNumberingAfterBreak="0">
+  <w:abstractNum w:abstractNumId="119" w15:restartNumberingAfterBreak="0">
     <w:nsid w:val="441F13D8"/>
     <w:multiLevelType w:val="multilevel"/>
     <w:tmpl w:val="E9A60572"/>
@@ -24547,7 +25726,7 @@
       </w:rPr>
     </w:lvl>
   </w:abstractNum>
-  <w:abstractNum w:abstractNumId="116" w15:restartNumberingAfterBreak="0">
+  <w:abstractNum w:abstractNumId="120" w15:restartNumberingAfterBreak="0">
     <w:nsid w:val="46090EEB"/>
     <w:multiLevelType w:val="multilevel"/>
     <w:tmpl w:val="1A1606A0"/>
@@ -24696,7 +25875,7 @@
       </w:rPr>
     </w:lvl>
   </w:abstractNum>
-  <w:abstractNum w:abstractNumId="117" w15:restartNumberingAfterBreak="0">
+  <w:abstractNum w:abstractNumId="121" w15:restartNumberingAfterBreak="0">
     <w:nsid w:val="464C0A8F"/>
     <w:multiLevelType w:val="multilevel"/>
     <w:tmpl w:val="992CC964"/>
@@ -24845,7 +26024,7 @@
       </w:rPr>
     </w:lvl>
   </w:abstractNum>
-  <w:abstractNum w:abstractNumId="118" w15:restartNumberingAfterBreak="0">
+  <w:abstractNum w:abstractNumId="122" w15:restartNumberingAfterBreak="0">
     <w:nsid w:val="46AE3C5C"/>
     <w:multiLevelType w:val="hybridMultilevel"/>
     <w:tmpl w:val="B6DE0FC4"/>
@@ -24931,7 +26110,7 @@
       </w:pPr>
     </w:lvl>
   </w:abstractNum>
-  <w:abstractNum w:abstractNumId="119" w15:restartNumberingAfterBreak="0">
+  <w:abstractNum w:abstractNumId="123" w15:restartNumberingAfterBreak="0">
     <w:nsid w:val="47584EEA"/>
     <w:multiLevelType w:val="multilevel"/>
     <w:tmpl w:val="64046384"/>
@@ -25080,7 +26259,120 @@
       </w:rPr>
     </w:lvl>
   </w:abstractNum>
-  <w:abstractNum w:abstractNumId="120" w15:restartNumberingAfterBreak="0">
+  <w:abstractNum w:abstractNumId="124" w15:restartNumberingAfterBreak="0">
+    <w:nsid w:val="480D61CD"/>
+    <w:multiLevelType w:val="hybridMultilevel"/>
+    <w:tmpl w:val="69F67DD8"/>
+    <w:lvl w:ilvl="0" w:tplc="04090001">
+      <w:start w:val="1"/>
+      <w:numFmt w:val="bullet"/>
+      <w:lvlText w:val=""/>
+      <w:lvlJc w:val="left"/>
+      <w:pPr>
+        <w:ind w:left="360" w:hanging="360"/>
+      </w:pPr>
+      <w:rPr>
+        <w:rFonts w:ascii="Symbol" w:hAnsi="Symbol" w:hint="default"/>
+      </w:rPr>
+    </w:lvl>
+    <w:lvl w:ilvl="1" w:tplc="04090003" w:tentative="1">
+      <w:start w:val="1"/>
+      <w:numFmt w:val="bullet"/>
+      <w:lvlText w:val="o"/>
+      <w:lvlJc w:val="left"/>
+      <w:pPr>
+        <w:ind w:left="1080" w:hanging="360"/>
+      </w:pPr>
+      <w:rPr>
+        <w:rFonts w:ascii="Courier New" w:hAnsi="Courier New" w:cs="Courier New" w:hint="default"/>
+      </w:rPr>
+    </w:lvl>
+    <w:lvl w:ilvl="2" w:tplc="04090005" w:tentative="1">
+      <w:start w:val="1"/>
+      <w:numFmt w:val="bullet"/>
+      <w:lvlText w:val=""/>
+      <w:lvlJc w:val="left"/>
+      <w:pPr>
+        <w:ind w:left="1800" w:hanging="360"/>
+      </w:pPr>
+      <w:rPr>
+        <w:rFonts w:ascii="Wingdings" w:hAnsi="Wingdings" w:hint="default"/>
+      </w:rPr>
+    </w:lvl>
+    <w:lvl w:ilvl="3" w:tplc="04090001" w:tentative="1">
+      <w:start w:val="1"/>
+      <w:numFmt w:val="bullet"/>
+      <w:lvlText w:val=""/>
+      <w:lvlJc w:val="left"/>
+      <w:pPr>
+        <w:ind w:left="2520" w:hanging="360"/>
+      </w:pPr>
+      <w:rPr>
+        <w:rFonts w:ascii="Symbol" w:hAnsi="Symbol" w:hint="default"/>
+      </w:rPr>
+    </w:lvl>
+    <w:lvl w:ilvl="4" w:tplc="04090003" w:tentative="1">
+      <w:start w:val="1"/>
+      <w:numFmt w:val="bullet"/>
+      <w:lvlText w:val="o"/>
+      <w:lvlJc w:val="left"/>
+      <w:pPr>
+        <w:ind w:left="3240" w:hanging="360"/>
+      </w:pPr>
+      <w:rPr>
+        <w:rFonts w:ascii="Courier New" w:hAnsi="Courier New" w:cs="Courier New" w:hint="default"/>
+      </w:rPr>
+    </w:lvl>
+    <w:lvl w:ilvl="5" w:tplc="04090005" w:tentative="1">
+      <w:start w:val="1"/>
+      <w:numFmt w:val="bullet"/>
+      <w:lvlText w:val=""/>
+      <w:lvlJc w:val="left"/>
+      <w:pPr>
+        <w:ind w:left="3960" w:hanging="360"/>
+      </w:pPr>
+      <w:rPr>
+        <w:rFonts w:ascii="Wingdings" w:hAnsi="Wingdings" w:hint="default"/>
+      </w:rPr>
+    </w:lvl>
+    <w:lvl w:ilvl="6" w:tplc="04090001" w:tentative="1">
+      <w:start w:val="1"/>
+      <w:numFmt w:val="bullet"/>
+      <w:lvlText w:val=""/>
+      <w:lvlJc w:val="left"/>
+      <w:pPr>
+        <w:ind w:left="4680" w:hanging="360"/>
+      </w:pPr>
+      <w:rPr>
+        <w:rFonts w:ascii="Symbol" w:hAnsi="Symbol" w:hint="default"/>
+      </w:rPr>
+    </w:lvl>
+    <w:lvl w:ilvl="7" w:tplc="04090003" w:tentative="1">
+      <w:start w:val="1"/>
+      <w:numFmt w:val="bullet"/>
+      <w:lvlText w:val="o"/>
+      <w:lvlJc w:val="left"/>
+      <w:pPr>
+        <w:ind w:left="5400" w:hanging="360"/>
+      </w:pPr>
+      <w:rPr>
+        <w:rFonts w:ascii="Courier New" w:hAnsi="Courier New" w:cs="Courier New" w:hint="default"/>
+      </w:rPr>
+    </w:lvl>
+    <w:lvl w:ilvl="8" w:tplc="04090005" w:tentative="1">
+      <w:start w:val="1"/>
+      <w:numFmt w:val="bullet"/>
+      <w:lvlText w:val=""/>
+      <w:lvlJc w:val="left"/>
+      <w:pPr>
+        <w:ind w:left="6120" w:hanging="360"/>
+      </w:pPr>
+      <w:rPr>
+        <w:rFonts w:ascii="Wingdings" w:hAnsi="Wingdings" w:hint="default"/>
+      </w:rPr>
+    </w:lvl>
+  </w:abstractNum>
+  <w:abstractNum w:abstractNumId="125" w15:restartNumberingAfterBreak="0">
     <w:nsid w:val="48A77805"/>
     <w:multiLevelType w:val="hybridMultilevel"/>
     <w:tmpl w:val="62909114"/>
@@ -25166,7 +26458,7 @@
       </w:pPr>
     </w:lvl>
   </w:abstractNum>
-  <w:abstractNum w:abstractNumId="121" w15:restartNumberingAfterBreak="0">
+  <w:abstractNum w:abstractNumId="126" w15:restartNumberingAfterBreak="0">
     <w:nsid w:val="492B4B72"/>
     <w:multiLevelType w:val="multilevel"/>
     <w:tmpl w:val="5406F732"/>
@@ -25315,7 +26607,7 @@
       </w:rPr>
     </w:lvl>
   </w:abstractNum>
-  <w:abstractNum w:abstractNumId="122" w15:restartNumberingAfterBreak="0">
+  <w:abstractNum w:abstractNumId="127" w15:restartNumberingAfterBreak="0">
     <w:nsid w:val="49533CAD"/>
     <w:multiLevelType w:val="hybridMultilevel"/>
     <w:tmpl w:val="16AE66E6"/>
@@ -25428,7 +26720,7 @@
       </w:rPr>
     </w:lvl>
   </w:abstractNum>
-  <w:abstractNum w:abstractNumId="123" w15:restartNumberingAfterBreak="0">
+  <w:abstractNum w:abstractNumId="128" w15:restartNumberingAfterBreak="0">
     <w:nsid w:val="4A0D29B9"/>
     <w:multiLevelType w:val="multilevel"/>
     <w:tmpl w:val="9D184C00"/>
@@ -25577,7 +26869,7 @@
       </w:rPr>
     </w:lvl>
   </w:abstractNum>
-  <w:abstractNum w:abstractNumId="124" w15:restartNumberingAfterBreak="0">
+  <w:abstractNum w:abstractNumId="129" w15:restartNumberingAfterBreak="0">
     <w:nsid w:val="4AAF6B41"/>
     <w:multiLevelType w:val="multilevel"/>
     <w:tmpl w:val="BD68CCD4"/>
@@ -25726,7 +27018,7 @@
       </w:rPr>
     </w:lvl>
   </w:abstractNum>
-  <w:abstractNum w:abstractNumId="125" w15:restartNumberingAfterBreak="0">
+  <w:abstractNum w:abstractNumId="130" w15:restartNumberingAfterBreak="0">
     <w:nsid w:val="4AC52D9C"/>
     <w:multiLevelType w:val="multilevel"/>
     <w:tmpl w:val="1138FEFA"/>
@@ -25875,7 +27167,7 @@
       </w:rPr>
     </w:lvl>
   </w:abstractNum>
-  <w:abstractNum w:abstractNumId="126" w15:restartNumberingAfterBreak="0">
+  <w:abstractNum w:abstractNumId="131" w15:restartNumberingAfterBreak="0">
     <w:nsid w:val="4AED35A7"/>
     <w:multiLevelType w:val="multilevel"/>
     <w:tmpl w:val="14DA4004"/>
@@ -25992,7 +27284,7 @@
       </w:pPr>
     </w:lvl>
   </w:abstractNum>
-  <w:abstractNum w:abstractNumId="127" w15:restartNumberingAfterBreak="0">
+  <w:abstractNum w:abstractNumId="132" w15:restartNumberingAfterBreak="0">
     <w:nsid w:val="4B8F70B6"/>
     <w:multiLevelType w:val="multilevel"/>
     <w:tmpl w:val="8614339A"/>
@@ -26141,7 +27433,7 @@
       </w:rPr>
     </w:lvl>
   </w:abstractNum>
-  <w:abstractNum w:abstractNumId="128" w15:restartNumberingAfterBreak="0">
+  <w:abstractNum w:abstractNumId="133" w15:restartNumberingAfterBreak="0">
     <w:nsid w:val="4D805C9A"/>
     <w:multiLevelType w:val="multilevel"/>
     <w:tmpl w:val="79EA9606"/>
@@ -26290,7 +27582,7 @@
       </w:rPr>
     </w:lvl>
   </w:abstractNum>
-  <w:abstractNum w:abstractNumId="129" w15:restartNumberingAfterBreak="0">
+  <w:abstractNum w:abstractNumId="134" w15:restartNumberingAfterBreak="0">
     <w:nsid w:val="4DB5621F"/>
     <w:multiLevelType w:val="hybridMultilevel"/>
     <w:tmpl w:val="2944A124"/>
@@ -26376,7 +27668,7 @@
       </w:pPr>
     </w:lvl>
   </w:abstractNum>
-  <w:abstractNum w:abstractNumId="130" w15:restartNumberingAfterBreak="0">
+  <w:abstractNum w:abstractNumId="135" w15:restartNumberingAfterBreak="0">
     <w:nsid w:val="4EDC26EF"/>
     <w:multiLevelType w:val="multilevel"/>
     <w:tmpl w:val="AD866CB2"/>
@@ -26525,7 +27817,7 @@
       </w:rPr>
     </w:lvl>
   </w:abstractNum>
-  <w:abstractNum w:abstractNumId="131" w15:restartNumberingAfterBreak="0">
+  <w:abstractNum w:abstractNumId="136" w15:restartNumberingAfterBreak="0">
     <w:nsid w:val="4FDB444E"/>
     <w:multiLevelType w:val="multilevel"/>
     <w:tmpl w:val="3E023432"/>
@@ -26642,7 +27934,7 @@
       </w:pPr>
     </w:lvl>
   </w:abstractNum>
-  <w:abstractNum w:abstractNumId="132" w15:restartNumberingAfterBreak="0">
+  <w:abstractNum w:abstractNumId="137" w15:restartNumberingAfterBreak="0">
     <w:nsid w:val="51B0206C"/>
     <w:multiLevelType w:val="multilevel"/>
     <w:tmpl w:val="0B2021D0"/>
@@ -26791,7 +28083,7 @@
       </w:rPr>
     </w:lvl>
   </w:abstractNum>
-  <w:abstractNum w:abstractNumId="133" w15:restartNumberingAfterBreak="0">
+  <w:abstractNum w:abstractNumId="138" w15:restartNumberingAfterBreak="0">
     <w:nsid w:val="51B56294"/>
     <w:multiLevelType w:val="multilevel"/>
     <w:tmpl w:val="3BB4CEEA"/>
@@ -26940,7 +28232,7 @@
       </w:rPr>
     </w:lvl>
   </w:abstractNum>
-  <w:abstractNum w:abstractNumId="134" w15:restartNumberingAfterBreak="0">
+  <w:abstractNum w:abstractNumId="139" w15:restartNumberingAfterBreak="0">
     <w:nsid w:val="51C823C7"/>
     <w:multiLevelType w:val="multilevel"/>
     <w:tmpl w:val="985A346E"/>
@@ -27089,7 +28381,7 @@
       </w:rPr>
     </w:lvl>
   </w:abstractNum>
-  <w:abstractNum w:abstractNumId="135" w15:restartNumberingAfterBreak="0">
+  <w:abstractNum w:abstractNumId="140" w15:restartNumberingAfterBreak="0">
     <w:nsid w:val="526E06D5"/>
     <w:multiLevelType w:val="multilevel"/>
     <w:tmpl w:val="81B0E3A0"/>
@@ -27238,7 +28530,7 @@
       </w:rPr>
     </w:lvl>
   </w:abstractNum>
-  <w:abstractNum w:abstractNumId="136" w15:restartNumberingAfterBreak="0">
+  <w:abstractNum w:abstractNumId="141" w15:restartNumberingAfterBreak="0">
     <w:nsid w:val="52832FFC"/>
     <w:multiLevelType w:val="hybridMultilevel"/>
     <w:tmpl w:val="2848B824"/>
@@ -27324,7 +28616,7 @@
       </w:pPr>
     </w:lvl>
   </w:abstractNum>
-  <w:abstractNum w:abstractNumId="137" w15:restartNumberingAfterBreak="0">
+  <w:abstractNum w:abstractNumId="142" w15:restartNumberingAfterBreak="0">
     <w:nsid w:val="528623C9"/>
     <w:multiLevelType w:val="multilevel"/>
     <w:tmpl w:val="3438DA90"/>
@@ -27473,7 +28765,7 @@
       </w:rPr>
     </w:lvl>
   </w:abstractNum>
-  <w:abstractNum w:abstractNumId="138" w15:restartNumberingAfterBreak="0">
+  <w:abstractNum w:abstractNumId="143" w15:restartNumberingAfterBreak="0">
     <w:nsid w:val="545519CC"/>
     <w:multiLevelType w:val="hybridMultilevel"/>
     <w:tmpl w:val="B980DB02"/>
@@ -27586,7 +28878,7 @@
       </w:rPr>
     </w:lvl>
   </w:abstractNum>
-  <w:abstractNum w:abstractNumId="139" w15:restartNumberingAfterBreak="0">
+  <w:abstractNum w:abstractNumId="144" w15:restartNumberingAfterBreak="0">
     <w:nsid w:val="54C711EA"/>
     <w:multiLevelType w:val="hybridMultilevel"/>
     <w:tmpl w:val="C0F4CE18"/>
@@ -27672,7 +28964,7 @@
       </w:pPr>
     </w:lvl>
   </w:abstractNum>
-  <w:abstractNum w:abstractNumId="140" w15:restartNumberingAfterBreak="0">
+  <w:abstractNum w:abstractNumId="145" w15:restartNumberingAfterBreak="0">
     <w:nsid w:val="54CA184C"/>
     <w:multiLevelType w:val="hybridMultilevel"/>
     <w:tmpl w:val="AD24AB30"/>
@@ -27761,7 +29053,7 @@
       </w:pPr>
     </w:lvl>
   </w:abstractNum>
-  <w:abstractNum w:abstractNumId="141" w15:restartNumberingAfterBreak="0">
+  <w:abstractNum w:abstractNumId="146" w15:restartNumberingAfterBreak="0">
     <w:nsid w:val="554A43B9"/>
     <w:multiLevelType w:val="multilevel"/>
     <w:tmpl w:val="816EE9A4"/>
@@ -27878,7 +29170,7 @@
       </w:pPr>
     </w:lvl>
   </w:abstractNum>
-  <w:abstractNum w:abstractNumId="142" w15:restartNumberingAfterBreak="0">
+  <w:abstractNum w:abstractNumId="147" w15:restartNumberingAfterBreak="0">
     <w:nsid w:val="55A327A6"/>
     <w:multiLevelType w:val="multilevel"/>
     <w:tmpl w:val="A23204C2"/>
@@ -27995,7 +29287,7 @@
       </w:pPr>
     </w:lvl>
   </w:abstractNum>
-  <w:abstractNum w:abstractNumId="143" w15:restartNumberingAfterBreak="0">
+  <w:abstractNum w:abstractNumId="148" w15:restartNumberingAfterBreak="0">
     <w:nsid w:val="55B120AB"/>
     <w:multiLevelType w:val="hybridMultilevel"/>
     <w:tmpl w:val="DB6A33F0"/>
@@ -28108,7 +29400,7 @@
       </w:rPr>
     </w:lvl>
   </w:abstractNum>
-  <w:abstractNum w:abstractNumId="144" w15:restartNumberingAfterBreak="0">
+  <w:abstractNum w:abstractNumId="149" w15:restartNumberingAfterBreak="0">
     <w:nsid w:val="56996F77"/>
     <w:multiLevelType w:val="multilevel"/>
     <w:tmpl w:val="12BE4CB8"/>
@@ -28257,7 +29549,7 @@
       </w:rPr>
     </w:lvl>
   </w:abstractNum>
-  <w:abstractNum w:abstractNumId="145" w15:restartNumberingAfterBreak="0">
+  <w:abstractNum w:abstractNumId="150" w15:restartNumberingAfterBreak="0">
     <w:nsid w:val="56B231C3"/>
     <w:multiLevelType w:val="multilevel"/>
     <w:tmpl w:val="68E0D54C"/>
@@ -28406,7 +29698,7 @@
       </w:rPr>
     </w:lvl>
   </w:abstractNum>
-  <w:abstractNum w:abstractNumId="146" w15:restartNumberingAfterBreak="0">
+  <w:abstractNum w:abstractNumId="151" w15:restartNumberingAfterBreak="0">
     <w:nsid w:val="57411A88"/>
     <w:multiLevelType w:val="multilevel"/>
     <w:tmpl w:val="1FBA6882"/>
@@ -28555,7 +29847,7 @@
       </w:rPr>
     </w:lvl>
   </w:abstractNum>
-  <w:abstractNum w:abstractNumId="147" w15:restartNumberingAfterBreak="0">
+  <w:abstractNum w:abstractNumId="152" w15:restartNumberingAfterBreak="0">
     <w:nsid w:val="5784255B"/>
     <w:multiLevelType w:val="multilevel"/>
     <w:tmpl w:val="A6F8E1EE"/>
@@ -28704,7 +29996,7 @@
       </w:rPr>
     </w:lvl>
   </w:abstractNum>
-  <w:abstractNum w:abstractNumId="148" w15:restartNumberingAfterBreak="0">
+  <w:abstractNum w:abstractNumId="153" w15:restartNumberingAfterBreak="0">
     <w:nsid w:val="57BB5E2A"/>
     <w:multiLevelType w:val="multilevel"/>
     <w:tmpl w:val="68C6EB48"/>
@@ -28821,7 +30113,7 @@
       </w:pPr>
     </w:lvl>
   </w:abstractNum>
-  <w:abstractNum w:abstractNumId="149" w15:restartNumberingAfterBreak="0">
+  <w:abstractNum w:abstractNumId="154" w15:restartNumberingAfterBreak="0">
     <w:nsid w:val="57BB663C"/>
     <w:multiLevelType w:val="multilevel"/>
     <w:tmpl w:val="B2086892"/>
@@ -28970,7 +30262,7 @@
       </w:rPr>
     </w:lvl>
   </w:abstractNum>
-  <w:abstractNum w:abstractNumId="150" w15:restartNumberingAfterBreak="0">
+  <w:abstractNum w:abstractNumId="155" w15:restartNumberingAfterBreak="0">
     <w:nsid w:val="58AF76CF"/>
     <w:multiLevelType w:val="multilevel"/>
     <w:tmpl w:val="6DB65206"/>
@@ -29119,7 +30411,7 @@
       </w:rPr>
     </w:lvl>
   </w:abstractNum>
-  <w:abstractNum w:abstractNumId="151" w15:restartNumberingAfterBreak="0">
+  <w:abstractNum w:abstractNumId="156" w15:restartNumberingAfterBreak="0">
     <w:nsid w:val="58CC64E6"/>
     <w:multiLevelType w:val="hybridMultilevel"/>
     <w:tmpl w:val="23FA8802"/>
@@ -29205,7 +30497,7 @@
       </w:pPr>
     </w:lvl>
   </w:abstractNum>
-  <w:abstractNum w:abstractNumId="152" w15:restartNumberingAfterBreak="0">
+  <w:abstractNum w:abstractNumId="157" w15:restartNumberingAfterBreak="0">
     <w:nsid w:val="59B82A65"/>
     <w:multiLevelType w:val="multilevel"/>
     <w:tmpl w:val="8EFA7868"/>
@@ -29326,7 +30618,7 @@
       </w:rPr>
     </w:lvl>
   </w:abstractNum>
-  <w:abstractNum w:abstractNumId="153" w15:restartNumberingAfterBreak="0">
+  <w:abstractNum w:abstractNumId="158" w15:restartNumberingAfterBreak="0">
     <w:nsid w:val="5A455885"/>
     <w:multiLevelType w:val="multilevel"/>
     <w:tmpl w:val="5650B4B6"/>
@@ -29475,7 +30767,7 @@
       </w:rPr>
     </w:lvl>
   </w:abstractNum>
-  <w:abstractNum w:abstractNumId="154" w15:restartNumberingAfterBreak="0">
+  <w:abstractNum w:abstractNumId="159" w15:restartNumberingAfterBreak="0">
     <w:nsid w:val="5A8F63C8"/>
     <w:multiLevelType w:val="multilevel"/>
     <w:tmpl w:val="6EAC4FB4"/>
@@ -29624,7 +30916,7 @@
       </w:rPr>
     </w:lvl>
   </w:abstractNum>
-  <w:abstractNum w:abstractNumId="155" w15:restartNumberingAfterBreak="0">
+  <w:abstractNum w:abstractNumId="160" w15:restartNumberingAfterBreak="0">
     <w:nsid w:val="5AE2637E"/>
     <w:multiLevelType w:val="multilevel"/>
     <w:tmpl w:val="4E56A100"/>
@@ -29773,7 +31065,7 @@
       </w:rPr>
     </w:lvl>
   </w:abstractNum>
-  <w:abstractNum w:abstractNumId="156" w15:restartNumberingAfterBreak="0">
+  <w:abstractNum w:abstractNumId="161" w15:restartNumberingAfterBreak="0">
     <w:nsid w:val="5B1A4B8B"/>
     <w:multiLevelType w:val="multilevel"/>
     <w:tmpl w:val="C59A3BDA"/>
@@ -29922,7 +31214,7 @@
       </w:rPr>
     </w:lvl>
   </w:abstractNum>
-  <w:abstractNum w:abstractNumId="157" w15:restartNumberingAfterBreak="0">
+  <w:abstractNum w:abstractNumId="162" w15:restartNumberingAfterBreak="0">
     <w:nsid w:val="5B481F93"/>
     <w:multiLevelType w:val="multilevel"/>
     <w:tmpl w:val="2786CE54"/>
@@ -30071,7 +31363,7 @@
       </w:rPr>
     </w:lvl>
   </w:abstractNum>
-  <w:abstractNum w:abstractNumId="158" w15:restartNumberingAfterBreak="0">
+  <w:abstractNum w:abstractNumId="163" w15:restartNumberingAfterBreak="0">
     <w:nsid w:val="5B674EEB"/>
     <w:multiLevelType w:val="multilevel"/>
     <w:tmpl w:val="9D1A7932"/>
@@ -30188,7 +31480,7 @@
       </w:pPr>
     </w:lvl>
   </w:abstractNum>
-  <w:abstractNum w:abstractNumId="159" w15:restartNumberingAfterBreak="0">
+  <w:abstractNum w:abstractNumId="164" w15:restartNumberingAfterBreak="0">
     <w:nsid w:val="5BC25A83"/>
     <w:multiLevelType w:val="multilevel"/>
     <w:tmpl w:val="D1ECC2A4"/>
@@ -30309,7 +31601,7 @@
       </w:rPr>
     </w:lvl>
   </w:abstractNum>
-  <w:abstractNum w:abstractNumId="160" w15:restartNumberingAfterBreak="0">
+  <w:abstractNum w:abstractNumId="165" w15:restartNumberingAfterBreak="0">
     <w:nsid w:val="5BE52B39"/>
     <w:multiLevelType w:val="multilevel"/>
     <w:tmpl w:val="E7E265F6"/>
@@ -30458,7 +31750,7 @@
       </w:rPr>
     </w:lvl>
   </w:abstractNum>
-  <w:abstractNum w:abstractNumId="161" w15:restartNumberingAfterBreak="0">
+  <w:abstractNum w:abstractNumId="166" w15:restartNumberingAfterBreak="0">
     <w:nsid w:val="5C3A747E"/>
     <w:multiLevelType w:val="multilevel"/>
     <w:tmpl w:val="A38A56EC"/>
@@ -30607,7 +31899,7 @@
       </w:rPr>
     </w:lvl>
   </w:abstractNum>
-  <w:abstractNum w:abstractNumId="162" w15:restartNumberingAfterBreak="0">
+  <w:abstractNum w:abstractNumId="167" w15:restartNumberingAfterBreak="0">
     <w:nsid w:val="5D3466EE"/>
     <w:multiLevelType w:val="multilevel"/>
     <w:tmpl w:val="28EE987A"/>
@@ -30756,7 +32048,7 @@
       </w:rPr>
     </w:lvl>
   </w:abstractNum>
-  <w:abstractNum w:abstractNumId="163" w15:restartNumberingAfterBreak="0">
+  <w:abstractNum w:abstractNumId="168" w15:restartNumberingAfterBreak="0">
     <w:nsid w:val="5D584833"/>
     <w:multiLevelType w:val="multilevel"/>
     <w:tmpl w:val="2A44CCB0"/>
@@ -30905,7 +32197,7 @@
       </w:rPr>
     </w:lvl>
   </w:abstractNum>
-  <w:abstractNum w:abstractNumId="164" w15:restartNumberingAfterBreak="0">
+  <w:abstractNum w:abstractNumId="169" w15:restartNumberingAfterBreak="0">
     <w:nsid w:val="5DB531D5"/>
     <w:multiLevelType w:val="hybridMultilevel"/>
     <w:tmpl w:val="006EE762"/>
@@ -30991,7 +32283,7 @@
       </w:pPr>
     </w:lvl>
   </w:abstractNum>
-  <w:abstractNum w:abstractNumId="165" w15:restartNumberingAfterBreak="0">
+  <w:abstractNum w:abstractNumId="170" w15:restartNumberingAfterBreak="0">
     <w:nsid w:val="5DB94B79"/>
     <w:multiLevelType w:val="multilevel"/>
     <w:tmpl w:val="60029486"/>
@@ -31140,7 +32432,7 @@
       </w:rPr>
     </w:lvl>
   </w:abstractNum>
-  <w:abstractNum w:abstractNumId="166" w15:restartNumberingAfterBreak="0">
+  <w:abstractNum w:abstractNumId="171" w15:restartNumberingAfterBreak="0">
     <w:nsid w:val="5E3325E7"/>
     <w:multiLevelType w:val="hybridMultilevel"/>
     <w:tmpl w:val="AAE6C24E"/>
@@ -31229,7 +32521,7 @@
       </w:pPr>
     </w:lvl>
   </w:abstractNum>
-  <w:abstractNum w:abstractNumId="167" w15:restartNumberingAfterBreak="0">
+  <w:abstractNum w:abstractNumId="172" w15:restartNumberingAfterBreak="0">
     <w:nsid w:val="5E7F034A"/>
     <w:multiLevelType w:val="multilevel"/>
     <w:tmpl w:val="C776B29A"/>
@@ -31378,7 +32670,7 @@
       </w:rPr>
     </w:lvl>
   </w:abstractNum>
-  <w:abstractNum w:abstractNumId="168" w15:restartNumberingAfterBreak="0">
+  <w:abstractNum w:abstractNumId="173" w15:restartNumberingAfterBreak="0">
     <w:nsid w:val="5F4F2A76"/>
     <w:multiLevelType w:val="hybridMultilevel"/>
     <w:tmpl w:val="1864F6D0"/>
@@ -31491,7 +32783,7 @@
       </w:rPr>
     </w:lvl>
   </w:abstractNum>
-  <w:abstractNum w:abstractNumId="169" w15:restartNumberingAfterBreak="0">
+  <w:abstractNum w:abstractNumId="174" w15:restartNumberingAfterBreak="0">
     <w:nsid w:val="6023578A"/>
     <w:multiLevelType w:val="multilevel"/>
     <w:tmpl w:val="20FE3972"/>
@@ -31608,7 +32900,7 @@
       </w:pPr>
     </w:lvl>
   </w:abstractNum>
-  <w:abstractNum w:abstractNumId="170" w15:restartNumberingAfterBreak="0">
+  <w:abstractNum w:abstractNumId="175" w15:restartNumberingAfterBreak="0">
     <w:nsid w:val="60B304F8"/>
     <w:multiLevelType w:val="multilevel"/>
     <w:tmpl w:val="AE020256"/>
@@ -31757,7 +33049,7 @@
       </w:rPr>
     </w:lvl>
   </w:abstractNum>
-  <w:abstractNum w:abstractNumId="171" w15:restartNumberingAfterBreak="0">
+  <w:abstractNum w:abstractNumId="176" w15:restartNumberingAfterBreak="0">
     <w:nsid w:val="61CA4512"/>
     <w:multiLevelType w:val="multilevel"/>
     <w:tmpl w:val="113687FE"/>
@@ -31906,7 +33198,7 @@
       </w:rPr>
     </w:lvl>
   </w:abstractNum>
-  <w:abstractNum w:abstractNumId="172" w15:restartNumberingAfterBreak="0">
+  <w:abstractNum w:abstractNumId="177" w15:restartNumberingAfterBreak="0">
     <w:nsid w:val="62633F16"/>
     <w:multiLevelType w:val="multilevel"/>
     <w:tmpl w:val="01D491C4"/>
@@ -32055,7 +33347,7 @@
       </w:rPr>
     </w:lvl>
   </w:abstractNum>
-  <w:abstractNum w:abstractNumId="173" w15:restartNumberingAfterBreak="0">
+  <w:abstractNum w:abstractNumId="178" w15:restartNumberingAfterBreak="0">
     <w:nsid w:val="62FA4B02"/>
     <w:multiLevelType w:val="multilevel"/>
     <w:tmpl w:val="AC469EA4"/>
@@ -32204,7 +33496,7 @@
       </w:rPr>
     </w:lvl>
   </w:abstractNum>
-  <w:abstractNum w:abstractNumId="174" w15:restartNumberingAfterBreak="0">
+  <w:abstractNum w:abstractNumId="179" w15:restartNumberingAfterBreak="0">
     <w:nsid w:val="63B56A28"/>
     <w:multiLevelType w:val="hybridMultilevel"/>
     <w:tmpl w:val="BBDA46C8"/>
@@ -32290,7 +33582,7 @@
       </w:pPr>
     </w:lvl>
   </w:abstractNum>
-  <w:abstractNum w:abstractNumId="175" w15:restartNumberingAfterBreak="0">
+  <w:abstractNum w:abstractNumId="180" w15:restartNumberingAfterBreak="0">
     <w:nsid w:val="63D35024"/>
     <w:multiLevelType w:val="hybridMultilevel"/>
     <w:tmpl w:val="52DACB14"/>
@@ -32376,7 +33668,7 @@
       </w:pPr>
     </w:lvl>
   </w:abstractNum>
-  <w:abstractNum w:abstractNumId="176" w15:restartNumberingAfterBreak="0">
+  <w:abstractNum w:abstractNumId="181" w15:restartNumberingAfterBreak="0">
     <w:nsid w:val="64364942"/>
     <w:multiLevelType w:val="multilevel"/>
     <w:tmpl w:val="3B688F7C"/>
@@ -32525,7 +33817,7 @@
       </w:rPr>
     </w:lvl>
   </w:abstractNum>
-  <w:abstractNum w:abstractNumId="177" w15:restartNumberingAfterBreak="0">
+  <w:abstractNum w:abstractNumId="182" w15:restartNumberingAfterBreak="0">
     <w:nsid w:val="64DF02EF"/>
     <w:multiLevelType w:val="hybridMultilevel"/>
     <w:tmpl w:val="5D1C61DC"/>
@@ -32638,7 +33930,7 @@
       </w:rPr>
     </w:lvl>
   </w:abstractNum>
-  <w:abstractNum w:abstractNumId="178" w15:restartNumberingAfterBreak="0">
+  <w:abstractNum w:abstractNumId="183" w15:restartNumberingAfterBreak="0">
     <w:nsid w:val="65151DA6"/>
     <w:multiLevelType w:val="multilevel"/>
     <w:tmpl w:val="265ABBB0"/>
@@ -32787,7 +34079,7 @@
       </w:rPr>
     </w:lvl>
   </w:abstractNum>
-  <w:abstractNum w:abstractNumId="179" w15:restartNumberingAfterBreak="0">
+  <w:abstractNum w:abstractNumId="184" w15:restartNumberingAfterBreak="0">
     <w:nsid w:val="6621531D"/>
     <w:multiLevelType w:val="multilevel"/>
     <w:tmpl w:val="9CE22912"/>
@@ -32900,7 +34192,7 @@
       </w:pPr>
     </w:lvl>
   </w:abstractNum>
-  <w:abstractNum w:abstractNumId="180" w15:restartNumberingAfterBreak="0">
+  <w:abstractNum w:abstractNumId="185" w15:restartNumberingAfterBreak="0">
     <w:nsid w:val="66A75F06"/>
     <w:multiLevelType w:val="multilevel"/>
     <w:tmpl w:val="7B2CDB5E"/>
@@ -33049,7 +34341,7 @@
       </w:rPr>
     </w:lvl>
   </w:abstractNum>
-  <w:abstractNum w:abstractNumId="181" w15:restartNumberingAfterBreak="0">
+  <w:abstractNum w:abstractNumId="186" w15:restartNumberingAfterBreak="0">
     <w:nsid w:val="66AF21A2"/>
     <w:multiLevelType w:val="multilevel"/>
     <w:tmpl w:val="F3FCA768"/>
@@ -33198,7 +34490,7 @@
       </w:rPr>
     </w:lvl>
   </w:abstractNum>
-  <w:abstractNum w:abstractNumId="182" w15:restartNumberingAfterBreak="0">
+  <w:abstractNum w:abstractNumId="187" w15:restartNumberingAfterBreak="0">
     <w:nsid w:val="66DF406A"/>
     <w:multiLevelType w:val="hybridMultilevel"/>
     <w:tmpl w:val="DAF6A5D0"/>
@@ -33284,7 +34576,7 @@
       </w:pPr>
     </w:lvl>
   </w:abstractNum>
-  <w:abstractNum w:abstractNumId="183" w15:restartNumberingAfterBreak="0">
+  <w:abstractNum w:abstractNumId="188" w15:restartNumberingAfterBreak="0">
     <w:nsid w:val="672530A8"/>
     <w:multiLevelType w:val="multilevel"/>
     <w:tmpl w:val="C916E6BE"/>
@@ -33433,7 +34725,7 @@
       </w:rPr>
     </w:lvl>
   </w:abstractNum>
-  <w:abstractNum w:abstractNumId="184" w15:restartNumberingAfterBreak="0">
+  <w:abstractNum w:abstractNumId="189" w15:restartNumberingAfterBreak="0">
     <w:nsid w:val="67834D5A"/>
     <w:multiLevelType w:val="multilevel"/>
     <w:tmpl w:val="849CC442"/>
@@ -33582,7 +34874,7 @@
       </w:rPr>
     </w:lvl>
   </w:abstractNum>
-  <w:abstractNum w:abstractNumId="185" w15:restartNumberingAfterBreak="0">
+  <w:abstractNum w:abstractNumId="190" w15:restartNumberingAfterBreak="0">
     <w:nsid w:val="67AC7510"/>
     <w:multiLevelType w:val="multilevel"/>
     <w:tmpl w:val="53787E7C"/>
@@ -33731,7 +35023,7 @@
       </w:rPr>
     </w:lvl>
   </w:abstractNum>
-  <w:abstractNum w:abstractNumId="186" w15:restartNumberingAfterBreak="0">
+  <w:abstractNum w:abstractNumId="191" w15:restartNumberingAfterBreak="0">
     <w:nsid w:val="67D51A63"/>
     <w:multiLevelType w:val="hybridMultilevel"/>
     <w:tmpl w:val="06DC9326"/>
@@ -33817,7 +35109,7 @@
       </w:pPr>
     </w:lvl>
   </w:abstractNum>
-  <w:abstractNum w:abstractNumId="187" w15:restartNumberingAfterBreak="0">
+  <w:abstractNum w:abstractNumId="192" w15:restartNumberingAfterBreak="0">
     <w:nsid w:val="67FF749D"/>
     <w:multiLevelType w:val="hybridMultilevel"/>
     <w:tmpl w:val="F7C848A4"/>
@@ -33903,7 +35195,7 @@
       </w:pPr>
     </w:lvl>
   </w:abstractNum>
-  <w:abstractNum w:abstractNumId="188" w15:restartNumberingAfterBreak="0">
+  <w:abstractNum w:abstractNumId="193" w15:restartNumberingAfterBreak="0">
     <w:nsid w:val="692C7E70"/>
     <w:multiLevelType w:val="multilevel"/>
     <w:tmpl w:val="A1468520"/>
@@ -34052,7 +35344,7 @@
       </w:rPr>
     </w:lvl>
   </w:abstractNum>
-  <w:abstractNum w:abstractNumId="189" w15:restartNumberingAfterBreak="0">
+  <w:abstractNum w:abstractNumId="194" w15:restartNumberingAfterBreak="0">
     <w:nsid w:val="6981505F"/>
     <w:multiLevelType w:val="multilevel"/>
     <w:tmpl w:val="1D1C1664"/>
@@ -34201,7 +35493,7 @@
       </w:rPr>
     </w:lvl>
   </w:abstractNum>
-  <w:abstractNum w:abstractNumId="190" w15:restartNumberingAfterBreak="0">
+  <w:abstractNum w:abstractNumId="195" w15:restartNumberingAfterBreak="0">
     <w:nsid w:val="69B34C11"/>
     <w:multiLevelType w:val="hybridMultilevel"/>
     <w:tmpl w:val="89981944"/>
@@ -34290,7 +35582,7 @@
       </w:pPr>
     </w:lvl>
   </w:abstractNum>
-  <w:abstractNum w:abstractNumId="191" w15:restartNumberingAfterBreak="0">
+  <w:abstractNum w:abstractNumId="196" w15:restartNumberingAfterBreak="0">
     <w:nsid w:val="6AC25373"/>
     <w:multiLevelType w:val="multilevel"/>
     <w:tmpl w:val="72CEB312"/>
@@ -34439,7 +35731,7 @@
       </w:rPr>
     </w:lvl>
   </w:abstractNum>
-  <w:abstractNum w:abstractNumId="192" w15:restartNumberingAfterBreak="0">
+  <w:abstractNum w:abstractNumId="197" w15:restartNumberingAfterBreak="0">
     <w:nsid w:val="6B2F2D93"/>
     <w:multiLevelType w:val="multilevel"/>
     <w:tmpl w:val="4F0CE180"/>
@@ -34588,7 +35880,7 @@
       </w:rPr>
     </w:lvl>
   </w:abstractNum>
-  <w:abstractNum w:abstractNumId="193" w15:restartNumberingAfterBreak="0">
+  <w:abstractNum w:abstractNumId="198" w15:restartNumberingAfterBreak="0">
     <w:nsid w:val="6B723626"/>
     <w:multiLevelType w:val="multilevel"/>
     <w:tmpl w:val="41E42FA2"/>
@@ -34737,7 +36029,7 @@
       </w:rPr>
     </w:lvl>
   </w:abstractNum>
-  <w:abstractNum w:abstractNumId="194" w15:restartNumberingAfterBreak="0">
+  <w:abstractNum w:abstractNumId="199" w15:restartNumberingAfterBreak="0">
     <w:nsid w:val="6BB9614E"/>
     <w:multiLevelType w:val="multilevel"/>
     <w:tmpl w:val="918878F8"/>
@@ -34854,7 +36146,7 @@
       </w:pPr>
     </w:lvl>
   </w:abstractNum>
-  <w:abstractNum w:abstractNumId="195" w15:restartNumberingAfterBreak="0">
+  <w:abstractNum w:abstractNumId="200" w15:restartNumberingAfterBreak="0">
     <w:nsid w:val="6C4A3061"/>
     <w:multiLevelType w:val="multilevel"/>
     <w:tmpl w:val="70DAF58E"/>
@@ -35003,7 +36295,7 @@
       </w:rPr>
     </w:lvl>
   </w:abstractNum>
-  <w:abstractNum w:abstractNumId="196" w15:restartNumberingAfterBreak="0">
+  <w:abstractNum w:abstractNumId="201" w15:restartNumberingAfterBreak="0">
     <w:nsid w:val="6C4F7431"/>
     <w:multiLevelType w:val="multilevel"/>
     <w:tmpl w:val="901E4082"/>
@@ -35152,7 +36444,7 @@
       </w:rPr>
     </w:lvl>
   </w:abstractNum>
-  <w:abstractNum w:abstractNumId="197" w15:restartNumberingAfterBreak="0">
+  <w:abstractNum w:abstractNumId="202" w15:restartNumberingAfterBreak="0">
     <w:nsid w:val="6C6123A7"/>
     <w:multiLevelType w:val="multilevel"/>
     <w:tmpl w:val="FA5C3F7E"/>
@@ -35301,7 +36593,7 @@
       </w:rPr>
     </w:lvl>
   </w:abstractNum>
-  <w:abstractNum w:abstractNumId="198" w15:restartNumberingAfterBreak="0">
+  <w:abstractNum w:abstractNumId="203" w15:restartNumberingAfterBreak="0">
     <w:nsid w:val="6D256BE4"/>
     <w:multiLevelType w:val="hybridMultilevel"/>
     <w:tmpl w:val="AA0C1D60"/>
@@ -35414,7 +36706,7 @@
       </w:rPr>
     </w:lvl>
   </w:abstractNum>
-  <w:abstractNum w:abstractNumId="199" w15:restartNumberingAfterBreak="0">
+  <w:abstractNum w:abstractNumId="204" w15:restartNumberingAfterBreak="0">
     <w:nsid w:val="6D8B4E45"/>
     <w:multiLevelType w:val="multilevel"/>
     <w:tmpl w:val="E802456E"/>
@@ -35531,7 +36823,7 @@
       </w:pPr>
     </w:lvl>
   </w:abstractNum>
-  <w:abstractNum w:abstractNumId="200" w15:restartNumberingAfterBreak="0">
+  <w:abstractNum w:abstractNumId="205" w15:restartNumberingAfterBreak="0">
     <w:nsid w:val="6F3761B0"/>
     <w:multiLevelType w:val="multilevel"/>
     <w:tmpl w:val="BD1C961C"/>
@@ -35644,7 +36936,7 @@
       </w:pPr>
     </w:lvl>
   </w:abstractNum>
-  <w:abstractNum w:abstractNumId="201" w15:restartNumberingAfterBreak="0">
+  <w:abstractNum w:abstractNumId="206" w15:restartNumberingAfterBreak="0">
     <w:nsid w:val="6F613257"/>
     <w:multiLevelType w:val="hybridMultilevel"/>
     <w:tmpl w:val="F2BCA812"/>
@@ -35757,7 +37049,7 @@
       </w:rPr>
     </w:lvl>
   </w:abstractNum>
-  <w:abstractNum w:abstractNumId="202" w15:restartNumberingAfterBreak="0">
+  <w:abstractNum w:abstractNumId="207" w15:restartNumberingAfterBreak="0">
     <w:nsid w:val="6F8C22B1"/>
     <w:multiLevelType w:val="multilevel"/>
     <w:tmpl w:val="514C38C4"/>
@@ -35874,7 +37166,7 @@
       </w:pPr>
     </w:lvl>
   </w:abstractNum>
-  <w:abstractNum w:abstractNumId="203" w15:restartNumberingAfterBreak="0">
+  <w:abstractNum w:abstractNumId="208" w15:restartNumberingAfterBreak="0">
     <w:nsid w:val="6FC76959"/>
     <w:multiLevelType w:val="multilevel"/>
     <w:tmpl w:val="9956E00C"/>
@@ -36023,7 +37315,7 @@
       </w:rPr>
     </w:lvl>
   </w:abstractNum>
-  <w:abstractNum w:abstractNumId="204" w15:restartNumberingAfterBreak="0">
+  <w:abstractNum w:abstractNumId="209" w15:restartNumberingAfterBreak="0">
     <w:nsid w:val="703B64C2"/>
     <w:multiLevelType w:val="multilevel"/>
     <w:tmpl w:val="4ED83146"/>
@@ -36172,7 +37464,7 @@
       </w:rPr>
     </w:lvl>
   </w:abstractNum>
-  <w:abstractNum w:abstractNumId="205" w15:restartNumberingAfterBreak="0">
+  <w:abstractNum w:abstractNumId="210" w15:restartNumberingAfterBreak="0">
     <w:nsid w:val="708D29E9"/>
     <w:multiLevelType w:val="hybridMultilevel"/>
     <w:tmpl w:val="235A9E60"/>
@@ -36285,7 +37577,7 @@
       </w:rPr>
     </w:lvl>
   </w:abstractNum>
-  <w:abstractNum w:abstractNumId="206" w15:restartNumberingAfterBreak="0">
+  <w:abstractNum w:abstractNumId="211" w15:restartNumberingAfterBreak="0">
     <w:nsid w:val="70DB5F35"/>
     <w:multiLevelType w:val="multilevel"/>
     <w:tmpl w:val="5CFA3CAC"/>
@@ -36402,7 +37694,7 @@
       </w:pPr>
     </w:lvl>
   </w:abstractNum>
-  <w:abstractNum w:abstractNumId="207" w15:restartNumberingAfterBreak="0">
+  <w:abstractNum w:abstractNumId="212" w15:restartNumberingAfterBreak="0">
     <w:nsid w:val="710818BF"/>
     <w:multiLevelType w:val="multilevel"/>
     <w:tmpl w:val="244025E6"/>
@@ -36551,7 +37843,7 @@
       </w:rPr>
     </w:lvl>
   </w:abstractNum>
-  <w:abstractNum w:abstractNumId="208" w15:restartNumberingAfterBreak="0">
+  <w:abstractNum w:abstractNumId="213" w15:restartNumberingAfterBreak="0">
     <w:nsid w:val="715A6526"/>
     <w:multiLevelType w:val="multilevel"/>
     <w:tmpl w:val="7A7E9BD0"/>
@@ -36700,7 +37992,7 @@
       </w:rPr>
     </w:lvl>
   </w:abstractNum>
-  <w:abstractNum w:abstractNumId="209" w15:restartNumberingAfterBreak="0">
+  <w:abstractNum w:abstractNumId="214" w15:restartNumberingAfterBreak="0">
     <w:nsid w:val="71604CD1"/>
     <w:multiLevelType w:val="hybridMultilevel"/>
     <w:tmpl w:val="8F42548E"/>
@@ -36789,7 +38081,7 @@
       </w:pPr>
     </w:lvl>
   </w:abstractNum>
-  <w:abstractNum w:abstractNumId="210" w15:restartNumberingAfterBreak="0">
+  <w:abstractNum w:abstractNumId="215" w15:restartNumberingAfterBreak="0">
     <w:nsid w:val="72086F4A"/>
     <w:multiLevelType w:val="multilevel"/>
     <w:tmpl w:val="950087C2"/>
@@ -36938,7 +38230,7 @@
       </w:rPr>
     </w:lvl>
   </w:abstractNum>
-  <w:abstractNum w:abstractNumId="211" w15:restartNumberingAfterBreak="0">
+  <w:abstractNum w:abstractNumId="216" w15:restartNumberingAfterBreak="0">
     <w:nsid w:val="72904D14"/>
     <w:multiLevelType w:val="multilevel"/>
     <w:tmpl w:val="7AF8E330"/>
@@ -37087,7 +38379,7 @@
       </w:rPr>
     </w:lvl>
   </w:abstractNum>
-  <w:abstractNum w:abstractNumId="212" w15:restartNumberingAfterBreak="0">
+  <w:abstractNum w:abstractNumId="217" w15:restartNumberingAfterBreak="0">
     <w:nsid w:val="735858CC"/>
     <w:multiLevelType w:val="multilevel"/>
     <w:tmpl w:val="A9DE2526"/>
@@ -37236,7 +38528,7 @@
       </w:rPr>
     </w:lvl>
   </w:abstractNum>
-  <w:abstractNum w:abstractNumId="213" w15:restartNumberingAfterBreak="0">
+  <w:abstractNum w:abstractNumId="218" w15:restartNumberingAfterBreak="0">
     <w:nsid w:val="74123403"/>
     <w:multiLevelType w:val="hybridMultilevel"/>
     <w:tmpl w:val="73726886"/>
@@ -37325,7 +38617,7 @@
       </w:pPr>
     </w:lvl>
   </w:abstractNum>
-  <w:abstractNum w:abstractNumId="214" w15:restartNumberingAfterBreak="0">
+  <w:abstractNum w:abstractNumId="219" w15:restartNumberingAfterBreak="0">
     <w:nsid w:val="744542A0"/>
     <w:multiLevelType w:val="multilevel"/>
     <w:tmpl w:val="64EAC428"/>
@@ -37474,7 +38766,7 @@
       </w:rPr>
     </w:lvl>
   </w:abstractNum>
-  <w:abstractNum w:abstractNumId="215" w15:restartNumberingAfterBreak="0">
+  <w:abstractNum w:abstractNumId="220" w15:restartNumberingAfterBreak="0">
     <w:nsid w:val="745C2C6F"/>
     <w:multiLevelType w:val="hybridMultilevel"/>
     <w:tmpl w:val="8EDAE7EA"/>
@@ -37560,7 +38852,7 @@
       </w:pPr>
     </w:lvl>
   </w:abstractNum>
-  <w:abstractNum w:abstractNumId="216" w15:restartNumberingAfterBreak="0">
+  <w:abstractNum w:abstractNumId="221" w15:restartNumberingAfterBreak="0">
     <w:nsid w:val="746808FE"/>
     <w:multiLevelType w:val="multilevel"/>
     <w:tmpl w:val="69405DB4"/>
@@ -37709,7 +39001,7 @@
       </w:rPr>
     </w:lvl>
   </w:abstractNum>
-  <w:abstractNum w:abstractNumId="217" w15:restartNumberingAfterBreak="0">
+  <w:abstractNum w:abstractNumId="222" w15:restartNumberingAfterBreak="0">
     <w:nsid w:val="762D5E5A"/>
     <w:multiLevelType w:val="hybridMultilevel"/>
     <w:tmpl w:val="C48472E2"/>
@@ -37795,7 +39087,7 @@
       </w:pPr>
     </w:lvl>
   </w:abstractNum>
-  <w:abstractNum w:abstractNumId="218" w15:restartNumberingAfterBreak="0">
+  <w:abstractNum w:abstractNumId="223" w15:restartNumberingAfterBreak="0">
     <w:nsid w:val="765455B0"/>
     <w:multiLevelType w:val="multilevel"/>
     <w:tmpl w:val="1E04C6DE"/>
@@ -37944,7 +39236,7 @@
       </w:rPr>
     </w:lvl>
   </w:abstractNum>
-  <w:abstractNum w:abstractNumId="219" w15:restartNumberingAfterBreak="0">
+  <w:abstractNum w:abstractNumId="224" w15:restartNumberingAfterBreak="0">
     <w:nsid w:val="768E7B50"/>
     <w:multiLevelType w:val="multilevel"/>
     <w:tmpl w:val="E6B89F94"/>
@@ -38093,7 +39385,7 @@
       </w:rPr>
     </w:lvl>
   </w:abstractNum>
-  <w:abstractNum w:abstractNumId="220" w15:restartNumberingAfterBreak="0">
+  <w:abstractNum w:abstractNumId="225" w15:restartNumberingAfterBreak="0">
     <w:nsid w:val="76A56C15"/>
     <w:multiLevelType w:val="multilevel"/>
     <w:tmpl w:val="86A4CF06"/>
@@ -38242,7 +39534,7 @@
       </w:rPr>
     </w:lvl>
   </w:abstractNum>
-  <w:abstractNum w:abstractNumId="221" w15:restartNumberingAfterBreak="0">
+  <w:abstractNum w:abstractNumId="226" w15:restartNumberingAfterBreak="0">
     <w:nsid w:val="76C83B68"/>
     <w:multiLevelType w:val="multilevel"/>
     <w:tmpl w:val="9E7EB786"/>
@@ -38391,7 +39683,7 @@
       </w:rPr>
     </w:lvl>
   </w:abstractNum>
-  <w:abstractNum w:abstractNumId="222" w15:restartNumberingAfterBreak="0">
+  <w:abstractNum w:abstractNumId="227" w15:restartNumberingAfterBreak="0">
     <w:nsid w:val="779E4425"/>
     <w:multiLevelType w:val="hybridMultilevel"/>
     <w:tmpl w:val="78CEE8D8"/>
@@ -38477,7 +39769,7 @@
       </w:pPr>
     </w:lvl>
   </w:abstractNum>
-  <w:abstractNum w:abstractNumId="223" w15:restartNumberingAfterBreak="0">
+  <w:abstractNum w:abstractNumId="228" w15:restartNumberingAfterBreak="0">
     <w:nsid w:val="77B22F44"/>
     <w:multiLevelType w:val="multilevel"/>
     <w:tmpl w:val="1C380070"/>
@@ -38626,7 +39918,7 @@
       </w:rPr>
     </w:lvl>
   </w:abstractNum>
-  <w:abstractNum w:abstractNumId="224" w15:restartNumberingAfterBreak="0">
+  <w:abstractNum w:abstractNumId="229" w15:restartNumberingAfterBreak="0">
     <w:nsid w:val="77C50830"/>
     <w:multiLevelType w:val="multilevel"/>
     <w:tmpl w:val="7602BDE8"/>
@@ -38775,7 +40067,7 @@
       </w:rPr>
     </w:lvl>
   </w:abstractNum>
-  <w:abstractNum w:abstractNumId="225" w15:restartNumberingAfterBreak="0">
+  <w:abstractNum w:abstractNumId="230" w15:restartNumberingAfterBreak="0">
     <w:nsid w:val="77D6139A"/>
     <w:multiLevelType w:val="multilevel"/>
     <w:tmpl w:val="48CC0768"/>
@@ -38924,7 +40216,7 @@
       </w:rPr>
     </w:lvl>
   </w:abstractNum>
-  <w:abstractNum w:abstractNumId="226" w15:restartNumberingAfterBreak="0">
+  <w:abstractNum w:abstractNumId="231" w15:restartNumberingAfterBreak="0">
     <w:nsid w:val="780101E7"/>
     <w:multiLevelType w:val="multilevel"/>
     <w:tmpl w:val="41B88710"/>
@@ -39073,7 +40365,7 @@
       </w:rPr>
     </w:lvl>
   </w:abstractNum>
-  <w:abstractNum w:abstractNumId="227" w15:restartNumberingAfterBreak="0">
+  <w:abstractNum w:abstractNumId="232" w15:restartNumberingAfterBreak="0">
     <w:nsid w:val="78AA5925"/>
     <w:multiLevelType w:val="multilevel"/>
     <w:tmpl w:val="6BD67862"/>
@@ -39222,7 +40514,7 @@
       </w:rPr>
     </w:lvl>
   </w:abstractNum>
-  <w:abstractNum w:abstractNumId="228" w15:restartNumberingAfterBreak="0">
+  <w:abstractNum w:abstractNumId="233" w15:restartNumberingAfterBreak="0">
     <w:nsid w:val="78FE6A65"/>
     <w:multiLevelType w:val="hybridMultilevel"/>
     <w:tmpl w:val="1B82C0C0"/>
@@ -39311,7 +40603,7 @@
       </w:pPr>
     </w:lvl>
   </w:abstractNum>
-  <w:abstractNum w:abstractNumId="229" w15:restartNumberingAfterBreak="0">
+  <w:abstractNum w:abstractNumId="234" w15:restartNumberingAfterBreak="0">
     <w:nsid w:val="794D4863"/>
     <w:multiLevelType w:val="multilevel"/>
     <w:tmpl w:val="72A24C54"/>
@@ -39460,7 +40752,7 @@
       </w:rPr>
     </w:lvl>
   </w:abstractNum>
-  <w:abstractNum w:abstractNumId="230" w15:restartNumberingAfterBreak="0">
+  <w:abstractNum w:abstractNumId="235" w15:restartNumberingAfterBreak="0">
     <w:nsid w:val="797E3B78"/>
     <w:multiLevelType w:val="multilevel"/>
     <w:tmpl w:val="68E467AA"/>
@@ -39609,7 +40901,7 @@
       </w:rPr>
     </w:lvl>
   </w:abstractNum>
-  <w:abstractNum w:abstractNumId="231" w15:restartNumberingAfterBreak="0">
+  <w:abstractNum w:abstractNumId="236" w15:restartNumberingAfterBreak="0">
     <w:nsid w:val="79981AFA"/>
     <w:multiLevelType w:val="multilevel"/>
     <w:tmpl w:val="512A474C"/>
@@ -39758,7 +41050,93 @@
       </w:rPr>
     </w:lvl>
   </w:abstractNum>
-  <w:abstractNum w:abstractNumId="232" w15:restartNumberingAfterBreak="0">
+  <w:abstractNum w:abstractNumId="237" w15:restartNumberingAfterBreak="0">
+    <w:nsid w:val="79EC24A3"/>
+    <w:multiLevelType w:val="multilevel"/>
+    <w:tmpl w:val="0409001D"/>
+    <w:lvl w:ilvl="0">
+      <w:start w:val="1"/>
+      <w:numFmt w:val="decimal"/>
+      <w:lvlText w:val="%1)"/>
+      <w:lvlJc w:val="left"/>
+      <w:pPr>
+        <w:ind w:left="360" w:hanging="360"/>
+      </w:pPr>
+    </w:lvl>
+    <w:lvl w:ilvl="1">
+      <w:start w:val="1"/>
+      <w:numFmt w:val="lowerLetter"/>
+      <w:lvlText w:val="%2)"/>
+      <w:lvlJc w:val="left"/>
+      <w:pPr>
+        <w:ind w:left="720" w:hanging="360"/>
+      </w:pPr>
+    </w:lvl>
+    <w:lvl w:ilvl="2">
+      <w:start w:val="1"/>
+      <w:numFmt w:val="lowerRoman"/>
+      <w:lvlText w:val="%3)"/>
+      <w:lvlJc w:val="left"/>
+      <w:pPr>
+        <w:ind w:left="1080" w:hanging="360"/>
+      </w:pPr>
+    </w:lvl>
+    <w:lvl w:ilvl="3">
+      <w:start w:val="1"/>
+      <w:numFmt w:val="decimal"/>
+      <w:lvlText w:val="(%4)"/>
+      <w:lvlJc w:val="left"/>
+      <w:pPr>
+        <w:ind w:left="1440" w:hanging="360"/>
+      </w:pPr>
+    </w:lvl>
+    <w:lvl w:ilvl="4">
+      <w:start w:val="1"/>
+      <w:numFmt w:val="lowerLetter"/>
+      <w:lvlText w:val="(%5)"/>
+      <w:lvlJc w:val="left"/>
+      <w:pPr>
+        <w:ind w:left="1800" w:hanging="360"/>
+      </w:pPr>
+    </w:lvl>
+    <w:lvl w:ilvl="5">
+      <w:start w:val="1"/>
+      <w:numFmt w:val="lowerRoman"/>
+      <w:lvlText w:val="(%6)"/>
+      <w:lvlJc w:val="left"/>
+      <w:pPr>
+        <w:ind w:left="2160" w:hanging="360"/>
+      </w:pPr>
+    </w:lvl>
+    <w:lvl w:ilvl="6">
+      <w:start w:val="1"/>
+      <w:numFmt w:val="decimal"/>
+      <w:lvlText w:val="%7."/>
+      <w:lvlJc w:val="left"/>
+      <w:pPr>
+        <w:ind w:left="2520" w:hanging="360"/>
+      </w:pPr>
+    </w:lvl>
+    <w:lvl w:ilvl="7">
+      <w:start w:val="1"/>
+      <w:numFmt w:val="lowerLetter"/>
+      <w:lvlText w:val="%8."/>
+      <w:lvlJc w:val="left"/>
+      <w:pPr>
+        <w:ind w:left="2880" w:hanging="360"/>
+      </w:pPr>
+    </w:lvl>
+    <w:lvl w:ilvl="8">
+      <w:start w:val="1"/>
+      <w:numFmt w:val="lowerRoman"/>
+      <w:lvlText w:val="%9."/>
+      <w:lvlJc w:val="left"/>
+      <w:pPr>
+        <w:ind w:left="3240" w:hanging="360"/>
+      </w:pPr>
+    </w:lvl>
+  </w:abstractNum>
+  <w:abstractNum w:abstractNumId="238" w15:restartNumberingAfterBreak="0">
     <w:nsid w:val="7A0615C6"/>
     <w:multiLevelType w:val="multilevel"/>
     <w:tmpl w:val="DD48CE38"/>
@@ -39875,7 +41253,7 @@
       </w:pPr>
     </w:lvl>
   </w:abstractNum>
-  <w:abstractNum w:abstractNumId="233" w15:restartNumberingAfterBreak="0">
+  <w:abstractNum w:abstractNumId="239" w15:restartNumberingAfterBreak="0">
     <w:nsid w:val="7A4A4CDF"/>
     <w:multiLevelType w:val="multilevel"/>
     <w:tmpl w:val="8110DF20"/>
@@ -40024,7 +41402,7 @@
       </w:rPr>
     </w:lvl>
   </w:abstractNum>
-  <w:abstractNum w:abstractNumId="234" w15:restartNumberingAfterBreak="0">
+  <w:abstractNum w:abstractNumId="240" w15:restartNumberingAfterBreak="0">
     <w:nsid w:val="7B7A4D7C"/>
     <w:multiLevelType w:val="multilevel"/>
     <w:tmpl w:val="AA1EE240"/>
@@ -40173,7 +41551,93 @@
       </w:rPr>
     </w:lvl>
   </w:abstractNum>
-  <w:abstractNum w:abstractNumId="235" w15:restartNumberingAfterBreak="0">
+  <w:abstractNum w:abstractNumId="241" w15:restartNumberingAfterBreak="0">
+    <w:nsid w:val="7B901ABE"/>
+    <w:multiLevelType w:val="multilevel"/>
+    <w:tmpl w:val="0409001D"/>
+    <w:lvl w:ilvl="0">
+      <w:start w:val="1"/>
+      <w:numFmt w:val="decimal"/>
+      <w:lvlText w:val="%1)"/>
+      <w:lvlJc w:val="left"/>
+      <w:pPr>
+        <w:ind w:left="360" w:hanging="360"/>
+      </w:pPr>
+    </w:lvl>
+    <w:lvl w:ilvl="1">
+      <w:start w:val="1"/>
+      <w:numFmt w:val="lowerLetter"/>
+      <w:lvlText w:val="%2)"/>
+      <w:lvlJc w:val="left"/>
+      <w:pPr>
+        <w:ind w:left="720" w:hanging="360"/>
+      </w:pPr>
+    </w:lvl>
+    <w:lvl w:ilvl="2">
+      <w:start w:val="1"/>
+      <w:numFmt w:val="lowerRoman"/>
+      <w:lvlText w:val="%3)"/>
+      <w:lvlJc w:val="left"/>
+      <w:pPr>
+        <w:ind w:left="1080" w:hanging="360"/>
+      </w:pPr>
+    </w:lvl>
+    <w:lvl w:ilvl="3">
+      <w:start w:val="1"/>
+      <w:numFmt w:val="decimal"/>
+      <w:lvlText w:val="(%4)"/>
+      <w:lvlJc w:val="left"/>
+      <w:pPr>
+        <w:ind w:left="1440" w:hanging="360"/>
+      </w:pPr>
+    </w:lvl>
+    <w:lvl w:ilvl="4">
+      <w:start w:val="1"/>
+      <w:numFmt w:val="lowerLetter"/>
+      <w:lvlText w:val="(%5)"/>
+      <w:lvlJc w:val="left"/>
+      <w:pPr>
+        <w:ind w:left="1800" w:hanging="360"/>
+      </w:pPr>
+    </w:lvl>
+    <w:lvl w:ilvl="5">
+      <w:start w:val="1"/>
+      <w:numFmt w:val="lowerRoman"/>
+      <w:lvlText w:val="(%6)"/>
+      <w:lvlJc w:val="left"/>
+      <w:pPr>
+        <w:ind w:left="2160" w:hanging="360"/>
+      </w:pPr>
+    </w:lvl>
+    <w:lvl w:ilvl="6">
+      <w:start w:val="1"/>
+      <w:numFmt w:val="decimal"/>
+      <w:lvlText w:val="%7."/>
+      <w:lvlJc w:val="left"/>
+      <w:pPr>
+        <w:ind w:left="2520" w:hanging="360"/>
+      </w:pPr>
+    </w:lvl>
+    <w:lvl w:ilvl="7">
+      <w:start w:val="1"/>
+      <w:numFmt w:val="lowerLetter"/>
+      <w:lvlText w:val="%8."/>
+      <w:lvlJc w:val="left"/>
+      <w:pPr>
+        <w:ind w:left="2880" w:hanging="360"/>
+      </w:pPr>
+    </w:lvl>
+    <w:lvl w:ilvl="8">
+      <w:start w:val="1"/>
+      <w:numFmt w:val="lowerRoman"/>
+      <w:lvlText w:val="%9."/>
+      <w:lvlJc w:val="left"/>
+      <w:pPr>
+        <w:ind w:left="3240" w:hanging="360"/>
+      </w:pPr>
+    </w:lvl>
+  </w:abstractNum>
+  <w:abstractNum w:abstractNumId="242" w15:restartNumberingAfterBreak="0">
     <w:nsid w:val="7BBF2CA1"/>
     <w:multiLevelType w:val="hybridMultilevel"/>
     <w:tmpl w:val="B88C84DA"/>
@@ -40259,7 +41723,7 @@
       </w:pPr>
     </w:lvl>
   </w:abstractNum>
-  <w:abstractNum w:abstractNumId="236" w15:restartNumberingAfterBreak="0">
+  <w:abstractNum w:abstractNumId="243" w15:restartNumberingAfterBreak="0">
     <w:nsid w:val="7CC13ED5"/>
     <w:multiLevelType w:val="multilevel"/>
     <w:tmpl w:val="4A840DA8"/>
@@ -40408,7 +41872,7 @@
       </w:rPr>
     </w:lvl>
   </w:abstractNum>
-  <w:abstractNum w:abstractNumId="237" w15:restartNumberingAfterBreak="0">
+  <w:abstractNum w:abstractNumId="244" w15:restartNumberingAfterBreak="0">
     <w:nsid w:val="7CED752A"/>
     <w:multiLevelType w:val="multilevel"/>
     <w:tmpl w:val="3716C828"/>
@@ -40557,7 +42021,7 @@
       </w:rPr>
     </w:lvl>
   </w:abstractNum>
-  <w:abstractNum w:abstractNumId="238" w15:restartNumberingAfterBreak="0">
+  <w:abstractNum w:abstractNumId="245" w15:restartNumberingAfterBreak="0">
     <w:nsid w:val="7CF646D9"/>
     <w:multiLevelType w:val="multilevel"/>
     <w:tmpl w:val="7D221904"/>
@@ -40706,7 +42170,7 @@
       </w:rPr>
     </w:lvl>
   </w:abstractNum>
-  <w:abstractNum w:abstractNumId="239" w15:restartNumberingAfterBreak="0">
+  <w:abstractNum w:abstractNumId="246" w15:restartNumberingAfterBreak="0">
     <w:nsid w:val="7E5848B4"/>
     <w:multiLevelType w:val="multilevel"/>
     <w:tmpl w:val="DA2C6884"/>
@@ -40855,7 +42319,7 @@
       </w:rPr>
     </w:lvl>
   </w:abstractNum>
-  <w:abstractNum w:abstractNumId="240" w15:restartNumberingAfterBreak="0">
+  <w:abstractNum w:abstractNumId="247" w15:restartNumberingAfterBreak="0">
     <w:nsid w:val="7EA43E28"/>
     <w:multiLevelType w:val="multilevel"/>
     <w:tmpl w:val="AEE89ED0"/>
@@ -41004,7 +42468,7 @@
       </w:rPr>
     </w:lvl>
   </w:abstractNum>
-  <w:abstractNum w:abstractNumId="241" w15:restartNumberingAfterBreak="0">
+  <w:abstractNum w:abstractNumId="248" w15:restartNumberingAfterBreak="0">
     <w:nsid w:val="7FF412D9"/>
     <w:multiLevelType w:val="hybridMultilevel"/>
     <w:tmpl w:val="209427A0"/>
@@ -41091,64 +42555,64 @@
     </w:lvl>
   </w:abstractNum>
   <w:num w:numId="1" w16cid:durableId="45641403">
-    <w:abstractNumId w:val="14"/>
+    <w:abstractNumId w:val="16"/>
   </w:num>
   <w:num w:numId="2" w16cid:durableId="1915435650">
-    <w:abstractNumId w:val="104"/>
+    <w:abstractNumId w:val="108"/>
   </w:num>
   <w:num w:numId="3" w16cid:durableId="64963145">
-    <w:abstractNumId w:val="205"/>
+    <w:abstractNumId w:val="210"/>
   </w:num>
   <w:num w:numId="4" w16cid:durableId="1229270948">
-    <w:abstractNumId w:val="139"/>
+    <w:abstractNumId w:val="144"/>
   </w:num>
   <w:num w:numId="5" w16cid:durableId="861936050">
-    <w:abstractNumId w:val="15"/>
+    <w:abstractNumId w:val="17"/>
   </w:num>
   <w:num w:numId="6" w16cid:durableId="139734452">
+    <w:abstractNumId w:val="72"/>
+  </w:num>
+  <w:num w:numId="7" w16cid:durableId="1845125613">
+    <w:abstractNumId w:val="52"/>
+  </w:num>
+  <w:num w:numId="8" w16cid:durableId="684985948">
+    <w:abstractNumId w:val="20"/>
+  </w:num>
+  <w:num w:numId="9" w16cid:durableId="764883545">
+    <w:abstractNumId w:val="157"/>
+  </w:num>
+  <w:num w:numId="10" w16cid:durableId="12387941">
+    <w:abstractNumId w:val="145"/>
+  </w:num>
+  <w:num w:numId="11" w16cid:durableId="21175981">
+    <w:abstractNumId w:val="48"/>
+  </w:num>
+  <w:num w:numId="12" w16cid:durableId="2003923399">
+    <w:abstractNumId w:val="223"/>
+  </w:num>
+  <w:num w:numId="13" w16cid:durableId="1241252992">
+    <w:abstractNumId w:val="96"/>
+  </w:num>
+  <w:num w:numId="14" w16cid:durableId="1622229840">
+    <w:abstractNumId w:val="114"/>
+  </w:num>
+  <w:num w:numId="15" w16cid:durableId="1283420170">
     <w:abstractNumId w:val="70"/>
   </w:num>
-  <w:num w:numId="7" w16cid:durableId="1845125613">
-    <w:abstractNumId w:val="50"/>
-  </w:num>
-  <w:num w:numId="8" w16cid:durableId="684985948">
-    <w:abstractNumId w:val="18"/>
-  </w:num>
-  <w:num w:numId="9" w16cid:durableId="764883545">
-    <w:abstractNumId w:val="152"/>
-  </w:num>
-  <w:num w:numId="10" w16cid:durableId="12387941">
-    <w:abstractNumId w:val="140"/>
-  </w:num>
-  <w:num w:numId="11" w16cid:durableId="21175981">
-    <w:abstractNumId w:val="46"/>
-  </w:num>
-  <w:num w:numId="12" w16cid:durableId="2003923399">
-    <w:abstractNumId w:val="218"/>
-  </w:num>
-  <w:num w:numId="13" w16cid:durableId="1241252992">
-    <w:abstractNumId w:val="92"/>
-  </w:num>
-  <w:num w:numId="14" w16cid:durableId="1622229840">
-    <w:abstractNumId w:val="110"/>
-  </w:num>
-  <w:num w:numId="15" w16cid:durableId="1283420170">
-    <w:abstractNumId w:val="68"/>
-  </w:num>
   <w:num w:numId="16" w16cid:durableId="226192028">
-    <w:abstractNumId w:val="224"/>
+    <w:abstractNumId w:val="229"/>
   </w:num>
   <w:num w:numId="17" w16cid:durableId="458841060">
-    <w:abstractNumId w:val="97"/>
+    <w:abstractNumId w:val="101"/>
   </w:num>
   <w:num w:numId="18" w16cid:durableId="955015916">
-    <w:abstractNumId w:val="105"/>
+    <w:abstractNumId w:val="109"/>
   </w:num>
   <w:num w:numId="19" w16cid:durableId="323896942">
-    <w:abstractNumId w:val="208"/>
+    <w:abstractNumId w:val="213"/>
   </w:num>
   <w:num w:numId="20" w16cid:durableId="2014717543">
-    <w:abstractNumId w:val="208"/>
+    <w:abstractNumId w:val="213"/>
     <w:lvlOverride w:ilvl="1">
       <w:lvl w:ilvl="1">
         <w:numFmt w:val="bullet"/>
@@ -41168,7 +42632,7 @@
     </w:lvlOverride>
   </w:num>
   <w:num w:numId="21" w16cid:durableId="1605527520">
-    <w:abstractNumId w:val="208"/>
+    <w:abstractNumId w:val="213"/>
     <w:lvlOverride w:ilvl="1">
       <w:lvl w:ilvl="1">
         <w:numFmt w:val="bullet"/>
@@ -41188,7 +42652,7 @@
     </w:lvlOverride>
   </w:num>
   <w:num w:numId="22" w16cid:durableId="1875263998">
-    <w:abstractNumId w:val="208"/>
+    <w:abstractNumId w:val="213"/>
     <w:lvlOverride w:ilvl="1">
       <w:lvl w:ilvl="1">
         <w:numFmt w:val="bullet"/>
@@ -41208,7 +42672,7 @@
     </w:lvlOverride>
   </w:num>
   <w:num w:numId="23" w16cid:durableId="2081824830">
-    <w:abstractNumId w:val="208"/>
+    <w:abstractNumId w:val="213"/>
     <w:lvlOverride w:ilvl="1">
       <w:lvl w:ilvl="1">
         <w:numFmt w:val="bullet"/>
@@ -41228,7 +42692,7 @@
     </w:lvlOverride>
   </w:num>
   <w:num w:numId="24" w16cid:durableId="976180975">
-    <w:abstractNumId w:val="208"/>
+    <w:abstractNumId w:val="213"/>
     <w:lvlOverride w:ilvl="1">
       <w:lvl w:ilvl="1">
         <w:numFmt w:val="bullet"/>
@@ -41248,7 +42712,7 @@
     </w:lvlOverride>
   </w:num>
   <w:num w:numId="25" w16cid:durableId="888036745">
-    <w:abstractNumId w:val="208"/>
+    <w:abstractNumId w:val="213"/>
     <w:lvlOverride w:ilvl="1">
       <w:lvl w:ilvl="1">
         <w:numFmt w:val="bullet"/>
@@ -41268,7 +42732,7 @@
     </w:lvlOverride>
   </w:num>
   <w:num w:numId="26" w16cid:durableId="1793013006">
-    <w:abstractNumId w:val="208"/>
+    <w:abstractNumId w:val="213"/>
     <w:lvlOverride w:ilvl="1">
       <w:lvl w:ilvl="1">
         <w:numFmt w:val="bullet"/>
@@ -41288,7 +42752,7 @@
     </w:lvlOverride>
   </w:num>
   <w:num w:numId="27" w16cid:durableId="2090610408">
-    <w:abstractNumId w:val="208"/>
+    <w:abstractNumId w:val="213"/>
     <w:lvlOverride w:ilvl="1">
       <w:lvl w:ilvl="1">
         <w:numFmt w:val="bullet"/>
@@ -41308,7 +42772,7 @@
     </w:lvlOverride>
   </w:num>
   <w:num w:numId="28" w16cid:durableId="1841657711">
-    <w:abstractNumId w:val="208"/>
+    <w:abstractNumId w:val="213"/>
     <w:lvlOverride w:ilvl="1">
       <w:lvl w:ilvl="1">
         <w:numFmt w:val="bullet"/>
@@ -41328,7 +42792,7 @@
     </w:lvlOverride>
   </w:num>
   <w:num w:numId="29" w16cid:durableId="1797480727">
-    <w:abstractNumId w:val="208"/>
+    <w:abstractNumId w:val="213"/>
     <w:lvlOverride w:ilvl="1">
       <w:lvl w:ilvl="1">
         <w:numFmt w:val="bullet"/>
@@ -41348,7 +42812,7 @@
     </w:lvlOverride>
   </w:num>
   <w:num w:numId="30" w16cid:durableId="362439137">
-    <w:abstractNumId w:val="208"/>
+    <w:abstractNumId w:val="213"/>
     <w:lvlOverride w:ilvl="1">
       <w:lvl w:ilvl="1">
         <w:numFmt w:val="bullet"/>
@@ -41368,7 +42832,7 @@
     </w:lvlOverride>
   </w:num>
   <w:num w:numId="31" w16cid:durableId="746461409">
-    <w:abstractNumId w:val="208"/>
+    <w:abstractNumId w:val="213"/>
     <w:lvlOverride w:ilvl="1">
       <w:lvl w:ilvl="1">
         <w:numFmt w:val="bullet"/>
@@ -41388,7 +42852,7 @@
     </w:lvlOverride>
   </w:num>
   <w:num w:numId="32" w16cid:durableId="29651206">
-    <w:abstractNumId w:val="208"/>
+    <w:abstractNumId w:val="213"/>
     <w:lvlOverride w:ilvl="1">
       <w:lvl w:ilvl="1">
         <w:numFmt w:val="bullet"/>
@@ -41408,7 +42872,7 @@
     </w:lvlOverride>
   </w:num>
   <w:num w:numId="33" w16cid:durableId="1423523359">
-    <w:abstractNumId w:val="208"/>
+    <w:abstractNumId w:val="213"/>
     <w:lvlOverride w:ilvl="1">
       <w:lvl w:ilvl="1">
         <w:numFmt w:val="bullet"/>
@@ -41428,7 +42892,7 @@
     </w:lvlOverride>
   </w:num>
   <w:num w:numId="34" w16cid:durableId="13970421">
-    <w:abstractNumId w:val="208"/>
+    <w:abstractNumId w:val="213"/>
     <w:lvlOverride w:ilvl="1">
       <w:lvl w:ilvl="1">
         <w:numFmt w:val="bullet"/>
@@ -41448,7 +42912,7 @@
     </w:lvlOverride>
   </w:num>
   <w:num w:numId="35" w16cid:durableId="553279678">
-    <w:abstractNumId w:val="208"/>
+    <w:abstractNumId w:val="213"/>
     <w:lvlOverride w:ilvl="1">
       <w:lvl w:ilvl="1">
         <w:numFmt w:val="bullet"/>
@@ -41468,7 +42932,7 @@
     </w:lvlOverride>
   </w:num>
   <w:num w:numId="36" w16cid:durableId="1540238886">
-    <w:abstractNumId w:val="208"/>
+    <w:abstractNumId w:val="213"/>
     <w:lvlOverride w:ilvl="1">
       <w:lvl w:ilvl="1">
         <w:numFmt w:val="bullet"/>
@@ -41488,7 +42952,7 @@
     </w:lvlOverride>
   </w:num>
   <w:num w:numId="37" w16cid:durableId="2117942773">
-    <w:abstractNumId w:val="208"/>
+    <w:abstractNumId w:val="213"/>
     <w:lvlOverride w:ilvl="1">
       <w:lvl w:ilvl="1">
         <w:numFmt w:val="bullet"/>
@@ -41508,7 +42972,7 @@
     </w:lvlOverride>
   </w:num>
   <w:num w:numId="38" w16cid:durableId="270286304">
-    <w:abstractNumId w:val="208"/>
+    <w:abstractNumId w:val="213"/>
     <w:lvlOverride w:ilvl="1">
       <w:lvl w:ilvl="1">
         <w:numFmt w:val="bullet"/>
@@ -41528,7 +42992,7 @@
     </w:lvlOverride>
   </w:num>
   <w:num w:numId="39" w16cid:durableId="564265283">
-    <w:abstractNumId w:val="208"/>
+    <w:abstractNumId w:val="213"/>
     <w:lvlOverride w:ilvl="1">
       <w:lvl w:ilvl="1">
         <w:numFmt w:val="bullet"/>
@@ -41548,7 +43012,7 @@
     </w:lvlOverride>
   </w:num>
   <w:num w:numId="40" w16cid:durableId="718943036">
-    <w:abstractNumId w:val="208"/>
+    <w:abstractNumId w:val="213"/>
     <w:lvlOverride w:ilvl="1">
       <w:lvl w:ilvl="1">
         <w:numFmt w:val="bullet"/>
@@ -41568,10 +43032,10 @@
     </w:lvlOverride>
   </w:num>
   <w:num w:numId="41" w16cid:durableId="1212961162">
-    <w:abstractNumId w:val="184"/>
+    <w:abstractNumId w:val="189"/>
   </w:num>
   <w:num w:numId="42" w16cid:durableId="381096346">
-    <w:abstractNumId w:val="184"/>
+    <w:abstractNumId w:val="189"/>
     <w:lvlOverride w:ilvl="1">
       <w:lvl w:ilvl="1">
         <w:numFmt w:val="bullet"/>
@@ -41591,7 +43055,7 @@
     </w:lvlOverride>
   </w:num>
   <w:num w:numId="43" w16cid:durableId="1579099378">
-    <w:abstractNumId w:val="184"/>
+    <w:abstractNumId w:val="189"/>
     <w:lvlOverride w:ilvl="1">
       <w:lvl w:ilvl="1">
         <w:numFmt w:val="bullet"/>
@@ -41611,7 +43075,7 @@
     </w:lvlOverride>
   </w:num>
   <w:num w:numId="44" w16cid:durableId="97339869">
-    <w:abstractNumId w:val="184"/>
+    <w:abstractNumId w:val="189"/>
     <w:lvlOverride w:ilvl="1">
       <w:lvl w:ilvl="1">
         <w:numFmt w:val="bullet"/>
@@ -41631,7 +43095,7 @@
     </w:lvlOverride>
   </w:num>
   <w:num w:numId="45" w16cid:durableId="1383678707">
-    <w:abstractNumId w:val="184"/>
+    <w:abstractNumId w:val="189"/>
     <w:lvlOverride w:ilvl="1">
       <w:lvl w:ilvl="1">
         <w:numFmt w:val="bullet"/>
@@ -41651,7 +43115,7 @@
     </w:lvlOverride>
   </w:num>
   <w:num w:numId="46" w16cid:durableId="19472521">
-    <w:abstractNumId w:val="184"/>
+    <w:abstractNumId w:val="189"/>
     <w:lvlOverride w:ilvl="1">
       <w:lvl w:ilvl="1">
         <w:numFmt w:val="bullet"/>
@@ -41671,7 +43135,7 @@
     </w:lvlOverride>
   </w:num>
   <w:num w:numId="47" w16cid:durableId="1077171845">
-    <w:abstractNumId w:val="184"/>
+    <w:abstractNumId w:val="189"/>
     <w:lvlOverride w:ilvl="1">
       <w:lvl w:ilvl="1">
         <w:numFmt w:val="bullet"/>
@@ -41691,7 +43155,7 @@
     </w:lvlOverride>
   </w:num>
   <w:num w:numId="48" w16cid:durableId="1782066344">
-    <w:abstractNumId w:val="184"/>
+    <w:abstractNumId w:val="189"/>
     <w:lvlOverride w:ilvl="1">
       <w:lvl w:ilvl="1">
         <w:numFmt w:val="bullet"/>
@@ -41754,22 +43218,22 @@
     </w:lvlOverride>
   </w:num>
   <w:num w:numId="52" w16cid:durableId="1298562108">
-    <w:abstractNumId w:val="34"/>
+    <w:abstractNumId w:val="36"/>
   </w:num>
   <w:num w:numId="53" w16cid:durableId="1609578761">
-    <w:abstractNumId w:val="146"/>
+    <w:abstractNumId w:val="151"/>
   </w:num>
   <w:num w:numId="54" w16cid:durableId="822160321">
-    <w:abstractNumId w:val="234"/>
+    <w:abstractNumId w:val="240"/>
   </w:num>
   <w:num w:numId="55" w16cid:durableId="1398046579">
     <w:abstractNumId w:val="6"/>
   </w:num>
   <w:num w:numId="56" w16cid:durableId="1775978102">
-    <w:abstractNumId w:val="79"/>
+    <w:abstractNumId w:val="82"/>
   </w:num>
   <w:num w:numId="57" w16cid:durableId="493306428">
-    <w:abstractNumId w:val="79"/>
+    <w:abstractNumId w:val="82"/>
     <w:lvlOverride w:ilvl="1">
       <w:lvl w:ilvl="1">
         <w:numFmt w:val="bullet"/>
@@ -41789,7 +43253,7 @@
     </w:lvlOverride>
   </w:num>
   <w:num w:numId="58" w16cid:durableId="53629138">
-    <w:abstractNumId w:val="79"/>
+    <w:abstractNumId w:val="82"/>
     <w:lvlOverride w:ilvl="1">
       <w:lvl w:ilvl="1">
         <w:numFmt w:val="bullet"/>
@@ -41809,7 +43273,7 @@
     </w:lvlOverride>
   </w:num>
   <w:num w:numId="59" w16cid:durableId="1010789704">
-    <w:abstractNumId w:val="79"/>
+    <w:abstractNumId w:val="82"/>
     <w:lvlOverride w:ilvl="1">
       <w:lvl w:ilvl="1">
         <w:numFmt w:val="bullet"/>
@@ -41846,7 +43310,7 @@
     </w:lvlOverride>
   </w:num>
   <w:num w:numId="60" w16cid:durableId="1165629269">
-    <w:abstractNumId w:val="79"/>
+    <w:abstractNumId w:val="82"/>
     <w:lvlOverride w:ilvl="1">
       <w:lvl w:ilvl="1">
         <w:numFmt w:val="bullet"/>
@@ -41883,7 +43347,7 @@
     </w:lvlOverride>
   </w:num>
   <w:num w:numId="61" w16cid:durableId="1754467239">
-    <w:abstractNumId w:val="79"/>
+    <w:abstractNumId w:val="82"/>
     <w:lvlOverride w:ilvl="1">
       <w:lvl w:ilvl="1">
         <w:numFmt w:val="bullet"/>
@@ -41920,7 +43384,7 @@
     </w:lvlOverride>
   </w:num>
   <w:num w:numId="62" w16cid:durableId="278221109">
-    <w:abstractNumId w:val="79"/>
+    <w:abstractNumId w:val="82"/>
     <w:lvlOverride w:ilvl="1">
       <w:lvl w:ilvl="1">
         <w:numFmt w:val="bullet"/>
@@ -41940,7 +43404,7 @@
     </w:lvlOverride>
   </w:num>
   <w:num w:numId="63" w16cid:durableId="1309170210">
-    <w:abstractNumId w:val="79"/>
+    <w:abstractNumId w:val="82"/>
     <w:lvlOverride w:ilvl="1">
       <w:lvl w:ilvl="1">
         <w:numFmt w:val="bullet"/>
@@ -41977,7 +43441,7 @@
     </w:lvlOverride>
   </w:num>
   <w:num w:numId="64" w16cid:durableId="925839806">
-    <w:abstractNumId w:val="79"/>
+    <w:abstractNumId w:val="82"/>
     <w:lvlOverride w:ilvl="1">
       <w:lvl w:ilvl="1">
         <w:numFmt w:val="bullet"/>
@@ -42014,7 +43478,7 @@
     </w:lvlOverride>
   </w:num>
   <w:num w:numId="65" w16cid:durableId="2096628815">
-    <w:abstractNumId w:val="79"/>
+    <w:abstractNumId w:val="82"/>
     <w:lvlOverride w:ilvl="1">
       <w:lvl w:ilvl="1">
         <w:numFmt w:val="bullet"/>
@@ -42034,7 +43498,7 @@
     </w:lvlOverride>
   </w:num>
   <w:num w:numId="66" w16cid:durableId="222253328">
-    <w:abstractNumId w:val="79"/>
+    <w:abstractNumId w:val="82"/>
     <w:lvlOverride w:ilvl="1">
       <w:lvl w:ilvl="1">
         <w:numFmt w:val="bullet"/>
@@ -42054,7 +43518,7 @@
     </w:lvlOverride>
   </w:num>
   <w:num w:numId="67" w16cid:durableId="1804540846">
-    <w:abstractNumId w:val="79"/>
+    <w:abstractNumId w:val="82"/>
     <w:lvlOverride w:ilvl="1">
       <w:lvl w:ilvl="1">
         <w:numFmt w:val="bullet"/>
@@ -42074,10 +43538,10 @@
     </w:lvlOverride>
   </w:num>
   <w:num w:numId="68" w16cid:durableId="463548684">
-    <w:abstractNumId w:val="115"/>
+    <w:abstractNumId w:val="119"/>
   </w:num>
   <w:num w:numId="69" w16cid:durableId="1421834423">
-    <w:abstractNumId w:val="115"/>
+    <w:abstractNumId w:val="119"/>
     <w:lvlOverride w:ilvl="1">
       <w:lvl w:ilvl="1">
         <w:numFmt w:val="bullet"/>
@@ -42097,7 +43561,7 @@
     </w:lvlOverride>
   </w:num>
   <w:num w:numId="70" w16cid:durableId="1767143243">
-    <w:abstractNumId w:val="115"/>
+    <w:abstractNumId w:val="119"/>
     <w:lvlOverride w:ilvl="1">
       <w:lvl w:ilvl="1">
         <w:numFmt w:val="bullet"/>
@@ -42117,7 +43581,7 @@
     </w:lvlOverride>
   </w:num>
   <w:num w:numId="71" w16cid:durableId="1130630841">
-    <w:abstractNumId w:val="115"/>
+    <w:abstractNumId w:val="119"/>
     <w:lvlOverride w:ilvl="1">
       <w:lvl w:ilvl="1">
         <w:numFmt w:val="bullet"/>
@@ -42137,7 +43601,7 @@
     </w:lvlOverride>
   </w:num>
   <w:num w:numId="72" w16cid:durableId="1057360348">
-    <w:abstractNumId w:val="115"/>
+    <w:abstractNumId w:val="119"/>
     <w:lvlOverride w:ilvl="1">
       <w:lvl w:ilvl="1">
         <w:numFmt w:val="bullet"/>
@@ -42157,7 +43621,7 @@
     </w:lvlOverride>
   </w:num>
   <w:num w:numId="73" w16cid:durableId="2068140757">
-    <w:abstractNumId w:val="115"/>
+    <w:abstractNumId w:val="119"/>
     <w:lvlOverride w:ilvl="1">
       <w:lvl w:ilvl="1">
         <w:numFmt w:val="bullet"/>
@@ -42177,7 +43641,7 @@
     </w:lvlOverride>
   </w:num>
   <w:num w:numId="74" w16cid:durableId="2051495009">
-    <w:abstractNumId w:val="115"/>
+    <w:abstractNumId w:val="119"/>
     <w:lvlOverride w:ilvl="1">
       <w:lvl w:ilvl="1">
         <w:numFmt w:val="bullet"/>
@@ -42197,7 +43661,7 @@
     </w:lvlOverride>
   </w:num>
   <w:num w:numId="75" w16cid:durableId="236600740">
-    <w:abstractNumId w:val="115"/>
+    <w:abstractNumId w:val="119"/>
     <w:lvlOverride w:ilvl="1">
       <w:lvl w:ilvl="1">
         <w:numFmt w:val="bullet"/>
@@ -42217,7 +43681,7 @@
     </w:lvlOverride>
   </w:num>
   <w:num w:numId="76" w16cid:durableId="1976180265">
-    <w:abstractNumId w:val="115"/>
+    <w:abstractNumId w:val="119"/>
     <w:lvlOverride w:ilvl="1">
       <w:lvl w:ilvl="1">
         <w:numFmt w:val="bullet"/>
@@ -42237,7 +43701,7 @@
     </w:lvlOverride>
   </w:num>
   <w:num w:numId="77" w16cid:durableId="1083181298">
-    <w:abstractNumId w:val="115"/>
+    <w:abstractNumId w:val="119"/>
     <w:lvlOverride w:ilvl="1">
       <w:lvl w:ilvl="1">
         <w:numFmt w:val="bullet"/>
@@ -42257,7 +43721,7 @@
     </w:lvlOverride>
   </w:num>
   <w:num w:numId="78" w16cid:durableId="1157644633">
-    <w:abstractNumId w:val="115"/>
+    <w:abstractNumId w:val="119"/>
     <w:lvlOverride w:ilvl="1">
       <w:lvl w:ilvl="1">
         <w:numFmt w:val="bullet"/>
@@ -42277,7 +43741,7 @@
     </w:lvlOverride>
   </w:num>
   <w:num w:numId="79" w16cid:durableId="1985044987">
-    <w:abstractNumId w:val="115"/>
+    <w:abstractNumId w:val="119"/>
     <w:lvlOverride w:ilvl="1">
       <w:lvl w:ilvl="1">
         <w:numFmt w:val="bullet"/>
@@ -42297,7 +43761,7 @@
     </w:lvlOverride>
   </w:num>
   <w:num w:numId="80" w16cid:durableId="2024817481">
-    <w:abstractNumId w:val="115"/>
+    <w:abstractNumId w:val="119"/>
     <w:lvlOverride w:ilvl="1">
       <w:lvl w:ilvl="1">
         <w:numFmt w:val="bullet"/>
@@ -42317,81 +43781,18 @@
     </w:lvlOverride>
   </w:num>
   <w:num w:numId="81" w16cid:durableId="124853259">
-    <w:abstractNumId w:val="111"/>
+    <w:abstractNumId w:val="115"/>
   </w:num>
   <w:num w:numId="82" w16cid:durableId="292322769">
-    <w:abstractNumId w:val="237"/>
+    <w:abstractNumId w:val="244"/>
   </w:num>
   <w:num w:numId="83" w16cid:durableId="1072122421">
     <w:abstractNumId w:val="1"/>
   </w:num>
   <w:num w:numId="84" w16cid:durableId="192227598">
-    <w:abstractNumId w:val="47"/>
+    <w:abstractNumId w:val="49"/>
   </w:num>
   <w:num w:numId="85" w16cid:durableId="1045177969">
-    <w:abstractNumId w:val="47"/>
-    <w:lvlOverride w:ilvl="1">
-      <w:lvl w:ilvl="1">
-        <w:numFmt w:val="bullet"/>
-        <w:lvlText w:val=""/>
-        <w:lvlJc w:val="left"/>
-        <w:pPr>
-          <w:tabs>
-            <w:tab w:val="num" w:pos="1440"/>
-          </w:tabs>
-          <w:ind w:left="1440" w:hanging="360"/>
-        </w:pPr>
-        <w:rPr>
-          <w:rFonts w:ascii="Symbol" w:hAnsi="Symbol" w:hint="default"/>
-          <w:sz w:val="20"/>
-        </w:rPr>
-      </w:lvl>
-    </w:lvlOverride>
-  </w:num>
-  <w:num w:numId="86" w16cid:durableId="2002393506">
-    <w:abstractNumId w:val="47"/>
-    <w:lvlOverride w:ilvl="1">
-      <w:lvl w:ilvl="1">
-        <w:numFmt w:val="bullet"/>
-        <w:lvlText w:val=""/>
-        <w:lvlJc w:val="left"/>
-        <w:pPr>
-          <w:tabs>
-            <w:tab w:val="num" w:pos="1440"/>
-          </w:tabs>
-          <w:ind w:left="1440" w:hanging="360"/>
-        </w:pPr>
-        <w:rPr>
-          <w:rFonts w:ascii="Symbol" w:hAnsi="Symbol" w:hint="default"/>
-          <w:sz w:val="20"/>
-        </w:rPr>
-      </w:lvl>
-    </w:lvlOverride>
-  </w:num>
-  <w:num w:numId="87" w16cid:durableId="594631134">
-    <w:abstractNumId w:val="47"/>
-    <w:lvlOverride w:ilvl="1">
-      <w:lvl w:ilvl="1">
-        <w:numFmt w:val="bullet"/>
-        <w:lvlText w:val=""/>
-        <w:lvlJc w:val="left"/>
-        <w:pPr>
-          <w:tabs>
-            <w:tab w:val="num" w:pos="1440"/>
-          </w:tabs>
-          <w:ind w:left="1440" w:hanging="360"/>
-        </w:pPr>
-        <w:rPr>
-          <w:rFonts w:ascii="Symbol" w:hAnsi="Symbol" w:hint="default"/>
-          <w:sz w:val="20"/>
-        </w:rPr>
-      </w:lvl>
-    </w:lvlOverride>
-  </w:num>
-  <w:num w:numId="88" w16cid:durableId="1964918605">
-    <w:abstractNumId w:val="49"/>
-  </w:num>
-  <w:num w:numId="89" w16cid:durableId="1280452335">
     <w:abstractNumId w:val="49"/>
     <w:lvlOverride w:ilvl="1">
       <w:lvl w:ilvl="1">
@@ -42411,7 +43812,7 @@
       </w:lvl>
     </w:lvlOverride>
   </w:num>
-  <w:num w:numId="90" w16cid:durableId="1978879265">
+  <w:num w:numId="86" w16cid:durableId="2002393506">
     <w:abstractNumId w:val="49"/>
     <w:lvlOverride w:ilvl="1">
       <w:lvl w:ilvl="1">
@@ -42431,7 +43832,7 @@
       </w:lvl>
     </w:lvlOverride>
   </w:num>
-  <w:num w:numId="91" w16cid:durableId="1350907095">
+  <w:num w:numId="87" w16cid:durableId="594631134">
     <w:abstractNumId w:val="49"/>
     <w:lvlOverride w:ilvl="1">
       <w:lvl w:ilvl="1">
@@ -42451,8 +43852,71 @@
       </w:lvl>
     </w:lvlOverride>
   </w:num>
+  <w:num w:numId="88" w16cid:durableId="1964918605">
+    <w:abstractNumId w:val="51"/>
+  </w:num>
+  <w:num w:numId="89" w16cid:durableId="1280452335">
+    <w:abstractNumId w:val="51"/>
+    <w:lvlOverride w:ilvl="1">
+      <w:lvl w:ilvl="1">
+        <w:numFmt w:val="bullet"/>
+        <w:lvlText w:val=""/>
+        <w:lvlJc w:val="left"/>
+        <w:pPr>
+          <w:tabs>
+            <w:tab w:val="num" w:pos="1440"/>
+          </w:tabs>
+          <w:ind w:left="1440" w:hanging="360"/>
+        </w:pPr>
+        <w:rPr>
+          <w:rFonts w:ascii="Symbol" w:hAnsi="Symbol" w:hint="default"/>
+          <w:sz w:val="20"/>
+        </w:rPr>
+      </w:lvl>
+    </w:lvlOverride>
+  </w:num>
+  <w:num w:numId="90" w16cid:durableId="1978879265">
+    <w:abstractNumId w:val="51"/>
+    <w:lvlOverride w:ilvl="1">
+      <w:lvl w:ilvl="1">
+        <w:numFmt w:val="bullet"/>
+        <w:lvlText w:val=""/>
+        <w:lvlJc w:val="left"/>
+        <w:pPr>
+          <w:tabs>
+            <w:tab w:val="num" w:pos="1440"/>
+          </w:tabs>
+          <w:ind w:left="1440" w:hanging="360"/>
+        </w:pPr>
+        <w:rPr>
+          <w:rFonts w:ascii="Symbol" w:hAnsi="Symbol" w:hint="default"/>
+          <w:sz w:val="20"/>
+        </w:rPr>
+      </w:lvl>
+    </w:lvlOverride>
+  </w:num>
+  <w:num w:numId="91" w16cid:durableId="1350907095">
+    <w:abstractNumId w:val="51"/>
+    <w:lvlOverride w:ilvl="1">
+      <w:lvl w:ilvl="1">
+        <w:numFmt w:val="bullet"/>
+        <w:lvlText w:val=""/>
+        <w:lvlJc w:val="left"/>
+        <w:pPr>
+          <w:tabs>
+            <w:tab w:val="num" w:pos="1440"/>
+          </w:tabs>
+          <w:ind w:left="1440" w:hanging="360"/>
+        </w:pPr>
+        <w:rPr>
+          <w:rFonts w:ascii="Symbol" w:hAnsi="Symbol" w:hint="default"/>
+          <w:sz w:val="20"/>
+        </w:rPr>
+      </w:lvl>
+    </w:lvlOverride>
+  </w:num>
   <w:num w:numId="92" w16cid:durableId="49036915">
-    <w:abstractNumId w:val="95"/>
+    <w:abstractNumId w:val="99"/>
   </w:num>
   <w:num w:numId="93" w16cid:durableId="729034251">
     <w:abstractNumId w:val="8"/>
@@ -42518,16 +43982,16 @@
     </w:lvlOverride>
   </w:num>
   <w:num w:numId="97" w16cid:durableId="363944189">
-    <w:abstractNumId w:val="167"/>
+    <w:abstractNumId w:val="172"/>
   </w:num>
   <w:num w:numId="98" w16cid:durableId="897206052">
-    <w:abstractNumId w:val="76"/>
+    <w:abstractNumId w:val="79"/>
   </w:num>
   <w:num w:numId="99" w16cid:durableId="1273435789">
-    <w:abstractNumId w:val="225"/>
+    <w:abstractNumId w:val="230"/>
   </w:num>
   <w:num w:numId="100" w16cid:durableId="276329018">
-    <w:abstractNumId w:val="225"/>
+    <w:abstractNumId w:val="230"/>
     <w:lvlOverride w:ilvl="1">
       <w:lvl w:ilvl="1">
         <w:numFmt w:val="bullet"/>
@@ -42547,7 +44011,7 @@
     </w:lvlOverride>
   </w:num>
   <w:num w:numId="101" w16cid:durableId="30688120">
-    <w:abstractNumId w:val="225"/>
+    <w:abstractNumId w:val="230"/>
     <w:lvlOverride w:ilvl="1">
       <w:lvl w:ilvl="1">
         <w:numFmt w:val="bullet"/>
@@ -42567,7 +44031,7 @@
     </w:lvlOverride>
   </w:num>
   <w:num w:numId="102" w16cid:durableId="1667392475">
-    <w:abstractNumId w:val="225"/>
+    <w:abstractNumId w:val="230"/>
     <w:lvlOverride w:ilvl="1">
       <w:lvl w:ilvl="1">
         <w:numFmt w:val="bullet"/>
@@ -42587,10 +44051,10 @@
     </w:lvlOverride>
   </w:num>
   <w:num w:numId="103" w16cid:durableId="156306662">
-    <w:abstractNumId w:val="84"/>
+    <w:abstractNumId w:val="87"/>
   </w:num>
   <w:num w:numId="104" w16cid:durableId="192304876">
-    <w:abstractNumId w:val="84"/>
+    <w:abstractNumId w:val="87"/>
     <w:lvlOverride w:ilvl="1">
       <w:lvl w:ilvl="1">
         <w:numFmt w:val="bullet"/>
@@ -42610,7 +44074,7 @@
     </w:lvlOverride>
   </w:num>
   <w:num w:numId="105" w16cid:durableId="1675571560">
-    <w:abstractNumId w:val="84"/>
+    <w:abstractNumId w:val="87"/>
     <w:lvlOverride w:ilvl="1">
       <w:lvl w:ilvl="1">
         <w:numFmt w:val="bullet"/>
@@ -42630,7 +44094,7 @@
     </w:lvlOverride>
   </w:num>
   <w:num w:numId="106" w16cid:durableId="533929381">
-    <w:abstractNumId w:val="84"/>
+    <w:abstractNumId w:val="87"/>
     <w:lvlOverride w:ilvl="1">
       <w:lvl w:ilvl="1">
         <w:numFmt w:val="bullet"/>
@@ -42650,10 +44114,10 @@
     </w:lvlOverride>
   </w:num>
   <w:num w:numId="107" w16cid:durableId="1346009326">
-    <w:abstractNumId w:val="25"/>
+    <w:abstractNumId w:val="27"/>
   </w:num>
   <w:num w:numId="108" w16cid:durableId="626854768">
-    <w:abstractNumId w:val="25"/>
+    <w:abstractNumId w:val="27"/>
     <w:lvlOverride w:ilvl="1">
       <w:lvl w:ilvl="1">
         <w:numFmt w:val="bullet"/>
@@ -42673,7 +44137,7 @@
     </w:lvlOverride>
   </w:num>
   <w:num w:numId="109" w16cid:durableId="74132473">
-    <w:abstractNumId w:val="25"/>
+    <w:abstractNumId w:val="27"/>
     <w:lvlOverride w:ilvl="1">
       <w:lvl w:ilvl="1">
         <w:numFmt w:val="bullet"/>
@@ -42693,10 +44157,10 @@
     </w:lvlOverride>
   </w:num>
   <w:num w:numId="110" w16cid:durableId="1518353360">
-    <w:abstractNumId w:val="93"/>
+    <w:abstractNumId w:val="97"/>
   </w:num>
   <w:num w:numId="111" w16cid:durableId="488179957">
-    <w:abstractNumId w:val="93"/>
+    <w:abstractNumId w:val="97"/>
     <w:lvlOverride w:ilvl="1">
       <w:lvl w:ilvl="1">
         <w:numFmt w:val="bullet"/>
@@ -42716,7 +44180,7 @@
     </w:lvlOverride>
   </w:num>
   <w:num w:numId="112" w16cid:durableId="1058942261">
-    <w:abstractNumId w:val="93"/>
+    <w:abstractNumId w:val="97"/>
     <w:lvlOverride w:ilvl="1">
       <w:lvl w:ilvl="1">
         <w:numFmt w:val="bullet"/>
@@ -42736,10 +44200,10 @@
     </w:lvlOverride>
   </w:num>
   <w:num w:numId="113" w16cid:durableId="1263300512">
-    <w:abstractNumId w:val="88"/>
+    <w:abstractNumId w:val="91"/>
   </w:num>
   <w:num w:numId="114" w16cid:durableId="531723630">
-    <w:abstractNumId w:val="88"/>
+    <w:abstractNumId w:val="91"/>
     <w:lvlOverride w:ilvl="1">
       <w:lvl w:ilvl="1">
         <w:numFmt w:val="bullet"/>
@@ -42759,7 +44223,7 @@
     </w:lvlOverride>
   </w:num>
   <w:num w:numId="115" w16cid:durableId="1356274826">
-    <w:abstractNumId w:val="88"/>
+    <w:abstractNumId w:val="91"/>
     <w:lvlOverride w:ilvl="1">
       <w:lvl w:ilvl="1">
         <w:numFmt w:val="bullet"/>
@@ -42779,10 +44243,10 @@
     </w:lvlOverride>
   </w:num>
   <w:num w:numId="116" w16cid:durableId="1248926505">
-    <w:abstractNumId w:val="229"/>
+    <w:abstractNumId w:val="234"/>
   </w:num>
   <w:num w:numId="117" w16cid:durableId="1191838156">
-    <w:abstractNumId w:val="229"/>
+    <w:abstractNumId w:val="234"/>
     <w:lvlOverride w:ilvl="1">
       <w:lvl w:ilvl="1">
         <w:numFmt w:val="bullet"/>
@@ -42802,7 +44266,7 @@
     </w:lvlOverride>
   </w:num>
   <w:num w:numId="118" w16cid:durableId="1828550388">
-    <w:abstractNumId w:val="229"/>
+    <w:abstractNumId w:val="234"/>
     <w:lvlOverride w:ilvl="1">
       <w:lvl w:ilvl="1">
         <w:numFmt w:val="bullet"/>
@@ -42822,7 +44286,7 @@
     </w:lvlOverride>
   </w:num>
   <w:num w:numId="119" w16cid:durableId="89082411">
-    <w:abstractNumId w:val="229"/>
+    <w:abstractNumId w:val="234"/>
     <w:lvlOverride w:ilvl="1">
       <w:lvl w:ilvl="1">
         <w:numFmt w:val="bullet"/>
@@ -42842,19 +44306,19 @@
     </w:lvlOverride>
   </w:num>
   <w:num w:numId="120" w16cid:durableId="637103643">
-    <w:abstractNumId w:val="216"/>
+    <w:abstractNumId w:val="221"/>
   </w:num>
   <w:num w:numId="121" w16cid:durableId="590161043">
-    <w:abstractNumId w:val="166"/>
+    <w:abstractNumId w:val="171"/>
   </w:num>
   <w:num w:numId="122" w16cid:durableId="1064375739">
-    <w:abstractNumId w:val="54"/>
+    <w:abstractNumId w:val="56"/>
   </w:num>
   <w:num w:numId="123" w16cid:durableId="546142573">
-    <w:abstractNumId w:val="180"/>
+    <w:abstractNumId w:val="185"/>
   </w:num>
   <w:num w:numId="124" w16cid:durableId="1559707329">
-    <w:abstractNumId w:val="180"/>
+    <w:abstractNumId w:val="185"/>
     <w:lvlOverride w:ilvl="1">
       <w:lvl w:ilvl="1">
         <w:numFmt w:val="bullet"/>
@@ -42874,7 +44338,7 @@
     </w:lvlOverride>
   </w:num>
   <w:num w:numId="125" w16cid:durableId="1927378409">
-    <w:abstractNumId w:val="180"/>
+    <w:abstractNumId w:val="185"/>
     <w:lvlOverride w:ilvl="1">
       <w:lvl w:ilvl="1">
         <w:numFmt w:val="bullet"/>
@@ -42894,7 +44358,7 @@
     </w:lvlOverride>
   </w:num>
   <w:num w:numId="126" w16cid:durableId="410005087">
-    <w:abstractNumId w:val="180"/>
+    <w:abstractNumId w:val="185"/>
     <w:lvlOverride w:ilvl="1">
       <w:lvl w:ilvl="1">
         <w:numFmt w:val="bullet"/>
@@ -42914,16 +44378,16 @@
     </w:lvlOverride>
   </w:num>
   <w:num w:numId="127" w16cid:durableId="1004430825">
-    <w:abstractNumId w:val="133"/>
+    <w:abstractNumId w:val="138"/>
   </w:num>
   <w:num w:numId="128" w16cid:durableId="302587285">
-    <w:abstractNumId w:val="196"/>
+    <w:abstractNumId w:val="201"/>
   </w:num>
   <w:num w:numId="129" w16cid:durableId="2118985017">
-    <w:abstractNumId w:val="35"/>
+    <w:abstractNumId w:val="37"/>
   </w:num>
   <w:num w:numId="130" w16cid:durableId="467434609">
-    <w:abstractNumId w:val="35"/>
+    <w:abstractNumId w:val="37"/>
     <w:lvlOverride w:ilvl="1">
       <w:lvl w:ilvl="1">
         <w:numFmt w:val="bullet"/>
@@ -42943,7 +44407,7 @@
     </w:lvlOverride>
   </w:num>
   <w:num w:numId="131" w16cid:durableId="616762045">
-    <w:abstractNumId w:val="35"/>
+    <w:abstractNumId w:val="37"/>
     <w:lvlOverride w:ilvl="1">
       <w:lvl w:ilvl="1">
         <w:numFmt w:val="bullet"/>
@@ -42963,7 +44427,7 @@
     </w:lvlOverride>
   </w:num>
   <w:num w:numId="132" w16cid:durableId="2004778938">
-    <w:abstractNumId w:val="35"/>
+    <w:abstractNumId w:val="37"/>
     <w:lvlOverride w:ilvl="1">
       <w:lvl w:ilvl="1">
         <w:numFmt w:val="bullet"/>
@@ -42983,10 +44447,10 @@
     </w:lvlOverride>
   </w:num>
   <w:num w:numId="133" w16cid:durableId="1749501442">
-    <w:abstractNumId w:val="226"/>
+    <w:abstractNumId w:val="231"/>
   </w:num>
   <w:num w:numId="134" w16cid:durableId="2144762810">
-    <w:abstractNumId w:val="226"/>
+    <w:abstractNumId w:val="231"/>
     <w:lvlOverride w:ilvl="1">
       <w:lvl w:ilvl="1">
         <w:numFmt w:val="bullet"/>
@@ -43006,7 +44470,7 @@
     </w:lvlOverride>
   </w:num>
   <w:num w:numId="135" w16cid:durableId="1302731136">
-    <w:abstractNumId w:val="226"/>
+    <w:abstractNumId w:val="231"/>
     <w:lvlOverride w:ilvl="1">
       <w:lvl w:ilvl="1">
         <w:numFmt w:val="bullet"/>
@@ -43026,61 +44490,61 @@
     </w:lvlOverride>
   </w:num>
   <w:num w:numId="136" w16cid:durableId="999425308">
-    <w:abstractNumId w:val="45"/>
+    <w:abstractNumId w:val="47"/>
   </w:num>
   <w:num w:numId="137" w16cid:durableId="1383406357">
-    <w:abstractNumId w:val="96"/>
+    <w:abstractNumId w:val="100"/>
   </w:num>
   <w:num w:numId="138" w16cid:durableId="1583954853">
-    <w:abstractNumId w:val="106"/>
+    <w:abstractNumId w:val="110"/>
   </w:num>
   <w:num w:numId="139" w16cid:durableId="554321672">
-    <w:abstractNumId w:val="62"/>
+    <w:abstractNumId w:val="64"/>
   </w:num>
   <w:num w:numId="140" w16cid:durableId="1180895492">
-    <w:abstractNumId w:val="91"/>
+    <w:abstractNumId w:val="94"/>
   </w:num>
   <w:num w:numId="141" w16cid:durableId="268657796">
-    <w:abstractNumId w:val="51"/>
+    <w:abstractNumId w:val="53"/>
   </w:num>
   <w:num w:numId="142" w16cid:durableId="275795347">
-    <w:abstractNumId w:val="90"/>
+    <w:abstractNumId w:val="93"/>
   </w:num>
   <w:num w:numId="143" w16cid:durableId="136724762">
-    <w:abstractNumId w:val="109"/>
+    <w:abstractNumId w:val="113"/>
   </w:num>
   <w:num w:numId="144" w16cid:durableId="2041129404">
-    <w:abstractNumId w:val="135"/>
+    <w:abstractNumId w:val="140"/>
   </w:num>
   <w:num w:numId="145" w16cid:durableId="355158106">
-    <w:abstractNumId w:val="149"/>
+    <w:abstractNumId w:val="154"/>
   </w:num>
   <w:num w:numId="146" w16cid:durableId="328796796">
-    <w:abstractNumId w:val="155"/>
+    <w:abstractNumId w:val="160"/>
   </w:num>
   <w:num w:numId="147" w16cid:durableId="661202721">
-    <w:abstractNumId w:val="236"/>
+    <w:abstractNumId w:val="243"/>
   </w:num>
   <w:num w:numId="148" w16cid:durableId="448746352">
-    <w:abstractNumId w:val="161"/>
+    <w:abstractNumId w:val="166"/>
   </w:num>
   <w:num w:numId="149" w16cid:durableId="585379173">
-    <w:abstractNumId w:val="82"/>
+    <w:abstractNumId w:val="85"/>
   </w:num>
   <w:num w:numId="150" w16cid:durableId="998268885">
-    <w:abstractNumId w:val="117"/>
+    <w:abstractNumId w:val="121"/>
   </w:num>
   <w:num w:numId="151" w16cid:durableId="471873912">
-    <w:abstractNumId w:val="240"/>
+    <w:abstractNumId w:val="247"/>
   </w:num>
   <w:num w:numId="152" w16cid:durableId="237441317">
-    <w:abstractNumId w:val="170"/>
+    <w:abstractNumId w:val="175"/>
   </w:num>
   <w:num w:numId="153" w16cid:durableId="5834486">
-    <w:abstractNumId w:val="176"/>
+    <w:abstractNumId w:val="181"/>
   </w:num>
   <w:num w:numId="154" w16cid:durableId="797186606">
-    <w:abstractNumId w:val="176"/>
+    <w:abstractNumId w:val="181"/>
     <w:lvlOverride w:ilvl="1">
       <w:lvl w:ilvl="1">
         <w:numFmt w:val="bullet"/>
@@ -43100,7 +44564,7 @@
     </w:lvlOverride>
   </w:num>
   <w:num w:numId="155" w16cid:durableId="1889298302">
-    <w:abstractNumId w:val="176"/>
+    <w:abstractNumId w:val="181"/>
     <w:lvlOverride w:ilvl="1">
       <w:lvl w:ilvl="1">
         <w:numFmt w:val="bullet"/>
@@ -43120,7 +44584,7 @@
     </w:lvlOverride>
   </w:num>
   <w:num w:numId="156" w16cid:durableId="1352603847">
-    <w:abstractNumId w:val="176"/>
+    <w:abstractNumId w:val="181"/>
     <w:lvlOverride w:ilvl="1">
       <w:lvl w:ilvl="1">
         <w:numFmt w:val="bullet"/>
@@ -43140,7 +44604,7 @@
     </w:lvlOverride>
   </w:num>
   <w:num w:numId="157" w16cid:durableId="1290235541">
-    <w:abstractNumId w:val="176"/>
+    <w:abstractNumId w:val="181"/>
     <w:lvlOverride w:ilvl="1">
       <w:lvl w:ilvl="1">
         <w:numFmt w:val="bullet"/>
@@ -43160,16 +44624,16 @@
     </w:lvlOverride>
   </w:num>
   <w:num w:numId="158" w16cid:durableId="2132674761">
-    <w:abstractNumId w:val="85"/>
+    <w:abstractNumId w:val="88"/>
   </w:num>
   <w:num w:numId="159" w16cid:durableId="1699041933">
-    <w:abstractNumId w:val="121"/>
+    <w:abstractNumId w:val="126"/>
   </w:num>
   <w:num w:numId="160" w16cid:durableId="783614209">
-    <w:abstractNumId w:val="145"/>
+    <w:abstractNumId w:val="150"/>
   </w:num>
   <w:num w:numId="161" w16cid:durableId="2071732425">
-    <w:abstractNumId w:val="145"/>
+    <w:abstractNumId w:val="150"/>
     <w:lvlOverride w:ilvl="1">
       <w:lvl w:ilvl="1">
         <w:numFmt w:val="bullet"/>
@@ -43189,7 +44653,7 @@
     </w:lvlOverride>
   </w:num>
   <w:num w:numId="162" w16cid:durableId="278224919">
-    <w:abstractNumId w:val="145"/>
+    <w:abstractNumId w:val="150"/>
     <w:lvlOverride w:ilvl="1">
       <w:lvl w:ilvl="1">
         <w:numFmt w:val="bullet"/>
@@ -43209,7 +44673,7 @@
     </w:lvlOverride>
   </w:num>
   <w:num w:numId="163" w16cid:durableId="661542103">
-    <w:abstractNumId w:val="145"/>
+    <w:abstractNumId w:val="150"/>
     <w:lvlOverride w:ilvl="1">
       <w:lvl w:ilvl="1">
         <w:numFmt w:val="bullet"/>
@@ -43229,7 +44693,7 @@
     </w:lvlOverride>
   </w:num>
   <w:num w:numId="164" w16cid:durableId="1140537879">
-    <w:abstractNumId w:val="145"/>
+    <w:abstractNumId w:val="150"/>
     <w:lvlOverride w:ilvl="1">
       <w:lvl w:ilvl="1">
         <w:numFmt w:val="bullet"/>
@@ -43249,7 +44713,7 @@
     </w:lvlOverride>
   </w:num>
   <w:num w:numId="165" w16cid:durableId="1517310538">
-    <w:abstractNumId w:val="145"/>
+    <w:abstractNumId w:val="150"/>
     <w:lvlOverride w:ilvl="1">
       <w:lvl w:ilvl="1">
         <w:numFmt w:val="bullet"/>
@@ -43269,7 +44733,7 @@
     </w:lvlOverride>
   </w:num>
   <w:num w:numId="166" w16cid:durableId="1005135742">
-    <w:abstractNumId w:val="145"/>
+    <w:abstractNumId w:val="150"/>
     <w:lvlOverride w:ilvl="1">
       <w:lvl w:ilvl="1">
         <w:numFmt w:val="bullet"/>
@@ -43289,7 +44753,7 @@
     </w:lvlOverride>
   </w:num>
   <w:num w:numId="167" w16cid:durableId="1328437740">
-    <w:abstractNumId w:val="145"/>
+    <w:abstractNumId w:val="150"/>
     <w:lvlOverride w:ilvl="1">
       <w:lvl w:ilvl="1">
         <w:numFmt w:val="bullet"/>
@@ -43309,31 +44773,31 @@
     </w:lvlOverride>
   </w:num>
   <w:num w:numId="168" w16cid:durableId="1527786785">
-    <w:abstractNumId w:val="172"/>
+    <w:abstractNumId w:val="177"/>
   </w:num>
   <w:num w:numId="169" w16cid:durableId="515653910">
-    <w:abstractNumId w:val="223"/>
+    <w:abstractNumId w:val="228"/>
   </w:num>
   <w:num w:numId="170" w16cid:durableId="412776935">
+    <w:abstractNumId w:val="46"/>
+  </w:num>
+  <w:num w:numId="171" w16cid:durableId="731655134">
+    <w:abstractNumId w:val="224"/>
+  </w:num>
+  <w:num w:numId="172" w16cid:durableId="1394739513">
     <w:abstractNumId w:val="44"/>
   </w:num>
-  <w:num w:numId="171" w16cid:durableId="731655134">
-    <w:abstractNumId w:val="219"/>
-  </w:num>
-  <w:num w:numId="172" w16cid:durableId="1394739513">
-    <w:abstractNumId w:val="42"/>
-  </w:num>
   <w:num w:numId="173" w16cid:durableId="902134711">
-    <w:abstractNumId w:val="230"/>
+    <w:abstractNumId w:val="235"/>
   </w:num>
   <w:num w:numId="174" w16cid:durableId="423645284">
-    <w:abstractNumId w:val="102"/>
+    <w:abstractNumId w:val="106"/>
   </w:num>
   <w:num w:numId="175" w16cid:durableId="732506691">
-    <w:abstractNumId w:val="130"/>
+    <w:abstractNumId w:val="135"/>
   </w:num>
   <w:num w:numId="176" w16cid:durableId="145243084">
-    <w:abstractNumId w:val="130"/>
+    <w:abstractNumId w:val="135"/>
     <w:lvlOverride w:ilvl="1">
       <w:lvl w:ilvl="1">
         <w:numFmt w:val="bullet"/>
@@ -43353,7 +44817,7 @@
     </w:lvlOverride>
   </w:num>
   <w:num w:numId="177" w16cid:durableId="1055617057">
-    <w:abstractNumId w:val="130"/>
+    <w:abstractNumId w:val="135"/>
     <w:lvlOverride w:ilvl="1">
       <w:lvl w:ilvl="1">
         <w:numFmt w:val="bullet"/>
@@ -43373,7 +44837,7 @@
     </w:lvlOverride>
   </w:num>
   <w:num w:numId="178" w16cid:durableId="646934197">
-    <w:abstractNumId w:val="130"/>
+    <w:abstractNumId w:val="135"/>
     <w:lvlOverride w:ilvl="1">
       <w:lvl w:ilvl="1">
         <w:numFmt w:val="bullet"/>
@@ -43393,46 +44857,46 @@
     </w:lvlOverride>
   </w:num>
   <w:num w:numId="179" w16cid:durableId="112409562">
-    <w:abstractNumId w:val="112"/>
+    <w:abstractNumId w:val="116"/>
   </w:num>
   <w:num w:numId="180" w16cid:durableId="1897351112">
-    <w:abstractNumId w:val="181"/>
+    <w:abstractNumId w:val="186"/>
   </w:num>
   <w:num w:numId="181" w16cid:durableId="1293823200">
-    <w:abstractNumId w:val="24"/>
+    <w:abstractNumId w:val="26"/>
   </w:num>
   <w:num w:numId="182" w16cid:durableId="339619885">
-    <w:abstractNumId w:val="65"/>
+    <w:abstractNumId w:val="67"/>
   </w:num>
   <w:num w:numId="183" w16cid:durableId="1578203619">
-    <w:abstractNumId w:val="188"/>
+    <w:abstractNumId w:val="193"/>
   </w:num>
   <w:num w:numId="184" w16cid:durableId="1885748767">
-    <w:abstractNumId w:val="107"/>
+    <w:abstractNumId w:val="111"/>
   </w:num>
   <w:num w:numId="185" w16cid:durableId="1557861500">
-    <w:abstractNumId w:val="185"/>
+    <w:abstractNumId w:val="190"/>
   </w:num>
   <w:num w:numId="186" w16cid:durableId="1617448027">
-    <w:abstractNumId w:val="21"/>
+    <w:abstractNumId w:val="23"/>
   </w:num>
   <w:num w:numId="187" w16cid:durableId="1465076063">
-    <w:abstractNumId w:val="17"/>
+    <w:abstractNumId w:val="19"/>
   </w:num>
   <w:num w:numId="188" w16cid:durableId="1842814178">
-    <w:abstractNumId w:val="214"/>
+    <w:abstractNumId w:val="219"/>
   </w:num>
   <w:num w:numId="189" w16cid:durableId="1408192392">
-    <w:abstractNumId w:val="134"/>
+    <w:abstractNumId w:val="139"/>
   </w:num>
   <w:num w:numId="190" w16cid:durableId="2002539781">
-    <w:abstractNumId w:val="56"/>
+    <w:abstractNumId w:val="58"/>
   </w:num>
   <w:num w:numId="191" w16cid:durableId="308364909">
-    <w:abstractNumId w:val="157"/>
+    <w:abstractNumId w:val="162"/>
   </w:num>
   <w:num w:numId="192" w16cid:durableId="181945443">
-    <w:abstractNumId w:val="157"/>
+    <w:abstractNumId w:val="162"/>
     <w:lvlOverride w:ilvl="1">
       <w:lvl w:ilvl="1">
         <w:numFmt w:val="bullet"/>
@@ -43452,7 +44916,7 @@
     </w:lvlOverride>
   </w:num>
   <w:num w:numId="193" w16cid:durableId="1119108335">
-    <w:abstractNumId w:val="157"/>
+    <w:abstractNumId w:val="162"/>
     <w:lvlOverride w:ilvl="1">
       <w:lvl w:ilvl="1">
         <w:numFmt w:val="bullet"/>
@@ -43472,7 +44936,7 @@
     </w:lvlOverride>
   </w:num>
   <w:num w:numId="194" w16cid:durableId="1678729419">
-    <w:abstractNumId w:val="157"/>
+    <w:abstractNumId w:val="162"/>
     <w:lvlOverride w:ilvl="1">
       <w:lvl w:ilvl="1">
         <w:numFmt w:val="bullet"/>
@@ -43492,7 +44956,7 @@
     </w:lvlOverride>
   </w:num>
   <w:num w:numId="195" w16cid:durableId="36442012">
-    <w:abstractNumId w:val="157"/>
+    <w:abstractNumId w:val="162"/>
     <w:lvlOverride w:ilvl="1">
       <w:lvl w:ilvl="1">
         <w:numFmt w:val="bullet"/>
@@ -43512,7 +44976,7 @@
     </w:lvlOverride>
   </w:num>
   <w:num w:numId="196" w16cid:durableId="1469787957">
-    <w:abstractNumId w:val="157"/>
+    <w:abstractNumId w:val="162"/>
     <w:lvlOverride w:ilvl="1">
       <w:lvl w:ilvl="1">
         <w:numFmt w:val="bullet"/>
@@ -43532,7 +44996,7 @@
     </w:lvlOverride>
   </w:num>
   <w:num w:numId="197" w16cid:durableId="384840156">
-    <w:abstractNumId w:val="157"/>
+    <w:abstractNumId w:val="162"/>
     <w:lvlOverride w:ilvl="1">
       <w:lvl w:ilvl="1">
         <w:numFmt w:val="bullet"/>
@@ -43552,7 +45016,7 @@
     </w:lvlOverride>
   </w:num>
   <w:num w:numId="198" w16cid:durableId="1721978433">
-    <w:abstractNumId w:val="157"/>
+    <w:abstractNumId w:val="162"/>
     <w:lvlOverride w:ilvl="1">
       <w:lvl w:ilvl="1">
         <w:numFmt w:val="bullet"/>
@@ -43572,19 +45036,19 @@
     </w:lvlOverride>
   </w:num>
   <w:num w:numId="199" w16cid:durableId="989673041">
-    <w:abstractNumId w:val="212"/>
+    <w:abstractNumId w:val="217"/>
   </w:num>
   <w:num w:numId="200" w16cid:durableId="1227497349">
-    <w:abstractNumId w:val="101"/>
+    <w:abstractNumId w:val="105"/>
   </w:num>
   <w:num w:numId="201" w16cid:durableId="752092394">
-    <w:abstractNumId w:val="94"/>
+    <w:abstractNumId w:val="98"/>
   </w:num>
   <w:num w:numId="202" w16cid:durableId="345908412">
-    <w:abstractNumId w:val="200"/>
+    <w:abstractNumId w:val="205"/>
   </w:num>
   <w:num w:numId="203" w16cid:durableId="1740860495">
-    <w:abstractNumId w:val="227"/>
+    <w:abstractNumId w:val="232"/>
   </w:num>
   <w:num w:numId="204" w16cid:durableId="1623877669">
     <w:abstractNumId w:val="5"/>
@@ -43870,22 +45334,22 @@
     </w:lvlOverride>
   </w:num>
   <w:num w:numId="219" w16cid:durableId="1357194581">
-    <w:abstractNumId w:val="59"/>
+    <w:abstractNumId w:val="61"/>
   </w:num>
   <w:num w:numId="220" w16cid:durableId="5792790">
-    <w:abstractNumId w:val="178"/>
+    <w:abstractNumId w:val="183"/>
   </w:num>
   <w:num w:numId="221" w16cid:durableId="1056590543">
-    <w:abstractNumId w:val="23"/>
+    <w:abstractNumId w:val="25"/>
   </w:num>
   <w:num w:numId="222" w16cid:durableId="2073916976">
-    <w:abstractNumId w:val="99"/>
+    <w:abstractNumId w:val="103"/>
   </w:num>
   <w:num w:numId="223" w16cid:durableId="1031103742">
-    <w:abstractNumId w:val="132"/>
+    <w:abstractNumId w:val="137"/>
   </w:num>
   <w:num w:numId="224" w16cid:durableId="1762526911">
-    <w:abstractNumId w:val="132"/>
+    <w:abstractNumId w:val="137"/>
     <w:lvlOverride w:ilvl="1">
       <w:lvl w:ilvl="1">
         <w:numFmt w:val="bullet"/>
@@ -43905,7 +45369,7 @@
     </w:lvlOverride>
   </w:num>
   <w:num w:numId="225" w16cid:durableId="239406663">
-    <w:abstractNumId w:val="132"/>
+    <w:abstractNumId w:val="137"/>
     <w:lvlOverride w:ilvl="1">
       <w:lvl w:ilvl="1">
         <w:numFmt w:val="bullet"/>
@@ -43925,7 +45389,7 @@
     </w:lvlOverride>
   </w:num>
   <w:num w:numId="226" w16cid:durableId="389814794">
-    <w:abstractNumId w:val="132"/>
+    <w:abstractNumId w:val="137"/>
     <w:lvlOverride w:ilvl="1">
       <w:lvl w:ilvl="1">
         <w:numFmt w:val="bullet"/>
@@ -43945,7 +45409,7 @@
     </w:lvlOverride>
   </w:num>
   <w:num w:numId="227" w16cid:durableId="2058358433">
-    <w:abstractNumId w:val="132"/>
+    <w:abstractNumId w:val="137"/>
     <w:lvlOverride w:ilvl="1">
       <w:lvl w:ilvl="1">
         <w:numFmt w:val="bullet"/>
@@ -43965,10 +45429,10 @@
     </w:lvlOverride>
   </w:num>
   <w:num w:numId="228" w16cid:durableId="1592544099">
-    <w:abstractNumId w:val="13"/>
+    <w:abstractNumId w:val="15"/>
   </w:num>
   <w:num w:numId="229" w16cid:durableId="149714806">
-    <w:abstractNumId w:val="13"/>
+    <w:abstractNumId w:val="15"/>
     <w:lvlOverride w:ilvl="1">
       <w:lvl w:ilvl="1">
         <w:numFmt w:val="bullet"/>
@@ -43988,7 +45452,7 @@
     </w:lvlOverride>
   </w:num>
   <w:num w:numId="230" w16cid:durableId="821776826">
-    <w:abstractNumId w:val="13"/>
+    <w:abstractNumId w:val="15"/>
     <w:lvlOverride w:ilvl="1">
       <w:lvl w:ilvl="1">
         <w:numFmt w:val="bullet"/>
@@ -44008,7 +45472,7 @@
     </w:lvlOverride>
   </w:num>
   <w:num w:numId="231" w16cid:durableId="444735859">
-    <w:abstractNumId w:val="13"/>
+    <w:abstractNumId w:val="15"/>
     <w:lvlOverride w:ilvl="1">
       <w:lvl w:ilvl="1">
         <w:numFmt w:val="bullet"/>
@@ -44028,7 +45492,7 @@
     </w:lvlOverride>
   </w:num>
   <w:num w:numId="232" w16cid:durableId="1110049612">
-    <w:abstractNumId w:val="13"/>
+    <w:abstractNumId w:val="15"/>
     <w:lvlOverride w:ilvl="1">
       <w:lvl w:ilvl="1">
         <w:numFmt w:val="bullet"/>
@@ -44048,7 +45512,7 @@
     </w:lvlOverride>
   </w:num>
   <w:num w:numId="233" w16cid:durableId="16273643">
-    <w:abstractNumId w:val="13"/>
+    <w:abstractNumId w:val="15"/>
     <w:lvlOverride w:ilvl="1">
       <w:lvl w:ilvl="1">
         <w:numFmt w:val="bullet"/>
@@ -44071,19 +45535,19 @@
     <w:abstractNumId w:val="7"/>
   </w:num>
   <w:num w:numId="235" w16cid:durableId="95636333">
-    <w:abstractNumId w:val="11"/>
+    <w:abstractNumId w:val="13"/>
   </w:num>
   <w:num w:numId="236" w16cid:durableId="66222344">
-    <w:abstractNumId w:val="160"/>
+    <w:abstractNumId w:val="165"/>
   </w:num>
   <w:num w:numId="237" w16cid:durableId="1508981368">
+    <w:abstractNumId w:val="92"/>
+  </w:num>
+  <w:num w:numId="238" w16cid:durableId="1235969952">
     <w:abstractNumId w:val="89"/>
   </w:num>
-  <w:num w:numId="238" w16cid:durableId="1235969952">
-    <w:abstractNumId w:val="86"/>
-  </w:num>
   <w:num w:numId="239" w16cid:durableId="1430660482">
-    <w:abstractNumId w:val="86"/>
+    <w:abstractNumId w:val="89"/>
     <w:lvlOverride w:ilvl="1">
       <w:lvl w:ilvl="1">
         <w:numFmt w:val="bullet"/>
@@ -44103,7 +45567,7 @@
     </w:lvlOverride>
   </w:num>
   <w:num w:numId="240" w16cid:durableId="467893103">
-    <w:abstractNumId w:val="86"/>
+    <w:abstractNumId w:val="89"/>
     <w:lvlOverride w:ilvl="1">
       <w:lvl w:ilvl="1">
         <w:numFmt w:val="bullet"/>
@@ -44123,7 +45587,7 @@
     </w:lvlOverride>
   </w:num>
   <w:num w:numId="241" w16cid:durableId="369887172">
-    <w:abstractNumId w:val="86"/>
+    <w:abstractNumId w:val="89"/>
     <w:lvlOverride w:ilvl="1">
       <w:lvl w:ilvl="1">
         <w:numFmt w:val="bullet"/>
@@ -44143,7 +45607,7 @@
     </w:lvlOverride>
   </w:num>
   <w:num w:numId="242" w16cid:durableId="1833181499">
-    <w:abstractNumId w:val="86"/>
+    <w:abstractNumId w:val="89"/>
     <w:lvlOverride w:ilvl="1">
       <w:lvl w:ilvl="1">
         <w:numFmt w:val="bullet"/>
@@ -44180,7 +45644,7 @@
     </w:lvlOverride>
   </w:num>
   <w:num w:numId="243" w16cid:durableId="330913825">
-    <w:abstractNumId w:val="86"/>
+    <w:abstractNumId w:val="89"/>
     <w:lvlOverride w:ilvl="1">
       <w:lvl w:ilvl="1">
         <w:numFmt w:val="bullet"/>
@@ -44217,7 +45681,7 @@
     </w:lvlOverride>
   </w:num>
   <w:num w:numId="244" w16cid:durableId="1106652023">
-    <w:abstractNumId w:val="86"/>
+    <w:abstractNumId w:val="89"/>
     <w:lvlOverride w:ilvl="1">
       <w:lvl w:ilvl="1">
         <w:numFmt w:val="bullet"/>
@@ -44254,7 +45718,7 @@
     </w:lvlOverride>
   </w:num>
   <w:num w:numId="245" w16cid:durableId="1962684327">
-    <w:abstractNumId w:val="86"/>
+    <w:abstractNumId w:val="89"/>
     <w:lvlOverride w:ilvl="1">
       <w:lvl w:ilvl="1">
         <w:numFmt w:val="bullet"/>
@@ -44291,7 +45755,7 @@
     </w:lvlOverride>
   </w:num>
   <w:num w:numId="246" w16cid:durableId="826285574">
-    <w:abstractNumId w:val="86"/>
+    <w:abstractNumId w:val="89"/>
     <w:lvlOverride w:ilvl="1">
       <w:lvl w:ilvl="1">
         <w:numFmt w:val="bullet"/>
@@ -44328,10 +45792,10 @@
     </w:lvlOverride>
   </w:num>
   <w:num w:numId="247" w16cid:durableId="753281616">
-    <w:abstractNumId w:val="36"/>
+    <w:abstractNumId w:val="38"/>
   </w:num>
   <w:num w:numId="248" w16cid:durableId="1741438394">
-    <w:abstractNumId w:val="36"/>
+    <w:abstractNumId w:val="38"/>
     <w:lvlOverride w:ilvl="1">
       <w:lvl w:ilvl="1">
         <w:numFmt w:val="bullet"/>
@@ -44351,7 +45815,7 @@
     </w:lvlOverride>
   </w:num>
   <w:num w:numId="249" w16cid:durableId="142897696">
-    <w:abstractNumId w:val="36"/>
+    <w:abstractNumId w:val="38"/>
     <w:lvlOverride w:ilvl="1">
       <w:lvl w:ilvl="1">
         <w:numFmt w:val="bullet"/>
@@ -44371,7 +45835,7 @@
     </w:lvlOverride>
   </w:num>
   <w:num w:numId="250" w16cid:durableId="1209412680">
-    <w:abstractNumId w:val="36"/>
+    <w:abstractNumId w:val="38"/>
     <w:lvlOverride w:ilvl="1">
       <w:lvl w:ilvl="1">
         <w:numFmt w:val="bullet"/>
@@ -44391,7 +45855,7 @@
     </w:lvlOverride>
   </w:num>
   <w:num w:numId="251" w16cid:durableId="355740225">
-    <w:abstractNumId w:val="36"/>
+    <w:abstractNumId w:val="38"/>
     <w:lvlOverride w:ilvl="1">
       <w:lvl w:ilvl="1">
         <w:numFmt w:val="bullet"/>
@@ -44428,7 +45892,7 @@
     </w:lvlOverride>
   </w:num>
   <w:num w:numId="252" w16cid:durableId="194118128">
-    <w:abstractNumId w:val="36"/>
+    <w:abstractNumId w:val="38"/>
     <w:lvlOverride w:ilvl="1">
       <w:lvl w:ilvl="1">
         <w:numFmt w:val="bullet"/>
@@ -44465,7 +45929,7 @@
     </w:lvlOverride>
   </w:num>
   <w:num w:numId="253" w16cid:durableId="299578885">
-    <w:abstractNumId w:val="36"/>
+    <w:abstractNumId w:val="38"/>
     <w:lvlOverride w:ilvl="1">
       <w:lvl w:ilvl="1">
         <w:numFmt w:val="bullet"/>
@@ -44502,7 +45966,7 @@
     </w:lvlOverride>
   </w:num>
   <w:num w:numId="254" w16cid:durableId="1299722388">
-    <w:abstractNumId w:val="36"/>
+    <w:abstractNumId w:val="38"/>
     <w:lvlOverride w:ilvl="1">
       <w:lvl w:ilvl="1">
         <w:numFmt w:val="bullet"/>
@@ -44539,7 +46003,7 @@
     </w:lvlOverride>
   </w:num>
   <w:num w:numId="255" w16cid:durableId="1326519590">
-    <w:abstractNumId w:val="36"/>
+    <w:abstractNumId w:val="38"/>
     <w:lvlOverride w:ilvl="1">
       <w:lvl w:ilvl="1">
         <w:numFmt w:val="bullet"/>
@@ -44576,7 +46040,7 @@
     </w:lvlOverride>
   </w:num>
   <w:num w:numId="256" w16cid:durableId="1982034475">
-    <w:abstractNumId w:val="36"/>
+    <w:abstractNumId w:val="38"/>
     <w:lvlOverride w:ilvl="1">
       <w:lvl w:ilvl="1">
         <w:numFmt w:val="bullet"/>
@@ -44613,19 +46077,19 @@
     </w:lvlOverride>
   </w:num>
   <w:num w:numId="257" w16cid:durableId="448738575">
-    <w:abstractNumId w:val="191"/>
+    <w:abstractNumId w:val="196"/>
   </w:num>
   <w:num w:numId="258" w16cid:durableId="221867197">
-    <w:abstractNumId w:val="77"/>
+    <w:abstractNumId w:val="80"/>
   </w:num>
   <w:num w:numId="259" w16cid:durableId="1652055639">
-    <w:abstractNumId w:val="204"/>
+    <w:abstractNumId w:val="209"/>
   </w:num>
   <w:num w:numId="260" w16cid:durableId="1037126241">
-    <w:abstractNumId w:val="233"/>
+    <w:abstractNumId w:val="239"/>
   </w:num>
   <w:num w:numId="261" w16cid:durableId="1860850401">
-    <w:abstractNumId w:val="233"/>
+    <w:abstractNumId w:val="239"/>
     <w:lvlOverride w:ilvl="1">
       <w:lvl w:ilvl="1">
         <w:numFmt w:val="bullet"/>
@@ -44645,7 +46109,7 @@
     </w:lvlOverride>
   </w:num>
   <w:num w:numId="262" w16cid:durableId="1093086728">
-    <w:abstractNumId w:val="233"/>
+    <w:abstractNumId w:val="239"/>
     <w:lvlOverride w:ilvl="1">
       <w:lvl w:ilvl="1">
         <w:numFmt w:val="bullet"/>
@@ -44665,7 +46129,7 @@
     </w:lvlOverride>
   </w:num>
   <w:num w:numId="263" w16cid:durableId="1959141894">
-    <w:abstractNumId w:val="233"/>
+    <w:abstractNumId w:val="239"/>
     <w:lvlOverride w:ilvl="1">
       <w:lvl w:ilvl="1">
         <w:numFmt w:val="bullet"/>
@@ -44685,7 +46149,7 @@
     </w:lvlOverride>
   </w:num>
   <w:num w:numId="264" w16cid:durableId="1993632123">
-    <w:abstractNumId w:val="233"/>
+    <w:abstractNumId w:val="239"/>
     <w:lvlOverride w:ilvl="1">
       <w:lvl w:ilvl="1">
         <w:numFmt w:val="bullet"/>
@@ -44705,7 +46169,7 @@
     </w:lvlOverride>
   </w:num>
   <w:num w:numId="265" w16cid:durableId="1998731107">
-    <w:abstractNumId w:val="233"/>
+    <w:abstractNumId w:val="239"/>
     <w:lvlOverride w:ilvl="1">
       <w:lvl w:ilvl="1">
         <w:numFmt w:val="bullet"/>
@@ -44725,10 +46189,10 @@
     </w:lvlOverride>
   </w:num>
   <w:num w:numId="266" w16cid:durableId="980159152">
-    <w:abstractNumId w:val="40"/>
+    <w:abstractNumId w:val="42"/>
   </w:num>
   <w:num w:numId="267" w16cid:durableId="1110320724">
-    <w:abstractNumId w:val="40"/>
+    <w:abstractNumId w:val="42"/>
     <w:lvlOverride w:ilvl="1">
       <w:lvl w:ilvl="1">
         <w:numFmt w:val="bullet"/>
@@ -44748,7 +46212,7 @@
     </w:lvlOverride>
   </w:num>
   <w:num w:numId="268" w16cid:durableId="1437991191">
-    <w:abstractNumId w:val="40"/>
+    <w:abstractNumId w:val="42"/>
     <w:lvlOverride w:ilvl="1">
       <w:lvl w:ilvl="1">
         <w:numFmt w:val="bullet"/>
@@ -44768,7 +46232,7 @@
     </w:lvlOverride>
   </w:num>
   <w:num w:numId="269" w16cid:durableId="719864976">
-    <w:abstractNumId w:val="40"/>
+    <w:abstractNumId w:val="42"/>
     <w:lvlOverride w:ilvl="1">
       <w:lvl w:ilvl="1">
         <w:numFmt w:val="bullet"/>
@@ -44788,7 +46252,7 @@
     </w:lvlOverride>
   </w:num>
   <w:num w:numId="270" w16cid:durableId="1963490224">
-    <w:abstractNumId w:val="40"/>
+    <w:abstractNumId w:val="42"/>
     <w:lvlOverride w:ilvl="1">
       <w:lvl w:ilvl="1">
         <w:numFmt w:val="bullet"/>
@@ -44808,19 +46272,19 @@
     </w:lvlOverride>
   </w:num>
   <w:num w:numId="271" w16cid:durableId="2041858017">
-    <w:abstractNumId w:val="128"/>
+    <w:abstractNumId w:val="133"/>
   </w:num>
   <w:num w:numId="272" w16cid:durableId="332100862">
-    <w:abstractNumId w:val="103"/>
+    <w:abstractNumId w:val="107"/>
   </w:num>
   <w:num w:numId="273" w16cid:durableId="1077749468">
-    <w:abstractNumId w:val="37"/>
+    <w:abstractNumId w:val="39"/>
   </w:num>
   <w:num w:numId="274" w16cid:durableId="1516119039">
-    <w:abstractNumId w:val="52"/>
+    <w:abstractNumId w:val="54"/>
   </w:num>
   <w:num w:numId="275" w16cid:durableId="1969388021">
-    <w:abstractNumId w:val="52"/>
+    <w:abstractNumId w:val="54"/>
     <w:lvlOverride w:ilvl="1">
       <w:lvl w:ilvl="1">
         <w:numFmt w:val="bullet"/>
@@ -44840,7 +46304,7 @@
     </w:lvlOverride>
   </w:num>
   <w:num w:numId="276" w16cid:durableId="1080980650">
-    <w:abstractNumId w:val="52"/>
+    <w:abstractNumId w:val="54"/>
     <w:lvlOverride w:ilvl="1">
       <w:lvl w:ilvl="1">
         <w:numFmt w:val="bullet"/>
@@ -44860,7 +46324,7 @@
     </w:lvlOverride>
   </w:num>
   <w:num w:numId="277" w16cid:durableId="526990175">
-    <w:abstractNumId w:val="52"/>
+    <w:abstractNumId w:val="54"/>
     <w:lvlOverride w:ilvl="1">
       <w:lvl w:ilvl="1">
         <w:numFmt w:val="bullet"/>
@@ -44880,7 +46344,7 @@
     </w:lvlOverride>
   </w:num>
   <w:num w:numId="278" w16cid:durableId="1904750907">
-    <w:abstractNumId w:val="52"/>
+    <w:abstractNumId w:val="54"/>
     <w:lvlOverride w:ilvl="1">
       <w:lvl w:ilvl="1">
         <w:numFmt w:val="bullet"/>
@@ -44900,7 +46364,7 @@
     </w:lvlOverride>
   </w:num>
   <w:num w:numId="279" w16cid:durableId="49815329">
-    <w:abstractNumId w:val="52"/>
+    <w:abstractNumId w:val="54"/>
     <w:lvlOverride w:ilvl="1">
       <w:lvl w:ilvl="1">
         <w:numFmt w:val="bullet"/>
@@ -44920,7 +46384,7 @@
     </w:lvlOverride>
   </w:num>
   <w:num w:numId="280" w16cid:durableId="1581133309">
-    <w:abstractNumId w:val="52"/>
+    <w:abstractNumId w:val="54"/>
     <w:lvlOverride w:ilvl="1">
       <w:lvl w:ilvl="1">
         <w:numFmt w:val="bullet"/>
@@ -44957,7 +46421,7 @@
     </w:lvlOverride>
   </w:num>
   <w:num w:numId="281" w16cid:durableId="1706056629">
-    <w:abstractNumId w:val="52"/>
+    <w:abstractNumId w:val="54"/>
     <w:lvlOverride w:ilvl="1">
       <w:lvl w:ilvl="1">
         <w:numFmt w:val="bullet"/>
@@ -44994,7 +46458,7 @@
     </w:lvlOverride>
   </w:num>
   <w:num w:numId="282" w16cid:durableId="1728724054">
-    <w:abstractNumId w:val="52"/>
+    <w:abstractNumId w:val="54"/>
     <w:lvlOverride w:ilvl="1">
       <w:lvl w:ilvl="1">
         <w:numFmt w:val="bullet"/>
@@ -45031,7 +46495,7 @@
     </w:lvlOverride>
   </w:num>
   <w:num w:numId="283" w16cid:durableId="1653288281">
-    <w:abstractNumId w:val="52"/>
+    <w:abstractNumId w:val="54"/>
     <w:lvlOverride w:ilvl="1">
       <w:lvl w:ilvl="1">
         <w:numFmt w:val="bullet"/>
@@ -45051,7 +46515,7 @@
     </w:lvlOverride>
   </w:num>
   <w:num w:numId="284" w16cid:durableId="615331090">
-    <w:abstractNumId w:val="52"/>
+    <w:abstractNumId w:val="54"/>
     <w:lvlOverride w:ilvl="1">
       <w:lvl w:ilvl="1">
         <w:numFmt w:val="bullet"/>
@@ -45071,7 +46535,7 @@
     </w:lvlOverride>
   </w:num>
   <w:num w:numId="285" w16cid:durableId="1154950593">
-    <w:abstractNumId w:val="52"/>
+    <w:abstractNumId w:val="54"/>
     <w:lvlOverride w:ilvl="1">
       <w:lvl w:ilvl="1">
         <w:numFmt w:val="bullet"/>
@@ -45091,7 +46555,7 @@
     </w:lvlOverride>
   </w:num>
   <w:num w:numId="286" w16cid:durableId="679048747">
-    <w:abstractNumId w:val="52"/>
+    <w:abstractNumId w:val="54"/>
     <w:lvlOverride w:ilvl="1">
       <w:lvl w:ilvl="1">
         <w:numFmt w:val="bullet"/>
@@ -45128,7 +46592,7 @@
     </w:lvlOverride>
   </w:num>
   <w:num w:numId="287" w16cid:durableId="1266646778">
-    <w:abstractNumId w:val="52"/>
+    <w:abstractNumId w:val="54"/>
     <w:lvlOverride w:ilvl="1">
       <w:lvl w:ilvl="1">
         <w:numFmt w:val="bullet"/>
@@ -45165,7 +46629,7 @@
     </w:lvlOverride>
   </w:num>
   <w:num w:numId="288" w16cid:durableId="378285409">
-    <w:abstractNumId w:val="52"/>
+    <w:abstractNumId w:val="54"/>
     <w:lvlOverride w:ilvl="1">
       <w:lvl w:ilvl="1">
         <w:numFmt w:val="bullet"/>
@@ -45202,10 +46666,10 @@
     </w:lvlOverride>
   </w:num>
   <w:num w:numId="289" w16cid:durableId="1517040379">
-    <w:abstractNumId w:val="210"/>
+    <w:abstractNumId w:val="215"/>
   </w:num>
   <w:num w:numId="290" w16cid:durableId="976379404">
-    <w:abstractNumId w:val="210"/>
+    <w:abstractNumId w:val="215"/>
     <w:lvlOverride w:ilvl="1">
       <w:lvl w:ilvl="1">
         <w:numFmt w:val="bullet"/>
@@ -45225,7 +46689,7 @@
     </w:lvlOverride>
   </w:num>
   <w:num w:numId="291" w16cid:durableId="661541238">
-    <w:abstractNumId w:val="210"/>
+    <w:abstractNumId w:val="215"/>
     <w:lvlOverride w:ilvl="1">
       <w:lvl w:ilvl="1">
         <w:numFmt w:val="bullet"/>
@@ -45245,7 +46709,7 @@
     </w:lvlOverride>
   </w:num>
   <w:num w:numId="292" w16cid:durableId="180047134">
-    <w:abstractNumId w:val="210"/>
+    <w:abstractNumId w:val="215"/>
     <w:lvlOverride w:ilvl="1">
       <w:lvl w:ilvl="1">
         <w:numFmt w:val="bullet"/>
@@ -45265,13 +46729,13 @@
     </w:lvlOverride>
   </w:num>
   <w:num w:numId="293" w16cid:durableId="113065846">
-    <w:abstractNumId w:val="39"/>
+    <w:abstractNumId w:val="41"/>
   </w:num>
   <w:num w:numId="294" w16cid:durableId="362830198">
-    <w:abstractNumId w:val="119"/>
+    <w:abstractNumId w:val="123"/>
   </w:num>
   <w:num w:numId="295" w16cid:durableId="1590694082">
-    <w:abstractNumId w:val="119"/>
+    <w:abstractNumId w:val="123"/>
     <w:lvlOverride w:ilvl="1">
       <w:lvl w:ilvl="1">
         <w:numFmt w:val="bullet"/>
@@ -45291,7 +46755,7 @@
     </w:lvlOverride>
   </w:num>
   <w:num w:numId="296" w16cid:durableId="1389107529">
-    <w:abstractNumId w:val="119"/>
+    <w:abstractNumId w:val="123"/>
     <w:lvlOverride w:ilvl="1">
       <w:lvl w:ilvl="1">
         <w:numFmt w:val="bullet"/>
@@ -45311,7 +46775,7 @@
     </w:lvlOverride>
   </w:num>
   <w:num w:numId="297" w16cid:durableId="2042511056">
-    <w:abstractNumId w:val="119"/>
+    <w:abstractNumId w:val="123"/>
     <w:lvlOverride w:ilvl="1">
       <w:lvl w:ilvl="1">
         <w:numFmt w:val="bullet"/>
@@ -45331,10 +46795,10 @@
     </w:lvlOverride>
   </w:num>
   <w:num w:numId="298" w16cid:durableId="1210455041">
-    <w:abstractNumId w:val="192"/>
+    <w:abstractNumId w:val="197"/>
   </w:num>
   <w:num w:numId="299" w16cid:durableId="1245333743">
-    <w:abstractNumId w:val="74"/>
+    <w:abstractNumId w:val="76"/>
   </w:num>
   <w:num w:numId="300" w16cid:durableId="242377766">
     <w:abstractNumId w:val="0"/>
@@ -45380,19 +46844,19 @@
     </w:lvlOverride>
   </w:num>
   <w:num w:numId="303" w16cid:durableId="695349104">
-    <w:abstractNumId w:val="100"/>
+    <w:abstractNumId w:val="104"/>
   </w:num>
   <w:num w:numId="304" w16cid:durableId="1836409864">
-    <w:abstractNumId w:val="67"/>
+    <w:abstractNumId w:val="69"/>
   </w:num>
   <w:num w:numId="305" w16cid:durableId="1344208951">
-    <w:abstractNumId w:val="124"/>
+    <w:abstractNumId w:val="129"/>
   </w:num>
   <w:num w:numId="306" w16cid:durableId="1939630282">
-    <w:abstractNumId w:val="193"/>
+    <w:abstractNumId w:val="198"/>
   </w:num>
   <w:num w:numId="307" w16cid:durableId="1396196915">
-    <w:abstractNumId w:val="193"/>
+    <w:abstractNumId w:val="198"/>
     <w:lvlOverride w:ilvl="1">
       <w:lvl w:ilvl="1">
         <w:numFmt w:val="bullet"/>
@@ -45412,7 +46876,7 @@
     </w:lvlOverride>
   </w:num>
   <w:num w:numId="308" w16cid:durableId="1471708049">
-    <w:abstractNumId w:val="193"/>
+    <w:abstractNumId w:val="198"/>
     <w:lvlOverride w:ilvl="1">
       <w:lvl w:ilvl="1">
         <w:numFmt w:val="bullet"/>
@@ -45432,10 +46896,10 @@
     </w:lvlOverride>
   </w:num>
   <w:num w:numId="309" w16cid:durableId="1964460778">
-    <w:abstractNumId w:val="206"/>
+    <w:abstractNumId w:val="211"/>
   </w:num>
   <w:num w:numId="310" w16cid:durableId="2101101690">
-    <w:abstractNumId w:val="206"/>
+    <w:abstractNumId w:val="211"/>
     <w:lvlOverride w:ilvl="1">
       <w:lvl w:ilvl="1">
         <w:numFmt w:val="bullet"/>
@@ -45455,7 +46919,7 @@
     </w:lvlOverride>
   </w:num>
   <w:num w:numId="311" w16cid:durableId="1677730701">
-    <w:abstractNumId w:val="206"/>
+    <w:abstractNumId w:val="211"/>
     <w:lvlOverride w:ilvl="1">
       <w:lvl w:ilvl="1">
         <w:numFmt w:val="bullet"/>
@@ -45475,7 +46939,7 @@
     </w:lvlOverride>
   </w:num>
   <w:num w:numId="312" w16cid:durableId="1687440433">
-    <w:abstractNumId w:val="206"/>
+    <w:abstractNumId w:val="211"/>
     <w:lvlOverride w:ilvl="1">
       <w:lvl w:ilvl="1">
         <w:numFmt w:val="bullet"/>
@@ -45495,7 +46959,7 @@
     </w:lvlOverride>
   </w:num>
   <w:num w:numId="313" w16cid:durableId="334190081">
-    <w:abstractNumId w:val="206"/>
+    <w:abstractNumId w:val="211"/>
     <w:lvlOverride w:ilvl="1">
       <w:lvl w:ilvl="1">
         <w:numFmt w:val="bullet"/>
@@ -45515,7 +46979,7 @@
     </w:lvlOverride>
   </w:num>
   <w:num w:numId="314" w16cid:durableId="1638536272">
-    <w:abstractNumId w:val="206"/>
+    <w:abstractNumId w:val="211"/>
     <w:lvlOverride w:ilvl="1">
       <w:lvl w:ilvl="1">
         <w:numFmt w:val="bullet"/>
@@ -45535,7 +46999,7 @@
     </w:lvlOverride>
   </w:num>
   <w:num w:numId="315" w16cid:durableId="593048540">
-    <w:abstractNumId w:val="206"/>
+    <w:abstractNumId w:val="211"/>
     <w:lvlOverride w:ilvl="1">
       <w:lvl w:ilvl="1">
         <w:numFmt w:val="bullet"/>
@@ -45555,7 +47019,7 @@
     </w:lvlOverride>
   </w:num>
   <w:num w:numId="316" w16cid:durableId="590624177">
-    <w:abstractNumId w:val="206"/>
+    <w:abstractNumId w:val="211"/>
     <w:lvlOverride w:ilvl="1">
       <w:lvl w:ilvl="1">
         <w:numFmt w:val="bullet"/>
@@ -45575,19 +47039,19 @@
     </w:lvlOverride>
   </w:num>
   <w:num w:numId="317" w16cid:durableId="2135054504">
-    <w:abstractNumId w:val="238"/>
+    <w:abstractNumId w:val="245"/>
   </w:num>
   <w:num w:numId="318" w16cid:durableId="1790512776">
-    <w:abstractNumId w:val="220"/>
+    <w:abstractNumId w:val="225"/>
   </w:num>
   <w:num w:numId="319" w16cid:durableId="1900899971">
-    <w:abstractNumId w:val="61"/>
+    <w:abstractNumId w:val="63"/>
   </w:num>
   <w:num w:numId="320" w16cid:durableId="2052613896">
-    <w:abstractNumId w:val="142"/>
+    <w:abstractNumId w:val="147"/>
   </w:num>
   <w:num w:numId="321" w16cid:durableId="1897741309">
-    <w:abstractNumId w:val="142"/>
+    <w:abstractNumId w:val="147"/>
     <w:lvlOverride w:ilvl="1">
       <w:lvl w:ilvl="1">
         <w:numFmt w:val="bullet"/>
@@ -45607,7 +47071,7 @@
     </w:lvlOverride>
   </w:num>
   <w:num w:numId="322" w16cid:durableId="58947657">
-    <w:abstractNumId w:val="142"/>
+    <w:abstractNumId w:val="147"/>
     <w:lvlOverride w:ilvl="1">
       <w:lvl w:ilvl="1">
         <w:numFmt w:val="bullet"/>
@@ -45627,7 +47091,7 @@
     </w:lvlOverride>
   </w:num>
   <w:num w:numId="323" w16cid:durableId="962272664">
-    <w:abstractNumId w:val="142"/>
+    <w:abstractNumId w:val="147"/>
     <w:lvlOverride w:ilvl="1">
       <w:lvl w:ilvl="1">
         <w:numFmt w:val="bullet"/>
@@ -45647,7 +47111,7 @@
     </w:lvlOverride>
   </w:num>
   <w:num w:numId="324" w16cid:durableId="790049959">
-    <w:abstractNumId w:val="142"/>
+    <w:abstractNumId w:val="147"/>
     <w:lvlOverride w:ilvl="1">
       <w:lvl w:ilvl="1">
         <w:numFmt w:val="bullet"/>
@@ -45667,7 +47131,7 @@
     </w:lvlOverride>
   </w:num>
   <w:num w:numId="325" w16cid:durableId="1095319726">
-    <w:abstractNumId w:val="142"/>
+    <w:abstractNumId w:val="147"/>
     <w:lvlOverride w:ilvl="1">
       <w:lvl w:ilvl="1">
         <w:numFmt w:val="bullet"/>
@@ -45687,7 +47151,7 @@
     </w:lvlOverride>
   </w:num>
   <w:num w:numId="326" w16cid:durableId="30501642">
-    <w:abstractNumId w:val="142"/>
+    <w:abstractNumId w:val="147"/>
     <w:lvlOverride w:ilvl="1">
       <w:lvl w:ilvl="1">
         <w:numFmt w:val="bullet"/>
@@ -45707,13 +47171,13 @@
     </w:lvlOverride>
   </w:num>
   <w:num w:numId="327" w16cid:durableId="570578976">
-    <w:abstractNumId w:val="150"/>
+    <w:abstractNumId w:val="155"/>
   </w:num>
   <w:num w:numId="328" w16cid:durableId="605575109">
-    <w:abstractNumId w:val="22"/>
+    <w:abstractNumId w:val="24"/>
   </w:num>
   <w:num w:numId="329" w16cid:durableId="1137530575">
-    <w:abstractNumId w:val="173"/>
+    <w:abstractNumId w:val="178"/>
   </w:num>
   <w:num w:numId="330" w16cid:durableId="1038896762">
     <w:abstractNumId w:val="9"/>
@@ -45999,15 +47463,1653 @@
     </w:lvlOverride>
   </w:num>
   <w:num w:numId="345" w16cid:durableId="723792908">
+    <w:abstractNumId w:val="30"/>
+  </w:num>
+  <w:num w:numId="346" w16cid:durableId="1170826855">
+    <w:abstractNumId w:val="176"/>
+  </w:num>
+  <w:num w:numId="347" w16cid:durableId="1876500035">
+    <w:abstractNumId w:val="136"/>
+  </w:num>
+  <w:num w:numId="348" w16cid:durableId="478764876">
+    <w:abstractNumId w:val="136"/>
+    <w:lvlOverride w:ilvl="1">
+      <w:lvl w:ilvl="1">
+        <w:numFmt w:val="bullet"/>
+        <w:lvlText w:val=""/>
+        <w:lvlJc w:val="left"/>
+        <w:pPr>
+          <w:tabs>
+            <w:tab w:val="num" w:pos="1440"/>
+          </w:tabs>
+          <w:ind w:left="1440" w:hanging="360"/>
+        </w:pPr>
+        <w:rPr>
+          <w:rFonts w:ascii="Symbol" w:hAnsi="Symbol" w:hint="default"/>
+          <w:sz w:val="20"/>
+        </w:rPr>
+      </w:lvl>
+    </w:lvlOverride>
+  </w:num>
+  <w:num w:numId="349" w16cid:durableId="2146193500">
+    <w:abstractNumId w:val="136"/>
+    <w:lvlOverride w:ilvl="1">
+      <w:lvl w:ilvl="1">
+        <w:numFmt w:val="bullet"/>
+        <w:lvlText w:val=""/>
+        <w:lvlJc w:val="left"/>
+        <w:pPr>
+          <w:tabs>
+            <w:tab w:val="num" w:pos="1440"/>
+          </w:tabs>
+          <w:ind w:left="1440" w:hanging="360"/>
+        </w:pPr>
+        <w:rPr>
+          <w:rFonts w:ascii="Symbol" w:hAnsi="Symbol" w:hint="default"/>
+          <w:sz w:val="20"/>
+        </w:rPr>
+      </w:lvl>
+    </w:lvlOverride>
+  </w:num>
+  <w:num w:numId="350" w16cid:durableId="611790871">
+    <w:abstractNumId w:val="136"/>
+    <w:lvlOverride w:ilvl="1">
+      <w:lvl w:ilvl="1">
+        <w:numFmt w:val="bullet"/>
+        <w:lvlText w:val=""/>
+        <w:lvlJc w:val="left"/>
+        <w:pPr>
+          <w:tabs>
+            <w:tab w:val="num" w:pos="1440"/>
+          </w:tabs>
+          <w:ind w:left="1440" w:hanging="360"/>
+        </w:pPr>
+        <w:rPr>
+          <w:rFonts w:ascii="Symbol" w:hAnsi="Symbol" w:hint="default"/>
+          <w:sz w:val="20"/>
+        </w:rPr>
+      </w:lvl>
+    </w:lvlOverride>
+  </w:num>
+  <w:num w:numId="351" w16cid:durableId="1655522343">
+    <w:abstractNumId w:val="136"/>
+    <w:lvlOverride w:ilvl="1">
+      <w:lvl w:ilvl="1">
+        <w:numFmt w:val="bullet"/>
+        <w:lvlText w:val=""/>
+        <w:lvlJc w:val="left"/>
+        <w:pPr>
+          <w:tabs>
+            <w:tab w:val="num" w:pos="1440"/>
+          </w:tabs>
+          <w:ind w:left="1440" w:hanging="360"/>
+        </w:pPr>
+        <w:rPr>
+          <w:rFonts w:ascii="Symbol" w:hAnsi="Symbol" w:hint="default"/>
+          <w:sz w:val="20"/>
+        </w:rPr>
+      </w:lvl>
+    </w:lvlOverride>
+  </w:num>
+  <w:num w:numId="352" w16cid:durableId="852957138">
+    <w:abstractNumId w:val="136"/>
+    <w:lvlOverride w:ilvl="1">
+      <w:lvl w:ilvl="1">
+        <w:numFmt w:val="bullet"/>
+        <w:lvlText w:val=""/>
+        <w:lvlJc w:val="left"/>
+        <w:pPr>
+          <w:tabs>
+            <w:tab w:val="num" w:pos="1440"/>
+          </w:tabs>
+          <w:ind w:left="1440" w:hanging="360"/>
+        </w:pPr>
+        <w:rPr>
+          <w:rFonts w:ascii="Symbol" w:hAnsi="Symbol" w:hint="default"/>
+          <w:sz w:val="20"/>
+        </w:rPr>
+      </w:lvl>
+    </w:lvlOverride>
+  </w:num>
+  <w:num w:numId="353" w16cid:durableId="462308073">
+    <w:abstractNumId w:val="136"/>
+    <w:lvlOverride w:ilvl="1">
+      <w:lvl w:ilvl="1">
+        <w:numFmt w:val="bullet"/>
+        <w:lvlText w:val=""/>
+        <w:lvlJc w:val="left"/>
+        <w:pPr>
+          <w:tabs>
+            <w:tab w:val="num" w:pos="1440"/>
+          </w:tabs>
+          <w:ind w:left="1440" w:hanging="360"/>
+        </w:pPr>
+        <w:rPr>
+          <w:rFonts w:ascii="Symbol" w:hAnsi="Symbol" w:hint="default"/>
+          <w:sz w:val="20"/>
+        </w:rPr>
+      </w:lvl>
+    </w:lvlOverride>
+  </w:num>
+  <w:num w:numId="354" w16cid:durableId="1436906594">
+    <w:abstractNumId w:val="136"/>
+    <w:lvlOverride w:ilvl="1">
+      <w:lvl w:ilvl="1">
+        <w:numFmt w:val="bullet"/>
+        <w:lvlText w:val=""/>
+        <w:lvlJc w:val="left"/>
+        <w:pPr>
+          <w:tabs>
+            <w:tab w:val="num" w:pos="1440"/>
+          </w:tabs>
+          <w:ind w:left="1440" w:hanging="360"/>
+        </w:pPr>
+        <w:rPr>
+          <w:rFonts w:ascii="Symbol" w:hAnsi="Symbol" w:hint="default"/>
+          <w:sz w:val="20"/>
+        </w:rPr>
+      </w:lvl>
+    </w:lvlOverride>
+  </w:num>
+  <w:num w:numId="355" w16cid:durableId="162933598">
+    <w:abstractNumId w:val="204"/>
+  </w:num>
+  <w:num w:numId="356" w16cid:durableId="1507281708">
+    <w:abstractNumId w:val="204"/>
+    <w:lvlOverride w:ilvl="1">
+      <w:lvl w:ilvl="1">
+        <w:numFmt w:val="bullet"/>
+        <w:lvlText w:val=""/>
+        <w:lvlJc w:val="left"/>
+        <w:pPr>
+          <w:tabs>
+            <w:tab w:val="num" w:pos="1440"/>
+          </w:tabs>
+          <w:ind w:left="1440" w:hanging="360"/>
+        </w:pPr>
+        <w:rPr>
+          <w:rFonts w:ascii="Symbol" w:hAnsi="Symbol" w:hint="default"/>
+          <w:sz w:val="20"/>
+        </w:rPr>
+      </w:lvl>
+    </w:lvlOverride>
+  </w:num>
+  <w:num w:numId="357" w16cid:durableId="1527062965">
+    <w:abstractNumId w:val="204"/>
+    <w:lvlOverride w:ilvl="1">
+      <w:lvl w:ilvl="1">
+        <w:numFmt w:val="bullet"/>
+        <w:lvlText w:val=""/>
+        <w:lvlJc w:val="left"/>
+        <w:pPr>
+          <w:tabs>
+            <w:tab w:val="num" w:pos="1440"/>
+          </w:tabs>
+          <w:ind w:left="1440" w:hanging="360"/>
+        </w:pPr>
+        <w:rPr>
+          <w:rFonts w:ascii="Symbol" w:hAnsi="Symbol" w:hint="default"/>
+          <w:sz w:val="20"/>
+        </w:rPr>
+      </w:lvl>
+    </w:lvlOverride>
+  </w:num>
+  <w:num w:numId="358" w16cid:durableId="1381590890">
+    <w:abstractNumId w:val="204"/>
+    <w:lvlOverride w:ilvl="1">
+      <w:lvl w:ilvl="1">
+        <w:numFmt w:val="bullet"/>
+        <w:lvlText w:val=""/>
+        <w:lvlJc w:val="left"/>
+        <w:pPr>
+          <w:tabs>
+            <w:tab w:val="num" w:pos="1440"/>
+          </w:tabs>
+          <w:ind w:left="1440" w:hanging="360"/>
+        </w:pPr>
+        <w:rPr>
+          <w:rFonts w:ascii="Symbol" w:hAnsi="Symbol" w:hint="default"/>
+          <w:sz w:val="20"/>
+        </w:rPr>
+      </w:lvl>
+    </w:lvlOverride>
+  </w:num>
+  <w:num w:numId="359" w16cid:durableId="1474562395">
+    <w:abstractNumId w:val="204"/>
+    <w:lvlOverride w:ilvl="1">
+      <w:lvl w:ilvl="1">
+        <w:numFmt w:val="bullet"/>
+        <w:lvlText w:val=""/>
+        <w:lvlJc w:val="left"/>
+        <w:pPr>
+          <w:tabs>
+            <w:tab w:val="num" w:pos="1440"/>
+          </w:tabs>
+          <w:ind w:left="1440" w:hanging="360"/>
+        </w:pPr>
+        <w:rPr>
+          <w:rFonts w:ascii="Symbol" w:hAnsi="Symbol" w:hint="default"/>
+          <w:sz w:val="20"/>
+        </w:rPr>
+      </w:lvl>
+    </w:lvlOverride>
+  </w:num>
+  <w:num w:numId="360" w16cid:durableId="1721904938">
+    <w:abstractNumId w:val="204"/>
+    <w:lvlOverride w:ilvl="1">
+      <w:lvl w:ilvl="1">
+        <w:numFmt w:val="bullet"/>
+        <w:lvlText w:val=""/>
+        <w:lvlJc w:val="left"/>
+        <w:pPr>
+          <w:tabs>
+            <w:tab w:val="num" w:pos="1440"/>
+          </w:tabs>
+          <w:ind w:left="1440" w:hanging="360"/>
+        </w:pPr>
+        <w:rPr>
+          <w:rFonts w:ascii="Symbol" w:hAnsi="Symbol" w:hint="default"/>
+          <w:sz w:val="20"/>
+        </w:rPr>
+      </w:lvl>
+    </w:lvlOverride>
+  </w:num>
+  <w:num w:numId="361" w16cid:durableId="179785792">
+    <w:abstractNumId w:val="204"/>
+    <w:lvlOverride w:ilvl="1">
+      <w:lvl w:ilvl="1">
+        <w:numFmt w:val="bullet"/>
+        <w:lvlText w:val=""/>
+        <w:lvlJc w:val="left"/>
+        <w:pPr>
+          <w:tabs>
+            <w:tab w:val="num" w:pos="1440"/>
+          </w:tabs>
+          <w:ind w:left="1440" w:hanging="360"/>
+        </w:pPr>
+        <w:rPr>
+          <w:rFonts w:ascii="Symbol" w:hAnsi="Symbol" w:hint="default"/>
+          <w:sz w:val="20"/>
+        </w:rPr>
+      </w:lvl>
+    </w:lvlOverride>
+  </w:num>
+  <w:num w:numId="362" w16cid:durableId="822282911">
+    <w:abstractNumId w:val="204"/>
+    <w:lvlOverride w:ilvl="1">
+      <w:lvl w:ilvl="1">
+        <w:numFmt w:val="bullet"/>
+        <w:lvlText w:val=""/>
+        <w:lvlJc w:val="left"/>
+        <w:pPr>
+          <w:tabs>
+            <w:tab w:val="num" w:pos="1440"/>
+          </w:tabs>
+          <w:ind w:left="1440" w:hanging="360"/>
+        </w:pPr>
+        <w:rPr>
+          <w:rFonts w:ascii="Symbol" w:hAnsi="Symbol" w:hint="default"/>
+          <w:sz w:val="20"/>
+        </w:rPr>
+      </w:lvl>
+    </w:lvlOverride>
+  </w:num>
+  <w:num w:numId="363" w16cid:durableId="1525944486">
+    <w:abstractNumId w:val="208"/>
+  </w:num>
+  <w:num w:numId="364" w16cid:durableId="121389017">
+    <w:abstractNumId w:val="246"/>
+  </w:num>
+  <w:num w:numId="365" w16cid:durableId="670328241">
+    <w:abstractNumId w:val="246"/>
+    <w:lvlOverride w:ilvl="1">
+      <w:lvl w:ilvl="1">
+        <w:numFmt w:val="bullet"/>
+        <w:lvlText w:val=""/>
+        <w:lvlJc w:val="left"/>
+        <w:pPr>
+          <w:tabs>
+            <w:tab w:val="num" w:pos="1440"/>
+          </w:tabs>
+          <w:ind w:left="1440" w:hanging="360"/>
+        </w:pPr>
+        <w:rPr>
+          <w:rFonts w:ascii="Symbol" w:hAnsi="Symbol" w:hint="default"/>
+          <w:sz w:val="20"/>
+        </w:rPr>
+      </w:lvl>
+    </w:lvlOverride>
+  </w:num>
+  <w:num w:numId="366" w16cid:durableId="147673844">
+    <w:abstractNumId w:val="246"/>
+    <w:lvlOverride w:ilvl="1">
+      <w:lvl w:ilvl="1">
+        <w:numFmt w:val="bullet"/>
+        <w:lvlText w:val=""/>
+        <w:lvlJc w:val="left"/>
+        <w:pPr>
+          <w:tabs>
+            <w:tab w:val="num" w:pos="1440"/>
+          </w:tabs>
+          <w:ind w:left="1440" w:hanging="360"/>
+        </w:pPr>
+        <w:rPr>
+          <w:rFonts w:ascii="Symbol" w:hAnsi="Symbol" w:hint="default"/>
+          <w:sz w:val="20"/>
+        </w:rPr>
+      </w:lvl>
+    </w:lvlOverride>
+  </w:num>
+  <w:num w:numId="367" w16cid:durableId="440804537">
+    <w:abstractNumId w:val="174"/>
+  </w:num>
+  <w:num w:numId="368" w16cid:durableId="104272455">
+    <w:abstractNumId w:val="174"/>
+    <w:lvlOverride w:ilvl="1">
+      <w:lvl w:ilvl="1">
+        <w:numFmt w:val="bullet"/>
+        <w:lvlText w:val=""/>
+        <w:lvlJc w:val="left"/>
+        <w:pPr>
+          <w:tabs>
+            <w:tab w:val="num" w:pos="1440"/>
+          </w:tabs>
+          <w:ind w:left="1440" w:hanging="360"/>
+        </w:pPr>
+        <w:rPr>
+          <w:rFonts w:ascii="Symbol" w:hAnsi="Symbol" w:hint="default"/>
+          <w:sz w:val="20"/>
+        </w:rPr>
+      </w:lvl>
+    </w:lvlOverride>
+  </w:num>
+  <w:num w:numId="369" w16cid:durableId="1089039473">
+    <w:abstractNumId w:val="174"/>
+    <w:lvlOverride w:ilvl="1">
+      <w:lvl w:ilvl="1">
+        <w:numFmt w:val="bullet"/>
+        <w:lvlText w:val=""/>
+        <w:lvlJc w:val="left"/>
+        <w:pPr>
+          <w:tabs>
+            <w:tab w:val="num" w:pos="1440"/>
+          </w:tabs>
+          <w:ind w:left="1440" w:hanging="360"/>
+        </w:pPr>
+        <w:rPr>
+          <w:rFonts w:ascii="Symbol" w:hAnsi="Symbol" w:hint="default"/>
+          <w:sz w:val="20"/>
+        </w:rPr>
+      </w:lvl>
+    </w:lvlOverride>
+  </w:num>
+  <w:num w:numId="370" w16cid:durableId="1605722484">
+    <w:abstractNumId w:val="174"/>
+    <w:lvlOverride w:ilvl="1">
+      <w:lvl w:ilvl="1">
+        <w:numFmt w:val="bullet"/>
+        <w:lvlText w:val=""/>
+        <w:lvlJc w:val="left"/>
+        <w:pPr>
+          <w:tabs>
+            <w:tab w:val="num" w:pos="1440"/>
+          </w:tabs>
+          <w:ind w:left="1440" w:hanging="360"/>
+        </w:pPr>
+        <w:rPr>
+          <w:rFonts w:ascii="Symbol" w:hAnsi="Symbol" w:hint="default"/>
+          <w:sz w:val="20"/>
+        </w:rPr>
+      </w:lvl>
+    </w:lvlOverride>
+  </w:num>
+  <w:num w:numId="371" w16cid:durableId="1788115749">
+    <w:abstractNumId w:val="174"/>
+    <w:lvlOverride w:ilvl="1">
+      <w:lvl w:ilvl="1">
+        <w:numFmt w:val="bullet"/>
+        <w:lvlText w:val=""/>
+        <w:lvlJc w:val="left"/>
+        <w:pPr>
+          <w:tabs>
+            <w:tab w:val="num" w:pos="1440"/>
+          </w:tabs>
+          <w:ind w:left="1440" w:hanging="360"/>
+        </w:pPr>
+        <w:rPr>
+          <w:rFonts w:ascii="Symbol" w:hAnsi="Symbol" w:hint="default"/>
+          <w:sz w:val="20"/>
+        </w:rPr>
+      </w:lvl>
+    </w:lvlOverride>
+  </w:num>
+  <w:num w:numId="372" w16cid:durableId="389964750">
+    <w:abstractNumId w:val="174"/>
+    <w:lvlOverride w:ilvl="1">
+      <w:lvl w:ilvl="1">
+        <w:numFmt w:val="bullet"/>
+        <w:lvlText w:val=""/>
+        <w:lvlJc w:val="left"/>
+        <w:pPr>
+          <w:tabs>
+            <w:tab w:val="num" w:pos="1440"/>
+          </w:tabs>
+          <w:ind w:left="1440" w:hanging="360"/>
+        </w:pPr>
+        <w:rPr>
+          <w:rFonts w:ascii="Symbol" w:hAnsi="Symbol" w:hint="default"/>
+          <w:sz w:val="20"/>
+        </w:rPr>
+      </w:lvl>
+    </w:lvlOverride>
+  </w:num>
+  <w:num w:numId="373" w16cid:durableId="1775900948">
+    <w:abstractNumId w:val="174"/>
+    <w:lvlOverride w:ilvl="1">
+      <w:lvl w:ilvl="1">
+        <w:numFmt w:val="bullet"/>
+        <w:lvlText w:val=""/>
+        <w:lvlJc w:val="left"/>
+        <w:pPr>
+          <w:tabs>
+            <w:tab w:val="num" w:pos="1440"/>
+          </w:tabs>
+          <w:ind w:left="1440" w:hanging="360"/>
+        </w:pPr>
+        <w:rPr>
+          <w:rFonts w:ascii="Symbol" w:hAnsi="Symbol" w:hint="default"/>
+          <w:sz w:val="20"/>
+        </w:rPr>
+      </w:lvl>
+    </w:lvlOverride>
+  </w:num>
+  <w:num w:numId="374" w16cid:durableId="1583833744">
+    <w:abstractNumId w:val="174"/>
+    <w:lvlOverride w:ilvl="1">
+      <w:lvl w:ilvl="1">
+        <w:numFmt w:val="bullet"/>
+        <w:lvlText w:val=""/>
+        <w:lvlJc w:val="left"/>
+        <w:pPr>
+          <w:tabs>
+            <w:tab w:val="num" w:pos="1440"/>
+          </w:tabs>
+          <w:ind w:left="1440" w:hanging="360"/>
+        </w:pPr>
+        <w:rPr>
+          <w:rFonts w:ascii="Symbol" w:hAnsi="Symbol" w:hint="default"/>
+          <w:sz w:val="20"/>
+        </w:rPr>
+      </w:lvl>
+    </w:lvlOverride>
+  </w:num>
+  <w:num w:numId="375" w16cid:durableId="57016376">
+    <w:abstractNumId w:val="174"/>
+    <w:lvlOverride w:ilvl="1">
+      <w:lvl w:ilvl="1">
+        <w:numFmt w:val="bullet"/>
+        <w:lvlText w:val=""/>
+        <w:lvlJc w:val="left"/>
+        <w:pPr>
+          <w:tabs>
+            <w:tab w:val="num" w:pos="1440"/>
+          </w:tabs>
+          <w:ind w:left="1440" w:hanging="360"/>
+        </w:pPr>
+        <w:rPr>
+          <w:rFonts w:ascii="Symbol" w:hAnsi="Symbol" w:hint="default"/>
+          <w:sz w:val="20"/>
+        </w:rPr>
+      </w:lvl>
+    </w:lvlOverride>
+  </w:num>
+  <w:num w:numId="376" w16cid:durableId="986782883">
+    <w:abstractNumId w:val="174"/>
+    <w:lvlOverride w:ilvl="1">
+      <w:lvl w:ilvl="1">
+        <w:numFmt w:val="bullet"/>
+        <w:lvlText w:val=""/>
+        <w:lvlJc w:val="left"/>
+        <w:pPr>
+          <w:tabs>
+            <w:tab w:val="num" w:pos="1440"/>
+          </w:tabs>
+          <w:ind w:left="1440" w:hanging="360"/>
+        </w:pPr>
+        <w:rPr>
+          <w:rFonts w:ascii="Symbol" w:hAnsi="Symbol" w:hint="default"/>
+          <w:sz w:val="20"/>
+        </w:rPr>
+      </w:lvl>
+    </w:lvlOverride>
+  </w:num>
+  <w:num w:numId="377" w16cid:durableId="1145707253">
+    <w:abstractNumId w:val="35"/>
+  </w:num>
+  <w:num w:numId="378" w16cid:durableId="2126994386">
+    <w:abstractNumId w:val="35"/>
+    <w:lvlOverride w:ilvl="1">
+      <w:lvl w:ilvl="1">
+        <w:numFmt w:val="bullet"/>
+        <w:lvlText w:val=""/>
+        <w:lvlJc w:val="left"/>
+        <w:pPr>
+          <w:tabs>
+            <w:tab w:val="num" w:pos="1440"/>
+          </w:tabs>
+          <w:ind w:left="1440" w:hanging="360"/>
+        </w:pPr>
+        <w:rPr>
+          <w:rFonts w:ascii="Symbol" w:hAnsi="Symbol" w:hint="default"/>
+          <w:sz w:val="20"/>
+        </w:rPr>
+      </w:lvl>
+    </w:lvlOverride>
+  </w:num>
+  <w:num w:numId="379" w16cid:durableId="701247373">
+    <w:abstractNumId w:val="35"/>
+    <w:lvlOverride w:ilvl="1">
+      <w:lvl w:ilvl="1">
+        <w:numFmt w:val="bullet"/>
+        <w:lvlText w:val=""/>
+        <w:lvlJc w:val="left"/>
+        <w:pPr>
+          <w:tabs>
+            <w:tab w:val="num" w:pos="1440"/>
+          </w:tabs>
+          <w:ind w:left="1440" w:hanging="360"/>
+        </w:pPr>
+        <w:rPr>
+          <w:rFonts w:ascii="Symbol" w:hAnsi="Symbol" w:hint="default"/>
+          <w:sz w:val="20"/>
+        </w:rPr>
+      </w:lvl>
+    </w:lvlOverride>
+  </w:num>
+  <w:num w:numId="380" w16cid:durableId="1673216561">
+    <w:abstractNumId w:val="35"/>
+    <w:lvlOverride w:ilvl="1">
+      <w:lvl w:ilvl="1">
+        <w:numFmt w:val="bullet"/>
+        <w:lvlText w:val=""/>
+        <w:lvlJc w:val="left"/>
+        <w:pPr>
+          <w:tabs>
+            <w:tab w:val="num" w:pos="1440"/>
+          </w:tabs>
+          <w:ind w:left="1440" w:hanging="360"/>
+        </w:pPr>
+        <w:rPr>
+          <w:rFonts w:ascii="Symbol" w:hAnsi="Symbol" w:hint="default"/>
+          <w:sz w:val="20"/>
+        </w:rPr>
+      </w:lvl>
+    </w:lvlOverride>
+  </w:num>
+  <w:num w:numId="381" w16cid:durableId="65304410">
+    <w:abstractNumId w:val="207"/>
+  </w:num>
+  <w:num w:numId="382" w16cid:durableId="33699091">
+    <w:abstractNumId w:val="207"/>
+    <w:lvlOverride w:ilvl="1">
+      <w:lvl w:ilvl="1">
+        <w:numFmt w:val="bullet"/>
+        <w:lvlText w:val=""/>
+        <w:lvlJc w:val="left"/>
+        <w:pPr>
+          <w:tabs>
+            <w:tab w:val="num" w:pos="1440"/>
+          </w:tabs>
+          <w:ind w:left="1440" w:hanging="360"/>
+        </w:pPr>
+        <w:rPr>
+          <w:rFonts w:ascii="Symbol" w:hAnsi="Symbol" w:hint="default"/>
+          <w:sz w:val="20"/>
+        </w:rPr>
+      </w:lvl>
+    </w:lvlOverride>
+  </w:num>
+  <w:num w:numId="383" w16cid:durableId="344136954">
+    <w:abstractNumId w:val="207"/>
+    <w:lvlOverride w:ilvl="1">
+      <w:lvl w:ilvl="1">
+        <w:numFmt w:val="bullet"/>
+        <w:lvlText w:val=""/>
+        <w:lvlJc w:val="left"/>
+        <w:pPr>
+          <w:tabs>
+            <w:tab w:val="num" w:pos="1440"/>
+          </w:tabs>
+          <w:ind w:left="1440" w:hanging="360"/>
+        </w:pPr>
+        <w:rPr>
+          <w:rFonts w:ascii="Symbol" w:hAnsi="Symbol" w:hint="default"/>
+          <w:sz w:val="20"/>
+        </w:rPr>
+      </w:lvl>
+    </w:lvlOverride>
+  </w:num>
+  <w:num w:numId="384" w16cid:durableId="1588155773">
+    <w:abstractNumId w:val="118"/>
+  </w:num>
+  <w:num w:numId="385" w16cid:durableId="390619000">
+    <w:abstractNumId w:val="168"/>
+  </w:num>
+  <w:num w:numId="386" w16cid:durableId="1930968399">
+    <w:abstractNumId w:val="146"/>
+  </w:num>
+  <w:num w:numId="387" w16cid:durableId="1541816291">
+    <w:abstractNumId w:val="146"/>
+    <w:lvlOverride w:ilvl="1">
+      <w:lvl w:ilvl="1">
+        <w:numFmt w:val="bullet"/>
+        <w:lvlText w:val=""/>
+        <w:lvlJc w:val="left"/>
+        <w:pPr>
+          <w:tabs>
+            <w:tab w:val="num" w:pos="1440"/>
+          </w:tabs>
+          <w:ind w:left="1440" w:hanging="360"/>
+        </w:pPr>
+        <w:rPr>
+          <w:rFonts w:ascii="Symbol" w:hAnsi="Symbol" w:hint="default"/>
+          <w:sz w:val="20"/>
+        </w:rPr>
+      </w:lvl>
+    </w:lvlOverride>
+  </w:num>
+  <w:num w:numId="388" w16cid:durableId="559946744">
+    <w:abstractNumId w:val="146"/>
+    <w:lvlOverride w:ilvl="1">
+      <w:lvl w:ilvl="1">
+        <w:numFmt w:val="bullet"/>
+        <w:lvlText w:val=""/>
+        <w:lvlJc w:val="left"/>
+        <w:pPr>
+          <w:tabs>
+            <w:tab w:val="num" w:pos="1440"/>
+          </w:tabs>
+          <w:ind w:left="1440" w:hanging="360"/>
+        </w:pPr>
+        <w:rPr>
+          <w:rFonts w:ascii="Symbol" w:hAnsi="Symbol" w:hint="default"/>
+          <w:sz w:val="20"/>
+        </w:rPr>
+      </w:lvl>
+    </w:lvlOverride>
+  </w:num>
+  <w:num w:numId="389" w16cid:durableId="239028179">
+    <w:abstractNumId w:val="146"/>
+    <w:lvlOverride w:ilvl="1">
+      <w:lvl w:ilvl="1">
+        <w:numFmt w:val="bullet"/>
+        <w:lvlText w:val=""/>
+        <w:lvlJc w:val="left"/>
+        <w:pPr>
+          <w:tabs>
+            <w:tab w:val="num" w:pos="1440"/>
+          </w:tabs>
+          <w:ind w:left="1440" w:hanging="360"/>
+        </w:pPr>
+        <w:rPr>
+          <w:rFonts w:ascii="Symbol" w:hAnsi="Symbol" w:hint="default"/>
+          <w:sz w:val="20"/>
+        </w:rPr>
+      </w:lvl>
+    </w:lvlOverride>
+  </w:num>
+  <w:num w:numId="390" w16cid:durableId="1118765582">
+    <w:abstractNumId w:val="146"/>
+    <w:lvlOverride w:ilvl="1">
+      <w:lvl w:ilvl="1">
+        <w:numFmt w:val="bullet"/>
+        <w:lvlText w:val=""/>
+        <w:lvlJc w:val="left"/>
+        <w:pPr>
+          <w:tabs>
+            <w:tab w:val="num" w:pos="1440"/>
+          </w:tabs>
+          <w:ind w:left="1440" w:hanging="360"/>
+        </w:pPr>
+        <w:rPr>
+          <w:rFonts w:ascii="Symbol" w:hAnsi="Symbol" w:hint="default"/>
+          <w:sz w:val="20"/>
+        </w:rPr>
+      </w:lvl>
+    </w:lvlOverride>
+  </w:num>
+  <w:num w:numId="391" w16cid:durableId="1870602126">
+    <w:abstractNumId w:val="146"/>
+    <w:lvlOverride w:ilvl="1">
+      <w:lvl w:ilvl="1">
+        <w:numFmt w:val="bullet"/>
+        <w:lvlText w:val=""/>
+        <w:lvlJc w:val="left"/>
+        <w:pPr>
+          <w:tabs>
+            <w:tab w:val="num" w:pos="1440"/>
+          </w:tabs>
+          <w:ind w:left="1440" w:hanging="360"/>
+        </w:pPr>
+        <w:rPr>
+          <w:rFonts w:ascii="Symbol" w:hAnsi="Symbol" w:hint="default"/>
+          <w:sz w:val="20"/>
+        </w:rPr>
+      </w:lvl>
+    </w:lvlOverride>
+  </w:num>
+  <w:num w:numId="392" w16cid:durableId="545215514">
+    <w:abstractNumId w:val="146"/>
+    <w:lvlOverride w:ilvl="1">
+      <w:lvl w:ilvl="1">
+        <w:numFmt w:val="bullet"/>
+        <w:lvlText w:val=""/>
+        <w:lvlJc w:val="left"/>
+        <w:pPr>
+          <w:tabs>
+            <w:tab w:val="num" w:pos="1440"/>
+          </w:tabs>
+          <w:ind w:left="1440" w:hanging="360"/>
+        </w:pPr>
+        <w:rPr>
+          <w:rFonts w:ascii="Symbol" w:hAnsi="Symbol" w:hint="default"/>
+          <w:sz w:val="20"/>
+        </w:rPr>
+      </w:lvl>
+    </w:lvlOverride>
+  </w:num>
+  <w:num w:numId="393" w16cid:durableId="309671589">
+    <w:abstractNumId w:val="158"/>
+  </w:num>
+  <w:num w:numId="394" w16cid:durableId="1675105648">
+    <w:abstractNumId w:val="158"/>
+    <w:lvlOverride w:ilvl="1">
+      <w:lvl w:ilvl="1">
+        <w:numFmt w:val="bullet"/>
+        <w:lvlText w:val=""/>
+        <w:lvlJc w:val="left"/>
+        <w:pPr>
+          <w:tabs>
+            <w:tab w:val="num" w:pos="1440"/>
+          </w:tabs>
+          <w:ind w:left="1440" w:hanging="360"/>
+        </w:pPr>
+        <w:rPr>
+          <w:rFonts w:ascii="Symbol" w:hAnsi="Symbol" w:hint="default"/>
+          <w:sz w:val="20"/>
+        </w:rPr>
+      </w:lvl>
+    </w:lvlOverride>
+  </w:num>
+  <w:num w:numId="395" w16cid:durableId="1326322710">
+    <w:abstractNumId w:val="158"/>
+    <w:lvlOverride w:ilvl="1">
+      <w:lvl w:ilvl="1">
+        <w:numFmt w:val="bullet"/>
+        <w:lvlText w:val=""/>
+        <w:lvlJc w:val="left"/>
+        <w:pPr>
+          <w:tabs>
+            <w:tab w:val="num" w:pos="1440"/>
+          </w:tabs>
+          <w:ind w:left="1440" w:hanging="360"/>
+        </w:pPr>
+        <w:rPr>
+          <w:rFonts w:ascii="Symbol" w:hAnsi="Symbol" w:hint="default"/>
+          <w:sz w:val="20"/>
+        </w:rPr>
+      </w:lvl>
+    </w:lvlOverride>
+  </w:num>
+  <w:num w:numId="396" w16cid:durableId="43871617">
+    <w:abstractNumId w:val="158"/>
+    <w:lvlOverride w:ilvl="1">
+      <w:lvl w:ilvl="1">
+        <w:numFmt w:val="bullet"/>
+        <w:lvlText w:val=""/>
+        <w:lvlJc w:val="left"/>
+        <w:pPr>
+          <w:tabs>
+            <w:tab w:val="num" w:pos="1440"/>
+          </w:tabs>
+          <w:ind w:left="1440" w:hanging="360"/>
+        </w:pPr>
+        <w:rPr>
+          <w:rFonts w:ascii="Symbol" w:hAnsi="Symbol" w:hint="default"/>
+          <w:sz w:val="20"/>
+        </w:rPr>
+      </w:lvl>
+    </w:lvlOverride>
+  </w:num>
+  <w:num w:numId="397" w16cid:durableId="56630912">
+    <w:abstractNumId w:val="59"/>
+  </w:num>
+  <w:num w:numId="398" w16cid:durableId="57634753">
+    <w:abstractNumId w:val="59"/>
+    <w:lvlOverride w:ilvl="1">
+      <w:lvl w:ilvl="1">
+        <w:numFmt w:val="bullet"/>
+        <w:lvlText w:val=""/>
+        <w:lvlJc w:val="left"/>
+        <w:pPr>
+          <w:tabs>
+            <w:tab w:val="num" w:pos="1440"/>
+          </w:tabs>
+          <w:ind w:left="1440" w:hanging="360"/>
+        </w:pPr>
+        <w:rPr>
+          <w:rFonts w:ascii="Symbol" w:hAnsi="Symbol" w:hint="default"/>
+          <w:sz w:val="20"/>
+        </w:rPr>
+      </w:lvl>
+    </w:lvlOverride>
+  </w:num>
+  <w:num w:numId="399" w16cid:durableId="1512449335">
+    <w:abstractNumId w:val="59"/>
+    <w:lvlOverride w:ilvl="1">
+      <w:lvl w:ilvl="1">
+        <w:numFmt w:val="bullet"/>
+        <w:lvlText w:val=""/>
+        <w:lvlJc w:val="left"/>
+        <w:pPr>
+          <w:tabs>
+            <w:tab w:val="num" w:pos="1440"/>
+          </w:tabs>
+          <w:ind w:left="1440" w:hanging="360"/>
+        </w:pPr>
+        <w:rPr>
+          <w:rFonts w:ascii="Symbol" w:hAnsi="Symbol" w:hint="default"/>
+          <w:sz w:val="20"/>
+        </w:rPr>
+      </w:lvl>
+    </w:lvlOverride>
+  </w:num>
+  <w:num w:numId="400" w16cid:durableId="923151925">
+    <w:abstractNumId w:val="59"/>
+    <w:lvlOverride w:ilvl="1">
+      <w:lvl w:ilvl="1">
+        <w:numFmt w:val="bullet"/>
+        <w:lvlText w:val=""/>
+        <w:lvlJc w:val="left"/>
+        <w:pPr>
+          <w:tabs>
+            <w:tab w:val="num" w:pos="1440"/>
+          </w:tabs>
+          <w:ind w:left="1440" w:hanging="360"/>
+        </w:pPr>
+        <w:rPr>
+          <w:rFonts w:ascii="Symbol" w:hAnsi="Symbol" w:hint="default"/>
+          <w:sz w:val="20"/>
+        </w:rPr>
+      </w:lvl>
+    </w:lvlOverride>
+  </w:num>
+  <w:num w:numId="401" w16cid:durableId="88548508">
+    <w:abstractNumId w:val="75"/>
+  </w:num>
+  <w:num w:numId="402" w16cid:durableId="1965621888">
+    <w:abstractNumId w:val="75"/>
+    <w:lvlOverride w:ilvl="1">
+      <w:lvl w:ilvl="1">
+        <w:numFmt w:val="bullet"/>
+        <w:lvlText w:val=""/>
+        <w:lvlJc w:val="left"/>
+        <w:pPr>
+          <w:tabs>
+            <w:tab w:val="num" w:pos="1440"/>
+          </w:tabs>
+          <w:ind w:left="1440" w:hanging="360"/>
+        </w:pPr>
+        <w:rPr>
+          <w:rFonts w:ascii="Symbol" w:hAnsi="Symbol" w:hint="default"/>
+          <w:sz w:val="20"/>
+        </w:rPr>
+      </w:lvl>
+    </w:lvlOverride>
+  </w:num>
+  <w:num w:numId="403" w16cid:durableId="1600677030">
+    <w:abstractNumId w:val="75"/>
+    <w:lvlOverride w:ilvl="1">
+      <w:lvl w:ilvl="1">
+        <w:numFmt w:val="bullet"/>
+        <w:lvlText w:val=""/>
+        <w:lvlJc w:val="left"/>
+        <w:pPr>
+          <w:tabs>
+            <w:tab w:val="num" w:pos="1440"/>
+          </w:tabs>
+          <w:ind w:left="1440" w:hanging="360"/>
+        </w:pPr>
+        <w:rPr>
+          <w:rFonts w:ascii="Symbol" w:hAnsi="Symbol" w:hint="default"/>
+          <w:sz w:val="20"/>
+        </w:rPr>
+      </w:lvl>
+    </w:lvlOverride>
+  </w:num>
+  <w:num w:numId="404" w16cid:durableId="1830360738">
+    <w:abstractNumId w:val="75"/>
+    <w:lvlOverride w:ilvl="1">
+      <w:lvl w:ilvl="1">
+        <w:numFmt w:val="bullet"/>
+        <w:lvlText w:val=""/>
+        <w:lvlJc w:val="left"/>
+        <w:pPr>
+          <w:tabs>
+            <w:tab w:val="num" w:pos="1440"/>
+          </w:tabs>
+          <w:ind w:left="1440" w:hanging="360"/>
+        </w:pPr>
+        <w:rPr>
+          <w:rFonts w:ascii="Symbol" w:hAnsi="Symbol" w:hint="default"/>
+          <w:sz w:val="20"/>
+        </w:rPr>
+      </w:lvl>
+    </w:lvlOverride>
+  </w:num>
+  <w:num w:numId="405" w16cid:durableId="119032923">
+    <w:abstractNumId w:val="71"/>
+  </w:num>
+  <w:num w:numId="406" w16cid:durableId="210576965">
+    <w:abstractNumId w:val="71"/>
+    <w:lvlOverride w:ilvl="1">
+      <w:lvl w:ilvl="1">
+        <w:numFmt w:val="bullet"/>
+        <w:lvlText w:val=""/>
+        <w:lvlJc w:val="left"/>
+        <w:pPr>
+          <w:tabs>
+            <w:tab w:val="num" w:pos="1440"/>
+          </w:tabs>
+          <w:ind w:left="1440" w:hanging="360"/>
+        </w:pPr>
+        <w:rPr>
+          <w:rFonts w:ascii="Symbol" w:hAnsi="Symbol" w:hint="default"/>
+          <w:sz w:val="20"/>
+        </w:rPr>
+      </w:lvl>
+    </w:lvlOverride>
+  </w:num>
+  <w:num w:numId="407" w16cid:durableId="790708232">
+    <w:abstractNumId w:val="71"/>
+    <w:lvlOverride w:ilvl="1">
+      <w:lvl w:ilvl="1">
+        <w:numFmt w:val="bullet"/>
+        <w:lvlText w:val=""/>
+        <w:lvlJc w:val="left"/>
+        <w:pPr>
+          <w:tabs>
+            <w:tab w:val="num" w:pos="1440"/>
+          </w:tabs>
+          <w:ind w:left="1440" w:hanging="360"/>
+        </w:pPr>
+        <w:rPr>
+          <w:rFonts w:ascii="Symbol" w:hAnsi="Symbol" w:hint="default"/>
+          <w:sz w:val="20"/>
+        </w:rPr>
+      </w:lvl>
+    </w:lvlOverride>
+  </w:num>
+  <w:num w:numId="408" w16cid:durableId="323825708">
+    <w:abstractNumId w:val="71"/>
+    <w:lvlOverride w:ilvl="1">
+      <w:lvl w:ilvl="1">
+        <w:numFmt w:val="bullet"/>
+        <w:lvlText w:val=""/>
+        <w:lvlJc w:val="left"/>
+        <w:pPr>
+          <w:tabs>
+            <w:tab w:val="num" w:pos="1440"/>
+          </w:tabs>
+          <w:ind w:left="1440" w:hanging="360"/>
+        </w:pPr>
+        <w:rPr>
+          <w:rFonts w:ascii="Symbol" w:hAnsi="Symbol" w:hint="default"/>
+          <w:sz w:val="20"/>
+        </w:rPr>
+      </w:lvl>
+    </w:lvlOverride>
+  </w:num>
+  <w:num w:numId="409" w16cid:durableId="168637425">
+    <w:abstractNumId w:val="159"/>
+  </w:num>
+  <w:num w:numId="410" w16cid:durableId="451897618">
+    <w:abstractNumId w:val="199"/>
+  </w:num>
+  <w:num w:numId="411" w16cid:durableId="975717288">
+    <w:abstractNumId w:val="199"/>
+    <w:lvlOverride w:ilvl="1">
+      <w:lvl w:ilvl="1">
+        <w:numFmt w:val="bullet"/>
+        <w:lvlText w:val=""/>
+        <w:lvlJc w:val="left"/>
+        <w:pPr>
+          <w:tabs>
+            <w:tab w:val="num" w:pos="1440"/>
+          </w:tabs>
+          <w:ind w:left="1440" w:hanging="360"/>
+        </w:pPr>
+        <w:rPr>
+          <w:rFonts w:ascii="Symbol" w:hAnsi="Symbol" w:hint="default"/>
+          <w:sz w:val="20"/>
+        </w:rPr>
+      </w:lvl>
+    </w:lvlOverride>
+  </w:num>
+  <w:num w:numId="412" w16cid:durableId="567880089">
+    <w:abstractNumId w:val="199"/>
+    <w:lvlOverride w:ilvl="1">
+      <w:lvl w:ilvl="1">
+        <w:numFmt w:val="bullet"/>
+        <w:lvlText w:val=""/>
+        <w:lvlJc w:val="left"/>
+        <w:pPr>
+          <w:tabs>
+            <w:tab w:val="num" w:pos="1440"/>
+          </w:tabs>
+          <w:ind w:left="1440" w:hanging="360"/>
+        </w:pPr>
+        <w:rPr>
+          <w:rFonts w:ascii="Symbol" w:hAnsi="Symbol" w:hint="default"/>
+          <w:sz w:val="20"/>
+        </w:rPr>
+      </w:lvl>
+    </w:lvlOverride>
+  </w:num>
+  <w:num w:numId="413" w16cid:durableId="139032186">
+    <w:abstractNumId w:val="199"/>
+    <w:lvlOverride w:ilvl="1">
+      <w:lvl w:ilvl="1">
+        <w:numFmt w:val="bullet"/>
+        <w:lvlText w:val=""/>
+        <w:lvlJc w:val="left"/>
+        <w:pPr>
+          <w:tabs>
+            <w:tab w:val="num" w:pos="1440"/>
+          </w:tabs>
+          <w:ind w:left="1440" w:hanging="360"/>
+        </w:pPr>
+        <w:rPr>
+          <w:rFonts w:ascii="Symbol" w:hAnsi="Symbol" w:hint="default"/>
+          <w:sz w:val="20"/>
+        </w:rPr>
+      </w:lvl>
+    </w:lvlOverride>
+  </w:num>
+  <w:num w:numId="414" w16cid:durableId="1200895258">
+    <w:abstractNumId w:val="199"/>
+    <w:lvlOverride w:ilvl="1">
+      <w:lvl w:ilvl="1">
+        <w:numFmt w:val="bullet"/>
+        <w:lvlText w:val=""/>
+        <w:lvlJc w:val="left"/>
+        <w:pPr>
+          <w:tabs>
+            <w:tab w:val="num" w:pos="1440"/>
+          </w:tabs>
+          <w:ind w:left="1440" w:hanging="360"/>
+        </w:pPr>
+        <w:rPr>
+          <w:rFonts w:ascii="Symbol" w:hAnsi="Symbol" w:hint="default"/>
+          <w:sz w:val="20"/>
+        </w:rPr>
+      </w:lvl>
+    </w:lvlOverride>
+  </w:num>
+  <w:num w:numId="415" w16cid:durableId="1534031402">
+    <w:abstractNumId w:val="199"/>
+    <w:lvlOverride w:ilvl="1">
+      <w:lvl w:ilvl="1">
+        <w:numFmt w:val="bullet"/>
+        <w:lvlText w:val=""/>
+        <w:lvlJc w:val="left"/>
+        <w:pPr>
+          <w:tabs>
+            <w:tab w:val="num" w:pos="1440"/>
+          </w:tabs>
+          <w:ind w:left="1440" w:hanging="360"/>
+        </w:pPr>
+        <w:rPr>
+          <w:rFonts w:ascii="Symbol" w:hAnsi="Symbol" w:hint="default"/>
+          <w:sz w:val="20"/>
+        </w:rPr>
+      </w:lvl>
+    </w:lvlOverride>
+  </w:num>
+  <w:num w:numId="416" w16cid:durableId="306133919">
+    <w:abstractNumId w:val="167"/>
+  </w:num>
+  <w:num w:numId="417" w16cid:durableId="754471240">
+    <w:abstractNumId w:val="130"/>
+  </w:num>
+  <w:num w:numId="418" w16cid:durableId="1618828123">
+    <w:abstractNumId w:val="238"/>
+  </w:num>
+  <w:num w:numId="419" w16cid:durableId="371350015">
+    <w:abstractNumId w:val="238"/>
+    <w:lvlOverride w:ilvl="1">
+      <w:lvl w:ilvl="1">
+        <w:numFmt w:val="bullet"/>
+        <w:lvlText w:val=""/>
+        <w:lvlJc w:val="left"/>
+        <w:pPr>
+          <w:tabs>
+            <w:tab w:val="num" w:pos="1440"/>
+          </w:tabs>
+          <w:ind w:left="1440" w:hanging="360"/>
+        </w:pPr>
+        <w:rPr>
+          <w:rFonts w:ascii="Symbol" w:hAnsi="Symbol" w:hint="default"/>
+          <w:sz w:val="20"/>
+        </w:rPr>
+      </w:lvl>
+    </w:lvlOverride>
+  </w:num>
+  <w:num w:numId="420" w16cid:durableId="54276952">
+    <w:abstractNumId w:val="238"/>
+    <w:lvlOverride w:ilvl="1">
+      <w:lvl w:ilvl="1">
+        <w:numFmt w:val="bullet"/>
+        <w:lvlText w:val=""/>
+        <w:lvlJc w:val="left"/>
+        <w:pPr>
+          <w:tabs>
+            <w:tab w:val="num" w:pos="1440"/>
+          </w:tabs>
+          <w:ind w:left="1440" w:hanging="360"/>
+        </w:pPr>
+        <w:rPr>
+          <w:rFonts w:ascii="Symbol" w:hAnsi="Symbol" w:hint="default"/>
+          <w:sz w:val="20"/>
+        </w:rPr>
+      </w:lvl>
+    </w:lvlOverride>
+  </w:num>
+  <w:num w:numId="421" w16cid:durableId="1527601039">
+    <w:abstractNumId w:val="238"/>
+    <w:lvlOverride w:ilvl="1">
+      <w:lvl w:ilvl="1">
+        <w:numFmt w:val="bullet"/>
+        <w:lvlText w:val=""/>
+        <w:lvlJc w:val="left"/>
+        <w:pPr>
+          <w:tabs>
+            <w:tab w:val="num" w:pos="1440"/>
+          </w:tabs>
+          <w:ind w:left="1440" w:hanging="360"/>
+        </w:pPr>
+        <w:rPr>
+          <w:rFonts w:ascii="Symbol" w:hAnsi="Symbol" w:hint="default"/>
+          <w:sz w:val="20"/>
+        </w:rPr>
+      </w:lvl>
+    </w:lvlOverride>
+  </w:num>
+  <w:num w:numId="422" w16cid:durableId="432407122">
+    <w:abstractNumId w:val="238"/>
+    <w:lvlOverride w:ilvl="1">
+      <w:lvl w:ilvl="1">
+        <w:numFmt w:val="bullet"/>
+        <w:lvlText w:val=""/>
+        <w:lvlJc w:val="left"/>
+        <w:pPr>
+          <w:tabs>
+            <w:tab w:val="num" w:pos="1440"/>
+          </w:tabs>
+          <w:ind w:left="1440" w:hanging="360"/>
+        </w:pPr>
+        <w:rPr>
+          <w:rFonts w:ascii="Symbol" w:hAnsi="Symbol" w:hint="default"/>
+          <w:sz w:val="20"/>
+        </w:rPr>
+      </w:lvl>
+    </w:lvlOverride>
+  </w:num>
+  <w:num w:numId="423" w16cid:durableId="23950186">
+    <w:abstractNumId w:val="238"/>
+    <w:lvlOverride w:ilvl="1">
+      <w:lvl w:ilvl="1">
+        <w:numFmt w:val="bullet"/>
+        <w:lvlText w:val=""/>
+        <w:lvlJc w:val="left"/>
+        <w:pPr>
+          <w:tabs>
+            <w:tab w:val="num" w:pos="1440"/>
+          </w:tabs>
+          <w:ind w:left="1440" w:hanging="360"/>
+        </w:pPr>
+        <w:rPr>
+          <w:rFonts w:ascii="Symbol" w:hAnsi="Symbol" w:hint="default"/>
+          <w:sz w:val="20"/>
+        </w:rPr>
+      </w:lvl>
+    </w:lvlOverride>
+  </w:num>
+  <w:num w:numId="424" w16cid:durableId="1095712291">
+    <w:abstractNumId w:val="238"/>
+    <w:lvlOverride w:ilvl="1">
+      <w:lvl w:ilvl="1">
+        <w:numFmt w:val="bullet"/>
+        <w:lvlText w:val=""/>
+        <w:lvlJc w:val="left"/>
+        <w:pPr>
+          <w:tabs>
+            <w:tab w:val="num" w:pos="1440"/>
+          </w:tabs>
+          <w:ind w:left="1440" w:hanging="360"/>
+        </w:pPr>
+        <w:rPr>
+          <w:rFonts w:ascii="Symbol" w:hAnsi="Symbol" w:hint="default"/>
+          <w:sz w:val="20"/>
+        </w:rPr>
+      </w:lvl>
+    </w:lvlOverride>
+  </w:num>
+  <w:num w:numId="425" w16cid:durableId="44649956">
+    <w:abstractNumId w:val="238"/>
+    <w:lvlOverride w:ilvl="1">
+      <w:lvl w:ilvl="1">
+        <w:numFmt w:val="bullet"/>
+        <w:lvlText w:val=""/>
+        <w:lvlJc w:val="left"/>
+        <w:pPr>
+          <w:tabs>
+            <w:tab w:val="num" w:pos="1440"/>
+          </w:tabs>
+          <w:ind w:left="1440" w:hanging="360"/>
+        </w:pPr>
+        <w:rPr>
+          <w:rFonts w:ascii="Symbol" w:hAnsi="Symbol" w:hint="default"/>
+          <w:sz w:val="20"/>
+        </w:rPr>
+      </w:lvl>
+    </w:lvlOverride>
+  </w:num>
+  <w:num w:numId="426" w16cid:durableId="300577003">
+    <w:abstractNumId w:val="55"/>
+  </w:num>
+  <w:num w:numId="427" w16cid:durableId="226261568">
+    <w:abstractNumId w:val="128"/>
+  </w:num>
+  <w:num w:numId="428" w16cid:durableId="25326572">
+    <w:abstractNumId w:val="132"/>
+  </w:num>
+  <w:num w:numId="429" w16cid:durableId="1994721791">
+    <w:abstractNumId w:val="163"/>
+  </w:num>
+  <w:num w:numId="430" w16cid:durableId="820074511">
+    <w:abstractNumId w:val="163"/>
+    <w:lvlOverride w:ilvl="1">
+      <w:lvl w:ilvl="1">
+        <w:numFmt w:val="bullet"/>
+        <w:lvlText w:val=""/>
+        <w:lvlJc w:val="left"/>
+        <w:pPr>
+          <w:tabs>
+            <w:tab w:val="num" w:pos="1440"/>
+          </w:tabs>
+          <w:ind w:left="1440" w:hanging="360"/>
+        </w:pPr>
+        <w:rPr>
+          <w:rFonts w:ascii="Symbol" w:hAnsi="Symbol" w:hint="default"/>
+          <w:sz w:val="20"/>
+        </w:rPr>
+      </w:lvl>
+    </w:lvlOverride>
+  </w:num>
+  <w:num w:numId="431" w16cid:durableId="1931809649">
+    <w:abstractNumId w:val="163"/>
+    <w:lvlOverride w:ilvl="1">
+      <w:lvl w:ilvl="1">
+        <w:numFmt w:val="bullet"/>
+        <w:lvlText w:val=""/>
+        <w:lvlJc w:val="left"/>
+        <w:pPr>
+          <w:tabs>
+            <w:tab w:val="num" w:pos="1440"/>
+          </w:tabs>
+          <w:ind w:left="1440" w:hanging="360"/>
+        </w:pPr>
+        <w:rPr>
+          <w:rFonts w:ascii="Symbol" w:hAnsi="Symbol" w:hint="default"/>
+          <w:sz w:val="20"/>
+        </w:rPr>
+      </w:lvl>
+    </w:lvlOverride>
+  </w:num>
+  <w:num w:numId="432" w16cid:durableId="644772328">
+    <w:abstractNumId w:val="163"/>
+    <w:lvlOverride w:ilvl="1">
+      <w:lvl w:ilvl="1">
+        <w:numFmt w:val="bullet"/>
+        <w:lvlText w:val=""/>
+        <w:lvlJc w:val="left"/>
+        <w:pPr>
+          <w:tabs>
+            <w:tab w:val="num" w:pos="1440"/>
+          </w:tabs>
+          <w:ind w:left="1440" w:hanging="360"/>
+        </w:pPr>
+        <w:rPr>
+          <w:rFonts w:ascii="Symbol" w:hAnsi="Symbol" w:hint="default"/>
+          <w:sz w:val="20"/>
+        </w:rPr>
+      </w:lvl>
+    </w:lvlOverride>
+  </w:num>
+  <w:num w:numId="433" w16cid:durableId="1881428511">
+    <w:abstractNumId w:val="163"/>
+    <w:lvlOverride w:ilvl="1">
+      <w:lvl w:ilvl="1">
+        <w:numFmt w:val="bullet"/>
+        <w:lvlText w:val=""/>
+        <w:lvlJc w:val="left"/>
+        <w:pPr>
+          <w:tabs>
+            <w:tab w:val="num" w:pos="1440"/>
+          </w:tabs>
+          <w:ind w:left="1440" w:hanging="360"/>
+        </w:pPr>
+        <w:rPr>
+          <w:rFonts w:ascii="Symbol" w:hAnsi="Symbol" w:hint="default"/>
+          <w:sz w:val="20"/>
+        </w:rPr>
+      </w:lvl>
+    </w:lvlOverride>
+  </w:num>
+  <w:num w:numId="434" w16cid:durableId="635180620">
+    <w:abstractNumId w:val="163"/>
+    <w:lvlOverride w:ilvl="1">
+      <w:lvl w:ilvl="1">
+        <w:numFmt w:val="bullet"/>
+        <w:lvlText w:val=""/>
+        <w:lvlJc w:val="left"/>
+        <w:pPr>
+          <w:tabs>
+            <w:tab w:val="num" w:pos="1440"/>
+          </w:tabs>
+          <w:ind w:left="1440" w:hanging="360"/>
+        </w:pPr>
+        <w:rPr>
+          <w:rFonts w:ascii="Symbol" w:hAnsi="Symbol" w:hint="default"/>
+          <w:sz w:val="20"/>
+        </w:rPr>
+      </w:lvl>
+    </w:lvlOverride>
+  </w:num>
+  <w:num w:numId="435" w16cid:durableId="1180124068">
+    <w:abstractNumId w:val="163"/>
+    <w:lvlOverride w:ilvl="1">
+      <w:lvl w:ilvl="1">
+        <w:numFmt w:val="bullet"/>
+        <w:lvlText w:val=""/>
+        <w:lvlJc w:val="left"/>
+        <w:pPr>
+          <w:tabs>
+            <w:tab w:val="num" w:pos="1440"/>
+          </w:tabs>
+          <w:ind w:left="1440" w:hanging="360"/>
+        </w:pPr>
+        <w:rPr>
+          <w:rFonts w:ascii="Symbol" w:hAnsi="Symbol" w:hint="default"/>
+          <w:sz w:val="20"/>
+        </w:rPr>
+      </w:lvl>
+    </w:lvlOverride>
+  </w:num>
+  <w:num w:numId="436" w16cid:durableId="1801654206">
+    <w:abstractNumId w:val="153"/>
+  </w:num>
+  <w:num w:numId="437" w16cid:durableId="1222592467">
+    <w:abstractNumId w:val="153"/>
+    <w:lvlOverride w:ilvl="1">
+      <w:lvl w:ilvl="1">
+        <w:numFmt w:val="bullet"/>
+        <w:lvlText w:val=""/>
+        <w:lvlJc w:val="left"/>
+        <w:pPr>
+          <w:tabs>
+            <w:tab w:val="num" w:pos="1440"/>
+          </w:tabs>
+          <w:ind w:left="1440" w:hanging="360"/>
+        </w:pPr>
+        <w:rPr>
+          <w:rFonts w:ascii="Symbol" w:hAnsi="Symbol" w:hint="default"/>
+          <w:sz w:val="20"/>
+        </w:rPr>
+      </w:lvl>
+    </w:lvlOverride>
+  </w:num>
+  <w:num w:numId="438" w16cid:durableId="990673079">
+    <w:abstractNumId w:val="153"/>
+    <w:lvlOverride w:ilvl="1">
+      <w:lvl w:ilvl="1">
+        <w:numFmt w:val="bullet"/>
+        <w:lvlText w:val=""/>
+        <w:lvlJc w:val="left"/>
+        <w:pPr>
+          <w:tabs>
+            <w:tab w:val="num" w:pos="1440"/>
+          </w:tabs>
+          <w:ind w:left="1440" w:hanging="360"/>
+        </w:pPr>
+        <w:rPr>
+          <w:rFonts w:ascii="Symbol" w:hAnsi="Symbol" w:hint="default"/>
+          <w:sz w:val="20"/>
+        </w:rPr>
+      </w:lvl>
+    </w:lvlOverride>
+  </w:num>
+  <w:num w:numId="439" w16cid:durableId="702294307">
+    <w:abstractNumId w:val="153"/>
+    <w:lvlOverride w:ilvl="1">
+      <w:lvl w:ilvl="1">
+        <w:numFmt w:val="bullet"/>
+        <w:lvlText w:val=""/>
+        <w:lvlJc w:val="left"/>
+        <w:pPr>
+          <w:tabs>
+            <w:tab w:val="num" w:pos="1440"/>
+          </w:tabs>
+          <w:ind w:left="1440" w:hanging="360"/>
+        </w:pPr>
+        <w:rPr>
+          <w:rFonts w:ascii="Symbol" w:hAnsi="Symbol" w:hint="default"/>
+          <w:sz w:val="20"/>
+        </w:rPr>
+      </w:lvl>
+    </w:lvlOverride>
+  </w:num>
+  <w:num w:numId="440" w16cid:durableId="1782070666">
+    <w:abstractNumId w:val="153"/>
+    <w:lvlOverride w:ilvl="1">
+      <w:lvl w:ilvl="1">
+        <w:numFmt w:val="bullet"/>
+        <w:lvlText w:val=""/>
+        <w:lvlJc w:val="left"/>
+        <w:pPr>
+          <w:tabs>
+            <w:tab w:val="num" w:pos="1440"/>
+          </w:tabs>
+          <w:ind w:left="1440" w:hanging="360"/>
+        </w:pPr>
+        <w:rPr>
+          <w:rFonts w:ascii="Symbol" w:hAnsi="Symbol" w:hint="default"/>
+          <w:sz w:val="20"/>
+        </w:rPr>
+      </w:lvl>
+    </w:lvlOverride>
+  </w:num>
+  <w:num w:numId="441" w16cid:durableId="1987585088">
+    <w:abstractNumId w:val="153"/>
+    <w:lvlOverride w:ilvl="1">
+      <w:lvl w:ilvl="1">
+        <w:numFmt w:val="bullet"/>
+        <w:lvlText w:val=""/>
+        <w:lvlJc w:val="left"/>
+        <w:pPr>
+          <w:tabs>
+            <w:tab w:val="num" w:pos="1440"/>
+          </w:tabs>
+          <w:ind w:left="1440" w:hanging="360"/>
+        </w:pPr>
+        <w:rPr>
+          <w:rFonts w:ascii="Symbol" w:hAnsi="Symbol" w:hint="default"/>
+          <w:sz w:val="20"/>
+        </w:rPr>
+      </w:lvl>
+    </w:lvlOverride>
+  </w:num>
+  <w:num w:numId="442" w16cid:durableId="1235706430">
     <w:abstractNumId w:val="28"/>
   </w:num>
-  <w:num w:numId="346" w16cid:durableId="1170826855">
-    <w:abstractNumId w:val="171"/>
-  </w:num>
-  <w:num w:numId="347" w16cid:durableId="1876500035">
+  <w:num w:numId="443" w16cid:durableId="1708023130">
+    <w:abstractNumId w:val="28"/>
+    <w:lvlOverride w:ilvl="1">
+      <w:lvl w:ilvl="1">
+        <w:numFmt w:val="bullet"/>
+        <w:lvlText w:val=""/>
+        <w:lvlJc w:val="left"/>
+        <w:pPr>
+          <w:tabs>
+            <w:tab w:val="num" w:pos="1440"/>
+          </w:tabs>
+          <w:ind w:left="1440" w:hanging="360"/>
+        </w:pPr>
+        <w:rPr>
+          <w:rFonts w:ascii="Symbol" w:hAnsi="Symbol" w:hint="default"/>
+          <w:sz w:val="20"/>
+        </w:rPr>
+      </w:lvl>
+    </w:lvlOverride>
+  </w:num>
+  <w:num w:numId="444" w16cid:durableId="1754357827">
+    <w:abstractNumId w:val="28"/>
+    <w:lvlOverride w:ilvl="1">
+      <w:lvl w:ilvl="1">
+        <w:numFmt w:val="bullet"/>
+        <w:lvlText w:val=""/>
+        <w:lvlJc w:val="left"/>
+        <w:pPr>
+          <w:tabs>
+            <w:tab w:val="num" w:pos="1440"/>
+          </w:tabs>
+          <w:ind w:left="1440" w:hanging="360"/>
+        </w:pPr>
+        <w:rPr>
+          <w:rFonts w:ascii="Symbol" w:hAnsi="Symbol" w:hint="default"/>
+          <w:sz w:val="20"/>
+        </w:rPr>
+      </w:lvl>
+    </w:lvlOverride>
+  </w:num>
+  <w:num w:numId="445" w16cid:durableId="1227379038">
+    <w:abstractNumId w:val="28"/>
+    <w:lvlOverride w:ilvl="1">
+      <w:lvl w:ilvl="1">
+        <w:numFmt w:val="bullet"/>
+        <w:lvlText w:val=""/>
+        <w:lvlJc w:val="left"/>
+        <w:pPr>
+          <w:tabs>
+            <w:tab w:val="num" w:pos="1440"/>
+          </w:tabs>
+          <w:ind w:left="1440" w:hanging="360"/>
+        </w:pPr>
+        <w:rPr>
+          <w:rFonts w:ascii="Symbol" w:hAnsi="Symbol" w:hint="default"/>
+          <w:sz w:val="20"/>
+        </w:rPr>
+      </w:lvl>
+    </w:lvlOverride>
+  </w:num>
+  <w:num w:numId="446" w16cid:durableId="2081250125">
+    <w:abstractNumId w:val="28"/>
+    <w:lvlOverride w:ilvl="1">
+      <w:lvl w:ilvl="1">
+        <w:numFmt w:val="bullet"/>
+        <w:lvlText w:val=""/>
+        <w:lvlJc w:val="left"/>
+        <w:pPr>
+          <w:tabs>
+            <w:tab w:val="num" w:pos="1440"/>
+          </w:tabs>
+          <w:ind w:left="1440" w:hanging="360"/>
+        </w:pPr>
+        <w:rPr>
+          <w:rFonts w:ascii="Symbol" w:hAnsi="Symbol" w:hint="default"/>
+          <w:sz w:val="20"/>
+        </w:rPr>
+      </w:lvl>
+    </w:lvlOverride>
+  </w:num>
+  <w:num w:numId="447" w16cid:durableId="2073388906">
+    <w:abstractNumId w:val="28"/>
+    <w:lvlOverride w:ilvl="1">
+      <w:lvl w:ilvl="1">
+        <w:numFmt w:val="bullet"/>
+        <w:lvlText w:val=""/>
+        <w:lvlJc w:val="left"/>
+        <w:pPr>
+          <w:tabs>
+            <w:tab w:val="num" w:pos="1440"/>
+          </w:tabs>
+          <w:ind w:left="1440" w:hanging="360"/>
+        </w:pPr>
+        <w:rPr>
+          <w:rFonts w:ascii="Symbol" w:hAnsi="Symbol" w:hint="default"/>
+          <w:sz w:val="20"/>
+        </w:rPr>
+      </w:lvl>
+    </w:lvlOverride>
+  </w:num>
+  <w:num w:numId="448" w16cid:durableId="1633487527">
+    <w:abstractNumId w:val="28"/>
+    <w:lvlOverride w:ilvl="1">
+      <w:lvl w:ilvl="1">
+        <w:numFmt w:val="bullet"/>
+        <w:lvlText w:val=""/>
+        <w:lvlJc w:val="left"/>
+        <w:pPr>
+          <w:tabs>
+            <w:tab w:val="num" w:pos="1440"/>
+          </w:tabs>
+          <w:ind w:left="1440" w:hanging="360"/>
+        </w:pPr>
+        <w:rPr>
+          <w:rFonts w:ascii="Symbol" w:hAnsi="Symbol" w:hint="default"/>
+          <w:sz w:val="20"/>
+        </w:rPr>
+      </w:lvl>
+    </w:lvlOverride>
+  </w:num>
+  <w:num w:numId="449" w16cid:durableId="799614976">
+    <w:abstractNumId w:val="28"/>
+    <w:lvlOverride w:ilvl="1">
+      <w:lvl w:ilvl="1">
+        <w:numFmt w:val="bullet"/>
+        <w:lvlText w:val=""/>
+        <w:lvlJc w:val="left"/>
+        <w:pPr>
+          <w:tabs>
+            <w:tab w:val="num" w:pos="1440"/>
+          </w:tabs>
+          <w:ind w:left="1440" w:hanging="360"/>
+        </w:pPr>
+        <w:rPr>
+          <w:rFonts w:ascii="Symbol" w:hAnsi="Symbol" w:hint="default"/>
+          <w:sz w:val="20"/>
+        </w:rPr>
+      </w:lvl>
+    </w:lvlOverride>
+  </w:num>
+  <w:num w:numId="450" w16cid:durableId="43065498">
+    <w:abstractNumId w:val="84"/>
+  </w:num>
+  <w:num w:numId="451" w16cid:durableId="786437438">
     <w:abstractNumId w:val="131"/>
   </w:num>
-  <w:num w:numId="348" w16cid:durableId="478764876">
+  <w:num w:numId="452" w16cid:durableId="864096117">
     <w:abstractNumId w:val="131"/>
     <w:lvlOverride w:ilvl="1">
       <w:lvl w:ilvl="1">
@@ -46027,7 +49129,7 @@
       </w:lvl>
     </w:lvlOverride>
   </w:num>
-  <w:num w:numId="349" w16cid:durableId="2146193500">
+  <w:num w:numId="453" w16cid:durableId="846091187">
     <w:abstractNumId w:val="131"/>
     <w:lvlOverride w:ilvl="1">
       <w:lvl w:ilvl="1">
@@ -46047,7 +49149,7 @@
       </w:lvl>
     </w:lvlOverride>
   </w:num>
-  <w:num w:numId="350" w16cid:durableId="611790871">
+  <w:num w:numId="454" w16cid:durableId="605230102">
     <w:abstractNumId w:val="131"/>
     <w:lvlOverride w:ilvl="1">
       <w:lvl w:ilvl="1">
@@ -46067,7 +49169,7 @@
       </w:lvl>
     </w:lvlOverride>
   </w:num>
-  <w:num w:numId="351" w16cid:durableId="1655522343">
+  <w:num w:numId="455" w16cid:durableId="274168322">
     <w:abstractNumId w:val="131"/>
     <w:lvlOverride w:ilvl="1">
       <w:lvl w:ilvl="1">
@@ -46087,7 +49189,7 @@
       </w:lvl>
     </w:lvlOverride>
   </w:num>
-  <w:num w:numId="352" w16cid:durableId="852957138">
+  <w:num w:numId="456" w16cid:durableId="195192244">
     <w:abstractNumId w:val="131"/>
     <w:lvlOverride w:ilvl="1">
       <w:lvl w:ilvl="1">
@@ -46107,8 +49209,11 @@
       </w:lvl>
     </w:lvlOverride>
   </w:num>
-  <w:num w:numId="353" w16cid:durableId="462308073">
-    <w:abstractNumId w:val="131"/>
+  <w:num w:numId="457" w16cid:durableId="595866949">
+    <w:abstractNumId w:val="226"/>
+  </w:num>
+  <w:num w:numId="458" w16cid:durableId="1789736070">
+    <w:abstractNumId w:val="226"/>
     <w:lvlOverride w:ilvl="1">
       <w:lvl w:ilvl="1">
         <w:numFmt w:val="bullet"/>
@@ -46127,8 +49232,8 @@
       </w:lvl>
     </w:lvlOverride>
   </w:num>
-  <w:num w:numId="354" w16cid:durableId="1436906594">
-    <w:abstractNumId w:val="131"/>
+  <w:num w:numId="459" w16cid:durableId="578641482">
+    <w:abstractNumId w:val="226"/>
     <w:lvlOverride w:ilvl="1">
       <w:lvl w:ilvl="1">
         <w:numFmt w:val="bullet"/>
@@ -46147,11 +49252,8 @@
       </w:lvl>
     </w:lvlOverride>
   </w:num>
-  <w:num w:numId="355" w16cid:durableId="162933598">
-    <w:abstractNumId w:val="199"/>
-  </w:num>
-  <w:num w:numId="356" w16cid:durableId="1507281708">
-    <w:abstractNumId w:val="199"/>
+  <w:num w:numId="460" w16cid:durableId="1626159982">
+    <w:abstractNumId w:val="226"/>
     <w:lvlOverride w:ilvl="1">
       <w:lvl w:ilvl="1">
         <w:numFmt w:val="bullet"/>
@@ -46170,8 +49272,8 @@
       </w:lvl>
     </w:lvlOverride>
   </w:num>
-  <w:num w:numId="357" w16cid:durableId="1527062965">
-    <w:abstractNumId w:val="199"/>
+  <w:num w:numId="461" w16cid:durableId="362823212">
+    <w:abstractNumId w:val="226"/>
     <w:lvlOverride w:ilvl="1">
       <w:lvl w:ilvl="1">
         <w:numFmt w:val="bullet"/>
@@ -46190,8 +49292,11 @@
       </w:lvl>
     </w:lvlOverride>
   </w:num>
-  <w:num w:numId="358" w16cid:durableId="1381590890">
-    <w:abstractNumId w:val="199"/>
+  <w:num w:numId="462" w16cid:durableId="1102920915">
+    <w:abstractNumId w:val="170"/>
+  </w:num>
+  <w:num w:numId="463" w16cid:durableId="1651251892">
+    <w:abstractNumId w:val="170"/>
     <w:lvlOverride w:ilvl="1">
       <w:lvl w:ilvl="1">
         <w:numFmt w:val="bullet"/>
@@ -46210,8 +49315,8 @@
       </w:lvl>
     </w:lvlOverride>
   </w:num>
-  <w:num w:numId="359" w16cid:durableId="1474562395">
-    <w:abstractNumId w:val="199"/>
+  <w:num w:numId="464" w16cid:durableId="242298327">
+    <w:abstractNumId w:val="170"/>
     <w:lvlOverride w:ilvl="1">
       <w:lvl w:ilvl="1">
         <w:numFmt w:val="bullet"/>
@@ -46230,8 +49335,11 @@
       </w:lvl>
     </w:lvlOverride>
   </w:num>
-  <w:num w:numId="360" w16cid:durableId="1721904938">
-    <w:abstractNumId w:val="199"/>
+  <w:num w:numId="465" w16cid:durableId="292905749">
+    <w:abstractNumId w:val="216"/>
+  </w:num>
+  <w:num w:numId="466" w16cid:durableId="201944174">
+    <w:abstractNumId w:val="216"/>
     <w:lvlOverride w:ilvl="1">
       <w:lvl w:ilvl="1">
         <w:numFmt w:val="bullet"/>
@@ -46250,8 +49358,8 @@
       </w:lvl>
     </w:lvlOverride>
   </w:num>
-  <w:num w:numId="361" w16cid:durableId="179785792">
-    <w:abstractNumId w:val="199"/>
+  <w:num w:numId="467" w16cid:durableId="359167791">
+    <w:abstractNumId w:val="216"/>
     <w:lvlOverride w:ilvl="1">
       <w:lvl w:ilvl="1">
         <w:numFmt w:val="bullet"/>
@@ -46270,8 +49378,8 @@
       </w:lvl>
     </w:lvlOverride>
   </w:num>
-  <w:num w:numId="362" w16cid:durableId="822282911">
-    <w:abstractNumId w:val="199"/>
+  <w:num w:numId="468" w16cid:durableId="515273267">
+    <w:abstractNumId w:val="216"/>
     <w:lvlOverride w:ilvl="1">
       <w:lvl w:ilvl="1">
         <w:numFmt w:val="bullet"/>
@@ -46290,14 +49398,8 @@
       </w:lvl>
     </w:lvlOverride>
   </w:num>
-  <w:num w:numId="363" w16cid:durableId="1525944486">
-    <w:abstractNumId w:val="203"/>
-  </w:num>
-  <w:num w:numId="364" w16cid:durableId="121389017">
-    <w:abstractNumId w:val="239"/>
-  </w:num>
-  <w:num w:numId="365" w16cid:durableId="670328241">
-    <w:abstractNumId w:val="239"/>
+  <w:num w:numId="469" w16cid:durableId="176963739">
+    <w:abstractNumId w:val="216"/>
     <w:lvlOverride w:ilvl="1">
       <w:lvl w:ilvl="1">
         <w:numFmt w:val="bullet"/>
@@ -46316,8 +49418,86 @@
       </w:lvl>
     </w:lvlOverride>
   </w:num>
-  <w:num w:numId="366" w16cid:durableId="147673844">
-    <w:abstractNumId w:val="239"/>
+  <w:num w:numId="470" w16cid:durableId="685447878">
+    <w:abstractNumId w:val="117"/>
+  </w:num>
+  <w:num w:numId="471" w16cid:durableId="1414162702">
+    <w:abstractNumId w:val="57"/>
+  </w:num>
+  <w:num w:numId="472" w16cid:durableId="1382436268">
+    <w:abstractNumId w:val="164"/>
+  </w:num>
+  <w:num w:numId="473" w16cid:durableId="398864408">
+    <w:abstractNumId w:val="102"/>
+  </w:num>
+  <w:num w:numId="474" w16cid:durableId="119425376">
+    <w:abstractNumId w:val="33"/>
+  </w:num>
+  <w:num w:numId="475" w16cid:durableId="739333064">
+    <w:abstractNumId w:val="194"/>
+  </w:num>
+  <w:num w:numId="476" w16cid:durableId="245775278">
+    <w:abstractNumId w:val="202"/>
+  </w:num>
+  <w:num w:numId="477" w16cid:durableId="2144493695">
+    <w:abstractNumId w:val="86"/>
+  </w:num>
+  <w:num w:numId="478" w16cid:durableId="1746612463">
+    <w:abstractNumId w:val="62"/>
+  </w:num>
+  <w:num w:numId="479" w16cid:durableId="200635048">
+    <w:abstractNumId w:val="21"/>
+  </w:num>
+  <w:num w:numId="480" w16cid:durableId="1818689662">
+    <w:abstractNumId w:val="200"/>
+  </w:num>
+  <w:num w:numId="481" w16cid:durableId="1355155217">
+    <w:abstractNumId w:val="22"/>
+  </w:num>
+  <w:num w:numId="482" w16cid:durableId="1408383904">
+    <w:abstractNumId w:val="195"/>
+  </w:num>
+  <w:num w:numId="483" w16cid:durableId="247464343">
+    <w:abstractNumId w:val="184"/>
+  </w:num>
+  <w:num w:numId="484" w16cid:durableId="1698965271">
+    <w:abstractNumId w:val="173"/>
+  </w:num>
+  <w:num w:numId="485" w16cid:durableId="196042308">
+    <w:abstractNumId w:val="45"/>
+  </w:num>
+  <w:num w:numId="486" w16cid:durableId="155192790">
+    <w:abstractNumId w:val="206"/>
+  </w:num>
+  <w:num w:numId="487" w16cid:durableId="124006441">
+    <w:abstractNumId w:val="127"/>
+  </w:num>
+  <w:num w:numId="488" w16cid:durableId="1021859187">
+    <w:abstractNumId w:val="203"/>
+  </w:num>
+  <w:num w:numId="489" w16cid:durableId="844326744">
+    <w:abstractNumId w:val="142"/>
+  </w:num>
+  <w:num w:numId="490" w16cid:durableId="1956522580">
+    <w:abstractNumId w:val="77"/>
+  </w:num>
+  <w:num w:numId="491" w16cid:durableId="1285188320">
+    <w:abstractNumId w:val="182"/>
+  </w:num>
+  <w:num w:numId="492" w16cid:durableId="1186096464">
+    <w:abstractNumId w:val="120"/>
+  </w:num>
+  <w:num w:numId="493" w16cid:durableId="644547071">
+    <w:abstractNumId w:val="4"/>
+  </w:num>
+  <w:num w:numId="494" w16cid:durableId="912738110">
+    <w:abstractNumId w:val="143"/>
+  </w:num>
+  <w:num w:numId="495" w16cid:durableId="636952659">
+    <w:abstractNumId w:val="90"/>
+  </w:num>
+  <w:num w:numId="496" w16cid:durableId="231358212">
+    <w:abstractNumId w:val="90"/>
     <w:lvlOverride w:ilvl="1">
       <w:lvl w:ilvl="1">
         <w:numFmt w:val="bullet"/>
@@ -46336,11 +49516,8 @@
       </w:lvl>
     </w:lvlOverride>
   </w:num>
-  <w:num w:numId="367" w16cid:durableId="440804537">
-    <w:abstractNumId w:val="169"/>
-  </w:num>
-  <w:num w:numId="368" w16cid:durableId="104272455">
-    <w:abstractNumId w:val="169"/>
+  <w:num w:numId="497" w16cid:durableId="1234583641">
+    <w:abstractNumId w:val="90"/>
     <w:lvlOverride w:ilvl="1">
       <w:lvl w:ilvl="1">
         <w:numFmt w:val="bullet"/>
@@ -46359,8 +49536,8 @@
       </w:lvl>
     </w:lvlOverride>
   </w:num>
-  <w:num w:numId="369" w16cid:durableId="1089039473">
-    <w:abstractNumId w:val="169"/>
+  <w:num w:numId="498" w16cid:durableId="1012687051">
+    <w:abstractNumId w:val="90"/>
     <w:lvlOverride w:ilvl="1">
       <w:lvl w:ilvl="1">
         <w:numFmt w:val="bullet"/>
@@ -46379,8 +49556,8 @@
       </w:lvl>
     </w:lvlOverride>
   </w:num>
-  <w:num w:numId="370" w16cid:durableId="1605722484">
-    <w:abstractNumId w:val="169"/>
+  <w:num w:numId="499" w16cid:durableId="1098452229">
+    <w:abstractNumId w:val="90"/>
     <w:lvlOverride w:ilvl="1">
       <w:lvl w:ilvl="1">
         <w:numFmt w:val="bullet"/>
@@ -46399,8 +49576,8 @@
       </w:lvl>
     </w:lvlOverride>
   </w:num>
-  <w:num w:numId="371" w16cid:durableId="1788115749">
-    <w:abstractNumId w:val="169"/>
+  <w:num w:numId="500" w16cid:durableId="1162895974">
+    <w:abstractNumId w:val="90"/>
     <w:lvlOverride w:ilvl="1">
       <w:lvl w:ilvl="1">
         <w:numFmt w:val="bullet"/>
@@ -46419,8 +49596,8 @@
       </w:lvl>
     </w:lvlOverride>
   </w:num>
-  <w:num w:numId="372" w16cid:durableId="389964750">
-    <w:abstractNumId w:val="169"/>
+  <w:num w:numId="501" w16cid:durableId="690034112">
+    <w:abstractNumId w:val="90"/>
     <w:lvlOverride w:ilvl="1">
       <w:lvl w:ilvl="1">
         <w:numFmt w:val="bullet"/>
@@ -46439,1856 +49616,164 @@
       </w:lvl>
     </w:lvlOverride>
   </w:num>
-  <w:num w:numId="373" w16cid:durableId="1775900948">
-    <w:abstractNumId w:val="169"/>
-    <w:lvlOverride w:ilvl="1">
-      <w:lvl w:ilvl="1">
-        <w:numFmt w:val="bullet"/>
-        <w:lvlText w:val=""/>
-        <w:lvlJc w:val="left"/>
-        <w:pPr>
-          <w:tabs>
-            <w:tab w:val="num" w:pos="1440"/>
-          </w:tabs>
-          <w:ind w:left="1440" w:hanging="360"/>
-        </w:pPr>
-        <w:rPr>
-          <w:rFonts w:ascii="Symbol" w:hAnsi="Symbol" w:hint="default"/>
-          <w:sz w:val="20"/>
-        </w:rPr>
-      </w:lvl>
-    </w:lvlOverride>
-  </w:num>
-  <w:num w:numId="374" w16cid:durableId="1583833744">
-    <w:abstractNumId w:val="169"/>
-    <w:lvlOverride w:ilvl="1">
-      <w:lvl w:ilvl="1">
-        <w:numFmt w:val="bullet"/>
-        <w:lvlText w:val=""/>
-        <w:lvlJc w:val="left"/>
-        <w:pPr>
-          <w:tabs>
-            <w:tab w:val="num" w:pos="1440"/>
-          </w:tabs>
-          <w:ind w:left="1440" w:hanging="360"/>
-        </w:pPr>
-        <w:rPr>
-          <w:rFonts w:ascii="Symbol" w:hAnsi="Symbol" w:hint="default"/>
-          <w:sz w:val="20"/>
-        </w:rPr>
-      </w:lvl>
-    </w:lvlOverride>
-  </w:num>
-  <w:num w:numId="375" w16cid:durableId="57016376">
-    <w:abstractNumId w:val="169"/>
-    <w:lvlOverride w:ilvl="1">
-      <w:lvl w:ilvl="1">
-        <w:numFmt w:val="bullet"/>
-        <w:lvlText w:val=""/>
-        <w:lvlJc w:val="left"/>
-        <w:pPr>
-          <w:tabs>
-            <w:tab w:val="num" w:pos="1440"/>
-          </w:tabs>
-          <w:ind w:left="1440" w:hanging="360"/>
-        </w:pPr>
-        <w:rPr>
-          <w:rFonts w:ascii="Symbol" w:hAnsi="Symbol" w:hint="default"/>
-          <w:sz w:val="20"/>
-        </w:rPr>
-      </w:lvl>
-    </w:lvlOverride>
-  </w:num>
-  <w:num w:numId="376" w16cid:durableId="986782883">
-    <w:abstractNumId w:val="169"/>
-    <w:lvlOverride w:ilvl="1">
-      <w:lvl w:ilvl="1">
-        <w:numFmt w:val="bullet"/>
-        <w:lvlText w:val=""/>
-        <w:lvlJc w:val="left"/>
-        <w:pPr>
-          <w:tabs>
-            <w:tab w:val="num" w:pos="1440"/>
-          </w:tabs>
-          <w:ind w:left="1440" w:hanging="360"/>
-        </w:pPr>
-        <w:rPr>
-          <w:rFonts w:ascii="Symbol" w:hAnsi="Symbol" w:hint="default"/>
-          <w:sz w:val="20"/>
-        </w:rPr>
-      </w:lvl>
-    </w:lvlOverride>
-  </w:num>
-  <w:num w:numId="377" w16cid:durableId="1145707253">
-    <w:abstractNumId w:val="33"/>
-  </w:num>
-  <w:num w:numId="378" w16cid:durableId="2126994386">
-    <w:abstractNumId w:val="33"/>
-    <w:lvlOverride w:ilvl="1">
-      <w:lvl w:ilvl="1">
-        <w:numFmt w:val="bullet"/>
-        <w:lvlText w:val=""/>
-        <w:lvlJc w:val="left"/>
-        <w:pPr>
-          <w:tabs>
-            <w:tab w:val="num" w:pos="1440"/>
-          </w:tabs>
-          <w:ind w:left="1440" w:hanging="360"/>
-        </w:pPr>
-        <w:rPr>
-          <w:rFonts w:ascii="Symbol" w:hAnsi="Symbol" w:hint="default"/>
-          <w:sz w:val="20"/>
-        </w:rPr>
-      </w:lvl>
-    </w:lvlOverride>
-  </w:num>
-  <w:num w:numId="379" w16cid:durableId="701247373">
-    <w:abstractNumId w:val="33"/>
-    <w:lvlOverride w:ilvl="1">
-      <w:lvl w:ilvl="1">
-        <w:numFmt w:val="bullet"/>
-        <w:lvlText w:val=""/>
-        <w:lvlJc w:val="left"/>
-        <w:pPr>
-          <w:tabs>
-            <w:tab w:val="num" w:pos="1440"/>
-          </w:tabs>
-          <w:ind w:left="1440" w:hanging="360"/>
-        </w:pPr>
-        <w:rPr>
-          <w:rFonts w:ascii="Symbol" w:hAnsi="Symbol" w:hint="default"/>
-          <w:sz w:val="20"/>
-        </w:rPr>
-      </w:lvl>
-    </w:lvlOverride>
-  </w:num>
-  <w:num w:numId="380" w16cid:durableId="1673216561">
-    <w:abstractNumId w:val="33"/>
-    <w:lvlOverride w:ilvl="1">
-      <w:lvl w:ilvl="1">
-        <w:numFmt w:val="bullet"/>
-        <w:lvlText w:val=""/>
-        <w:lvlJc w:val="left"/>
-        <w:pPr>
-          <w:tabs>
-            <w:tab w:val="num" w:pos="1440"/>
-          </w:tabs>
-          <w:ind w:left="1440" w:hanging="360"/>
-        </w:pPr>
-        <w:rPr>
-          <w:rFonts w:ascii="Symbol" w:hAnsi="Symbol" w:hint="default"/>
-          <w:sz w:val="20"/>
-        </w:rPr>
-      </w:lvl>
-    </w:lvlOverride>
-  </w:num>
-  <w:num w:numId="381" w16cid:durableId="65304410">
-    <w:abstractNumId w:val="202"/>
-  </w:num>
-  <w:num w:numId="382" w16cid:durableId="33699091">
-    <w:abstractNumId w:val="202"/>
-    <w:lvlOverride w:ilvl="1">
-      <w:lvl w:ilvl="1">
-        <w:numFmt w:val="bullet"/>
-        <w:lvlText w:val=""/>
-        <w:lvlJc w:val="left"/>
-        <w:pPr>
-          <w:tabs>
-            <w:tab w:val="num" w:pos="1440"/>
-          </w:tabs>
-          <w:ind w:left="1440" w:hanging="360"/>
-        </w:pPr>
-        <w:rPr>
-          <w:rFonts w:ascii="Symbol" w:hAnsi="Symbol" w:hint="default"/>
-          <w:sz w:val="20"/>
-        </w:rPr>
-      </w:lvl>
-    </w:lvlOverride>
-  </w:num>
-  <w:num w:numId="383" w16cid:durableId="344136954">
-    <w:abstractNumId w:val="202"/>
-    <w:lvlOverride w:ilvl="1">
-      <w:lvl w:ilvl="1">
-        <w:numFmt w:val="bullet"/>
-        <w:lvlText w:val=""/>
-        <w:lvlJc w:val="left"/>
-        <w:pPr>
-          <w:tabs>
-            <w:tab w:val="num" w:pos="1440"/>
-          </w:tabs>
-          <w:ind w:left="1440" w:hanging="360"/>
-        </w:pPr>
-        <w:rPr>
-          <w:rFonts w:ascii="Symbol" w:hAnsi="Symbol" w:hint="default"/>
-          <w:sz w:val="20"/>
-        </w:rPr>
-      </w:lvl>
-    </w:lvlOverride>
-  </w:num>
-  <w:num w:numId="384" w16cid:durableId="1588155773">
-    <w:abstractNumId w:val="114"/>
-  </w:num>
-  <w:num w:numId="385" w16cid:durableId="390619000">
-    <w:abstractNumId w:val="163"/>
-  </w:num>
-  <w:num w:numId="386" w16cid:durableId="1930968399">
-    <w:abstractNumId w:val="141"/>
-  </w:num>
-  <w:num w:numId="387" w16cid:durableId="1541816291">
-    <w:abstractNumId w:val="141"/>
-    <w:lvlOverride w:ilvl="1">
-      <w:lvl w:ilvl="1">
-        <w:numFmt w:val="bullet"/>
-        <w:lvlText w:val=""/>
-        <w:lvlJc w:val="left"/>
-        <w:pPr>
-          <w:tabs>
-            <w:tab w:val="num" w:pos="1440"/>
-          </w:tabs>
-          <w:ind w:left="1440" w:hanging="360"/>
-        </w:pPr>
-        <w:rPr>
-          <w:rFonts w:ascii="Symbol" w:hAnsi="Symbol" w:hint="default"/>
-          <w:sz w:val="20"/>
-        </w:rPr>
-      </w:lvl>
-    </w:lvlOverride>
-  </w:num>
-  <w:num w:numId="388" w16cid:durableId="559946744">
-    <w:abstractNumId w:val="141"/>
-    <w:lvlOverride w:ilvl="1">
-      <w:lvl w:ilvl="1">
-        <w:numFmt w:val="bullet"/>
-        <w:lvlText w:val=""/>
-        <w:lvlJc w:val="left"/>
-        <w:pPr>
-          <w:tabs>
-            <w:tab w:val="num" w:pos="1440"/>
-          </w:tabs>
-          <w:ind w:left="1440" w:hanging="360"/>
-        </w:pPr>
-        <w:rPr>
-          <w:rFonts w:ascii="Symbol" w:hAnsi="Symbol" w:hint="default"/>
-          <w:sz w:val="20"/>
-        </w:rPr>
-      </w:lvl>
-    </w:lvlOverride>
-  </w:num>
-  <w:num w:numId="389" w16cid:durableId="239028179">
-    <w:abstractNumId w:val="141"/>
-    <w:lvlOverride w:ilvl="1">
-      <w:lvl w:ilvl="1">
-        <w:numFmt w:val="bullet"/>
-        <w:lvlText w:val=""/>
-        <w:lvlJc w:val="left"/>
-        <w:pPr>
-          <w:tabs>
-            <w:tab w:val="num" w:pos="1440"/>
-          </w:tabs>
-          <w:ind w:left="1440" w:hanging="360"/>
-        </w:pPr>
-        <w:rPr>
-          <w:rFonts w:ascii="Symbol" w:hAnsi="Symbol" w:hint="default"/>
-          <w:sz w:val="20"/>
-        </w:rPr>
-      </w:lvl>
-    </w:lvlOverride>
-  </w:num>
-  <w:num w:numId="390" w16cid:durableId="1118765582">
-    <w:abstractNumId w:val="141"/>
-    <w:lvlOverride w:ilvl="1">
-      <w:lvl w:ilvl="1">
-        <w:numFmt w:val="bullet"/>
-        <w:lvlText w:val=""/>
-        <w:lvlJc w:val="left"/>
-        <w:pPr>
-          <w:tabs>
-            <w:tab w:val="num" w:pos="1440"/>
-          </w:tabs>
-          <w:ind w:left="1440" w:hanging="360"/>
-        </w:pPr>
-        <w:rPr>
-          <w:rFonts w:ascii="Symbol" w:hAnsi="Symbol" w:hint="default"/>
-          <w:sz w:val="20"/>
-        </w:rPr>
-      </w:lvl>
-    </w:lvlOverride>
-  </w:num>
-  <w:num w:numId="391" w16cid:durableId="1870602126">
-    <w:abstractNumId w:val="141"/>
-    <w:lvlOverride w:ilvl="1">
-      <w:lvl w:ilvl="1">
-        <w:numFmt w:val="bullet"/>
-        <w:lvlText w:val=""/>
-        <w:lvlJc w:val="left"/>
-        <w:pPr>
-          <w:tabs>
-            <w:tab w:val="num" w:pos="1440"/>
-          </w:tabs>
-          <w:ind w:left="1440" w:hanging="360"/>
-        </w:pPr>
-        <w:rPr>
-          <w:rFonts w:ascii="Symbol" w:hAnsi="Symbol" w:hint="default"/>
-          <w:sz w:val="20"/>
-        </w:rPr>
-      </w:lvl>
-    </w:lvlOverride>
-  </w:num>
-  <w:num w:numId="392" w16cid:durableId="545215514">
-    <w:abstractNumId w:val="141"/>
-    <w:lvlOverride w:ilvl="1">
-      <w:lvl w:ilvl="1">
-        <w:numFmt w:val="bullet"/>
-        <w:lvlText w:val=""/>
-        <w:lvlJc w:val="left"/>
-        <w:pPr>
-          <w:tabs>
-            <w:tab w:val="num" w:pos="1440"/>
-          </w:tabs>
-          <w:ind w:left="1440" w:hanging="360"/>
-        </w:pPr>
-        <w:rPr>
-          <w:rFonts w:ascii="Symbol" w:hAnsi="Symbol" w:hint="default"/>
-          <w:sz w:val="20"/>
-        </w:rPr>
-      </w:lvl>
-    </w:lvlOverride>
-  </w:num>
-  <w:num w:numId="393" w16cid:durableId="309671589">
-    <w:abstractNumId w:val="153"/>
-  </w:num>
-  <w:num w:numId="394" w16cid:durableId="1675105648">
-    <w:abstractNumId w:val="153"/>
-    <w:lvlOverride w:ilvl="1">
-      <w:lvl w:ilvl="1">
-        <w:numFmt w:val="bullet"/>
-        <w:lvlText w:val=""/>
-        <w:lvlJc w:val="left"/>
-        <w:pPr>
-          <w:tabs>
-            <w:tab w:val="num" w:pos="1440"/>
-          </w:tabs>
-          <w:ind w:left="1440" w:hanging="360"/>
-        </w:pPr>
-        <w:rPr>
-          <w:rFonts w:ascii="Symbol" w:hAnsi="Symbol" w:hint="default"/>
-          <w:sz w:val="20"/>
-        </w:rPr>
-      </w:lvl>
-    </w:lvlOverride>
-  </w:num>
-  <w:num w:numId="395" w16cid:durableId="1326322710">
-    <w:abstractNumId w:val="153"/>
-    <w:lvlOverride w:ilvl="1">
-      <w:lvl w:ilvl="1">
-        <w:numFmt w:val="bullet"/>
-        <w:lvlText w:val=""/>
-        <w:lvlJc w:val="left"/>
-        <w:pPr>
-          <w:tabs>
-            <w:tab w:val="num" w:pos="1440"/>
-          </w:tabs>
-          <w:ind w:left="1440" w:hanging="360"/>
-        </w:pPr>
-        <w:rPr>
-          <w:rFonts w:ascii="Symbol" w:hAnsi="Symbol" w:hint="default"/>
-          <w:sz w:val="20"/>
-        </w:rPr>
-      </w:lvl>
-    </w:lvlOverride>
-  </w:num>
-  <w:num w:numId="396" w16cid:durableId="43871617">
-    <w:abstractNumId w:val="153"/>
-    <w:lvlOverride w:ilvl="1">
-      <w:lvl w:ilvl="1">
-        <w:numFmt w:val="bullet"/>
-        <w:lvlText w:val=""/>
-        <w:lvlJc w:val="left"/>
-        <w:pPr>
-          <w:tabs>
-            <w:tab w:val="num" w:pos="1440"/>
-          </w:tabs>
-          <w:ind w:left="1440" w:hanging="360"/>
-        </w:pPr>
-        <w:rPr>
-          <w:rFonts w:ascii="Symbol" w:hAnsi="Symbol" w:hint="default"/>
-          <w:sz w:val="20"/>
-        </w:rPr>
-      </w:lvl>
-    </w:lvlOverride>
-  </w:num>
-  <w:num w:numId="397" w16cid:durableId="56630912">
-    <w:abstractNumId w:val="57"/>
-  </w:num>
-  <w:num w:numId="398" w16cid:durableId="57634753">
-    <w:abstractNumId w:val="57"/>
-    <w:lvlOverride w:ilvl="1">
-      <w:lvl w:ilvl="1">
-        <w:numFmt w:val="bullet"/>
-        <w:lvlText w:val=""/>
-        <w:lvlJc w:val="left"/>
-        <w:pPr>
-          <w:tabs>
-            <w:tab w:val="num" w:pos="1440"/>
-          </w:tabs>
-          <w:ind w:left="1440" w:hanging="360"/>
-        </w:pPr>
-        <w:rPr>
-          <w:rFonts w:ascii="Symbol" w:hAnsi="Symbol" w:hint="default"/>
-          <w:sz w:val="20"/>
-        </w:rPr>
-      </w:lvl>
-    </w:lvlOverride>
-  </w:num>
-  <w:num w:numId="399" w16cid:durableId="1512449335">
-    <w:abstractNumId w:val="57"/>
-    <w:lvlOverride w:ilvl="1">
-      <w:lvl w:ilvl="1">
-        <w:numFmt w:val="bullet"/>
-        <w:lvlText w:val=""/>
-        <w:lvlJc w:val="left"/>
-        <w:pPr>
-          <w:tabs>
-            <w:tab w:val="num" w:pos="1440"/>
-          </w:tabs>
-          <w:ind w:left="1440" w:hanging="360"/>
-        </w:pPr>
-        <w:rPr>
-          <w:rFonts w:ascii="Symbol" w:hAnsi="Symbol" w:hint="default"/>
-          <w:sz w:val="20"/>
-        </w:rPr>
-      </w:lvl>
-    </w:lvlOverride>
-  </w:num>
-  <w:num w:numId="400" w16cid:durableId="923151925">
-    <w:abstractNumId w:val="57"/>
-    <w:lvlOverride w:ilvl="1">
-      <w:lvl w:ilvl="1">
-        <w:numFmt w:val="bullet"/>
-        <w:lvlText w:val=""/>
-        <w:lvlJc w:val="left"/>
-        <w:pPr>
-          <w:tabs>
-            <w:tab w:val="num" w:pos="1440"/>
-          </w:tabs>
-          <w:ind w:left="1440" w:hanging="360"/>
-        </w:pPr>
-        <w:rPr>
-          <w:rFonts w:ascii="Symbol" w:hAnsi="Symbol" w:hint="default"/>
-          <w:sz w:val="20"/>
-        </w:rPr>
-      </w:lvl>
-    </w:lvlOverride>
-  </w:num>
-  <w:num w:numId="401" w16cid:durableId="88548508">
+  <w:num w:numId="502" w16cid:durableId="1319113795">
+    <w:abstractNumId w:val="112"/>
+  </w:num>
+  <w:num w:numId="503" w16cid:durableId="769934454">
+    <w:abstractNumId w:val="212"/>
+  </w:num>
+  <w:num w:numId="504" w16cid:durableId="127092240">
+    <w:abstractNumId w:val="152"/>
+  </w:num>
+  <w:num w:numId="505" w16cid:durableId="1910576791">
+    <w:abstractNumId w:val="31"/>
+  </w:num>
+  <w:num w:numId="506" w16cid:durableId="944384440">
+    <w:abstractNumId w:val="161"/>
+  </w:num>
+  <w:num w:numId="507" w16cid:durableId="2041665929">
+    <w:abstractNumId w:val="233"/>
+  </w:num>
+  <w:num w:numId="508" w16cid:durableId="1096680387">
+    <w:abstractNumId w:val="149"/>
+  </w:num>
+  <w:num w:numId="509" w16cid:durableId="1764759620">
+    <w:abstractNumId w:val="81"/>
+  </w:num>
+  <w:num w:numId="510" w16cid:durableId="1482192031">
+    <w:abstractNumId w:val="148"/>
+  </w:num>
+  <w:num w:numId="511" w16cid:durableId="991182923">
+    <w:abstractNumId w:val="40"/>
+  </w:num>
+  <w:num w:numId="512" w16cid:durableId="143207023">
+    <w:abstractNumId w:val="50"/>
+  </w:num>
+  <w:num w:numId="513" w16cid:durableId="1565489822">
+    <w:abstractNumId w:val="214"/>
+  </w:num>
+  <w:num w:numId="514" w16cid:durableId="1695761682">
+    <w:abstractNumId w:val="74"/>
+  </w:num>
+  <w:num w:numId="515" w16cid:durableId="602610067">
+    <w:abstractNumId w:val="29"/>
+  </w:num>
+  <w:num w:numId="516" w16cid:durableId="2046131552">
     <w:abstractNumId w:val="73"/>
   </w:num>
-  <w:num w:numId="402" w16cid:durableId="1965621888">
-    <w:abstractNumId w:val="73"/>
-    <w:lvlOverride w:ilvl="1">
-      <w:lvl w:ilvl="1">
-        <w:numFmt w:val="bullet"/>
-        <w:lvlText w:val=""/>
-        <w:lvlJc w:val="left"/>
-        <w:pPr>
-          <w:tabs>
-            <w:tab w:val="num" w:pos="1440"/>
-          </w:tabs>
-          <w:ind w:left="1440" w:hanging="360"/>
-        </w:pPr>
-        <w:rPr>
-          <w:rFonts w:ascii="Symbol" w:hAnsi="Symbol" w:hint="default"/>
-          <w:sz w:val="20"/>
-        </w:rPr>
-      </w:lvl>
-    </w:lvlOverride>
-  </w:num>
-  <w:num w:numId="403" w16cid:durableId="1600677030">
-    <w:abstractNumId w:val="73"/>
-    <w:lvlOverride w:ilvl="1">
-      <w:lvl w:ilvl="1">
-        <w:numFmt w:val="bullet"/>
-        <w:lvlText w:val=""/>
-        <w:lvlJc w:val="left"/>
-        <w:pPr>
-          <w:tabs>
-            <w:tab w:val="num" w:pos="1440"/>
-          </w:tabs>
-          <w:ind w:left="1440" w:hanging="360"/>
-        </w:pPr>
-        <w:rPr>
-          <w:rFonts w:ascii="Symbol" w:hAnsi="Symbol" w:hint="default"/>
-          <w:sz w:val="20"/>
-        </w:rPr>
-      </w:lvl>
-    </w:lvlOverride>
-  </w:num>
-  <w:num w:numId="404" w16cid:durableId="1830360738">
-    <w:abstractNumId w:val="73"/>
-    <w:lvlOverride w:ilvl="1">
-      <w:lvl w:ilvl="1">
-        <w:numFmt w:val="bullet"/>
-        <w:lvlText w:val=""/>
-        <w:lvlJc w:val="left"/>
-        <w:pPr>
-          <w:tabs>
-            <w:tab w:val="num" w:pos="1440"/>
-          </w:tabs>
-          <w:ind w:left="1440" w:hanging="360"/>
-        </w:pPr>
-        <w:rPr>
-          <w:rFonts w:ascii="Symbol" w:hAnsi="Symbol" w:hint="default"/>
-          <w:sz w:val="20"/>
-        </w:rPr>
-      </w:lvl>
-    </w:lvlOverride>
-  </w:num>
-  <w:num w:numId="405" w16cid:durableId="119032923">
-    <w:abstractNumId w:val="69"/>
-  </w:num>
-  <w:num w:numId="406" w16cid:durableId="210576965">
-    <w:abstractNumId w:val="69"/>
-    <w:lvlOverride w:ilvl="1">
-      <w:lvl w:ilvl="1">
-        <w:numFmt w:val="bullet"/>
-        <w:lvlText w:val=""/>
-        <w:lvlJc w:val="left"/>
-        <w:pPr>
-          <w:tabs>
-            <w:tab w:val="num" w:pos="1440"/>
-          </w:tabs>
-          <w:ind w:left="1440" w:hanging="360"/>
-        </w:pPr>
-        <w:rPr>
-          <w:rFonts w:ascii="Symbol" w:hAnsi="Symbol" w:hint="default"/>
-          <w:sz w:val="20"/>
-        </w:rPr>
-      </w:lvl>
-    </w:lvlOverride>
-  </w:num>
-  <w:num w:numId="407" w16cid:durableId="790708232">
-    <w:abstractNumId w:val="69"/>
-    <w:lvlOverride w:ilvl="1">
-      <w:lvl w:ilvl="1">
-        <w:numFmt w:val="bullet"/>
-        <w:lvlText w:val=""/>
-        <w:lvlJc w:val="left"/>
-        <w:pPr>
-          <w:tabs>
-            <w:tab w:val="num" w:pos="1440"/>
-          </w:tabs>
-          <w:ind w:left="1440" w:hanging="360"/>
-        </w:pPr>
-        <w:rPr>
-          <w:rFonts w:ascii="Symbol" w:hAnsi="Symbol" w:hint="default"/>
-          <w:sz w:val="20"/>
-        </w:rPr>
-      </w:lvl>
-    </w:lvlOverride>
-  </w:num>
-  <w:num w:numId="408" w16cid:durableId="323825708">
-    <w:abstractNumId w:val="69"/>
-    <w:lvlOverride w:ilvl="1">
-      <w:lvl w:ilvl="1">
-        <w:numFmt w:val="bullet"/>
-        <w:lvlText w:val=""/>
-        <w:lvlJc w:val="left"/>
-        <w:pPr>
-          <w:tabs>
-            <w:tab w:val="num" w:pos="1440"/>
-          </w:tabs>
-          <w:ind w:left="1440" w:hanging="360"/>
-        </w:pPr>
-        <w:rPr>
-          <w:rFonts w:ascii="Symbol" w:hAnsi="Symbol" w:hint="default"/>
-          <w:sz w:val="20"/>
-        </w:rPr>
-      </w:lvl>
-    </w:lvlOverride>
-  </w:num>
-  <w:num w:numId="409" w16cid:durableId="168637425">
-    <w:abstractNumId w:val="154"/>
-  </w:num>
-  <w:num w:numId="410" w16cid:durableId="451897618">
-    <w:abstractNumId w:val="194"/>
-  </w:num>
-  <w:num w:numId="411" w16cid:durableId="975717288">
-    <w:abstractNumId w:val="194"/>
-    <w:lvlOverride w:ilvl="1">
-      <w:lvl w:ilvl="1">
-        <w:numFmt w:val="bullet"/>
-        <w:lvlText w:val=""/>
-        <w:lvlJc w:val="left"/>
-        <w:pPr>
-          <w:tabs>
-            <w:tab w:val="num" w:pos="1440"/>
-          </w:tabs>
-          <w:ind w:left="1440" w:hanging="360"/>
-        </w:pPr>
-        <w:rPr>
-          <w:rFonts w:ascii="Symbol" w:hAnsi="Symbol" w:hint="default"/>
-          <w:sz w:val="20"/>
-        </w:rPr>
-      </w:lvl>
-    </w:lvlOverride>
-  </w:num>
-  <w:num w:numId="412" w16cid:durableId="567880089">
-    <w:abstractNumId w:val="194"/>
-    <w:lvlOverride w:ilvl="1">
-      <w:lvl w:ilvl="1">
-        <w:numFmt w:val="bullet"/>
-        <w:lvlText w:val=""/>
-        <w:lvlJc w:val="left"/>
-        <w:pPr>
-          <w:tabs>
-            <w:tab w:val="num" w:pos="1440"/>
-          </w:tabs>
-          <w:ind w:left="1440" w:hanging="360"/>
-        </w:pPr>
-        <w:rPr>
-          <w:rFonts w:ascii="Symbol" w:hAnsi="Symbol" w:hint="default"/>
-          <w:sz w:val="20"/>
-        </w:rPr>
-      </w:lvl>
-    </w:lvlOverride>
-  </w:num>
-  <w:num w:numId="413" w16cid:durableId="139032186">
-    <w:abstractNumId w:val="194"/>
-    <w:lvlOverride w:ilvl="1">
-      <w:lvl w:ilvl="1">
-        <w:numFmt w:val="bullet"/>
-        <w:lvlText w:val=""/>
-        <w:lvlJc w:val="left"/>
-        <w:pPr>
-          <w:tabs>
-            <w:tab w:val="num" w:pos="1440"/>
-          </w:tabs>
-          <w:ind w:left="1440" w:hanging="360"/>
-        </w:pPr>
-        <w:rPr>
-          <w:rFonts w:ascii="Symbol" w:hAnsi="Symbol" w:hint="default"/>
-          <w:sz w:val="20"/>
-        </w:rPr>
-      </w:lvl>
-    </w:lvlOverride>
-  </w:num>
-  <w:num w:numId="414" w16cid:durableId="1200895258">
-    <w:abstractNumId w:val="194"/>
-    <w:lvlOverride w:ilvl="1">
-      <w:lvl w:ilvl="1">
-        <w:numFmt w:val="bullet"/>
-        <w:lvlText w:val=""/>
-        <w:lvlJc w:val="left"/>
-        <w:pPr>
-          <w:tabs>
-            <w:tab w:val="num" w:pos="1440"/>
-          </w:tabs>
-          <w:ind w:left="1440" w:hanging="360"/>
-        </w:pPr>
-        <w:rPr>
-          <w:rFonts w:ascii="Symbol" w:hAnsi="Symbol" w:hint="default"/>
-          <w:sz w:val="20"/>
-        </w:rPr>
-      </w:lvl>
-    </w:lvlOverride>
-  </w:num>
-  <w:num w:numId="415" w16cid:durableId="1534031402">
-    <w:abstractNumId w:val="194"/>
-    <w:lvlOverride w:ilvl="1">
-      <w:lvl w:ilvl="1">
-        <w:numFmt w:val="bullet"/>
-        <w:lvlText w:val=""/>
-        <w:lvlJc w:val="left"/>
-        <w:pPr>
-          <w:tabs>
-            <w:tab w:val="num" w:pos="1440"/>
-          </w:tabs>
-          <w:ind w:left="1440" w:hanging="360"/>
-        </w:pPr>
-        <w:rPr>
-          <w:rFonts w:ascii="Symbol" w:hAnsi="Symbol" w:hint="default"/>
-          <w:sz w:val="20"/>
-        </w:rPr>
-      </w:lvl>
-    </w:lvlOverride>
-  </w:num>
-  <w:num w:numId="416" w16cid:durableId="306133919">
-    <w:abstractNumId w:val="162"/>
-  </w:num>
-  <w:num w:numId="417" w16cid:durableId="754471240">
-    <w:abstractNumId w:val="125"/>
-  </w:num>
-  <w:num w:numId="418" w16cid:durableId="1618828123">
-    <w:abstractNumId w:val="232"/>
-  </w:num>
-  <w:num w:numId="419" w16cid:durableId="371350015">
-    <w:abstractNumId w:val="232"/>
-    <w:lvlOverride w:ilvl="1">
-      <w:lvl w:ilvl="1">
-        <w:numFmt w:val="bullet"/>
-        <w:lvlText w:val=""/>
-        <w:lvlJc w:val="left"/>
-        <w:pPr>
-          <w:tabs>
-            <w:tab w:val="num" w:pos="1440"/>
-          </w:tabs>
-          <w:ind w:left="1440" w:hanging="360"/>
-        </w:pPr>
-        <w:rPr>
-          <w:rFonts w:ascii="Symbol" w:hAnsi="Symbol" w:hint="default"/>
-          <w:sz w:val="20"/>
-        </w:rPr>
-      </w:lvl>
-    </w:lvlOverride>
-  </w:num>
-  <w:num w:numId="420" w16cid:durableId="54276952">
-    <w:abstractNumId w:val="232"/>
-    <w:lvlOverride w:ilvl="1">
-      <w:lvl w:ilvl="1">
-        <w:numFmt w:val="bullet"/>
-        <w:lvlText w:val=""/>
-        <w:lvlJc w:val="left"/>
-        <w:pPr>
-          <w:tabs>
-            <w:tab w:val="num" w:pos="1440"/>
-          </w:tabs>
-          <w:ind w:left="1440" w:hanging="360"/>
-        </w:pPr>
-        <w:rPr>
-          <w:rFonts w:ascii="Symbol" w:hAnsi="Symbol" w:hint="default"/>
-          <w:sz w:val="20"/>
-        </w:rPr>
-      </w:lvl>
-    </w:lvlOverride>
-  </w:num>
-  <w:num w:numId="421" w16cid:durableId="1527601039">
-    <w:abstractNumId w:val="232"/>
-    <w:lvlOverride w:ilvl="1">
-      <w:lvl w:ilvl="1">
-        <w:numFmt w:val="bullet"/>
-        <w:lvlText w:val=""/>
-        <w:lvlJc w:val="left"/>
-        <w:pPr>
-          <w:tabs>
-            <w:tab w:val="num" w:pos="1440"/>
-          </w:tabs>
-          <w:ind w:left="1440" w:hanging="360"/>
-        </w:pPr>
-        <w:rPr>
-          <w:rFonts w:ascii="Symbol" w:hAnsi="Symbol" w:hint="default"/>
-          <w:sz w:val="20"/>
-        </w:rPr>
-      </w:lvl>
-    </w:lvlOverride>
-  </w:num>
-  <w:num w:numId="422" w16cid:durableId="432407122">
-    <w:abstractNumId w:val="232"/>
-    <w:lvlOverride w:ilvl="1">
-      <w:lvl w:ilvl="1">
-        <w:numFmt w:val="bullet"/>
-        <w:lvlText w:val=""/>
-        <w:lvlJc w:val="left"/>
-        <w:pPr>
-          <w:tabs>
-            <w:tab w:val="num" w:pos="1440"/>
-          </w:tabs>
-          <w:ind w:left="1440" w:hanging="360"/>
-        </w:pPr>
-        <w:rPr>
-          <w:rFonts w:ascii="Symbol" w:hAnsi="Symbol" w:hint="default"/>
-          <w:sz w:val="20"/>
-        </w:rPr>
-      </w:lvl>
-    </w:lvlOverride>
-  </w:num>
-  <w:num w:numId="423" w16cid:durableId="23950186">
-    <w:abstractNumId w:val="232"/>
-    <w:lvlOverride w:ilvl="1">
-      <w:lvl w:ilvl="1">
-        <w:numFmt w:val="bullet"/>
-        <w:lvlText w:val=""/>
-        <w:lvlJc w:val="left"/>
-        <w:pPr>
-          <w:tabs>
-            <w:tab w:val="num" w:pos="1440"/>
-          </w:tabs>
-          <w:ind w:left="1440" w:hanging="360"/>
-        </w:pPr>
-        <w:rPr>
-          <w:rFonts w:ascii="Symbol" w:hAnsi="Symbol" w:hint="default"/>
-          <w:sz w:val="20"/>
-        </w:rPr>
-      </w:lvl>
-    </w:lvlOverride>
-  </w:num>
-  <w:num w:numId="424" w16cid:durableId="1095712291">
-    <w:abstractNumId w:val="232"/>
-    <w:lvlOverride w:ilvl="1">
-      <w:lvl w:ilvl="1">
-        <w:numFmt w:val="bullet"/>
-        <w:lvlText w:val=""/>
-        <w:lvlJc w:val="left"/>
-        <w:pPr>
-          <w:tabs>
-            <w:tab w:val="num" w:pos="1440"/>
-          </w:tabs>
-          <w:ind w:left="1440" w:hanging="360"/>
-        </w:pPr>
-        <w:rPr>
-          <w:rFonts w:ascii="Symbol" w:hAnsi="Symbol" w:hint="default"/>
-          <w:sz w:val="20"/>
-        </w:rPr>
-      </w:lvl>
-    </w:lvlOverride>
-  </w:num>
-  <w:num w:numId="425" w16cid:durableId="44649956">
-    <w:abstractNumId w:val="232"/>
-    <w:lvlOverride w:ilvl="1">
-      <w:lvl w:ilvl="1">
-        <w:numFmt w:val="bullet"/>
-        <w:lvlText w:val=""/>
-        <w:lvlJc w:val="left"/>
-        <w:pPr>
-          <w:tabs>
-            <w:tab w:val="num" w:pos="1440"/>
-          </w:tabs>
-          <w:ind w:left="1440" w:hanging="360"/>
-        </w:pPr>
-        <w:rPr>
-          <w:rFonts w:ascii="Symbol" w:hAnsi="Symbol" w:hint="default"/>
-          <w:sz w:val="20"/>
-        </w:rPr>
-      </w:lvl>
-    </w:lvlOverride>
-  </w:num>
-  <w:num w:numId="426" w16cid:durableId="300577003">
-    <w:abstractNumId w:val="53"/>
-  </w:num>
-  <w:num w:numId="427" w16cid:durableId="226261568">
-    <w:abstractNumId w:val="123"/>
-  </w:num>
-  <w:num w:numId="428" w16cid:durableId="25326572">
-    <w:abstractNumId w:val="127"/>
-  </w:num>
-  <w:num w:numId="429" w16cid:durableId="1994721791">
-    <w:abstractNumId w:val="158"/>
-  </w:num>
-  <w:num w:numId="430" w16cid:durableId="820074511">
-    <w:abstractNumId w:val="158"/>
-    <w:lvlOverride w:ilvl="1">
-      <w:lvl w:ilvl="1">
-        <w:numFmt w:val="bullet"/>
-        <w:lvlText w:val=""/>
-        <w:lvlJc w:val="left"/>
-        <w:pPr>
-          <w:tabs>
-            <w:tab w:val="num" w:pos="1440"/>
-          </w:tabs>
-          <w:ind w:left="1440" w:hanging="360"/>
-        </w:pPr>
-        <w:rPr>
-          <w:rFonts w:ascii="Symbol" w:hAnsi="Symbol" w:hint="default"/>
-          <w:sz w:val="20"/>
-        </w:rPr>
-      </w:lvl>
-    </w:lvlOverride>
-  </w:num>
-  <w:num w:numId="431" w16cid:durableId="1931809649">
-    <w:abstractNumId w:val="158"/>
-    <w:lvlOverride w:ilvl="1">
-      <w:lvl w:ilvl="1">
-        <w:numFmt w:val="bullet"/>
-        <w:lvlText w:val=""/>
-        <w:lvlJc w:val="left"/>
-        <w:pPr>
-          <w:tabs>
-            <w:tab w:val="num" w:pos="1440"/>
-          </w:tabs>
-          <w:ind w:left="1440" w:hanging="360"/>
-        </w:pPr>
-        <w:rPr>
-          <w:rFonts w:ascii="Symbol" w:hAnsi="Symbol" w:hint="default"/>
-          <w:sz w:val="20"/>
-        </w:rPr>
-      </w:lvl>
-    </w:lvlOverride>
-  </w:num>
-  <w:num w:numId="432" w16cid:durableId="644772328">
-    <w:abstractNumId w:val="158"/>
-    <w:lvlOverride w:ilvl="1">
-      <w:lvl w:ilvl="1">
-        <w:numFmt w:val="bullet"/>
-        <w:lvlText w:val=""/>
-        <w:lvlJc w:val="left"/>
-        <w:pPr>
-          <w:tabs>
-            <w:tab w:val="num" w:pos="1440"/>
-          </w:tabs>
-          <w:ind w:left="1440" w:hanging="360"/>
-        </w:pPr>
-        <w:rPr>
-          <w:rFonts w:ascii="Symbol" w:hAnsi="Symbol" w:hint="default"/>
-          <w:sz w:val="20"/>
-        </w:rPr>
-      </w:lvl>
-    </w:lvlOverride>
-  </w:num>
-  <w:num w:numId="433" w16cid:durableId="1881428511">
-    <w:abstractNumId w:val="158"/>
-    <w:lvlOverride w:ilvl="1">
-      <w:lvl w:ilvl="1">
-        <w:numFmt w:val="bullet"/>
-        <w:lvlText w:val=""/>
-        <w:lvlJc w:val="left"/>
-        <w:pPr>
-          <w:tabs>
-            <w:tab w:val="num" w:pos="1440"/>
-          </w:tabs>
-          <w:ind w:left="1440" w:hanging="360"/>
-        </w:pPr>
-        <w:rPr>
-          <w:rFonts w:ascii="Symbol" w:hAnsi="Symbol" w:hint="default"/>
-          <w:sz w:val="20"/>
-        </w:rPr>
-      </w:lvl>
-    </w:lvlOverride>
-  </w:num>
-  <w:num w:numId="434" w16cid:durableId="635180620">
-    <w:abstractNumId w:val="158"/>
-    <w:lvlOverride w:ilvl="1">
-      <w:lvl w:ilvl="1">
-        <w:numFmt w:val="bullet"/>
-        <w:lvlText w:val=""/>
-        <w:lvlJc w:val="left"/>
-        <w:pPr>
-          <w:tabs>
-            <w:tab w:val="num" w:pos="1440"/>
-          </w:tabs>
-          <w:ind w:left="1440" w:hanging="360"/>
-        </w:pPr>
-        <w:rPr>
-          <w:rFonts w:ascii="Symbol" w:hAnsi="Symbol" w:hint="default"/>
-          <w:sz w:val="20"/>
-        </w:rPr>
-      </w:lvl>
-    </w:lvlOverride>
-  </w:num>
-  <w:num w:numId="435" w16cid:durableId="1180124068">
-    <w:abstractNumId w:val="158"/>
-    <w:lvlOverride w:ilvl="1">
-      <w:lvl w:ilvl="1">
-        <w:numFmt w:val="bullet"/>
-        <w:lvlText w:val=""/>
-        <w:lvlJc w:val="left"/>
-        <w:pPr>
-          <w:tabs>
-            <w:tab w:val="num" w:pos="1440"/>
-          </w:tabs>
-          <w:ind w:left="1440" w:hanging="360"/>
-        </w:pPr>
-        <w:rPr>
-          <w:rFonts w:ascii="Symbol" w:hAnsi="Symbol" w:hint="default"/>
-          <w:sz w:val="20"/>
-        </w:rPr>
-      </w:lvl>
-    </w:lvlOverride>
-  </w:num>
-  <w:num w:numId="436" w16cid:durableId="1801654206">
-    <w:abstractNumId w:val="148"/>
-  </w:num>
-  <w:num w:numId="437" w16cid:durableId="1222592467">
-    <w:abstractNumId w:val="148"/>
-    <w:lvlOverride w:ilvl="1">
-      <w:lvl w:ilvl="1">
-        <w:numFmt w:val="bullet"/>
-        <w:lvlText w:val=""/>
-        <w:lvlJc w:val="left"/>
-        <w:pPr>
-          <w:tabs>
-            <w:tab w:val="num" w:pos="1440"/>
-          </w:tabs>
-          <w:ind w:left="1440" w:hanging="360"/>
-        </w:pPr>
-        <w:rPr>
-          <w:rFonts w:ascii="Symbol" w:hAnsi="Symbol" w:hint="default"/>
-          <w:sz w:val="20"/>
-        </w:rPr>
-      </w:lvl>
-    </w:lvlOverride>
-  </w:num>
-  <w:num w:numId="438" w16cid:durableId="990673079">
-    <w:abstractNumId w:val="148"/>
-    <w:lvlOverride w:ilvl="1">
-      <w:lvl w:ilvl="1">
-        <w:numFmt w:val="bullet"/>
-        <w:lvlText w:val=""/>
-        <w:lvlJc w:val="left"/>
-        <w:pPr>
-          <w:tabs>
-            <w:tab w:val="num" w:pos="1440"/>
-          </w:tabs>
-          <w:ind w:left="1440" w:hanging="360"/>
-        </w:pPr>
-        <w:rPr>
-          <w:rFonts w:ascii="Symbol" w:hAnsi="Symbol" w:hint="default"/>
-          <w:sz w:val="20"/>
-        </w:rPr>
-      </w:lvl>
-    </w:lvlOverride>
-  </w:num>
-  <w:num w:numId="439" w16cid:durableId="702294307">
-    <w:abstractNumId w:val="148"/>
-    <w:lvlOverride w:ilvl="1">
-      <w:lvl w:ilvl="1">
-        <w:numFmt w:val="bullet"/>
-        <w:lvlText w:val=""/>
-        <w:lvlJc w:val="left"/>
-        <w:pPr>
-          <w:tabs>
-            <w:tab w:val="num" w:pos="1440"/>
-          </w:tabs>
-          <w:ind w:left="1440" w:hanging="360"/>
-        </w:pPr>
-        <w:rPr>
-          <w:rFonts w:ascii="Symbol" w:hAnsi="Symbol" w:hint="default"/>
-          <w:sz w:val="20"/>
-        </w:rPr>
-      </w:lvl>
-    </w:lvlOverride>
-  </w:num>
-  <w:num w:numId="440" w16cid:durableId="1782070666">
-    <w:abstractNumId w:val="148"/>
-    <w:lvlOverride w:ilvl="1">
-      <w:lvl w:ilvl="1">
-        <w:numFmt w:val="bullet"/>
-        <w:lvlText w:val=""/>
-        <w:lvlJc w:val="left"/>
-        <w:pPr>
-          <w:tabs>
-            <w:tab w:val="num" w:pos="1440"/>
-          </w:tabs>
-          <w:ind w:left="1440" w:hanging="360"/>
-        </w:pPr>
-        <w:rPr>
-          <w:rFonts w:ascii="Symbol" w:hAnsi="Symbol" w:hint="default"/>
-          <w:sz w:val="20"/>
-        </w:rPr>
-      </w:lvl>
-    </w:lvlOverride>
-  </w:num>
-  <w:num w:numId="441" w16cid:durableId="1987585088">
-    <w:abstractNumId w:val="148"/>
-    <w:lvlOverride w:ilvl="1">
-      <w:lvl w:ilvl="1">
-        <w:numFmt w:val="bullet"/>
-        <w:lvlText w:val=""/>
-        <w:lvlJc w:val="left"/>
-        <w:pPr>
-          <w:tabs>
-            <w:tab w:val="num" w:pos="1440"/>
-          </w:tabs>
-          <w:ind w:left="1440" w:hanging="360"/>
-        </w:pPr>
-        <w:rPr>
-          <w:rFonts w:ascii="Symbol" w:hAnsi="Symbol" w:hint="default"/>
-          <w:sz w:val="20"/>
-        </w:rPr>
-      </w:lvl>
-    </w:lvlOverride>
-  </w:num>
-  <w:num w:numId="442" w16cid:durableId="1235706430">
-    <w:abstractNumId w:val="26"/>
-  </w:num>
-  <w:num w:numId="443" w16cid:durableId="1708023130">
-    <w:abstractNumId w:val="26"/>
-    <w:lvlOverride w:ilvl="1">
-      <w:lvl w:ilvl="1">
-        <w:numFmt w:val="bullet"/>
-        <w:lvlText w:val=""/>
-        <w:lvlJc w:val="left"/>
-        <w:pPr>
-          <w:tabs>
-            <w:tab w:val="num" w:pos="1440"/>
-          </w:tabs>
-          <w:ind w:left="1440" w:hanging="360"/>
-        </w:pPr>
-        <w:rPr>
-          <w:rFonts w:ascii="Symbol" w:hAnsi="Symbol" w:hint="default"/>
-          <w:sz w:val="20"/>
-        </w:rPr>
-      </w:lvl>
-    </w:lvlOverride>
-  </w:num>
-  <w:num w:numId="444" w16cid:durableId="1754357827">
-    <w:abstractNumId w:val="26"/>
-    <w:lvlOverride w:ilvl="1">
-      <w:lvl w:ilvl="1">
-        <w:numFmt w:val="bullet"/>
-        <w:lvlText w:val=""/>
-        <w:lvlJc w:val="left"/>
-        <w:pPr>
-          <w:tabs>
-            <w:tab w:val="num" w:pos="1440"/>
-          </w:tabs>
-          <w:ind w:left="1440" w:hanging="360"/>
-        </w:pPr>
-        <w:rPr>
-          <w:rFonts w:ascii="Symbol" w:hAnsi="Symbol" w:hint="default"/>
-          <w:sz w:val="20"/>
-        </w:rPr>
-      </w:lvl>
-    </w:lvlOverride>
-  </w:num>
-  <w:num w:numId="445" w16cid:durableId="1227379038">
-    <w:abstractNumId w:val="26"/>
-    <w:lvlOverride w:ilvl="1">
-      <w:lvl w:ilvl="1">
-        <w:numFmt w:val="bullet"/>
-        <w:lvlText w:val=""/>
-        <w:lvlJc w:val="left"/>
-        <w:pPr>
-          <w:tabs>
-            <w:tab w:val="num" w:pos="1440"/>
-          </w:tabs>
-          <w:ind w:left="1440" w:hanging="360"/>
-        </w:pPr>
-        <w:rPr>
-          <w:rFonts w:ascii="Symbol" w:hAnsi="Symbol" w:hint="default"/>
-          <w:sz w:val="20"/>
-        </w:rPr>
-      </w:lvl>
-    </w:lvlOverride>
-  </w:num>
-  <w:num w:numId="446" w16cid:durableId="2081250125">
-    <w:abstractNumId w:val="26"/>
-    <w:lvlOverride w:ilvl="1">
-      <w:lvl w:ilvl="1">
-        <w:numFmt w:val="bullet"/>
-        <w:lvlText w:val=""/>
-        <w:lvlJc w:val="left"/>
-        <w:pPr>
-          <w:tabs>
-            <w:tab w:val="num" w:pos="1440"/>
-          </w:tabs>
-          <w:ind w:left="1440" w:hanging="360"/>
-        </w:pPr>
-        <w:rPr>
-          <w:rFonts w:ascii="Symbol" w:hAnsi="Symbol" w:hint="default"/>
-          <w:sz w:val="20"/>
-        </w:rPr>
-      </w:lvl>
-    </w:lvlOverride>
-  </w:num>
-  <w:num w:numId="447" w16cid:durableId="2073388906">
-    <w:abstractNumId w:val="26"/>
-    <w:lvlOverride w:ilvl="1">
-      <w:lvl w:ilvl="1">
-        <w:numFmt w:val="bullet"/>
-        <w:lvlText w:val=""/>
-        <w:lvlJc w:val="left"/>
-        <w:pPr>
-          <w:tabs>
-            <w:tab w:val="num" w:pos="1440"/>
-          </w:tabs>
-          <w:ind w:left="1440" w:hanging="360"/>
-        </w:pPr>
-        <w:rPr>
-          <w:rFonts w:ascii="Symbol" w:hAnsi="Symbol" w:hint="default"/>
-          <w:sz w:val="20"/>
-        </w:rPr>
-      </w:lvl>
-    </w:lvlOverride>
-  </w:num>
-  <w:num w:numId="448" w16cid:durableId="1633487527">
-    <w:abstractNumId w:val="26"/>
-    <w:lvlOverride w:ilvl="1">
-      <w:lvl w:ilvl="1">
-        <w:numFmt w:val="bullet"/>
-        <w:lvlText w:val=""/>
-        <w:lvlJc w:val="left"/>
-        <w:pPr>
-          <w:tabs>
-            <w:tab w:val="num" w:pos="1440"/>
-          </w:tabs>
-          <w:ind w:left="1440" w:hanging="360"/>
-        </w:pPr>
-        <w:rPr>
-          <w:rFonts w:ascii="Symbol" w:hAnsi="Symbol" w:hint="default"/>
-          <w:sz w:val="20"/>
-        </w:rPr>
-      </w:lvl>
-    </w:lvlOverride>
-  </w:num>
-  <w:num w:numId="449" w16cid:durableId="799614976">
-    <w:abstractNumId w:val="26"/>
-    <w:lvlOverride w:ilvl="1">
-      <w:lvl w:ilvl="1">
-        <w:numFmt w:val="bullet"/>
-        <w:lvlText w:val=""/>
-        <w:lvlJc w:val="left"/>
-        <w:pPr>
-          <w:tabs>
-            <w:tab w:val="num" w:pos="1440"/>
-          </w:tabs>
-          <w:ind w:left="1440" w:hanging="360"/>
-        </w:pPr>
-        <w:rPr>
-          <w:rFonts w:ascii="Symbol" w:hAnsi="Symbol" w:hint="default"/>
-          <w:sz w:val="20"/>
-        </w:rPr>
-      </w:lvl>
-    </w:lvlOverride>
-  </w:num>
-  <w:num w:numId="450" w16cid:durableId="43065498">
-    <w:abstractNumId w:val="81"/>
-  </w:num>
-  <w:num w:numId="451" w16cid:durableId="786437438">
-    <w:abstractNumId w:val="126"/>
-  </w:num>
-  <w:num w:numId="452" w16cid:durableId="864096117">
-    <w:abstractNumId w:val="126"/>
-    <w:lvlOverride w:ilvl="1">
-      <w:lvl w:ilvl="1">
-        <w:numFmt w:val="bullet"/>
-        <w:lvlText w:val=""/>
-        <w:lvlJc w:val="left"/>
-        <w:pPr>
-          <w:tabs>
-            <w:tab w:val="num" w:pos="1440"/>
-          </w:tabs>
-          <w:ind w:left="1440" w:hanging="360"/>
-        </w:pPr>
-        <w:rPr>
-          <w:rFonts w:ascii="Symbol" w:hAnsi="Symbol" w:hint="default"/>
-          <w:sz w:val="20"/>
-        </w:rPr>
-      </w:lvl>
-    </w:lvlOverride>
-  </w:num>
-  <w:num w:numId="453" w16cid:durableId="846091187">
-    <w:abstractNumId w:val="126"/>
-    <w:lvlOverride w:ilvl="1">
-      <w:lvl w:ilvl="1">
-        <w:numFmt w:val="bullet"/>
-        <w:lvlText w:val=""/>
-        <w:lvlJc w:val="left"/>
-        <w:pPr>
-          <w:tabs>
-            <w:tab w:val="num" w:pos="1440"/>
-          </w:tabs>
-          <w:ind w:left="1440" w:hanging="360"/>
-        </w:pPr>
-        <w:rPr>
-          <w:rFonts w:ascii="Symbol" w:hAnsi="Symbol" w:hint="default"/>
-          <w:sz w:val="20"/>
-        </w:rPr>
-      </w:lvl>
-    </w:lvlOverride>
-  </w:num>
-  <w:num w:numId="454" w16cid:durableId="605230102">
-    <w:abstractNumId w:val="126"/>
-    <w:lvlOverride w:ilvl="1">
-      <w:lvl w:ilvl="1">
-        <w:numFmt w:val="bullet"/>
-        <w:lvlText w:val=""/>
-        <w:lvlJc w:val="left"/>
-        <w:pPr>
-          <w:tabs>
-            <w:tab w:val="num" w:pos="1440"/>
-          </w:tabs>
-          <w:ind w:left="1440" w:hanging="360"/>
-        </w:pPr>
-        <w:rPr>
-          <w:rFonts w:ascii="Symbol" w:hAnsi="Symbol" w:hint="default"/>
-          <w:sz w:val="20"/>
-        </w:rPr>
-      </w:lvl>
-    </w:lvlOverride>
-  </w:num>
-  <w:num w:numId="455" w16cid:durableId="274168322">
-    <w:abstractNumId w:val="126"/>
-    <w:lvlOverride w:ilvl="1">
-      <w:lvl w:ilvl="1">
-        <w:numFmt w:val="bullet"/>
-        <w:lvlText w:val=""/>
-        <w:lvlJc w:val="left"/>
-        <w:pPr>
-          <w:tabs>
-            <w:tab w:val="num" w:pos="1440"/>
-          </w:tabs>
-          <w:ind w:left="1440" w:hanging="360"/>
-        </w:pPr>
-        <w:rPr>
-          <w:rFonts w:ascii="Symbol" w:hAnsi="Symbol" w:hint="default"/>
-          <w:sz w:val="20"/>
-        </w:rPr>
-      </w:lvl>
-    </w:lvlOverride>
-  </w:num>
-  <w:num w:numId="456" w16cid:durableId="195192244">
-    <w:abstractNumId w:val="126"/>
-    <w:lvlOverride w:ilvl="1">
-      <w:lvl w:ilvl="1">
-        <w:numFmt w:val="bullet"/>
-        <w:lvlText w:val=""/>
-        <w:lvlJc w:val="left"/>
-        <w:pPr>
-          <w:tabs>
-            <w:tab w:val="num" w:pos="1440"/>
-          </w:tabs>
-          <w:ind w:left="1440" w:hanging="360"/>
-        </w:pPr>
-        <w:rPr>
-          <w:rFonts w:ascii="Symbol" w:hAnsi="Symbol" w:hint="default"/>
-          <w:sz w:val="20"/>
-        </w:rPr>
-      </w:lvl>
-    </w:lvlOverride>
-  </w:num>
-  <w:num w:numId="457" w16cid:durableId="595866949">
-    <w:abstractNumId w:val="221"/>
-  </w:num>
-  <w:num w:numId="458" w16cid:durableId="1789736070">
-    <w:abstractNumId w:val="221"/>
-    <w:lvlOverride w:ilvl="1">
-      <w:lvl w:ilvl="1">
-        <w:numFmt w:val="bullet"/>
-        <w:lvlText w:val=""/>
-        <w:lvlJc w:val="left"/>
-        <w:pPr>
-          <w:tabs>
-            <w:tab w:val="num" w:pos="1440"/>
-          </w:tabs>
-          <w:ind w:left="1440" w:hanging="360"/>
-        </w:pPr>
-        <w:rPr>
-          <w:rFonts w:ascii="Symbol" w:hAnsi="Symbol" w:hint="default"/>
-          <w:sz w:val="20"/>
-        </w:rPr>
-      </w:lvl>
-    </w:lvlOverride>
-  </w:num>
-  <w:num w:numId="459" w16cid:durableId="578641482">
-    <w:abstractNumId w:val="221"/>
-    <w:lvlOverride w:ilvl="1">
-      <w:lvl w:ilvl="1">
-        <w:numFmt w:val="bullet"/>
-        <w:lvlText w:val=""/>
-        <w:lvlJc w:val="left"/>
-        <w:pPr>
-          <w:tabs>
-            <w:tab w:val="num" w:pos="1440"/>
-          </w:tabs>
-          <w:ind w:left="1440" w:hanging="360"/>
-        </w:pPr>
-        <w:rPr>
-          <w:rFonts w:ascii="Symbol" w:hAnsi="Symbol" w:hint="default"/>
-          <w:sz w:val="20"/>
-        </w:rPr>
-      </w:lvl>
-    </w:lvlOverride>
-  </w:num>
-  <w:num w:numId="460" w16cid:durableId="1626159982">
-    <w:abstractNumId w:val="221"/>
-    <w:lvlOverride w:ilvl="1">
-      <w:lvl w:ilvl="1">
-        <w:numFmt w:val="bullet"/>
-        <w:lvlText w:val=""/>
-        <w:lvlJc w:val="left"/>
-        <w:pPr>
-          <w:tabs>
-            <w:tab w:val="num" w:pos="1440"/>
-          </w:tabs>
-          <w:ind w:left="1440" w:hanging="360"/>
-        </w:pPr>
-        <w:rPr>
-          <w:rFonts w:ascii="Symbol" w:hAnsi="Symbol" w:hint="default"/>
-          <w:sz w:val="20"/>
-        </w:rPr>
-      </w:lvl>
-    </w:lvlOverride>
-  </w:num>
-  <w:num w:numId="461" w16cid:durableId="362823212">
-    <w:abstractNumId w:val="221"/>
-    <w:lvlOverride w:ilvl="1">
-      <w:lvl w:ilvl="1">
-        <w:numFmt w:val="bullet"/>
-        <w:lvlText w:val=""/>
-        <w:lvlJc w:val="left"/>
-        <w:pPr>
-          <w:tabs>
-            <w:tab w:val="num" w:pos="1440"/>
-          </w:tabs>
-          <w:ind w:left="1440" w:hanging="360"/>
-        </w:pPr>
-        <w:rPr>
-          <w:rFonts w:ascii="Symbol" w:hAnsi="Symbol" w:hint="default"/>
-          <w:sz w:val="20"/>
-        </w:rPr>
-      </w:lvl>
-    </w:lvlOverride>
-  </w:num>
-  <w:num w:numId="462" w16cid:durableId="1102920915">
-    <w:abstractNumId w:val="165"/>
-  </w:num>
-  <w:num w:numId="463" w16cid:durableId="1651251892">
-    <w:abstractNumId w:val="165"/>
-    <w:lvlOverride w:ilvl="1">
-      <w:lvl w:ilvl="1">
-        <w:numFmt w:val="bullet"/>
-        <w:lvlText w:val=""/>
-        <w:lvlJc w:val="left"/>
-        <w:pPr>
-          <w:tabs>
-            <w:tab w:val="num" w:pos="1440"/>
-          </w:tabs>
-          <w:ind w:left="1440" w:hanging="360"/>
-        </w:pPr>
-        <w:rPr>
-          <w:rFonts w:ascii="Symbol" w:hAnsi="Symbol" w:hint="default"/>
-          <w:sz w:val="20"/>
-        </w:rPr>
-      </w:lvl>
-    </w:lvlOverride>
-  </w:num>
-  <w:num w:numId="464" w16cid:durableId="242298327">
-    <w:abstractNumId w:val="165"/>
-    <w:lvlOverride w:ilvl="1">
-      <w:lvl w:ilvl="1">
-        <w:numFmt w:val="bullet"/>
-        <w:lvlText w:val=""/>
-        <w:lvlJc w:val="left"/>
-        <w:pPr>
-          <w:tabs>
-            <w:tab w:val="num" w:pos="1440"/>
-          </w:tabs>
-          <w:ind w:left="1440" w:hanging="360"/>
-        </w:pPr>
-        <w:rPr>
-          <w:rFonts w:ascii="Symbol" w:hAnsi="Symbol" w:hint="default"/>
-          <w:sz w:val="20"/>
-        </w:rPr>
-      </w:lvl>
-    </w:lvlOverride>
-  </w:num>
-  <w:num w:numId="465" w16cid:durableId="292905749">
-    <w:abstractNumId w:val="211"/>
-  </w:num>
-  <w:num w:numId="466" w16cid:durableId="201944174">
-    <w:abstractNumId w:val="211"/>
-    <w:lvlOverride w:ilvl="1">
-      <w:lvl w:ilvl="1">
-        <w:numFmt w:val="bullet"/>
-        <w:lvlText w:val=""/>
-        <w:lvlJc w:val="left"/>
-        <w:pPr>
-          <w:tabs>
-            <w:tab w:val="num" w:pos="1440"/>
-          </w:tabs>
-          <w:ind w:left="1440" w:hanging="360"/>
-        </w:pPr>
-        <w:rPr>
-          <w:rFonts w:ascii="Symbol" w:hAnsi="Symbol" w:hint="default"/>
-          <w:sz w:val="20"/>
-        </w:rPr>
-      </w:lvl>
-    </w:lvlOverride>
-  </w:num>
-  <w:num w:numId="467" w16cid:durableId="359167791">
-    <w:abstractNumId w:val="211"/>
-    <w:lvlOverride w:ilvl="1">
-      <w:lvl w:ilvl="1">
-        <w:numFmt w:val="bullet"/>
-        <w:lvlText w:val=""/>
-        <w:lvlJc w:val="left"/>
-        <w:pPr>
-          <w:tabs>
-            <w:tab w:val="num" w:pos="1440"/>
-          </w:tabs>
-          <w:ind w:left="1440" w:hanging="360"/>
-        </w:pPr>
-        <w:rPr>
-          <w:rFonts w:ascii="Symbol" w:hAnsi="Symbol" w:hint="default"/>
-          <w:sz w:val="20"/>
-        </w:rPr>
-      </w:lvl>
-    </w:lvlOverride>
-  </w:num>
-  <w:num w:numId="468" w16cid:durableId="515273267">
-    <w:abstractNumId w:val="211"/>
-    <w:lvlOverride w:ilvl="1">
-      <w:lvl w:ilvl="1">
-        <w:numFmt w:val="bullet"/>
-        <w:lvlText w:val=""/>
-        <w:lvlJc w:val="left"/>
-        <w:pPr>
-          <w:tabs>
-            <w:tab w:val="num" w:pos="1440"/>
-          </w:tabs>
-          <w:ind w:left="1440" w:hanging="360"/>
-        </w:pPr>
-        <w:rPr>
-          <w:rFonts w:ascii="Symbol" w:hAnsi="Symbol" w:hint="default"/>
-          <w:sz w:val="20"/>
-        </w:rPr>
-      </w:lvl>
-    </w:lvlOverride>
-  </w:num>
-  <w:num w:numId="469" w16cid:durableId="176963739">
-    <w:abstractNumId w:val="211"/>
-    <w:lvlOverride w:ilvl="1">
-      <w:lvl w:ilvl="1">
-        <w:numFmt w:val="bullet"/>
-        <w:lvlText w:val=""/>
-        <w:lvlJc w:val="left"/>
-        <w:pPr>
-          <w:tabs>
-            <w:tab w:val="num" w:pos="1440"/>
-          </w:tabs>
-          <w:ind w:left="1440" w:hanging="360"/>
-        </w:pPr>
-        <w:rPr>
-          <w:rFonts w:ascii="Symbol" w:hAnsi="Symbol" w:hint="default"/>
-          <w:sz w:val="20"/>
-        </w:rPr>
-      </w:lvl>
-    </w:lvlOverride>
-  </w:num>
-  <w:num w:numId="470" w16cid:durableId="685447878">
-    <w:abstractNumId w:val="113"/>
-  </w:num>
-  <w:num w:numId="471" w16cid:durableId="1414162702">
-    <w:abstractNumId w:val="55"/>
-  </w:num>
-  <w:num w:numId="472" w16cid:durableId="1382436268">
-    <w:abstractNumId w:val="159"/>
-  </w:num>
-  <w:num w:numId="473" w16cid:durableId="398864408">
-    <w:abstractNumId w:val="98"/>
-  </w:num>
-  <w:num w:numId="474" w16cid:durableId="119425376">
-    <w:abstractNumId w:val="31"/>
-  </w:num>
-  <w:num w:numId="475" w16cid:durableId="739333064">
-    <w:abstractNumId w:val="189"/>
-  </w:num>
-  <w:num w:numId="476" w16cid:durableId="245775278">
-    <w:abstractNumId w:val="197"/>
-  </w:num>
-  <w:num w:numId="477" w16cid:durableId="2144493695">
-    <w:abstractNumId w:val="83"/>
-  </w:num>
-  <w:num w:numId="478" w16cid:durableId="1746612463">
-    <w:abstractNumId w:val="60"/>
-  </w:num>
-  <w:num w:numId="479" w16cid:durableId="200635048">
-    <w:abstractNumId w:val="19"/>
-  </w:num>
-  <w:num w:numId="480" w16cid:durableId="1818689662">
-    <w:abstractNumId w:val="195"/>
-  </w:num>
-  <w:num w:numId="481" w16cid:durableId="1355155217">
-    <w:abstractNumId w:val="20"/>
-  </w:num>
-  <w:num w:numId="482" w16cid:durableId="1408383904">
-    <w:abstractNumId w:val="190"/>
-  </w:num>
-  <w:num w:numId="483" w16cid:durableId="247464343">
-    <w:abstractNumId w:val="179"/>
-  </w:num>
-  <w:num w:numId="484" w16cid:durableId="1698965271">
-    <w:abstractNumId w:val="168"/>
-  </w:num>
-  <w:num w:numId="485" w16cid:durableId="196042308">
-    <w:abstractNumId w:val="43"/>
-  </w:num>
-  <w:num w:numId="486" w16cid:durableId="155192790">
-    <w:abstractNumId w:val="201"/>
-  </w:num>
-  <w:num w:numId="487" w16cid:durableId="124006441">
-    <w:abstractNumId w:val="122"/>
-  </w:num>
-  <w:num w:numId="488" w16cid:durableId="1021859187">
-    <w:abstractNumId w:val="198"/>
-  </w:num>
-  <w:num w:numId="489" w16cid:durableId="844326744">
-    <w:abstractNumId w:val="137"/>
-  </w:num>
-  <w:num w:numId="490" w16cid:durableId="1956522580">
-    <w:abstractNumId w:val="75"/>
-  </w:num>
-  <w:num w:numId="491" w16cid:durableId="1285188320">
-    <w:abstractNumId w:val="177"/>
-  </w:num>
-  <w:num w:numId="492" w16cid:durableId="1186096464">
-    <w:abstractNumId w:val="116"/>
-  </w:num>
-  <w:num w:numId="493" w16cid:durableId="644547071">
-    <w:abstractNumId w:val="4"/>
-  </w:num>
-  <w:num w:numId="494" w16cid:durableId="912738110">
-    <w:abstractNumId w:val="138"/>
-  </w:num>
-  <w:num w:numId="495" w16cid:durableId="636952659">
-    <w:abstractNumId w:val="87"/>
-  </w:num>
-  <w:num w:numId="496" w16cid:durableId="231358212">
-    <w:abstractNumId w:val="87"/>
-    <w:lvlOverride w:ilvl="1">
-      <w:lvl w:ilvl="1">
-        <w:numFmt w:val="bullet"/>
-        <w:lvlText w:val=""/>
-        <w:lvlJc w:val="left"/>
-        <w:pPr>
-          <w:tabs>
-            <w:tab w:val="num" w:pos="1440"/>
-          </w:tabs>
-          <w:ind w:left="1440" w:hanging="360"/>
-        </w:pPr>
-        <w:rPr>
-          <w:rFonts w:ascii="Symbol" w:hAnsi="Symbol" w:hint="default"/>
-          <w:sz w:val="20"/>
-        </w:rPr>
-      </w:lvl>
-    </w:lvlOverride>
-  </w:num>
-  <w:num w:numId="497" w16cid:durableId="1234583641">
-    <w:abstractNumId w:val="87"/>
-    <w:lvlOverride w:ilvl="1">
-      <w:lvl w:ilvl="1">
-        <w:numFmt w:val="bullet"/>
-        <w:lvlText w:val=""/>
-        <w:lvlJc w:val="left"/>
-        <w:pPr>
-          <w:tabs>
-            <w:tab w:val="num" w:pos="1440"/>
-          </w:tabs>
-          <w:ind w:left="1440" w:hanging="360"/>
-        </w:pPr>
-        <w:rPr>
-          <w:rFonts w:ascii="Symbol" w:hAnsi="Symbol" w:hint="default"/>
-          <w:sz w:val="20"/>
-        </w:rPr>
-      </w:lvl>
-    </w:lvlOverride>
-  </w:num>
-  <w:num w:numId="498" w16cid:durableId="1012687051">
-    <w:abstractNumId w:val="87"/>
-    <w:lvlOverride w:ilvl="1">
-      <w:lvl w:ilvl="1">
-        <w:numFmt w:val="bullet"/>
-        <w:lvlText w:val=""/>
-        <w:lvlJc w:val="left"/>
-        <w:pPr>
-          <w:tabs>
-            <w:tab w:val="num" w:pos="1440"/>
-          </w:tabs>
-          <w:ind w:left="1440" w:hanging="360"/>
-        </w:pPr>
-        <w:rPr>
-          <w:rFonts w:ascii="Symbol" w:hAnsi="Symbol" w:hint="default"/>
-          <w:sz w:val="20"/>
-        </w:rPr>
-      </w:lvl>
-    </w:lvlOverride>
-  </w:num>
-  <w:num w:numId="499" w16cid:durableId="1098452229">
-    <w:abstractNumId w:val="87"/>
-    <w:lvlOverride w:ilvl="1">
-      <w:lvl w:ilvl="1">
-        <w:numFmt w:val="bullet"/>
-        <w:lvlText w:val=""/>
-        <w:lvlJc w:val="left"/>
-        <w:pPr>
-          <w:tabs>
-            <w:tab w:val="num" w:pos="1440"/>
-          </w:tabs>
-          <w:ind w:left="1440" w:hanging="360"/>
-        </w:pPr>
-        <w:rPr>
-          <w:rFonts w:ascii="Symbol" w:hAnsi="Symbol" w:hint="default"/>
-          <w:sz w:val="20"/>
-        </w:rPr>
-      </w:lvl>
-    </w:lvlOverride>
-  </w:num>
-  <w:num w:numId="500" w16cid:durableId="1162895974">
-    <w:abstractNumId w:val="87"/>
-    <w:lvlOverride w:ilvl="1">
-      <w:lvl w:ilvl="1">
-        <w:numFmt w:val="bullet"/>
-        <w:lvlText w:val=""/>
-        <w:lvlJc w:val="left"/>
-        <w:pPr>
-          <w:tabs>
-            <w:tab w:val="num" w:pos="1440"/>
-          </w:tabs>
-          <w:ind w:left="1440" w:hanging="360"/>
-        </w:pPr>
-        <w:rPr>
-          <w:rFonts w:ascii="Symbol" w:hAnsi="Symbol" w:hint="default"/>
-          <w:sz w:val="20"/>
-        </w:rPr>
-      </w:lvl>
-    </w:lvlOverride>
-  </w:num>
-  <w:num w:numId="501" w16cid:durableId="690034112">
-    <w:abstractNumId w:val="87"/>
-    <w:lvlOverride w:ilvl="1">
-      <w:lvl w:ilvl="1">
-        <w:numFmt w:val="bullet"/>
-        <w:lvlText w:val=""/>
-        <w:lvlJc w:val="left"/>
-        <w:pPr>
-          <w:tabs>
-            <w:tab w:val="num" w:pos="1440"/>
-          </w:tabs>
-          <w:ind w:left="1440" w:hanging="360"/>
-        </w:pPr>
-        <w:rPr>
-          <w:rFonts w:ascii="Symbol" w:hAnsi="Symbol" w:hint="default"/>
-          <w:sz w:val="20"/>
-        </w:rPr>
-      </w:lvl>
-    </w:lvlOverride>
-  </w:num>
-  <w:num w:numId="502" w16cid:durableId="1319113795">
-    <w:abstractNumId w:val="108"/>
-  </w:num>
-  <w:num w:numId="503" w16cid:durableId="769934454">
-    <w:abstractNumId w:val="207"/>
-  </w:num>
-  <w:num w:numId="504" w16cid:durableId="127092240">
-    <w:abstractNumId w:val="147"/>
-  </w:num>
-  <w:num w:numId="505" w16cid:durableId="1910576791">
-    <w:abstractNumId w:val="29"/>
-  </w:num>
-  <w:num w:numId="506" w16cid:durableId="944384440">
-    <w:abstractNumId w:val="156"/>
-  </w:num>
-  <w:num w:numId="507" w16cid:durableId="2041665929">
-    <w:abstractNumId w:val="228"/>
-  </w:num>
-  <w:num w:numId="508" w16cid:durableId="1096680387">
-    <w:abstractNumId w:val="144"/>
-  </w:num>
-  <w:num w:numId="509" w16cid:durableId="1764759620">
-    <w:abstractNumId w:val="78"/>
-  </w:num>
-  <w:num w:numId="510" w16cid:durableId="1482192031">
-    <w:abstractNumId w:val="143"/>
-  </w:num>
-  <w:num w:numId="511" w16cid:durableId="991182923">
-    <w:abstractNumId w:val="38"/>
-  </w:num>
-  <w:num w:numId="512" w16cid:durableId="143207023">
-    <w:abstractNumId w:val="48"/>
-  </w:num>
-  <w:num w:numId="513" w16cid:durableId="1565489822">
-    <w:abstractNumId w:val="209"/>
-  </w:num>
-  <w:num w:numId="514" w16cid:durableId="1695761682">
-    <w:abstractNumId w:val="72"/>
-  </w:num>
-  <w:num w:numId="515" w16cid:durableId="602610067">
-    <w:abstractNumId w:val="27"/>
-  </w:num>
-  <w:num w:numId="516" w16cid:durableId="2046131552">
-    <w:abstractNumId w:val="71"/>
-  </w:num>
   <w:num w:numId="517" w16cid:durableId="301466323">
-    <w:abstractNumId w:val="222"/>
+    <w:abstractNumId w:val="227"/>
   </w:num>
   <w:num w:numId="518" w16cid:durableId="1098983162">
     <w:abstractNumId w:val="2"/>
   </w:num>
   <w:num w:numId="519" w16cid:durableId="2118065510">
+    <w:abstractNumId w:val="11"/>
+  </w:num>
+  <w:num w:numId="520" w16cid:durableId="1560482079">
+    <w:abstractNumId w:val="222"/>
+  </w:num>
+  <w:num w:numId="521" w16cid:durableId="939142479">
+    <w:abstractNumId w:val="180"/>
+  </w:num>
+  <w:num w:numId="522" w16cid:durableId="2129465230">
+    <w:abstractNumId w:val="192"/>
+  </w:num>
+  <w:num w:numId="523" w16cid:durableId="170224357">
+    <w:abstractNumId w:val="68"/>
+  </w:num>
+  <w:num w:numId="524" w16cid:durableId="1300499789">
+    <w:abstractNumId w:val="236"/>
+  </w:num>
+  <w:num w:numId="525" w16cid:durableId="1112822429">
+    <w:abstractNumId w:val="188"/>
+  </w:num>
+  <w:num w:numId="526" w16cid:durableId="515459889">
+    <w:abstractNumId w:val="169"/>
+  </w:num>
+  <w:num w:numId="527" w16cid:durableId="2046323769">
+    <w:abstractNumId w:val="218"/>
+  </w:num>
+  <w:num w:numId="528" w16cid:durableId="578910849">
+    <w:abstractNumId w:val="220"/>
+  </w:num>
+  <w:num w:numId="529" w16cid:durableId="712536835">
+    <w:abstractNumId w:val="43"/>
+  </w:num>
+  <w:num w:numId="530" w16cid:durableId="896403956">
+    <w:abstractNumId w:val="248"/>
+  </w:num>
+  <w:num w:numId="531" w16cid:durableId="2048600201">
+    <w:abstractNumId w:val="122"/>
+  </w:num>
+  <w:num w:numId="532" w16cid:durableId="1834644696">
+    <w:abstractNumId w:val="141"/>
+  </w:num>
+  <w:num w:numId="533" w16cid:durableId="2132745270">
+    <w:abstractNumId w:val="18"/>
+  </w:num>
+  <w:num w:numId="534" w16cid:durableId="1280599483">
+    <w:abstractNumId w:val="34"/>
+  </w:num>
+  <w:num w:numId="535" w16cid:durableId="242110835">
+    <w:abstractNumId w:val="179"/>
+  </w:num>
+  <w:num w:numId="536" w16cid:durableId="1106729083">
+    <w:abstractNumId w:val="65"/>
+  </w:num>
+  <w:num w:numId="537" w16cid:durableId="1042822261">
+    <w:abstractNumId w:val="83"/>
+  </w:num>
+  <w:num w:numId="538" w16cid:durableId="1309897227">
+    <w:abstractNumId w:val="187"/>
+  </w:num>
+  <w:num w:numId="539" w16cid:durableId="1189875745">
+    <w:abstractNumId w:val="191"/>
+  </w:num>
+  <w:num w:numId="540" w16cid:durableId="1567716513">
+    <w:abstractNumId w:val="32"/>
+  </w:num>
+  <w:num w:numId="541" w16cid:durableId="470487271">
+    <w:abstractNumId w:val="60"/>
+  </w:num>
+  <w:num w:numId="542" w16cid:durableId="1855456429">
+    <w:abstractNumId w:val="66"/>
+  </w:num>
+  <w:num w:numId="543" w16cid:durableId="307245707">
+    <w:abstractNumId w:val="125"/>
+  </w:num>
+  <w:num w:numId="544" w16cid:durableId="583418942">
+    <w:abstractNumId w:val="134"/>
+  </w:num>
+  <w:num w:numId="545" w16cid:durableId="23679911">
+    <w:abstractNumId w:val="242"/>
+  </w:num>
+  <w:num w:numId="546" w16cid:durableId="904680098">
+    <w:abstractNumId w:val="156"/>
+  </w:num>
+  <w:num w:numId="547" w16cid:durableId="691494394">
+    <w:abstractNumId w:val="14"/>
+  </w:num>
+  <w:num w:numId="548" w16cid:durableId="730689963">
+    <w:abstractNumId w:val="12"/>
+  </w:num>
+  <w:num w:numId="549" w16cid:durableId="1420709849">
     <w:abstractNumId w:val="10"/>
   </w:num>
-  <w:num w:numId="520" w16cid:durableId="1560482079">
-    <w:abstractNumId w:val="217"/>
-  </w:num>
-  <w:num w:numId="521" w16cid:durableId="939142479">
-    <w:abstractNumId w:val="175"/>
-  </w:num>
-  <w:num w:numId="522" w16cid:durableId="2129465230">
-    <w:abstractNumId w:val="187"/>
-  </w:num>
-  <w:num w:numId="523" w16cid:durableId="170224357">
-    <w:abstractNumId w:val="66"/>
-  </w:num>
-  <w:num w:numId="524" w16cid:durableId="1300499789">
-    <w:abstractNumId w:val="231"/>
-  </w:num>
-  <w:num w:numId="525" w16cid:durableId="1112822429">
-    <w:abstractNumId w:val="183"/>
-  </w:num>
-  <w:num w:numId="526" w16cid:durableId="515459889">
-    <w:abstractNumId w:val="164"/>
-  </w:num>
-  <w:num w:numId="527" w16cid:durableId="2046323769">
-    <w:abstractNumId w:val="213"/>
-  </w:num>
-  <w:num w:numId="528" w16cid:durableId="578910849">
-    <w:abstractNumId w:val="215"/>
-  </w:num>
-  <w:num w:numId="529" w16cid:durableId="712536835">
-    <w:abstractNumId w:val="41"/>
-  </w:num>
-  <w:num w:numId="530" w16cid:durableId="896403956">
+  <w:num w:numId="550" w16cid:durableId="1668358292">
     <w:abstractNumId w:val="241"/>
   </w:num>
-  <w:num w:numId="531" w16cid:durableId="2048600201">
-    <w:abstractNumId w:val="118"/>
-  </w:num>
-  <w:num w:numId="532" w16cid:durableId="1834644696">
-    <w:abstractNumId w:val="136"/>
-  </w:num>
-  <w:num w:numId="533" w16cid:durableId="2132745270">
-    <w:abstractNumId w:val="16"/>
-  </w:num>
-  <w:num w:numId="534" w16cid:durableId="1280599483">
-    <w:abstractNumId w:val="32"/>
-  </w:num>
-  <w:num w:numId="535" w16cid:durableId="242110835">
-    <w:abstractNumId w:val="174"/>
-  </w:num>
-  <w:num w:numId="536" w16cid:durableId="1106729083">
-    <w:abstractNumId w:val="63"/>
-  </w:num>
-  <w:num w:numId="537" w16cid:durableId="1042822261">
-    <w:abstractNumId w:val="80"/>
-  </w:num>
-  <w:num w:numId="538" w16cid:durableId="1309897227">
-    <w:abstractNumId w:val="182"/>
-  </w:num>
-  <w:num w:numId="539" w16cid:durableId="1189875745">
-    <w:abstractNumId w:val="186"/>
-  </w:num>
-  <w:num w:numId="540" w16cid:durableId="1567716513">
-    <w:abstractNumId w:val="30"/>
-  </w:num>
-  <w:num w:numId="541" w16cid:durableId="470487271">
-    <w:abstractNumId w:val="58"/>
-  </w:num>
-  <w:num w:numId="542" w16cid:durableId="1855456429">
-    <w:abstractNumId w:val="64"/>
-  </w:num>
-  <w:num w:numId="543" w16cid:durableId="307245707">
-    <w:abstractNumId w:val="120"/>
-  </w:num>
-  <w:num w:numId="544" w16cid:durableId="583418942">
-    <w:abstractNumId w:val="129"/>
-  </w:num>
-  <w:num w:numId="545" w16cid:durableId="23679911">
-    <w:abstractNumId w:val="235"/>
-  </w:num>
-  <w:num w:numId="546" w16cid:durableId="904680098">
-    <w:abstractNumId w:val="151"/>
-  </w:num>
-  <w:num w:numId="547" w16cid:durableId="691494394">
-    <w:abstractNumId w:val="12"/>
+  <w:num w:numId="551" w16cid:durableId="2093622435">
+    <w:abstractNumId w:val="124"/>
+  </w:num>
+  <w:num w:numId="552" w16cid:durableId="2121993035">
+    <w:abstractNumId w:val="237"/>
+  </w:num>
+  <w:num w:numId="553" w16cid:durableId="278295026">
+    <w:abstractNumId w:val="78"/>
+  </w:num>
+  <w:num w:numId="554" w16cid:durableId="1125469350">
+    <w:abstractNumId w:val="95"/>
   </w:num>
   <w:numIdMacAtCleanup w:val="18"/>
 </w:numbering>

--- a/Documentation/Unity Associate Programmer.docx
+++ b/Documentation/Unity Associate Programmer.docx
@@ -9609,6 +9609,9 @@
         </w:rPr>
       </w:pPr>
       <w:r>
+        <w:rPr>
+          <w:noProof/>
+        </w:rPr>
         <w:lastRenderedPageBreak/>
         <w:drawing>
           <wp:anchor distT="0" distB="0" distL="114300" distR="114300" simplePos="0" relativeHeight="251659264" behindDoc="1" locked="0" layoutInCell="1" allowOverlap="1" wp14:anchorId="71E59359" wp14:editId="5D6D8785">
@@ -9675,6 +9678,9 @@
         </w:drawing>
       </w:r>
       <w:r>
+        <w:rPr>
+          <w:noProof/>
+        </w:rPr>
         <w:drawing>
           <wp:anchor distT="0" distB="0" distL="114300" distR="114300" simplePos="0" relativeHeight="251658240" behindDoc="0" locked="0" layoutInCell="1" allowOverlap="1" wp14:anchorId="456796CF" wp14:editId="0A0429B1">
             <wp:simplePos x="0" y="0"/>
@@ -9846,11 +9852,169 @@
       </w:r>
     </w:p>
     <w:p>
+      <w:r>
+        <w:br w:type="page"/>
+      </w:r>
+    </w:p>
+    <w:p>
+      <w:pPr>
+        <w:pStyle w:val="Heading3"/>
+        <w:numPr>
+          <w:ilvl w:val="2"/>
+          <w:numId w:val="548"/>
+        </w:numPr>
+      </w:pPr>
+      <w:r>
+        <w:lastRenderedPageBreak/>
+        <w:t xml:space="preserve">: Session 5: </w:t>
+      </w:r>
+      <w:r>
+        <w:t>Builds</w:t>
+      </w:r>
+    </w:p>
+    <w:p>
+      <w:pPr>
+        <w:ind w:left="144" w:firstLine="0"/>
+      </w:pPr>
+    </w:p>
+    <w:p>
+      <w:pPr>
+        <w:ind w:left="0" w:firstLine="0"/>
+      </w:pPr>
+      <w:r>
+        <w:t>Let’s give a Build to our project.</w:t>
+      </w:r>
+    </w:p>
+    <w:p>
+      <w:pPr>
+        <w:ind w:left="144" w:firstLine="0"/>
+      </w:pPr>
+    </w:p>
+    <w:p>
+      <w:pPr>
+        <w:ind w:left="0" w:firstLine="0"/>
+      </w:pPr>
+      <w:r>
+        <w:t>Steps:</w:t>
+      </w:r>
+    </w:p>
+    <w:p>
       <w:pPr>
         <w:pStyle w:val="ListParagraph"/>
-        <w:ind w:left="360" w:firstLine="0"/>
-      </w:pPr>
-    </w:p>
+        <w:numPr>
+          <w:ilvl w:val="0"/>
+          <w:numId w:val="555"/>
+        </w:numPr>
+      </w:pPr>
+      <w:r>
+        <w:t>File &gt; Build Profiles.</w:t>
+      </w:r>
+    </w:p>
+    <w:p>
+      <w:pPr>
+        <w:pStyle w:val="ListParagraph"/>
+        <w:numPr>
+          <w:ilvl w:val="0"/>
+          <w:numId w:val="555"/>
+        </w:numPr>
+      </w:pPr>
+      <w:r>
+        <w:t>Select Scenes from the scene list.</w:t>
+      </w:r>
+    </w:p>
+    <w:p>
+      <w:pPr>
+        <w:pStyle w:val="ListParagraph"/>
+        <w:numPr>
+          <w:ilvl w:val="0"/>
+          <w:numId w:val="555"/>
+        </w:numPr>
+      </w:pPr>
+      <w:r>
+        <w:t>Open Scene list and select the scenes to be included.</w:t>
+      </w:r>
+    </w:p>
+    <w:p>
+      <w:pPr>
+        <w:pStyle w:val="ListParagraph"/>
+        <w:numPr>
+          <w:ilvl w:val="0"/>
+          <w:numId w:val="555"/>
+        </w:numPr>
+      </w:pPr>
+      <w:r>
+        <w:t>Check Development Build (Optional for logging/debugging).</w:t>
+      </w:r>
+    </w:p>
+    <w:p>
+      <w:pPr>
+        <w:pStyle w:val="ListParagraph"/>
+        <w:numPr>
+          <w:ilvl w:val="1"/>
+          <w:numId w:val="555"/>
+        </w:numPr>
+      </w:pPr>
+      <w:r>
+        <w:t>Dev build can be inspected by the profiler tool and preserve debugging.</w:t>
+      </w:r>
+    </w:p>
+    <w:p>
+      <w:pPr>
+        <w:pStyle w:val="ListParagraph"/>
+        <w:numPr>
+          <w:ilvl w:val="0"/>
+          <w:numId w:val="555"/>
+        </w:numPr>
+      </w:pPr>
+      <w:r>
+        <w:t xml:space="preserve">Click </w:t>
+      </w:r>
+      <w:r>
+        <w:rPr>
+          <w:b/>
+          <w:bCs/>
+        </w:rPr>
+        <w:t>Build</w:t>
+      </w:r>
+      <w:r>
+        <w:t xml:space="preserve"> on top right.</w:t>
+      </w:r>
+    </w:p>
+    <w:p>
+      <w:pPr>
+        <w:pStyle w:val="ListParagraph"/>
+        <w:numPr>
+          <w:ilvl w:val="0"/>
+          <w:numId w:val="555"/>
+        </w:numPr>
+      </w:pPr>
+      <w:r>
+        <w:t xml:space="preserve">Select a path to save.(Create a folder </w:t>
+      </w:r>
+      <w:r>
+        <w:rPr>
+          <w:i/>
+          <w:iCs/>
+        </w:rPr>
+        <w:t>Builds</w:t>
+      </w:r>
+      <w:r>
+        <w:t xml:space="preserve"> inside the project root.</w:t>
+      </w:r>
+    </w:p>
+    <w:p>
+      <w:pPr>
+        <w:pStyle w:val="ListParagraph"/>
+        <w:numPr>
+          <w:ilvl w:val="0"/>
+          <w:numId w:val="555"/>
+        </w:numPr>
+      </w:pPr>
+      <w:r>
+        <w:t>Optionally create folders for versioning.</w:t>
+      </w:r>
+    </w:p>
+    <w:p/>
     <w:sectPr>
       <w:footerReference w:type="default" r:id="rId11"/>
       <w:pgSz w:w="12240" w:h="15840"/>
@@ -11512,9 +11676,9 @@
   </w:abstractNum>
   <w:abstractNum w:abstractNumId="12" w15:restartNumberingAfterBreak="0">
     <w:nsid w:val="0720142C"/>
-    <w:multiLevelType w:val="hybridMultilevel"/>
-    <w:tmpl w:val="2B141F3A"/>
-    <w:lvl w:ilvl="0" w:tplc="0409000F">
+    <w:multiLevelType w:val="multilevel"/>
+    <w:tmpl w:val="56EE3C20"/>
+    <w:lvl w:ilvl="0">
       <w:start w:val="1"/>
       <w:numFmt w:val="decimal"/>
       <w:lvlText w:val="%1."/>
@@ -11523,77 +11687,109 @@
         <w:ind w:left="360" w:hanging="360"/>
       </w:pPr>
     </w:lvl>
-    <w:lvl w:ilvl="1" w:tplc="04090019" w:tentative="1">
-      <w:start w:val="1"/>
-      <w:numFmt w:val="lowerLetter"/>
-      <w:lvlText w:val="%2."/>
-      <w:lvlJc w:val="left"/>
-      <w:pPr>
-        <w:ind w:left="1080" w:hanging="360"/>
-      </w:pPr>
-    </w:lvl>
-    <w:lvl w:ilvl="2" w:tplc="0409001B" w:tentative="1">
-      <w:start w:val="1"/>
-      <w:numFmt w:val="lowerRoman"/>
-      <w:lvlText w:val="%3."/>
-      <w:lvlJc w:val="right"/>
-      <w:pPr>
-        <w:ind w:left="1800" w:hanging="180"/>
-      </w:pPr>
-    </w:lvl>
-    <w:lvl w:ilvl="3" w:tplc="0409000F" w:tentative="1">
-      <w:start w:val="1"/>
+    <w:lvl w:ilvl="1">
+      <w:start w:val="3"/>
       <w:numFmt w:val="decimal"/>
-      <w:lvlText w:val="%4."/>
-      <w:lvlJc w:val="left"/>
-      <w:pPr>
-        <w:ind w:left="2520" w:hanging="360"/>
-      </w:pPr>
-    </w:lvl>
-    <w:lvl w:ilvl="4" w:tplc="04090019" w:tentative="1">
-      <w:start w:val="1"/>
-      <w:numFmt w:val="lowerLetter"/>
-      <w:lvlText w:val="%5."/>
-      <w:lvlJc w:val="left"/>
-      <w:pPr>
-        <w:ind w:left="3240" w:hanging="360"/>
-      </w:pPr>
-    </w:lvl>
-    <w:lvl w:ilvl="5" w:tplc="0409001B" w:tentative="1">
-      <w:start w:val="1"/>
-      <w:numFmt w:val="lowerRoman"/>
-      <w:lvlText w:val="%6."/>
-      <w:lvlJc w:val="right"/>
-      <w:pPr>
-        <w:ind w:left="3960" w:hanging="180"/>
-      </w:pPr>
-    </w:lvl>
-    <w:lvl w:ilvl="6" w:tplc="0409000F" w:tentative="1">
-      <w:start w:val="1"/>
+      <w:isLgl/>
+      <w:lvlText w:val="%1.%2"/>
+      <w:lvlJc w:val="left"/>
+      <w:pPr>
+        <w:ind w:left="687" w:hanging="615"/>
+      </w:pPr>
+      <w:rPr>
+        <w:rFonts w:hint="default"/>
+      </w:rPr>
+    </w:lvl>
+    <w:lvl w:ilvl="2">
+      <w:start w:val="5"/>
       <w:numFmt w:val="decimal"/>
-      <w:lvlText w:val="%7."/>
-      <w:lvlJc w:val="left"/>
-      <w:pPr>
-        <w:ind w:left="4680" w:hanging="360"/>
-      </w:pPr>
-    </w:lvl>
-    <w:lvl w:ilvl="7" w:tplc="04090019" w:tentative="1">
-      <w:start w:val="1"/>
-      <w:numFmt w:val="lowerLetter"/>
-      <w:lvlText w:val="%8."/>
-      <w:lvlJc w:val="left"/>
-      <w:pPr>
-        <w:ind w:left="5400" w:hanging="360"/>
-      </w:pPr>
-    </w:lvl>
-    <w:lvl w:ilvl="8" w:tplc="0409001B" w:tentative="1">
-      <w:start w:val="1"/>
-      <w:numFmt w:val="lowerRoman"/>
-      <w:lvlText w:val="%9."/>
-      <w:lvlJc w:val="right"/>
-      <w:pPr>
-        <w:ind w:left="6120" w:hanging="180"/>
-      </w:pPr>
+      <w:isLgl/>
+      <w:lvlText w:val="%1.%2.%3"/>
+      <w:lvlJc w:val="left"/>
+      <w:pPr>
+        <w:ind w:left="864" w:hanging="720"/>
+      </w:pPr>
+      <w:rPr>
+        <w:rFonts w:hint="default"/>
+      </w:rPr>
+    </w:lvl>
+    <w:lvl w:ilvl="3">
+      <w:start w:val="1"/>
+      <w:numFmt w:val="decimal"/>
+      <w:isLgl/>
+      <w:lvlText w:val="%1.%2.%3.%4"/>
+      <w:lvlJc w:val="left"/>
+      <w:pPr>
+        <w:ind w:left="936" w:hanging="720"/>
+      </w:pPr>
+      <w:rPr>
+        <w:rFonts w:hint="default"/>
+      </w:rPr>
+    </w:lvl>
+    <w:lvl w:ilvl="4">
+      <w:start w:val="1"/>
+      <w:numFmt w:val="decimal"/>
+      <w:isLgl/>
+      <w:lvlText w:val="%1.%2.%3.%4.%5"/>
+      <w:lvlJc w:val="left"/>
+      <w:pPr>
+        <w:ind w:left="1368" w:hanging="1080"/>
+      </w:pPr>
+      <w:rPr>
+        <w:rFonts w:hint="default"/>
+      </w:rPr>
+    </w:lvl>
+    <w:lvl w:ilvl="5">
+      <w:start w:val="1"/>
+      <w:numFmt w:val="decimal"/>
+      <w:isLgl/>
+      <w:lvlText w:val="%1.%2.%3.%4.%5.%6"/>
+      <w:lvlJc w:val="left"/>
+      <w:pPr>
+        <w:ind w:left="1440" w:hanging="1080"/>
+      </w:pPr>
+      <w:rPr>
+        <w:rFonts w:hint="default"/>
+      </w:rPr>
+    </w:lvl>
+    <w:lvl w:ilvl="6">
+      <w:start w:val="1"/>
+      <w:numFmt w:val="decimal"/>
+      <w:isLgl/>
+      <w:lvlText w:val="%1.%2.%3.%4.%5.%6.%7"/>
+      <w:lvlJc w:val="left"/>
+      <w:pPr>
+        <w:ind w:left="1872" w:hanging="1440"/>
+      </w:pPr>
+      <w:rPr>
+        <w:rFonts w:hint="default"/>
+      </w:rPr>
+    </w:lvl>
+    <w:lvl w:ilvl="7">
+      <w:start w:val="1"/>
+      <w:numFmt w:val="decimal"/>
+      <w:isLgl/>
+      <w:lvlText w:val="%1.%2.%3.%4.%5.%6.%7.%8"/>
+      <w:lvlJc w:val="left"/>
+      <w:pPr>
+        <w:ind w:left="1944" w:hanging="1440"/>
+      </w:pPr>
+      <w:rPr>
+        <w:rFonts w:hint="default"/>
+      </w:rPr>
+    </w:lvl>
+    <w:lvl w:ilvl="8">
+      <w:start w:val="1"/>
+      <w:numFmt w:val="decimal"/>
+      <w:isLgl/>
+      <w:lvlText w:val="%1.%2.%3.%4.%5.%6.%7.%8.%9"/>
+      <w:lvlJc w:val="left"/>
+      <w:pPr>
+        <w:ind w:left="2376" w:hanging="1800"/>
+      </w:pPr>
+      <w:rPr>
+        <w:rFonts w:hint="default"/>
+      </w:rPr>
     </w:lvl>
   </w:abstractNum>
   <w:abstractNum w:abstractNumId="13" w15:restartNumberingAfterBreak="0">
@@ -32671,6 +32867,92 @@
     </w:lvl>
   </w:abstractNum>
   <w:abstractNum w:abstractNumId="173" w15:restartNumberingAfterBreak="0">
+    <w:nsid w:val="5EC864FB"/>
+    <w:multiLevelType w:val="multilevel"/>
+    <w:tmpl w:val="0409001D"/>
+    <w:lvl w:ilvl="0">
+      <w:start w:val="1"/>
+      <w:numFmt w:val="decimal"/>
+      <w:lvlText w:val="%1)"/>
+      <w:lvlJc w:val="left"/>
+      <w:pPr>
+        <w:ind w:left="360" w:hanging="360"/>
+      </w:pPr>
+    </w:lvl>
+    <w:lvl w:ilvl="1">
+      <w:start w:val="1"/>
+      <w:numFmt w:val="lowerLetter"/>
+      <w:lvlText w:val="%2)"/>
+      <w:lvlJc w:val="left"/>
+      <w:pPr>
+        <w:ind w:left="720" w:hanging="360"/>
+      </w:pPr>
+    </w:lvl>
+    <w:lvl w:ilvl="2">
+      <w:start w:val="1"/>
+      <w:numFmt w:val="lowerRoman"/>
+      <w:lvlText w:val="%3)"/>
+      <w:lvlJc w:val="left"/>
+      <w:pPr>
+        <w:ind w:left="1080" w:hanging="360"/>
+      </w:pPr>
+    </w:lvl>
+    <w:lvl w:ilvl="3">
+      <w:start w:val="1"/>
+      <w:numFmt w:val="decimal"/>
+      <w:lvlText w:val="(%4)"/>
+      <w:lvlJc w:val="left"/>
+      <w:pPr>
+        <w:ind w:left="1440" w:hanging="360"/>
+      </w:pPr>
+    </w:lvl>
+    <w:lvl w:ilvl="4">
+      <w:start w:val="1"/>
+      <w:numFmt w:val="lowerLetter"/>
+      <w:lvlText w:val="(%5)"/>
+      <w:lvlJc w:val="left"/>
+      <w:pPr>
+        <w:ind w:left="1800" w:hanging="360"/>
+      </w:pPr>
+    </w:lvl>
+    <w:lvl w:ilvl="5">
+      <w:start w:val="1"/>
+      <w:numFmt w:val="lowerRoman"/>
+      <w:lvlText w:val="(%6)"/>
+      <w:lvlJc w:val="left"/>
+      <w:pPr>
+        <w:ind w:left="2160" w:hanging="360"/>
+      </w:pPr>
+    </w:lvl>
+    <w:lvl w:ilvl="6">
+      <w:start w:val="1"/>
+      <w:numFmt w:val="decimal"/>
+      <w:lvlText w:val="%7."/>
+      <w:lvlJc w:val="left"/>
+      <w:pPr>
+        <w:ind w:left="2520" w:hanging="360"/>
+      </w:pPr>
+    </w:lvl>
+    <w:lvl w:ilvl="7">
+      <w:start w:val="1"/>
+      <w:numFmt w:val="lowerLetter"/>
+      <w:lvlText w:val="%8."/>
+      <w:lvlJc w:val="left"/>
+      <w:pPr>
+        <w:ind w:left="2880" w:hanging="360"/>
+      </w:pPr>
+    </w:lvl>
+    <w:lvl w:ilvl="8">
+      <w:start w:val="1"/>
+      <w:numFmt w:val="lowerRoman"/>
+      <w:lvlText w:val="%9."/>
+      <w:lvlJc w:val="left"/>
+      <w:pPr>
+        <w:ind w:left="3240" w:hanging="360"/>
+      </w:pPr>
+    </w:lvl>
+  </w:abstractNum>
+  <w:abstractNum w:abstractNumId="174" w15:restartNumberingAfterBreak="0">
     <w:nsid w:val="5F4F2A76"/>
     <w:multiLevelType w:val="hybridMultilevel"/>
     <w:tmpl w:val="1864F6D0"/>
@@ -32783,7 +33065,7 @@
       </w:rPr>
     </w:lvl>
   </w:abstractNum>
-  <w:abstractNum w:abstractNumId="174" w15:restartNumberingAfterBreak="0">
+  <w:abstractNum w:abstractNumId="175" w15:restartNumberingAfterBreak="0">
     <w:nsid w:val="6023578A"/>
     <w:multiLevelType w:val="multilevel"/>
     <w:tmpl w:val="20FE3972"/>
@@ -32900,7 +33182,7 @@
       </w:pPr>
     </w:lvl>
   </w:abstractNum>
-  <w:abstractNum w:abstractNumId="175" w15:restartNumberingAfterBreak="0">
+  <w:abstractNum w:abstractNumId="176" w15:restartNumberingAfterBreak="0">
     <w:nsid w:val="60B304F8"/>
     <w:multiLevelType w:val="multilevel"/>
     <w:tmpl w:val="AE020256"/>
@@ -33049,7 +33331,7 @@
       </w:rPr>
     </w:lvl>
   </w:abstractNum>
-  <w:abstractNum w:abstractNumId="176" w15:restartNumberingAfterBreak="0">
+  <w:abstractNum w:abstractNumId="177" w15:restartNumberingAfterBreak="0">
     <w:nsid w:val="61CA4512"/>
     <w:multiLevelType w:val="multilevel"/>
     <w:tmpl w:val="113687FE"/>
@@ -33198,7 +33480,7 @@
       </w:rPr>
     </w:lvl>
   </w:abstractNum>
-  <w:abstractNum w:abstractNumId="177" w15:restartNumberingAfterBreak="0">
+  <w:abstractNum w:abstractNumId="178" w15:restartNumberingAfterBreak="0">
     <w:nsid w:val="62633F16"/>
     <w:multiLevelType w:val="multilevel"/>
     <w:tmpl w:val="01D491C4"/>
@@ -33347,7 +33629,7 @@
       </w:rPr>
     </w:lvl>
   </w:abstractNum>
-  <w:abstractNum w:abstractNumId="178" w15:restartNumberingAfterBreak="0">
+  <w:abstractNum w:abstractNumId="179" w15:restartNumberingAfterBreak="0">
     <w:nsid w:val="62FA4B02"/>
     <w:multiLevelType w:val="multilevel"/>
     <w:tmpl w:val="AC469EA4"/>
@@ -33496,7 +33778,7 @@
       </w:rPr>
     </w:lvl>
   </w:abstractNum>
-  <w:abstractNum w:abstractNumId="179" w15:restartNumberingAfterBreak="0">
+  <w:abstractNum w:abstractNumId="180" w15:restartNumberingAfterBreak="0">
     <w:nsid w:val="63B56A28"/>
     <w:multiLevelType w:val="hybridMultilevel"/>
     <w:tmpl w:val="BBDA46C8"/>
@@ -33582,7 +33864,7 @@
       </w:pPr>
     </w:lvl>
   </w:abstractNum>
-  <w:abstractNum w:abstractNumId="180" w15:restartNumberingAfterBreak="0">
+  <w:abstractNum w:abstractNumId="181" w15:restartNumberingAfterBreak="0">
     <w:nsid w:val="63D35024"/>
     <w:multiLevelType w:val="hybridMultilevel"/>
     <w:tmpl w:val="52DACB14"/>
@@ -33668,7 +33950,7 @@
       </w:pPr>
     </w:lvl>
   </w:abstractNum>
-  <w:abstractNum w:abstractNumId="181" w15:restartNumberingAfterBreak="0">
+  <w:abstractNum w:abstractNumId="182" w15:restartNumberingAfterBreak="0">
     <w:nsid w:val="64364942"/>
     <w:multiLevelType w:val="multilevel"/>
     <w:tmpl w:val="3B688F7C"/>
@@ -33817,7 +34099,7 @@
       </w:rPr>
     </w:lvl>
   </w:abstractNum>
-  <w:abstractNum w:abstractNumId="182" w15:restartNumberingAfterBreak="0">
+  <w:abstractNum w:abstractNumId="183" w15:restartNumberingAfterBreak="0">
     <w:nsid w:val="64DF02EF"/>
     <w:multiLevelType w:val="hybridMultilevel"/>
     <w:tmpl w:val="5D1C61DC"/>
@@ -33930,7 +34212,7 @@
       </w:rPr>
     </w:lvl>
   </w:abstractNum>
-  <w:abstractNum w:abstractNumId="183" w15:restartNumberingAfterBreak="0">
+  <w:abstractNum w:abstractNumId="184" w15:restartNumberingAfterBreak="0">
     <w:nsid w:val="65151DA6"/>
     <w:multiLevelType w:val="multilevel"/>
     <w:tmpl w:val="265ABBB0"/>
@@ -34079,7 +34361,7 @@
       </w:rPr>
     </w:lvl>
   </w:abstractNum>
-  <w:abstractNum w:abstractNumId="184" w15:restartNumberingAfterBreak="0">
+  <w:abstractNum w:abstractNumId="185" w15:restartNumberingAfterBreak="0">
     <w:nsid w:val="6621531D"/>
     <w:multiLevelType w:val="multilevel"/>
     <w:tmpl w:val="9CE22912"/>
@@ -34192,7 +34474,7 @@
       </w:pPr>
     </w:lvl>
   </w:abstractNum>
-  <w:abstractNum w:abstractNumId="185" w15:restartNumberingAfterBreak="0">
+  <w:abstractNum w:abstractNumId="186" w15:restartNumberingAfterBreak="0">
     <w:nsid w:val="66A75F06"/>
     <w:multiLevelType w:val="multilevel"/>
     <w:tmpl w:val="7B2CDB5E"/>
@@ -34341,7 +34623,7 @@
       </w:rPr>
     </w:lvl>
   </w:abstractNum>
-  <w:abstractNum w:abstractNumId="186" w15:restartNumberingAfterBreak="0">
+  <w:abstractNum w:abstractNumId="187" w15:restartNumberingAfterBreak="0">
     <w:nsid w:val="66AF21A2"/>
     <w:multiLevelType w:val="multilevel"/>
     <w:tmpl w:val="F3FCA768"/>
@@ -34490,7 +34772,7 @@
       </w:rPr>
     </w:lvl>
   </w:abstractNum>
-  <w:abstractNum w:abstractNumId="187" w15:restartNumberingAfterBreak="0">
+  <w:abstractNum w:abstractNumId="188" w15:restartNumberingAfterBreak="0">
     <w:nsid w:val="66DF406A"/>
     <w:multiLevelType w:val="hybridMultilevel"/>
     <w:tmpl w:val="DAF6A5D0"/>
@@ -34576,7 +34858,7 @@
       </w:pPr>
     </w:lvl>
   </w:abstractNum>
-  <w:abstractNum w:abstractNumId="188" w15:restartNumberingAfterBreak="0">
+  <w:abstractNum w:abstractNumId="189" w15:restartNumberingAfterBreak="0">
     <w:nsid w:val="672530A8"/>
     <w:multiLevelType w:val="multilevel"/>
     <w:tmpl w:val="C916E6BE"/>
@@ -34725,7 +35007,7 @@
       </w:rPr>
     </w:lvl>
   </w:abstractNum>
-  <w:abstractNum w:abstractNumId="189" w15:restartNumberingAfterBreak="0">
+  <w:abstractNum w:abstractNumId="190" w15:restartNumberingAfterBreak="0">
     <w:nsid w:val="67834D5A"/>
     <w:multiLevelType w:val="multilevel"/>
     <w:tmpl w:val="849CC442"/>
@@ -34874,7 +35156,7 @@
       </w:rPr>
     </w:lvl>
   </w:abstractNum>
-  <w:abstractNum w:abstractNumId="190" w15:restartNumberingAfterBreak="0">
+  <w:abstractNum w:abstractNumId="191" w15:restartNumberingAfterBreak="0">
     <w:nsid w:val="67AC7510"/>
     <w:multiLevelType w:val="multilevel"/>
     <w:tmpl w:val="53787E7C"/>
@@ -35023,7 +35305,7 @@
       </w:rPr>
     </w:lvl>
   </w:abstractNum>
-  <w:abstractNum w:abstractNumId="191" w15:restartNumberingAfterBreak="0">
+  <w:abstractNum w:abstractNumId="192" w15:restartNumberingAfterBreak="0">
     <w:nsid w:val="67D51A63"/>
     <w:multiLevelType w:val="hybridMultilevel"/>
     <w:tmpl w:val="06DC9326"/>
@@ -35109,7 +35391,7 @@
       </w:pPr>
     </w:lvl>
   </w:abstractNum>
-  <w:abstractNum w:abstractNumId="192" w15:restartNumberingAfterBreak="0">
+  <w:abstractNum w:abstractNumId="193" w15:restartNumberingAfterBreak="0">
     <w:nsid w:val="67FF749D"/>
     <w:multiLevelType w:val="hybridMultilevel"/>
     <w:tmpl w:val="F7C848A4"/>
@@ -35195,7 +35477,7 @@
       </w:pPr>
     </w:lvl>
   </w:abstractNum>
-  <w:abstractNum w:abstractNumId="193" w15:restartNumberingAfterBreak="0">
+  <w:abstractNum w:abstractNumId="194" w15:restartNumberingAfterBreak="0">
     <w:nsid w:val="692C7E70"/>
     <w:multiLevelType w:val="multilevel"/>
     <w:tmpl w:val="A1468520"/>
@@ -35344,7 +35626,7 @@
       </w:rPr>
     </w:lvl>
   </w:abstractNum>
-  <w:abstractNum w:abstractNumId="194" w15:restartNumberingAfterBreak="0">
+  <w:abstractNum w:abstractNumId="195" w15:restartNumberingAfterBreak="0">
     <w:nsid w:val="6981505F"/>
     <w:multiLevelType w:val="multilevel"/>
     <w:tmpl w:val="1D1C1664"/>
@@ -35493,7 +35775,7 @@
       </w:rPr>
     </w:lvl>
   </w:abstractNum>
-  <w:abstractNum w:abstractNumId="195" w15:restartNumberingAfterBreak="0">
+  <w:abstractNum w:abstractNumId="196" w15:restartNumberingAfterBreak="0">
     <w:nsid w:val="69B34C11"/>
     <w:multiLevelType w:val="hybridMultilevel"/>
     <w:tmpl w:val="89981944"/>
@@ -35582,7 +35864,7 @@
       </w:pPr>
     </w:lvl>
   </w:abstractNum>
-  <w:abstractNum w:abstractNumId="196" w15:restartNumberingAfterBreak="0">
+  <w:abstractNum w:abstractNumId="197" w15:restartNumberingAfterBreak="0">
     <w:nsid w:val="6AC25373"/>
     <w:multiLevelType w:val="multilevel"/>
     <w:tmpl w:val="72CEB312"/>
@@ -35731,7 +36013,7 @@
       </w:rPr>
     </w:lvl>
   </w:abstractNum>
-  <w:abstractNum w:abstractNumId="197" w15:restartNumberingAfterBreak="0">
+  <w:abstractNum w:abstractNumId="198" w15:restartNumberingAfterBreak="0">
     <w:nsid w:val="6B2F2D93"/>
     <w:multiLevelType w:val="multilevel"/>
     <w:tmpl w:val="4F0CE180"/>
@@ -35880,7 +36162,7 @@
       </w:rPr>
     </w:lvl>
   </w:abstractNum>
-  <w:abstractNum w:abstractNumId="198" w15:restartNumberingAfterBreak="0">
+  <w:abstractNum w:abstractNumId="199" w15:restartNumberingAfterBreak="0">
     <w:nsid w:val="6B723626"/>
     <w:multiLevelType w:val="multilevel"/>
     <w:tmpl w:val="41E42FA2"/>
@@ -36029,7 +36311,7 @@
       </w:rPr>
     </w:lvl>
   </w:abstractNum>
-  <w:abstractNum w:abstractNumId="199" w15:restartNumberingAfterBreak="0">
+  <w:abstractNum w:abstractNumId="200" w15:restartNumberingAfterBreak="0">
     <w:nsid w:val="6BB9614E"/>
     <w:multiLevelType w:val="multilevel"/>
     <w:tmpl w:val="918878F8"/>
@@ -36146,7 +36428,7 @@
       </w:pPr>
     </w:lvl>
   </w:abstractNum>
-  <w:abstractNum w:abstractNumId="200" w15:restartNumberingAfterBreak="0">
+  <w:abstractNum w:abstractNumId="201" w15:restartNumberingAfterBreak="0">
     <w:nsid w:val="6C4A3061"/>
     <w:multiLevelType w:val="multilevel"/>
     <w:tmpl w:val="70DAF58E"/>
@@ -36295,7 +36577,7 @@
       </w:rPr>
     </w:lvl>
   </w:abstractNum>
-  <w:abstractNum w:abstractNumId="201" w15:restartNumberingAfterBreak="0">
+  <w:abstractNum w:abstractNumId="202" w15:restartNumberingAfterBreak="0">
     <w:nsid w:val="6C4F7431"/>
     <w:multiLevelType w:val="multilevel"/>
     <w:tmpl w:val="901E4082"/>
@@ -36444,7 +36726,7 @@
       </w:rPr>
     </w:lvl>
   </w:abstractNum>
-  <w:abstractNum w:abstractNumId="202" w15:restartNumberingAfterBreak="0">
+  <w:abstractNum w:abstractNumId="203" w15:restartNumberingAfterBreak="0">
     <w:nsid w:val="6C6123A7"/>
     <w:multiLevelType w:val="multilevel"/>
     <w:tmpl w:val="FA5C3F7E"/>
@@ -36593,7 +36875,7 @@
       </w:rPr>
     </w:lvl>
   </w:abstractNum>
-  <w:abstractNum w:abstractNumId="203" w15:restartNumberingAfterBreak="0">
+  <w:abstractNum w:abstractNumId="204" w15:restartNumberingAfterBreak="0">
     <w:nsid w:val="6D256BE4"/>
     <w:multiLevelType w:val="hybridMultilevel"/>
     <w:tmpl w:val="AA0C1D60"/>
@@ -36706,7 +36988,7 @@
       </w:rPr>
     </w:lvl>
   </w:abstractNum>
-  <w:abstractNum w:abstractNumId="204" w15:restartNumberingAfterBreak="0">
+  <w:abstractNum w:abstractNumId="205" w15:restartNumberingAfterBreak="0">
     <w:nsid w:val="6D8B4E45"/>
     <w:multiLevelType w:val="multilevel"/>
     <w:tmpl w:val="E802456E"/>
@@ -36823,7 +37105,7 @@
       </w:pPr>
     </w:lvl>
   </w:abstractNum>
-  <w:abstractNum w:abstractNumId="205" w15:restartNumberingAfterBreak="0">
+  <w:abstractNum w:abstractNumId="206" w15:restartNumberingAfterBreak="0">
     <w:nsid w:val="6F3761B0"/>
     <w:multiLevelType w:val="multilevel"/>
     <w:tmpl w:val="BD1C961C"/>
@@ -36936,7 +37218,7 @@
       </w:pPr>
     </w:lvl>
   </w:abstractNum>
-  <w:abstractNum w:abstractNumId="206" w15:restartNumberingAfterBreak="0">
+  <w:abstractNum w:abstractNumId="207" w15:restartNumberingAfterBreak="0">
     <w:nsid w:val="6F613257"/>
     <w:multiLevelType w:val="hybridMultilevel"/>
     <w:tmpl w:val="F2BCA812"/>
@@ -37049,7 +37331,7 @@
       </w:rPr>
     </w:lvl>
   </w:abstractNum>
-  <w:abstractNum w:abstractNumId="207" w15:restartNumberingAfterBreak="0">
+  <w:abstractNum w:abstractNumId="208" w15:restartNumberingAfterBreak="0">
     <w:nsid w:val="6F8C22B1"/>
     <w:multiLevelType w:val="multilevel"/>
     <w:tmpl w:val="514C38C4"/>
@@ -37166,7 +37448,7 @@
       </w:pPr>
     </w:lvl>
   </w:abstractNum>
-  <w:abstractNum w:abstractNumId="208" w15:restartNumberingAfterBreak="0">
+  <w:abstractNum w:abstractNumId="209" w15:restartNumberingAfterBreak="0">
     <w:nsid w:val="6FC76959"/>
     <w:multiLevelType w:val="multilevel"/>
     <w:tmpl w:val="9956E00C"/>
@@ -37315,7 +37597,7 @@
       </w:rPr>
     </w:lvl>
   </w:abstractNum>
-  <w:abstractNum w:abstractNumId="209" w15:restartNumberingAfterBreak="0">
+  <w:abstractNum w:abstractNumId="210" w15:restartNumberingAfterBreak="0">
     <w:nsid w:val="703B64C2"/>
     <w:multiLevelType w:val="multilevel"/>
     <w:tmpl w:val="4ED83146"/>
@@ -37464,7 +37746,7 @@
       </w:rPr>
     </w:lvl>
   </w:abstractNum>
-  <w:abstractNum w:abstractNumId="210" w15:restartNumberingAfterBreak="0">
+  <w:abstractNum w:abstractNumId="211" w15:restartNumberingAfterBreak="0">
     <w:nsid w:val="708D29E9"/>
     <w:multiLevelType w:val="hybridMultilevel"/>
     <w:tmpl w:val="235A9E60"/>
@@ -37577,7 +37859,7 @@
       </w:rPr>
     </w:lvl>
   </w:abstractNum>
-  <w:abstractNum w:abstractNumId="211" w15:restartNumberingAfterBreak="0">
+  <w:abstractNum w:abstractNumId="212" w15:restartNumberingAfterBreak="0">
     <w:nsid w:val="70DB5F35"/>
     <w:multiLevelType w:val="multilevel"/>
     <w:tmpl w:val="5CFA3CAC"/>
@@ -37694,7 +37976,7 @@
       </w:pPr>
     </w:lvl>
   </w:abstractNum>
-  <w:abstractNum w:abstractNumId="212" w15:restartNumberingAfterBreak="0">
+  <w:abstractNum w:abstractNumId="213" w15:restartNumberingAfterBreak="0">
     <w:nsid w:val="710818BF"/>
     <w:multiLevelType w:val="multilevel"/>
     <w:tmpl w:val="244025E6"/>
@@ -37843,7 +38125,7 @@
       </w:rPr>
     </w:lvl>
   </w:abstractNum>
-  <w:abstractNum w:abstractNumId="213" w15:restartNumberingAfterBreak="0">
+  <w:abstractNum w:abstractNumId="214" w15:restartNumberingAfterBreak="0">
     <w:nsid w:val="715A6526"/>
     <w:multiLevelType w:val="multilevel"/>
     <w:tmpl w:val="7A7E9BD0"/>
@@ -37992,7 +38274,7 @@
       </w:rPr>
     </w:lvl>
   </w:abstractNum>
-  <w:abstractNum w:abstractNumId="214" w15:restartNumberingAfterBreak="0">
+  <w:abstractNum w:abstractNumId="215" w15:restartNumberingAfterBreak="0">
     <w:nsid w:val="71604CD1"/>
     <w:multiLevelType w:val="hybridMultilevel"/>
     <w:tmpl w:val="8F42548E"/>
@@ -38081,7 +38363,7 @@
       </w:pPr>
     </w:lvl>
   </w:abstractNum>
-  <w:abstractNum w:abstractNumId="215" w15:restartNumberingAfterBreak="0">
+  <w:abstractNum w:abstractNumId="216" w15:restartNumberingAfterBreak="0">
     <w:nsid w:val="72086F4A"/>
     <w:multiLevelType w:val="multilevel"/>
     <w:tmpl w:val="950087C2"/>
@@ -38230,7 +38512,7 @@
       </w:rPr>
     </w:lvl>
   </w:abstractNum>
-  <w:abstractNum w:abstractNumId="216" w15:restartNumberingAfterBreak="0">
+  <w:abstractNum w:abstractNumId="217" w15:restartNumberingAfterBreak="0">
     <w:nsid w:val="72904D14"/>
     <w:multiLevelType w:val="multilevel"/>
     <w:tmpl w:val="7AF8E330"/>
@@ -38379,7 +38661,7 @@
       </w:rPr>
     </w:lvl>
   </w:abstractNum>
-  <w:abstractNum w:abstractNumId="217" w15:restartNumberingAfterBreak="0">
+  <w:abstractNum w:abstractNumId="218" w15:restartNumberingAfterBreak="0">
     <w:nsid w:val="735858CC"/>
     <w:multiLevelType w:val="multilevel"/>
     <w:tmpl w:val="A9DE2526"/>
@@ -38528,7 +38810,7 @@
       </w:rPr>
     </w:lvl>
   </w:abstractNum>
-  <w:abstractNum w:abstractNumId="218" w15:restartNumberingAfterBreak="0">
+  <w:abstractNum w:abstractNumId="219" w15:restartNumberingAfterBreak="0">
     <w:nsid w:val="74123403"/>
     <w:multiLevelType w:val="hybridMultilevel"/>
     <w:tmpl w:val="73726886"/>
@@ -38617,7 +38899,7 @@
       </w:pPr>
     </w:lvl>
   </w:abstractNum>
-  <w:abstractNum w:abstractNumId="219" w15:restartNumberingAfterBreak="0">
+  <w:abstractNum w:abstractNumId="220" w15:restartNumberingAfterBreak="0">
     <w:nsid w:val="744542A0"/>
     <w:multiLevelType w:val="multilevel"/>
     <w:tmpl w:val="64EAC428"/>
@@ -38766,7 +39048,7 @@
       </w:rPr>
     </w:lvl>
   </w:abstractNum>
-  <w:abstractNum w:abstractNumId="220" w15:restartNumberingAfterBreak="0">
+  <w:abstractNum w:abstractNumId="221" w15:restartNumberingAfterBreak="0">
     <w:nsid w:val="745C2C6F"/>
     <w:multiLevelType w:val="hybridMultilevel"/>
     <w:tmpl w:val="8EDAE7EA"/>
@@ -38852,7 +39134,7 @@
       </w:pPr>
     </w:lvl>
   </w:abstractNum>
-  <w:abstractNum w:abstractNumId="221" w15:restartNumberingAfterBreak="0">
+  <w:abstractNum w:abstractNumId="222" w15:restartNumberingAfterBreak="0">
     <w:nsid w:val="746808FE"/>
     <w:multiLevelType w:val="multilevel"/>
     <w:tmpl w:val="69405DB4"/>
@@ -39001,7 +39283,7 @@
       </w:rPr>
     </w:lvl>
   </w:abstractNum>
-  <w:abstractNum w:abstractNumId="222" w15:restartNumberingAfterBreak="0">
+  <w:abstractNum w:abstractNumId="223" w15:restartNumberingAfterBreak="0">
     <w:nsid w:val="762D5E5A"/>
     <w:multiLevelType w:val="hybridMultilevel"/>
     <w:tmpl w:val="C48472E2"/>
@@ -39087,7 +39369,7 @@
       </w:pPr>
     </w:lvl>
   </w:abstractNum>
-  <w:abstractNum w:abstractNumId="223" w15:restartNumberingAfterBreak="0">
+  <w:abstractNum w:abstractNumId="224" w15:restartNumberingAfterBreak="0">
     <w:nsid w:val="765455B0"/>
     <w:multiLevelType w:val="multilevel"/>
     <w:tmpl w:val="1E04C6DE"/>
@@ -39236,7 +39518,7 @@
       </w:rPr>
     </w:lvl>
   </w:abstractNum>
-  <w:abstractNum w:abstractNumId="224" w15:restartNumberingAfterBreak="0">
+  <w:abstractNum w:abstractNumId="225" w15:restartNumberingAfterBreak="0">
     <w:nsid w:val="768E7B50"/>
     <w:multiLevelType w:val="multilevel"/>
     <w:tmpl w:val="E6B89F94"/>
@@ -39385,7 +39667,7 @@
       </w:rPr>
     </w:lvl>
   </w:abstractNum>
-  <w:abstractNum w:abstractNumId="225" w15:restartNumberingAfterBreak="0">
+  <w:abstractNum w:abstractNumId="226" w15:restartNumberingAfterBreak="0">
     <w:nsid w:val="76A56C15"/>
     <w:multiLevelType w:val="multilevel"/>
     <w:tmpl w:val="86A4CF06"/>
@@ -39534,7 +39816,7 @@
       </w:rPr>
     </w:lvl>
   </w:abstractNum>
-  <w:abstractNum w:abstractNumId="226" w15:restartNumberingAfterBreak="0">
+  <w:abstractNum w:abstractNumId="227" w15:restartNumberingAfterBreak="0">
     <w:nsid w:val="76C83B68"/>
     <w:multiLevelType w:val="multilevel"/>
     <w:tmpl w:val="9E7EB786"/>
@@ -39683,7 +39965,7 @@
       </w:rPr>
     </w:lvl>
   </w:abstractNum>
-  <w:abstractNum w:abstractNumId="227" w15:restartNumberingAfterBreak="0">
+  <w:abstractNum w:abstractNumId="228" w15:restartNumberingAfterBreak="0">
     <w:nsid w:val="779E4425"/>
     <w:multiLevelType w:val="hybridMultilevel"/>
     <w:tmpl w:val="78CEE8D8"/>
@@ -39769,7 +40051,7 @@
       </w:pPr>
     </w:lvl>
   </w:abstractNum>
-  <w:abstractNum w:abstractNumId="228" w15:restartNumberingAfterBreak="0">
+  <w:abstractNum w:abstractNumId="229" w15:restartNumberingAfterBreak="0">
     <w:nsid w:val="77B22F44"/>
     <w:multiLevelType w:val="multilevel"/>
     <w:tmpl w:val="1C380070"/>
@@ -39918,7 +40200,7 @@
       </w:rPr>
     </w:lvl>
   </w:abstractNum>
-  <w:abstractNum w:abstractNumId="229" w15:restartNumberingAfterBreak="0">
+  <w:abstractNum w:abstractNumId="230" w15:restartNumberingAfterBreak="0">
     <w:nsid w:val="77C50830"/>
     <w:multiLevelType w:val="multilevel"/>
     <w:tmpl w:val="7602BDE8"/>
@@ -40067,7 +40349,7 @@
       </w:rPr>
     </w:lvl>
   </w:abstractNum>
-  <w:abstractNum w:abstractNumId="230" w15:restartNumberingAfterBreak="0">
+  <w:abstractNum w:abstractNumId="231" w15:restartNumberingAfterBreak="0">
     <w:nsid w:val="77D6139A"/>
     <w:multiLevelType w:val="multilevel"/>
     <w:tmpl w:val="48CC0768"/>
@@ -40216,7 +40498,7 @@
       </w:rPr>
     </w:lvl>
   </w:abstractNum>
-  <w:abstractNum w:abstractNumId="231" w15:restartNumberingAfterBreak="0">
+  <w:abstractNum w:abstractNumId="232" w15:restartNumberingAfterBreak="0">
     <w:nsid w:val="780101E7"/>
     <w:multiLevelType w:val="multilevel"/>
     <w:tmpl w:val="41B88710"/>
@@ -40365,7 +40647,7 @@
       </w:rPr>
     </w:lvl>
   </w:abstractNum>
-  <w:abstractNum w:abstractNumId="232" w15:restartNumberingAfterBreak="0">
+  <w:abstractNum w:abstractNumId="233" w15:restartNumberingAfterBreak="0">
     <w:nsid w:val="78AA5925"/>
     <w:multiLevelType w:val="multilevel"/>
     <w:tmpl w:val="6BD67862"/>
@@ -40514,7 +40796,7 @@
       </w:rPr>
     </w:lvl>
   </w:abstractNum>
-  <w:abstractNum w:abstractNumId="233" w15:restartNumberingAfterBreak="0">
+  <w:abstractNum w:abstractNumId="234" w15:restartNumberingAfterBreak="0">
     <w:nsid w:val="78FE6A65"/>
     <w:multiLevelType w:val="hybridMultilevel"/>
     <w:tmpl w:val="1B82C0C0"/>
@@ -40603,7 +40885,7 @@
       </w:pPr>
     </w:lvl>
   </w:abstractNum>
-  <w:abstractNum w:abstractNumId="234" w15:restartNumberingAfterBreak="0">
+  <w:abstractNum w:abstractNumId="235" w15:restartNumberingAfterBreak="0">
     <w:nsid w:val="794D4863"/>
     <w:multiLevelType w:val="multilevel"/>
     <w:tmpl w:val="72A24C54"/>
@@ -40752,7 +41034,7 @@
       </w:rPr>
     </w:lvl>
   </w:abstractNum>
-  <w:abstractNum w:abstractNumId="235" w15:restartNumberingAfterBreak="0">
+  <w:abstractNum w:abstractNumId="236" w15:restartNumberingAfterBreak="0">
     <w:nsid w:val="797E3B78"/>
     <w:multiLevelType w:val="multilevel"/>
     <w:tmpl w:val="68E467AA"/>
@@ -40901,7 +41183,7 @@
       </w:rPr>
     </w:lvl>
   </w:abstractNum>
-  <w:abstractNum w:abstractNumId="236" w15:restartNumberingAfterBreak="0">
+  <w:abstractNum w:abstractNumId="237" w15:restartNumberingAfterBreak="0">
     <w:nsid w:val="79981AFA"/>
     <w:multiLevelType w:val="multilevel"/>
     <w:tmpl w:val="512A474C"/>
@@ -41050,7 +41332,7 @@
       </w:rPr>
     </w:lvl>
   </w:abstractNum>
-  <w:abstractNum w:abstractNumId="237" w15:restartNumberingAfterBreak="0">
+  <w:abstractNum w:abstractNumId="238" w15:restartNumberingAfterBreak="0">
     <w:nsid w:val="79EC24A3"/>
     <w:multiLevelType w:val="multilevel"/>
     <w:tmpl w:val="0409001D"/>
@@ -41136,7 +41418,7 @@
       </w:pPr>
     </w:lvl>
   </w:abstractNum>
-  <w:abstractNum w:abstractNumId="238" w15:restartNumberingAfterBreak="0">
+  <w:abstractNum w:abstractNumId="239" w15:restartNumberingAfterBreak="0">
     <w:nsid w:val="7A0615C6"/>
     <w:multiLevelType w:val="multilevel"/>
     <w:tmpl w:val="DD48CE38"/>
@@ -41253,7 +41535,7 @@
       </w:pPr>
     </w:lvl>
   </w:abstractNum>
-  <w:abstractNum w:abstractNumId="239" w15:restartNumberingAfterBreak="0">
+  <w:abstractNum w:abstractNumId="240" w15:restartNumberingAfterBreak="0">
     <w:nsid w:val="7A4A4CDF"/>
     <w:multiLevelType w:val="multilevel"/>
     <w:tmpl w:val="8110DF20"/>
@@ -41402,7 +41684,7 @@
       </w:rPr>
     </w:lvl>
   </w:abstractNum>
-  <w:abstractNum w:abstractNumId="240" w15:restartNumberingAfterBreak="0">
+  <w:abstractNum w:abstractNumId="241" w15:restartNumberingAfterBreak="0">
     <w:nsid w:val="7B7A4D7C"/>
     <w:multiLevelType w:val="multilevel"/>
     <w:tmpl w:val="AA1EE240"/>
@@ -41551,7 +41833,7 @@
       </w:rPr>
     </w:lvl>
   </w:abstractNum>
-  <w:abstractNum w:abstractNumId="241" w15:restartNumberingAfterBreak="0">
+  <w:abstractNum w:abstractNumId="242" w15:restartNumberingAfterBreak="0">
     <w:nsid w:val="7B901ABE"/>
     <w:multiLevelType w:val="multilevel"/>
     <w:tmpl w:val="0409001D"/>
@@ -41637,7 +41919,7 @@
       </w:pPr>
     </w:lvl>
   </w:abstractNum>
-  <w:abstractNum w:abstractNumId="242" w15:restartNumberingAfterBreak="0">
+  <w:abstractNum w:abstractNumId="243" w15:restartNumberingAfterBreak="0">
     <w:nsid w:val="7BBF2CA1"/>
     <w:multiLevelType w:val="hybridMultilevel"/>
     <w:tmpl w:val="B88C84DA"/>
@@ -41723,7 +42005,7 @@
       </w:pPr>
     </w:lvl>
   </w:abstractNum>
-  <w:abstractNum w:abstractNumId="243" w15:restartNumberingAfterBreak="0">
+  <w:abstractNum w:abstractNumId="244" w15:restartNumberingAfterBreak="0">
     <w:nsid w:val="7CC13ED5"/>
     <w:multiLevelType w:val="multilevel"/>
     <w:tmpl w:val="4A840DA8"/>
@@ -41872,7 +42154,7 @@
       </w:rPr>
     </w:lvl>
   </w:abstractNum>
-  <w:abstractNum w:abstractNumId="244" w15:restartNumberingAfterBreak="0">
+  <w:abstractNum w:abstractNumId="245" w15:restartNumberingAfterBreak="0">
     <w:nsid w:val="7CED752A"/>
     <w:multiLevelType w:val="multilevel"/>
     <w:tmpl w:val="3716C828"/>
@@ -42021,7 +42303,7 @@
       </w:rPr>
     </w:lvl>
   </w:abstractNum>
-  <w:abstractNum w:abstractNumId="245" w15:restartNumberingAfterBreak="0">
+  <w:abstractNum w:abstractNumId="246" w15:restartNumberingAfterBreak="0">
     <w:nsid w:val="7CF646D9"/>
     <w:multiLevelType w:val="multilevel"/>
     <w:tmpl w:val="7D221904"/>
@@ -42170,7 +42452,7 @@
       </w:rPr>
     </w:lvl>
   </w:abstractNum>
-  <w:abstractNum w:abstractNumId="246" w15:restartNumberingAfterBreak="0">
+  <w:abstractNum w:abstractNumId="247" w15:restartNumberingAfterBreak="0">
     <w:nsid w:val="7E5848B4"/>
     <w:multiLevelType w:val="multilevel"/>
     <w:tmpl w:val="DA2C6884"/>
@@ -42319,7 +42601,7 @@
       </w:rPr>
     </w:lvl>
   </w:abstractNum>
-  <w:abstractNum w:abstractNumId="247" w15:restartNumberingAfterBreak="0">
+  <w:abstractNum w:abstractNumId="248" w15:restartNumberingAfterBreak="0">
     <w:nsid w:val="7EA43E28"/>
     <w:multiLevelType w:val="multilevel"/>
     <w:tmpl w:val="AEE89ED0"/>
@@ -42468,7 +42750,7 @@
       </w:rPr>
     </w:lvl>
   </w:abstractNum>
-  <w:abstractNum w:abstractNumId="248" w15:restartNumberingAfterBreak="0">
+  <w:abstractNum w:abstractNumId="249" w15:restartNumberingAfterBreak="0">
     <w:nsid w:val="7FF412D9"/>
     <w:multiLevelType w:val="hybridMultilevel"/>
     <w:tmpl w:val="209427A0"/>
@@ -42561,7 +42843,7 @@
     <w:abstractNumId w:val="108"/>
   </w:num>
   <w:num w:numId="3" w16cid:durableId="64963145">
-    <w:abstractNumId w:val="210"/>
+    <w:abstractNumId w:val="211"/>
   </w:num>
   <w:num w:numId="4" w16cid:durableId="1229270948">
     <w:abstractNumId w:val="144"/>
@@ -42588,7 +42870,7 @@
     <w:abstractNumId w:val="48"/>
   </w:num>
   <w:num w:numId="12" w16cid:durableId="2003923399">
-    <w:abstractNumId w:val="223"/>
+    <w:abstractNumId w:val="224"/>
   </w:num>
   <w:num w:numId="13" w16cid:durableId="1241252992">
     <w:abstractNumId w:val="96"/>
@@ -42600,7 +42882,7 @@
     <w:abstractNumId w:val="70"/>
   </w:num>
   <w:num w:numId="16" w16cid:durableId="226192028">
-    <w:abstractNumId w:val="229"/>
+    <w:abstractNumId w:val="230"/>
   </w:num>
   <w:num w:numId="17" w16cid:durableId="458841060">
     <w:abstractNumId w:val="101"/>
@@ -42609,10 +42891,10 @@
     <w:abstractNumId w:val="109"/>
   </w:num>
   <w:num w:numId="19" w16cid:durableId="323896942">
-    <w:abstractNumId w:val="213"/>
+    <w:abstractNumId w:val="214"/>
   </w:num>
   <w:num w:numId="20" w16cid:durableId="2014717543">
-    <w:abstractNumId w:val="213"/>
+    <w:abstractNumId w:val="214"/>
     <w:lvlOverride w:ilvl="1">
       <w:lvl w:ilvl="1">
         <w:numFmt w:val="bullet"/>
@@ -42632,7 +42914,7 @@
     </w:lvlOverride>
   </w:num>
   <w:num w:numId="21" w16cid:durableId="1605527520">
-    <w:abstractNumId w:val="213"/>
+    <w:abstractNumId w:val="214"/>
     <w:lvlOverride w:ilvl="1">
       <w:lvl w:ilvl="1">
         <w:numFmt w:val="bullet"/>
@@ -42652,7 +42934,7 @@
     </w:lvlOverride>
   </w:num>
   <w:num w:numId="22" w16cid:durableId="1875263998">
-    <w:abstractNumId w:val="213"/>
+    <w:abstractNumId w:val="214"/>
     <w:lvlOverride w:ilvl="1">
       <w:lvl w:ilvl="1">
         <w:numFmt w:val="bullet"/>
@@ -42672,7 +42954,7 @@
     </w:lvlOverride>
   </w:num>
   <w:num w:numId="23" w16cid:durableId="2081824830">
-    <w:abstractNumId w:val="213"/>
+    <w:abstractNumId w:val="214"/>
     <w:lvlOverride w:ilvl="1">
       <w:lvl w:ilvl="1">
         <w:numFmt w:val="bullet"/>
@@ -42692,7 +42974,7 @@
     </w:lvlOverride>
   </w:num>
   <w:num w:numId="24" w16cid:durableId="976180975">
-    <w:abstractNumId w:val="213"/>
+    <w:abstractNumId w:val="214"/>
     <w:lvlOverride w:ilvl="1">
       <w:lvl w:ilvl="1">
         <w:numFmt w:val="bullet"/>
@@ -42712,7 +42994,7 @@
     </w:lvlOverride>
   </w:num>
   <w:num w:numId="25" w16cid:durableId="888036745">
-    <w:abstractNumId w:val="213"/>
+    <w:abstractNumId w:val="214"/>
     <w:lvlOverride w:ilvl="1">
       <w:lvl w:ilvl="1">
         <w:numFmt w:val="bullet"/>
@@ -42732,7 +43014,7 @@
     </w:lvlOverride>
   </w:num>
   <w:num w:numId="26" w16cid:durableId="1793013006">
-    <w:abstractNumId w:val="213"/>
+    <w:abstractNumId w:val="214"/>
     <w:lvlOverride w:ilvl="1">
       <w:lvl w:ilvl="1">
         <w:numFmt w:val="bullet"/>
@@ -42752,7 +43034,7 @@
     </w:lvlOverride>
   </w:num>
   <w:num w:numId="27" w16cid:durableId="2090610408">
-    <w:abstractNumId w:val="213"/>
+    <w:abstractNumId w:val="214"/>
     <w:lvlOverride w:ilvl="1">
       <w:lvl w:ilvl="1">
         <w:numFmt w:val="bullet"/>
@@ -42772,7 +43054,7 @@
     </w:lvlOverride>
   </w:num>
   <w:num w:numId="28" w16cid:durableId="1841657711">
-    <w:abstractNumId w:val="213"/>
+    <w:abstractNumId w:val="214"/>
     <w:lvlOverride w:ilvl="1">
       <w:lvl w:ilvl="1">
         <w:numFmt w:val="bullet"/>
@@ -42792,7 +43074,7 @@
     </w:lvlOverride>
   </w:num>
   <w:num w:numId="29" w16cid:durableId="1797480727">
-    <w:abstractNumId w:val="213"/>
+    <w:abstractNumId w:val="214"/>
     <w:lvlOverride w:ilvl="1">
       <w:lvl w:ilvl="1">
         <w:numFmt w:val="bullet"/>
@@ -42812,7 +43094,7 @@
     </w:lvlOverride>
   </w:num>
   <w:num w:numId="30" w16cid:durableId="362439137">
-    <w:abstractNumId w:val="213"/>
+    <w:abstractNumId w:val="214"/>
     <w:lvlOverride w:ilvl="1">
       <w:lvl w:ilvl="1">
         <w:numFmt w:val="bullet"/>
@@ -42832,7 +43114,7 @@
     </w:lvlOverride>
   </w:num>
   <w:num w:numId="31" w16cid:durableId="746461409">
-    <w:abstractNumId w:val="213"/>
+    <w:abstractNumId w:val="214"/>
     <w:lvlOverride w:ilvl="1">
       <w:lvl w:ilvl="1">
         <w:numFmt w:val="bullet"/>
@@ -42852,7 +43134,7 @@
     </w:lvlOverride>
   </w:num>
   <w:num w:numId="32" w16cid:durableId="29651206">
-    <w:abstractNumId w:val="213"/>
+    <w:abstractNumId w:val="214"/>
     <w:lvlOverride w:ilvl="1">
       <w:lvl w:ilvl="1">
         <w:numFmt w:val="bullet"/>
@@ -42872,7 +43154,7 @@
     </w:lvlOverride>
   </w:num>
   <w:num w:numId="33" w16cid:durableId="1423523359">
-    <w:abstractNumId w:val="213"/>
+    <w:abstractNumId w:val="214"/>
     <w:lvlOverride w:ilvl="1">
       <w:lvl w:ilvl="1">
         <w:numFmt w:val="bullet"/>
@@ -42892,7 +43174,7 @@
     </w:lvlOverride>
   </w:num>
   <w:num w:numId="34" w16cid:durableId="13970421">
-    <w:abstractNumId w:val="213"/>
+    <w:abstractNumId w:val="214"/>
     <w:lvlOverride w:ilvl="1">
       <w:lvl w:ilvl="1">
         <w:numFmt w:val="bullet"/>
@@ -42912,7 +43194,7 @@
     </w:lvlOverride>
   </w:num>
   <w:num w:numId="35" w16cid:durableId="553279678">
-    <w:abstractNumId w:val="213"/>
+    <w:abstractNumId w:val="214"/>
     <w:lvlOverride w:ilvl="1">
       <w:lvl w:ilvl="1">
         <w:numFmt w:val="bullet"/>
@@ -42932,7 +43214,7 @@
     </w:lvlOverride>
   </w:num>
   <w:num w:numId="36" w16cid:durableId="1540238886">
-    <w:abstractNumId w:val="213"/>
+    <w:abstractNumId w:val="214"/>
     <w:lvlOverride w:ilvl="1">
       <w:lvl w:ilvl="1">
         <w:numFmt w:val="bullet"/>
@@ -42952,7 +43234,7 @@
     </w:lvlOverride>
   </w:num>
   <w:num w:numId="37" w16cid:durableId="2117942773">
-    <w:abstractNumId w:val="213"/>
+    <w:abstractNumId w:val="214"/>
     <w:lvlOverride w:ilvl="1">
       <w:lvl w:ilvl="1">
         <w:numFmt w:val="bullet"/>
@@ -42972,7 +43254,7 @@
     </w:lvlOverride>
   </w:num>
   <w:num w:numId="38" w16cid:durableId="270286304">
-    <w:abstractNumId w:val="213"/>
+    <w:abstractNumId w:val="214"/>
     <w:lvlOverride w:ilvl="1">
       <w:lvl w:ilvl="1">
         <w:numFmt w:val="bullet"/>
@@ -42992,7 +43274,7 @@
     </w:lvlOverride>
   </w:num>
   <w:num w:numId="39" w16cid:durableId="564265283">
-    <w:abstractNumId w:val="213"/>
+    <w:abstractNumId w:val="214"/>
     <w:lvlOverride w:ilvl="1">
       <w:lvl w:ilvl="1">
         <w:numFmt w:val="bullet"/>
@@ -43012,7 +43294,7 @@
     </w:lvlOverride>
   </w:num>
   <w:num w:numId="40" w16cid:durableId="718943036">
-    <w:abstractNumId w:val="213"/>
+    <w:abstractNumId w:val="214"/>
     <w:lvlOverride w:ilvl="1">
       <w:lvl w:ilvl="1">
         <w:numFmt w:val="bullet"/>
@@ -43032,10 +43314,10 @@
     </w:lvlOverride>
   </w:num>
   <w:num w:numId="41" w16cid:durableId="1212961162">
-    <w:abstractNumId w:val="189"/>
+    <w:abstractNumId w:val="190"/>
   </w:num>
   <w:num w:numId="42" w16cid:durableId="381096346">
-    <w:abstractNumId w:val="189"/>
+    <w:abstractNumId w:val="190"/>
     <w:lvlOverride w:ilvl="1">
       <w:lvl w:ilvl="1">
         <w:numFmt w:val="bullet"/>
@@ -43055,7 +43337,7 @@
     </w:lvlOverride>
   </w:num>
   <w:num w:numId="43" w16cid:durableId="1579099378">
-    <w:abstractNumId w:val="189"/>
+    <w:abstractNumId w:val="190"/>
     <w:lvlOverride w:ilvl="1">
       <w:lvl w:ilvl="1">
         <w:numFmt w:val="bullet"/>
@@ -43075,7 +43357,7 @@
     </w:lvlOverride>
   </w:num>
   <w:num w:numId="44" w16cid:durableId="97339869">
-    <w:abstractNumId w:val="189"/>
+    <w:abstractNumId w:val="190"/>
     <w:lvlOverride w:ilvl="1">
       <w:lvl w:ilvl="1">
         <w:numFmt w:val="bullet"/>
@@ -43095,7 +43377,7 @@
     </w:lvlOverride>
   </w:num>
   <w:num w:numId="45" w16cid:durableId="1383678707">
-    <w:abstractNumId w:val="189"/>
+    <w:abstractNumId w:val="190"/>
     <w:lvlOverride w:ilvl="1">
       <w:lvl w:ilvl="1">
         <w:numFmt w:val="bullet"/>
@@ -43115,7 +43397,7 @@
     </w:lvlOverride>
   </w:num>
   <w:num w:numId="46" w16cid:durableId="19472521">
-    <w:abstractNumId w:val="189"/>
+    <w:abstractNumId w:val="190"/>
     <w:lvlOverride w:ilvl="1">
       <w:lvl w:ilvl="1">
         <w:numFmt w:val="bullet"/>
@@ -43135,7 +43417,7 @@
     </w:lvlOverride>
   </w:num>
   <w:num w:numId="47" w16cid:durableId="1077171845">
-    <w:abstractNumId w:val="189"/>
+    <w:abstractNumId w:val="190"/>
     <w:lvlOverride w:ilvl="1">
       <w:lvl w:ilvl="1">
         <w:numFmt w:val="bullet"/>
@@ -43155,7 +43437,7 @@
     </w:lvlOverride>
   </w:num>
   <w:num w:numId="48" w16cid:durableId="1782066344">
-    <w:abstractNumId w:val="189"/>
+    <w:abstractNumId w:val="190"/>
     <w:lvlOverride w:ilvl="1">
       <w:lvl w:ilvl="1">
         <w:numFmt w:val="bullet"/>
@@ -43224,7 +43506,7 @@
     <w:abstractNumId w:val="151"/>
   </w:num>
   <w:num w:numId="54" w16cid:durableId="822160321">
-    <w:abstractNumId w:val="240"/>
+    <w:abstractNumId w:val="241"/>
   </w:num>
   <w:num w:numId="55" w16cid:durableId="1398046579">
     <w:abstractNumId w:val="6"/>
@@ -43784,7 +44066,7 @@
     <w:abstractNumId w:val="115"/>
   </w:num>
   <w:num w:numId="82" w16cid:durableId="292322769">
-    <w:abstractNumId w:val="244"/>
+    <w:abstractNumId w:val="245"/>
   </w:num>
   <w:num w:numId="83" w16cid:durableId="1072122421">
     <w:abstractNumId w:val="1"/>
@@ -43988,10 +44270,10 @@
     <w:abstractNumId w:val="79"/>
   </w:num>
   <w:num w:numId="99" w16cid:durableId="1273435789">
-    <w:abstractNumId w:val="230"/>
+    <w:abstractNumId w:val="231"/>
   </w:num>
   <w:num w:numId="100" w16cid:durableId="276329018">
-    <w:abstractNumId w:val="230"/>
+    <w:abstractNumId w:val="231"/>
     <w:lvlOverride w:ilvl="1">
       <w:lvl w:ilvl="1">
         <w:numFmt w:val="bullet"/>
@@ -44011,7 +44293,7 @@
     </w:lvlOverride>
   </w:num>
   <w:num w:numId="101" w16cid:durableId="30688120">
-    <w:abstractNumId w:val="230"/>
+    <w:abstractNumId w:val="231"/>
     <w:lvlOverride w:ilvl="1">
       <w:lvl w:ilvl="1">
         <w:numFmt w:val="bullet"/>
@@ -44031,7 +44313,7 @@
     </w:lvlOverride>
   </w:num>
   <w:num w:numId="102" w16cid:durableId="1667392475">
-    <w:abstractNumId w:val="230"/>
+    <w:abstractNumId w:val="231"/>
     <w:lvlOverride w:ilvl="1">
       <w:lvl w:ilvl="1">
         <w:numFmt w:val="bullet"/>
@@ -44243,10 +44525,10 @@
     </w:lvlOverride>
   </w:num>
   <w:num w:numId="116" w16cid:durableId="1248926505">
-    <w:abstractNumId w:val="234"/>
+    <w:abstractNumId w:val="235"/>
   </w:num>
   <w:num w:numId="117" w16cid:durableId="1191838156">
-    <w:abstractNumId w:val="234"/>
+    <w:abstractNumId w:val="235"/>
     <w:lvlOverride w:ilvl="1">
       <w:lvl w:ilvl="1">
         <w:numFmt w:val="bullet"/>
@@ -44266,7 +44548,7 @@
     </w:lvlOverride>
   </w:num>
   <w:num w:numId="118" w16cid:durableId="1828550388">
-    <w:abstractNumId w:val="234"/>
+    <w:abstractNumId w:val="235"/>
     <w:lvlOverride w:ilvl="1">
       <w:lvl w:ilvl="1">
         <w:numFmt w:val="bullet"/>
@@ -44286,7 +44568,7 @@
     </w:lvlOverride>
   </w:num>
   <w:num w:numId="119" w16cid:durableId="89082411">
-    <w:abstractNumId w:val="234"/>
+    <w:abstractNumId w:val="235"/>
     <w:lvlOverride w:ilvl="1">
       <w:lvl w:ilvl="1">
         <w:numFmt w:val="bullet"/>
@@ -44306,7 +44588,7 @@
     </w:lvlOverride>
   </w:num>
   <w:num w:numId="120" w16cid:durableId="637103643">
-    <w:abstractNumId w:val="221"/>
+    <w:abstractNumId w:val="222"/>
   </w:num>
   <w:num w:numId="121" w16cid:durableId="590161043">
     <w:abstractNumId w:val="171"/>
@@ -44315,10 +44597,10 @@
     <w:abstractNumId w:val="56"/>
   </w:num>
   <w:num w:numId="123" w16cid:durableId="546142573">
-    <w:abstractNumId w:val="185"/>
+    <w:abstractNumId w:val="186"/>
   </w:num>
   <w:num w:numId="124" w16cid:durableId="1559707329">
-    <w:abstractNumId w:val="185"/>
+    <w:abstractNumId w:val="186"/>
     <w:lvlOverride w:ilvl="1">
       <w:lvl w:ilvl="1">
         <w:numFmt w:val="bullet"/>
@@ -44338,7 +44620,7 @@
     </w:lvlOverride>
   </w:num>
   <w:num w:numId="125" w16cid:durableId="1927378409">
-    <w:abstractNumId w:val="185"/>
+    <w:abstractNumId w:val="186"/>
     <w:lvlOverride w:ilvl="1">
       <w:lvl w:ilvl="1">
         <w:numFmt w:val="bullet"/>
@@ -44358,7 +44640,7 @@
     </w:lvlOverride>
   </w:num>
   <w:num w:numId="126" w16cid:durableId="410005087">
-    <w:abstractNumId w:val="185"/>
+    <w:abstractNumId w:val="186"/>
     <w:lvlOverride w:ilvl="1">
       <w:lvl w:ilvl="1">
         <w:numFmt w:val="bullet"/>
@@ -44381,7 +44663,7 @@
     <w:abstractNumId w:val="138"/>
   </w:num>
   <w:num w:numId="128" w16cid:durableId="302587285">
-    <w:abstractNumId w:val="201"/>
+    <w:abstractNumId w:val="202"/>
   </w:num>
   <w:num w:numId="129" w16cid:durableId="2118985017">
     <w:abstractNumId w:val="37"/>
@@ -44447,10 +44729,10 @@
     </w:lvlOverride>
   </w:num>
   <w:num w:numId="133" w16cid:durableId="1749501442">
-    <w:abstractNumId w:val="231"/>
+    <w:abstractNumId w:val="232"/>
   </w:num>
   <w:num w:numId="134" w16cid:durableId="2144762810">
-    <w:abstractNumId w:val="231"/>
+    <w:abstractNumId w:val="232"/>
     <w:lvlOverride w:ilvl="1">
       <w:lvl w:ilvl="1">
         <w:numFmt w:val="bullet"/>
@@ -44470,7 +44752,7 @@
     </w:lvlOverride>
   </w:num>
   <w:num w:numId="135" w16cid:durableId="1302731136">
-    <w:abstractNumId w:val="231"/>
+    <w:abstractNumId w:val="232"/>
     <w:lvlOverride w:ilvl="1">
       <w:lvl w:ilvl="1">
         <w:numFmt w:val="bullet"/>
@@ -44523,7 +44805,7 @@
     <w:abstractNumId w:val="160"/>
   </w:num>
   <w:num w:numId="147" w16cid:durableId="661202721">
-    <w:abstractNumId w:val="243"/>
+    <w:abstractNumId w:val="244"/>
   </w:num>
   <w:num w:numId="148" w16cid:durableId="448746352">
     <w:abstractNumId w:val="166"/>
@@ -44535,16 +44817,16 @@
     <w:abstractNumId w:val="121"/>
   </w:num>
   <w:num w:numId="151" w16cid:durableId="471873912">
-    <w:abstractNumId w:val="247"/>
+    <w:abstractNumId w:val="248"/>
   </w:num>
   <w:num w:numId="152" w16cid:durableId="237441317">
-    <w:abstractNumId w:val="175"/>
+    <w:abstractNumId w:val="176"/>
   </w:num>
   <w:num w:numId="153" w16cid:durableId="5834486">
-    <w:abstractNumId w:val="181"/>
+    <w:abstractNumId w:val="182"/>
   </w:num>
   <w:num w:numId="154" w16cid:durableId="797186606">
-    <w:abstractNumId w:val="181"/>
+    <w:abstractNumId w:val="182"/>
     <w:lvlOverride w:ilvl="1">
       <w:lvl w:ilvl="1">
         <w:numFmt w:val="bullet"/>
@@ -44564,7 +44846,7 @@
     </w:lvlOverride>
   </w:num>
   <w:num w:numId="155" w16cid:durableId="1889298302">
-    <w:abstractNumId w:val="181"/>
+    <w:abstractNumId w:val="182"/>
     <w:lvlOverride w:ilvl="1">
       <w:lvl w:ilvl="1">
         <w:numFmt w:val="bullet"/>
@@ -44584,7 +44866,7 @@
     </w:lvlOverride>
   </w:num>
   <w:num w:numId="156" w16cid:durableId="1352603847">
-    <w:abstractNumId w:val="181"/>
+    <w:abstractNumId w:val="182"/>
     <w:lvlOverride w:ilvl="1">
       <w:lvl w:ilvl="1">
         <w:numFmt w:val="bullet"/>
@@ -44604,7 +44886,7 @@
     </w:lvlOverride>
   </w:num>
   <w:num w:numId="157" w16cid:durableId="1290235541">
-    <w:abstractNumId w:val="181"/>
+    <w:abstractNumId w:val="182"/>
     <w:lvlOverride w:ilvl="1">
       <w:lvl w:ilvl="1">
         <w:numFmt w:val="bullet"/>
@@ -44773,22 +45055,22 @@
     </w:lvlOverride>
   </w:num>
   <w:num w:numId="168" w16cid:durableId="1527786785">
-    <w:abstractNumId w:val="177"/>
+    <w:abstractNumId w:val="178"/>
   </w:num>
   <w:num w:numId="169" w16cid:durableId="515653910">
-    <w:abstractNumId w:val="228"/>
+    <w:abstractNumId w:val="229"/>
   </w:num>
   <w:num w:numId="170" w16cid:durableId="412776935">
     <w:abstractNumId w:val="46"/>
   </w:num>
   <w:num w:numId="171" w16cid:durableId="731655134">
-    <w:abstractNumId w:val="224"/>
+    <w:abstractNumId w:val="225"/>
   </w:num>
   <w:num w:numId="172" w16cid:durableId="1394739513">
     <w:abstractNumId w:val="44"/>
   </w:num>
   <w:num w:numId="173" w16cid:durableId="902134711">
-    <w:abstractNumId w:val="235"/>
+    <w:abstractNumId w:val="236"/>
   </w:num>
   <w:num w:numId="174" w16cid:durableId="423645284">
     <w:abstractNumId w:val="106"/>
@@ -44860,7 +45142,7 @@
     <w:abstractNumId w:val="116"/>
   </w:num>
   <w:num w:numId="180" w16cid:durableId="1897351112">
-    <w:abstractNumId w:val="186"/>
+    <w:abstractNumId w:val="187"/>
   </w:num>
   <w:num w:numId="181" w16cid:durableId="1293823200">
     <w:abstractNumId w:val="26"/>
@@ -44869,13 +45151,13 @@
     <w:abstractNumId w:val="67"/>
   </w:num>
   <w:num w:numId="183" w16cid:durableId="1578203619">
-    <w:abstractNumId w:val="193"/>
+    <w:abstractNumId w:val="194"/>
   </w:num>
   <w:num w:numId="184" w16cid:durableId="1885748767">
     <w:abstractNumId w:val="111"/>
   </w:num>
   <w:num w:numId="185" w16cid:durableId="1557861500">
-    <w:abstractNumId w:val="190"/>
+    <w:abstractNumId w:val="191"/>
   </w:num>
   <w:num w:numId="186" w16cid:durableId="1617448027">
     <w:abstractNumId w:val="23"/>
@@ -44884,7 +45166,7 @@
     <w:abstractNumId w:val="19"/>
   </w:num>
   <w:num w:numId="188" w16cid:durableId="1842814178">
-    <w:abstractNumId w:val="219"/>
+    <w:abstractNumId w:val="220"/>
   </w:num>
   <w:num w:numId="189" w16cid:durableId="1408192392">
     <w:abstractNumId w:val="139"/>
@@ -45036,7 +45318,7 @@
     </w:lvlOverride>
   </w:num>
   <w:num w:numId="199" w16cid:durableId="989673041">
-    <w:abstractNumId w:val="217"/>
+    <w:abstractNumId w:val="218"/>
   </w:num>
   <w:num w:numId="200" w16cid:durableId="1227497349">
     <w:abstractNumId w:val="105"/>
@@ -45045,10 +45327,10 @@
     <w:abstractNumId w:val="98"/>
   </w:num>
   <w:num w:numId="202" w16cid:durableId="345908412">
-    <w:abstractNumId w:val="205"/>
+    <w:abstractNumId w:val="206"/>
   </w:num>
   <w:num w:numId="203" w16cid:durableId="1740860495">
-    <w:abstractNumId w:val="232"/>
+    <w:abstractNumId w:val="233"/>
   </w:num>
   <w:num w:numId="204" w16cid:durableId="1623877669">
     <w:abstractNumId w:val="5"/>
@@ -45337,7 +45619,7 @@
     <w:abstractNumId w:val="61"/>
   </w:num>
   <w:num w:numId="220" w16cid:durableId="5792790">
-    <w:abstractNumId w:val="183"/>
+    <w:abstractNumId w:val="184"/>
   </w:num>
   <w:num w:numId="221" w16cid:durableId="1056590543">
     <w:abstractNumId w:val="25"/>
@@ -46077,19 +46359,19 @@
     </w:lvlOverride>
   </w:num>
   <w:num w:numId="257" w16cid:durableId="448738575">
-    <w:abstractNumId w:val="196"/>
+    <w:abstractNumId w:val="197"/>
   </w:num>
   <w:num w:numId="258" w16cid:durableId="221867197">
     <w:abstractNumId w:val="80"/>
   </w:num>
   <w:num w:numId="259" w16cid:durableId="1652055639">
-    <w:abstractNumId w:val="209"/>
+    <w:abstractNumId w:val="210"/>
   </w:num>
   <w:num w:numId="260" w16cid:durableId="1037126241">
-    <w:abstractNumId w:val="239"/>
+    <w:abstractNumId w:val="240"/>
   </w:num>
   <w:num w:numId="261" w16cid:durableId="1860850401">
-    <w:abstractNumId w:val="239"/>
+    <w:abstractNumId w:val="240"/>
     <w:lvlOverride w:ilvl="1">
       <w:lvl w:ilvl="1">
         <w:numFmt w:val="bullet"/>
@@ -46109,7 +46391,7 @@
     </w:lvlOverride>
   </w:num>
   <w:num w:numId="262" w16cid:durableId="1093086728">
-    <w:abstractNumId w:val="239"/>
+    <w:abstractNumId w:val="240"/>
     <w:lvlOverride w:ilvl="1">
       <w:lvl w:ilvl="1">
         <w:numFmt w:val="bullet"/>
@@ -46129,7 +46411,7 @@
     </w:lvlOverride>
   </w:num>
   <w:num w:numId="263" w16cid:durableId="1959141894">
-    <w:abstractNumId w:val="239"/>
+    <w:abstractNumId w:val="240"/>
     <w:lvlOverride w:ilvl="1">
       <w:lvl w:ilvl="1">
         <w:numFmt w:val="bullet"/>
@@ -46149,7 +46431,7 @@
     </w:lvlOverride>
   </w:num>
   <w:num w:numId="264" w16cid:durableId="1993632123">
-    <w:abstractNumId w:val="239"/>
+    <w:abstractNumId w:val="240"/>
     <w:lvlOverride w:ilvl="1">
       <w:lvl w:ilvl="1">
         <w:numFmt w:val="bullet"/>
@@ -46169,7 +46451,7 @@
     </w:lvlOverride>
   </w:num>
   <w:num w:numId="265" w16cid:durableId="1998731107">
-    <w:abstractNumId w:val="239"/>
+    <w:abstractNumId w:val="240"/>
     <w:lvlOverride w:ilvl="1">
       <w:lvl w:ilvl="1">
         <w:numFmt w:val="bullet"/>
@@ -46666,10 +46948,10 @@
     </w:lvlOverride>
   </w:num>
   <w:num w:numId="289" w16cid:durableId="1517040379">
-    <w:abstractNumId w:val="215"/>
+    <w:abstractNumId w:val="216"/>
   </w:num>
   <w:num w:numId="290" w16cid:durableId="976379404">
-    <w:abstractNumId w:val="215"/>
+    <w:abstractNumId w:val="216"/>
     <w:lvlOverride w:ilvl="1">
       <w:lvl w:ilvl="1">
         <w:numFmt w:val="bullet"/>
@@ -46689,7 +46971,7 @@
     </w:lvlOverride>
   </w:num>
   <w:num w:numId="291" w16cid:durableId="661541238">
-    <w:abstractNumId w:val="215"/>
+    <w:abstractNumId w:val="216"/>
     <w:lvlOverride w:ilvl="1">
       <w:lvl w:ilvl="1">
         <w:numFmt w:val="bullet"/>
@@ -46709,7 +46991,7 @@
     </w:lvlOverride>
   </w:num>
   <w:num w:numId="292" w16cid:durableId="180047134">
-    <w:abstractNumId w:val="215"/>
+    <w:abstractNumId w:val="216"/>
     <w:lvlOverride w:ilvl="1">
       <w:lvl w:ilvl="1">
         <w:numFmt w:val="bullet"/>
@@ -46795,7 +47077,7 @@
     </w:lvlOverride>
   </w:num>
   <w:num w:numId="298" w16cid:durableId="1210455041">
-    <w:abstractNumId w:val="197"/>
+    <w:abstractNumId w:val="198"/>
   </w:num>
   <w:num w:numId="299" w16cid:durableId="1245333743">
     <w:abstractNumId w:val="76"/>
@@ -46853,10 +47135,10 @@
     <w:abstractNumId w:val="129"/>
   </w:num>
   <w:num w:numId="306" w16cid:durableId="1939630282">
-    <w:abstractNumId w:val="198"/>
+    <w:abstractNumId w:val="199"/>
   </w:num>
   <w:num w:numId="307" w16cid:durableId="1396196915">
-    <w:abstractNumId w:val="198"/>
+    <w:abstractNumId w:val="199"/>
     <w:lvlOverride w:ilvl="1">
       <w:lvl w:ilvl="1">
         <w:numFmt w:val="bullet"/>
@@ -46876,7 +47158,7 @@
     </w:lvlOverride>
   </w:num>
   <w:num w:numId="308" w16cid:durableId="1471708049">
-    <w:abstractNumId w:val="198"/>
+    <w:abstractNumId w:val="199"/>
     <w:lvlOverride w:ilvl="1">
       <w:lvl w:ilvl="1">
         <w:numFmt w:val="bullet"/>
@@ -46896,10 +47178,10 @@
     </w:lvlOverride>
   </w:num>
   <w:num w:numId="309" w16cid:durableId="1964460778">
-    <w:abstractNumId w:val="211"/>
+    <w:abstractNumId w:val="212"/>
   </w:num>
   <w:num w:numId="310" w16cid:durableId="2101101690">
-    <w:abstractNumId w:val="211"/>
+    <w:abstractNumId w:val="212"/>
     <w:lvlOverride w:ilvl="1">
       <w:lvl w:ilvl="1">
         <w:numFmt w:val="bullet"/>
@@ -46919,7 +47201,7 @@
     </w:lvlOverride>
   </w:num>
   <w:num w:numId="311" w16cid:durableId="1677730701">
-    <w:abstractNumId w:val="211"/>
+    <w:abstractNumId w:val="212"/>
     <w:lvlOverride w:ilvl="1">
       <w:lvl w:ilvl="1">
         <w:numFmt w:val="bullet"/>
@@ -46939,7 +47221,7 @@
     </w:lvlOverride>
   </w:num>
   <w:num w:numId="312" w16cid:durableId="1687440433">
-    <w:abstractNumId w:val="211"/>
+    <w:abstractNumId w:val="212"/>
     <w:lvlOverride w:ilvl="1">
       <w:lvl w:ilvl="1">
         <w:numFmt w:val="bullet"/>
@@ -46959,7 +47241,7 @@
     </w:lvlOverride>
   </w:num>
   <w:num w:numId="313" w16cid:durableId="334190081">
-    <w:abstractNumId w:val="211"/>
+    <w:abstractNumId w:val="212"/>
     <w:lvlOverride w:ilvl="1">
       <w:lvl w:ilvl="1">
         <w:numFmt w:val="bullet"/>
@@ -46979,7 +47261,7 @@
     </w:lvlOverride>
   </w:num>
   <w:num w:numId="314" w16cid:durableId="1638536272">
-    <w:abstractNumId w:val="211"/>
+    <w:abstractNumId w:val="212"/>
     <w:lvlOverride w:ilvl="1">
       <w:lvl w:ilvl="1">
         <w:numFmt w:val="bullet"/>
@@ -46999,7 +47281,7 @@
     </w:lvlOverride>
   </w:num>
   <w:num w:numId="315" w16cid:durableId="593048540">
-    <w:abstractNumId w:val="211"/>
+    <w:abstractNumId w:val="212"/>
     <w:lvlOverride w:ilvl="1">
       <w:lvl w:ilvl="1">
         <w:numFmt w:val="bullet"/>
@@ -47019,7 +47301,7 @@
     </w:lvlOverride>
   </w:num>
   <w:num w:numId="316" w16cid:durableId="590624177">
-    <w:abstractNumId w:val="211"/>
+    <w:abstractNumId w:val="212"/>
     <w:lvlOverride w:ilvl="1">
       <w:lvl w:ilvl="1">
         <w:numFmt w:val="bullet"/>
@@ -47039,10 +47321,10 @@
     </w:lvlOverride>
   </w:num>
   <w:num w:numId="317" w16cid:durableId="2135054504">
-    <w:abstractNumId w:val="245"/>
+    <w:abstractNumId w:val="246"/>
   </w:num>
   <w:num w:numId="318" w16cid:durableId="1790512776">
-    <w:abstractNumId w:val="225"/>
+    <w:abstractNumId w:val="226"/>
   </w:num>
   <w:num w:numId="319" w16cid:durableId="1900899971">
     <w:abstractNumId w:val="63"/>
@@ -47177,7 +47459,7 @@
     <w:abstractNumId w:val="24"/>
   </w:num>
   <w:num w:numId="329" w16cid:durableId="1137530575">
-    <w:abstractNumId w:val="178"/>
+    <w:abstractNumId w:val="179"/>
   </w:num>
   <w:num w:numId="330" w16cid:durableId="1038896762">
     <w:abstractNumId w:val="9"/>
@@ -47466,7 +47748,7 @@
     <w:abstractNumId w:val="30"/>
   </w:num>
   <w:num w:numId="346" w16cid:durableId="1170826855">
-    <w:abstractNumId w:val="176"/>
+    <w:abstractNumId w:val="177"/>
   </w:num>
   <w:num w:numId="347" w16cid:durableId="1876500035">
     <w:abstractNumId w:val="136"/>
@@ -47612,10 +47894,10 @@
     </w:lvlOverride>
   </w:num>
   <w:num w:numId="355" w16cid:durableId="162933598">
-    <w:abstractNumId w:val="204"/>
+    <w:abstractNumId w:val="205"/>
   </w:num>
   <w:num w:numId="356" w16cid:durableId="1507281708">
-    <w:abstractNumId w:val="204"/>
+    <w:abstractNumId w:val="205"/>
     <w:lvlOverride w:ilvl="1">
       <w:lvl w:ilvl="1">
         <w:numFmt w:val="bullet"/>
@@ -47635,7 +47917,7 @@
     </w:lvlOverride>
   </w:num>
   <w:num w:numId="357" w16cid:durableId="1527062965">
-    <w:abstractNumId w:val="204"/>
+    <w:abstractNumId w:val="205"/>
     <w:lvlOverride w:ilvl="1">
       <w:lvl w:ilvl="1">
         <w:numFmt w:val="bullet"/>
@@ -47655,7 +47937,7 @@
     </w:lvlOverride>
   </w:num>
   <w:num w:numId="358" w16cid:durableId="1381590890">
-    <w:abstractNumId w:val="204"/>
+    <w:abstractNumId w:val="205"/>
     <w:lvlOverride w:ilvl="1">
       <w:lvl w:ilvl="1">
         <w:numFmt w:val="bullet"/>
@@ -47675,7 +47957,7 @@
     </w:lvlOverride>
   </w:num>
   <w:num w:numId="359" w16cid:durableId="1474562395">
-    <w:abstractNumId w:val="204"/>
+    <w:abstractNumId w:val="205"/>
     <w:lvlOverride w:ilvl="1">
       <w:lvl w:ilvl="1">
         <w:numFmt w:val="bullet"/>
@@ -47695,7 +47977,7 @@
     </w:lvlOverride>
   </w:num>
   <w:num w:numId="360" w16cid:durableId="1721904938">
-    <w:abstractNumId w:val="204"/>
+    <w:abstractNumId w:val="205"/>
     <w:lvlOverride w:ilvl="1">
       <w:lvl w:ilvl="1">
         <w:numFmt w:val="bullet"/>
@@ -47715,7 +47997,7 @@
     </w:lvlOverride>
   </w:num>
   <w:num w:numId="361" w16cid:durableId="179785792">
-    <w:abstractNumId w:val="204"/>
+    <w:abstractNumId w:val="205"/>
     <w:lvlOverride w:ilvl="1">
       <w:lvl w:ilvl="1">
         <w:numFmt w:val="bullet"/>
@@ -47735,7 +48017,7 @@
     </w:lvlOverride>
   </w:num>
   <w:num w:numId="362" w16cid:durableId="822282911">
-    <w:abstractNumId w:val="204"/>
+    <w:abstractNumId w:val="205"/>
     <w:lvlOverride w:ilvl="1">
       <w:lvl w:ilvl="1">
         <w:numFmt w:val="bullet"/>
@@ -47755,13 +48037,13 @@
     </w:lvlOverride>
   </w:num>
   <w:num w:numId="363" w16cid:durableId="1525944486">
-    <w:abstractNumId w:val="208"/>
+    <w:abstractNumId w:val="209"/>
   </w:num>
   <w:num w:numId="364" w16cid:durableId="121389017">
-    <w:abstractNumId w:val="246"/>
+    <w:abstractNumId w:val="247"/>
   </w:num>
   <w:num w:numId="365" w16cid:durableId="670328241">
-    <w:abstractNumId w:val="246"/>
+    <w:abstractNumId w:val="247"/>
     <w:lvlOverride w:ilvl="1">
       <w:lvl w:ilvl="1">
         <w:numFmt w:val="bullet"/>
@@ -47781,7 +48063,7 @@
     </w:lvlOverride>
   </w:num>
   <w:num w:numId="366" w16cid:durableId="147673844">
-    <w:abstractNumId w:val="246"/>
+    <w:abstractNumId w:val="247"/>
     <w:lvlOverride w:ilvl="1">
       <w:lvl w:ilvl="1">
         <w:numFmt w:val="bullet"/>
@@ -47801,10 +48083,10 @@
     </w:lvlOverride>
   </w:num>
   <w:num w:numId="367" w16cid:durableId="440804537">
-    <w:abstractNumId w:val="174"/>
+    <w:abstractNumId w:val="175"/>
   </w:num>
   <w:num w:numId="368" w16cid:durableId="104272455">
-    <w:abstractNumId w:val="174"/>
+    <w:abstractNumId w:val="175"/>
     <w:lvlOverride w:ilvl="1">
       <w:lvl w:ilvl="1">
         <w:numFmt w:val="bullet"/>
@@ -47824,7 +48106,7 @@
     </w:lvlOverride>
   </w:num>
   <w:num w:numId="369" w16cid:durableId="1089039473">
-    <w:abstractNumId w:val="174"/>
+    <w:abstractNumId w:val="175"/>
     <w:lvlOverride w:ilvl="1">
       <w:lvl w:ilvl="1">
         <w:numFmt w:val="bullet"/>
@@ -47844,7 +48126,7 @@
     </w:lvlOverride>
   </w:num>
   <w:num w:numId="370" w16cid:durableId="1605722484">
-    <w:abstractNumId w:val="174"/>
+    <w:abstractNumId w:val="175"/>
     <w:lvlOverride w:ilvl="1">
       <w:lvl w:ilvl="1">
         <w:numFmt w:val="bullet"/>
@@ -47864,7 +48146,7 @@
     </w:lvlOverride>
   </w:num>
   <w:num w:numId="371" w16cid:durableId="1788115749">
-    <w:abstractNumId w:val="174"/>
+    <w:abstractNumId w:val="175"/>
     <w:lvlOverride w:ilvl="1">
       <w:lvl w:ilvl="1">
         <w:numFmt w:val="bullet"/>
@@ -47884,7 +48166,7 @@
     </w:lvlOverride>
   </w:num>
   <w:num w:numId="372" w16cid:durableId="389964750">
-    <w:abstractNumId w:val="174"/>
+    <w:abstractNumId w:val="175"/>
     <w:lvlOverride w:ilvl="1">
       <w:lvl w:ilvl="1">
         <w:numFmt w:val="bullet"/>
@@ -47904,7 +48186,7 @@
     </w:lvlOverride>
   </w:num>
   <w:num w:numId="373" w16cid:durableId="1775900948">
-    <w:abstractNumId w:val="174"/>
+    <w:abstractNumId w:val="175"/>
     <w:lvlOverride w:ilvl="1">
       <w:lvl w:ilvl="1">
         <w:numFmt w:val="bullet"/>
@@ -47924,7 +48206,7 @@
     </w:lvlOverride>
   </w:num>
   <w:num w:numId="374" w16cid:durableId="1583833744">
-    <w:abstractNumId w:val="174"/>
+    <w:abstractNumId w:val="175"/>
     <w:lvlOverride w:ilvl="1">
       <w:lvl w:ilvl="1">
         <w:numFmt w:val="bullet"/>
@@ -47944,7 +48226,7 @@
     </w:lvlOverride>
   </w:num>
   <w:num w:numId="375" w16cid:durableId="57016376">
-    <w:abstractNumId w:val="174"/>
+    <w:abstractNumId w:val="175"/>
     <w:lvlOverride w:ilvl="1">
       <w:lvl w:ilvl="1">
         <w:numFmt w:val="bullet"/>
@@ -47964,7 +48246,7 @@
     </w:lvlOverride>
   </w:num>
   <w:num w:numId="376" w16cid:durableId="986782883">
-    <w:abstractNumId w:val="174"/>
+    <w:abstractNumId w:val="175"/>
     <w:lvlOverride w:ilvl="1">
       <w:lvl w:ilvl="1">
         <w:numFmt w:val="bullet"/>
@@ -48047,10 +48329,10 @@
     </w:lvlOverride>
   </w:num>
   <w:num w:numId="381" w16cid:durableId="65304410">
-    <w:abstractNumId w:val="207"/>
+    <w:abstractNumId w:val="208"/>
   </w:num>
   <w:num w:numId="382" w16cid:durableId="33699091">
-    <w:abstractNumId w:val="207"/>
+    <w:abstractNumId w:val="208"/>
     <w:lvlOverride w:ilvl="1">
       <w:lvl w:ilvl="1">
         <w:numFmt w:val="bullet"/>
@@ -48070,7 +48352,7 @@
     </w:lvlOverride>
   </w:num>
   <w:num w:numId="383" w16cid:durableId="344136954">
-    <w:abstractNumId w:val="207"/>
+    <w:abstractNumId w:val="208"/>
     <w:lvlOverride w:ilvl="1">
       <w:lvl w:ilvl="1">
         <w:numFmt w:val="bullet"/>
@@ -48474,10 +48756,10 @@
     <w:abstractNumId w:val="159"/>
   </w:num>
   <w:num w:numId="410" w16cid:durableId="451897618">
-    <w:abstractNumId w:val="199"/>
+    <w:abstractNumId w:val="200"/>
   </w:num>
   <w:num w:numId="411" w16cid:durableId="975717288">
-    <w:abstractNumId w:val="199"/>
+    <w:abstractNumId w:val="200"/>
     <w:lvlOverride w:ilvl="1">
       <w:lvl w:ilvl="1">
         <w:numFmt w:val="bullet"/>
@@ -48497,7 +48779,7 @@
     </w:lvlOverride>
   </w:num>
   <w:num w:numId="412" w16cid:durableId="567880089">
-    <w:abstractNumId w:val="199"/>
+    <w:abstractNumId w:val="200"/>
     <w:lvlOverride w:ilvl="1">
       <w:lvl w:ilvl="1">
         <w:numFmt w:val="bullet"/>
@@ -48517,7 +48799,7 @@
     </w:lvlOverride>
   </w:num>
   <w:num w:numId="413" w16cid:durableId="139032186">
-    <w:abstractNumId w:val="199"/>
+    <w:abstractNumId w:val="200"/>
     <w:lvlOverride w:ilvl="1">
       <w:lvl w:ilvl="1">
         <w:numFmt w:val="bullet"/>
@@ -48537,7 +48819,7 @@
     </w:lvlOverride>
   </w:num>
   <w:num w:numId="414" w16cid:durableId="1200895258">
-    <w:abstractNumId w:val="199"/>
+    <w:abstractNumId w:val="200"/>
     <w:lvlOverride w:ilvl="1">
       <w:lvl w:ilvl="1">
         <w:numFmt w:val="bullet"/>
@@ -48557,7 +48839,7 @@
     </w:lvlOverride>
   </w:num>
   <w:num w:numId="415" w16cid:durableId="1534031402">
-    <w:abstractNumId w:val="199"/>
+    <w:abstractNumId w:val="200"/>
     <w:lvlOverride w:ilvl="1">
       <w:lvl w:ilvl="1">
         <w:numFmt w:val="bullet"/>
@@ -48583,10 +48865,10 @@
     <w:abstractNumId w:val="130"/>
   </w:num>
   <w:num w:numId="418" w16cid:durableId="1618828123">
-    <w:abstractNumId w:val="238"/>
+    <w:abstractNumId w:val="239"/>
   </w:num>
   <w:num w:numId="419" w16cid:durableId="371350015">
-    <w:abstractNumId w:val="238"/>
+    <w:abstractNumId w:val="239"/>
     <w:lvlOverride w:ilvl="1">
       <w:lvl w:ilvl="1">
         <w:numFmt w:val="bullet"/>
@@ -48606,7 +48888,7 @@
     </w:lvlOverride>
   </w:num>
   <w:num w:numId="420" w16cid:durableId="54276952">
-    <w:abstractNumId w:val="238"/>
+    <w:abstractNumId w:val="239"/>
     <w:lvlOverride w:ilvl="1">
       <w:lvl w:ilvl="1">
         <w:numFmt w:val="bullet"/>
@@ -48626,7 +48908,7 @@
     </w:lvlOverride>
   </w:num>
   <w:num w:numId="421" w16cid:durableId="1527601039">
-    <w:abstractNumId w:val="238"/>
+    <w:abstractNumId w:val="239"/>
     <w:lvlOverride w:ilvl="1">
       <w:lvl w:ilvl="1">
         <w:numFmt w:val="bullet"/>
@@ -48646,7 +48928,7 @@
     </w:lvlOverride>
   </w:num>
   <w:num w:numId="422" w16cid:durableId="432407122">
-    <w:abstractNumId w:val="238"/>
+    <w:abstractNumId w:val="239"/>
     <w:lvlOverride w:ilvl="1">
       <w:lvl w:ilvl="1">
         <w:numFmt w:val="bullet"/>
@@ -48666,7 +48948,7 @@
     </w:lvlOverride>
   </w:num>
   <w:num w:numId="423" w16cid:durableId="23950186">
-    <w:abstractNumId w:val="238"/>
+    <w:abstractNumId w:val="239"/>
     <w:lvlOverride w:ilvl="1">
       <w:lvl w:ilvl="1">
         <w:numFmt w:val="bullet"/>
@@ -48686,7 +48968,7 @@
     </w:lvlOverride>
   </w:num>
   <w:num w:numId="424" w16cid:durableId="1095712291">
-    <w:abstractNumId w:val="238"/>
+    <w:abstractNumId w:val="239"/>
     <w:lvlOverride w:ilvl="1">
       <w:lvl w:ilvl="1">
         <w:numFmt w:val="bullet"/>
@@ -48706,7 +48988,7 @@
     </w:lvlOverride>
   </w:num>
   <w:num w:numId="425" w16cid:durableId="44649956">
-    <w:abstractNumId w:val="238"/>
+    <w:abstractNumId w:val="239"/>
     <w:lvlOverride w:ilvl="1">
       <w:lvl w:ilvl="1">
         <w:numFmt w:val="bullet"/>
@@ -49210,10 +49492,10 @@
     </w:lvlOverride>
   </w:num>
   <w:num w:numId="457" w16cid:durableId="595866949">
-    <w:abstractNumId w:val="226"/>
+    <w:abstractNumId w:val="227"/>
   </w:num>
   <w:num w:numId="458" w16cid:durableId="1789736070">
-    <w:abstractNumId w:val="226"/>
+    <w:abstractNumId w:val="227"/>
     <w:lvlOverride w:ilvl="1">
       <w:lvl w:ilvl="1">
         <w:numFmt w:val="bullet"/>
@@ -49233,7 +49515,7 @@
     </w:lvlOverride>
   </w:num>
   <w:num w:numId="459" w16cid:durableId="578641482">
-    <w:abstractNumId w:val="226"/>
+    <w:abstractNumId w:val="227"/>
     <w:lvlOverride w:ilvl="1">
       <w:lvl w:ilvl="1">
         <w:numFmt w:val="bullet"/>
@@ -49253,7 +49535,7 @@
     </w:lvlOverride>
   </w:num>
   <w:num w:numId="460" w16cid:durableId="1626159982">
-    <w:abstractNumId w:val="226"/>
+    <w:abstractNumId w:val="227"/>
     <w:lvlOverride w:ilvl="1">
       <w:lvl w:ilvl="1">
         <w:numFmt w:val="bullet"/>
@@ -49273,7 +49555,7 @@
     </w:lvlOverride>
   </w:num>
   <w:num w:numId="461" w16cid:durableId="362823212">
-    <w:abstractNumId w:val="226"/>
+    <w:abstractNumId w:val="227"/>
     <w:lvlOverride w:ilvl="1">
       <w:lvl w:ilvl="1">
         <w:numFmt w:val="bullet"/>
@@ -49336,10 +49618,10 @@
     </w:lvlOverride>
   </w:num>
   <w:num w:numId="465" w16cid:durableId="292905749">
-    <w:abstractNumId w:val="216"/>
+    <w:abstractNumId w:val="217"/>
   </w:num>
   <w:num w:numId="466" w16cid:durableId="201944174">
-    <w:abstractNumId w:val="216"/>
+    <w:abstractNumId w:val="217"/>
     <w:lvlOverride w:ilvl="1">
       <w:lvl w:ilvl="1">
         <w:numFmt w:val="bullet"/>
@@ -49359,7 +49641,7 @@
     </w:lvlOverride>
   </w:num>
   <w:num w:numId="467" w16cid:durableId="359167791">
-    <w:abstractNumId w:val="216"/>
+    <w:abstractNumId w:val="217"/>
     <w:lvlOverride w:ilvl="1">
       <w:lvl w:ilvl="1">
         <w:numFmt w:val="bullet"/>
@@ -49379,7 +49661,7 @@
     </w:lvlOverride>
   </w:num>
   <w:num w:numId="468" w16cid:durableId="515273267">
-    <w:abstractNumId w:val="216"/>
+    <w:abstractNumId w:val="217"/>
     <w:lvlOverride w:ilvl="1">
       <w:lvl w:ilvl="1">
         <w:numFmt w:val="bullet"/>
@@ -49399,7 +49681,7 @@
     </w:lvlOverride>
   </w:num>
   <w:num w:numId="469" w16cid:durableId="176963739">
-    <w:abstractNumId w:val="216"/>
+    <w:abstractNumId w:val="217"/>
     <w:lvlOverride w:ilvl="1">
       <w:lvl w:ilvl="1">
         <w:numFmt w:val="bullet"/>
@@ -49434,10 +49716,10 @@
     <w:abstractNumId w:val="33"/>
   </w:num>
   <w:num w:numId="475" w16cid:durableId="739333064">
-    <w:abstractNumId w:val="194"/>
+    <w:abstractNumId w:val="195"/>
   </w:num>
   <w:num w:numId="476" w16cid:durableId="245775278">
-    <w:abstractNumId w:val="202"/>
+    <w:abstractNumId w:val="203"/>
   </w:num>
   <w:num w:numId="477" w16cid:durableId="2144493695">
     <w:abstractNumId w:val="86"/>
@@ -49449,31 +49731,31 @@
     <w:abstractNumId w:val="21"/>
   </w:num>
   <w:num w:numId="480" w16cid:durableId="1818689662">
-    <w:abstractNumId w:val="200"/>
+    <w:abstractNumId w:val="201"/>
   </w:num>
   <w:num w:numId="481" w16cid:durableId="1355155217">
     <w:abstractNumId w:val="22"/>
   </w:num>
   <w:num w:numId="482" w16cid:durableId="1408383904">
-    <w:abstractNumId w:val="195"/>
+    <w:abstractNumId w:val="196"/>
   </w:num>
   <w:num w:numId="483" w16cid:durableId="247464343">
-    <w:abstractNumId w:val="184"/>
+    <w:abstractNumId w:val="185"/>
   </w:num>
   <w:num w:numId="484" w16cid:durableId="1698965271">
-    <w:abstractNumId w:val="173"/>
+    <w:abstractNumId w:val="174"/>
   </w:num>
   <w:num w:numId="485" w16cid:durableId="196042308">
     <w:abstractNumId w:val="45"/>
   </w:num>
   <w:num w:numId="486" w16cid:durableId="155192790">
-    <w:abstractNumId w:val="206"/>
+    <w:abstractNumId w:val="207"/>
   </w:num>
   <w:num w:numId="487" w16cid:durableId="124006441">
     <w:abstractNumId w:val="127"/>
   </w:num>
   <w:num w:numId="488" w16cid:durableId="1021859187">
-    <w:abstractNumId w:val="203"/>
+    <w:abstractNumId w:val="204"/>
   </w:num>
   <w:num w:numId="489" w16cid:durableId="844326744">
     <w:abstractNumId w:val="142"/>
@@ -49482,7 +49764,7 @@
     <w:abstractNumId w:val="77"/>
   </w:num>
   <w:num w:numId="491" w16cid:durableId="1285188320">
-    <w:abstractNumId w:val="182"/>
+    <w:abstractNumId w:val="183"/>
   </w:num>
   <w:num w:numId="492" w16cid:durableId="1186096464">
     <w:abstractNumId w:val="120"/>
@@ -49620,7 +49902,7 @@
     <w:abstractNumId w:val="112"/>
   </w:num>
   <w:num w:numId="503" w16cid:durableId="769934454">
-    <w:abstractNumId w:val="212"/>
+    <w:abstractNumId w:val="213"/>
   </w:num>
   <w:num w:numId="504" w16cid:durableId="127092240">
     <w:abstractNumId w:val="152"/>
@@ -49632,7 +49914,7 @@
     <w:abstractNumId w:val="161"/>
   </w:num>
   <w:num w:numId="507" w16cid:durableId="2041665929">
-    <w:abstractNumId w:val="233"/>
+    <w:abstractNumId w:val="234"/>
   </w:num>
   <w:num w:numId="508" w16cid:durableId="1096680387">
     <w:abstractNumId w:val="149"/>
@@ -49650,7 +49932,7 @@
     <w:abstractNumId w:val="50"/>
   </w:num>
   <w:num w:numId="513" w16cid:durableId="1565489822">
-    <w:abstractNumId w:val="214"/>
+    <w:abstractNumId w:val="215"/>
   </w:num>
   <w:num w:numId="514" w16cid:durableId="1695761682">
     <w:abstractNumId w:val="74"/>
@@ -49662,7 +49944,7 @@
     <w:abstractNumId w:val="73"/>
   </w:num>
   <w:num w:numId="517" w16cid:durableId="301466323">
-    <w:abstractNumId w:val="227"/>
+    <w:abstractNumId w:val="228"/>
   </w:num>
   <w:num w:numId="518" w16cid:durableId="1098983162">
     <w:abstractNumId w:val="2"/>
@@ -49671,37 +49953,37 @@
     <w:abstractNumId w:val="11"/>
   </w:num>
   <w:num w:numId="520" w16cid:durableId="1560482079">
-    <w:abstractNumId w:val="222"/>
+    <w:abstractNumId w:val="223"/>
   </w:num>
   <w:num w:numId="521" w16cid:durableId="939142479">
-    <w:abstractNumId w:val="180"/>
+    <w:abstractNumId w:val="181"/>
   </w:num>
   <w:num w:numId="522" w16cid:durableId="2129465230">
-    <w:abstractNumId w:val="192"/>
+    <w:abstractNumId w:val="193"/>
   </w:num>
   <w:num w:numId="523" w16cid:durableId="170224357">
     <w:abstractNumId w:val="68"/>
   </w:num>
   <w:num w:numId="524" w16cid:durableId="1300499789">
-    <w:abstractNumId w:val="236"/>
+    <w:abstractNumId w:val="237"/>
   </w:num>
   <w:num w:numId="525" w16cid:durableId="1112822429">
-    <w:abstractNumId w:val="188"/>
+    <w:abstractNumId w:val="189"/>
   </w:num>
   <w:num w:numId="526" w16cid:durableId="515459889">
     <w:abstractNumId w:val="169"/>
   </w:num>
   <w:num w:numId="527" w16cid:durableId="2046323769">
-    <w:abstractNumId w:val="218"/>
+    <w:abstractNumId w:val="219"/>
   </w:num>
   <w:num w:numId="528" w16cid:durableId="578910849">
-    <w:abstractNumId w:val="220"/>
+    <w:abstractNumId w:val="221"/>
   </w:num>
   <w:num w:numId="529" w16cid:durableId="712536835">
     <w:abstractNumId w:val="43"/>
   </w:num>
   <w:num w:numId="530" w16cid:durableId="896403956">
-    <w:abstractNumId w:val="248"/>
+    <w:abstractNumId w:val="249"/>
   </w:num>
   <w:num w:numId="531" w16cid:durableId="2048600201">
     <w:abstractNumId w:val="122"/>
@@ -49716,7 +49998,7 @@
     <w:abstractNumId w:val="34"/>
   </w:num>
   <w:num w:numId="535" w16cid:durableId="242110835">
-    <w:abstractNumId w:val="179"/>
+    <w:abstractNumId w:val="180"/>
   </w:num>
   <w:num w:numId="536" w16cid:durableId="1106729083">
     <w:abstractNumId w:val="65"/>
@@ -49725,10 +50007,10 @@
     <w:abstractNumId w:val="83"/>
   </w:num>
   <w:num w:numId="538" w16cid:durableId="1309897227">
-    <w:abstractNumId w:val="187"/>
+    <w:abstractNumId w:val="188"/>
   </w:num>
   <w:num w:numId="539" w16cid:durableId="1189875745">
-    <w:abstractNumId w:val="191"/>
+    <w:abstractNumId w:val="192"/>
   </w:num>
   <w:num w:numId="540" w16cid:durableId="1567716513">
     <w:abstractNumId w:val="32"/>
@@ -49746,7 +50028,7 @@
     <w:abstractNumId w:val="134"/>
   </w:num>
   <w:num w:numId="545" w16cid:durableId="23679911">
-    <w:abstractNumId w:val="242"/>
+    <w:abstractNumId w:val="243"/>
   </w:num>
   <w:num w:numId="546" w16cid:durableId="904680098">
     <w:abstractNumId w:val="156"/>
@@ -49761,19 +50043,22 @@
     <w:abstractNumId w:val="10"/>
   </w:num>
   <w:num w:numId="550" w16cid:durableId="1668358292">
-    <w:abstractNumId w:val="241"/>
+    <w:abstractNumId w:val="242"/>
   </w:num>
   <w:num w:numId="551" w16cid:durableId="2093622435">
     <w:abstractNumId w:val="124"/>
   </w:num>
   <w:num w:numId="552" w16cid:durableId="2121993035">
-    <w:abstractNumId w:val="237"/>
+    <w:abstractNumId w:val="238"/>
   </w:num>
   <w:num w:numId="553" w16cid:durableId="278295026">
     <w:abstractNumId w:val="78"/>
   </w:num>
   <w:num w:numId="554" w16cid:durableId="1125469350">
     <w:abstractNumId w:val="95"/>
+  </w:num>
+  <w:num w:numId="555" w16cid:durableId="1550527793">
+    <w:abstractNumId w:val="173"/>
   </w:num>
   <w:numIdMacAtCleanup w:val="18"/>
 </w:numbering>
@@ -50369,6 +50654,7 @@
   <w:style w:type="character" w:default="1" w:styleId="DefaultParagraphFont">
     <w:name w:val="Default Paragraph Font"/>
     <w:uiPriority w:val="1"/>
+    <w:semiHidden/>
     <w:unhideWhenUsed/>
   </w:style>
   <w:style w:type="table" w:default="1" w:styleId="TableNormal">

--- a/Documentation/Unity Associate Programmer.docx
+++ b/Documentation/Unity Associate Programmer.docx
@@ -10823,7 +10823,592 @@
         <w:t>.</w:t>
       </w:r>
     </w:p>
-    <w:p/>
+    <w:p>
+      <w:pPr>
+        <w:pStyle w:val="Heading3"/>
+        <w:ind w:left="0" w:firstLine="0"/>
+      </w:pPr>
+      <w:r>
+        <w:lastRenderedPageBreak/>
+        <w:t>3.4.2 Session 2: UI Functionality</w:t>
+      </w:r>
+    </w:p>
+    <w:p>
+      <w:pPr>
+        <w:ind w:left="0" w:firstLine="0"/>
+      </w:pPr>
+    </w:p>
+    <w:p>
+      <w:pPr>
+        <w:ind w:left="0" w:firstLine="0"/>
+        <w:rPr>
+          <w:b/>
+          <w:bCs/>
+        </w:rPr>
+      </w:pPr>
+      <w:r>
+        <w:rPr>
+          <w:b/>
+          <w:bCs/>
+        </w:rPr>
+        <w:t xml:space="preserve">Challenge: </w:t>
+      </w:r>
+      <w:r>
+        <w:rPr>
+          <w:b/>
+          <w:bCs/>
+        </w:rPr>
+        <w:t>Challenge 2_ Adding Functionality.pdf</w:t>
+      </w:r>
+    </w:p>
+    <w:p>
+      <w:pPr>
+        <w:ind w:left="0" w:firstLine="0"/>
+        <w:rPr>
+          <w:b/>
+          <w:bCs/>
+        </w:rPr>
+      </w:pPr>
+      <w:r>
+        <w:rPr>
+          <w:b/>
+          <w:bCs/>
+        </w:rPr>
+        <w:t>it’s time to add functionality so players can load into the game scene and quit the application.</w:t>
+      </w:r>
+    </w:p>
+    <w:p>
+      <w:pPr>
+        <w:ind w:left="0" w:firstLine="0"/>
+        <w:rPr>
+          <w:b/>
+          <w:bCs/>
+        </w:rPr>
+      </w:pPr>
+    </w:p>
+    <w:p>
+      <w:pPr>
+        <w:ind w:left="0" w:firstLine="0"/>
+        <w:rPr>
+          <w:b/>
+          <w:bCs/>
+        </w:rPr>
+      </w:pPr>
+      <w:r>
+        <w:rPr>
+          <w:b/>
+          <w:bCs/>
+        </w:rPr>
+        <w:t>Solution:</w:t>
+      </w:r>
+    </w:p>
+    <w:p>
+      <w:pPr>
+        <w:pStyle w:val="ListParagraph"/>
+        <w:numPr>
+          <w:ilvl w:val="0"/>
+          <w:numId w:val="560"/>
+        </w:numPr>
+      </w:pPr>
+      <w:r>
+        <w:t xml:space="preserve">Create a new script </w:t>
+      </w:r>
+      <w:r>
+        <w:rPr>
+          <w:b/>
+          <w:bCs/>
+        </w:rPr>
+        <w:t>Play</w:t>
+      </w:r>
+      <w:r>
+        <w:rPr>
+          <w:b/>
+          <w:bCs/>
+        </w:rPr>
+        <w:t>Game</w:t>
+      </w:r>
+      <w:r>
+        <w:rPr>
+          <w:b/>
+          <w:bCs/>
+        </w:rPr>
+        <w:t>Handler</w:t>
+      </w:r>
+      <w:r>
+        <w:rPr>
+          <w:b/>
+          <w:bCs/>
+        </w:rPr>
+        <w:t>.</w:t>
+      </w:r>
+    </w:p>
+    <w:p>
+      <w:pPr>
+        <w:pStyle w:val="ListParagraph"/>
+        <w:numPr>
+          <w:ilvl w:val="1"/>
+          <w:numId w:val="560"/>
+        </w:numPr>
+      </w:pPr>
+      <w:r>
+        <w:t>Add references to PlayButton, OverlayPanel to hide on click.</w:t>
+      </w:r>
+    </w:p>
+    <w:p>
+      <w:pPr>
+        <w:pStyle w:val="ListParagraph"/>
+        <w:numPr>
+          <w:ilvl w:val="1"/>
+          <w:numId w:val="560"/>
+        </w:numPr>
+      </w:pPr>
+      <w:r>
+        <w:t>Display a loading text on click.</w:t>
+      </w:r>
+    </w:p>
+    <w:p>
+      <w:pPr>
+        <w:pStyle w:val="ListParagraph"/>
+        <w:numPr>
+          <w:ilvl w:val="1"/>
+          <w:numId w:val="560"/>
+        </w:numPr>
+      </w:pPr>
+      <w:r>
+        <w:t>Stop playing the sound on click.</w:t>
+      </w:r>
+    </w:p>
+    <w:p>
+      <w:pPr>
+        <w:pStyle w:val="ListParagraph"/>
+        <w:numPr>
+          <w:ilvl w:val="1"/>
+          <w:numId w:val="560"/>
+        </w:numPr>
+      </w:pPr>
+      <w:r>
+        <w:t>Load the “</w:t>
+      </w:r>
+      <w:r>
+        <w:rPr>
+          <w:b/>
+          <w:bCs/>
+        </w:rPr>
+        <w:t>Level1_Scene</w:t>
+      </w:r>
+      <w:r>
+        <w:rPr>
+          <w:b/>
+          <w:bCs/>
+        </w:rPr>
+        <w:t>”</w:t>
+      </w:r>
+      <w:r>
+        <w:t xml:space="preserve"> on click.</w:t>
+      </w:r>
+    </w:p>
+    <w:p>
+      <w:pPr>
+        <w:pStyle w:val="ListParagraph"/>
+        <w:numPr>
+          <w:ilvl w:val="0"/>
+          <w:numId w:val="560"/>
+        </w:numPr>
+      </w:pPr>
+      <w:r>
+        <w:t xml:space="preserve">Resuse the script </w:t>
+      </w:r>
+      <w:r>
+        <w:rPr>
+          <w:b/>
+          <w:bCs/>
+        </w:rPr>
+        <w:t>Quit</w:t>
+      </w:r>
+      <w:r>
+        <w:rPr>
+          <w:b/>
+          <w:bCs/>
+        </w:rPr>
+        <w:t xml:space="preserve">GameHander </w:t>
+      </w:r>
+      <w:r>
+        <w:t xml:space="preserve"> to show the quit popup dialog.</w:t>
+      </w:r>
+    </w:p>
+    <w:p>
+      <w:pPr>
+        <w:pStyle w:val="ListParagraph"/>
+        <w:numPr>
+          <w:ilvl w:val="0"/>
+          <w:numId w:val="560"/>
+        </w:numPr>
+      </w:pPr>
+      <w:r>
+        <w:t xml:space="preserve">Create a script </w:t>
+      </w:r>
+      <w:r>
+        <w:rPr>
+          <w:b/>
+          <w:bCs/>
+        </w:rPr>
+        <w:t>TitleEasterEgg</w:t>
+      </w:r>
+      <w:r>
+        <w:rPr>
+          <w:b/>
+          <w:bCs/>
+        </w:rPr>
+        <w:t xml:space="preserve"> </w:t>
+      </w:r>
+      <w:r>
+        <w:t>which changes behavior of a text on mouse event click.</w:t>
+      </w:r>
+    </w:p>
+    <w:p>
+      <w:pPr>
+        <w:pStyle w:val="ListParagraph"/>
+        <w:numPr>
+          <w:ilvl w:val="1"/>
+          <w:numId w:val="560"/>
+        </w:numPr>
+      </w:pPr>
+      <w:r>
+        <w:t xml:space="preserve">Check the </w:t>
+      </w:r>
+      <w:r>
+        <w:rPr>
+          <w:b/>
+          <w:bCs/>
+        </w:rPr>
+        <w:t>Rect transform</w:t>
+      </w:r>
+      <w:r>
+        <w:t xml:space="preserve"> of the text and adjust using </w:t>
+      </w:r>
+      <w:r>
+        <w:rPr>
+          <w:b/>
+          <w:bCs/>
+        </w:rPr>
+        <w:t>rect tool</w:t>
+      </w:r>
+      <w:r>
+        <w:rPr>
+          <w:b/>
+          <w:bCs/>
+        </w:rPr>
+        <w:t>.</w:t>
+      </w:r>
+    </w:p>
+    <w:p>
+      <w:pPr>
+        <w:pStyle w:val="ListParagraph"/>
+        <w:numPr>
+          <w:ilvl w:val="0"/>
+          <w:numId w:val="560"/>
+        </w:numPr>
+      </w:pPr>
+      <w:r>
+        <w:t xml:space="preserve">Attach the scripts to </w:t>
+      </w:r>
+      <w:r>
+        <w:rPr>
+          <w:b/>
+          <w:bCs/>
+        </w:rPr>
+        <w:t>GameManager</w:t>
+      </w:r>
+      <w:r>
+        <w:rPr>
+          <w:b/>
+          <w:bCs/>
+        </w:rPr>
+        <w:t xml:space="preserve"> </w:t>
+      </w:r>
+      <w:r>
+        <w:t>and assign the objects.</w:t>
+      </w:r>
+    </w:p>
+    <w:p>
+      <w:pPr>
+        <w:pStyle w:val="ListParagraph"/>
+        <w:numPr>
+          <w:ilvl w:val="0"/>
+          <w:numId w:val="560"/>
+        </w:numPr>
+      </w:pPr>
+      <w:r>
+        <w:t>Let</w:t>
+      </w:r>
+      <w:r>
+        <w:t>’</w:t>
+      </w:r>
+      <w:r>
+        <w:t xml:space="preserve">s use a free Unity Asset library </w:t>
+      </w:r>
+      <w:r>
+        <w:rPr>
+          <w:b/>
+          <w:bCs/>
+        </w:rPr>
+        <w:t>DOTween</w:t>
+      </w:r>
+      <w:r>
+        <w:rPr>
+          <w:b/>
+          <w:bCs/>
+        </w:rPr>
+        <w:t xml:space="preserve"> </w:t>
+      </w:r>
+      <w:r>
+        <w:t>for our fading animations.</w:t>
+      </w:r>
+    </w:p>
+    <w:p>
+      <w:pPr>
+        <w:pStyle w:val="ListParagraph"/>
+        <w:numPr>
+          <w:ilvl w:val="1"/>
+          <w:numId w:val="560"/>
+        </w:numPr>
+      </w:pPr>
+      <w:r>
+        <w:t xml:space="preserve">Click on the link on top in </w:t>
+      </w:r>
+      <w:r>
+        <w:rPr>
+          <w:b/>
+          <w:bCs/>
+        </w:rPr>
+        <w:t>TitleScreenManager</w:t>
+      </w:r>
+      <w:r>
+        <w:rPr>
+          <w:b/>
+          <w:bCs/>
+        </w:rPr>
+        <w:t>.cs</w:t>
+      </w:r>
+    </w:p>
+    <w:p>
+      <w:pPr>
+        <w:pStyle w:val="ListParagraph"/>
+        <w:numPr>
+          <w:ilvl w:val="1"/>
+          <w:numId w:val="560"/>
+        </w:numPr>
+      </w:pPr>
+      <w:r>
+        <w:t>It will open Unity’ Asset Store</w:t>
+      </w:r>
+      <w:r>
+        <w:t xml:space="preserve"> &gt;</w:t>
+      </w:r>
+      <w:r>
+        <w:t xml:space="preserve"> </w:t>
+      </w:r>
+      <w:r>
+        <w:rPr>
+          <w:b/>
+          <w:bCs/>
+        </w:rPr>
+        <w:t>DOTween</w:t>
+      </w:r>
+      <w:r>
+        <w:t xml:space="preserve"> &gt;</w:t>
+      </w:r>
+      <w:r>
+        <w:t xml:space="preserve"> Download &gt; Add to project.</w:t>
+      </w:r>
+    </w:p>
+    <w:p>
+      <w:pPr>
+        <w:pStyle w:val="ListParagraph"/>
+        <w:numPr>
+          <w:ilvl w:val="1"/>
+          <w:numId w:val="560"/>
+        </w:numPr>
+      </w:pPr>
+      <w:r>
+        <w:t>Setup and configure &gt; Click create A0.. button &gt; This will add and activate modules.</w:t>
+      </w:r>
+    </w:p>
+    <w:p>
+      <w:pPr>
+        <w:pStyle w:val="ListParagraph"/>
+        <w:numPr>
+          <w:ilvl w:val="1"/>
+          <w:numId w:val="560"/>
+        </w:numPr>
+      </w:pPr>
+      <w:r>
+        <w:t xml:space="preserve">Use </w:t>
+      </w:r>
+      <w:r>
+        <w:rPr>
+          <w:b/>
+          <w:bCs/>
+        </w:rPr>
+        <w:t>DG.DOFade</w:t>
+      </w:r>
+      <w:r>
+        <w:rPr>
+          <w:b/>
+          <w:bCs/>
+        </w:rPr>
+        <w:t>(</w:t>
+      </w:r>
+      <w:r>
+        <w:rPr>
+          <w:b/>
+          <w:bCs/>
+        </w:rPr>
+        <w:t>value, duration</w:t>
+      </w:r>
+      <w:r>
+        <w:rPr>
+          <w:b/>
+          <w:bCs/>
+        </w:rPr>
+        <w:t>)</w:t>
+      </w:r>
+      <w:r>
+        <w:t xml:space="preserve"> for Objects having component </w:t>
+      </w:r>
+      <w:r>
+        <w:rPr>
+          <w:b/>
+          <w:bCs/>
+        </w:rPr>
+        <w:t>CanvasGroup</w:t>
+      </w:r>
+    </w:p>
+    <w:p>
+      <w:pPr>
+        <w:pStyle w:val="ListParagraph"/>
+        <w:numPr>
+          <w:ilvl w:val="1"/>
+          <w:numId w:val="560"/>
+        </w:numPr>
+      </w:pPr>
+      <w:r>
+        <w:t xml:space="preserve">For Screen transitions, use an Image gameobject </w:t>
+      </w:r>
+      <w:r>
+        <w:t xml:space="preserve">of white color </w:t>
+      </w:r>
+      <w:r>
+        <w:t>and set its Alpha to 0 initially.</w:t>
+      </w:r>
+    </w:p>
+    <w:p>
+      <w:pPr>
+        <w:pStyle w:val="ListParagraph"/>
+        <w:numPr>
+          <w:ilvl w:val="1"/>
+          <w:numId w:val="560"/>
+        </w:numPr>
+      </w:pPr>
+      <w:r>
+        <w:t>Use (1,1) for making it 0 to 1 opaque. The second parameter is the time duration.</w:t>
+      </w:r>
+    </w:p>
+    <w:p>
+      <w:pPr>
+        <w:pStyle w:val="ListParagraph"/>
+        <w:numPr>
+          <w:ilvl w:val="1"/>
+          <w:numId w:val="560"/>
+        </w:numPr>
+      </w:pPr>
+      <w:r>
+        <w:t>Use( 0,1) for making it 1 to 0 transparent.</w:t>
+      </w:r>
+    </w:p>
+    <w:p>
+      <w:pPr>
+        <w:pStyle w:val="ListParagraph"/>
+        <w:numPr>
+          <w:ilvl w:val="1"/>
+          <w:numId w:val="560"/>
+        </w:numPr>
+      </w:pPr>
+      <w:r>
+        <w:t xml:space="preserve">Attach the </w:t>
+      </w:r>
+      <w:r>
+        <w:rPr>
+          <w:b/>
+          <w:bCs/>
+        </w:rPr>
+        <w:t>TitleScreenManager</w:t>
+      </w:r>
+      <w:r>
+        <w:rPr>
+          <w:b/>
+          <w:bCs/>
+        </w:rPr>
+        <w:t xml:space="preserve"> </w:t>
+      </w:r>
+      <w:r>
+        <w:t xml:space="preserve">to </w:t>
+      </w:r>
+      <w:r>
+        <w:rPr>
+          <w:b/>
+          <w:bCs/>
+        </w:rPr>
+        <w:t>GameManager</w:t>
+      </w:r>
+      <w:r>
+        <w:rPr>
+          <w:b/>
+          <w:bCs/>
+        </w:rPr>
+        <w:t xml:space="preserve"> </w:t>
+      </w:r>
+      <w:r>
+        <w:t>and assign objects.</w:t>
+      </w:r>
+    </w:p>
+    <w:p>
+      <w:pPr>
+        <w:pStyle w:val="ListParagraph"/>
+        <w:numPr>
+          <w:ilvl w:val="1"/>
+          <w:numId w:val="560"/>
+        </w:numPr>
+      </w:pPr>
+      <w:r>
+        <w:t xml:space="preserve">Optionally add a </w:t>
+      </w:r>
+      <w:r>
+        <w:rPr>
+          <w:i/>
+          <w:iCs/>
+        </w:rPr>
+        <w:t xml:space="preserve">“Loading…” </w:t>
+      </w:r>
+      <w:r>
+        <w:t>text once Play is clicked.</w:t>
+      </w:r>
+    </w:p>
+    <w:p>
+      <w:pPr>
+        <w:pStyle w:val="ListParagraph"/>
+        <w:numPr>
+          <w:ilvl w:val="1"/>
+          <w:numId w:val="560"/>
+        </w:numPr>
+      </w:pPr>
+      <w:r>
+        <w:t>Use fade effects instead of setActive()</w:t>
+      </w:r>
+      <w:r>
+        <w:t xml:space="preserve"> to enhance UI experience.</w:t>
+      </w:r>
+    </w:p>
     <w:p>
       <w:pPr>
         <w:ind w:left="0" w:firstLine="0"/>
@@ -27903,6 +28488,92 @@
     </w:lvl>
   </w:abstractNum>
   <w:abstractNum w:abstractNumId="130" w15:restartNumberingAfterBreak="0">
+    <w:nsid w:val="49F33EB0"/>
+    <w:multiLevelType w:val="multilevel"/>
+    <w:tmpl w:val="0A5E29C2"/>
+    <w:lvl w:ilvl="0">
+      <w:start w:val="1"/>
+      <w:numFmt w:val="decimal"/>
+      <w:lvlText w:val="%1."/>
+      <w:lvlJc w:val="left"/>
+      <w:pPr>
+        <w:ind w:left="360" w:hanging="360"/>
+      </w:pPr>
+    </w:lvl>
+    <w:lvl w:ilvl="1">
+      <w:start w:val="1"/>
+      <w:numFmt w:val="lowerLetter"/>
+      <w:lvlText w:val="%2)"/>
+      <w:lvlJc w:val="left"/>
+      <w:pPr>
+        <w:ind w:left="720" w:hanging="360"/>
+      </w:pPr>
+    </w:lvl>
+    <w:lvl w:ilvl="2">
+      <w:start w:val="1"/>
+      <w:numFmt w:val="lowerRoman"/>
+      <w:lvlText w:val="%3)"/>
+      <w:lvlJc w:val="left"/>
+      <w:pPr>
+        <w:ind w:left="1080" w:hanging="360"/>
+      </w:pPr>
+    </w:lvl>
+    <w:lvl w:ilvl="3">
+      <w:start w:val="1"/>
+      <w:numFmt w:val="lowerLetter"/>
+      <w:lvlText w:val="%4."/>
+      <w:lvlJc w:val="left"/>
+      <w:pPr>
+        <w:ind w:left="1440" w:hanging="360"/>
+      </w:pPr>
+    </w:lvl>
+    <w:lvl w:ilvl="4">
+      <w:start w:val="1"/>
+      <w:numFmt w:val="lowerLetter"/>
+      <w:lvlText w:val="(%5)"/>
+      <w:lvlJc w:val="left"/>
+      <w:pPr>
+        <w:ind w:left="1800" w:hanging="360"/>
+      </w:pPr>
+    </w:lvl>
+    <w:lvl w:ilvl="5">
+      <w:start w:val="1"/>
+      <w:numFmt w:val="lowerRoman"/>
+      <w:lvlText w:val="(%6)"/>
+      <w:lvlJc w:val="left"/>
+      <w:pPr>
+        <w:ind w:left="2160" w:hanging="360"/>
+      </w:pPr>
+    </w:lvl>
+    <w:lvl w:ilvl="6">
+      <w:start w:val="1"/>
+      <w:numFmt w:val="decimal"/>
+      <w:lvlText w:val="%7."/>
+      <w:lvlJc w:val="left"/>
+      <w:pPr>
+        <w:ind w:left="2520" w:hanging="360"/>
+      </w:pPr>
+    </w:lvl>
+    <w:lvl w:ilvl="7">
+      <w:start w:val="1"/>
+      <w:numFmt w:val="lowerLetter"/>
+      <w:lvlText w:val="%8."/>
+      <w:lvlJc w:val="left"/>
+      <w:pPr>
+        <w:ind w:left="2880" w:hanging="360"/>
+      </w:pPr>
+    </w:lvl>
+    <w:lvl w:ilvl="8">
+      <w:start w:val="1"/>
+      <w:numFmt w:val="lowerRoman"/>
+      <w:lvlText w:val="%9."/>
+      <w:lvlJc w:val="left"/>
+      <w:pPr>
+        <w:ind w:left="3240" w:hanging="360"/>
+      </w:pPr>
+    </w:lvl>
+  </w:abstractNum>
+  <w:abstractNum w:abstractNumId="131" w15:restartNumberingAfterBreak="0">
     <w:nsid w:val="4A0D29B9"/>
     <w:multiLevelType w:val="multilevel"/>
     <w:tmpl w:val="9D184C00"/>
@@ -28051,7 +28722,7 @@
       </w:rPr>
     </w:lvl>
   </w:abstractNum>
-  <w:abstractNum w:abstractNumId="131" w15:restartNumberingAfterBreak="0">
+  <w:abstractNum w:abstractNumId="132" w15:restartNumberingAfterBreak="0">
     <w:nsid w:val="4AAF6B41"/>
     <w:multiLevelType w:val="multilevel"/>
     <w:tmpl w:val="BD68CCD4"/>
@@ -28200,7 +28871,7 @@
       </w:rPr>
     </w:lvl>
   </w:abstractNum>
-  <w:abstractNum w:abstractNumId="132" w15:restartNumberingAfterBreak="0">
+  <w:abstractNum w:abstractNumId="133" w15:restartNumberingAfterBreak="0">
     <w:nsid w:val="4AC52D9C"/>
     <w:multiLevelType w:val="multilevel"/>
     <w:tmpl w:val="1138FEFA"/>
@@ -28349,7 +29020,7 @@
       </w:rPr>
     </w:lvl>
   </w:abstractNum>
-  <w:abstractNum w:abstractNumId="133" w15:restartNumberingAfterBreak="0">
+  <w:abstractNum w:abstractNumId="134" w15:restartNumberingAfterBreak="0">
     <w:nsid w:val="4AED35A7"/>
     <w:multiLevelType w:val="multilevel"/>
     <w:tmpl w:val="14DA4004"/>
@@ -28466,7 +29137,7 @@
       </w:pPr>
     </w:lvl>
   </w:abstractNum>
-  <w:abstractNum w:abstractNumId="134" w15:restartNumberingAfterBreak="0">
+  <w:abstractNum w:abstractNumId="135" w15:restartNumberingAfterBreak="0">
     <w:nsid w:val="4B8F70B6"/>
     <w:multiLevelType w:val="multilevel"/>
     <w:tmpl w:val="8614339A"/>
@@ -28615,7 +29286,7 @@
       </w:rPr>
     </w:lvl>
   </w:abstractNum>
-  <w:abstractNum w:abstractNumId="135" w15:restartNumberingAfterBreak="0">
+  <w:abstractNum w:abstractNumId="136" w15:restartNumberingAfterBreak="0">
     <w:nsid w:val="4D805C9A"/>
     <w:multiLevelType w:val="multilevel"/>
     <w:tmpl w:val="79EA9606"/>
@@ -28764,7 +29435,7 @@
       </w:rPr>
     </w:lvl>
   </w:abstractNum>
-  <w:abstractNum w:abstractNumId="136" w15:restartNumberingAfterBreak="0">
+  <w:abstractNum w:abstractNumId="137" w15:restartNumberingAfterBreak="0">
     <w:nsid w:val="4DB5621F"/>
     <w:multiLevelType w:val="hybridMultilevel"/>
     <w:tmpl w:val="2944A124"/>
@@ -28850,7 +29521,7 @@
       </w:pPr>
     </w:lvl>
   </w:abstractNum>
-  <w:abstractNum w:abstractNumId="137" w15:restartNumberingAfterBreak="0">
+  <w:abstractNum w:abstractNumId="138" w15:restartNumberingAfterBreak="0">
     <w:nsid w:val="4EDC26EF"/>
     <w:multiLevelType w:val="multilevel"/>
     <w:tmpl w:val="AD866CB2"/>
@@ -28999,7 +29670,7 @@
       </w:rPr>
     </w:lvl>
   </w:abstractNum>
-  <w:abstractNum w:abstractNumId="138" w15:restartNumberingAfterBreak="0">
+  <w:abstractNum w:abstractNumId="139" w15:restartNumberingAfterBreak="0">
     <w:nsid w:val="4FDB444E"/>
     <w:multiLevelType w:val="multilevel"/>
     <w:tmpl w:val="3E023432"/>
@@ -29116,7 +29787,7 @@
       </w:pPr>
     </w:lvl>
   </w:abstractNum>
-  <w:abstractNum w:abstractNumId="139" w15:restartNumberingAfterBreak="0">
+  <w:abstractNum w:abstractNumId="140" w15:restartNumberingAfterBreak="0">
     <w:nsid w:val="51B0206C"/>
     <w:multiLevelType w:val="multilevel"/>
     <w:tmpl w:val="0B2021D0"/>
@@ -29265,7 +29936,7 @@
       </w:rPr>
     </w:lvl>
   </w:abstractNum>
-  <w:abstractNum w:abstractNumId="140" w15:restartNumberingAfterBreak="0">
+  <w:abstractNum w:abstractNumId="141" w15:restartNumberingAfterBreak="0">
     <w:nsid w:val="51B56294"/>
     <w:multiLevelType w:val="multilevel"/>
     <w:tmpl w:val="3BB4CEEA"/>
@@ -29414,7 +30085,7 @@
       </w:rPr>
     </w:lvl>
   </w:abstractNum>
-  <w:abstractNum w:abstractNumId="141" w15:restartNumberingAfterBreak="0">
+  <w:abstractNum w:abstractNumId="142" w15:restartNumberingAfterBreak="0">
     <w:nsid w:val="51C823C7"/>
     <w:multiLevelType w:val="multilevel"/>
     <w:tmpl w:val="985A346E"/>
@@ -29563,7 +30234,7 @@
       </w:rPr>
     </w:lvl>
   </w:abstractNum>
-  <w:abstractNum w:abstractNumId="142" w15:restartNumberingAfterBreak="0">
+  <w:abstractNum w:abstractNumId="143" w15:restartNumberingAfterBreak="0">
     <w:nsid w:val="526E06D5"/>
     <w:multiLevelType w:val="multilevel"/>
     <w:tmpl w:val="81B0E3A0"/>
@@ -29712,7 +30383,7 @@
       </w:rPr>
     </w:lvl>
   </w:abstractNum>
-  <w:abstractNum w:abstractNumId="143" w15:restartNumberingAfterBreak="0">
+  <w:abstractNum w:abstractNumId="144" w15:restartNumberingAfterBreak="0">
     <w:nsid w:val="52832FFC"/>
     <w:multiLevelType w:val="hybridMultilevel"/>
     <w:tmpl w:val="2848B824"/>
@@ -29798,7 +30469,7 @@
       </w:pPr>
     </w:lvl>
   </w:abstractNum>
-  <w:abstractNum w:abstractNumId="144" w15:restartNumberingAfterBreak="0">
+  <w:abstractNum w:abstractNumId="145" w15:restartNumberingAfterBreak="0">
     <w:nsid w:val="528623C9"/>
     <w:multiLevelType w:val="multilevel"/>
     <w:tmpl w:val="3438DA90"/>
@@ -29947,7 +30618,7 @@
       </w:rPr>
     </w:lvl>
   </w:abstractNum>
-  <w:abstractNum w:abstractNumId="145" w15:restartNumberingAfterBreak="0">
+  <w:abstractNum w:abstractNumId="146" w15:restartNumberingAfterBreak="0">
     <w:nsid w:val="545519CC"/>
     <w:multiLevelType w:val="hybridMultilevel"/>
     <w:tmpl w:val="B980DB02"/>
@@ -30060,7 +30731,7 @@
       </w:rPr>
     </w:lvl>
   </w:abstractNum>
-  <w:abstractNum w:abstractNumId="146" w15:restartNumberingAfterBreak="0">
+  <w:abstractNum w:abstractNumId="147" w15:restartNumberingAfterBreak="0">
     <w:nsid w:val="54C711EA"/>
     <w:multiLevelType w:val="hybridMultilevel"/>
     <w:tmpl w:val="C0F4CE18"/>
@@ -30146,7 +30817,7 @@
       </w:pPr>
     </w:lvl>
   </w:abstractNum>
-  <w:abstractNum w:abstractNumId="147" w15:restartNumberingAfterBreak="0">
+  <w:abstractNum w:abstractNumId="148" w15:restartNumberingAfterBreak="0">
     <w:nsid w:val="54CA184C"/>
     <w:multiLevelType w:val="hybridMultilevel"/>
     <w:tmpl w:val="AD24AB30"/>
@@ -30235,7 +30906,7 @@
       </w:pPr>
     </w:lvl>
   </w:abstractNum>
-  <w:abstractNum w:abstractNumId="148" w15:restartNumberingAfterBreak="0">
+  <w:abstractNum w:abstractNumId="149" w15:restartNumberingAfterBreak="0">
     <w:nsid w:val="554A43B9"/>
     <w:multiLevelType w:val="multilevel"/>
     <w:tmpl w:val="816EE9A4"/>
@@ -30352,7 +31023,7 @@
       </w:pPr>
     </w:lvl>
   </w:abstractNum>
-  <w:abstractNum w:abstractNumId="149" w15:restartNumberingAfterBreak="0">
+  <w:abstractNum w:abstractNumId="150" w15:restartNumberingAfterBreak="0">
     <w:nsid w:val="55A327A6"/>
     <w:multiLevelType w:val="multilevel"/>
     <w:tmpl w:val="A23204C2"/>
@@ -30469,7 +31140,7 @@
       </w:pPr>
     </w:lvl>
   </w:abstractNum>
-  <w:abstractNum w:abstractNumId="150" w15:restartNumberingAfterBreak="0">
+  <w:abstractNum w:abstractNumId="151" w15:restartNumberingAfterBreak="0">
     <w:nsid w:val="55B120AB"/>
     <w:multiLevelType w:val="hybridMultilevel"/>
     <w:tmpl w:val="DB6A33F0"/>
@@ -30582,7 +31253,7 @@
       </w:rPr>
     </w:lvl>
   </w:abstractNum>
-  <w:abstractNum w:abstractNumId="151" w15:restartNumberingAfterBreak="0">
+  <w:abstractNum w:abstractNumId="152" w15:restartNumberingAfterBreak="0">
     <w:nsid w:val="56996F77"/>
     <w:multiLevelType w:val="multilevel"/>
     <w:tmpl w:val="12BE4CB8"/>
@@ -30731,7 +31402,7 @@
       </w:rPr>
     </w:lvl>
   </w:abstractNum>
-  <w:abstractNum w:abstractNumId="152" w15:restartNumberingAfterBreak="0">
+  <w:abstractNum w:abstractNumId="153" w15:restartNumberingAfterBreak="0">
     <w:nsid w:val="56B231C3"/>
     <w:multiLevelType w:val="multilevel"/>
     <w:tmpl w:val="68E0D54C"/>
@@ -30880,7 +31551,7 @@
       </w:rPr>
     </w:lvl>
   </w:abstractNum>
-  <w:abstractNum w:abstractNumId="153" w15:restartNumberingAfterBreak="0">
+  <w:abstractNum w:abstractNumId="154" w15:restartNumberingAfterBreak="0">
     <w:nsid w:val="57411A88"/>
     <w:multiLevelType w:val="multilevel"/>
     <w:tmpl w:val="1FBA6882"/>
@@ -31029,7 +31700,7 @@
       </w:rPr>
     </w:lvl>
   </w:abstractNum>
-  <w:abstractNum w:abstractNumId="154" w15:restartNumberingAfterBreak="0">
+  <w:abstractNum w:abstractNumId="155" w15:restartNumberingAfterBreak="0">
     <w:nsid w:val="5784255B"/>
     <w:multiLevelType w:val="multilevel"/>
     <w:tmpl w:val="A6F8E1EE"/>
@@ -31178,7 +31849,7 @@
       </w:rPr>
     </w:lvl>
   </w:abstractNum>
-  <w:abstractNum w:abstractNumId="155" w15:restartNumberingAfterBreak="0">
+  <w:abstractNum w:abstractNumId="156" w15:restartNumberingAfterBreak="0">
     <w:nsid w:val="57BB5E2A"/>
     <w:multiLevelType w:val="multilevel"/>
     <w:tmpl w:val="68C6EB48"/>
@@ -31295,7 +31966,7 @@
       </w:pPr>
     </w:lvl>
   </w:abstractNum>
-  <w:abstractNum w:abstractNumId="156" w15:restartNumberingAfterBreak="0">
+  <w:abstractNum w:abstractNumId="157" w15:restartNumberingAfterBreak="0">
     <w:nsid w:val="57BB663C"/>
     <w:multiLevelType w:val="multilevel"/>
     <w:tmpl w:val="B2086892"/>
@@ -31444,7 +32115,7 @@
       </w:rPr>
     </w:lvl>
   </w:abstractNum>
-  <w:abstractNum w:abstractNumId="157" w15:restartNumberingAfterBreak="0">
+  <w:abstractNum w:abstractNumId="158" w15:restartNumberingAfterBreak="0">
     <w:nsid w:val="58AF76CF"/>
     <w:multiLevelType w:val="multilevel"/>
     <w:tmpl w:val="6DB65206"/>
@@ -31593,7 +32264,7 @@
       </w:rPr>
     </w:lvl>
   </w:abstractNum>
-  <w:abstractNum w:abstractNumId="158" w15:restartNumberingAfterBreak="0">
+  <w:abstractNum w:abstractNumId="159" w15:restartNumberingAfterBreak="0">
     <w:nsid w:val="58CC64E6"/>
     <w:multiLevelType w:val="hybridMultilevel"/>
     <w:tmpl w:val="23FA8802"/>
@@ -31679,7 +32350,7 @@
       </w:pPr>
     </w:lvl>
   </w:abstractNum>
-  <w:abstractNum w:abstractNumId="159" w15:restartNumberingAfterBreak="0">
+  <w:abstractNum w:abstractNumId="160" w15:restartNumberingAfterBreak="0">
     <w:nsid w:val="59B82A65"/>
     <w:multiLevelType w:val="multilevel"/>
     <w:tmpl w:val="8EFA7868"/>
@@ -31800,7 +32471,7 @@
       </w:rPr>
     </w:lvl>
   </w:abstractNum>
-  <w:abstractNum w:abstractNumId="160" w15:restartNumberingAfterBreak="0">
+  <w:abstractNum w:abstractNumId="161" w15:restartNumberingAfterBreak="0">
     <w:nsid w:val="5A455885"/>
     <w:multiLevelType w:val="multilevel"/>
     <w:tmpl w:val="5650B4B6"/>
@@ -31949,7 +32620,7 @@
       </w:rPr>
     </w:lvl>
   </w:abstractNum>
-  <w:abstractNum w:abstractNumId="161" w15:restartNumberingAfterBreak="0">
+  <w:abstractNum w:abstractNumId="162" w15:restartNumberingAfterBreak="0">
     <w:nsid w:val="5A8F63C8"/>
     <w:multiLevelType w:val="multilevel"/>
     <w:tmpl w:val="6EAC4FB4"/>
@@ -32098,7 +32769,7 @@
       </w:rPr>
     </w:lvl>
   </w:abstractNum>
-  <w:abstractNum w:abstractNumId="162" w15:restartNumberingAfterBreak="0">
+  <w:abstractNum w:abstractNumId="163" w15:restartNumberingAfterBreak="0">
     <w:nsid w:val="5AE2637E"/>
     <w:multiLevelType w:val="multilevel"/>
     <w:tmpl w:val="4E56A100"/>
@@ -32247,7 +32918,7 @@
       </w:rPr>
     </w:lvl>
   </w:abstractNum>
-  <w:abstractNum w:abstractNumId="163" w15:restartNumberingAfterBreak="0">
+  <w:abstractNum w:abstractNumId="164" w15:restartNumberingAfterBreak="0">
     <w:nsid w:val="5B1A4B8B"/>
     <w:multiLevelType w:val="multilevel"/>
     <w:tmpl w:val="C59A3BDA"/>
@@ -32396,7 +33067,7 @@
       </w:rPr>
     </w:lvl>
   </w:abstractNum>
-  <w:abstractNum w:abstractNumId="164" w15:restartNumberingAfterBreak="0">
+  <w:abstractNum w:abstractNumId="165" w15:restartNumberingAfterBreak="0">
     <w:nsid w:val="5B481F93"/>
     <w:multiLevelType w:val="multilevel"/>
     <w:tmpl w:val="2786CE54"/>
@@ -32545,7 +33216,7 @@
       </w:rPr>
     </w:lvl>
   </w:abstractNum>
-  <w:abstractNum w:abstractNumId="165" w15:restartNumberingAfterBreak="0">
+  <w:abstractNum w:abstractNumId="166" w15:restartNumberingAfterBreak="0">
     <w:nsid w:val="5B674EEB"/>
     <w:multiLevelType w:val="multilevel"/>
     <w:tmpl w:val="9D1A7932"/>
@@ -32662,7 +33333,7 @@
       </w:pPr>
     </w:lvl>
   </w:abstractNum>
-  <w:abstractNum w:abstractNumId="166" w15:restartNumberingAfterBreak="0">
+  <w:abstractNum w:abstractNumId="167" w15:restartNumberingAfterBreak="0">
     <w:nsid w:val="5BC25A83"/>
     <w:multiLevelType w:val="multilevel"/>
     <w:tmpl w:val="D1ECC2A4"/>
@@ -32783,7 +33454,7 @@
       </w:rPr>
     </w:lvl>
   </w:abstractNum>
-  <w:abstractNum w:abstractNumId="167" w15:restartNumberingAfterBreak="0">
+  <w:abstractNum w:abstractNumId="168" w15:restartNumberingAfterBreak="0">
     <w:nsid w:val="5BE52B39"/>
     <w:multiLevelType w:val="multilevel"/>
     <w:tmpl w:val="E7E265F6"/>
@@ -32932,7 +33603,7 @@
       </w:rPr>
     </w:lvl>
   </w:abstractNum>
-  <w:abstractNum w:abstractNumId="168" w15:restartNumberingAfterBreak="0">
+  <w:abstractNum w:abstractNumId="169" w15:restartNumberingAfterBreak="0">
     <w:nsid w:val="5C3A747E"/>
     <w:multiLevelType w:val="multilevel"/>
     <w:tmpl w:val="A38A56EC"/>
@@ -33081,7 +33752,7 @@
       </w:rPr>
     </w:lvl>
   </w:abstractNum>
-  <w:abstractNum w:abstractNumId="169" w15:restartNumberingAfterBreak="0">
+  <w:abstractNum w:abstractNumId="170" w15:restartNumberingAfterBreak="0">
     <w:nsid w:val="5D3466EE"/>
     <w:multiLevelType w:val="multilevel"/>
     <w:tmpl w:val="28EE987A"/>
@@ -33230,7 +33901,7 @@
       </w:rPr>
     </w:lvl>
   </w:abstractNum>
-  <w:abstractNum w:abstractNumId="170" w15:restartNumberingAfterBreak="0">
+  <w:abstractNum w:abstractNumId="171" w15:restartNumberingAfterBreak="0">
     <w:nsid w:val="5D584833"/>
     <w:multiLevelType w:val="multilevel"/>
     <w:tmpl w:val="2A44CCB0"/>
@@ -33379,7 +34050,7 @@
       </w:rPr>
     </w:lvl>
   </w:abstractNum>
-  <w:abstractNum w:abstractNumId="171" w15:restartNumberingAfterBreak="0">
+  <w:abstractNum w:abstractNumId="172" w15:restartNumberingAfterBreak="0">
     <w:nsid w:val="5DB531D5"/>
     <w:multiLevelType w:val="hybridMultilevel"/>
     <w:tmpl w:val="006EE762"/>
@@ -33465,7 +34136,7 @@
       </w:pPr>
     </w:lvl>
   </w:abstractNum>
-  <w:abstractNum w:abstractNumId="172" w15:restartNumberingAfterBreak="0">
+  <w:abstractNum w:abstractNumId="173" w15:restartNumberingAfterBreak="0">
     <w:nsid w:val="5DB94B79"/>
     <w:multiLevelType w:val="multilevel"/>
     <w:tmpl w:val="60029486"/>
@@ -33614,7 +34285,7 @@
       </w:rPr>
     </w:lvl>
   </w:abstractNum>
-  <w:abstractNum w:abstractNumId="173" w15:restartNumberingAfterBreak="0">
+  <w:abstractNum w:abstractNumId="174" w15:restartNumberingAfterBreak="0">
     <w:nsid w:val="5E3325E7"/>
     <w:multiLevelType w:val="hybridMultilevel"/>
     <w:tmpl w:val="AAE6C24E"/>
@@ -33703,7 +34374,7 @@
       </w:pPr>
     </w:lvl>
   </w:abstractNum>
-  <w:abstractNum w:abstractNumId="174" w15:restartNumberingAfterBreak="0">
+  <w:abstractNum w:abstractNumId="175" w15:restartNumberingAfterBreak="0">
     <w:nsid w:val="5E7F034A"/>
     <w:multiLevelType w:val="multilevel"/>
     <w:tmpl w:val="C776B29A"/>
@@ -33852,7 +34523,7 @@
       </w:rPr>
     </w:lvl>
   </w:abstractNum>
-  <w:abstractNum w:abstractNumId="175" w15:restartNumberingAfterBreak="0">
+  <w:abstractNum w:abstractNumId="176" w15:restartNumberingAfterBreak="0">
     <w:nsid w:val="5EC864FB"/>
     <w:multiLevelType w:val="multilevel"/>
     <w:tmpl w:val="0409001D"/>
@@ -33938,7 +34609,7 @@
       </w:pPr>
     </w:lvl>
   </w:abstractNum>
-  <w:abstractNum w:abstractNumId="176" w15:restartNumberingAfterBreak="0">
+  <w:abstractNum w:abstractNumId="177" w15:restartNumberingAfterBreak="0">
     <w:nsid w:val="5F4F2A76"/>
     <w:multiLevelType w:val="hybridMultilevel"/>
     <w:tmpl w:val="1864F6D0"/>
@@ -34051,7 +34722,7 @@
       </w:rPr>
     </w:lvl>
   </w:abstractNum>
-  <w:abstractNum w:abstractNumId="177" w15:restartNumberingAfterBreak="0">
+  <w:abstractNum w:abstractNumId="178" w15:restartNumberingAfterBreak="0">
     <w:nsid w:val="6023578A"/>
     <w:multiLevelType w:val="multilevel"/>
     <w:tmpl w:val="20FE3972"/>
@@ -34168,7 +34839,7 @@
       </w:pPr>
     </w:lvl>
   </w:abstractNum>
-  <w:abstractNum w:abstractNumId="178" w15:restartNumberingAfterBreak="0">
+  <w:abstractNum w:abstractNumId="179" w15:restartNumberingAfterBreak="0">
     <w:nsid w:val="60B304F8"/>
     <w:multiLevelType w:val="multilevel"/>
     <w:tmpl w:val="AE020256"/>
@@ -34317,7 +34988,7 @@
       </w:rPr>
     </w:lvl>
   </w:abstractNum>
-  <w:abstractNum w:abstractNumId="179" w15:restartNumberingAfterBreak="0">
+  <w:abstractNum w:abstractNumId="180" w15:restartNumberingAfterBreak="0">
     <w:nsid w:val="61CA4512"/>
     <w:multiLevelType w:val="multilevel"/>
     <w:tmpl w:val="113687FE"/>
@@ -34466,7 +35137,7 @@
       </w:rPr>
     </w:lvl>
   </w:abstractNum>
-  <w:abstractNum w:abstractNumId="180" w15:restartNumberingAfterBreak="0">
+  <w:abstractNum w:abstractNumId="181" w15:restartNumberingAfterBreak="0">
     <w:nsid w:val="62633F16"/>
     <w:multiLevelType w:val="multilevel"/>
     <w:tmpl w:val="01D491C4"/>
@@ -34615,7 +35286,7 @@
       </w:rPr>
     </w:lvl>
   </w:abstractNum>
-  <w:abstractNum w:abstractNumId="181" w15:restartNumberingAfterBreak="0">
+  <w:abstractNum w:abstractNumId="182" w15:restartNumberingAfterBreak="0">
     <w:nsid w:val="62FA4B02"/>
     <w:multiLevelType w:val="multilevel"/>
     <w:tmpl w:val="AC469EA4"/>
@@ -34764,7 +35435,7 @@
       </w:rPr>
     </w:lvl>
   </w:abstractNum>
-  <w:abstractNum w:abstractNumId="182" w15:restartNumberingAfterBreak="0">
+  <w:abstractNum w:abstractNumId="183" w15:restartNumberingAfterBreak="0">
     <w:nsid w:val="63B56A28"/>
     <w:multiLevelType w:val="hybridMultilevel"/>
     <w:tmpl w:val="BBDA46C8"/>
@@ -34850,7 +35521,7 @@
       </w:pPr>
     </w:lvl>
   </w:abstractNum>
-  <w:abstractNum w:abstractNumId="183" w15:restartNumberingAfterBreak="0">
+  <w:abstractNum w:abstractNumId="184" w15:restartNumberingAfterBreak="0">
     <w:nsid w:val="63D35024"/>
     <w:multiLevelType w:val="hybridMultilevel"/>
     <w:tmpl w:val="52DACB14"/>
@@ -34936,7 +35607,7 @@
       </w:pPr>
     </w:lvl>
   </w:abstractNum>
-  <w:abstractNum w:abstractNumId="184" w15:restartNumberingAfterBreak="0">
+  <w:abstractNum w:abstractNumId="185" w15:restartNumberingAfterBreak="0">
     <w:nsid w:val="64364942"/>
     <w:multiLevelType w:val="multilevel"/>
     <w:tmpl w:val="3B688F7C"/>
@@ -35085,7 +35756,7 @@
       </w:rPr>
     </w:lvl>
   </w:abstractNum>
-  <w:abstractNum w:abstractNumId="185" w15:restartNumberingAfterBreak="0">
+  <w:abstractNum w:abstractNumId="186" w15:restartNumberingAfterBreak="0">
     <w:nsid w:val="64DF02EF"/>
     <w:multiLevelType w:val="hybridMultilevel"/>
     <w:tmpl w:val="5D1C61DC"/>
@@ -35198,7 +35869,7 @@
       </w:rPr>
     </w:lvl>
   </w:abstractNum>
-  <w:abstractNum w:abstractNumId="186" w15:restartNumberingAfterBreak="0">
+  <w:abstractNum w:abstractNumId="187" w15:restartNumberingAfterBreak="0">
     <w:nsid w:val="65151DA6"/>
     <w:multiLevelType w:val="multilevel"/>
     <w:tmpl w:val="265ABBB0"/>
@@ -35347,7 +36018,7 @@
       </w:rPr>
     </w:lvl>
   </w:abstractNum>
-  <w:abstractNum w:abstractNumId="187" w15:restartNumberingAfterBreak="0">
+  <w:abstractNum w:abstractNumId="188" w15:restartNumberingAfterBreak="0">
     <w:nsid w:val="6621531D"/>
     <w:multiLevelType w:val="multilevel"/>
     <w:tmpl w:val="9CE22912"/>
@@ -35460,7 +36131,7 @@
       </w:pPr>
     </w:lvl>
   </w:abstractNum>
-  <w:abstractNum w:abstractNumId="188" w15:restartNumberingAfterBreak="0">
+  <w:abstractNum w:abstractNumId="189" w15:restartNumberingAfterBreak="0">
     <w:nsid w:val="66A75F06"/>
     <w:multiLevelType w:val="multilevel"/>
     <w:tmpl w:val="7B2CDB5E"/>
@@ -35609,7 +36280,7 @@
       </w:rPr>
     </w:lvl>
   </w:abstractNum>
-  <w:abstractNum w:abstractNumId="189" w15:restartNumberingAfterBreak="0">
+  <w:abstractNum w:abstractNumId="190" w15:restartNumberingAfterBreak="0">
     <w:nsid w:val="66AF21A2"/>
     <w:multiLevelType w:val="multilevel"/>
     <w:tmpl w:val="F3FCA768"/>
@@ -35758,7 +36429,7 @@
       </w:rPr>
     </w:lvl>
   </w:abstractNum>
-  <w:abstractNum w:abstractNumId="190" w15:restartNumberingAfterBreak="0">
+  <w:abstractNum w:abstractNumId="191" w15:restartNumberingAfterBreak="0">
     <w:nsid w:val="66DF406A"/>
     <w:multiLevelType w:val="hybridMultilevel"/>
     <w:tmpl w:val="DAF6A5D0"/>
@@ -35844,7 +36515,7 @@
       </w:pPr>
     </w:lvl>
   </w:abstractNum>
-  <w:abstractNum w:abstractNumId="191" w15:restartNumberingAfterBreak="0">
+  <w:abstractNum w:abstractNumId="192" w15:restartNumberingAfterBreak="0">
     <w:nsid w:val="672530A8"/>
     <w:multiLevelType w:val="multilevel"/>
     <w:tmpl w:val="C916E6BE"/>
@@ -35993,7 +36664,7 @@
       </w:rPr>
     </w:lvl>
   </w:abstractNum>
-  <w:abstractNum w:abstractNumId="192" w15:restartNumberingAfterBreak="0">
+  <w:abstractNum w:abstractNumId="193" w15:restartNumberingAfterBreak="0">
     <w:nsid w:val="67834D5A"/>
     <w:multiLevelType w:val="multilevel"/>
     <w:tmpl w:val="849CC442"/>
@@ -36142,7 +36813,7 @@
       </w:rPr>
     </w:lvl>
   </w:abstractNum>
-  <w:abstractNum w:abstractNumId="193" w15:restartNumberingAfterBreak="0">
+  <w:abstractNum w:abstractNumId="194" w15:restartNumberingAfterBreak="0">
     <w:nsid w:val="67AC7510"/>
     <w:multiLevelType w:val="multilevel"/>
     <w:tmpl w:val="53787E7C"/>
@@ -36291,7 +36962,7 @@
       </w:rPr>
     </w:lvl>
   </w:abstractNum>
-  <w:abstractNum w:abstractNumId="194" w15:restartNumberingAfterBreak="0">
+  <w:abstractNum w:abstractNumId="195" w15:restartNumberingAfterBreak="0">
     <w:nsid w:val="67D51A63"/>
     <w:multiLevelType w:val="hybridMultilevel"/>
     <w:tmpl w:val="06DC9326"/>
@@ -36377,7 +37048,7 @@
       </w:pPr>
     </w:lvl>
   </w:abstractNum>
-  <w:abstractNum w:abstractNumId="195" w15:restartNumberingAfterBreak="0">
+  <w:abstractNum w:abstractNumId="196" w15:restartNumberingAfterBreak="0">
     <w:nsid w:val="67FF749D"/>
     <w:multiLevelType w:val="hybridMultilevel"/>
     <w:tmpl w:val="F7C848A4"/>
@@ -36463,7 +37134,7 @@
       </w:pPr>
     </w:lvl>
   </w:abstractNum>
-  <w:abstractNum w:abstractNumId="196" w15:restartNumberingAfterBreak="0">
+  <w:abstractNum w:abstractNumId="197" w15:restartNumberingAfterBreak="0">
     <w:nsid w:val="692C7E70"/>
     <w:multiLevelType w:val="multilevel"/>
     <w:tmpl w:val="A1468520"/>
@@ -36612,7 +37283,7 @@
       </w:rPr>
     </w:lvl>
   </w:abstractNum>
-  <w:abstractNum w:abstractNumId="197" w15:restartNumberingAfterBreak="0">
+  <w:abstractNum w:abstractNumId="198" w15:restartNumberingAfterBreak="0">
     <w:nsid w:val="6981505F"/>
     <w:multiLevelType w:val="multilevel"/>
     <w:tmpl w:val="1D1C1664"/>
@@ -36761,7 +37432,7 @@
       </w:rPr>
     </w:lvl>
   </w:abstractNum>
-  <w:abstractNum w:abstractNumId="198" w15:restartNumberingAfterBreak="0">
+  <w:abstractNum w:abstractNumId="199" w15:restartNumberingAfterBreak="0">
     <w:nsid w:val="69B34C11"/>
     <w:multiLevelType w:val="hybridMultilevel"/>
     <w:tmpl w:val="89981944"/>
@@ -36850,7 +37521,7 @@
       </w:pPr>
     </w:lvl>
   </w:abstractNum>
-  <w:abstractNum w:abstractNumId="199" w15:restartNumberingAfterBreak="0">
+  <w:abstractNum w:abstractNumId="200" w15:restartNumberingAfterBreak="0">
     <w:nsid w:val="6AC25373"/>
     <w:multiLevelType w:val="multilevel"/>
     <w:tmpl w:val="72CEB312"/>
@@ -36999,7 +37670,7 @@
       </w:rPr>
     </w:lvl>
   </w:abstractNum>
-  <w:abstractNum w:abstractNumId="200" w15:restartNumberingAfterBreak="0">
+  <w:abstractNum w:abstractNumId="201" w15:restartNumberingAfterBreak="0">
     <w:nsid w:val="6B1F4B93"/>
     <w:multiLevelType w:val="multilevel"/>
     <w:tmpl w:val="0A5E29C2"/>
@@ -37085,7 +37756,7 @@
       </w:pPr>
     </w:lvl>
   </w:abstractNum>
-  <w:abstractNum w:abstractNumId="201" w15:restartNumberingAfterBreak="0">
+  <w:abstractNum w:abstractNumId="202" w15:restartNumberingAfterBreak="0">
     <w:nsid w:val="6B2F2D93"/>
     <w:multiLevelType w:val="multilevel"/>
     <w:tmpl w:val="4F0CE180"/>
@@ -37234,7 +37905,7 @@
       </w:rPr>
     </w:lvl>
   </w:abstractNum>
-  <w:abstractNum w:abstractNumId="202" w15:restartNumberingAfterBreak="0">
+  <w:abstractNum w:abstractNumId="203" w15:restartNumberingAfterBreak="0">
     <w:nsid w:val="6B723626"/>
     <w:multiLevelType w:val="multilevel"/>
     <w:tmpl w:val="41E42FA2"/>
@@ -37383,7 +38054,7 @@
       </w:rPr>
     </w:lvl>
   </w:abstractNum>
-  <w:abstractNum w:abstractNumId="203" w15:restartNumberingAfterBreak="0">
+  <w:abstractNum w:abstractNumId="204" w15:restartNumberingAfterBreak="0">
     <w:nsid w:val="6BB9614E"/>
     <w:multiLevelType w:val="multilevel"/>
     <w:tmpl w:val="918878F8"/>
@@ -37500,7 +38171,7 @@
       </w:pPr>
     </w:lvl>
   </w:abstractNum>
-  <w:abstractNum w:abstractNumId="204" w15:restartNumberingAfterBreak="0">
+  <w:abstractNum w:abstractNumId="205" w15:restartNumberingAfterBreak="0">
     <w:nsid w:val="6C4A3061"/>
     <w:multiLevelType w:val="multilevel"/>
     <w:tmpl w:val="70DAF58E"/>
@@ -37649,7 +38320,7 @@
       </w:rPr>
     </w:lvl>
   </w:abstractNum>
-  <w:abstractNum w:abstractNumId="205" w15:restartNumberingAfterBreak="0">
+  <w:abstractNum w:abstractNumId="206" w15:restartNumberingAfterBreak="0">
     <w:nsid w:val="6C4F7431"/>
     <w:multiLevelType w:val="multilevel"/>
     <w:tmpl w:val="901E4082"/>
@@ -37798,7 +38469,7 @@
       </w:rPr>
     </w:lvl>
   </w:abstractNum>
-  <w:abstractNum w:abstractNumId="206" w15:restartNumberingAfterBreak="0">
+  <w:abstractNum w:abstractNumId="207" w15:restartNumberingAfterBreak="0">
     <w:nsid w:val="6C6123A7"/>
     <w:multiLevelType w:val="multilevel"/>
     <w:tmpl w:val="FA5C3F7E"/>
@@ -37947,7 +38618,7 @@
       </w:rPr>
     </w:lvl>
   </w:abstractNum>
-  <w:abstractNum w:abstractNumId="207" w15:restartNumberingAfterBreak="0">
+  <w:abstractNum w:abstractNumId="208" w15:restartNumberingAfterBreak="0">
     <w:nsid w:val="6D256BE4"/>
     <w:multiLevelType w:val="hybridMultilevel"/>
     <w:tmpl w:val="AA0C1D60"/>
@@ -38060,7 +38731,7 @@
       </w:rPr>
     </w:lvl>
   </w:abstractNum>
-  <w:abstractNum w:abstractNumId="208" w15:restartNumberingAfterBreak="0">
+  <w:abstractNum w:abstractNumId="209" w15:restartNumberingAfterBreak="0">
     <w:nsid w:val="6D8B4E45"/>
     <w:multiLevelType w:val="multilevel"/>
     <w:tmpl w:val="E802456E"/>
@@ -38177,7 +38848,7 @@
       </w:pPr>
     </w:lvl>
   </w:abstractNum>
-  <w:abstractNum w:abstractNumId="209" w15:restartNumberingAfterBreak="0">
+  <w:abstractNum w:abstractNumId="210" w15:restartNumberingAfterBreak="0">
     <w:nsid w:val="6EA16DE9"/>
     <w:multiLevelType w:val="multilevel"/>
     <w:tmpl w:val="F8800EE2"/>
@@ -38263,7 +38934,7 @@
       </w:pPr>
     </w:lvl>
   </w:abstractNum>
-  <w:abstractNum w:abstractNumId="210" w15:restartNumberingAfterBreak="0">
+  <w:abstractNum w:abstractNumId="211" w15:restartNumberingAfterBreak="0">
     <w:nsid w:val="6F3761B0"/>
     <w:multiLevelType w:val="multilevel"/>
     <w:tmpl w:val="BD1C961C"/>
@@ -38376,7 +39047,7 @@
       </w:pPr>
     </w:lvl>
   </w:abstractNum>
-  <w:abstractNum w:abstractNumId="211" w15:restartNumberingAfterBreak="0">
+  <w:abstractNum w:abstractNumId="212" w15:restartNumberingAfterBreak="0">
     <w:nsid w:val="6F613257"/>
     <w:multiLevelType w:val="hybridMultilevel"/>
     <w:tmpl w:val="F2BCA812"/>
@@ -38489,7 +39160,7 @@
       </w:rPr>
     </w:lvl>
   </w:abstractNum>
-  <w:abstractNum w:abstractNumId="212" w15:restartNumberingAfterBreak="0">
+  <w:abstractNum w:abstractNumId="213" w15:restartNumberingAfterBreak="0">
     <w:nsid w:val="6F8C22B1"/>
     <w:multiLevelType w:val="multilevel"/>
     <w:tmpl w:val="514C38C4"/>
@@ -38606,7 +39277,7 @@
       </w:pPr>
     </w:lvl>
   </w:abstractNum>
-  <w:abstractNum w:abstractNumId="213" w15:restartNumberingAfterBreak="0">
+  <w:abstractNum w:abstractNumId="214" w15:restartNumberingAfterBreak="0">
     <w:nsid w:val="6FC76959"/>
     <w:multiLevelType w:val="multilevel"/>
     <w:tmpl w:val="9956E00C"/>
@@ -38755,7 +39426,7 @@
       </w:rPr>
     </w:lvl>
   </w:abstractNum>
-  <w:abstractNum w:abstractNumId="214" w15:restartNumberingAfterBreak="0">
+  <w:abstractNum w:abstractNumId="215" w15:restartNumberingAfterBreak="0">
     <w:nsid w:val="703B64C2"/>
     <w:multiLevelType w:val="multilevel"/>
     <w:tmpl w:val="4ED83146"/>
@@ -38904,7 +39575,7 @@
       </w:rPr>
     </w:lvl>
   </w:abstractNum>
-  <w:abstractNum w:abstractNumId="215" w15:restartNumberingAfterBreak="0">
+  <w:abstractNum w:abstractNumId="216" w15:restartNumberingAfterBreak="0">
     <w:nsid w:val="708D29E9"/>
     <w:multiLevelType w:val="hybridMultilevel"/>
     <w:tmpl w:val="235A9E60"/>
@@ -39017,7 +39688,7 @@
       </w:rPr>
     </w:lvl>
   </w:abstractNum>
-  <w:abstractNum w:abstractNumId="216" w15:restartNumberingAfterBreak="0">
+  <w:abstractNum w:abstractNumId="217" w15:restartNumberingAfterBreak="0">
     <w:nsid w:val="70DB5F35"/>
     <w:multiLevelType w:val="multilevel"/>
     <w:tmpl w:val="5CFA3CAC"/>
@@ -39134,7 +39805,7 @@
       </w:pPr>
     </w:lvl>
   </w:abstractNum>
-  <w:abstractNum w:abstractNumId="217" w15:restartNumberingAfterBreak="0">
+  <w:abstractNum w:abstractNumId="218" w15:restartNumberingAfterBreak="0">
     <w:nsid w:val="710818BF"/>
     <w:multiLevelType w:val="multilevel"/>
     <w:tmpl w:val="244025E6"/>
@@ -39283,7 +39954,7 @@
       </w:rPr>
     </w:lvl>
   </w:abstractNum>
-  <w:abstractNum w:abstractNumId="218" w15:restartNumberingAfterBreak="0">
+  <w:abstractNum w:abstractNumId="219" w15:restartNumberingAfterBreak="0">
     <w:nsid w:val="715A6526"/>
     <w:multiLevelType w:val="multilevel"/>
     <w:tmpl w:val="7A7E9BD0"/>
@@ -39432,7 +40103,7 @@
       </w:rPr>
     </w:lvl>
   </w:abstractNum>
-  <w:abstractNum w:abstractNumId="219" w15:restartNumberingAfterBreak="0">
+  <w:abstractNum w:abstractNumId="220" w15:restartNumberingAfterBreak="0">
     <w:nsid w:val="71604CD1"/>
     <w:multiLevelType w:val="hybridMultilevel"/>
     <w:tmpl w:val="8F42548E"/>
@@ -39521,7 +40192,7 @@
       </w:pPr>
     </w:lvl>
   </w:abstractNum>
-  <w:abstractNum w:abstractNumId="220" w15:restartNumberingAfterBreak="0">
+  <w:abstractNum w:abstractNumId="221" w15:restartNumberingAfterBreak="0">
     <w:nsid w:val="72086F4A"/>
     <w:multiLevelType w:val="multilevel"/>
     <w:tmpl w:val="950087C2"/>
@@ -39670,7 +40341,7 @@
       </w:rPr>
     </w:lvl>
   </w:abstractNum>
-  <w:abstractNum w:abstractNumId="221" w15:restartNumberingAfterBreak="0">
+  <w:abstractNum w:abstractNumId="222" w15:restartNumberingAfterBreak="0">
     <w:nsid w:val="72904D14"/>
     <w:multiLevelType w:val="multilevel"/>
     <w:tmpl w:val="7AF8E330"/>
@@ -39819,7 +40490,7 @@
       </w:rPr>
     </w:lvl>
   </w:abstractNum>
-  <w:abstractNum w:abstractNumId="222" w15:restartNumberingAfterBreak="0">
+  <w:abstractNum w:abstractNumId="223" w15:restartNumberingAfterBreak="0">
     <w:nsid w:val="735858CC"/>
     <w:multiLevelType w:val="multilevel"/>
     <w:tmpl w:val="A9DE2526"/>
@@ -39968,7 +40639,7 @@
       </w:rPr>
     </w:lvl>
   </w:abstractNum>
-  <w:abstractNum w:abstractNumId="223" w15:restartNumberingAfterBreak="0">
+  <w:abstractNum w:abstractNumId="224" w15:restartNumberingAfterBreak="0">
     <w:nsid w:val="74123403"/>
     <w:multiLevelType w:val="hybridMultilevel"/>
     <w:tmpl w:val="73726886"/>
@@ -40057,7 +40728,7 @@
       </w:pPr>
     </w:lvl>
   </w:abstractNum>
-  <w:abstractNum w:abstractNumId="224" w15:restartNumberingAfterBreak="0">
+  <w:abstractNum w:abstractNumId="225" w15:restartNumberingAfterBreak="0">
     <w:nsid w:val="744542A0"/>
     <w:multiLevelType w:val="multilevel"/>
     <w:tmpl w:val="64EAC428"/>
@@ -40206,7 +40877,7 @@
       </w:rPr>
     </w:lvl>
   </w:abstractNum>
-  <w:abstractNum w:abstractNumId="225" w15:restartNumberingAfterBreak="0">
+  <w:abstractNum w:abstractNumId="226" w15:restartNumberingAfterBreak="0">
     <w:nsid w:val="745C2C6F"/>
     <w:multiLevelType w:val="hybridMultilevel"/>
     <w:tmpl w:val="8EDAE7EA"/>
@@ -40292,7 +40963,7 @@
       </w:pPr>
     </w:lvl>
   </w:abstractNum>
-  <w:abstractNum w:abstractNumId="226" w15:restartNumberingAfterBreak="0">
+  <w:abstractNum w:abstractNumId="227" w15:restartNumberingAfterBreak="0">
     <w:nsid w:val="746808FE"/>
     <w:multiLevelType w:val="multilevel"/>
     <w:tmpl w:val="69405DB4"/>
@@ -40441,7 +41112,7 @@
       </w:rPr>
     </w:lvl>
   </w:abstractNum>
-  <w:abstractNum w:abstractNumId="227" w15:restartNumberingAfterBreak="0">
+  <w:abstractNum w:abstractNumId="228" w15:restartNumberingAfterBreak="0">
     <w:nsid w:val="762D5E5A"/>
     <w:multiLevelType w:val="hybridMultilevel"/>
     <w:tmpl w:val="C48472E2"/>
@@ -40527,7 +41198,7 @@
       </w:pPr>
     </w:lvl>
   </w:abstractNum>
-  <w:abstractNum w:abstractNumId="228" w15:restartNumberingAfterBreak="0">
+  <w:abstractNum w:abstractNumId="229" w15:restartNumberingAfterBreak="0">
     <w:nsid w:val="765455B0"/>
     <w:multiLevelType w:val="multilevel"/>
     <w:tmpl w:val="1E04C6DE"/>
@@ -40676,7 +41347,7 @@
       </w:rPr>
     </w:lvl>
   </w:abstractNum>
-  <w:abstractNum w:abstractNumId="229" w15:restartNumberingAfterBreak="0">
+  <w:abstractNum w:abstractNumId="230" w15:restartNumberingAfterBreak="0">
     <w:nsid w:val="768E7B50"/>
     <w:multiLevelType w:val="multilevel"/>
     <w:tmpl w:val="E6B89F94"/>
@@ -40825,7 +41496,7 @@
       </w:rPr>
     </w:lvl>
   </w:abstractNum>
-  <w:abstractNum w:abstractNumId="230" w15:restartNumberingAfterBreak="0">
+  <w:abstractNum w:abstractNumId="231" w15:restartNumberingAfterBreak="0">
     <w:nsid w:val="76A56C15"/>
     <w:multiLevelType w:val="multilevel"/>
     <w:tmpl w:val="86A4CF06"/>
@@ -40974,7 +41645,7 @@
       </w:rPr>
     </w:lvl>
   </w:abstractNum>
-  <w:abstractNum w:abstractNumId="231" w15:restartNumberingAfterBreak="0">
+  <w:abstractNum w:abstractNumId="232" w15:restartNumberingAfterBreak="0">
     <w:nsid w:val="76C83B68"/>
     <w:multiLevelType w:val="multilevel"/>
     <w:tmpl w:val="9E7EB786"/>
@@ -41123,7 +41794,7 @@
       </w:rPr>
     </w:lvl>
   </w:abstractNum>
-  <w:abstractNum w:abstractNumId="232" w15:restartNumberingAfterBreak="0">
+  <w:abstractNum w:abstractNumId="233" w15:restartNumberingAfterBreak="0">
     <w:nsid w:val="779E4425"/>
     <w:multiLevelType w:val="hybridMultilevel"/>
     <w:tmpl w:val="78CEE8D8"/>
@@ -41209,7 +41880,7 @@
       </w:pPr>
     </w:lvl>
   </w:abstractNum>
-  <w:abstractNum w:abstractNumId="233" w15:restartNumberingAfterBreak="0">
+  <w:abstractNum w:abstractNumId="234" w15:restartNumberingAfterBreak="0">
     <w:nsid w:val="77B22F44"/>
     <w:multiLevelType w:val="multilevel"/>
     <w:tmpl w:val="1C380070"/>
@@ -41358,7 +42029,7 @@
       </w:rPr>
     </w:lvl>
   </w:abstractNum>
-  <w:abstractNum w:abstractNumId="234" w15:restartNumberingAfterBreak="0">
+  <w:abstractNum w:abstractNumId="235" w15:restartNumberingAfterBreak="0">
     <w:nsid w:val="77C50830"/>
     <w:multiLevelType w:val="multilevel"/>
     <w:tmpl w:val="7602BDE8"/>
@@ -41507,7 +42178,7 @@
       </w:rPr>
     </w:lvl>
   </w:abstractNum>
-  <w:abstractNum w:abstractNumId="235" w15:restartNumberingAfterBreak="0">
+  <w:abstractNum w:abstractNumId="236" w15:restartNumberingAfterBreak="0">
     <w:nsid w:val="77D6139A"/>
     <w:multiLevelType w:val="multilevel"/>
     <w:tmpl w:val="48CC0768"/>
@@ -41656,7 +42327,7 @@
       </w:rPr>
     </w:lvl>
   </w:abstractNum>
-  <w:abstractNum w:abstractNumId="236" w15:restartNumberingAfterBreak="0">
+  <w:abstractNum w:abstractNumId="237" w15:restartNumberingAfterBreak="0">
     <w:nsid w:val="780101E7"/>
     <w:multiLevelType w:val="multilevel"/>
     <w:tmpl w:val="41B88710"/>
@@ -41805,7 +42476,7 @@
       </w:rPr>
     </w:lvl>
   </w:abstractNum>
-  <w:abstractNum w:abstractNumId="237" w15:restartNumberingAfterBreak="0">
+  <w:abstractNum w:abstractNumId="238" w15:restartNumberingAfterBreak="0">
     <w:nsid w:val="78AA5925"/>
     <w:multiLevelType w:val="multilevel"/>
     <w:tmpl w:val="6BD67862"/>
@@ -41954,7 +42625,7 @@
       </w:rPr>
     </w:lvl>
   </w:abstractNum>
-  <w:abstractNum w:abstractNumId="238" w15:restartNumberingAfterBreak="0">
+  <w:abstractNum w:abstractNumId="239" w15:restartNumberingAfterBreak="0">
     <w:nsid w:val="78FE6A65"/>
     <w:multiLevelType w:val="hybridMultilevel"/>
     <w:tmpl w:val="1B82C0C0"/>
@@ -42043,7 +42714,7 @@
       </w:pPr>
     </w:lvl>
   </w:abstractNum>
-  <w:abstractNum w:abstractNumId="239" w15:restartNumberingAfterBreak="0">
+  <w:abstractNum w:abstractNumId="240" w15:restartNumberingAfterBreak="0">
     <w:nsid w:val="794D4863"/>
     <w:multiLevelType w:val="multilevel"/>
     <w:tmpl w:val="72A24C54"/>
@@ -42192,7 +42863,7 @@
       </w:rPr>
     </w:lvl>
   </w:abstractNum>
-  <w:abstractNum w:abstractNumId="240" w15:restartNumberingAfterBreak="0">
+  <w:abstractNum w:abstractNumId="241" w15:restartNumberingAfterBreak="0">
     <w:nsid w:val="797E3B78"/>
     <w:multiLevelType w:val="multilevel"/>
     <w:tmpl w:val="68E467AA"/>
@@ -42341,7 +43012,7 @@
       </w:rPr>
     </w:lvl>
   </w:abstractNum>
-  <w:abstractNum w:abstractNumId="241" w15:restartNumberingAfterBreak="0">
+  <w:abstractNum w:abstractNumId="242" w15:restartNumberingAfterBreak="0">
     <w:nsid w:val="79981AFA"/>
     <w:multiLevelType w:val="multilevel"/>
     <w:tmpl w:val="512A474C"/>
@@ -42490,7 +43161,7 @@
       </w:rPr>
     </w:lvl>
   </w:abstractNum>
-  <w:abstractNum w:abstractNumId="242" w15:restartNumberingAfterBreak="0">
+  <w:abstractNum w:abstractNumId="243" w15:restartNumberingAfterBreak="0">
     <w:nsid w:val="79EC24A3"/>
     <w:multiLevelType w:val="multilevel"/>
     <w:tmpl w:val="0409001D"/>
@@ -42576,7 +43247,7 @@
       </w:pPr>
     </w:lvl>
   </w:abstractNum>
-  <w:abstractNum w:abstractNumId="243" w15:restartNumberingAfterBreak="0">
+  <w:abstractNum w:abstractNumId="244" w15:restartNumberingAfterBreak="0">
     <w:nsid w:val="7A0615C6"/>
     <w:multiLevelType w:val="multilevel"/>
     <w:tmpl w:val="DD48CE38"/>
@@ -42693,7 +43364,7 @@
       </w:pPr>
     </w:lvl>
   </w:abstractNum>
-  <w:abstractNum w:abstractNumId="244" w15:restartNumberingAfterBreak="0">
+  <w:abstractNum w:abstractNumId="245" w15:restartNumberingAfterBreak="0">
     <w:nsid w:val="7A4A4CDF"/>
     <w:multiLevelType w:val="multilevel"/>
     <w:tmpl w:val="8110DF20"/>
@@ -42842,7 +43513,7 @@
       </w:rPr>
     </w:lvl>
   </w:abstractNum>
-  <w:abstractNum w:abstractNumId="245" w15:restartNumberingAfterBreak="0">
+  <w:abstractNum w:abstractNumId="246" w15:restartNumberingAfterBreak="0">
     <w:nsid w:val="7B7A4D7C"/>
     <w:multiLevelType w:val="multilevel"/>
     <w:tmpl w:val="AA1EE240"/>
@@ -42991,7 +43662,7 @@
       </w:rPr>
     </w:lvl>
   </w:abstractNum>
-  <w:abstractNum w:abstractNumId="246" w15:restartNumberingAfterBreak="0">
+  <w:abstractNum w:abstractNumId="247" w15:restartNumberingAfterBreak="0">
     <w:nsid w:val="7B901ABE"/>
     <w:multiLevelType w:val="multilevel"/>
     <w:tmpl w:val="0409001D"/>
@@ -43077,7 +43748,7 @@
       </w:pPr>
     </w:lvl>
   </w:abstractNum>
-  <w:abstractNum w:abstractNumId="247" w15:restartNumberingAfterBreak="0">
+  <w:abstractNum w:abstractNumId="248" w15:restartNumberingAfterBreak="0">
     <w:nsid w:val="7BBF2CA1"/>
     <w:multiLevelType w:val="hybridMultilevel"/>
     <w:tmpl w:val="B88C84DA"/>
@@ -43163,7 +43834,7 @@
       </w:pPr>
     </w:lvl>
   </w:abstractNum>
-  <w:abstractNum w:abstractNumId="248" w15:restartNumberingAfterBreak="0">
+  <w:abstractNum w:abstractNumId="249" w15:restartNumberingAfterBreak="0">
     <w:nsid w:val="7CC13ED5"/>
     <w:multiLevelType w:val="multilevel"/>
     <w:tmpl w:val="4A840DA8"/>
@@ -43312,7 +43983,7 @@
       </w:rPr>
     </w:lvl>
   </w:abstractNum>
-  <w:abstractNum w:abstractNumId="249" w15:restartNumberingAfterBreak="0">
+  <w:abstractNum w:abstractNumId="250" w15:restartNumberingAfterBreak="0">
     <w:nsid w:val="7CED752A"/>
     <w:multiLevelType w:val="multilevel"/>
     <w:tmpl w:val="3716C828"/>
@@ -43461,7 +44132,7 @@
       </w:rPr>
     </w:lvl>
   </w:abstractNum>
-  <w:abstractNum w:abstractNumId="250" w15:restartNumberingAfterBreak="0">
+  <w:abstractNum w:abstractNumId="251" w15:restartNumberingAfterBreak="0">
     <w:nsid w:val="7CF646D9"/>
     <w:multiLevelType w:val="multilevel"/>
     <w:tmpl w:val="7D221904"/>
@@ -43610,7 +44281,7 @@
       </w:rPr>
     </w:lvl>
   </w:abstractNum>
-  <w:abstractNum w:abstractNumId="251" w15:restartNumberingAfterBreak="0">
+  <w:abstractNum w:abstractNumId="252" w15:restartNumberingAfterBreak="0">
     <w:nsid w:val="7E5848B4"/>
     <w:multiLevelType w:val="multilevel"/>
     <w:tmpl w:val="DA2C6884"/>
@@ -43759,7 +44430,7 @@
       </w:rPr>
     </w:lvl>
   </w:abstractNum>
-  <w:abstractNum w:abstractNumId="252" w15:restartNumberingAfterBreak="0">
+  <w:abstractNum w:abstractNumId="253" w15:restartNumberingAfterBreak="0">
     <w:nsid w:val="7EA43E28"/>
     <w:multiLevelType w:val="multilevel"/>
     <w:tmpl w:val="AEE89ED0"/>
@@ -43908,7 +44579,7 @@
       </w:rPr>
     </w:lvl>
   </w:abstractNum>
-  <w:abstractNum w:abstractNumId="253" w15:restartNumberingAfterBreak="0">
+  <w:abstractNum w:abstractNumId="254" w15:restartNumberingAfterBreak="0">
     <w:nsid w:val="7FF412D9"/>
     <w:multiLevelType w:val="hybridMultilevel"/>
     <w:tmpl w:val="209427A0"/>
@@ -44001,10 +44672,10 @@
     <w:abstractNumId w:val="110"/>
   </w:num>
   <w:num w:numId="3" w16cid:durableId="64963145">
-    <w:abstractNumId w:val="215"/>
+    <w:abstractNumId w:val="216"/>
   </w:num>
   <w:num w:numId="4" w16cid:durableId="1229270948">
-    <w:abstractNumId w:val="146"/>
+    <w:abstractNumId w:val="147"/>
   </w:num>
   <w:num w:numId="5" w16cid:durableId="861936050">
     <w:abstractNumId w:val="17"/>
@@ -44019,16 +44690,16 @@
     <w:abstractNumId w:val="20"/>
   </w:num>
   <w:num w:numId="9" w16cid:durableId="764883545">
-    <w:abstractNumId w:val="159"/>
+    <w:abstractNumId w:val="160"/>
   </w:num>
   <w:num w:numId="10" w16cid:durableId="12387941">
-    <w:abstractNumId w:val="147"/>
+    <w:abstractNumId w:val="148"/>
   </w:num>
   <w:num w:numId="11" w16cid:durableId="21175981">
     <w:abstractNumId w:val="49"/>
   </w:num>
   <w:num w:numId="12" w16cid:durableId="2003923399">
-    <w:abstractNumId w:val="228"/>
+    <w:abstractNumId w:val="229"/>
   </w:num>
   <w:num w:numId="13" w16cid:durableId="1241252992">
     <w:abstractNumId w:val="98"/>
@@ -44040,7 +44711,7 @@
     <w:abstractNumId w:val="71"/>
   </w:num>
   <w:num w:numId="16" w16cid:durableId="226192028">
-    <w:abstractNumId w:val="234"/>
+    <w:abstractNumId w:val="235"/>
   </w:num>
   <w:num w:numId="17" w16cid:durableId="458841060">
     <w:abstractNumId w:val="103"/>
@@ -44049,10 +44720,10 @@
     <w:abstractNumId w:val="111"/>
   </w:num>
   <w:num w:numId="19" w16cid:durableId="323896942">
-    <w:abstractNumId w:val="218"/>
+    <w:abstractNumId w:val="219"/>
   </w:num>
   <w:num w:numId="20" w16cid:durableId="2014717543">
-    <w:abstractNumId w:val="218"/>
+    <w:abstractNumId w:val="219"/>
     <w:lvlOverride w:ilvl="1">
       <w:lvl w:ilvl="1">
         <w:numFmt w:val="bullet"/>
@@ -44072,7 +44743,7 @@
     </w:lvlOverride>
   </w:num>
   <w:num w:numId="21" w16cid:durableId="1605527520">
-    <w:abstractNumId w:val="218"/>
+    <w:abstractNumId w:val="219"/>
     <w:lvlOverride w:ilvl="1">
       <w:lvl w:ilvl="1">
         <w:numFmt w:val="bullet"/>
@@ -44092,7 +44763,7 @@
     </w:lvlOverride>
   </w:num>
   <w:num w:numId="22" w16cid:durableId="1875263998">
-    <w:abstractNumId w:val="218"/>
+    <w:abstractNumId w:val="219"/>
     <w:lvlOverride w:ilvl="1">
       <w:lvl w:ilvl="1">
         <w:numFmt w:val="bullet"/>
@@ -44112,7 +44783,7 @@
     </w:lvlOverride>
   </w:num>
   <w:num w:numId="23" w16cid:durableId="2081824830">
-    <w:abstractNumId w:val="218"/>
+    <w:abstractNumId w:val="219"/>
     <w:lvlOverride w:ilvl="1">
       <w:lvl w:ilvl="1">
         <w:numFmt w:val="bullet"/>
@@ -44132,7 +44803,7 @@
     </w:lvlOverride>
   </w:num>
   <w:num w:numId="24" w16cid:durableId="976180975">
-    <w:abstractNumId w:val="218"/>
+    <w:abstractNumId w:val="219"/>
     <w:lvlOverride w:ilvl="1">
       <w:lvl w:ilvl="1">
         <w:numFmt w:val="bullet"/>
@@ -44152,7 +44823,7 @@
     </w:lvlOverride>
   </w:num>
   <w:num w:numId="25" w16cid:durableId="888036745">
-    <w:abstractNumId w:val="218"/>
+    <w:abstractNumId w:val="219"/>
     <w:lvlOverride w:ilvl="1">
       <w:lvl w:ilvl="1">
         <w:numFmt w:val="bullet"/>
@@ -44172,7 +44843,7 @@
     </w:lvlOverride>
   </w:num>
   <w:num w:numId="26" w16cid:durableId="1793013006">
-    <w:abstractNumId w:val="218"/>
+    <w:abstractNumId w:val="219"/>
     <w:lvlOverride w:ilvl="1">
       <w:lvl w:ilvl="1">
         <w:numFmt w:val="bullet"/>
@@ -44192,7 +44863,7 @@
     </w:lvlOverride>
   </w:num>
   <w:num w:numId="27" w16cid:durableId="2090610408">
-    <w:abstractNumId w:val="218"/>
+    <w:abstractNumId w:val="219"/>
     <w:lvlOverride w:ilvl="1">
       <w:lvl w:ilvl="1">
         <w:numFmt w:val="bullet"/>
@@ -44212,7 +44883,7 @@
     </w:lvlOverride>
   </w:num>
   <w:num w:numId="28" w16cid:durableId="1841657711">
-    <w:abstractNumId w:val="218"/>
+    <w:abstractNumId w:val="219"/>
     <w:lvlOverride w:ilvl="1">
       <w:lvl w:ilvl="1">
         <w:numFmt w:val="bullet"/>
@@ -44232,7 +44903,7 @@
     </w:lvlOverride>
   </w:num>
   <w:num w:numId="29" w16cid:durableId="1797480727">
-    <w:abstractNumId w:val="218"/>
+    <w:abstractNumId w:val="219"/>
     <w:lvlOverride w:ilvl="1">
       <w:lvl w:ilvl="1">
         <w:numFmt w:val="bullet"/>
@@ -44252,7 +44923,7 @@
     </w:lvlOverride>
   </w:num>
   <w:num w:numId="30" w16cid:durableId="362439137">
-    <w:abstractNumId w:val="218"/>
+    <w:abstractNumId w:val="219"/>
     <w:lvlOverride w:ilvl="1">
       <w:lvl w:ilvl="1">
         <w:numFmt w:val="bullet"/>
@@ -44272,7 +44943,7 @@
     </w:lvlOverride>
   </w:num>
   <w:num w:numId="31" w16cid:durableId="746461409">
-    <w:abstractNumId w:val="218"/>
+    <w:abstractNumId w:val="219"/>
     <w:lvlOverride w:ilvl="1">
       <w:lvl w:ilvl="1">
         <w:numFmt w:val="bullet"/>
@@ -44292,7 +44963,7 @@
     </w:lvlOverride>
   </w:num>
   <w:num w:numId="32" w16cid:durableId="29651206">
-    <w:abstractNumId w:val="218"/>
+    <w:abstractNumId w:val="219"/>
     <w:lvlOverride w:ilvl="1">
       <w:lvl w:ilvl="1">
         <w:numFmt w:val="bullet"/>
@@ -44312,7 +44983,7 @@
     </w:lvlOverride>
   </w:num>
   <w:num w:numId="33" w16cid:durableId="1423523359">
-    <w:abstractNumId w:val="218"/>
+    <w:abstractNumId w:val="219"/>
     <w:lvlOverride w:ilvl="1">
       <w:lvl w:ilvl="1">
         <w:numFmt w:val="bullet"/>
@@ -44332,7 +45003,7 @@
     </w:lvlOverride>
   </w:num>
   <w:num w:numId="34" w16cid:durableId="13970421">
-    <w:abstractNumId w:val="218"/>
+    <w:abstractNumId w:val="219"/>
     <w:lvlOverride w:ilvl="1">
       <w:lvl w:ilvl="1">
         <w:numFmt w:val="bullet"/>
@@ -44352,7 +45023,7 @@
     </w:lvlOverride>
   </w:num>
   <w:num w:numId="35" w16cid:durableId="553279678">
-    <w:abstractNumId w:val="218"/>
+    <w:abstractNumId w:val="219"/>
     <w:lvlOverride w:ilvl="1">
       <w:lvl w:ilvl="1">
         <w:numFmt w:val="bullet"/>
@@ -44372,7 +45043,7 @@
     </w:lvlOverride>
   </w:num>
   <w:num w:numId="36" w16cid:durableId="1540238886">
-    <w:abstractNumId w:val="218"/>
+    <w:abstractNumId w:val="219"/>
     <w:lvlOverride w:ilvl="1">
       <w:lvl w:ilvl="1">
         <w:numFmt w:val="bullet"/>
@@ -44392,7 +45063,7 @@
     </w:lvlOverride>
   </w:num>
   <w:num w:numId="37" w16cid:durableId="2117942773">
-    <w:abstractNumId w:val="218"/>
+    <w:abstractNumId w:val="219"/>
     <w:lvlOverride w:ilvl="1">
       <w:lvl w:ilvl="1">
         <w:numFmt w:val="bullet"/>
@@ -44412,7 +45083,7 @@
     </w:lvlOverride>
   </w:num>
   <w:num w:numId="38" w16cid:durableId="270286304">
-    <w:abstractNumId w:val="218"/>
+    <w:abstractNumId w:val="219"/>
     <w:lvlOverride w:ilvl="1">
       <w:lvl w:ilvl="1">
         <w:numFmt w:val="bullet"/>
@@ -44432,7 +45103,7 @@
     </w:lvlOverride>
   </w:num>
   <w:num w:numId="39" w16cid:durableId="564265283">
-    <w:abstractNumId w:val="218"/>
+    <w:abstractNumId w:val="219"/>
     <w:lvlOverride w:ilvl="1">
       <w:lvl w:ilvl="1">
         <w:numFmt w:val="bullet"/>
@@ -44452,7 +45123,7 @@
     </w:lvlOverride>
   </w:num>
   <w:num w:numId="40" w16cid:durableId="718943036">
-    <w:abstractNumId w:val="218"/>
+    <w:abstractNumId w:val="219"/>
     <w:lvlOverride w:ilvl="1">
       <w:lvl w:ilvl="1">
         <w:numFmt w:val="bullet"/>
@@ -44472,10 +45143,10 @@
     </w:lvlOverride>
   </w:num>
   <w:num w:numId="41" w16cid:durableId="1212961162">
-    <w:abstractNumId w:val="192"/>
+    <w:abstractNumId w:val="193"/>
   </w:num>
   <w:num w:numId="42" w16cid:durableId="381096346">
-    <w:abstractNumId w:val="192"/>
+    <w:abstractNumId w:val="193"/>
     <w:lvlOverride w:ilvl="1">
       <w:lvl w:ilvl="1">
         <w:numFmt w:val="bullet"/>
@@ -44495,7 +45166,7 @@
     </w:lvlOverride>
   </w:num>
   <w:num w:numId="43" w16cid:durableId="1579099378">
-    <w:abstractNumId w:val="192"/>
+    <w:abstractNumId w:val="193"/>
     <w:lvlOverride w:ilvl="1">
       <w:lvl w:ilvl="1">
         <w:numFmt w:val="bullet"/>
@@ -44515,7 +45186,7 @@
     </w:lvlOverride>
   </w:num>
   <w:num w:numId="44" w16cid:durableId="97339869">
-    <w:abstractNumId w:val="192"/>
+    <w:abstractNumId w:val="193"/>
     <w:lvlOverride w:ilvl="1">
       <w:lvl w:ilvl="1">
         <w:numFmt w:val="bullet"/>
@@ -44535,7 +45206,7 @@
     </w:lvlOverride>
   </w:num>
   <w:num w:numId="45" w16cid:durableId="1383678707">
-    <w:abstractNumId w:val="192"/>
+    <w:abstractNumId w:val="193"/>
     <w:lvlOverride w:ilvl="1">
       <w:lvl w:ilvl="1">
         <w:numFmt w:val="bullet"/>
@@ -44555,7 +45226,7 @@
     </w:lvlOverride>
   </w:num>
   <w:num w:numId="46" w16cid:durableId="19472521">
-    <w:abstractNumId w:val="192"/>
+    <w:abstractNumId w:val="193"/>
     <w:lvlOverride w:ilvl="1">
       <w:lvl w:ilvl="1">
         <w:numFmt w:val="bullet"/>
@@ -44575,7 +45246,7 @@
     </w:lvlOverride>
   </w:num>
   <w:num w:numId="47" w16cid:durableId="1077171845">
-    <w:abstractNumId w:val="192"/>
+    <w:abstractNumId w:val="193"/>
     <w:lvlOverride w:ilvl="1">
       <w:lvl w:ilvl="1">
         <w:numFmt w:val="bullet"/>
@@ -44595,7 +45266,7 @@
     </w:lvlOverride>
   </w:num>
   <w:num w:numId="48" w16cid:durableId="1782066344">
-    <w:abstractNumId w:val="192"/>
+    <w:abstractNumId w:val="193"/>
     <w:lvlOverride w:ilvl="1">
       <w:lvl w:ilvl="1">
         <w:numFmt w:val="bullet"/>
@@ -44661,10 +45332,10 @@
     <w:abstractNumId w:val="37"/>
   </w:num>
   <w:num w:numId="53" w16cid:durableId="1609578761">
-    <w:abstractNumId w:val="153"/>
+    <w:abstractNumId w:val="154"/>
   </w:num>
   <w:num w:numId="54" w16cid:durableId="822160321">
-    <w:abstractNumId w:val="245"/>
+    <w:abstractNumId w:val="246"/>
   </w:num>
   <w:num w:numId="55" w16cid:durableId="1398046579">
     <w:abstractNumId w:val="6"/>
@@ -45224,7 +45895,7 @@
     <w:abstractNumId w:val="117"/>
   </w:num>
   <w:num w:numId="82" w16cid:durableId="292322769">
-    <w:abstractNumId w:val="249"/>
+    <w:abstractNumId w:val="250"/>
   </w:num>
   <w:num w:numId="83" w16cid:durableId="1072122421">
     <w:abstractNumId w:val="1"/>
@@ -45422,16 +46093,16 @@
     </w:lvlOverride>
   </w:num>
   <w:num w:numId="97" w16cid:durableId="363944189">
-    <w:abstractNumId w:val="174"/>
+    <w:abstractNumId w:val="175"/>
   </w:num>
   <w:num w:numId="98" w16cid:durableId="897206052">
     <w:abstractNumId w:val="81"/>
   </w:num>
   <w:num w:numId="99" w16cid:durableId="1273435789">
-    <w:abstractNumId w:val="235"/>
+    <w:abstractNumId w:val="236"/>
   </w:num>
   <w:num w:numId="100" w16cid:durableId="276329018">
-    <w:abstractNumId w:val="235"/>
+    <w:abstractNumId w:val="236"/>
     <w:lvlOverride w:ilvl="1">
       <w:lvl w:ilvl="1">
         <w:numFmt w:val="bullet"/>
@@ -45451,7 +46122,7 @@
     </w:lvlOverride>
   </w:num>
   <w:num w:numId="101" w16cid:durableId="30688120">
-    <w:abstractNumId w:val="235"/>
+    <w:abstractNumId w:val="236"/>
     <w:lvlOverride w:ilvl="1">
       <w:lvl w:ilvl="1">
         <w:numFmt w:val="bullet"/>
@@ -45471,7 +46142,7 @@
     </w:lvlOverride>
   </w:num>
   <w:num w:numId="102" w16cid:durableId="1667392475">
-    <w:abstractNumId w:val="235"/>
+    <w:abstractNumId w:val="236"/>
     <w:lvlOverride w:ilvl="1">
       <w:lvl w:ilvl="1">
         <w:numFmt w:val="bullet"/>
@@ -45683,10 +46354,10 @@
     </w:lvlOverride>
   </w:num>
   <w:num w:numId="116" w16cid:durableId="1248926505">
-    <w:abstractNumId w:val="239"/>
+    <w:abstractNumId w:val="240"/>
   </w:num>
   <w:num w:numId="117" w16cid:durableId="1191838156">
-    <w:abstractNumId w:val="239"/>
+    <w:abstractNumId w:val="240"/>
     <w:lvlOverride w:ilvl="1">
       <w:lvl w:ilvl="1">
         <w:numFmt w:val="bullet"/>
@@ -45706,7 +46377,7 @@
     </w:lvlOverride>
   </w:num>
   <w:num w:numId="118" w16cid:durableId="1828550388">
-    <w:abstractNumId w:val="239"/>
+    <w:abstractNumId w:val="240"/>
     <w:lvlOverride w:ilvl="1">
       <w:lvl w:ilvl="1">
         <w:numFmt w:val="bullet"/>
@@ -45726,7 +46397,7 @@
     </w:lvlOverride>
   </w:num>
   <w:num w:numId="119" w16cid:durableId="89082411">
-    <w:abstractNumId w:val="239"/>
+    <w:abstractNumId w:val="240"/>
     <w:lvlOverride w:ilvl="1">
       <w:lvl w:ilvl="1">
         <w:numFmt w:val="bullet"/>
@@ -45746,19 +46417,19 @@
     </w:lvlOverride>
   </w:num>
   <w:num w:numId="120" w16cid:durableId="637103643">
-    <w:abstractNumId w:val="226"/>
+    <w:abstractNumId w:val="227"/>
   </w:num>
   <w:num w:numId="121" w16cid:durableId="590161043">
-    <w:abstractNumId w:val="173"/>
+    <w:abstractNumId w:val="174"/>
   </w:num>
   <w:num w:numId="122" w16cid:durableId="1064375739">
     <w:abstractNumId w:val="57"/>
   </w:num>
   <w:num w:numId="123" w16cid:durableId="546142573">
-    <w:abstractNumId w:val="188"/>
+    <w:abstractNumId w:val="189"/>
   </w:num>
   <w:num w:numId="124" w16cid:durableId="1559707329">
-    <w:abstractNumId w:val="188"/>
+    <w:abstractNumId w:val="189"/>
     <w:lvlOverride w:ilvl="1">
       <w:lvl w:ilvl="1">
         <w:numFmt w:val="bullet"/>
@@ -45778,7 +46449,7 @@
     </w:lvlOverride>
   </w:num>
   <w:num w:numId="125" w16cid:durableId="1927378409">
-    <w:abstractNumId w:val="188"/>
+    <w:abstractNumId w:val="189"/>
     <w:lvlOverride w:ilvl="1">
       <w:lvl w:ilvl="1">
         <w:numFmt w:val="bullet"/>
@@ -45798,7 +46469,7 @@
     </w:lvlOverride>
   </w:num>
   <w:num w:numId="126" w16cid:durableId="410005087">
-    <w:abstractNumId w:val="188"/>
+    <w:abstractNumId w:val="189"/>
     <w:lvlOverride w:ilvl="1">
       <w:lvl w:ilvl="1">
         <w:numFmt w:val="bullet"/>
@@ -45818,10 +46489,10 @@
     </w:lvlOverride>
   </w:num>
   <w:num w:numId="127" w16cid:durableId="1004430825">
-    <w:abstractNumId w:val="140"/>
+    <w:abstractNumId w:val="141"/>
   </w:num>
   <w:num w:numId="128" w16cid:durableId="302587285">
-    <w:abstractNumId w:val="205"/>
+    <w:abstractNumId w:val="206"/>
   </w:num>
   <w:num w:numId="129" w16cid:durableId="2118985017">
     <w:abstractNumId w:val="38"/>
@@ -45887,10 +46558,10 @@
     </w:lvlOverride>
   </w:num>
   <w:num w:numId="133" w16cid:durableId="1749501442">
-    <w:abstractNumId w:val="236"/>
+    <w:abstractNumId w:val="237"/>
   </w:num>
   <w:num w:numId="134" w16cid:durableId="2144762810">
-    <w:abstractNumId w:val="236"/>
+    <w:abstractNumId w:val="237"/>
     <w:lvlOverride w:ilvl="1">
       <w:lvl w:ilvl="1">
         <w:numFmt w:val="bullet"/>
@@ -45910,7 +46581,7 @@
     </w:lvlOverride>
   </w:num>
   <w:num w:numId="135" w16cid:durableId="1302731136">
-    <w:abstractNumId w:val="236"/>
+    <w:abstractNumId w:val="237"/>
     <w:lvlOverride w:ilvl="1">
       <w:lvl w:ilvl="1">
         <w:numFmt w:val="bullet"/>
@@ -45954,19 +46625,19 @@
     <w:abstractNumId w:val="115"/>
   </w:num>
   <w:num w:numId="144" w16cid:durableId="2041129404">
-    <w:abstractNumId w:val="142"/>
+    <w:abstractNumId w:val="143"/>
   </w:num>
   <w:num w:numId="145" w16cid:durableId="355158106">
-    <w:abstractNumId w:val="156"/>
+    <w:abstractNumId w:val="157"/>
   </w:num>
   <w:num w:numId="146" w16cid:durableId="328796796">
-    <w:abstractNumId w:val="162"/>
+    <w:abstractNumId w:val="163"/>
   </w:num>
   <w:num w:numId="147" w16cid:durableId="661202721">
-    <w:abstractNumId w:val="248"/>
+    <w:abstractNumId w:val="249"/>
   </w:num>
   <w:num w:numId="148" w16cid:durableId="448746352">
-    <w:abstractNumId w:val="168"/>
+    <w:abstractNumId w:val="169"/>
   </w:num>
   <w:num w:numId="149" w16cid:durableId="585379173">
     <w:abstractNumId w:val="87"/>
@@ -45975,16 +46646,16 @@
     <w:abstractNumId w:val="123"/>
   </w:num>
   <w:num w:numId="151" w16cid:durableId="471873912">
-    <w:abstractNumId w:val="252"/>
+    <w:abstractNumId w:val="253"/>
   </w:num>
   <w:num w:numId="152" w16cid:durableId="237441317">
-    <w:abstractNumId w:val="178"/>
+    <w:abstractNumId w:val="179"/>
   </w:num>
   <w:num w:numId="153" w16cid:durableId="5834486">
-    <w:abstractNumId w:val="184"/>
+    <w:abstractNumId w:val="185"/>
   </w:num>
   <w:num w:numId="154" w16cid:durableId="797186606">
-    <w:abstractNumId w:val="184"/>
+    <w:abstractNumId w:val="185"/>
     <w:lvlOverride w:ilvl="1">
       <w:lvl w:ilvl="1">
         <w:numFmt w:val="bullet"/>
@@ -46004,7 +46675,7 @@
     </w:lvlOverride>
   </w:num>
   <w:num w:numId="155" w16cid:durableId="1889298302">
-    <w:abstractNumId w:val="184"/>
+    <w:abstractNumId w:val="185"/>
     <w:lvlOverride w:ilvl="1">
       <w:lvl w:ilvl="1">
         <w:numFmt w:val="bullet"/>
@@ -46024,7 +46695,7 @@
     </w:lvlOverride>
   </w:num>
   <w:num w:numId="156" w16cid:durableId="1352603847">
-    <w:abstractNumId w:val="184"/>
+    <w:abstractNumId w:val="185"/>
     <w:lvlOverride w:ilvl="1">
       <w:lvl w:ilvl="1">
         <w:numFmt w:val="bullet"/>
@@ -46044,7 +46715,7 @@
     </w:lvlOverride>
   </w:num>
   <w:num w:numId="157" w16cid:durableId="1290235541">
-    <w:abstractNumId w:val="184"/>
+    <w:abstractNumId w:val="185"/>
     <w:lvlOverride w:ilvl="1">
       <w:lvl w:ilvl="1">
         <w:numFmt w:val="bullet"/>
@@ -46070,10 +46741,10 @@
     <w:abstractNumId w:val="128"/>
   </w:num>
   <w:num w:numId="160" w16cid:durableId="783614209">
-    <w:abstractNumId w:val="152"/>
+    <w:abstractNumId w:val="153"/>
   </w:num>
   <w:num w:numId="161" w16cid:durableId="2071732425">
-    <w:abstractNumId w:val="152"/>
+    <w:abstractNumId w:val="153"/>
     <w:lvlOverride w:ilvl="1">
       <w:lvl w:ilvl="1">
         <w:numFmt w:val="bullet"/>
@@ -46093,7 +46764,7 @@
     </w:lvlOverride>
   </w:num>
   <w:num w:numId="162" w16cid:durableId="278224919">
-    <w:abstractNumId w:val="152"/>
+    <w:abstractNumId w:val="153"/>
     <w:lvlOverride w:ilvl="1">
       <w:lvl w:ilvl="1">
         <w:numFmt w:val="bullet"/>
@@ -46113,7 +46784,7 @@
     </w:lvlOverride>
   </w:num>
   <w:num w:numId="163" w16cid:durableId="661542103">
-    <w:abstractNumId w:val="152"/>
+    <w:abstractNumId w:val="153"/>
     <w:lvlOverride w:ilvl="1">
       <w:lvl w:ilvl="1">
         <w:numFmt w:val="bullet"/>
@@ -46133,7 +46804,7 @@
     </w:lvlOverride>
   </w:num>
   <w:num w:numId="164" w16cid:durableId="1140537879">
-    <w:abstractNumId w:val="152"/>
+    <w:abstractNumId w:val="153"/>
     <w:lvlOverride w:ilvl="1">
       <w:lvl w:ilvl="1">
         <w:numFmt w:val="bullet"/>
@@ -46153,7 +46824,7 @@
     </w:lvlOverride>
   </w:num>
   <w:num w:numId="165" w16cid:durableId="1517310538">
-    <w:abstractNumId w:val="152"/>
+    <w:abstractNumId w:val="153"/>
     <w:lvlOverride w:ilvl="1">
       <w:lvl w:ilvl="1">
         <w:numFmt w:val="bullet"/>
@@ -46173,7 +46844,7 @@
     </w:lvlOverride>
   </w:num>
   <w:num w:numId="166" w16cid:durableId="1005135742">
-    <w:abstractNumId w:val="152"/>
+    <w:abstractNumId w:val="153"/>
     <w:lvlOverride w:ilvl="1">
       <w:lvl w:ilvl="1">
         <w:numFmt w:val="bullet"/>
@@ -46193,7 +46864,7 @@
     </w:lvlOverride>
   </w:num>
   <w:num w:numId="167" w16cid:durableId="1328437740">
-    <w:abstractNumId w:val="152"/>
+    <w:abstractNumId w:val="153"/>
     <w:lvlOverride w:ilvl="1">
       <w:lvl w:ilvl="1">
         <w:numFmt w:val="bullet"/>
@@ -46213,31 +46884,31 @@
     </w:lvlOverride>
   </w:num>
   <w:num w:numId="168" w16cid:durableId="1527786785">
-    <w:abstractNumId w:val="180"/>
+    <w:abstractNumId w:val="181"/>
   </w:num>
   <w:num w:numId="169" w16cid:durableId="515653910">
-    <w:abstractNumId w:val="233"/>
+    <w:abstractNumId w:val="234"/>
   </w:num>
   <w:num w:numId="170" w16cid:durableId="412776935">
     <w:abstractNumId w:val="47"/>
   </w:num>
   <w:num w:numId="171" w16cid:durableId="731655134">
-    <w:abstractNumId w:val="229"/>
+    <w:abstractNumId w:val="230"/>
   </w:num>
   <w:num w:numId="172" w16cid:durableId="1394739513">
     <w:abstractNumId w:val="45"/>
   </w:num>
   <w:num w:numId="173" w16cid:durableId="902134711">
-    <w:abstractNumId w:val="240"/>
+    <w:abstractNumId w:val="241"/>
   </w:num>
   <w:num w:numId="174" w16cid:durableId="423645284">
     <w:abstractNumId w:val="108"/>
   </w:num>
   <w:num w:numId="175" w16cid:durableId="732506691">
-    <w:abstractNumId w:val="137"/>
+    <w:abstractNumId w:val="138"/>
   </w:num>
   <w:num w:numId="176" w16cid:durableId="145243084">
-    <w:abstractNumId w:val="137"/>
+    <w:abstractNumId w:val="138"/>
     <w:lvlOverride w:ilvl="1">
       <w:lvl w:ilvl="1">
         <w:numFmt w:val="bullet"/>
@@ -46257,7 +46928,7 @@
     </w:lvlOverride>
   </w:num>
   <w:num w:numId="177" w16cid:durableId="1055617057">
-    <w:abstractNumId w:val="137"/>
+    <w:abstractNumId w:val="138"/>
     <w:lvlOverride w:ilvl="1">
       <w:lvl w:ilvl="1">
         <w:numFmt w:val="bullet"/>
@@ -46277,7 +46948,7 @@
     </w:lvlOverride>
   </w:num>
   <w:num w:numId="178" w16cid:durableId="646934197">
-    <w:abstractNumId w:val="137"/>
+    <w:abstractNumId w:val="138"/>
     <w:lvlOverride w:ilvl="1">
       <w:lvl w:ilvl="1">
         <w:numFmt w:val="bullet"/>
@@ -46300,7 +46971,7 @@
     <w:abstractNumId w:val="118"/>
   </w:num>
   <w:num w:numId="180" w16cid:durableId="1897351112">
-    <w:abstractNumId w:val="189"/>
+    <w:abstractNumId w:val="190"/>
   </w:num>
   <w:num w:numId="181" w16cid:durableId="1293823200">
     <w:abstractNumId w:val="26"/>
@@ -46309,13 +46980,13 @@
     <w:abstractNumId w:val="68"/>
   </w:num>
   <w:num w:numId="183" w16cid:durableId="1578203619">
-    <w:abstractNumId w:val="196"/>
+    <w:abstractNumId w:val="197"/>
   </w:num>
   <w:num w:numId="184" w16cid:durableId="1885748767">
     <w:abstractNumId w:val="113"/>
   </w:num>
   <w:num w:numId="185" w16cid:durableId="1557861500">
-    <w:abstractNumId w:val="193"/>
+    <w:abstractNumId w:val="194"/>
   </w:num>
   <w:num w:numId="186" w16cid:durableId="1617448027">
     <w:abstractNumId w:val="23"/>
@@ -46324,19 +46995,19 @@
     <w:abstractNumId w:val="19"/>
   </w:num>
   <w:num w:numId="188" w16cid:durableId="1842814178">
-    <w:abstractNumId w:val="224"/>
+    <w:abstractNumId w:val="225"/>
   </w:num>
   <w:num w:numId="189" w16cid:durableId="1408192392">
-    <w:abstractNumId w:val="141"/>
+    <w:abstractNumId w:val="142"/>
   </w:num>
   <w:num w:numId="190" w16cid:durableId="2002539781">
     <w:abstractNumId w:val="59"/>
   </w:num>
   <w:num w:numId="191" w16cid:durableId="308364909">
-    <w:abstractNumId w:val="164"/>
+    <w:abstractNumId w:val="165"/>
   </w:num>
   <w:num w:numId="192" w16cid:durableId="181945443">
-    <w:abstractNumId w:val="164"/>
+    <w:abstractNumId w:val="165"/>
     <w:lvlOverride w:ilvl="1">
       <w:lvl w:ilvl="1">
         <w:numFmt w:val="bullet"/>
@@ -46356,7 +47027,7 @@
     </w:lvlOverride>
   </w:num>
   <w:num w:numId="193" w16cid:durableId="1119108335">
-    <w:abstractNumId w:val="164"/>
+    <w:abstractNumId w:val="165"/>
     <w:lvlOverride w:ilvl="1">
       <w:lvl w:ilvl="1">
         <w:numFmt w:val="bullet"/>
@@ -46376,7 +47047,7 @@
     </w:lvlOverride>
   </w:num>
   <w:num w:numId="194" w16cid:durableId="1678729419">
-    <w:abstractNumId w:val="164"/>
+    <w:abstractNumId w:val="165"/>
     <w:lvlOverride w:ilvl="1">
       <w:lvl w:ilvl="1">
         <w:numFmt w:val="bullet"/>
@@ -46396,7 +47067,7 @@
     </w:lvlOverride>
   </w:num>
   <w:num w:numId="195" w16cid:durableId="36442012">
-    <w:abstractNumId w:val="164"/>
+    <w:abstractNumId w:val="165"/>
     <w:lvlOverride w:ilvl="1">
       <w:lvl w:ilvl="1">
         <w:numFmt w:val="bullet"/>
@@ -46416,7 +47087,7 @@
     </w:lvlOverride>
   </w:num>
   <w:num w:numId="196" w16cid:durableId="1469787957">
-    <w:abstractNumId w:val="164"/>
+    <w:abstractNumId w:val="165"/>
     <w:lvlOverride w:ilvl="1">
       <w:lvl w:ilvl="1">
         <w:numFmt w:val="bullet"/>
@@ -46436,7 +47107,7 @@
     </w:lvlOverride>
   </w:num>
   <w:num w:numId="197" w16cid:durableId="384840156">
-    <w:abstractNumId w:val="164"/>
+    <w:abstractNumId w:val="165"/>
     <w:lvlOverride w:ilvl="1">
       <w:lvl w:ilvl="1">
         <w:numFmt w:val="bullet"/>
@@ -46456,7 +47127,7 @@
     </w:lvlOverride>
   </w:num>
   <w:num w:numId="198" w16cid:durableId="1721978433">
-    <w:abstractNumId w:val="164"/>
+    <w:abstractNumId w:val="165"/>
     <w:lvlOverride w:ilvl="1">
       <w:lvl w:ilvl="1">
         <w:numFmt w:val="bullet"/>
@@ -46476,7 +47147,7 @@
     </w:lvlOverride>
   </w:num>
   <w:num w:numId="199" w16cid:durableId="989673041">
-    <w:abstractNumId w:val="222"/>
+    <w:abstractNumId w:val="223"/>
   </w:num>
   <w:num w:numId="200" w16cid:durableId="1227497349">
     <w:abstractNumId w:val="107"/>
@@ -46485,10 +47156,10 @@
     <w:abstractNumId w:val="100"/>
   </w:num>
   <w:num w:numId="202" w16cid:durableId="345908412">
-    <w:abstractNumId w:val="210"/>
+    <w:abstractNumId w:val="211"/>
   </w:num>
   <w:num w:numId="203" w16cid:durableId="1740860495">
-    <w:abstractNumId w:val="237"/>
+    <w:abstractNumId w:val="238"/>
   </w:num>
   <w:num w:numId="204" w16cid:durableId="1623877669">
     <w:abstractNumId w:val="5"/>
@@ -46777,7 +47448,7 @@
     <w:abstractNumId w:val="62"/>
   </w:num>
   <w:num w:numId="220" w16cid:durableId="5792790">
-    <w:abstractNumId w:val="186"/>
+    <w:abstractNumId w:val="187"/>
   </w:num>
   <w:num w:numId="221" w16cid:durableId="1056590543">
     <w:abstractNumId w:val="25"/>
@@ -46786,10 +47457,10 @@
     <w:abstractNumId w:val="105"/>
   </w:num>
   <w:num w:numId="223" w16cid:durableId="1031103742">
-    <w:abstractNumId w:val="139"/>
+    <w:abstractNumId w:val="140"/>
   </w:num>
   <w:num w:numId="224" w16cid:durableId="1762526911">
-    <w:abstractNumId w:val="139"/>
+    <w:abstractNumId w:val="140"/>
     <w:lvlOverride w:ilvl="1">
       <w:lvl w:ilvl="1">
         <w:numFmt w:val="bullet"/>
@@ -46809,7 +47480,7 @@
     </w:lvlOverride>
   </w:num>
   <w:num w:numId="225" w16cid:durableId="239406663">
-    <w:abstractNumId w:val="139"/>
+    <w:abstractNumId w:val="140"/>
     <w:lvlOverride w:ilvl="1">
       <w:lvl w:ilvl="1">
         <w:numFmt w:val="bullet"/>
@@ -46829,7 +47500,7 @@
     </w:lvlOverride>
   </w:num>
   <w:num w:numId="226" w16cid:durableId="389814794">
-    <w:abstractNumId w:val="139"/>
+    <w:abstractNumId w:val="140"/>
     <w:lvlOverride w:ilvl="1">
       <w:lvl w:ilvl="1">
         <w:numFmt w:val="bullet"/>
@@ -46849,7 +47520,7 @@
     </w:lvlOverride>
   </w:num>
   <w:num w:numId="227" w16cid:durableId="2058358433">
-    <w:abstractNumId w:val="139"/>
+    <w:abstractNumId w:val="140"/>
     <w:lvlOverride w:ilvl="1">
       <w:lvl w:ilvl="1">
         <w:numFmt w:val="bullet"/>
@@ -46978,7 +47649,7 @@
     <w:abstractNumId w:val="13"/>
   </w:num>
   <w:num w:numId="236" w16cid:durableId="66222344">
-    <w:abstractNumId w:val="167"/>
+    <w:abstractNumId w:val="168"/>
   </w:num>
   <w:num w:numId="237" w16cid:durableId="1508981368">
     <w:abstractNumId w:val="94"/>
@@ -47517,19 +48188,19 @@
     </w:lvlOverride>
   </w:num>
   <w:num w:numId="257" w16cid:durableId="448738575">
-    <w:abstractNumId w:val="199"/>
+    <w:abstractNumId w:val="200"/>
   </w:num>
   <w:num w:numId="258" w16cid:durableId="221867197">
     <w:abstractNumId w:val="82"/>
   </w:num>
   <w:num w:numId="259" w16cid:durableId="1652055639">
-    <w:abstractNumId w:val="214"/>
+    <w:abstractNumId w:val="215"/>
   </w:num>
   <w:num w:numId="260" w16cid:durableId="1037126241">
-    <w:abstractNumId w:val="244"/>
+    <w:abstractNumId w:val="245"/>
   </w:num>
   <w:num w:numId="261" w16cid:durableId="1860850401">
-    <w:abstractNumId w:val="244"/>
+    <w:abstractNumId w:val="245"/>
     <w:lvlOverride w:ilvl="1">
       <w:lvl w:ilvl="1">
         <w:numFmt w:val="bullet"/>
@@ -47549,7 +48220,7 @@
     </w:lvlOverride>
   </w:num>
   <w:num w:numId="262" w16cid:durableId="1093086728">
-    <w:abstractNumId w:val="244"/>
+    <w:abstractNumId w:val="245"/>
     <w:lvlOverride w:ilvl="1">
       <w:lvl w:ilvl="1">
         <w:numFmt w:val="bullet"/>
@@ -47569,7 +48240,7 @@
     </w:lvlOverride>
   </w:num>
   <w:num w:numId="263" w16cid:durableId="1959141894">
-    <w:abstractNumId w:val="244"/>
+    <w:abstractNumId w:val="245"/>
     <w:lvlOverride w:ilvl="1">
       <w:lvl w:ilvl="1">
         <w:numFmt w:val="bullet"/>
@@ -47589,7 +48260,7 @@
     </w:lvlOverride>
   </w:num>
   <w:num w:numId="264" w16cid:durableId="1993632123">
-    <w:abstractNumId w:val="244"/>
+    <w:abstractNumId w:val="245"/>
     <w:lvlOverride w:ilvl="1">
       <w:lvl w:ilvl="1">
         <w:numFmt w:val="bullet"/>
@@ -47609,7 +48280,7 @@
     </w:lvlOverride>
   </w:num>
   <w:num w:numId="265" w16cid:durableId="1998731107">
-    <w:abstractNumId w:val="244"/>
+    <w:abstractNumId w:val="245"/>
     <w:lvlOverride w:ilvl="1">
       <w:lvl w:ilvl="1">
         <w:numFmt w:val="bullet"/>
@@ -47712,7 +48383,7 @@
     </w:lvlOverride>
   </w:num>
   <w:num w:numId="271" w16cid:durableId="2041858017">
-    <w:abstractNumId w:val="135"/>
+    <w:abstractNumId w:val="136"/>
   </w:num>
   <w:num w:numId="272" w16cid:durableId="332100862">
     <w:abstractNumId w:val="109"/>
@@ -48106,10 +48777,10 @@
     </w:lvlOverride>
   </w:num>
   <w:num w:numId="289" w16cid:durableId="1517040379">
-    <w:abstractNumId w:val="220"/>
+    <w:abstractNumId w:val="221"/>
   </w:num>
   <w:num w:numId="290" w16cid:durableId="976379404">
-    <w:abstractNumId w:val="220"/>
+    <w:abstractNumId w:val="221"/>
     <w:lvlOverride w:ilvl="1">
       <w:lvl w:ilvl="1">
         <w:numFmt w:val="bullet"/>
@@ -48129,7 +48800,7 @@
     </w:lvlOverride>
   </w:num>
   <w:num w:numId="291" w16cid:durableId="661541238">
-    <w:abstractNumId w:val="220"/>
+    <w:abstractNumId w:val="221"/>
     <w:lvlOverride w:ilvl="1">
       <w:lvl w:ilvl="1">
         <w:numFmt w:val="bullet"/>
@@ -48149,7 +48820,7 @@
     </w:lvlOverride>
   </w:num>
   <w:num w:numId="292" w16cid:durableId="180047134">
-    <w:abstractNumId w:val="220"/>
+    <w:abstractNumId w:val="221"/>
     <w:lvlOverride w:ilvl="1">
       <w:lvl w:ilvl="1">
         <w:numFmt w:val="bullet"/>
@@ -48235,7 +48906,7 @@
     </w:lvlOverride>
   </w:num>
   <w:num w:numId="298" w16cid:durableId="1210455041">
-    <w:abstractNumId w:val="201"/>
+    <w:abstractNumId w:val="202"/>
   </w:num>
   <w:num w:numId="299" w16cid:durableId="1245333743">
     <w:abstractNumId w:val="77"/>
@@ -48290,13 +48961,13 @@
     <w:abstractNumId w:val="70"/>
   </w:num>
   <w:num w:numId="305" w16cid:durableId="1344208951">
-    <w:abstractNumId w:val="131"/>
+    <w:abstractNumId w:val="132"/>
   </w:num>
   <w:num w:numId="306" w16cid:durableId="1939630282">
-    <w:abstractNumId w:val="202"/>
+    <w:abstractNumId w:val="203"/>
   </w:num>
   <w:num w:numId="307" w16cid:durableId="1396196915">
-    <w:abstractNumId w:val="202"/>
+    <w:abstractNumId w:val="203"/>
     <w:lvlOverride w:ilvl="1">
       <w:lvl w:ilvl="1">
         <w:numFmt w:val="bullet"/>
@@ -48316,7 +48987,7 @@
     </w:lvlOverride>
   </w:num>
   <w:num w:numId="308" w16cid:durableId="1471708049">
-    <w:abstractNumId w:val="202"/>
+    <w:abstractNumId w:val="203"/>
     <w:lvlOverride w:ilvl="1">
       <w:lvl w:ilvl="1">
         <w:numFmt w:val="bullet"/>
@@ -48336,10 +49007,10 @@
     </w:lvlOverride>
   </w:num>
   <w:num w:numId="309" w16cid:durableId="1964460778">
-    <w:abstractNumId w:val="216"/>
+    <w:abstractNumId w:val="217"/>
   </w:num>
   <w:num w:numId="310" w16cid:durableId="2101101690">
-    <w:abstractNumId w:val="216"/>
+    <w:abstractNumId w:val="217"/>
     <w:lvlOverride w:ilvl="1">
       <w:lvl w:ilvl="1">
         <w:numFmt w:val="bullet"/>
@@ -48359,7 +49030,7 @@
     </w:lvlOverride>
   </w:num>
   <w:num w:numId="311" w16cid:durableId="1677730701">
-    <w:abstractNumId w:val="216"/>
+    <w:abstractNumId w:val="217"/>
     <w:lvlOverride w:ilvl="1">
       <w:lvl w:ilvl="1">
         <w:numFmt w:val="bullet"/>
@@ -48379,7 +49050,7 @@
     </w:lvlOverride>
   </w:num>
   <w:num w:numId="312" w16cid:durableId="1687440433">
-    <w:abstractNumId w:val="216"/>
+    <w:abstractNumId w:val="217"/>
     <w:lvlOverride w:ilvl="1">
       <w:lvl w:ilvl="1">
         <w:numFmt w:val="bullet"/>
@@ -48399,7 +49070,7 @@
     </w:lvlOverride>
   </w:num>
   <w:num w:numId="313" w16cid:durableId="334190081">
-    <w:abstractNumId w:val="216"/>
+    <w:abstractNumId w:val="217"/>
     <w:lvlOverride w:ilvl="1">
       <w:lvl w:ilvl="1">
         <w:numFmt w:val="bullet"/>
@@ -48419,7 +49090,7 @@
     </w:lvlOverride>
   </w:num>
   <w:num w:numId="314" w16cid:durableId="1638536272">
-    <w:abstractNumId w:val="216"/>
+    <w:abstractNumId w:val="217"/>
     <w:lvlOverride w:ilvl="1">
       <w:lvl w:ilvl="1">
         <w:numFmt w:val="bullet"/>
@@ -48439,7 +49110,7 @@
     </w:lvlOverride>
   </w:num>
   <w:num w:numId="315" w16cid:durableId="593048540">
-    <w:abstractNumId w:val="216"/>
+    <w:abstractNumId w:val="217"/>
     <w:lvlOverride w:ilvl="1">
       <w:lvl w:ilvl="1">
         <w:numFmt w:val="bullet"/>
@@ -48459,7 +49130,7 @@
     </w:lvlOverride>
   </w:num>
   <w:num w:numId="316" w16cid:durableId="590624177">
-    <w:abstractNumId w:val="216"/>
+    <w:abstractNumId w:val="217"/>
     <w:lvlOverride w:ilvl="1">
       <w:lvl w:ilvl="1">
         <w:numFmt w:val="bullet"/>
@@ -48479,19 +49150,19 @@
     </w:lvlOverride>
   </w:num>
   <w:num w:numId="317" w16cid:durableId="2135054504">
-    <w:abstractNumId w:val="250"/>
+    <w:abstractNumId w:val="251"/>
   </w:num>
   <w:num w:numId="318" w16cid:durableId="1790512776">
-    <w:abstractNumId w:val="230"/>
+    <w:abstractNumId w:val="231"/>
   </w:num>
   <w:num w:numId="319" w16cid:durableId="1900899971">
     <w:abstractNumId w:val="64"/>
   </w:num>
   <w:num w:numId="320" w16cid:durableId="2052613896">
-    <w:abstractNumId w:val="149"/>
+    <w:abstractNumId w:val="150"/>
   </w:num>
   <w:num w:numId="321" w16cid:durableId="1897741309">
-    <w:abstractNumId w:val="149"/>
+    <w:abstractNumId w:val="150"/>
     <w:lvlOverride w:ilvl="1">
       <w:lvl w:ilvl="1">
         <w:numFmt w:val="bullet"/>
@@ -48511,7 +49182,7 @@
     </w:lvlOverride>
   </w:num>
   <w:num w:numId="322" w16cid:durableId="58947657">
-    <w:abstractNumId w:val="149"/>
+    <w:abstractNumId w:val="150"/>
     <w:lvlOverride w:ilvl="1">
       <w:lvl w:ilvl="1">
         <w:numFmt w:val="bullet"/>
@@ -48531,7 +49202,7 @@
     </w:lvlOverride>
   </w:num>
   <w:num w:numId="323" w16cid:durableId="962272664">
-    <w:abstractNumId w:val="149"/>
+    <w:abstractNumId w:val="150"/>
     <w:lvlOverride w:ilvl="1">
       <w:lvl w:ilvl="1">
         <w:numFmt w:val="bullet"/>
@@ -48551,7 +49222,7 @@
     </w:lvlOverride>
   </w:num>
   <w:num w:numId="324" w16cid:durableId="790049959">
-    <w:abstractNumId w:val="149"/>
+    <w:abstractNumId w:val="150"/>
     <w:lvlOverride w:ilvl="1">
       <w:lvl w:ilvl="1">
         <w:numFmt w:val="bullet"/>
@@ -48571,7 +49242,7 @@
     </w:lvlOverride>
   </w:num>
   <w:num w:numId="325" w16cid:durableId="1095319726">
-    <w:abstractNumId w:val="149"/>
+    <w:abstractNumId w:val="150"/>
     <w:lvlOverride w:ilvl="1">
       <w:lvl w:ilvl="1">
         <w:numFmt w:val="bullet"/>
@@ -48591,7 +49262,7 @@
     </w:lvlOverride>
   </w:num>
   <w:num w:numId="326" w16cid:durableId="30501642">
-    <w:abstractNumId w:val="149"/>
+    <w:abstractNumId w:val="150"/>
     <w:lvlOverride w:ilvl="1">
       <w:lvl w:ilvl="1">
         <w:numFmt w:val="bullet"/>
@@ -48611,13 +49282,13 @@
     </w:lvlOverride>
   </w:num>
   <w:num w:numId="327" w16cid:durableId="570578976">
-    <w:abstractNumId w:val="157"/>
+    <w:abstractNumId w:val="158"/>
   </w:num>
   <w:num w:numId="328" w16cid:durableId="605575109">
     <w:abstractNumId w:val="24"/>
   </w:num>
   <w:num w:numId="329" w16cid:durableId="1137530575">
-    <w:abstractNumId w:val="181"/>
+    <w:abstractNumId w:val="182"/>
   </w:num>
   <w:num w:numId="330" w16cid:durableId="1038896762">
     <w:abstractNumId w:val="9"/>
@@ -48906,13 +49577,13 @@
     <w:abstractNumId w:val="30"/>
   </w:num>
   <w:num w:numId="346" w16cid:durableId="1170826855">
-    <w:abstractNumId w:val="179"/>
+    <w:abstractNumId w:val="180"/>
   </w:num>
   <w:num w:numId="347" w16cid:durableId="1876500035">
-    <w:abstractNumId w:val="138"/>
+    <w:abstractNumId w:val="139"/>
   </w:num>
   <w:num w:numId="348" w16cid:durableId="478764876">
-    <w:abstractNumId w:val="138"/>
+    <w:abstractNumId w:val="139"/>
     <w:lvlOverride w:ilvl="1">
       <w:lvl w:ilvl="1">
         <w:numFmt w:val="bullet"/>
@@ -48932,7 +49603,7 @@
     </w:lvlOverride>
   </w:num>
   <w:num w:numId="349" w16cid:durableId="2146193500">
-    <w:abstractNumId w:val="138"/>
+    <w:abstractNumId w:val="139"/>
     <w:lvlOverride w:ilvl="1">
       <w:lvl w:ilvl="1">
         <w:numFmt w:val="bullet"/>
@@ -48952,7 +49623,7 @@
     </w:lvlOverride>
   </w:num>
   <w:num w:numId="350" w16cid:durableId="611790871">
-    <w:abstractNumId w:val="138"/>
+    <w:abstractNumId w:val="139"/>
     <w:lvlOverride w:ilvl="1">
       <w:lvl w:ilvl="1">
         <w:numFmt w:val="bullet"/>
@@ -48972,7 +49643,7 @@
     </w:lvlOverride>
   </w:num>
   <w:num w:numId="351" w16cid:durableId="1655522343">
-    <w:abstractNumId w:val="138"/>
+    <w:abstractNumId w:val="139"/>
     <w:lvlOverride w:ilvl="1">
       <w:lvl w:ilvl="1">
         <w:numFmt w:val="bullet"/>
@@ -48992,7 +49663,7 @@
     </w:lvlOverride>
   </w:num>
   <w:num w:numId="352" w16cid:durableId="852957138">
-    <w:abstractNumId w:val="138"/>
+    <w:abstractNumId w:val="139"/>
     <w:lvlOverride w:ilvl="1">
       <w:lvl w:ilvl="1">
         <w:numFmt w:val="bullet"/>
@@ -49012,7 +49683,7 @@
     </w:lvlOverride>
   </w:num>
   <w:num w:numId="353" w16cid:durableId="462308073">
-    <w:abstractNumId w:val="138"/>
+    <w:abstractNumId w:val="139"/>
     <w:lvlOverride w:ilvl="1">
       <w:lvl w:ilvl="1">
         <w:numFmt w:val="bullet"/>
@@ -49032,7 +49703,7 @@
     </w:lvlOverride>
   </w:num>
   <w:num w:numId="354" w16cid:durableId="1436906594">
-    <w:abstractNumId w:val="138"/>
+    <w:abstractNumId w:val="139"/>
     <w:lvlOverride w:ilvl="1">
       <w:lvl w:ilvl="1">
         <w:numFmt w:val="bullet"/>
@@ -49052,10 +49723,10 @@
     </w:lvlOverride>
   </w:num>
   <w:num w:numId="355" w16cid:durableId="162933598">
-    <w:abstractNumId w:val="208"/>
+    <w:abstractNumId w:val="209"/>
   </w:num>
   <w:num w:numId="356" w16cid:durableId="1507281708">
-    <w:abstractNumId w:val="208"/>
+    <w:abstractNumId w:val="209"/>
     <w:lvlOverride w:ilvl="1">
       <w:lvl w:ilvl="1">
         <w:numFmt w:val="bullet"/>
@@ -49075,7 +49746,7 @@
     </w:lvlOverride>
   </w:num>
   <w:num w:numId="357" w16cid:durableId="1527062965">
-    <w:abstractNumId w:val="208"/>
+    <w:abstractNumId w:val="209"/>
     <w:lvlOverride w:ilvl="1">
       <w:lvl w:ilvl="1">
         <w:numFmt w:val="bullet"/>
@@ -49095,7 +49766,7 @@
     </w:lvlOverride>
   </w:num>
   <w:num w:numId="358" w16cid:durableId="1381590890">
-    <w:abstractNumId w:val="208"/>
+    <w:abstractNumId w:val="209"/>
     <w:lvlOverride w:ilvl="1">
       <w:lvl w:ilvl="1">
         <w:numFmt w:val="bullet"/>
@@ -49115,7 +49786,7 @@
     </w:lvlOverride>
   </w:num>
   <w:num w:numId="359" w16cid:durableId="1474562395">
-    <w:abstractNumId w:val="208"/>
+    <w:abstractNumId w:val="209"/>
     <w:lvlOverride w:ilvl="1">
       <w:lvl w:ilvl="1">
         <w:numFmt w:val="bullet"/>
@@ -49135,7 +49806,7 @@
     </w:lvlOverride>
   </w:num>
   <w:num w:numId="360" w16cid:durableId="1721904938">
-    <w:abstractNumId w:val="208"/>
+    <w:abstractNumId w:val="209"/>
     <w:lvlOverride w:ilvl="1">
       <w:lvl w:ilvl="1">
         <w:numFmt w:val="bullet"/>
@@ -49155,7 +49826,7 @@
     </w:lvlOverride>
   </w:num>
   <w:num w:numId="361" w16cid:durableId="179785792">
-    <w:abstractNumId w:val="208"/>
+    <w:abstractNumId w:val="209"/>
     <w:lvlOverride w:ilvl="1">
       <w:lvl w:ilvl="1">
         <w:numFmt w:val="bullet"/>
@@ -49175,7 +49846,7 @@
     </w:lvlOverride>
   </w:num>
   <w:num w:numId="362" w16cid:durableId="822282911">
-    <w:abstractNumId w:val="208"/>
+    <w:abstractNumId w:val="209"/>
     <w:lvlOverride w:ilvl="1">
       <w:lvl w:ilvl="1">
         <w:numFmt w:val="bullet"/>
@@ -49195,13 +49866,13 @@
     </w:lvlOverride>
   </w:num>
   <w:num w:numId="363" w16cid:durableId="1525944486">
-    <w:abstractNumId w:val="213"/>
+    <w:abstractNumId w:val="214"/>
   </w:num>
   <w:num w:numId="364" w16cid:durableId="121389017">
-    <w:abstractNumId w:val="251"/>
+    <w:abstractNumId w:val="252"/>
   </w:num>
   <w:num w:numId="365" w16cid:durableId="670328241">
-    <w:abstractNumId w:val="251"/>
+    <w:abstractNumId w:val="252"/>
     <w:lvlOverride w:ilvl="1">
       <w:lvl w:ilvl="1">
         <w:numFmt w:val="bullet"/>
@@ -49221,7 +49892,7 @@
     </w:lvlOverride>
   </w:num>
   <w:num w:numId="366" w16cid:durableId="147673844">
-    <w:abstractNumId w:val="251"/>
+    <w:abstractNumId w:val="252"/>
     <w:lvlOverride w:ilvl="1">
       <w:lvl w:ilvl="1">
         <w:numFmt w:val="bullet"/>
@@ -49241,10 +49912,10 @@
     </w:lvlOverride>
   </w:num>
   <w:num w:numId="367" w16cid:durableId="440804537">
-    <w:abstractNumId w:val="177"/>
+    <w:abstractNumId w:val="178"/>
   </w:num>
   <w:num w:numId="368" w16cid:durableId="104272455">
-    <w:abstractNumId w:val="177"/>
+    <w:abstractNumId w:val="178"/>
     <w:lvlOverride w:ilvl="1">
       <w:lvl w:ilvl="1">
         <w:numFmt w:val="bullet"/>
@@ -49264,7 +49935,7 @@
     </w:lvlOverride>
   </w:num>
   <w:num w:numId="369" w16cid:durableId="1089039473">
-    <w:abstractNumId w:val="177"/>
+    <w:abstractNumId w:val="178"/>
     <w:lvlOverride w:ilvl="1">
       <w:lvl w:ilvl="1">
         <w:numFmt w:val="bullet"/>
@@ -49284,7 +49955,7 @@
     </w:lvlOverride>
   </w:num>
   <w:num w:numId="370" w16cid:durableId="1605722484">
-    <w:abstractNumId w:val="177"/>
+    <w:abstractNumId w:val="178"/>
     <w:lvlOverride w:ilvl="1">
       <w:lvl w:ilvl="1">
         <w:numFmt w:val="bullet"/>
@@ -49304,7 +49975,7 @@
     </w:lvlOverride>
   </w:num>
   <w:num w:numId="371" w16cid:durableId="1788115749">
-    <w:abstractNumId w:val="177"/>
+    <w:abstractNumId w:val="178"/>
     <w:lvlOverride w:ilvl="1">
       <w:lvl w:ilvl="1">
         <w:numFmt w:val="bullet"/>
@@ -49324,7 +49995,7 @@
     </w:lvlOverride>
   </w:num>
   <w:num w:numId="372" w16cid:durableId="389964750">
-    <w:abstractNumId w:val="177"/>
+    <w:abstractNumId w:val="178"/>
     <w:lvlOverride w:ilvl="1">
       <w:lvl w:ilvl="1">
         <w:numFmt w:val="bullet"/>
@@ -49344,7 +50015,7 @@
     </w:lvlOverride>
   </w:num>
   <w:num w:numId="373" w16cid:durableId="1775900948">
-    <w:abstractNumId w:val="177"/>
+    <w:abstractNumId w:val="178"/>
     <w:lvlOverride w:ilvl="1">
       <w:lvl w:ilvl="1">
         <w:numFmt w:val="bullet"/>
@@ -49364,7 +50035,7 @@
     </w:lvlOverride>
   </w:num>
   <w:num w:numId="374" w16cid:durableId="1583833744">
-    <w:abstractNumId w:val="177"/>
+    <w:abstractNumId w:val="178"/>
     <w:lvlOverride w:ilvl="1">
       <w:lvl w:ilvl="1">
         <w:numFmt w:val="bullet"/>
@@ -49384,7 +50055,7 @@
     </w:lvlOverride>
   </w:num>
   <w:num w:numId="375" w16cid:durableId="57016376">
-    <w:abstractNumId w:val="177"/>
+    <w:abstractNumId w:val="178"/>
     <w:lvlOverride w:ilvl="1">
       <w:lvl w:ilvl="1">
         <w:numFmt w:val="bullet"/>
@@ -49404,7 +50075,7 @@
     </w:lvlOverride>
   </w:num>
   <w:num w:numId="376" w16cid:durableId="986782883">
-    <w:abstractNumId w:val="177"/>
+    <w:abstractNumId w:val="178"/>
     <w:lvlOverride w:ilvl="1">
       <w:lvl w:ilvl="1">
         <w:numFmt w:val="bullet"/>
@@ -49487,10 +50158,10 @@
     </w:lvlOverride>
   </w:num>
   <w:num w:numId="381" w16cid:durableId="65304410">
-    <w:abstractNumId w:val="212"/>
+    <w:abstractNumId w:val="213"/>
   </w:num>
   <w:num w:numId="382" w16cid:durableId="33699091">
-    <w:abstractNumId w:val="212"/>
+    <w:abstractNumId w:val="213"/>
     <w:lvlOverride w:ilvl="1">
       <w:lvl w:ilvl="1">
         <w:numFmt w:val="bullet"/>
@@ -49510,7 +50181,7 @@
     </w:lvlOverride>
   </w:num>
   <w:num w:numId="383" w16cid:durableId="344136954">
-    <w:abstractNumId w:val="212"/>
+    <w:abstractNumId w:val="213"/>
     <w:lvlOverride w:ilvl="1">
       <w:lvl w:ilvl="1">
         <w:numFmt w:val="bullet"/>
@@ -49533,13 +50204,13 @@
     <w:abstractNumId w:val="120"/>
   </w:num>
   <w:num w:numId="385" w16cid:durableId="390619000">
-    <w:abstractNumId w:val="170"/>
+    <w:abstractNumId w:val="171"/>
   </w:num>
   <w:num w:numId="386" w16cid:durableId="1930968399">
-    <w:abstractNumId w:val="148"/>
+    <w:abstractNumId w:val="149"/>
   </w:num>
   <w:num w:numId="387" w16cid:durableId="1541816291">
-    <w:abstractNumId w:val="148"/>
+    <w:abstractNumId w:val="149"/>
     <w:lvlOverride w:ilvl="1">
       <w:lvl w:ilvl="1">
         <w:numFmt w:val="bullet"/>
@@ -49559,7 +50230,7 @@
     </w:lvlOverride>
   </w:num>
   <w:num w:numId="388" w16cid:durableId="559946744">
-    <w:abstractNumId w:val="148"/>
+    <w:abstractNumId w:val="149"/>
     <w:lvlOverride w:ilvl="1">
       <w:lvl w:ilvl="1">
         <w:numFmt w:val="bullet"/>
@@ -49579,7 +50250,7 @@
     </w:lvlOverride>
   </w:num>
   <w:num w:numId="389" w16cid:durableId="239028179">
-    <w:abstractNumId w:val="148"/>
+    <w:abstractNumId w:val="149"/>
     <w:lvlOverride w:ilvl="1">
       <w:lvl w:ilvl="1">
         <w:numFmt w:val="bullet"/>
@@ -49599,7 +50270,7 @@
     </w:lvlOverride>
   </w:num>
   <w:num w:numId="390" w16cid:durableId="1118765582">
-    <w:abstractNumId w:val="148"/>
+    <w:abstractNumId w:val="149"/>
     <w:lvlOverride w:ilvl="1">
       <w:lvl w:ilvl="1">
         <w:numFmt w:val="bullet"/>
@@ -49619,7 +50290,7 @@
     </w:lvlOverride>
   </w:num>
   <w:num w:numId="391" w16cid:durableId="1870602126">
-    <w:abstractNumId w:val="148"/>
+    <w:abstractNumId w:val="149"/>
     <w:lvlOverride w:ilvl="1">
       <w:lvl w:ilvl="1">
         <w:numFmt w:val="bullet"/>
@@ -49639,7 +50310,7 @@
     </w:lvlOverride>
   </w:num>
   <w:num w:numId="392" w16cid:durableId="545215514">
-    <w:abstractNumId w:val="148"/>
+    <w:abstractNumId w:val="149"/>
     <w:lvlOverride w:ilvl="1">
       <w:lvl w:ilvl="1">
         <w:numFmt w:val="bullet"/>
@@ -49659,10 +50330,10 @@
     </w:lvlOverride>
   </w:num>
   <w:num w:numId="393" w16cid:durableId="309671589">
-    <w:abstractNumId w:val="160"/>
+    <w:abstractNumId w:val="161"/>
   </w:num>
   <w:num w:numId="394" w16cid:durableId="1675105648">
-    <w:abstractNumId w:val="160"/>
+    <w:abstractNumId w:val="161"/>
     <w:lvlOverride w:ilvl="1">
       <w:lvl w:ilvl="1">
         <w:numFmt w:val="bullet"/>
@@ -49682,7 +50353,7 @@
     </w:lvlOverride>
   </w:num>
   <w:num w:numId="395" w16cid:durableId="1326322710">
-    <w:abstractNumId w:val="160"/>
+    <w:abstractNumId w:val="161"/>
     <w:lvlOverride w:ilvl="1">
       <w:lvl w:ilvl="1">
         <w:numFmt w:val="bullet"/>
@@ -49702,7 +50373,7 @@
     </w:lvlOverride>
   </w:num>
   <w:num w:numId="396" w16cid:durableId="43871617">
-    <w:abstractNumId w:val="160"/>
+    <w:abstractNumId w:val="161"/>
     <w:lvlOverride w:ilvl="1">
       <w:lvl w:ilvl="1">
         <w:numFmt w:val="bullet"/>
@@ -49911,13 +50582,13 @@
     </w:lvlOverride>
   </w:num>
   <w:num w:numId="409" w16cid:durableId="168637425">
-    <w:abstractNumId w:val="161"/>
+    <w:abstractNumId w:val="162"/>
   </w:num>
   <w:num w:numId="410" w16cid:durableId="451897618">
-    <w:abstractNumId w:val="203"/>
+    <w:abstractNumId w:val="204"/>
   </w:num>
   <w:num w:numId="411" w16cid:durableId="975717288">
-    <w:abstractNumId w:val="203"/>
+    <w:abstractNumId w:val="204"/>
     <w:lvlOverride w:ilvl="1">
       <w:lvl w:ilvl="1">
         <w:numFmt w:val="bullet"/>
@@ -49937,7 +50608,7 @@
     </w:lvlOverride>
   </w:num>
   <w:num w:numId="412" w16cid:durableId="567880089">
-    <w:abstractNumId w:val="203"/>
+    <w:abstractNumId w:val="204"/>
     <w:lvlOverride w:ilvl="1">
       <w:lvl w:ilvl="1">
         <w:numFmt w:val="bullet"/>
@@ -49957,7 +50628,7 @@
     </w:lvlOverride>
   </w:num>
   <w:num w:numId="413" w16cid:durableId="139032186">
-    <w:abstractNumId w:val="203"/>
+    <w:abstractNumId w:val="204"/>
     <w:lvlOverride w:ilvl="1">
       <w:lvl w:ilvl="1">
         <w:numFmt w:val="bullet"/>
@@ -49977,7 +50648,7 @@
     </w:lvlOverride>
   </w:num>
   <w:num w:numId="414" w16cid:durableId="1200895258">
-    <w:abstractNumId w:val="203"/>
+    <w:abstractNumId w:val="204"/>
     <w:lvlOverride w:ilvl="1">
       <w:lvl w:ilvl="1">
         <w:numFmt w:val="bullet"/>
@@ -49997,7 +50668,7 @@
     </w:lvlOverride>
   </w:num>
   <w:num w:numId="415" w16cid:durableId="1534031402">
-    <w:abstractNumId w:val="203"/>
+    <w:abstractNumId w:val="204"/>
     <w:lvlOverride w:ilvl="1">
       <w:lvl w:ilvl="1">
         <w:numFmt w:val="bullet"/>
@@ -50017,16 +50688,16 @@
     </w:lvlOverride>
   </w:num>
   <w:num w:numId="416" w16cid:durableId="306133919">
-    <w:abstractNumId w:val="169"/>
+    <w:abstractNumId w:val="170"/>
   </w:num>
   <w:num w:numId="417" w16cid:durableId="754471240">
-    <w:abstractNumId w:val="132"/>
+    <w:abstractNumId w:val="133"/>
   </w:num>
   <w:num w:numId="418" w16cid:durableId="1618828123">
-    <w:abstractNumId w:val="243"/>
+    <w:abstractNumId w:val="244"/>
   </w:num>
   <w:num w:numId="419" w16cid:durableId="371350015">
-    <w:abstractNumId w:val="243"/>
+    <w:abstractNumId w:val="244"/>
     <w:lvlOverride w:ilvl="1">
       <w:lvl w:ilvl="1">
         <w:numFmt w:val="bullet"/>
@@ -50046,7 +50717,7 @@
     </w:lvlOverride>
   </w:num>
   <w:num w:numId="420" w16cid:durableId="54276952">
-    <w:abstractNumId w:val="243"/>
+    <w:abstractNumId w:val="244"/>
     <w:lvlOverride w:ilvl="1">
       <w:lvl w:ilvl="1">
         <w:numFmt w:val="bullet"/>
@@ -50066,7 +50737,7 @@
     </w:lvlOverride>
   </w:num>
   <w:num w:numId="421" w16cid:durableId="1527601039">
-    <w:abstractNumId w:val="243"/>
+    <w:abstractNumId w:val="244"/>
     <w:lvlOverride w:ilvl="1">
       <w:lvl w:ilvl="1">
         <w:numFmt w:val="bullet"/>
@@ -50086,7 +50757,7 @@
     </w:lvlOverride>
   </w:num>
   <w:num w:numId="422" w16cid:durableId="432407122">
-    <w:abstractNumId w:val="243"/>
+    <w:abstractNumId w:val="244"/>
     <w:lvlOverride w:ilvl="1">
       <w:lvl w:ilvl="1">
         <w:numFmt w:val="bullet"/>
@@ -50106,7 +50777,7 @@
     </w:lvlOverride>
   </w:num>
   <w:num w:numId="423" w16cid:durableId="23950186">
-    <w:abstractNumId w:val="243"/>
+    <w:abstractNumId w:val="244"/>
     <w:lvlOverride w:ilvl="1">
       <w:lvl w:ilvl="1">
         <w:numFmt w:val="bullet"/>
@@ -50126,7 +50797,7 @@
     </w:lvlOverride>
   </w:num>
   <w:num w:numId="424" w16cid:durableId="1095712291">
-    <w:abstractNumId w:val="243"/>
+    <w:abstractNumId w:val="244"/>
     <w:lvlOverride w:ilvl="1">
       <w:lvl w:ilvl="1">
         <w:numFmt w:val="bullet"/>
@@ -50146,7 +50817,7 @@
     </w:lvlOverride>
   </w:num>
   <w:num w:numId="425" w16cid:durableId="44649956">
-    <w:abstractNumId w:val="243"/>
+    <w:abstractNumId w:val="244"/>
     <w:lvlOverride w:ilvl="1">
       <w:lvl w:ilvl="1">
         <w:numFmt w:val="bullet"/>
@@ -50169,16 +50840,16 @@
     <w:abstractNumId w:val="56"/>
   </w:num>
   <w:num w:numId="427" w16cid:durableId="226261568">
-    <w:abstractNumId w:val="130"/>
+    <w:abstractNumId w:val="131"/>
   </w:num>
   <w:num w:numId="428" w16cid:durableId="25326572">
-    <w:abstractNumId w:val="134"/>
+    <w:abstractNumId w:val="135"/>
   </w:num>
   <w:num w:numId="429" w16cid:durableId="1994721791">
-    <w:abstractNumId w:val="165"/>
+    <w:abstractNumId w:val="166"/>
   </w:num>
   <w:num w:numId="430" w16cid:durableId="820074511">
-    <w:abstractNumId w:val="165"/>
+    <w:abstractNumId w:val="166"/>
     <w:lvlOverride w:ilvl="1">
       <w:lvl w:ilvl="1">
         <w:numFmt w:val="bullet"/>
@@ -50198,7 +50869,7 @@
     </w:lvlOverride>
   </w:num>
   <w:num w:numId="431" w16cid:durableId="1931809649">
-    <w:abstractNumId w:val="165"/>
+    <w:abstractNumId w:val="166"/>
     <w:lvlOverride w:ilvl="1">
       <w:lvl w:ilvl="1">
         <w:numFmt w:val="bullet"/>
@@ -50218,7 +50889,7 @@
     </w:lvlOverride>
   </w:num>
   <w:num w:numId="432" w16cid:durableId="644772328">
-    <w:abstractNumId w:val="165"/>
+    <w:abstractNumId w:val="166"/>
     <w:lvlOverride w:ilvl="1">
       <w:lvl w:ilvl="1">
         <w:numFmt w:val="bullet"/>
@@ -50238,7 +50909,7 @@
     </w:lvlOverride>
   </w:num>
   <w:num w:numId="433" w16cid:durableId="1881428511">
-    <w:abstractNumId w:val="165"/>
+    <w:abstractNumId w:val="166"/>
     <w:lvlOverride w:ilvl="1">
       <w:lvl w:ilvl="1">
         <w:numFmt w:val="bullet"/>
@@ -50258,7 +50929,7 @@
     </w:lvlOverride>
   </w:num>
   <w:num w:numId="434" w16cid:durableId="635180620">
-    <w:abstractNumId w:val="165"/>
+    <w:abstractNumId w:val="166"/>
     <w:lvlOverride w:ilvl="1">
       <w:lvl w:ilvl="1">
         <w:numFmt w:val="bullet"/>
@@ -50278,7 +50949,7 @@
     </w:lvlOverride>
   </w:num>
   <w:num w:numId="435" w16cid:durableId="1180124068">
-    <w:abstractNumId w:val="165"/>
+    <w:abstractNumId w:val="166"/>
     <w:lvlOverride w:ilvl="1">
       <w:lvl w:ilvl="1">
         <w:numFmt w:val="bullet"/>
@@ -50298,10 +50969,10 @@
     </w:lvlOverride>
   </w:num>
   <w:num w:numId="436" w16cid:durableId="1801654206">
-    <w:abstractNumId w:val="155"/>
+    <w:abstractNumId w:val="156"/>
   </w:num>
   <w:num w:numId="437" w16cid:durableId="1222592467">
-    <w:abstractNumId w:val="155"/>
+    <w:abstractNumId w:val="156"/>
     <w:lvlOverride w:ilvl="1">
       <w:lvl w:ilvl="1">
         <w:numFmt w:val="bullet"/>
@@ -50321,7 +50992,7 @@
     </w:lvlOverride>
   </w:num>
   <w:num w:numId="438" w16cid:durableId="990673079">
-    <w:abstractNumId w:val="155"/>
+    <w:abstractNumId w:val="156"/>
     <w:lvlOverride w:ilvl="1">
       <w:lvl w:ilvl="1">
         <w:numFmt w:val="bullet"/>
@@ -50341,7 +51012,7 @@
     </w:lvlOverride>
   </w:num>
   <w:num w:numId="439" w16cid:durableId="702294307">
-    <w:abstractNumId w:val="155"/>
+    <w:abstractNumId w:val="156"/>
     <w:lvlOverride w:ilvl="1">
       <w:lvl w:ilvl="1">
         <w:numFmt w:val="bullet"/>
@@ -50361,7 +51032,7 @@
     </w:lvlOverride>
   </w:num>
   <w:num w:numId="440" w16cid:durableId="1782070666">
-    <w:abstractNumId w:val="155"/>
+    <w:abstractNumId w:val="156"/>
     <w:lvlOverride w:ilvl="1">
       <w:lvl w:ilvl="1">
         <w:numFmt w:val="bullet"/>
@@ -50381,7 +51052,7 @@
     </w:lvlOverride>
   </w:num>
   <w:num w:numId="441" w16cid:durableId="1987585088">
-    <w:abstractNumId w:val="155"/>
+    <w:abstractNumId w:val="156"/>
     <w:lvlOverride w:ilvl="1">
       <w:lvl w:ilvl="1">
         <w:numFmt w:val="bullet"/>
@@ -50547,10 +51218,10 @@
     <w:abstractNumId w:val="86"/>
   </w:num>
   <w:num w:numId="451" w16cid:durableId="786437438">
-    <w:abstractNumId w:val="133"/>
+    <w:abstractNumId w:val="134"/>
   </w:num>
   <w:num w:numId="452" w16cid:durableId="864096117">
-    <w:abstractNumId w:val="133"/>
+    <w:abstractNumId w:val="134"/>
     <w:lvlOverride w:ilvl="1">
       <w:lvl w:ilvl="1">
         <w:numFmt w:val="bullet"/>
@@ -50570,7 +51241,7 @@
     </w:lvlOverride>
   </w:num>
   <w:num w:numId="453" w16cid:durableId="846091187">
-    <w:abstractNumId w:val="133"/>
+    <w:abstractNumId w:val="134"/>
     <w:lvlOverride w:ilvl="1">
       <w:lvl w:ilvl="1">
         <w:numFmt w:val="bullet"/>
@@ -50590,7 +51261,7 @@
     </w:lvlOverride>
   </w:num>
   <w:num w:numId="454" w16cid:durableId="605230102">
-    <w:abstractNumId w:val="133"/>
+    <w:abstractNumId w:val="134"/>
     <w:lvlOverride w:ilvl="1">
       <w:lvl w:ilvl="1">
         <w:numFmt w:val="bullet"/>
@@ -50610,7 +51281,7 @@
     </w:lvlOverride>
   </w:num>
   <w:num w:numId="455" w16cid:durableId="274168322">
-    <w:abstractNumId w:val="133"/>
+    <w:abstractNumId w:val="134"/>
     <w:lvlOverride w:ilvl="1">
       <w:lvl w:ilvl="1">
         <w:numFmt w:val="bullet"/>
@@ -50630,7 +51301,7 @@
     </w:lvlOverride>
   </w:num>
   <w:num w:numId="456" w16cid:durableId="195192244">
-    <w:abstractNumId w:val="133"/>
+    <w:abstractNumId w:val="134"/>
     <w:lvlOverride w:ilvl="1">
       <w:lvl w:ilvl="1">
         <w:numFmt w:val="bullet"/>
@@ -50650,10 +51321,10 @@
     </w:lvlOverride>
   </w:num>
   <w:num w:numId="457" w16cid:durableId="595866949">
-    <w:abstractNumId w:val="231"/>
+    <w:abstractNumId w:val="232"/>
   </w:num>
   <w:num w:numId="458" w16cid:durableId="1789736070">
-    <w:abstractNumId w:val="231"/>
+    <w:abstractNumId w:val="232"/>
     <w:lvlOverride w:ilvl="1">
       <w:lvl w:ilvl="1">
         <w:numFmt w:val="bullet"/>
@@ -50673,7 +51344,7 @@
     </w:lvlOverride>
   </w:num>
   <w:num w:numId="459" w16cid:durableId="578641482">
-    <w:abstractNumId w:val="231"/>
+    <w:abstractNumId w:val="232"/>
     <w:lvlOverride w:ilvl="1">
       <w:lvl w:ilvl="1">
         <w:numFmt w:val="bullet"/>
@@ -50693,7 +51364,7 @@
     </w:lvlOverride>
   </w:num>
   <w:num w:numId="460" w16cid:durableId="1626159982">
-    <w:abstractNumId w:val="231"/>
+    <w:abstractNumId w:val="232"/>
     <w:lvlOverride w:ilvl="1">
       <w:lvl w:ilvl="1">
         <w:numFmt w:val="bullet"/>
@@ -50713,7 +51384,7 @@
     </w:lvlOverride>
   </w:num>
   <w:num w:numId="461" w16cid:durableId="362823212">
-    <w:abstractNumId w:val="231"/>
+    <w:abstractNumId w:val="232"/>
     <w:lvlOverride w:ilvl="1">
       <w:lvl w:ilvl="1">
         <w:numFmt w:val="bullet"/>
@@ -50733,10 +51404,10 @@
     </w:lvlOverride>
   </w:num>
   <w:num w:numId="462" w16cid:durableId="1102920915">
-    <w:abstractNumId w:val="172"/>
+    <w:abstractNumId w:val="173"/>
   </w:num>
   <w:num w:numId="463" w16cid:durableId="1651251892">
-    <w:abstractNumId w:val="172"/>
+    <w:abstractNumId w:val="173"/>
     <w:lvlOverride w:ilvl="1">
       <w:lvl w:ilvl="1">
         <w:numFmt w:val="bullet"/>
@@ -50756,7 +51427,7 @@
     </w:lvlOverride>
   </w:num>
   <w:num w:numId="464" w16cid:durableId="242298327">
-    <w:abstractNumId w:val="172"/>
+    <w:abstractNumId w:val="173"/>
     <w:lvlOverride w:ilvl="1">
       <w:lvl w:ilvl="1">
         <w:numFmt w:val="bullet"/>
@@ -50776,10 +51447,10 @@
     </w:lvlOverride>
   </w:num>
   <w:num w:numId="465" w16cid:durableId="292905749">
-    <w:abstractNumId w:val="221"/>
+    <w:abstractNumId w:val="222"/>
   </w:num>
   <w:num w:numId="466" w16cid:durableId="201944174">
-    <w:abstractNumId w:val="221"/>
+    <w:abstractNumId w:val="222"/>
     <w:lvlOverride w:ilvl="1">
       <w:lvl w:ilvl="1">
         <w:numFmt w:val="bullet"/>
@@ -50799,7 +51470,7 @@
     </w:lvlOverride>
   </w:num>
   <w:num w:numId="467" w16cid:durableId="359167791">
-    <w:abstractNumId w:val="221"/>
+    <w:abstractNumId w:val="222"/>
     <w:lvlOverride w:ilvl="1">
       <w:lvl w:ilvl="1">
         <w:numFmt w:val="bullet"/>
@@ -50819,7 +51490,7 @@
     </w:lvlOverride>
   </w:num>
   <w:num w:numId="468" w16cid:durableId="515273267">
-    <w:abstractNumId w:val="221"/>
+    <w:abstractNumId w:val="222"/>
     <w:lvlOverride w:ilvl="1">
       <w:lvl w:ilvl="1">
         <w:numFmt w:val="bullet"/>
@@ -50839,7 +51510,7 @@
     </w:lvlOverride>
   </w:num>
   <w:num w:numId="469" w16cid:durableId="176963739">
-    <w:abstractNumId w:val="221"/>
+    <w:abstractNumId w:val="222"/>
     <w:lvlOverride w:ilvl="1">
       <w:lvl w:ilvl="1">
         <w:numFmt w:val="bullet"/>
@@ -50865,7 +51536,7 @@
     <w:abstractNumId w:val="58"/>
   </w:num>
   <w:num w:numId="472" w16cid:durableId="1382436268">
-    <w:abstractNumId w:val="166"/>
+    <w:abstractNumId w:val="167"/>
   </w:num>
   <w:num w:numId="473" w16cid:durableId="398864408">
     <w:abstractNumId w:val="104"/>
@@ -50874,10 +51545,10 @@
     <w:abstractNumId w:val="34"/>
   </w:num>
   <w:num w:numId="475" w16cid:durableId="739333064">
-    <w:abstractNumId w:val="197"/>
+    <w:abstractNumId w:val="198"/>
   </w:num>
   <w:num w:numId="476" w16cid:durableId="245775278">
-    <w:abstractNumId w:val="206"/>
+    <w:abstractNumId w:val="207"/>
   </w:num>
   <w:num w:numId="477" w16cid:durableId="2144493695">
     <w:abstractNumId w:val="88"/>
@@ -50889,40 +51560,40 @@
     <w:abstractNumId w:val="21"/>
   </w:num>
   <w:num w:numId="480" w16cid:durableId="1818689662">
-    <w:abstractNumId w:val="204"/>
+    <w:abstractNumId w:val="205"/>
   </w:num>
   <w:num w:numId="481" w16cid:durableId="1355155217">
     <w:abstractNumId w:val="22"/>
   </w:num>
   <w:num w:numId="482" w16cid:durableId="1408383904">
-    <w:abstractNumId w:val="198"/>
+    <w:abstractNumId w:val="199"/>
   </w:num>
   <w:num w:numId="483" w16cid:durableId="247464343">
-    <w:abstractNumId w:val="187"/>
+    <w:abstractNumId w:val="188"/>
   </w:num>
   <w:num w:numId="484" w16cid:durableId="1698965271">
-    <w:abstractNumId w:val="176"/>
+    <w:abstractNumId w:val="177"/>
   </w:num>
   <w:num w:numId="485" w16cid:durableId="196042308">
     <w:abstractNumId w:val="46"/>
   </w:num>
   <w:num w:numId="486" w16cid:durableId="155192790">
-    <w:abstractNumId w:val="211"/>
+    <w:abstractNumId w:val="212"/>
   </w:num>
   <w:num w:numId="487" w16cid:durableId="124006441">
     <w:abstractNumId w:val="129"/>
   </w:num>
   <w:num w:numId="488" w16cid:durableId="1021859187">
-    <w:abstractNumId w:val="207"/>
+    <w:abstractNumId w:val="208"/>
   </w:num>
   <w:num w:numId="489" w16cid:durableId="844326744">
-    <w:abstractNumId w:val="144"/>
+    <w:abstractNumId w:val="145"/>
   </w:num>
   <w:num w:numId="490" w16cid:durableId="1956522580">
     <w:abstractNumId w:val="78"/>
   </w:num>
   <w:num w:numId="491" w16cid:durableId="1285188320">
-    <w:abstractNumId w:val="185"/>
+    <w:abstractNumId w:val="186"/>
   </w:num>
   <w:num w:numId="492" w16cid:durableId="1186096464">
     <w:abstractNumId w:val="122"/>
@@ -50931,7 +51602,7 @@
     <w:abstractNumId w:val="4"/>
   </w:num>
   <w:num w:numId="494" w16cid:durableId="912738110">
-    <w:abstractNumId w:val="145"/>
+    <w:abstractNumId w:val="146"/>
   </w:num>
   <w:num w:numId="495" w16cid:durableId="636952659">
     <w:abstractNumId w:val="92"/>
@@ -51060,28 +51731,28 @@
     <w:abstractNumId w:val="114"/>
   </w:num>
   <w:num w:numId="503" w16cid:durableId="769934454">
-    <w:abstractNumId w:val="217"/>
+    <w:abstractNumId w:val="218"/>
   </w:num>
   <w:num w:numId="504" w16cid:durableId="127092240">
-    <w:abstractNumId w:val="154"/>
+    <w:abstractNumId w:val="155"/>
   </w:num>
   <w:num w:numId="505" w16cid:durableId="1910576791">
     <w:abstractNumId w:val="31"/>
   </w:num>
   <w:num w:numId="506" w16cid:durableId="944384440">
-    <w:abstractNumId w:val="163"/>
+    <w:abstractNumId w:val="164"/>
   </w:num>
   <w:num w:numId="507" w16cid:durableId="2041665929">
-    <w:abstractNumId w:val="238"/>
+    <w:abstractNumId w:val="239"/>
   </w:num>
   <w:num w:numId="508" w16cid:durableId="1096680387">
-    <w:abstractNumId w:val="151"/>
+    <w:abstractNumId w:val="152"/>
   </w:num>
   <w:num w:numId="509" w16cid:durableId="1764759620">
     <w:abstractNumId w:val="83"/>
   </w:num>
   <w:num w:numId="510" w16cid:durableId="1482192031">
-    <w:abstractNumId w:val="150"/>
+    <w:abstractNumId w:val="151"/>
   </w:num>
   <w:num w:numId="511" w16cid:durableId="991182923">
     <w:abstractNumId w:val="41"/>
@@ -51090,7 +51761,7 @@
     <w:abstractNumId w:val="51"/>
   </w:num>
   <w:num w:numId="513" w16cid:durableId="1565489822">
-    <w:abstractNumId w:val="219"/>
+    <w:abstractNumId w:val="220"/>
   </w:num>
   <w:num w:numId="514" w16cid:durableId="1695761682">
     <w:abstractNumId w:val="75"/>
@@ -51102,7 +51773,7 @@
     <w:abstractNumId w:val="74"/>
   </w:num>
   <w:num w:numId="517" w16cid:durableId="301466323">
-    <w:abstractNumId w:val="232"/>
+    <w:abstractNumId w:val="233"/>
   </w:num>
   <w:num w:numId="518" w16cid:durableId="1098983162">
     <w:abstractNumId w:val="2"/>
@@ -51111,43 +51782,43 @@
     <w:abstractNumId w:val="11"/>
   </w:num>
   <w:num w:numId="520" w16cid:durableId="1560482079">
-    <w:abstractNumId w:val="227"/>
+    <w:abstractNumId w:val="228"/>
   </w:num>
   <w:num w:numId="521" w16cid:durableId="939142479">
-    <w:abstractNumId w:val="183"/>
+    <w:abstractNumId w:val="184"/>
   </w:num>
   <w:num w:numId="522" w16cid:durableId="2129465230">
-    <w:abstractNumId w:val="195"/>
+    <w:abstractNumId w:val="196"/>
   </w:num>
   <w:num w:numId="523" w16cid:durableId="170224357">
     <w:abstractNumId w:val="69"/>
   </w:num>
   <w:num w:numId="524" w16cid:durableId="1300499789">
-    <w:abstractNumId w:val="241"/>
+    <w:abstractNumId w:val="242"/>
   </w:num>
   <w:num w:numId="525" w16cid:durableId="1112822429">
-    <w:abstractNumId w:val="191"/>
+    <w:abstractNumId w:val="192"/>
   </w:num>
   <w:num w:numId="526" w16cid:durableId="515459889">
-    <w:abstractNumId w:val="171"/>
+    <w:abstractNumId w:val="172"/>
   </w:num>
   <w:num w:numId="527" w16cid:durableId="2046323769">
-    <w:abstractNumId w:val="223"/>
+    <w:abstractNumId w:val="224"/>
   </w:num>
   <w:num w:numId="528" w16cid:durableId="578910849">
-    <w:abstractNumId w:val="225"/>
+    <w:abstractNumId w:val="226"/>
   </w:num>
   <w:num w:numId="529" w16cid:durableId="712536835">
     <w:abstractNumId w:val="44"/>
   </w:num>
   <w:num w:numId="530" w16cid:durableId="896403956">
-    <w:abstractNumId w:val="253"/>
+    <w:abstractNumId w:val="254"/>
   </w:num>
   <w:num w:numId="531" w16cid:durableId="2048600201">
     <w:abstractNumId w:val="124"/>
   </w:num>
   <w:num w:numId="532" w16cid:durableId="1834644696">
-    <w:abstractNumId w:val="143"/>
+    <w:abstractNumId w:val="144"/>
   </w:num>
   <w:num w:numId="533" w16cid:durableId="2132745270">
     <w:abstractNumId w:val="18"/>
@@ -51156,7 +51827,7 @@
     <w:abstractNumId w:val="35"/>
   </w:num>
   <w:num w:numId="535" w16cid:durableId="242110835">
-    <w:abstractNumId w:val="182"/>
+    <w:abstractNumId w:val="183"/>
   </w:num>
   <w:num w:numId="536" w16cid:durableId="1106729083">
     <w:abstractNumId w:val="66"/>
@@ -51165,10 +51836,10 @@
     <w:abstractNumId w:val="85"/>
   </w:num>
   <w:num w:numId="538" w16cid:durableId="1309897227">
-    <w:abstractNumId w:val="190"/>
+    <w:abstractNumId w:val="191"/>
   </w:num>
   <w:num w:numId="539" w16cid:durableId="1189875745">
-    <w:abstractNumId w:val="194"/>
+    <w:abstractNumId w:val="195"/>
   </w:num>
   <w:num w:numId="540" w16cid:durableId="1567716513">
     <w:abstractNumId w:val="32"/>
@@ -51183,13 +51854,13 @@
     <w:abstractNumId w:val="127"/>
   </w:num>
   <w:num w:numId="544" w16cid:durableId="583418942">
-    <w:abstractNumId w:val="136"/>
+    <w:abstractNumId w:val="137"/>
   </w:num>
   <w:num w:numId="545" w16cid:durableId="23679911">
-    <w:abstractNumId w:val="247"/>
+    <w:abstractNumId w:val="248"/>
   </w:num>
   <w:num w:numId="546" w16cid:durableId="904680098">
-    <w:abstractNumId w:val="158"/>
+    <w:abstractNumId w:val="159"/>
   </w:num>
   <w:num w:numId="547" w16cid:durableId="691494394">
     <w:abstractNumId w:val="14"/>
@@ -51201,13 +51872,13 @@
     <w:abstractNumId w:val="10"/>
   </w:num>
   <w:num w:numId="550" w16cid:durableId="1668358292">
-    <w:abstractNumId w:val="246"/>
+    <w:abstractNumId w:val="247"/>
   </w:num>
   <w:num w:numId="551" w16cid:durableId="2093622435">
     <w:abstractNumId w:val="126"/>
   </w:num>
   <w:num w:numId="552" w16cid:durableId="2121993035">
-    <w:abstractNumId w:val="242"/>
+    <w:abstractNumId w:val="243"/>
   </w:num>
   <w:num w:numId="553" w16cid:durableId="278295026">
     <w:abstractNumId w:val="79"/>
@@ -51216,19 +51887,22 @@
     <w:abstractNumId w:val="97"/>
   </w:num>
   <w:num w:numId="555" w16cid:durableId="1550527793">
-    <w:abstractNumId w:val="175"/>
+    <w:abstractNumId w:val="176"/>
   </w:num>
   <w:num w:numId="556" w16cid:durableId="1857689261">
     <w:abstractNumId w:val="80"/>
   </w:num>
   <w:num w:numId="557" w16cid:durableId="1902016722">
-    <w:abstractNumId w:val="209"/>
+    <w:abstractNumId w:val="210"/>
   </w:num>
   <w:num w:numId="558" w16cid:durableId="2044477453">
-    <w:abstractNumId w:val="200"/>
+    <w:abstractNumId w:val="201"/>
   </w:num>
   <w:num w:numId="559" w16cid:durableId="36469768">
     <w:abstractNumId w:val="33"/>
+  </w:num>
+  <w:num w:numId="560" w16cid:durableId="343015528">
+    <w:abstractNumId w:val="130"/>
   </w:num>
   <w:numIdMacAtCleanup w:val="18"/>
 </w:numbering>

--- a/Documentation/Unity Associate Programmer.docx
+++ b/Documentation/Unity Associate Programmer.docx
@@ -181,13 +181,23 @@
           <w:szCs w:val="28"/>
         </w:rPr>
       </w:pPr>
+      <w:proofErr w:type="gramStart"/>
       <w:r>
         <w:rPr>
           <w:rFonts w:asciiTheme="minorHAnsi" w:hAnsiTheme="minorHAnsi" w:cstheme="minorHAnsi"/>
           <w:sz w:val="28"/>
           <w:szCs w:val="28"/>
         </w:rPr>
-        <w:t xml:space="preserve">By:   </w:t>
+        <w:t>By:</w:t>
+      </w:r>
+      <w:proofErr w:type="gramEnd"/>
+      <w:r>
+        <w:rPr>
+          <w:rFonts w:asciiTheme="minorHAnsi" w:hAnsiTheme="minorHAnsi" w:cstheme="minorHAnsi"/>
+          <w:sz w:val="28"/>
+          <w:szCs w:val="28"/>
+        </w:rPr>
+        <w:t xml:space="preserve">   </w:t>
       </w:r>
     </w:p>
     <w:p>
@@ -2439,7 +2449,21 @@
         <w:rPr>
           <w:rFonts w:asciiTheme="minorHAnsi" w:hAnsiTheme="minorHAnsi" w:cstheme="minorHAnsi"/>
         </w:rPr>
-        <w:t>Describe the process and outcomes for changing a nested prefab or prefab variant</w:t>
+        <w:t xml:space="preserve">Describe the process and outcomes for changing a </w:t>
+      </w:r>
+      <w:proofErr w:type="gramStart"/>
+      <w:r>
+        <w:rPr>
+          <w:rFonts w:asciiTheme="minorHAnsi" w:hAnsiTheme="minorHAnsi" w:cstheme="minorHAnsi"/>
+        </w:rPr>
+        <w:t>nested</w:t>
+      </w:r>
+      <w:proofErr w:type="gramEnd"/>
+      <w:r>
+        <w:rPr>
+          <w:rFonts w:asciiTheme="minorHAnsi" w:hAnsiTheme="minorHAnsi" w:cstheme="minorHAnsi"/>
+        </w:rPr>
+        <w:t xml:space="preserve"> prefab or prefab variant</w:t>
       </w:r>
     </w:p>
     <w:p>
@@ -2620,8 +2644,13 @@
           <w:numId w:val="509"/>
         </w:numPr>
       </w:pPr>
-      <w:r>
-        <w:t>Player Can Destroy Enemies</w:t>
+      <w:proofErr w:type="gramStart"/>
+      <w:r>
+        <w:t>Player</w:t>
+      </w:r>
+      <w:proofErr w:type="gramEnd"/>
+      <w:r>
+        <w:t xml:space="preserve"> Can Destroy Enemies</w:t>
       </w:r>
     </w:p>
     <w:p>
@@ -2711,7 +2740,15 @@
         </w:numPr>
       </w:pPr>
       <w:r>
-        <w:t>Player health should be edited in the inspector.</w:t>
+        <w:t xml:space="preserve">Player health should be edited </w:t>
+      </w:r>
+      <w:proofErr w:type="gramStart"/>
+      <w:r>
+        <w:t>in</w:t>
+      </w:r>
+      <w:proofErr w:type="gramEnd"/>
+      <w:r>
+        <w:t xml:space="preserve"> the inspector.</w:t>
       </w:r>
     </w:p>
     <w:p/>
@@ -2892,10 +2929,12 @@
       </w:r>
     </w:p>
     <w:p>
+      <w:proofErr w:type="gramStart"/>
       <w:r>
         <w:lastRenderedPageBreak/>
         <w:t>Solution :</w:t>
       </w:r>
+      <w:proofErr w:type="gramEnd"/>
     </w:p>
     <w:p>
       <w:pPr>
@@ -2962,11 +3001,24 @@
         <w:t>Stats</w:t>
       </w:r>
       <w:r>
-        <w:t xml:space="preserve"> struct: </w:t>
-      </w:r>
-      <w:r>
-        <w:t>public float health;</w:t>
-      </w:r>
+        <w:t xml:space="preserve"> </w:t>
+      </w:r>
+      <w:proofErr w:type="gramStart"/>
+      <w:r>
+        <w:t>struct:</w:t>
+      </w:r>
+      <w:proofErr w:type="gramEnd"/>
+      <w:r>
+        <w:t xml:space="preserve"> </w:t>
+      </w:r>
+      <w:r>
+        <w:t xml:space="preserve">public float </w:t>
+      </w:r>
+      <w:proofErr w:type="gramStart"/>
+      <w:r>
+        <w:t>health;</w:t>
+      </w:r>
+      <w:proofErr w:type="gramEnd"/>
     </w:p>
     <w:p>
       <w:pPr>
@@ -2983,6 +3035,7 @@
         <w:t xml:space="preserve"> method </w:t>
       </w:r>
       <w:proofErr w:type="spellStart"/>
+      <w:proofErr w:type="gramStart"/>
       <w:r>
         <w:rPr>
           <w:b/>
@@ -2996,7 +3049,15 @@
           <w:b/>
           <w:bCs/>
         </w:rPr>
-        <w:t>(float amount)</w:t>
+        <w:t>(</w:t>
+      </w:r>
+      <w:proofErr w:type="gramEnd"/>
+      <w:r>
+        <w:rPr>
+          <w:b/>
+          <w:bCs/>
+        </w:rPr>
+        <w:t>float amount)</w:t>
       </w:r>
       <w:r>
         <w:rPr>
@@ -3076,6 +3137,7 @@
         <w:t xml:space="preserve"> </w:t>
       </w:r>
       <w:proofErr w:type="spellStart"/>
+      <w:proofErr w:type="gramStart"/>
       <w:r>
         <w:rPr>
           <w:rFonts w:ascii="Cascadia Mono" w:hAnsi="Cascadia Mono" w:cs="Cascadia Mono"/>
@@ -3097,6 +3159,7 @@
         </w:rPr>
         <w:t>(</w:t>
       </w:r>
+      <w:proofErr w:type="gramEnd"/>
       <w:r>
         <w:rPr>
           <w:rFonts w:ascii="Cascadia Mono" w:hAnsi="Cascadia Mono" w:cs="Cascadia Mono"/>
@@ -3187,15 +3250,10 @@
           <w:szCs w:val="19"/>
           <w:highlight w:val="white"/>
         </w:rPr>
-        <w:t xml:space="preserve"> += amount;</w:t>
-      </w:r>
-    </w:p>
-    <w:p>
-      <w:pPr>
-        <w:autoSpaceDE w:val="0"/>
-        <w:autoSpaceDN w:val="0"/>
-        <w:adjustRightInd w:val="0"/>
-        <w:ind w:firstLine="0"/>
+        <w:t xml:space="preserve"> += </w:t>
+      </w:r>
+      <w:proofErr w:type="gramStart"/>
+      <w:r>
         <w:rPr>
           <w:rFonts w:ascii="Cascadia Mono" w:hAnsi="Cascadia Mono" w:cs="Cascadia Mono"/>
           <w:color w:val="000000"/>
@@ -3203,8 +3261,16 @@
           <w:szCs w:val="19"/>
           <w:highlight w:val="white"/>
         </w:rPr>
-      </w:pPr>
-      <w:r>
+        <w:t>amount;</w:t>
+      </w:r>
+      <w:proofErr w:type="gramEnd"/>
+    </w:p>
+    <w:p>
+      <w:pPr>
+        <w:autoSpaceDE w:val="0"/>
+        <w:autoSpaceDN w:val="0"/>
+        <w:adjustRightInd w:val="0"/>
+        <w:ind w:firstLine="0"/>
         <w:rPr>
           <w:rFonts w:ascii="Cascadia Mono" w:hAnsi="Cascadia Mono" w:cs="Cascadia Mono"/>
           <w:color w:val="000000"/>
@@ -3212,6 +3278,15 @@
           <w:szCs w:val="19"/>
           <w:highlight w:val="white"/>
         </w:rPr>
+      </w:pPr>
+      <w:r>
+        <w:rPr>
+          <w:rFonts w:ascii="Cascadia Mono" w:hAnsi="Cascadia Mono" w:cs="Cascadia Mono"/>
+          <w:color w:val="000000"/>
+          <w:sz w:val="19"/>
+          <w:szCs w:val="19"/>
+          <w:highlight w:val="white"/>
+        </w:rPr>
         <w:t xml:space="preserve">    </w:t>
       </w:r>
       <w:proofErr w:type="spellStart"/>
@@ -3254,7 +3329,29 @@
           <w:szCs w:val="19"/>
           <w:highlight w:val="white"/>
         </w:rPr>
-        <w:t xml:space="preserve">$"Updated health by: </w:t>
+        <w:t xml:space="preserve">$"Updated health </w:t>
+      </w:r>
+      <w:proofErr w:type="gramStart"/>
+      <w:r>
+        <w:rPr>
+          <w:rFonts w:ascii="Cascadia Mono" w:hAnsi="Cascadia Mono" w:cs="Cascadia Mono"/>
+          <w:color w:val="A31515"/>
+          <w:sz w:val="19"/>
+          <w:szCs w:val="19"/>
+          <w:highlight w:val="white"/>
+        </w:rPr>
+        <w:t>by:</w:t>
+      </w:r>
+      <w:proofErr w:type="gramEnd"/>
+      <w:r>
+        <w:rPr>
+          <w:rFonts w:ascii="Cascadia Mono" w:hAnsi="Cascadia Mono" w:cs="Cascadia Mono"/>
+          <w:color w:val="A31515"/>
+          <w:sz w:val="19"/>
+          <w:szCs w:val="19"/>
+          <w:highlight w:val="white"/>
+        </w:rPr>
+        <w:t xml:space="preserve"> </w:t>
       </w:r>
       <w:r>
         <w:rPr>
@@ -3264,7 +3361,18 @@
           <w:szCs w:val="19"/>
           <w:highlight w:val="white"/>
         </w:rPr>
-        <w:t>{amount}</w:t>
+        <w:t>{</w:t>
+      </w:r>
+      <w:proofErr w:type="gramStart"/>
+      <w:r>
+        <w:rPr>
+          <w:rFonts w:ascii="Cascadia Mono" w:hAnsi="Cascadia Mono" w:cs="Cascadia Mono"/>
+          <w:color w:val="000000"/>
+          <w:sz w:val="19"/>
+          <w:szCs w:val="19"/>
+          <w:highlight w:val="white"/>
+        </w:rPr>
+        <w:t>amount}</w:t>
       </w:r>
       <w:r>
         <w:rPr>
@@ -3274,7 +3382,29 @@
           <w:szCs w:val="19"/>
           <w:highlight w:val="white"/>
         </w:rPr>
-        <w:t xml:space="preserve">, Player's current Health: </w:t>
+        <w:t>,</w:t>
+      </w:r>
+      <w:proofErr w:type="gramEnd"/>
+      <w:r>
+        <w:rPr>
+          <w:rFonts w:ascii="Cascadia Mono" w:hAnsi="Cascadia Mono" w:cs="Cascadia Mono"/>
+          <w:color w:val="A31515"/>
+          <w:sz w:val="19"/>
+          <w:szCs w:val="19"/>
+          <w:highlight w:val="white"/>
+        </w:rPr>
+        <w:t xml:space="preserve"> Player's current </w:t>
+      </w:r>
+      <w:proofErr w:type="gramStart"/>
+      <w:r>
+        <w:rPr>
+          <w:rFonts w:ascii="Cascadia Mono" w:hAnsi="Cascadia Mono" w:cs="Cascadia Mono"/>
+          <w:color w:val="A31515"/>
+          <w:sz w:val="19"/>
+          <w:szCs w:val="19"/>
+          <w:highlight w:val="white"/>
+        </w:rPr>
+        <w:t xml:space="preserve">Health: </w:t>
       </w:r>
       <w:r>
         <w:rPr>
@@ -3287,6 +3417,7 @@
         <w:t>{</w:t>
       </w:r>
       <w:proofErr w:type="spellStart"/>
+      <w:proofErr w:type="gramEnd"/>
       <w:r>
         <w:rPr>
           <w:rFonts w:ascii="Cascadia Mono" w:hAnsi="Cascadia Mono" w:cs="Cascadia Mono"/>
@@ -3295,9 +3426,9 @@
           <w:szCs w:val="19"/>
           <w:highlight w:val="white"/>
         </w:rPr>
-        <w:t>playerStats.health</w:t>
-      </w:r>
-      <w:proofErr w:type="spellEnd"/>
+        <w:t>playerStats.</w:t>
+      </w:r>
+      <w:proofErr w:type="gramStart"/>
       <w:r>
         <w:rPr>
           <w:rFonts w:ascii="Cascadia Mono" w:hAnsi="Cascadia Mono" w:cs="Cascadia Mono"/>
@@ -3306,6 +3437,17 @@
           <w:szCs w:val="19"/>
           <w:highlight w:val="white"/>
         </w:rPr>
+        <w:t>health</w:t>
+      </w:r>
+      <w:proofErr w:type="spellEnd"/>
+      <w:r>
+        <w:rPr>
+          <w:rFonts w:ascii="Cascadia Mono" w:hAnsi="Cascadia Mono" w:cs="Cascadia Mono"/>
+          <w:color w:val="000000"/>
+          <w:sz w:val="19"/>
+          <w:szCs w:val="19"/>
+          <w:highlight w:val="white"/>
+        </w:rPr>
         <w:t>}</w:t>
       </w:r>
       <w:r>
@@ -3328,6 +3470,7 @@
         </w:rPr>
         <w:t>);</w:t>
       </w:r>
+      <w:proofErr w:type="gramEnd"/>
     </w:p>
     <w:p>
       <w:pPr>
@@ -3408,7 +3551,15 @@
         <w:t xml:space="preserve"> </w:t>
       </w:r>
       <w:r>
-        <w:t>getting a hit by enemy or trap.</w:t>
+        <w:t xml:space="preserve">getting </w:t>
+      </w:r>
+      <w:proofErr w:type="gramStart"/>
+      <w:r>
+        <w:t>a hit</w:t>
+      </w:r>
+      <w:proofErr w:type="gramEnd"/>
+      <w:r>
+        <w:t xml:space="preserve"> by enemy or trap.</w:t>
       </w:r>
     </w:p>
     <w:p>
@@ -3434,6 +3585,7 @@
         <w:t xml:space="preserve"> </w:t>
       </w:r>
       <w:proofErr w:type="spellStart"/>
+      <w:proofErr w:type="gramStart"/>
       <w:r>
         <w:rPr>
           <w:b/>
@@ -3447,17 +3599,15 @@
           <w:b/>
           <w:bCs/>
         </w:rPr>
-        <w:t>()</w:t>
-      </w:r>
+        <w:t>(</w:t>
+      </w:r>
+      <w:proofErr w:type="gramEnd"/>
       <w:r>
         <w:rPr>
           <w:b/>
           <w:bCs/>
         </w:rPr>
-        <w:t xml:space="preserve"> </w:t>
-      </w:r>
-      <w:r>
-        <w:t>method</w:t>
+        <w:t>)</w:t>
       </w:r>
       <w:r>
         <w:rPr>
@@ -3466,12 +3616,31 @@
         </w:rPr>
         <w:t xml:space="preserve"> </w:t>
       </w:r>
+      <w:proofErr w:type="gramStart"/>
+      <w:r>
+        <w:t>method</w:t>
+      </w:r>
       <w:r>
         <w:rPr>
           <w:b/>
           <w:bCs/>
         </w:rPr>
-        <w:t xml:space="preserve">: </w:t>
+        <w:t xml:space="preserve"> </w:t>
+      </w:r>
+      <w:r>
+        <w:rPr>
+          <w:b/>
+          <w:bCs/>
+        </w:rPr>
+        <w:t>:</w:t>
+      </w:r>
+      <w:proofErr w:type="gramEnd"/>
+      <w:r>
+        <w:rPr>
+          <w:b/>
+          <w:bCs/>
+        </w:rPr>
+        <w:t xml:space="preserve"> </w:t>
       </w:r>
       <w:proofErr w:type="spellStart"/>
       <w:r>
@@ -3479,8 +3648,13 @@
       </w:r>
       <w:proofErr w:type="spellEnd"/>
       <w:r>
-        <w:t>(-1);</w:t>
-      </w:r>
+        <w:t>(-1</w:t>
+      </w:r>
+      <w:proofErr w:type="gramStart"/>
+      <w:r>
+        <w:t>);</w:t>
+      </w:r>
+      <w:proofErr w:type="gramEnd"/>
     </w:p>
     <w:p>
       <w:pPr>
@@ -3500,10 +3674,12 @@
         <w:t xml:space="preserve"> Examining a Project &amp; Adding a Health System We have all these coins floating around, let's put them to some good use. Design a system that allows you to collect 10 coins to add one health back to the player’s health. The player's health should still be capped at </w:t>
       </w:r>
       <w:proofErr w:type="spellStart"/>
+      <w:proofErr w:type="gramStart"/>
       <w:r>
         <w:t>it’s</w:t>
       </w:r>
       <w:proofErr w:type="spellEnd"/>
+      <w:proofErr w:type="gramEnd"/>
       <w:r>
         <w:t xml:space="preserve"> starting base health. Consider how we can integrate this new system into our existing </w:t>
       </w:r>
@@ -3575,6 +3751,7 @@
           <w:highlight w:val="white"/>
         </w:rPr>
       </w:pPr>
+      <w:proofErr w:type="gramStart"/>
       <w:r>
         <w:rPr>
           <w:rFonts w:ascii="Cascadia Mono" w:hAnsi="Cascadia Mono" w:cs="Cascadia Mono"/>
@@ -3596,6 +3773,7 @@
         <w:t>(</w:t>
       </w:r>
       <w:proofErr w:type="spellStart"/>
+      <w:proofErr w:type="gramEnd"/>
       <w:r>
         <w:rPr>
           <w:rFonts w:ascii="Cascadia Mono" w:hAnsi="Cascadia Mono" w:cs="Cascadia Mono"/>
@@ -3628,6 +3806,7 @@
         <w:t xml:space="preserve"> % 100 == 0 &amp;&amp; </w:t>
       </w:r>
       <w:proofErr w:type="spellStart"/>
+      <w:proofErr w:type="gramStart"/>
       <w:r>
         <w:rPr>
           <w:rFonts w:ascii="Cascadia Mono" w:hAnsi="Cascadia Mono" w:cs="Cascadia Mono"/>
@@ -3639,6 +3818,7 @@
         <w:t>playerMovementScript.playerStats.health</w:t>
       </w:r>
       <w:proofErr w:type="spellEnd"/>
+      <w:proofErr w:type="gramEnd"/>
       <w:r>
         <w:rPr>
           <w:rFonts w:ascii="Cascadia Mono" w:hAnsi="Cascadia Mono" w:cs="Cascadia Mono"/>
@@ -3719,13 +3899,9 @@
           <w:szCs w:val="19"/>
           <w:highlight w:val="white"/>
         </w:rPr>
-        <w:t>(1);</w:t>
-      </w:r>
-    </w:p>
-    <w:p>
-      <w:pPr>
-        <w:ind w:left="144" w:firstLine="0"/>
-      </w:pPr>
+        <w:t>(1</w:t>
+      </w:r>
+      <w:proofErr w:type="gramStart"/>
       <w:r>
         <w:rPr>
           <w:rFonts w:ascii="Cascadia Mono" w:hAnsi="Cascadia Mono" w:cs="Cascadia Mono"/>
@@ -3734,6 +3910,22 @@
           <w:szCs w:val="19"/>
           <w:highlight w:val="white"/>
         </w:rPr>
+        <w:t>);</w:t>
+      </w:r>
+      <w:proofErr w:type="gramEnd"/>
+    </w:p>
+    <w:p>
+      <w:pPr>
+        <w:ind w:left="144" w:firstLine="0"/>
+      </w:pPr>
+      <w:r>
+        <w:rPr>
+          <w:rFonts w:ascii="Cascadia Mono" w:hAnsi="Cascadia Mono" w:cs="Cascadia Mono"/>
+          <w:color w:val="000000"/>
+          <w:sz w:val="19"/>
+          <w:szCs w:val="19"/>
+          <w:highlight w:val="white"/>
+        </w:rPr>
         <w:t xml:space="preserve"> }</w:t>
       </w:r>
     </w:p>
@@ -3817,7 +4009,15 @@
       </w:r>
       <w:proofErr w:type="spellEnd"/>
       <w:r>
-        <w:t xml:space="preserve"> script, uncomment the code and make sure it moves between 3 points A,B and C.</w:t>
+        <w:t xml:space="preserve"> script, uncomment the code and make sure it moves between 3 points </w:t>
+      </w:r>
+      <w:proofErr w:type="gramStart"/>
+      <w:r>
+        <w:t>A,B</w:t>
+      </w:r>
+      <w:proofErr w:type="gramEnd"/>
+      <w:r>
+        <w:t xml:space="preserve"> and C.</w:t>
       </w:r>
     </w:p>
     <w:p>
@@ -3837,7 +4037,15 @@
       </w:r>
       <w:proofErr w:type="spellEnd"/>
       <w:r>
-        <w:t xml:space="preserve"> game object, enable it. It compiles but does not works in play mode.</w:t>
+        <w:t xml:space="preserve"> game object, enable it. It compiles but does not </w:t>
+      </w:r>
+      <w:proofErr w:type="gramStart"/>
+      <w:r>
+        <w:t>works</w:t>
+      </w:r>
+      <w:proofErr w:type="gramEnd"/>
+      <w:r>
+        <w:t xml:space="preserve"> in play mode.</w:t>
       </w:r>
     </w:p>
     <w:p/>
@@ -3871,7 +4079,27 @@
           <w:szCs w:val="19"/>
           <w:highlight w:val="white"/>
         </w:rPr>
-        <w:t>private void Update()</w:t>
+        <w:t xml:space="preserve">private void </w:t>
+      </w:r>
+      <w:proofErr w:type="gramStart"/>
+      <w:r>
+        <w:rPr>
+          <w:rFonts w:ascii="Cascadia Mono" w:hAnsi="Cascadia Mono" w:cs="Cascadia Mono"/>
+          <w:sz w:val="19"/>
+          <w:szCs w:val="19"/>
+          <w:highlight w:val="white"/>
+        </w:rPr>
+        <w:t>Update(</w:t>
+      </w:r>
+      <w:proofErr w:type="gramEnd"/>
+      <w:r>
+        <w:rPr>
+          <w:rFonts w:ascii="Cascadia Mono" w:hAnsi="Cascadia Mono" w:cs="Cascadia Mono"/>
+          <w:sz w:val="19"/>
+          <w:szCs w:val="19"/>
+          <w:highlight w:val="white"/>
+        </w:rPr>
+        <w:t>)</w:t>
       </w:r>
     </w:p>
     <w:p>
@@ -4036,6 +4264,7 @@
         <w:t>currentPatrolPoint</w:t>
       </w:r>
       <w:proofErr w:type="spellEnd"/>
+      <w:proofErr w:type="gramStart"/>
       <w:r>
         <w:rPr>
           <w:rFonts w:ascii="Cascadia Mono" w:hAnsi="Cascadia Mono" w:cs="Cascadia Mono"/>
@@ -4043,7 +4272,17 @@
           <w:szCs w:val="19"/>
           <w:highlight w:val="white"/>
         </w:rPr>
-        <w:t xml:space="preserve">].position;   </w:t>
+        <w:t>].position</w:t>
+      </w:r>
+      <w:proofErr w:type="gramEnd"/>
+      <w:r>
+        <w:rPr>
+          <w:rFonts w:ascii="Cascadia Mono" w:hAnsi="Cascadia Mono" w:cs="Cascadia Mono"/>
+          <w:sz w:val="19"/>
+          <w:szCs w:val="19"/>
+          <w:highlight w:val="white"/>
+        </w:rPr>
+        <w:t xml:space="preserve">;   </w:t>
       </w:r>
     </w:p>
     <w:p>
@@ -4069,6 +4308,7 @@
         <w:t xml:space="preserve">        </w:t>
       </w:r>
       <w:proofErr w:type="spellStart"/>
+      <w:proofErr w:type="gramStart"/>
       <w:r>
         <w:rPr>
           <w:rFonts w:ascii="Cascadia Mono" w:hAnsi="Cascadia Mono" w:cs="Cascadia Mono"/>
@@ -4079,6 +4319,7 @@
         <w:t>transform.position</w:t>
       </w:r>
       <w:proofErr w:type="spellEnd"/>
+      <w:proofErr w:type="gramEnd"/>
       <w:r>
         <w:rPr>
           <w:rFonts w:ascii="Cascadia Mono" w:hAnsi="Cascadia Mono" w:cs="Cascadia Mono"/>
@@ -4089,6 +4330,7 @@
         <w:t xml:space="preserve"> = Vector3.MoveTowards(</w:t>
       </w:r>
       <w:proofErr w:type="spellStart"/>
+      <w:proofErr w:type="gramStart"/>
       <w:r>
         <w:rPr>
           <w:rFonts w:ascii="Cascadia Mono" w:hAnsi="Cascadia Mono" w:cs="Cascadia Mono"/>
@@ -4099,6 +4341,7 @@
         <w:t>transform.position</w:t>
       </w:r>
       <w:proofErr w:type="spellEnd"/>
+      <w:proofErr w:type="gramEnd"/>
       <w:r>
         <w:rPr>
           <w:rFonts w:ascii="Cascadia Mono" w:hAnsi="Cascadia Mono" w:cs="Cascadia Mono"/>
@@ -4159,6 +4402,7 @@
         <w:t>Time.deltaTime</w:t>
       </w:r>
       <w:proofErr w:type="spellEnd"/>
+      <w:proofErr w:type="gramStart"/>
       <w:r>
         <w:rPr>
           <w:rFonts w:ascii="Cascadia Mono" w:hAnsi="Cascadia Mono" w:cs="Cascadia Mono"/>
@@ -4168,6 +4412,7 @@
         </w:rPr>
         <w:t>);</w:t>
       </w:r>
+      <w:proofErr w:type="gramEnd"/>
     </w:p>
     <w:p>
       <w:pPr>
@@ -4206,6 +4451,7 @@
         <w:t xml:space="preserve">        if (Vector3.Distance(</w:t>
       </w:r>
       <w:proofErr w:type="spellStart"/>
+      <w:proofErr w:type="gramStart"/>
       <w:r>
         <w:rPr>
           <w:rFonts w:ascii="Cascadia Mono" w:hAnsi="Cascadia Mono" w:cs="Cascadia Mono"/>
@@ -4216,6 +4462,7 @@
         <w:t>transform.position</w:t>
       </w:r>
       <w:proofErr w:type="spellEnd"/>
+      <w:proofErr w:type="gramEnd"/>
       <w:r>
         <w:rPr>
           <w:rFonts w:ascii="Cascadia Mono" w:hAnsi="Cascadia Mono" w:cs="Cascadia Mono"/>
@@ -4309,8 +4556,19 @@
           <w:szCs w:val="19"/>
           <w:highlight w:val="white"/>
         </w:rPr>
-        <w:t>++;</w:t>
-      </w:r>
+        <w:t>+</w:t>
+      </w:r>
+      <w:proofErr w:type="gramStart"/>
+      <w:r>
+        <w:rPr>
+          <w:rFonts w:ascii="Cascadia Mono" w:hAnsi="Cascadia Mono" w:cs="Cascadia Mono"/>
+          <w:sz w:val="19"/>
+          <w:szCs w:val="19"/>
+          <w:highlight w:val="white"/>
+        </w:rPr>
+        <w:t>+;</w:t>
+      </w:r>
+      <w:proofErr w:type="gramEnd"/>
     </w:p>
     <w:p>
       <w:pPr>
@@ -4452,8 +4710,19 @@
           <w:szCs w:val="19"/>
           <w:highlight w:val="white"/>
         </w:rPr>
-        <w:t xml:space="preserve"> = 0;</w:t>
-      </w:r>
+        <w:t xml:space="preserve"> = </w:t>
+      </w:r>
+      <w:proofErr w:type="gramStart"/>
+      <w:r>
+        <w:rPr>
+          <w:rFonts w:ascii="Cascadia Mono" w:hAnsi="Cascadia Mono" w:cs="Cascadia Mono"/>
+          <w:sz w:val="19"/>
+          <w:szCs w:val="19"/>
+          <w:highlight w:val="white"/>
+        </w:rPr>
+        <w:t>0;</w:t>
+      </w:r>
+      <w:proofErr w:type="gramEnd"/>
     </w:p>
     <w:p>
       <w:pPr>
@@ -4622,7 +4891,25 @@
           <w:sz w:val="19"/>
           <w:szCs w:val="19"/>
         </w:rPr>
-        <w:t>private void Update()</w:t>
+        <w:t xml:space="preserve">private void </w:t>
+      </w:r>
+      <w:proofErr w:type="gramStart"/>
+      <w:r>
+        <w:rPr>
+          <w:rFonts w:ascii="Cascadia Mono" w:hAnsi="Cascadia Mono" w:cs="Cascadia Mono"/>
+          <w:sz w:val="19"/>
+          <w:szCs w:val="19"/>
+        </w:rPr>
+        <w:t>Update(</w:t>
+      </w:r>
+      <w:proofErr w:type="gramEnd"/>
+      <w:r>
+        <w:rPr>
+          <w:rFonts w:ascii="Cascadia Mono" w:hAnsi="Cascadia Mono" w:cs="Cascadia Mono"/>
+          <w:sz w:val="19"/>
+          <w:szCs w:val="19"/>
+        </w:rPr>
+        <w:t>)</w:t>
       </w:r>
     </w:p>
     <w:p>
@@ -4682,44 +4969,92 @@
           <w:sz w:val="19"/>
           <w:szCs w:val="19"/>
         </w:rPr>
-        <w:t>($"Player distance :{Vector3.Distance(</w:t>
-      </w:r>
-      <w:proofErr w:type="spellStart"/>
+        <w:t xml:space="preserve">($"Player </w:t>
+      </w:r>
+      <w:proofErr w:type="gramStart"/>
       <w:r>
         <w:rPr>
           <w:rFonts w:ascii="Cascadia Mono" w:hAnsi="Cascadia Mono" w:cs="Cascadia Mono"/>
           <w:sz w:val="19"/>
           <w:szCs w:val="19"/>
         </w:rPr>
-        <w:t>transform.position</w:t>
-      </w:r>
-      <w:proofErr w:type="spellEnd"/>
+        <w:t>distance :</w:t>
+      </w:r>
+      <w:proofErr w:type="gramEnd"/>
       <w:r>
         <w:rPr>
           <w:rFonts w:ascii="Cascadia Mono" w:hAnsi="Cascadia Mono" w:cs="Cascadia Mono"/>
           <w:sz w:val="19"/>
           <w:szCs w:val="19"/>
         </w:rPr>
-        <w:t xml:space="preserve">, </w:t>
+        <w:t>{Vector3.Distance(</w:t>
       </w:r>
       <w:proofErr w:type="spellStart"/>
+      <w:proofErr w:type="gramStart"/>
       <w:r>
         <w:rPr>
           <w:rFonts w:ascii="Cascadia Mono" w:hAnsi="Cascadia Mono" w:cs="Cascadia Mono"/>
           <w:sz w:val="19"/>
           <w:szCs w:val="19"/>
         </w:rPr>
-        <w:t>playerTransform.position</w:t>
+        <w:t>transform.position</w:t>
       </w:r>
       <w:proofErr w:type="spellEnd"/>
+      <w:proofErr w:type="gramEnd"/>
       <w:r>
         <w:rPr>
           <w:rFonts w:ascii="Cascadia Mono" w:hAnsi="Cascadia Mono" w:cs="Cascadia Mono"/>
           <w:sz w:val="19"/>
           <w:szCs w:val="19"/>
         </w:rPr>
-        <w:t>)}");</w:t>
-      </w:r>
+        <w:t xml:space="preserve">, </w:t>
+      </w:r>
+      <w:proofErr w:type="spellStart"/>
+      <w:r>
+        <w:rPr>
+          <w:rFonts w:ascii="Cascadia Mono" w:hAnsi="Cascadia Mono" w:cs="Cascadia Mono"/>
+          <w:sz w:val="19"/>
+          <w:szCs w:val="19"/>
+        </w:rPr>
+        <w:t>playerTransform.</w:t>
+      </w:r>
+      <w:proofErr w:type="gramStart"/>
+      <w:r>
+        <w:rPr>
+          <w:rFonts w:ascii="Cascadia Mono" w:hAnsi="Cascadia Mono" w:cs="Cascadia Mono"/>
+          <w:sz w:val="19"/>
+          <w:szCs w:val="19"/>
+        </w:rPr>
+        <w:t>position</w:t>
+      </w:r>
+      <w:proofErr w:type="spellEnd"/>
+      <w:r>
+        <w:rPr>
+          <w:rFonts w:ascii="Cascadia Mono" w:hAnsi="Cascadia Mono" w:cs="Cascadia Mono"/>
+          <w:sz w:val="19"/>
+          <w:szCs w:val="19"/>
+        </w:rPr>
+        <w:t>)}</w:t>
+      </w:r>
+      <w:proofErr w:type="gramEnd"/>
+      <w:r>
+        <w:rPr>
+          <w:rFonts w:ascii="Cascadia Mono" w:hAnsi="Cascadia Mono" w:cs="Cascadia Mono"/>
+          <w:sz w:val="19"/>
+          <w:szCs w:val="19"/>
+        </w:rPr>
+        <w:t>"</w:t>
+      </w:r>
+      <w:proofErr w:type="gramStart"/>
+      <w:r>
+        <w:rPr>
+          <w:rFonts w:ascii="Cascadia Mono" w:hAnsi="Cascadia Mono" w:cs="Cascadia Mono"/>
+          <w:sz w:val="19"/>
+          <w:szCs w:val="19"/>
+        </w:rPr>
+        <w:t>);</w:t>
+      </w:r>
+      <w:proofErr w:type="gramEnd"/>
     </w:p>
     <w:p>
       <w:pPr>
@@ -4776,6 +5111,7 @@
         <w:t xml:space="preserve">     if (Vector3.Distance(</w:t>
       </w:r>
       <w:proofErr w:type="spellStart"/>
+      <w:proofErr w:type="gramStart"/>
       <w:r>
         <w:rPr>
           <w:rFonts w:ascii="Cascadia Mono" w:hAnsi="Cascadia Mono" w:cs="Cascadia Mono"/>
@@ -4785,6 +5121,7 @@
         <w:t>transform.position</w:t>
       </w:r>
       <w:proofErr w:type="spellEnd"/>
+      <w:proofErr w:type="gramEnd"/>
       <w:r>
         <w:rPr>
           <w:rFonts w:ascii="Cascadia Mono" w:hAnsi="Cascadia Mono" w:cs="Cascadia Mono"/>
@@ -4908,8 +5245,18 @@
           <w:sz w:val="19"/>
           <w:szCs w:val="19"/>
         </w:rPr>
-        <w:t>("Explode");</w:t>
-      </w:r>
+        <w:t>("Explode"</w:t>
+      </w:r>
+      <w:proofErr w:type="gramStart"/>
+      <w:r>
+        <w:rPr>
+          <w:rFonts w:ascii="Cascadia Mono" w:hAnsi="Cascadia Mono" w:cs="Cascadia Mono"/>
+          <w:sz w:val="19"/>
+          <w:szCs w:val="19"/>
+        </w:rPr>
+        <w:t>);</w:t>
+      </w:r>
+      <w:proofErr w:type="gramEnd"/>
     </w:p>
     <w:p>
       <w:pPr>
@@ -5030,7 +5377,25 @@
           <w:sz w:val="19"/>
           <w:szCs w:val="19"/>
         </w:rPr>
-        <w:t xml:space="preserve"> Explode()</w:t>
+        <w:t xml:space="preserve"> </w:t>
+      </w:r>
+      <w:proofErr w:type="gramStart"/>
+      <w:r>
+        <w:rPr>
+          <w:rFonts w:ascii="Cascadia Mono" w:hAnsi="Cascadia Mono" w:cs="Cascadia Mono"/>
+          <w:sz w:val="19"/>
+          <w:szCs w:val="19"/>
+        </w:rPr>
+        <w:t>Explode(</w:t>
+      </w:r>
+      <w:proofErr w:type="gramEnd"/>
+      <w:r>
+        <w:rPr>
+          <w:rFonts w:ascii="Cascadia Mono" w:hAnsi="Cascadia Mono" w:cs="Cascadia Mono"/>
+          <w:sz w:val="19"/>
+          <w:szCs w:val="19"/>
+        </w:rPr>
+        <w:t>)</w:t>
       </w:r>
     </w:p>
     <w:p>
@@ -5075,6 +5440,7 @@
         <w:t xml:space="preserve">     yield return new </w:t>
       </w:r>
       <w:proofErr w:type="spellStart"/>
+      <w:proofErr w:type="gramStart"/>
       <w:r>
         <w:rPr>
           <w:rFonts w:ascii="Cascadia Mono" w:hAnsi="Cascadia Mono" w:cs="Cascadia Mono"/>
@@ -5090,8 +5456,27 @@
           <w:sz w:val="19"/>
           <w:szCs w:val="19"/>
         </w:rPr>
-        <w:t>(0.2f);</w:t>
-      </w:r>
+        <w:t>(</w:t>
+      </w:r>
+      <w:proofErr w:type="gramEnd"/>
+      <w:r>
+        <w:rPr>
+          <w:rFonts w:ascii="Cascadia Mono" w:hAnsi="Cascadia Mono" w:cs="Cascadia Mono"/>
+          <w:sz w:val="19"/>
+          <w:szCs w:val="19"/>
+        </w:rPr>
+        <w:t>0.2f</w:t>
+      </w:r>
+      <w:proofErr w:type="gramStart"/>
+      <w:r>
+        <w:rPr>
+          <w:rFonts w:ascii="Cascadia Mono" w:hAnsi="Cascadia Mono" w:cs="Cascadia Mono"/>
+          <w:sz w:val="19"/>
+          <w:szCs w:val="19"/>
+        </w:rPr>
+        <w:t>);</w:t>
+      </w:r>
+      <w:proofErr w:type="gramEnd"/>
     </w:p>
     <w:p>
       <w:pPr>
@@ -5124,62 +5509,76 @@
           <w:sz w:val="19"/>
           <w:szCs w:val="19"/>
         </w:rPr>
-        <w:t xml:space="preserve">     Instantiate(</w:t>
-      </w:r>
-      <w:proofErr w:type="spellStart"/>
+        <w:t xml:space="preserve">     </w:t>
+      </w:r>
+      <w:proofErr w:type="gramStart"/>
       <w:r>
         <w:rPr>
           <w:rFonts w:ascii="Cascadia Mono" w:hAnsi="Cascadia Mono" w:cs="Cascadia Mono"/>
           <w:sz w:val="19"/>
           <w:szCs w:val="19"/>
         </w:rPr>
-        <w:t>enemyExplosionParticles</w:t>
-      </w:r>
-      <w:proofErr w:type="spellEnd"/>
+        <w:t>Instantiate(</w:t>
+      </w:r>
+      <w:proofErr w:type="spellStart"/>
+      <w:proofErr w:type="gramEnd"/>
       <w:r>
         <w:rPr>
           <w:rFonts w:ascii="Cascadia Mono" w:hAnsi="Cascadia Mono" w:cs="Cascadia Mono"/>
           <w:sz w:val="19"/>
           <w:szCs w:val="19"/>
         </w:rPr>
-        <w:t xml:space="preserve">, </w:t>
-      </w:r>
-      <w:proofErr w:type="spellStart"/>
+        <w:t>enemyExplosionParticles</w:t>
+      </w:r>
+      <w:proofErr w:type="spellEnd"/>
       <w:r>
         <w:rPr>
           <w:rFonts w:ascii="Cascadia Mono" w:hAnsi="Cascadia Mono" w:cs="Cascadia Mono"/>
           <w:sz w:val="19"/>
           <w:szCs w:val="19"/>
         </w:rPr>
-        <w:t>transform.position</w:t>
-      </w:r>
-      <w:proofErr w:type="spellEnd"/>
+        <w:t xml:space="preserve">, </w:t>
+      </w:r>
+      <w:proofErr w:type="spellStart"/>
+      <w:proofErr w:type="gramStart"/>
       <w:r>
         <w:rPr>
           <w:rFonts w:ascii="Cascadia Mono" w:hAnsi="Cascadia Mono" w:cs="Cascadia Mono"/>
           <w:sz w:val="19"/>
           <w:szCs w:val="19"/>
         </w:rPr>
-        <w:t xml:space="preserve">, </w:t>
-      </w:r>
-      <w:proofErr w:type="spellStart"/>
+        <w:t>transform.position</w:t>
+      </w:r>
+      <w:proofErr w:type="spellEnd"/>
+      <w:proofErr w:type="gramEnd"/>
       <w:r>
         <w:rPr>
           <w:rFonts w:ascii="Cascadia Mono" w:hAnsi="Cascadia Mono" w:cs="Cascadia Mono"/>
           <w:sz w:val="19"/>
           <w:szCs w:val="19"/>
         </w:rPr>
-        <w:t>Quaternion.identity</w:t>
-      </w:r>
-      <w:proofErr w:type="spellEnd"/>
+        <w:t xml:space="preserve">, </w:t>
+      </w:r>
+      <w:proofErr w:type="spellStart"/>
       <w:r>
         <w:rPr>
           <w:rFonts w:ascii="Cascadia Mono" w:hAnsi="Cascadia Mono" w:cs="Cascadia Mono"/>
           <w:sz w:val="19"/>
           <w:szCs w:val="19"/>
         </w:rPr>
+        <w:t>Quaternion.identity</w:t>
+      </w:r>
+      <w:proofErr w:type="spellEnd"/>
+      <w:proofErr w:type="gramStart"/>
+      <w:r>
+        <w:rPr>
+          <w:rFonts w:ascii="Cascadia Mono" w:hAnsi="Cascadia Mono" w:cs="Cascadia Mono"/>
+          <w:sz w:val="19"/>
+          <w:szCs w:val="19"/>
+        </w:rPr>
         <w:t>);</w:t>
       </w:r>
+      <w:proofErr w:type="gramEnd"/>
     </w:p>
     <w:p>
       <w:pPr>
@@ -5215,23 +5614,35 @@
         <w:t xml:space="preserve">     Destroy(</w:t>
       </w:r>
       <w:proofErr w:type="spellStart"/>
+      <w:proofErr w:type="gramStart"/>
       <w:r>
         <w:rPr>
           <w:rFonts w:ascii="Cascadia Mono" w:hAnsi="Cascadia Mono" w:cs="Cascadia Mono"/>
           <w:sz w:val="19"/>
           <w:szCs w:val="19"/>
         </w:rPr>
-        <w:t>transform.parent.gameObject</w:t>
-      </w:r>
-      <w:proofErr w:type="spellEnd"/>
+        <w:t>transform.parent</w:t>
+      </w:r>
+      <w:proofErr w:type="gramEnd"/>
       <w:r>
         <w:rPr>
           <w:rFonts w:ascii="Cascadia Mono" w:hAnsi="Cascadia Mono" w:cs="Cascadia Mono"/>
           <w:sz w:val="19"/>
           <w:szCs w:val="19"/>
         </w:rPr>
+        <w:t>.gameObject</w:t>
+      </w:r>
+      <w:proofErr w:type="spellEnd"/>
+      <w:proofErr w:type="gramStart"/>
+      <w:r>
+        <w:rPr>
+          <w:rFonts w:ascii="Cascadia Mono" w:hAnsi="Cascadia Mono" w:cs="Cascadia Mono"/>
+          <w:sz w:val="19"/>
+          <w:szCs w:val="19"/>
+        </w:rPr>
         <w:t>);</w:t>
       </w:r>
+      <w:proofErr w:type="gramEnd"/>
     </w:p>
     <w:p>
       <w:pPr>
@@ -5290,10 +5701,12 @@
         <w:t xml:space="preserve"> </w:t>
       </w:r>
       <w:proofErr w:type="spellStart"/>
+      <w:proofErr w:type="gramStart"/>
       <w:r>
         <w:t>gameobject</w:t>
       </w:r>
       <w:proofErr w:type="spellEnd"/>
+      <w:proofErr w:type="gramEnd"/>
       <w:r>
         <w:t xml:space="preserve"> &gt; Enemy &gt; Explode Enemy Script &gt; Explode </w:t>
       </w:r>
@@ -5537,13 +5950,18 @@
         <w:ind w:left="144" w:firstLine="0"/>
       </w:pPr>
       <w:r>
-        <w:t xml:space="preserve">Start by observing the </w:t>
+        <w:t xml:space="preserve">Start by observing </w:t>
+      </w:r>
+      <w:proofErr w:type="gramStart"/>
+      <w:r>
+        <w:t xml:space="preserve">the </w:t>
       </w:r>
       <w:proofErr w:type="spellStart"/>
       <w:r>
         <w:t>RefactorEnemy's</w:t>
       </w:r>
       <w:proofErr w:type="spellEnd"/>
+      <w:proofErr w:type="gramEnd"/>
       <w:r>
         <w:t xml:space="preserve"> in-game behavior. Understanding its actions and</w:t>
       </w:r>
@@ -6028,7 +6446,15 @@
         <w:t>Extra Challenge</w:t>
       </w:r>
       <w:r>
-        <w:t xml:space="preserve"> Making it Better </w:t>
+        <w:t xml:space="preserve"> Making </w:t>
+      </w:r>
+      <w:proofErr w:type="gramStart"/>
+      <w:r>
+        <w:t>it</w:t>
+      </w:r>
+      <w:proofErr w:type="gramEnd"/>
+      <w:r>
+        <w:t xml:space="preserve"> Better </w:t>
       </w:r>
     </w:p>
     <w:p>
@@ -6081,6 +6507,7 @@
         <w:t xml:space="preserve">Update </w:t>
       </w:r>
       <w:proofErr w:type="spellStart"/>
+      <w:proofErr w:type="gramStart"/>
       <w:r>
         <w:t>ChaseEnemy</w:t>
       </w:r>
@@ -6088,6 +6515,7 @@
       <w:r>
         <w:t xml:space="preserve"> :</w:t>
       </w:r>
+      <w:proofErr w:type="gramEnd"/>
     </w:p>
     <w:p>
       <w:pPr>
@@ -6115,6 +6543,7 @@
         <w:t xml:space="preserve">private void </w:t>
       </w:r>
       <w:proofErr w:type="spellStart"/>
+      <w:proofErr w:type="gramStart"/>
       <w:r>
         <w:rPr>
           <w:rFonts w:ascii="Cascadia Mono" w:hAnsi="Cascadia Mono" w:cs="Cascadia Mono"/>
@@ -6130,7 +6559,16 @@
           <w:sz w:val="19"/>
           <w:szCs w:val="19"/>
         </w:rPr>
-        <w:t>()</w:t>
+        <w:t>(</w:t>
+      </w:r>
+      <w:proofErr w:type="gramEnd"/>
+      <w:r>
+        <w:rPr>
+          <w:rFonts w:ascii="Cascadia Mono" w:hAnsi="Cascadia Mono" w:cs="Cascadia Mono"/>
+          <w:sz w:val="19"/>
+          <w:szCs w:val="19"/>
+        </w:rPr>
+        <w:t>)</w:t>
       </w:r>
     </w:p>
     <w:p>
@@ -6196,6 +6634,7 @@
         <w:t xml:space="preserve">    float health = </w:t>
       </w:r>
       <w:proofErr w:type="spellStart"/>
+      <w:proofErr w:type="gramStart"/>
       <w:r>
         <w:rPr>
           <w:rFonts w:ascii="Cascadia Mono" w:hAnsi="Cascadia Mono" w:cs="Cascadia Mono"/>
@@ -6205,6 +6644,7 @@
         <w:t>player.GetComponent</w:t>
       </w:r>
       <w:proofErr w:type="spellEnd"/>
+      <w:proofErr w:type="gramEnd"/>
       <w:r>
         <w:rPr>
           <w:rFonts w:ascii="Cascadia Mono" w:hAnsi="Cascadia Mono" w:cs="Cascadia Mono"/>
@@ -6223,6 +6663,7 @@
         <w:t>PlayerMovement</w:t>
       </w:r>
       <w:proofErr w:type="spellEnd"/>
+      <w:proofErr w:type="gramStart"/>
       <w:r>
         <w:rPr>
           <w:rFonts w:ascii="Cascadia Mono" w:hAnsi="Cascadia Mono" w:cs="Cascadia Mono"/>
@@ -6241,6 +6682,7 @@
         <w:t>playerStats.health</w:t>
       </w:r>
       <w:proofErr w:type="spellEnd"/>
+      <w:proofErr w:type="gramEnd"/>
       <w:r>
         <w:rPr>
           <w:rFonts w:ascii="Cascadia Mono" w:hAnsi="Cascadia Mono" w:cs="Cascadia Mono"/>
@@ -6286,8 +6728,18 @@
           <w:sz w:val="19"/>
           <w:szCs w:val="19"/>
         </w:rPr>
-        <w:t>($"health: {health}");</w:t>
-      </w:r>
+        <w:t>($"</w:t>
+      </w:r>
+      <w:proofErr w:type="gramStart"/>
+      <w:r>
+        <w:rPr>
+          <w:rFonts w:ascii="Cascadia Mono" w:hAnsi="Cascadia Mono" w:cs="Cascadia Mono"/>
+          <w:sz w:val="19"/>
+          <w:szCs w:val="19"/>
+        </w:rPr>
+        <w:t>health: {health}");</w:t>
+      </w:r>
+      <w:proofErr w:type="gramEnd"/>
     </w:p>
     <w:p>
       <w:pPr>
@@ -6367,8 +6819,18 @@
           <w:sz w:val="19"/>
           <w:szCs w:val="19"/>
         </w:rPr>
-        <w:t>("Fleeing");</w:t>
-      </w:r>
+        <w:t>("Fleeing"</w:t>
+      </w:r>
+      <w:proofErr w:type="gramStart"/>
+      <w:r>
+        <w:rPr>
+          <w:rFonts w:ascii="Cascadia Mono" w:hAnsi="Cascadia Mono" w:cs="Cascadia Mono"/>
+          <w:sz w:val="19"/>
+          <w:szCs w:val="19"/>
+        </w:rPr>
+        <w:t>);</w:t>
+      </w:r>
+      <w:proofErr w:type="gramEnd"/>
     </w:p>
     <w:p>
       <w:pPr>
@@ -6430,6 +6892,7 @@
         <w:t xml:space="preserve"> = (</w:t>
       </w:r>
       <w:proofErr w:type="spellStart"/>
+      <w:proofErr w:type="gramStart"/>
       <w:r>
         <w:rPr>
           <w:rFonts w:ascii="Cascadia Mono" w:hAnsi="Cascadia Mono" w:cs="Cascadia Mono"/>
@@ -6439,6 +6902,7 @@
         <w:t>transform.position</w:t>
       </w:r>
       <w:proofErr w:type="spellEnd"/>
+      <w:proofErr w:type="gramEnd"/>
       <w:r>
         <w:rPr>
           <w:rFonts w:ascii="Cascadia Mono" w:hAnsi="Cascadia Mono" w:cs="Cascadia Mono"/>
@@ -6448,22 +6912,42 @@
         <w:t xml:space="preserve"> - </w:t>
       </w:r>
       <w:proofErr w:type="spellStart"/>
+      <w:proofErr w:type="gramStart"/>
       <w:r>
         <w:rPr>
           <w:rFonts w:ascii="Cascadia Mono" w:hAnsi="Cascadia Mono" w:cs="Cascadia Mono"/>
           <w:sz w:val="19"/>
           <w:szCs w:val="19"/>
         </w:rPr>
-        <w:t>player.transform.position</w:t>
-      </w:r>
-      <w:proofErr w:type="spellEnd"/>
+        <w:t>player.transform</w:t>
+      </w:r>
+      <w:proofErr w:type="gramEnd"/>
       <w:r>
         <w:rPr>
           <w:rFonts w:ascii="Cascadia Mono" w:hAnsi="Cascadia Mono" w:cs="Cascadia Mono"/>
           <w:sz w:val="19"/>
           <w:szCs w:val="19"/>
         </w:rPr>
-        <w:t>).normalized;</w:t>
+        <w:t>.position</w:t>
+      </w:r>
+      <w:proofErr w:type="spellEnd"/>
+      <w:proofErr w:type="gramStart"/>
+      <w:r>
+        <w:rPr>
+          <w:rFonts w:ascii="Cascadia Mono" w:hAnsi="Cascadia Mono" w:cs="Cascadia Mono"/>
+          <w:sz w:val="19"/>
+          <w:szCs w:val="19"/>
+        </w:rPr>
+        <w:t>).normalized</w:t>
+      </w:r>
+      <w:proofErr w:type="gramEnd"/>
+      <w:r>
+        <w:rPr>
+          <w:rFonts w:ascii="Cascadia Mono" w:hAnsi="Cascadia Mono" w:cs="Cascadia Mono"/>
+          <w:sz w:val="19"/>
+          <w:szCs w:val="19"/>
+        </w:rPr>
+        <w:t>;</w:t>
       </w:r>
     </w:p>
     <w:p>
@@ -6508,6 +6992,7 @@
         <w:t xml:space="preserve">        </w:t>
       </w:r>
       <w:proofErr w:type="spellStart"/>
+      <w:proofErr w:type="gramStart"/>
       <w:r>
         <w:rPr>
           <w:rFonts w:ascii="Cascadia Mono" w:hAnsi="Cascadia Mono" w:cs="Cascadia Mono"/>
@@ -6517,6 +7002,7 @@
         <w:t>transform.position</w:t>
       </w:r>
       <w:proofErr w:type="spellEnd"/>
+      <w:proofErr w:type="gramEnd"/>
       <w:r>
         <w:rPr>
           <w:rFonts w:ascii="Cascadia Mono" w:hAnsi="Cascadia Mono" w:cs="Cascadia Mono"/>
@@ -6568,17 +7054,27 @@
           <w:sz w:val="19"/>
           <w:szCs w:val="19"/>
         </w:rPr>
-        <w:t>Time.deltaTime</w:t>
-      </w:r>
-      <w:proofErr w:type="spellEnd"/>
+        <w:t>Time.</w:t>
+      </w:r>
+      <w:proofErr w:type="gramStart"/>
       <w:r>
         <w:rPr>
           <w:rFonts w:ascii="Cascadia Mono" w:hAnsi="Cascadia Mono" w:cs="Cascadia Mono"/>
           <w:sz w:val="19"/>
           <w:szCs w:val="19"/>
         </w:rPr>
+        <w:t>deltaTime</w:t>
+      </w:r>
+      <w:proofErr w:type="spellEnd"/>
+      <w:r>
+        <w:rPr>
+          <w:rFonts w:ascii="Cascadia Mono" w:hAnsi="Cascadia Mono" w:cs="Cascadia Mono"/>
+          <w:sz w:val="19"/>
+          <w:szCs w:val="19"/>
+        </w:rPr>
         <w:t>;</w:t>
       </w:r>
+      <w:proofErr w:type="gramEnd"/>
     </w:p>
     <w:p>
       <w:pPr>
@@ -6622,6 +7118,7 @@
         <w:t xml:space="preserve">        if (</w:t>
       </w:r>
       <w:proofErr w:type="spellStart"/>
+      <w:proofErr w:type="gramStart"/>
       <w:r>
         <w:rPr>
           <w:rFonts w:ascii="Cascadia Mono" w:hAnsi="Cascadia Mono" w:cs="Cascadia Mono"/>
@@ -6637,7 +7134,16 @@
           <w:sz w:val="19"/>
           <w:szCs w:val="19"/>
         </w:rPr>
-        <w:t xml:space="preserve"> != Vector3.zero)</w:t>
+        <w:t xml:space="preserve"> !</w:t>
+      </w:r>
+      <w:proofErr w:type="gramEnd"/>
+      <w:r>
+        <w:rPr>
+          <w:rFonts w:ascii="Cascadia Mono" w:hAnsi="Cascadia Mono" w:cs="Cascadia Mono"/>
+          <w:sz w:val="19"/>
+          <w:szCs w:val="19"/>
+        </w:rPr>
+        <w:t>= Vector3.zero)</w:t>
       </w:r>
     </w:p>
     <w:p>
@@ -6661,6 +7167,7 @@
         <w:t xml:space="preserve">            </w:t>
       </w:r>
       <w:proofErr w:type="spellStart"/>
+      <w:proofErr w:type="gramStart"/>
       <w:r>
         <w:rPr>
           <w:rFonts w:ascii="Cascadia Mono" w:hAnsi="Cascadia Mono" w:cs="Cascadia Mono"/>
@@ -6670,6 +7177,7 @@
         <w:t>transform.rotation</w:t>
       </w:r>
       <w:proofErr w:type="spellEnd"/>
+      <w:proofErr w:type="gramEnd"/>
       <w:r>
         <w:rPr>
           <w:rFonts w:ascii="Cascadia Mono" w:hAnsi="Cascadia Mono" w:cs="Cascadia Mono"/>
@@ -6706,6 +7214,7 @@
         <w:t>fleeDirection</w:t>
       </w:r>
       <w:proofErr w:type="spellEnd"/>
+      <w:proofErr w:type="gramStart"/>
       <w:r>
         <w:rPr>
           <w:rFonts w:ascii="Cascadia Mono" w:hAnsi="Cascadia Mono" w:cs="Cascadia Mono"/>
@@ -6714,6 +7223,7 @@
         </w:rPr>
         <w:t>);</w:t>
       </w:r>
+      <w:proofErr w:type="gramEnd"/>
     </w:p>
     <w:p>
       <w:pPr>
@@ -6814,8 +7324,18 @@
           <w:sz w:val="19"/>
           <w:szCs w:val="19"/>
         </w:rPr>
-        <w:t>("Chasing");</w:t>
-      </w:r>
+        <w:t>("Chasing"</w:t>
+      </w:r>
+      <w:proofErr w:type="gramStart"/>
+      <w:r>
+        <w:rPr>
+          <w:rFonts w:ascii="Cascadia Mono" w:hAnsi="Cascadia Mono" w:cs="Cascadia Mono"/>
+          <w:sz w:val="19"/>
+          <w:szCs w:val="19"/>
+        </w:rPr>
+        <w:t>);</w:t>
+      </w:r>
+      <w:proofErr w:type="gramEnd"/>
     </w:p>
     <w:p>
       <w:pPr>
@@ -6838,6 +7358,7 @@
         <w:t xml:space="preserve">        </w:t>
       </w:r>
       <w:proofErr w:type="spellStart"/>
+      <w:proofErr w:type="gramStart"/>
       <w:r>
         <w:rPr>
           <w:rFonts w:ascii="Cascadia Mono" w:hAnsi="Cascadia Mono" w:cs="Cascadia Mono"/>
@@ -6847,6 +7368,7 @@
         <w:t>sight.position</w:t>
       </w:r>
       <w:proofErr w:type="spellEnd"/>
+      <w:proofErr w:type="gramEnd"/>
       <w:r>
         <w:rPr>
           <w:rFonts w:ascii="Cascadia Mono" w:hAnsi="Cascadia Mono" w:cs="Cascadia Mono"/>
@@ -6856,23 +7378,43 @@
         <w:t xml:space="preserve"> = </w:t>
       </w:r>
       <w:proofErr w:type="spellStart"/>
+      <w:proofErr w:type="gramStart"/>
       <w:r>
         <w:rPr>
           <w:rFonts w:ascii="Cascadia Mono" w:hAnsi="Cascadia Mono" w:cs="Cascadia Mono"/>
           <w:sz w:val="19"/>
           <w:szCs w:val="19"/>
         </w:rPr>
-        <w:t>player.transform.position</w:t>
-      </w:r>
-      <w:proofErr w:type="spellEnd"/>
+        <w:t>player.transform</w:t>
+      </w:r>
+      <w:proofErr w:type="gramEnd"/>
       <w:r>
         <w:rPr>
           <w:rFonts w:ascii="Cascadia Mono" w:hAnsi="Cascadia Mono" w:cs="Cascadia Mono"/>
           <w:sz w:val="19"/>
           <w:szCs w:val="19"/>
         </w:rPr>
+        <w:t>.</w:t>
+      </w:r>
+      <w:proofErr w:type="gramStart"/>
+      <w:r>
+        <w:rPr>
+          <w:rFonts w:ascii="Cascadia Mono" w:hAnsi="Cascadia Mono" w:cs="Cascadia Mono"/>
+          <w:sz w:val="19"/>
+          <w:szCs w:val="19"/>
+        </w:rPr>
+        <w:t>position</w:t>
+      </w:r>
+      <w:proofErr w:type="spellEnd"/>
+      <w:r>
+        <w:rPr>
+          <w:rFonts w:ascii="Cascadia Mono" w:hAnsi="Cascadia Mono" w:cs="Cascadia Mono"/>
+          <w:sz w:val="19"/>
+          <w:szCs w:val="19"/>
+        </w:rPr>
         <w:t>;</w:t>
       </w:r>
+      <w:proofErr w:type="gramEnd"/>
     </w:p>
     <w:p>
       <w:pPr>
@@ -6895,6 +7437,7 @@
         <w:t xml:space="preserve">        </w:t>
       </w:r>
       <w:proofErr w:type="spellStart"/>
+      <w:proofErr w:type="gramStart"/>
       <w:r>
         <w:rPr>
           <w:rFonts w:ascii="Cascadia Mono" w:hAnsi="Cascadia Mono" w:cs="Cascadia Mono"/>
@@ -6904,14 +7447,25 @@
         <w:t>transform.LookAt</w:t>
       </w:r>
       <w:proofErr w:type="spellEnd"/>
+      <w:proofErr w:type="gramEnd"/>
       <w:r>
         <w:rPr>
           <w:rFonts w:ascii="Cascadia Mono" w:hAnsi="Cascadia Mono" w:cs="Cascadia Mono"/>
           <w:sz w:val="19"/>
           <w:szCs w:val="19"/>
         </w:rPr>
-        <w:t>(sight);</w:t>
-      </w:r>
+        <w:t>(sight</w:t>
+      </w:r>
+      <w:proofErr w:type="gramStart"/>
+      <w:r>
+        <w:rPr>
+          <w:rFonts w:ascii="Cascadia Mono" w:hAnsi="Cascadia Mono" w:cs="Cascadia Mono"/>
+          <w:sz w:val="19"/>
+          <w:szCs w:val="19"/>
+        </w:rPr>
+        <w:t>);</w:t>
+      </w:r>
+      <w:proofErr w:type="gramEnd"/>
     </w:p>
     <w:p>
       <w:pPr>
@@ -6934,6 +7488,7 @@
         <w:t xml:space="preserve">        </w:t>
       </w:r>
       <w:proofErr w:type="spellStart"/>
+      <w:proofErr w:type="gramStart"/>
       <w:r>
         <w:rPr>
           <w:rFonts w:ascii="Cascadia Mono" w:hAnsi="Cascadia Mono" w:cs="Cascadia Mono"/>
@@ -6943,6 +7498,7 @@
         <w:t>transform.position</w:t>
       </w:r>
       <w:proofErr w:type="spellEnd"/>
+      <w:proofErr w:type="gramEnd"/>
       <w:r>
         <w:rPr>
           <w:rFonts w:ascii="Cascadia Mono" w:hAnsi="Cascadia Mono" w:cs="Cascadia Mono"/>
@@ -6952,6 +7508,7 @@
         <w:t xml:space="preserve"> = Vector3.MoveTowards(</w:t>
       </w:r>
       <w:proofErr w:type="spellStart"/>
+      <w:proofErr w:type="gramStart"/>
       <w:r>
         <w:rPr>
           <w:rFonts w:ascii="Cascadia Mono" w:hAnsi="Cascadia Mono" w:cs="Cascadia Mono"/>
@@ -6961,6 +7518,7 @@
         <w:t>transform.position</w:t>
       </w:r>
       <w:proofErr w:type="spellEnd"/>
+      <w:proofErr w:type="gramEnd"/>
       <w:r>
         <w:rPr>
           <w:rFonts w:ascii="Cascadia Mono" w:hAnsi="Cascadia Mono" w:cs="Cascadia Mono"/>
@@ -6970,59 +7528,71 @@
         <w:t xml:space="preserve">, </w:t>
       </w:r>
       <w:proofErr w:type="spellStart"/>
+      <w:proofErr w:type="gramStart"/>
       <w:r>
         <w:rPr>
           <w:rFonts w:ascii="Cascadia Mono" w:hAnsi="Cascadia Mono" w:cs="Cascadia Mono"/>
           <w:sz w:val="19"/>
           <w:szCs w:val="19"/>
         </w:rPr>
-        <w:t>player.transform.position</w:t>
-      </w:r>
-      <w:proofErr w:type="spellEnd"/>
+        <w:t>player.transform</w:t>
+      </w:r>
+      <w:proofErr w:type="gramEnd"/>
       <w:r>
         <w:rPr>
           <w:rFonts w:ascii="Cascadia Mono" w:hAnsi="Cascadia Mono" w:cs="Cascadia Mono"/>
           <w:sz w:val="19"/>
           <w:szCs w:val="19"/>
         </w:rPr>
-        <w:t xml:space="preserve">, </w:t>
-      </w:r>
-      <w:proofErr w:type="spellStart"/>
+        <w:t>.position</w:t>
+      </w:r>
+      <w:proofErr w:type="spellEnd"/>
       <w:r>
         <w:rPr>
           <w:rFonts w:ascii="Cascadia Mono" w:hAnsi="Cascadia Mono" w:cs="Cascadia Mono"/>
           <w:sz w:val="19"/>
           <w:szCs w:val="19"/>
         </w:rPr>
-        <w:t>Time.deltaTime</w:t>
-      </w:r>
-      <w:proofErr w:type="spellEnd"/>
+        <w:t xml:space="preserve">, </w:t>
+      </w:r>
+      <w:proofErr w:type="spellStart"/>
       <w:r>
         <w:rPr>
           <w:rFonts w:ascii="Cascadia Mono" w:hAnsi="Cascadia Mono" w:cs="Cascadia Mono"/>
           <w:sz w:val="19"/>
           <w:szCs w:val="19"/>
         </w:rPr>
-        <w:t xml:space="preserve"> * </w:t>
-      </w:r>
-      <w:proofErr w:type="spellStart"/>
+        <w:t>Time.deltaTime</w:t>
+      </w:r>
+      <w:proofErr w:type="spellEnd"/>
       <w:r>
         <w:rPr>
           <w:rFonts w:ascii="Cascadia Mono" w:hAnsi="Cascadia Mono" w:cs="Cascadia Mono"/>
           <w:sz w:val="19"/>
           <w:szCs w:val="19"/>
         </w:rPr>
-        <w:t>enemyStats.chaseSpeed</w:t>
-      </w:r>
-      <w:proofErr w:type="spellEnd"/>
+        <w:t xml:space="preserve"> * </w:t>
+      </w:r>
+      <w:proofErr w:type="spellStart"/>
       <w:r>
         <w:rPr>
           <w:rFonts w:ascii="Cascadia Mono" w:hAnsi="Cascadia Mono" w:cs="Cascadia Mono"/>
           <w:sz w:val="19"/>
           <w:szCs w:val="19"/>
         </w:rPr>
+        <w:t>enemyStats.chaseSpeed</w:t>
+      </w:r>
+      <w:proofErr w:type="spellEnd"/>
+      <w:proofErr w:type="gramStart"/>
+      <w:r>
+        <w:rPr>
+          <w:rFonts w:ascii="Cascadia Mono" w:hAnsi="Cascadia Mono" w:cs="Cascadia Mono"/>
+          <w:sz w:val="19"/>
+          <w:szCs w:val="19"/>
+        </w:rPr>
         <w:t>);</w:t>
       </w:r>
+      <w:proofErr w:type="gramEnd"/>
     </w:p>
     <w:p>
       <w:pPr>
@@ -7072,12 +7642,14 @@
       <w:r>
         <w:t xml:space="preserve">: </w:t>
       </w:r>
+      <w:proofErr w:type="gramStart"/>
       <w:r>
         <w:t xml:space="preserve">Scene </w:t>
       </w:r>
       <w:r>
         <w:t xml:space="preserve"> setup</w:t>
       </w:r>
+      <w:proofErr w:type="gramEnd"/>
     </w:p>
     <w:p>
       <w:pPr>
@@ -7120,7 +7692,15 @@
     <w:p/>
     <w:p>
       <w:r>
-        <w:t>1. Create game design scene using prefab models.</w:t>
+        <w:t xml:space="preserve">1. Create game design </w:t>
+      </w:r>
+      <w:proofErr w:type="gramStart"/>
+      <w:r>
+        <w:t>scene</w:t>
+      </w:r>
+      <w:proofErr w:type="gramEnd"/>
+      <w:r>
+        <w:t xml:space="preserve"> using prefab models.</w:t>
       </w:r>
     </w:p>
     <w:p/>
@@ -7210,7 +7790,15 @@
         </w:numPr>
       </w:pPr>
       <w:r>
-        <w:t>Freeze Rotation in X,Y and Z.</w:t>
+        <w:t xml:space="preserve">Freeze Rotation in </w:t>
+      </w:r>
+      <w:proofErr w:type="gramStart"/>
+      <w:r>
+        <w:t>X,Y</w:t>
+      </w:r>
+      <w:proofErr w:type="gramEnd"/>
+      <w:r>
+        <w:t xml:space="preserve"> and Z.</w:t>
       </w:r>
     </w:p>
     <w:p>
@@ -7262,7 +7850,15 @@
         </w:numPr>
       </w:pPr>
       <w:r>
-        <w:t>Add a following camera to the player</w:t>
+        <w:t xml:space="preserve">Add </w:t>
+      </w:r>
+      <w:proofErr w:type="gramStart"/>
+      <w:r>
+        <w:t>a following</w:t>
+      </w:r>
+      <w:proofErr w:type="gramEnd"/>
+      <w:r>
+        <w:t xml:space="preserve"> camera to the player</w:t>
       </w:r>
     </w:p>
     <w:p>
@@ -7277,10 +7873,12 @@
         <w:t xml:space="preserve">Under PLAYER &gt; </w:t>
       </w:r>
       <w:proofErr w:type="spellStart"/>
+      <w:proofErr w:type="gramStart"/>
       <w:r>
         <w:t>R.click</w:t>
       </w:r>
       <w:proofErr w:type="spellEnd"/>
+      <w:proofErr w:type="gramEnd"/>
       <w:r>
         <w:t xml:space="preserve"> &gt; </w:t>
       </w:r>
@@ -7507,7 +8105,23 @@
           <w:b/>
           <w:bCs/>
         </w:rPr>
-        <w:t xml:space="preserve">Sprite Renderer , </w:t>
+        <w:t xml:space="preserve">Sprite </w:t>
+      </w:r>
+      <w:proofErr w:type="gramStart"/>
+      <w:r>
+        <w:rPr>
+          <w:b/>
+          <w:bCs/>
+        </w:rPr>
+        <w:t>Renderer ,</w:t>
+      </w:r>
+      <w:proofErr w:type="gramEnd"/>
+      <w:r>
+        <w:rPr>
+          <w:b/>
+          <w:bCs/>
+        </w:rPr>
+        <w:t xml:space="preserve"> </w:t>
       </w:r>
       <w:r>
         <w:t>set</w:t>
@@ -7548,9 +8162,14 @@
       </w:r>
       <w:proofErr w:type="spellStart"/>
       <w:r>
-        <w:t>Settings.lighting</w:t>
+        <w:t>Settings</w:t>
+      </w:r>
+      <w:proofErr w:type="gramStart"/>
+      <w:r>
+        <w:t>.lighting</w:t>
       </w:r>
       <w:proofErr w:type="spellEnd"/>
+      <w:proofErr w:type="gramEnd"/>
       <w:r>
         <w:t xml:space="preserve"> in Assets/Sprites.</w:t>
       </w:r>
@@ -7612,7 +8231,15 @@
       </w:pPr>
       <w:r>
         <w:lastRenderedPageBreak/>
-        <w:t>3.2.2 Session 2 : Scripting</w:t>
+        <w:t xml:space="preserve">3.2.2 Session </w:t>
+      </w:r>
+      <w:proofErr w:type="gramStart"/>
+      <w:r>
+        <w:t>2 :</w:t>
+      </w:r>
+      <w:proofErr w:type="gramEnd"/>
+      <w:r>
+        <w:t xml:space="preserve"> Scripting</w:t>
       </w:r>
     </w:p>
     <w:p/>
@@ -7674,7 +8301,15 @@
         </w:numPr>
       </w:pPr>
       <w:r>
-        <w:t>The skier should stop moving if they are turned at a full 90° angle</w:t>
+        <w:t xml:space="preserve">The </w:t>
+      </w:r>
+      <w:proofErr w:type="gramStart"/>
+      <w:r>
+        <w:t>skier</w:t>
+      </w:r>
+      <w:proofErr w:type="gramEnd"/>
+      <w:r>
+        <w:t xml:space="preserve"> should stop moving if they are turned at a full 90° angle</w:t>
       </w:r>
     </w:p>
     <w:p>
@@ -7854,10 +8489,12 @@
         <w:t xml:space="preserve">Set the </w:t>
       </w:r>
       <w:proofErr w:type="spellStart"/>
+      <w:proofErr w:type="gramStart"/>
       <w:r>
         <w:t>gameobject</w:t>
       </w:r>
       <w:proofErr w:type="spellEnd"/>
+      <w:proofErr w:type="gramEnd"/>
       <w:r>
         <w:t xml:space="preserve"> in the player script.</w:t>
       </w:r>
@@ -7929,7 +8566,15 @@
         </w:numPr>
       </w:pPr>
       <w:r>
-        <w:t>Slow to fast.</w:t>
+        <w:t xml:space="preserve">Slow </w:t>
+      </w:r>
+      <w:proofErr w:type="gramStart"/>
+      <w:r>
+        <w:t>to</w:t>
+      </w:r>
+      <w:proofErr w:type="gramEnd"/>
+      <w:r>
+        <w:t xml:space="preserve"> fast.</w:t>
       </w:r>
     </w:p>
     <w:p>
@@ -8030,10 +8675,12 @@
         <w:t xml:space="preserve">speed, </w:t>
       </w:r>
       <w:proofErr w:type="spellStart"/>
+      <w:proofErr w:type="gramStart"/>
       <w:r>
         <w:t>maxSpeed,minSpeed</w:t>
       </w:r>
       <w:proofErr w:type="spellEnd"/>
+      <w:proofErr w:type="gramEnd"/>
       <w:r>
         <w:t xml:space="preserve">, </w:t>
       </w:r>
@@ -8046,10 +8693,12 @@
         <w:t xml:space="preserve">, </w:t>
       </w:r>
       <w:proofErr w:type="spellStart"/>
+      <w:proofErr w:type="gramStart"/>
       <w:r>
         <w:t>turnAcc,turnDeacc</w:t>
       </w:r>
       <w:proofErr w:type="spellEnd"/>
+      <w:proofErr w:type="gramEnd"/>
       <w:r>
         <w:t>.</w:t>
       </w:r>
@@ -8094,8 +8743,13 @@
       </w:r>
       <w:proofErr w:type="spellEnd"/>
       <w:r>
-        <w:t>, A,D</w:t>
-      </w:r>
+        <w:t xml:space="preserve">, </w:t>
+      </w:r>
+      <w:proofErr w:type="gramStart"/>
+      <w:r>
+        <w:t>A,D</w:t>
+      </w:r>
+      <w:proofErr w:type="gramEnd"/>
     </w:p>
     <w:p>
       <w:pPr>
@@ -8109,10 +8763,12 @@
         <w:t xml:space="preserve">Bool </w:t>
       </w:r>
       <w:proofErr w:type="spellStart"/>
+      <w:proofErr w:type="gramStart"/>
       <w:r>
         <w:t>isMoving</w:t>
       </w:r>
       <w:proofErr w:type="spellEnd"/>
+      <w:proofErr w:type="gramEnd"/>
     </w:p>
     <w:p>
       <w:pPr>
@@ -8213,7 +8869,15 @@
         </w:numPr>
       </w:pPr>
       <w:r>
-        <w:t>Limit turn to extreme left and right.</w:t>
+        <w:t xml:space="preserve">Limit </w:t>
+      </w:r>
+      <w:proofErr w:type="gramStart"/>
+      <w:r>
+        <w:t>turn</w:t>
+      </w:r>
+      <w:proofErr w:type="gramEnd"/>
+      <w:r>
+        <w:t xml:space="preserve"> to extreme left and right.</w:t>
       </w:r>
     </w:p>
     <w:p>
@@ -8269,7 +8933,15 @@
         <w:ind w:left="0" w:firstLine="0"/>
       </w:pPr>
       <w:r>
-        <w:t>We will now implement unity’s new input system which offers much more flexibility for users.</w:t>
+        <w:t xml:space="preserve">We will now implement </w:t>
+      </w:r>
+      <w:proofErr w:type="gramStart"/>
+      <w:r>
+        <w:t>unity’s</w:t>
+      </w:r>
+      <w:proofErr w:type="gramEnd"/>
+      <w:r>
+        <w:t xml:space="preserve"> new input system which offers much more flexibility for users.</w:t>
       </w:r>
     </w:p>
     <w:p/>
@@ -8489,8 +9161,13 @@
           <w:numId w:val="526"/>
         </w:numPr>
       </w:pPr>
-      <w:r>
-        <w:t>Create a New Component that Destroys the Prefab After a Collision</w:t>
+      <w:proofErr w:type="gramStart"/>
+      <w:r>
+        <w:t>Create</w:t>
+      </w:r>
+      <w:proofErr w:type="gramEnd"/>
+      <w:r>
+        <w:t xml:space="preserve"> a New Component that Destroys the Prefab After a Collision</w:t>
       </w:r>
     </w:p>
     <w:p/>
@@ -8639,6 +9316,7 @@
         <w:t xml:space="preserve">Note: </w:t>
       </w:r>
       <w:proofErr w:type="spellStart"/>
+      <w:proofErr w:type="gramStart"/>
       <w:r>
         <w:rPr>
           <w:b/>
@@ -8652,17 +9330,27 @@
           <w:b/>
           <w:bCs/>
         </w:rPr>
-        <w:t xml:space="preserve">() is called when </w:t>
-      </w:r>
-      <w:proofErr w:type="spellStart"/>
+        <w:t>(</w:t>
+      </w:r>
+      <w:proofErr w:type="gramEnd"/>
       <w:r>
         <w:rPr>
           <w:b/>
           <w:bCs/>
         </w:rPr>
+        <w:t xml:space="preserve">) is called when </w:t>
+      </w:r>
+      <w:proofErr w:type="spellStart"/>
+      <w:proofErr w:type="gramStart"/>
+      <w:r>
+        <w:rPr>
+          <w:b/>
+          <w:bCs/>
+        </w:rPr>
         <w:t>gameobject’s</w:t>
       </w:r>
       <w:proofErr w:type="spellEnd"/>
+      <w:proofErr w:type="gramEnd"/>
       <w:r>
         <w:rPr>
           <w:b/>
@@ -8728,7 +9416,15 @@
         <w:ind w:left="144" w:firstLine="0"/>
       </w:pPr>
       <w:r>
-        <w:t>We will learn about: implement event-driven interactions to create dynamic responses when the player collides with obstacles.</w:t>
+        <w:t xml:space="preserve">We will learn about: </w:t>
+      </w:r>
+      <w:proofErr w:type="gramStart"/>
+      <w:r>
+        <w:t>implement</w:t>
+      </w:r>
+      <w:proofErr w:type="gramEnd"/>
+      <w:r>
+        <w:t xml:space="preserve"> event-driven interactions to create dynamic responses when the player collides with obstacles.</w:t>
       </w:r>
     </w:p>
     <w:p>
@@ -8901,8 +9597,13 @@
           <w:numId w:val="530"/>
         </w:numPr>
       </w:pPr>
-      <w:r>
-        <w:t xml:space="preserve">Applies knockback physics on players </w:t>
+      <w:proofErr w:type="gramStart"/>
+      <w:r>
+        <w:t>Applies</w:t>
+      </w:r>
+      <w:proofErr w:type="gramEnd"/>
+      <w:r>
+        <w:t xml:space="preserve"> knockback physics on players </w:t>
       </w:r>
       <w:proofErr w:type="spellStart"/>
       <w:r>
@@ -8921,8 +9622,13 @@
           <w:numId w:val="530"/>
         </w:numPr>
       </w:pPr>
-      <w:r>
-        <w:t>Updates player health.</w:t>
+      <w:proofErr w:type="gramStart"/>
+      <w:r>
+        <w:t>Updates player health</w:t>
+      </w:r>
+      <w:proofErr w:type="gramEnd"/>
+      <w:r>
+        <w:t>.</w:t>
       </w:r>
     </w:p>
     <w:p>
@@ -9035,7 +9741,15 @@
         <w:t xml:space="preserve"> </w:t>
       </w:r>
       <w:r>
-        <w:t xml:space="preserve">which subscribe to </w:t>
+        <w:t xml:space="preserve">which </w:t>
+      </w:r>
+      <w:proofErr w:type="gramStart"/>
+      <w:r>
+        <w:t>subscribe</w:t>
+      </w:r>
+      <w:proofErr w:type="gramEnd"/>
+      <w:r>
+        <w:t xml:space="preserve"> to </w:t>
       </w:r>
       <w:proofErr w:type="spellStart"/>
       <w:r>
@@ -9330,9 +10044,27 @@
           <w:numId w:val="530"/>
         </w:numPr>
       </w:pPr>
-      <w:r>
-        <w:t>player.GetComponent&lt;CinemachineImpulseSource&gt;().GenerateImpulse();</w:t>
-      </w:r>
+      <w:proofErr w:type="gramStart"/>
+      <w:r>
+        <w:t>player.GetComponent</w:t>
+      </w:r>
+      <w:proofErr w:type="gramEnd"/>
+      <w:r>
+        <w:t>&lt;CinemachineImpulseSource&gt;(</w:t>
+      </w:r>
+      <w:proofErr w:type="gramStart"/>
+      <w:r>
+        <w:t>).GenerateImpulse</w:t>
+      </w:r>
+      <w:proofErr w:type="gramEnd"/>
+      <w:r>
+        <w:t>(</w:t>
+      </w:r>
+      <w:proofErr w:type="gramStart"/>
+      <w:r>
+        <w:t>);</w:t>
+      </w:r>
+      <w:proofErr w:type="gramEnd"/>
     </w:p>
     <w:p>
       <w:r>
@@ -9402,8 +10134,13 @@
         <w:pStyle w:val="Heading3"/>
         <w:ind w:left="0" w:firstLine="0"/>
       </w:pPr>
-      <w:r>
-        <w:t xml:space="preserve">3.3.1 : </w:t>
+      <w:proofErr w:type="gramStart"/>
+      <w:r>
+        <w:t>3.3.1 :</w:t>
+      </w:r>
+      <w:proofErr w:type="gramEnd"/>
+      <w:r>
+        <w:t xml:space="preserve"> </w:t>
       </w:r>
       <w:r>
         <w:t xml:space="preserve">Session 1: </w:t>
@@ -9480,8 +10217,21 @@
           <w:numId w:val="535"/>
         </w:numPr>
       </w:pPr>
-      <w:r>
-        <w:t>Player should pass thru left of blue flag and right of pink flag else add time penalty.</w:t>
+      <w:proofErr w:type="gramStart"/>
+      <w:r>
+        <w:t>Player</w:t>
+      </w:r>
+      <w:proofErr w:type="gramEnd"/>
+      <w:r>
+        <w:t xml:space="preserve"> should pass </w:t>
+      </w:r>
+      <w:proofErr w:type="gramStart"/>
+      <w:r>
+        <w:t>thru</w:t>
+      </w:r>
+      <w:proofErr w:type="gramEnd"/>
+      <w:r>
+        <w:t xml:space="preserve"> left of blue flag and right of pink flag else add time penalty.</w:t>
       </w:r>
     </w:p>
     <w:p>
@@ -9678,7 +10428,15 @@
       </w:r>
       <w:proofErr w:type="spellEnd"/>
       <w:r>
-        <w:t xml:space="preserve"> script which manages and keep track of the game timings.</w:t>
+        <w:t xml:space="preserve"> script which manages and </w:t>
+      </w:r>
+      <w:proofErr w:type="gramStart"/>
+      <w:r>
+        <w:t>keep</w:t>
+      </w:r>
+      <w:proofErr w:type="gramEnd"/>
+      <w:r>
+        <w:t xml:space="preserve"> track of the game timings.</w:t>
       </w:r>
     </w:p>
     <w:p>
@@ -9693,8 +10451,13 @@
           <w:bCs/>
         </w:rPr>
       </w:pPr>
-      <w:r>
-        <w:t>Subscribe the game events and update time.</w:t>
+      <w:proofErr w:type="gramStart"/>
+      <w:r>
+        <w:t>Subscribe</w:t>
+      </w:r>
+      <w:proofErr w:type="gramEnd"/>
+      <w:r>
+        <w:t xml:space="preserve"> the game events and update time.</w:t>
       </w:r>
     </w:p>
     <w:p>
@@ -9709,8 +10472,13 @@
           <w:bCs/>
         </w:rPr>
       </w:pPr>
-      <w:r>
-        <w:t xml:space="preserve">Subscribe the game events in </w:t>
+      <w:proofErr w:type="gramStart"/>
+      <w:r>
+        <w:t>Subscribe</w:t>
+      </w:r>
+      <w:proofErr w:type="gramEnd"/>
+      <w:r>
+        <w:t xml:space="preserve"> the game events in </w:t>
       </w:r>
       <w:r>
         <w:rPr>
@@ -9746,7 +10514,15 @@
         <w:t>Box Colliders</w:t>
       </w:r>
       <w:r>
-        <w:t xml:space="preserve">, adjust its size and set </w:t>
+        <w:t xml:space="preserve">, adjust </w:t>
+      </w:r>
+      <w:proofErr w:type="gramStart"/>
+      <w:r>
+        <w:t>its</w:t>
+      </w:r>
+      <w:proofErr w:type="gramEnd"/>
+      <w:r>
+        <w:t xml:space="preserve"> size and set </w:t>
       </w:r>
       <w:r>
         <w:rPr>
@@ -9772,7 +10548,15 @@
         </w:rPr>
       </w:pPr>
       <w:r>
-        <w:t xml:space="preserve">Is Trigger generates </w:t>
+        <w:t xml:space="preserve">Is Trigger </w:t>
+      </w:r>
+      <w:proofErr w:type="gramStart"/>
+      <w:r>
+        <w:t>generates</w:t>
+      </w:r>
+      <w:proofErr w:type="gramEnd"/>
+      <w:r>
+        <w:t xml:space="preserve"> </w:t>
       </w:r>
       <w:proofErr w:type="spellStart"/>
       <w:r>
@@ -9783,10 +10567,12 @@
         <w:t xml:space="preserve">/Exit event once a </w:t>
       </w:r>
       <w:proofErr w:type="spellStart"/>
+      <w:proofErr w:type="gramStart"/>
       <w:r>
         <w:t>gameobject</w:t>
       </w:r>
       <w:proofErr w:type="spellEnd"/>
+      <w:proofErr w:type="gramEnd"/>
       <w:r>
         <w:t xml:space="preserve"> collides with it irrespective of the unity’s physics engine.</w:t>
       </w:r>
@@ -9981,9 +10767,14 @@
         <w:pStyle w:val="Heading3"/>
         <w:ind w:left="0" w:firstLine="0"/>
       </w:pPr>
+      <w:proofErr w:type="gramStart"/>
       <w:r>
         <w:lastRenderedPageBreak/>
-        <w:t>3.3.2 : Session 2: Switching Game States</w:t>
+        <w:t>3.3.2 :</w:t>
+      </w:r>
+      <w:proofErr w:type="gramEnd"/>
+      <w:r>
+        <w:t xml:space="preserve"> Session 2: Switching Game States</w:t>
       </w:r>
     </w:p>
     <w:p>
@@ -10144,10 +10935,18 @@
       </w:pPr>
       <w:r>
         <w:tab/>
-        <w:t>a. Direct call to a method here from unity callback on button click event.</w:t>
-      </w:r>
-      <w:r>
-        <w:t>(Shortcut)</w:t>
+        <w:t xml:space="preserve">a. Direct call to a method here from unity callback on button click </w:t>
+      </w:r>
+      <w:proofErr w:type="gramStart"/>
+      <w:r>
+        <w:t>event.</w:t>
+      </w:r>
+      <w:r>
+        <w:t>(</w:t>
+      </w:r>
+      <w:proofErr w:type="gramEnd"/>
+      <w:r>
+        <w:t>Shortcut)</w:t>
       </w:r>
     </w:p>
     <w:p>
@@ -10184,12 +10983,30 @@
         <w:t xml:space="preserve"> </w:t>
       </w:r>
       <w:proofErr w:type="spellStart"/>
+      <w:proofErr w:type="gramStart"/>
       <w:r>
         <w:t>gameobject</w:t>
       </w:r>
       <w:proofErr w:type="spellEnd"/>
-      <w:r>
-        <w:t xml:space="preserve"> and listen to click inside  the script.(More robust approach.)</w:t>
+      <w:proofErr w:type="gramEnd"/>
+      <w:r>
+        <w:t xml:space="preserve"> and listen to click </w:t>
+      </w:r>
+      <w:proofErr w:type="gramStart"/>
+      <w:r>
+        <w:t>inside  the</w:t>
+      </w:r>
+      <w:proofErr w:type="gramEnd"/>
+      <w:r>
+        <w:t xml:space="preserve"> </w:t>
+      </w:r>
+      <w:proofErr w:type="gramStart"/>
+      <w:r>
+        <w:t>script.(</w:t>
+      </w:r>
+      <w:proofErr w:type="gramEnd"/>
+      <w:r>
+        <w:t>More robust approach.)</w:t>
       </w:r>
     </w:p>
     <w:p>
@@ -10197,7 +11014,15 @@
         <w:ind w:left="0" w:firstLine="0"/>
       </w:pPr>
       <w:r>
-        <w:t xml:space="preserve">3. Design a new scene or copy existing scene and rename to </w:t>
+        <w:t xml:space="preserve">3. Design a new scene or copy existing scene and </w:t>
+      </w:r>
+      <w:proofErr w:type="gramStart"/>
+      <w:r>
+        <w:t>rename</w:t>
+      </w:r>
+      <w:proofErr w:type="gramEnd"/>
+      <w:r>
+        <w:t xml:space="preserve"> to </w:t>
       </w:r>
       <w:r>
         <w:rPr>
@@ -10240,7 +11065,15 @@
         <w:ind w:left="0" w:firstLine="0"/>
       </w:pPr>
       <w:r>
-        <w:t>Add a “ Are you Sure” to the exit sequence to confirm that the users really want to exit the game. Consider how this can be built into the existing UI menu</w:t>
+        <w:t xml:space="preserve">Add a </w:t>
+      </w:r>
+      <w:proofErr w:type="gramStart"/>
+      <w:r>
+        <w:t>“ Are</w:t>
+      </w:r>
+      <w:proofErr w:type="gramEnd"/>
+      <w:r>
+        <w:t xml:space="preserve"> you Sure” to the exit sequence to confirm that the users really want to exit the game. Consider how this can be built into the existing UI menu</w:t>
       </w:r>
       <w:r>
         <w:t>.</w:t>
@@ -10288,7 +11121,15 @@
         <w:ind w:left="0" w:firstLine="0"/>
       </w:pPr>
       <w:r>
-        <w:t>2. Add 2 buttons Yes/ No and a text : “Are you sure”</w:t>
+        <w:t xml:space="preserve">2. Add 2 buttons Yes/ No and a </w:t>
+      </w:r>
+      <w:proofErr w:type="gramStart"/>
+      <w:r>
+        <w:t>text :</w:t>
+      </w:r>
+      <w:proofErr w:type="gramEnd"/>
+      <w:r>
+        <w:t xml:space="preserve"> “Are you sure”</w:t>
       </w:r>
     </w:p>
     <w:p>
@@ -10348,15 +11189,25 @@
       <w:pPr>
         <w:pStyle w:val="Heading3"/>
       </w:pPr>
+      <w:proofErr w:type="gramStart"/>
       <w:r>
         <w:lastRenderedPageBreak/>
-        <w:t>3.3.3 : Session 3: Save Game</w:t>
+        <w:t>3.3.3 :</w:t>
+      </w:r>
+      <w:proofErr w:type="gramEnd"/>
+      <w:r>
+        <w:t xml:space="preserve"> Session 3: Save Game</w:t>
       </w:r>
     </w:p>
     <w:p/>
     <w:p>
-      <w:r>
-        <w:t xml:space="preserve">Follow document: </w:t>
+      <w:proofErr w:type="gramStart"/>
+      <w:r>
+        <w:t>Follow</w:t>
+      </w:r>
+      <w:proofErr w:type="gramEnd"/>
+      <w:r>
+        <w:t xml:space="preserve"> document: </w:t>
       </w:r>
       <w:r>
         <w:rPr>
@@ -10368,6 +11219,7 @@
     </w:p>
     <w:p/>
     <w:p>
+      <w:proofErr w:type="gramStart"/>
       <w:r>
         <w:rPr>
           <w:b/>
@@ -10376,7 +11228,11 @@
         <w:t>Challenge</w:t>
       </w:r>
       <w:r>
-        <w:t xml:space="preserve"> : </w:t>
+        <w:t xml:space="preserve"> :</w:t>
+      </w:r>
+      <w:proofErr w:type="gramEnd"/>
+      <w:r>
+        <w:t xml:space="preserve"> </w:t>
       </w:r>
       <w:r>
         <w:t xml:space="preserve">Save data between scenes and between sessions using approaches such as static variables and </w:t>
@@ -10521,7 +11377,15 @@
         <w:jc w:val="both"/>
       </w:pPr>
       <w:r>
-        <w:t xml:space="preserve">In Awake(), call </w:t>
+        <w:t xml:space="preserve">In </w:t>
+      </w:r>
+      <w:proofErr w:type="gramStart"/>
+      <w:r>
+        <w:t>Awake(</w:t>
+      </w:r>
+      <w:proofErr w:type="gramEnd"/>
+      <w:r>
+        <w:t xml:space="preserve">), call </w:t>
       </w:r>
       <w:proofErr w:type="spellStart"/>
       <w:r>
@@ -10837,6 +11701,7 @@
       <w:r>
         <w:t xml:space="preserve">. To solve this, either use events or use </w:t>
       </w:r>
+      <w:proofErr w:type="gramStart"/>
       <w:r>
         <w:rPr>
           <w:b/>
@@ -10852,7 +11717,11 @@
         <w:t xml:space="preserve"> </w:t>
       </w:r>
       <w:r>
-        <w:t xml:space="preserve"> method in </w:t>
+        <w:t xml:space="preserve"> method</w:t>
+      </w:r>
+      <w:proofErr w:type="gramEnd"/>
+      <w:r>
+        <w:t xml:space="preserve"> in </w:t>
       </w:r>
       <w:proofErr w:type="spellStart"/>
       <w:r>
@@ -10915,8 +11784,13 @@
         <w:ind w:left="0" w:firstLine="0"/>
         <w:jc w:val="both"/>
       </w:pPr>
-      <w:r>
-        <w:t xml:space="preserve">So to fix: </w:t>
+      <w:proofErr w:type="gramStart"/>
+      <w:r>
+        <w:t>So</w:t>
+      </w:r>
+      <w:proofErr w:type="gramEnd"/>
+      <w:r>
+        <w:t xml:space="preserve"> to fix: </w:t>
       </w:r>
     </w:p>
     <w:p>
@@ -10979,7 +11853,15 @@
         <w:jc w:val="both"/>
       </w:pPr>
       <w:r>
-        <w:t xml:space="preserve">Subscribe in </w:t>
+        <w:t xml:space="preserve">Subscribe </w:t>
+      </w:r>
+      <w:proofErr w:type="gramStart"/>
+      <w:r>
+        <w:t>in</w:t>
+      </w:r>
+      <w:proofErr w:type="gramEnd"/>
+      <w:r>
+        <w:t xml:space="preserve"> </w:t>
       </w:r>
       <w:proofErr w:type="spellStart"/>
       <w:r>
@@ -11055,37 +11937,46 @@
           <w:b/>
           <w:bCs/>
         </w:rPr>
-        <w:t>().</w:t>
-      </w:r>
-      <w:proofErr w:type="spellStart"/>
+        <w:t>(</w:t>
+      </w:r>
+      <w:proofErr w:type="gramStart"/>
       <w:r>
         <w:rPr>
           <w:b/>
           <w:bCs/>
         </w:rPr>
-        <w:t>buildIndex</w:t>
-      </w:r>
-      <w:proofErr w:type="spellEnd"/>
+        <w:t>).</w:t>
+      </w:r>
+      <w:proofErr w:type="spellStart"/>
       <w:r>
         <w:rPr>
           <w:b/>
           <w:bCs/>
         </w:rPr>
-        <w:t>;</w:t>
-      </w:r>
-    </w:p>
-    <w:p>
-      <w:pPr>
+        <w:t>buildIndex</w:t>
+      </w:r>
+      <w:proofErr w:type="spellEnd"/>
+      <w:proofErr w:type="gramEnd"/>
+      <w:r>
         <w:rPr>
           <w:b/>
           <w:bCs/>
         </w:rPr>
-      </w:pPr>
-      <w:r>
+        <w:t>;</w:t>
+      </w:r>
+    </w:p>
+    <w:p>
+      <w:pPr>
         <w:rPr>
           <w:b/>
           <w:bCs/>
         </w:rPr>
+      </w:pPr>
+      <w:r>
+        <w:rPr>
+          <w:b/>
+          <w:bCs/>
+        </w:rPr>
         <w:br w:type="page"/>
       </w:r>
     </w:p>
@@ -11094,6 +11985,7 @@
         <w:pStyle w:val="Heading3"/>
         <w:ind w:left="0" w:firstLine="0"/>
       </w:pPr>
+      <w:proofErr w:type="gramStart"/>
       <w:r>
         <w:lastRenderedPageBreak/>
         <w:t>3</w:t>
@@ -11105,7 +11997,11 @@
         <w:t xml:space="preserve">.4 </w:t>
       </w:r>
       <w:r>
-        <w:t xml:space="preserve">: Session 4: </w:t>
+        <w:t>:</w:t>
+      </w:r>
+      <w:proofErr w:type="gramEnd"/>
+      <w:r>
+        <w:t xml:space="preserve"> Session 4: </w:t>
       </w:r>
       <w:r>
         <w:t>Performance Optimization</w:t>
@@ -11159,7 +12055,23 @@
         <w:ind w:left="0" w:firstLine="0"/>
       </w:pPr>
       <w:r>
-        <w:t>Load the scene SkiGame_Couse3_Session4_Optimization, which is found in the Assets &gt; Scenes folder. Play the scene and open the Stats window, then make note of the frames per second (FPS).</w:t>
+        <w:t xml:space="preserve">Load the scene SkiGame_Couse3_Session4_Optimization, which is found in the Assets &gt; </w:t>
+      </w:r>
+      <w:proofErr w:type="gramStart"/>
+      <w:r>
+        <w:t>Scenes</w:t>
+      </w:r>
+      <w:proofErr w:type="gramEnd"/>
+      <w:r>
+        <w:t xml:space="preserve"> folder. Play the scene and open the Stats window, then make </w:t>
+      </w:r>
+      <w:proofErr w:type="gramStart"/>
+      <w:r>
+        <w:t>note</w:t>
+      </w:r>
+      <w:proofErr w:type="gramEnd"/>
+      <w:r>
+        <w:t xml:space="preserve"> of the frames per second (FPS).</w:t>
       </w:r>
     </w:p>
     <w:p>
@@ -11211,7 +12123,15 @@
       </w:r>
       <w:proofErr w:type="spellEnd"/>
       <w:r>
-        <w:t xml:space="preserve"> script so that you can still have a large amount of snowballs thrown without having a huge performance hit in the scene</w:t>
+        <w:t xml:space="preserve"> script so that you can still have a large </w:t>
+      </w:r>
+      <w:proofErr w:type="gramStart"/>
+      <w:r>
+        <w:t>amount</w:t>
+      </w:r>
+      <w:proofErr w:type="gramEnd"/>
+      <w:r>
+        <w:t xml:space="preserve"> of snowballs thrown without having a huge performance hit in the scene</w:t>
       </w:r>
     </w:p>
     <w:p>
@@ -11254,10 +12174,12 @@
         <w:t xml:space="preserve">Enable Snowmen </w:t>
       </w:r>
       <w:proofErr w:type="spellStart"/>
+      <w:proofErr w:type="gramStart"/>
       <w:r>
         <w:t>gameobject</w:t>
       </w:r>
       <w:proofErr w:type="spellEnd"/>
+      <w:proofErr w:type="gramEnd"/>
       <w:r>
         <w:t>.</w:t>
       </w:r>
@@ -11283,7 +12205,15 @@
         </w:numPr>
       </w:pPr>
       <w:r>
-        <w:t>Notice the frame rate drops gradually once all snow balls are thrown.</w:t>
+        <w:t xml:space="preserve">Notice the frame rate drops gradually once all </w:t>
+      </w:r>
+      <w:proofErr w:type="gramStart"/>
+      <w:r>
+        <w:t>snow balls</w:t>
+      </w:r>
+      <w:proofErr w:type="gramEnd"/>
+      <w:r>
+        <w:t xml:space="preserve"> are thrown.</w:t>
       </w:r>
     </w:p>
     <w:p>
@@ -11334,7 +12264,31 @@
         </w:numPr>
       </w:pPr>
       <w:r>
-        <w:t>Start profiler recording and record till all snowmen throws snowballs.</w:t>
+        <w:t xml:space="preserve">Start </w:t>
+      </w:r>
+      <w:proofErr w:type="gramStart"/>
+      <w:r>
+        <w:t>profiler</w:t>
+      </w:r>
+      <w:proofErr w:type="gramEnd"/>
+      <w:r>
+        <w:t xml:space="preserve"> recording and </w:t>
+      </w:r>
+      <w:proofErr w:type="gramStart"/>
+      <w:r>
+        <w:t>record</w:t>
+      </w:r>
+      <w:proofErr w:type="gramEnd"/>
+      <w:r>
+        <w:t xml:space="preserve"> till all snowmen </w:t>
+      </w:r>
+      <w:proofErr w:type="gramStart"/>
+      <w:r>
+        <w:t>throws</w:t>
+      </w:r>
+      <w:proofErr w:type="gramEnd"/>
+      <w:r>
+        <w:t xml:space="preserve"> snowballs.</w:t>
       </w:r>
     </w:p>
     <w:p>
@@ -11505,7 +12459,15 @@
       </w:r>
       <w:proofErr w:type="spellEnd"/>
       <w:r>
-        <w:t xml:space="preserve"> calls inside Update() method.</w:t>
+        <w:t xml:space="preserve"> calls inside </w:t>
+      </w:r>
+      <w:proofErr w:type="gramStart"/>
+      <w:r>
+        <w:t>Update(</w:t>
+      </w:r>
+      <w:proofErr w:type="gramEnd"/>
+      <w:r>
+        <w:t>) method.</w:t>
       </w:r>
       <w:r>
         <w:t xml:space="preserve"> Move to Start method.</w:t>
@@ -11543,7 +12505,15 @@
         </w:numPr>
       </w:pPr>
       <w:r>
-        <w:t>Faster way to calculate distances(Algo Improvements).</w:t>
+        <w:t xml:space="preserve">Faster way to calculate </w:t>
+      </w:r>
+      <w:proofErr w:type="gramStart"/>
+      <w:r>
+        <w:t>distances(</w:t>
+      </w:r>
+      <w:proofErr w:type="gramEnd"/>
+      <w:r>
+        <w:t>Algo Improvements).</w:t>
       </w:r>
       <w:r>
         <w:t xml:space="preserve"> Use Vector3.sqrMagnitude</w:t>
@@ -11561,10 +12531,12 @@
         <w:t xml:space="preserve">Destroy </w:t>
       </w:r>
       <w:proofErr w:type="spellStart"/>
+      <w:proofErr w:type="gramStart"/>
       <w:r>
         <w:t>gameobjects</w:t>
       </w:r>
       <w:proofErr w:type="spellEnd"/>
+      <w:proofErr w:type="gramEnd"/>
       <w:r>
         <w:t xml:space="preserve"> which are created many times if possible.</w:t>
       </w:r>
@@ -11868,7 +12840,15 @@
         <w:t xml:space="preserve">Challenge: </w:t>
       </w:r>
       <w:r>
-        <w:t>While our game is performing much better we can always improve our code. Create an Object Pooling system to control the number of snowballs available to all snowmen.</w:t>
+        <w:t xml:space="preserve">While our game is performing much </w:t>
+      </w:r>
+      <w:proofErr w:type="gramStart"/>
+      <w:r>
+        <w:t>better</w:t>
+      </w:r>
+      <w:proofErr w:type="gramEnd"/>
+      <w:r>
+        <w:t xml:space="preserve"> we can always improve our code. Create an Object Pooling system to control the number of snowballs available to all snowmen.</w:t>
       </w:r>
     </w:p>
     <w:p>
@@ -11969,7 +12949,15 @@
         </w:numPr>
       </w:pPr>
       <w:r>
-        <w:t xml:space="preserve">In Snowball script(or </w:t>
+        <w:t xml:space="preserve">In Snowball </w:t>
+      </w:r>
+      <w:proofErr w:type="gramStart"/>
+      <w:r>
+        <w:t>script(</w:t>
+      </w:r>
+      <w:proofErr w:type="gramEnd"/>
+      <w:r>
+        <w:t xml:space="preserve">or </w:t>
       </w:r>
       <w:proofErr w:type="spellStart"/>
       <w:r>
@@ -11998,12 +12986,17 @@
         <w:pStyle w:val="Heading3"/>
         <w:ind w:left="0" w:firstLine="0"/>
       </w:pPr>
+      <w:proofErr w:type="gramStart"/>
       <w:r>
         <w:lastRenderedPageBreak/>
         <w:t xml:space="preserve">3.3.5 </w:t>
       </w:r>
       <w:r>
-        <w:t xml:space="preserve">: Session 5: </w:t>
+        <w:t>:</w:t>
+      </w:r>
+      <w:proofErr w:type="gramEnd"/>
+      <w:r>
+        <w:t xml:space="preserve"> Session 5: </w:t>
       </w:r>
       <w:r>
         <w:t>Builds</w:t>
@@ -12293,9 +13286,14 @@
         </w:numPr>
       </w:pPr>
       <w:r>
-        <w:t>Create different player cameras(</w:t>
+        <w:t xml:space="preserve">Create different player </w:t>
+      </w:r>
+      <w:proofErr w:type="gramStart"/>
+      <w:r>
+        <w:t>cameras(</w:t>
       </w:r>
       <w:proofErr w:type="spellStart"/>
+      <w:proofErr w:type="gramEnd"/>
       <w:r>
         <w:t>Cinemachine</w:t>
       </w:r>
@@ -12361,10 +13359,12 @@
         <w:t xml:space="preserve">Create motion asset: Inside Project &gt; Animations &gt; </w:t>
       </w:r>
       <w:proofErr w:type="spellStart"/>
+      <w:proofErr w:type="gramStart"/>
       <w:r>
         <w:t>R.Click</w:t>
       </w:r>
       <w:proofErr w:type="spellEnd"/>
+      <w:proofErr w:type="gramEnd"/>
       <w:r>
         <w:t xml:space="preserve"> &gt; Create &gt; Animation &gt; Animation clip.</w:t>
       </w:r>
@@ -12397,7 +13397,15 @@
         </w:numPr>
       </w:pPr>
       <w:r>
-        <w:t>Record the motion by altering the values of the cameras position and rotation in a range.</w:t>
+        <w:t xml:space="preserve">Record the motion by altering the values of the </w:t>
+      </w:r>
+      <w:proofErr w:type="gramStart"/>
+      <w:r>
+        <w:t>cameras</w:t>
+      </w:r>
+      <w:proofErr w:type="gramEnd"/>
+      <w:r>
+        <w:t xml:space="preserve"> position and rotation in a range.</w:t>
       </w:r>
     </w:p>
     <w:p>
@@ -12421,9 +13429,14 @@
         </w:numPr>
       </w:pPr>
       <w:r>
-        <w:t>Double click on motion asset(</w:t>
+        <w:t xml:space="preserve">Double click on motion </w:t>
+      </w:r>
+      <w:proofErr w:type="gramStart"/>
+      <w:r>
+        <w:t>asset(</w:t>
       </w:r>
       <w:proofErr w:type="spellStart"/>
+      <w:proofErr w:type="gramEnd"/>
       <w:r>
         <w:t>GlidingCamera</w:t>
       </w:r>
@@ -12479,7 +13492,15 @@
         </w:numPr>
       </w:pPr>
       <w:r>
-        <w:t xml:space="preserve">Inside project &gt; Animations &gt; Right click &gt; Create &gt; Timeline &gt; Timeline. Rename to </w:t>
+        <w:t xml:space="preserve">Inside project &gt; Animations &gt; Right click &gt; </w:t>
+      </w:r>
+      <w:proofErr w:type="gramStart"/>
+      <w:r>
+        <w:t>Create</w:t>
+      </w:r>
+      <w:proofErr w:type="gramEnd"/>
+      <w:r>
+        <w:t xml:space="preserve"> &gt; Timeline &gt; Timeline. Rename to </w:t>
       </w:r>
       <w:proofErr w:type="spellStart"/>
       <w:r>
@@ -12731,9 +13752,14 @@
         </w:numPr>
       </w:pPr>
       <w:r>
-        <w:t>Add a new Panel(</w:t>
+        <w:t xml:space="preserve">Add a new </w:t>
+      </w:r>
+      <w:proofErr w:type="gramStart"/>
+      <w:r>
+        <w:t>Panel(</w:t>
       </w:r>
       <w:proofErr w:type="spellStart"/>
+      <w:proofErr w:type="gramEnd"/>
       <w:r>
         <w:t>ButtonsPanel</w:t>
       </w:r>
@@ -12754,12 +13780,17 @@
         </w:numPr>
       </w:pPr>
       <w:r>
-        <w:t>Add a new Panel</w:t>
+        <w:t xml:space="preserve">Add a new </w:t>
+      </w:r>
+      <w:proofErr w:type="gramStart"/>
+      <w:r>
+        <w:t>Panel</w:t>
       </w:r>
       <w:r>
         <w:t>(</w:t>
       </w:r>
       <w:proofErr w:type="spellStart"/>
+      <w:proofErr w:type="gramEnd"/>
       <w:r>
         <w:t>QuitGamePanel</w:t>
       </w:r>
@@ -13036,7 +14067,15 @@
       </w:r>
       <w:proofErr w:type="spellEnd"/>
       <w:r>
-        <w:t xml:space="preserve"> object  &gt; add component: </w:t>
+        <w:t xml:space="preserve"> </w:t>
+      </w:r>
+      <w:proofErr w:type="gramStart"/>
+      <w:r>
+        <w:t>object  &gt;</w:t>
+      </w:r>
+      <w:proofErr w:type="gramEnd"/>
+      <w:r>
+        <w:t xml:space="preserve"> add component: </w:t>
       </w:r>
       <w:r>
         <w:rPr>
@@ -13100,12 +14139,21 @@
           <w:bCs/>
         </w:rPr>
       </w:pPr>
+      <w:proofErr w:type="gramStart"/>
       <w:r>
         <w:rPr>
           <w:b/>
           <w:bCs/>
         </w:rPr>
-        <w:t>it’s time to add functionality so players can load into the game scene and quit the application.</w:t>
+        <w:t>it’s</w:t>
+      </w:r>
+      <w:proofErr w:type="gramEnd"/>
+      <w:r>
+        <w:rPr>
+          <w:b/>
+          <w:bCs/>
+        </w:rPr>
+        <w:t xml:space="preserve"> time to add functionality so players can load into the game scene and quit the application.</w:t>
       </w:r>
     </w:p>
     <w:p>
@@ -13142,7 +14190,15 @@
         </w:numPr>
       </w:pPr>
       <w:r>
-        <w:t xml:space="preserve">Create a new script </w:t>
+        <w:t xml:space="preserve">Create a new </w:t>
+      </w:r>
+      <w:proofErr w:type="gramStart"/>
+      <w:r>
+        <w:t>script</w:t>
+      </w:r>
+      <w:proofErr w:type="gramEnd"/>
+      <w:r>
+        <w:t xml:space="preserve"> </w:t>
       </w:r>
       <w:proofErr w:type="spellStart"/>
       <w:r>
@@ -13273,6 +14329,7 @@
         <w:t xml:space="preserve"> the script </w:t>
       </w:r>
       <w:proofErr w:type="spellStart"/>
+      <w:proofErr w:type="gramStart"/>
       <w:r>
         <w:rPr>
           <w:b/>
@@ -13296,7 +14353,11 @@
         <w:t xml:space="preserve"> </w:t>
       </w:r>
       <w:r>
-        <w:t xml:space="preserve"> to show the quit popup dialog.</w:t>
+        <w:t xml:space="preserve"> to</w:t>
+      </w:r>
+      <w:proofErr w:type="gramEnd"/>
+      <w:r>
+        <w:t xml:space="preserve"> show the quit popup dialog.</w:t>
       </w:r>
     </w:p>
     <w:p>
@@ -13355,8 +14416,17 @@
           <w:b/>
           <w:bCs/>
         </w:rPr>
-        <w:t xml:space="preserve"> transform</w:t>
-      </w:r>
+        <w:t xml:space="preserve"> </w:t>
+      </w:r>
+      <w:proofErr w:type="gramStart"/>
+      <w:r>
+        <w:rPr>
+          <w:b/>
+          <w:bCs/>
+        </w:rPr>
+        <w:t>transform</w:t>
+      </w:r>
+      <w:proofErr w:type="gramEnd"/>
       <w:r>
         <w:t xml:space="preserve"> of the text and adjust using </w:t>
       </w:r>
@@ -13515,7 +14585,15 @@
         </w:numPr>
       </w:pPr>
       <w:r>
-        <w:t>Setup and configure &gt; Click create A0.. button &gt; This will add and activate modules.</w:t>
+        <w:t>Setup and configure &gt; Click create A</w:t>
+      </w:r>
+      <w:proofErr w:type="gramStart"/>
+      <w:r>
+        <w:t>0..</w:t>
+      </w:r>
+      <w:proofErr w:type="gramEnd"/>
+      <w:r>
+        <w:t xml:space="preserve"> button &gt; This will add and activate modules.</w:t>
       </w:r>
     </w:p>
     <w:p>
@@ -13530,6 +14608,7 @@
         <w:t xml:space="preserve">Use </w:t>
       </w:r>
       <w:proofErr w:type="spellStart"/>
+      <w:proofErr w:type="gramStart"/>
       <w:r>
         <w:rPr>
           <w:b/>
@@ -13538,6 +14617,7 @@
         <w:t>DG.DOFade</w:t>
       </w:r>
       <w:proofErr w:type="spellEnd"/>
+      <w:proofErr w:type="gramEnd"/>
       <w:r>
         <w:rPr>
           <w:b/>
@@ -13618,8 +14698,13 @@
           <w:numId w:val="560"/>
         </w:numPr>
       </w:pPr>
-      <w:r>
-        <w:t>Use( 0,1) for making it 1 to 0 transparent.</w:t>
+      <w:proofErr w:type="gramStart"/>
+      <w:r>
+        <w:t>Use( 0</w:t>
+      </w:r>
+      <w:proofErr w:type="gramEnd"/>
+      <w:r>
+        <w:t>,1) for making it 1 to 0 transparent.</w:t>
       </w:r>
     </w:p>
     <w:p>
@@ -13706,12 +14791,17 @@
         <w:t xml:space="preserve">Use fade effects instead of </w:t>
       </w:r>
       <w:proofErr w:type="spellStart"/>
+      <w:proofErr w:type="gramStart"/>
       <w:r>
         <w:t>setActive</w:t>
       </w:r>
       <w:proofErr w:type="spellEnd"/>
       <w:r>
-        <w:t>()</w:t>
+        <w:t>(</w:t>
+      </w:r>
+      <w:proofErr w:type="gramEnd"/>
+      <w:r>
+        <w:t>)</w:t>
       </w:r>
       <w:r>
         <w:t xml:space="preserve"> to enhance UI experience.</w:t>
@@ -13742,7 +14832,15 @@
         <w:ind w:left="0" w:firstLine="0"/>
       </w:pPr>
       <w:r>
-        <w:t>Let’s now create some In game UI to enhance UX.</w:t>
+        <w:t xml:space="preserve">Let’s now create some </w:t>
+      </w:r>
+      <w:proofErr w:type="gramStart"/>
+      <w:r>
+        <w:t>In</w:t>
+      </w:r>
+      <w:proofErr w:type="gramEnd"/>
+      <w:r>
+        <w:t xml:space="preserve"> game UI to enhance UX.</w:t>
       </w:r>
     </w:p>
     <w:p>
@@ -13810,10 +14908,18 @@
         </w:numPr>
       </w:pPr>
       <w:r>
-        <w:t>Display Leaderboard Scores</w:t>
-      </w:r>
-      <w:r>
-        <w:t xml:space="preserve">.(See </w:t>
+        <w:t xml:space="preserve">Display Leaderboard </w:t>
+      </w:r>
+      <w:proofErr w:type="gramStart"/>
+      <w:r>
+        <w:t>Scores</w:t>
+      </w:r>
+      <w:r>
+        <w:t>.(</w:t>
+      </w:r>
+      <w:proofErr w:type="gramEnd"/>
+      <w:r>
+        <w:t xml:space="preserve">See </w:t>
       </w:r>
       <w:proofErr w:type="spellStart"/>
       <w:r>
@@ -13908,14 +15014,38 @@
         </w:numPr>
       </w:pPr>
       <w:r>
-        <w:t xml:space="preserve">Change the color in the text itself by: </w:t>
+        <w:t xml:space="preserve">Change the color in the text itself </w:t>
+      </w:r>
+      <w:proofErr w:type="gramStart"/>
+      <w:r>
+        <w:t>by:</w:t>
+      </w:r>
+      <w:proofErr w:type="gramEnd"/>
+      <w:r>
+        <w:t xml:space="preserve"> </w:t>
       </w:r>
       <w:r>
         <w:rPr>
           <w:b/>
           <w:bCs/>
         </w:rPr>
-        <w:t>result += $"&lt;color=#FFC200&gt;{times[i]}&lt;/color&gt;\n"</w:t>
+        <w:t>result += $"&lt;color=#FFC200&gt;{times[i</w:t>
+      </w:r>
+      <w:proofErr w:type="gramStart"/>
+      <w:r>
+        <w:rPr>
+          <w:b/>
+          <w:bCs/>
+        </w:rPr>
+        <w:t>]}&lt;</w:t>
+      </w:r>
+      <w:proofErr w:type="gramEnd"/>
+      <w:r>
+        <w:rPr>
+          <w:b/>
+          <w:bCs/>
+        </w:rPr>
+        <w:t>/color&gt;\n"</w:t>
       </w:r>
       <w:r>
         <w:rPr>
@@ -13971,6 +15101,7 @@
         <w:t xml:space="preserve">Use array of </w:t>
       </w:r>
       <w:proofErr w:type="spellStart"/>
+      <w:proofErr w:type="gramStart"/>
       <w:r>
         <w:rPr>
           <w:b/>
@@ -13987,14 +15118,30 @@
         <w:t xml:space="preserve">[] </w:t>
       </w:r>
       <w:r>
-        <w:t xml:space="preserve"> object and assign text using a loop.</w:t>
+        <w:t xml:space="preserve"> object</w:t>
+      </w:r>
+      <w:proofErr w:type="gramEnd"/>
+      <w:r>
+        <w:t xml:space="preserve"> and assign text using a </w:t>
+      </w:r>
+      <w:proofErr w:type="gramStart"/>
+      <w:r>
+        <w:t>loop.</w:t>
       </w:r>
       <w:r>
         <w:rPr>
           <w:b/>
           <w:bCs/>
         </w:rPr>
-        <w:t>[Preferred]</w:t>
+        <w:t>[</w:t>
+      </w:r>
+      <w:proofErr w:type="gramEnd"/>
+      <w:r>
+        <w:rPr>
+          <w:b/>
+          <w:bCs/>
+        </w:rPr>
+        <w:t>Preferred]</w:t>
       </w:r>
     </w:p>
     <w:p>
@@ -14017,10 +15164,12 @@
         <w:t xml:space="preserve"> </w:t>
       </w:r>
       <w:proofErr w:type="spellStart"/>
+      <w:proofErr w:type="gramStart"/>
       <w:r>
         <w:t>gameobjects</w:t>
       </w:r>
       <w:proofErr w:type="spellEnd"/>
+      <w:proofErr w:type="gramEnd"/>
       <w:r>
         <w:t xml:space="preserve"> in unity.</w:t>
       </w:r>
@@ -14034,9 +15183,14 @@
         </w:numPr>
       </w:pPr>
       <w:r>
-        <w:t>Inside a script(</w:t>
+        <w:t xml:space="preserve">Inside a </w:t>
+      </w:r>
+      <w:proofErr w:type="gramStart"/>
+      <w:r>
+        <w:t>script(</w:t>
       </w:r>
       <w:proofErr w:type="spellStart"/>
+      <w:proofErr w:type="gramEnd"/>
       <w:r>
         <w:rPr>
           <w:b/>
@@ -14090,136 +15244,351 @@
           <w:b/>
           <w:bCs/>
         </w:rPr>
-        <w:t>(0.3f,0.3f).</w:t>
-      </w:r>
-      <w:proofErr w:type="spellStart"/>
+        <w:t>(0.3f,0.3f</w:t>
+      </w:r>
+      <w:proofErr w:type="gramStart"/>
       <w:r>
         <w:rPr>
           <w:b/>
           <w:bCs/>
         </w:rPr>
-        <w:t>SetLoops</w:t>
-      </w:r>
-      <w:proofErr w:type="spellEnd"/>
+        <w:t>).</w:t>
+      </w:r>
+      <w:proofErr w:type="spellStart"/>
       <w:r>
         <w:rPr>
           <w:b/>
           <w:bCs/>
         </w:rPr>
-        <w:t xml:space="preserve">(-1, </w:t>
-      </w:r>
-      <w:proofErr w:type="spellStart"/>
+        <w:t>SetLoops</w:t>
+      </w:r>
+      <w:proofErr w:type="spellEnd"/>
+      <w:proofErr w:type="gramEnd"/>
       <w:r>
         <w:rPr>
           <w:b/>
           <w:bCs/>
         </w:rPr>
-        <w:t>LoopType.Yoyo</w:t>
-      </w:r>
-      <w:proofErr w:type="spellEnd"/>
+        <w:t xml:space="preserve">(-1, </w:t>
+      </w:r>
+      <w:proofErr w:type="spellStart"/>
       <w:r>
         <w:rPr>
           <w:b/>
           <w:bCs/>
         </w:rPr>
-        <w:t>);</w:t>
-      </w:r>
+        <w:t>LoopType.Yoyo</w:t>
+      </w:r>
+      <w:proofErr w:type="spellEnd"/>
       <w:r>
         <w:rPr>
           <w:b/>
           <w:bCs/>
         </w:rPr>
-        <w:t xml:space="preserve"> </w:t>
-      </w:r>
-      <w:r>
-        <w:t>if the high score is achieve within top 5.</w:t>
-      </w:r>
-    </w:p>
-    <w:p>
-      <w:pPr>
+        <w:t>);</w:t>
+      </w:r>
+      <w:r>
         <w:rPr>
           <w:b/>
           <w:bCs/>
         </w:rPr>
-      </w:pPr>
-    </w:p>
-    <w:p>
-      <w:r>
+        <w:t xml:space="preserve"> </w:t>
+      </w:r>
+      <w:r>
+        <w:t xml:space="preserve">if the high score is </w:t>
+      </w:r>
+      <w:proofErr w:type="gramStart"/>
+      <w:r>
+        <w:t>achieve</w:t>
+      </w:r>
+      <w:proofErr w:type="gramEnd"/>
+      <w:r>
+        <w:t xml:space="preserve"> within top 5.</w:t>
+      </w:r>
+    </w:p>
+    <w:p>
+      <w:pPr>
         <w:rPr>
           <w:b/>
           <w:bCs/>
         </w:rPr>
-        <w:t xml:space="preserve">Note: </w:t>
-      </w:r>
-      <w:r>
-        <w:t xml:space="preserve">We get more control using array of </w:t>
-      </w:r>
-      <w:proofErr w:type="spellStart"/>
+      </w:pPr>
+    </w:p>
+    <w:p>
       <w:r>
         <w:rPr>
           <w:b/>
           <w:bCs/>
         </w:rPr>
-        <w:t>TextMeshPro</w:t>
-      </w:r>
-      <w:proofErr w:type="spellEnd"/>
+        <w:t xml:space="preserve">Note: </w:t>
+      </w:r>
+      <w:r>
+        <w:t xml:space="preserve">We get more control using array of </w:t>
+      </w:r>
+      <w:proofErr w:type="spellStart"/>
       <w:r>
         <w:rPr>
           <w:b/>
           <w:bCs/>
         </w:rPr>
-        <w:t xml:space="preserve"> </w:t>
-      </w:r>
-      <w:r>
-        <w:t>instead</w:t>
-      </w:r>
-      <w:r>
-        <w:t xml:space="preserve"> of assigning to a single object.</w:t>
-      </w:r>
-    </w:p>
-    <w:p/>
-    <w:p>
-      <w:pPr>
-        <w:ind w:left="0" w:firstLine="0"/>
-      </w:pPr>
+        <w:t>TextMeshPro</w:t>
+      </w:r>
+      <w:proofErr w:type="spellEnd"/>
       <w:r>
         <w:rPr>
           <w:b/>
           <w:bCs/>
         </w:rPr>
+        <w:t xml:space="preserve"> </w:t>
+      </w:r>
+      <w:r>
+        <w:t>instead</w:t>
+      </w:r>
+      <w:r>
+        <w:t xml:space="preserve"> of assigning to a single object.</w:t>
+      </w:r>
+    </w:p>
+    <w:p/>
+    <w:p>
+      <w:pPr>
+        <w:ind w:left="0" w:firstLine="0"/>
+      </w:pPr>
+      <w:r>
+        <w:rPr>
+          <w:b/>
+          <w:bCs/>
+        </w:rPr>
         <w:t>Extra Challenge:</w:t>
       </w:r>
       <w:r>
         <w:t xml:space="preserve"> </w:t>
       </w:r>
       <w:r>
-        <w:t>A</w:t>
-      </w:r>
-      <w:r>
-        <w:t>dd a health bar to the UI that gets reduced when the skier hits obstacles and restarts the race if we lose all our health</w:t>
-      </w:r>
-      <w:r>
+        <w:t>Add a health bar to the UI that gets reduced when the skier hits obstacles and restarts the race if we lose all our health.</w:t>
+      </w:r>
+    </w:p>
+    <w:p>
+      <w:pPr>
+        <w:ind w:left="0" w:firstLine="0"/>
+      </w:pPr>
+    </w:p>
+    <w:p>
+      <w:pPr>
+        <w:ind w:left="0" w:firstLine="0"/>
+        <w:rPr>
+          <w:b/>
+          <w:bCs/>
+        </w:rPr>
+      </w:pPr>
+      <w:r>
+        <w:rPr>
+          <w:b/>
+          <w:bCs/>
+        </w:rPr>
+        <w:t xml:space="preserve">Solution: </w:t>
+      </w:r>
+    </w:p>
+    <w:p>
+      <w:pPr>
+        <w:pStyle w:val="ListParagraph"/>
+        <w:numPr>
+          <w:ilvl w:val="0"/>
+          <w:numId w:val="564"/>
+        </w:numPr>
+      </w:pPr>
+      <w:r>
+        <w:t xml:space="preserve">Use </w:t>
+      </w:r>
+      <w:r>
+        <w:rPr>
+          <w:b/>
+          <w:bCs/>
+        </w:rPr>
+        <w:t>Slider</w:t>
+      </w:r>
+      <w:r>
+        <w:rPr>
+          <w:b/>
+          <w:bCs/>
+        </w:rPr>
+        <w:t xml:space="preserve"> </w:t>
+      </w:r>
+      <w:r>
+        <w:t>for the health bar.</w:t>
+      </w:r>
+    </w:p>
+    <w:p>
+      <w:pPr>
+        <w:pStyle w:val="ListParagraph"/>
+        <w:numPr>
+          <w:ilvl w:val="0"/>
+          <w:numId w:val="564"/>
+        </w:numPr>
+      </w:pPr>
+      <w:r>
+        <w:t>Remove the handle.</w:t>
+      </w:r>
+    </w:p>
+    <w:p>
+      <w:pPr>
+        <w:pStyle w:val="ListParagraph"/>
+        <w:numPr>
+          <w:ilvl w:val="0"/>
+          <w:numId w:val="564"/>
+        </w:numPr>
+      </w:pPr>
+      <w:r>
+        <w:t>Adjust Background and Fill.</w:t>
+      </w:r>
+    </w:p>
+    <w:p>
+      <w:pPr>
+        <w:pStyle w:val="ListParagraph"/>
+        <w:numPr>
+          <w:ilvl w:val="0"/>
+          <w:numId w:val="564"/>
+        </w:numPr>
+      </w:pPr>
+      <w:r>
+        <w:t xml:space="preserve">Create a new event </w:t>
+      </w:r>
+      <w:proofErr w:type="spellStart"/>
+      <w:r>
+        <w:rPr>
+          <w:b/>
+          <w:bCs/>
+        </w:rPr>
+        <w:t>PlayerDied</w:t>
+      </w:r>
+      <w:proofErr w:type="spellEnd"/>
+      <w:r>
+        <w:rPr>
+          <w:b/>
+          <w:bCs/>
+        </w:rPr>
+        <w:t xml:space="preserve"> </w:t>
+      </w:r>
+      <w:r>
+        <w:t xml:space="preserve">in </w:t>
+      </w:r>
+      <w:proofErr w:type="spellStart"/>
+      <w:r>
+        <w:rPr>
+          <w:b/>
+          <w:bCs/>
+        </w:rPr>
+        <w:t>PlayerEvents</w:t>
+      </w:r>
+      <w:proofErr w:type="spellEnd"/>
+      <w:r>
+        <w:rPr>
+          <w:b/>
+          <w:bCs/>
+        </w:rPr>
         <w:t>.</w:t>
       </w:r>
     </w:p>
     <w:p>
       <w:pPr>
-        <w:ind w:left="0" w:firstLine="0"/>
-      </w:pPr>
-    </w:p>
-    <w:p>
-      <w:pPr>
-        <w:ind w:left="0" w:firstLine="0"/>
-      </w:pPr>
-      <w:r>
-        <w:t xml:space="preserve">Solution: </w:t>
-      </w:r>
-    </w:p>
-    <w:p>
-      <w:pPr>
         <w:pStyle w:val="ListParagraph"/>
-        <w:ind w:left="360" w:firstLine="0"/>
-      </w:pPr>
+        <w:numPr>
+          <w:ilvl w:val="0"/>
+          <w:numId w:val="564"/>
+        </w:numPr>
+      </w:pPr>
+      <w:r>
+        <w:t xml:space="preserve">Invoke in </w:t>
+      </w:r>
+      <w:proofErr w:type="spellStart"/>
+      <w:r>
+        <w:rPr>
+          <w:b/>
+          <w:bCs/>
+        </w:rPr>
+        <w:t>PlayerController</w:t>
+      </w:r>
+      <w:proofErr w:type="spellEnd"/>
+      <w:r>
+        <w:rPr>
+          <w:b/>
+          <w:bCs/>
+        </w:rPr>
+        <w:t xml:space="preserve"> </w:t>
+      </w:r>
+      <w:r>
+        <w:t>when health becomes 0.</w:t>
+      </w:r>
+    </w:p>
+    <w:p>
+      <w:pPr>
+        <w:pStyle w:val="ListParagraph"/>
+        <w:numPr>
+          <w:ilvl w:val="0"/>
+          <w:numId w:val="564"/>
+        </w:numPr>
+      </w:pPr>
+      <w:r>
+        <w:t xml:space="preserve">Subscribe in </w:t>
+      </w:r>
+      <w:proofErr w:type="spellStart"/>
+      <w:r>
+        <w:rPr>
+          <w:b/>
+          <w:bCs/>
+        </w:rPr>
+        <w:t>GameUIManager</w:t>
+      </w:r>
+      <w:proofErr w:type="spellEnd"/>
+      <w:r>
+        <w:t>, show “</w:t>
+      </w:r>
+      <w:r>
+        <w:rPr>
+          <w:i/>
+          <w:iCs/>
+        </w:rPr>
+        <w:t xml:space="preserve">Mission </w:t>
+      </w:r>
+      <w:proofErr w:type="gramStart"/>
+      <w:r>
+        <w:rPr>
+          <w:i/>
+          <w:iCs/>
+        </w:rPr>
+        <w:t>Failed..</w:t>
+      </w:r>
+      <w:proofErr w:type="gramEnd"/>
+      <w:r>
+        <w:t xml:space="preserve">” and hide </w:t>
+      </w:r>
+      <w:r>
+        <w:rPr>
+          <w:b/>
+          <w:bCs/>
+        </w:rPr>
+        <w:t>Next Level</w:t>
+      </w:r>
+      <w:r>
+        <w:t xml:space="preserve"> Button.</w:t>
+      </w:r>
+    </w:p>
+    <w:p>
+      <w:r>
+        <w:br w:type="page"/>
+      </w:r>
+    </w:p>
+    <w:p>
+      <w:pPr>
+        <w:pStyle w:val="Heading1"/>
+        <w:numPr>
+          <w:ilvl w:val="0"/>
+          <w:numId w:val="563"/>
+        </w:numPr>
+      </w:pPr>
+      <w:r>
+        <w:lastRenderedPageBreak/>
+        <w:t>Practice Questions</w:t>
+      </w:r>
     </w:p>
     <w:p>
       <w:pPr>
@@ -26952,6 +28321,92 @@
     </w:lvl>
   </w:abstractNum>
   <w:abstractNum w:abstractNumId="99" w15:restartNumberingAfterBreak="0">
+    <w:nsid w:val="3369712C"/>
+    <w:multiLevelType w:val="hybridMultilevel"/>
+    <w:tmpl w:val="F28C99B8"/>
+    <w:lvl w:ilvl="0" w:tplc="0409000F">
+      <w:start w:val="1"/>
+      <w:numFmt w:val="decimal"/>
+      <w:lvlText w:val="%1."/>
+      <w:lvlJc w:val="left"/>
+      <w:pPr>
+        <w:ind w:left="720" w:hanging="360"/>
+      </w:pPr>
+    </w:lvl>
+    <w:lvl w:ilvl="1" w:tplc="04090019" w:tentative="1">
+      <w:start w:val="1"/>
+      <w:numFmt w:val="lowerLetter"/>
+      <w:lvlText w:val="%2."/>
+      <w:lvlJc w:val="left"/>
+      <w:pPr>
+        <w:ind w:left="1440" w:hanging="360"/>
+      </w:pPr>
+    </w:lvl>
+    <w:lvl w:ilvl="2" w:tplc="0409001B" w:tentative="1">
+      <w:start w:val="1"/>
+      <w:numFmt w:val="lowerRoman"/>
+      <w:lvlText w:val="%3."/>
+      <w:lvlJc w:val="right"/>
+      <w:pPr>
+        <w:ind w:left="2160" w:hanging="180"/>
+      </w:pPr>
+    </w:lvl>
+    <w:lvl w:ilvl="3" w:tplc="0409000F" w:tentative="1">
+      <w:start w:val="1"/>
+      <w:numFmt w:val="decimal"/>
+      <w:lvlText w:val="%4."/>
+      <w:lvlJc w:val="left"/>
+      <w:pPr>
+        <w:ind w:left="2880" w:hanging="360"/>
+      </w:pPr>
+    </w:lvl>
+    <w:lvl w:ilvl="4" w:tplc="04090019" w:tentative="1">
+      <w:start w:val="1"/>
+      <w:numFmt w:val="lowerLetter"/>
+      <w:lvlText w:val="%5."/>
+      <w:lvlJc w:val="left"/>
+      <w:pPr>
+        <w:ind w:left="3600" w:hanging="360"/>
+      </w:pPr>
+    </w:lvl>
+    <w:lvl w:ilvl="5" w:tplc="0409001B" w:tentative="1">
+      <w:start w:val="1"/>
+      <w:numFmt w:val="lowerRoman"/>
+      <w:lvlText w:val="%6."/>
+      <w:lvlJc w:val="right"/>
+      <w:pPr>
+        <w:ind w:left="4320" w:hanging="180"/>
+      </w:pPr>
+    </w:lvl>
+    <w:lvl w:ilvl="6" w:tplc="0409000F" w:tentative="1">
+      <w:start w:val="1"/>
+      <w:numFmt w:val="decimal"/>
+      <w:lvlText w:val="%7."/>
+      <w:lvlJc w:val="left"/>
+      <w:pPr>
+        <w:ind w:left="5040" w:hanging="360"/>
+      </w:pPr>
+    </w:lvl>
+    <w:lvl w:ilvl="7" w:tplc="04090019" w:tentative="1">
+      <w:start w:val="1"/>
+      <w:numFmt w:val="lowerLetter"/>
+      <w:lvlText w:val="%8."/>
+      <w:lvlJc w:val="left"/>
+      <w:pPr>
+        <w:ind w:left="5760" w:hanging="360"/>
+      </w:pPr>
+    </w:lvl>
+    <w:lvl w:ilvl="8" w:tplc="0409001B" w:tentative="1">
+      <w:start w:val="1"/>
+      <w:numFmt w:val="lowerRoman"/>
+      <w:lvlText w:val="%9."/>
+      <w:lvlJc w:val="right"/>
+      <w:pPr>
+        <w:ind w:left="6480" w:hanging="180"/>
+      </w:pPr>
+    </w:lvl>
+  </w:abstractNum>
+  <w:abstractNum w:abstractNumId="100" w15:restartNumberingAfterBreak="0">
     <w:nsid w:val="33771C1B"/>
     <w:multiLevelType w:val="multilevel"/>
     <w:tmpl w:val="DD7A0C84"/>
@@ -27100,7 +28555,7 @@
       </w:rPr>
     </w:lvl>
   </w:abstractNum>
-  <w:abstractNum w:abstractNumId="100" w15:restartNumberingAfterBreak="0">
+  <w:abstractNum w:abstractNumId="101" w15:restartNumberingAfterBreak="0">
     <w:nsid w:val="34567375"/>
     <w:multiLevelType w:val="multilevel"/>
     <w:tmpl w:val="5CDA7666"/>
@@ -27249,7 +28704,7 @@
       </w:rPr>
     </w:lvl>
   </w:abstractNum>
-  <w:abstractNum w:abstractNumId="101" w15:restartNumberingAfterBreak="0">
+  <w:abstractNum w:abstractNumId="102" w15:restartNumberingAfterBreak="0">
     <w:nsid w:val="34D3529D"/>
     <w:multiLevelType w:val="multilevel"/>
     <w:tmpl w:val="2030252C"/>
@@ -27362,7 +28817,7 @@
       </w:pPr>
     </w:lvl>
   </w:abstractNum>
-  <w:abstractNum w:abstractNumId="102" w15:restartNumberingAfterBreak="0">
+  <w:abstractNum w:abstractNumId="103" w15:restartNumberingAfterBreak="0">
     <w:nsid w:val="355B1335"/>
     <w:multiLevelType w:val="multilevel"/>
     <w:tmpl w:val="15E0895C"/>
@@ -27511,7 +28966,7 @@
       </w:rPr>
     </w:lvl>
   </w:abstractNum>
-  <w:abstractNum w:abstractNumId="103" w15:restartNumberingAfterBreak="0">
+  <w:abstractNum w:abstractNumId="104" w15:restartNumberingAfterBreak="0">
     <w:nsid w:val="35CA51C7"/>
     <w:multiLevelType w:val="multilevel"/>
     <w:tmpl w:val="F86CFD86"/>
@@ -27660,7 +29115,7 @@
       </w:rPr>
     </w:lvl>
   </w:abstractNum>
-  <w:abstractNum w:abstractNumId="104" w15:restartNumberingAfterBreak="0">
+  <w:abstractNum w:abstractNumId="105" w15:restartNumberingAfterBreak="0">
     <w:nsid w:val="36AA44AC"/>
     <w:multiLevelType w:val="multilevel"/>
     <w:tmpl w:val="9C40D692"/>
@@ -27809,7 +29264,7 @@
       </w:rPr>
     </w:lvl>
   </w:abstractNum>
-  <w:abstractNum w:abstractNumId="105" w15:restartNumberingAfterBreak="0">
+  <w:abstractNum w:abstractNumId="106" w15:restartNumberingAfterBreak="0">
     <w:nsid w:val="370B571D"/>
     <w:multiLevelType w:val="multilevel"/>
     <w:tmpl w:val="889E9A12"/>
@@ -27958,7 +29413,7 @@
       </w:rPr>
     </w:lvl>
   </w:abstractNum>
-  <w:abstractNum w:abstractNumId="106" w15:restartNumberingAfterBreak="0">
+  <w:abstractNum w:abstractNumId="107" w15:restartNumberingAfterBreak="0">
     <w:nsid w:val="38334CD0"/>
     <w:multiLevelType w:val="multilevel"/>
     <w:tmpl w:val="FE7C779C"/>
@@ -28107,7 +29562,7 @@
       </w:rPr>
     </w:lvl>
   </w:abstractNum>
-  <w:abstractNum w:abstractNumId="107" w15:restartNumberingAfterBreak="0">
+  <w:abstractNum w:abstractNumId="108" w15:restartNumberingAfterBreak="0">
     <w:nsid w:val="38CA6695"/>
     <w:multiLevelType w:val="multilevel"/>
     <w:tmpl w:val="625AABE8"/>
@@ -28220,7 +29675,7 @@
       </w:pPr>
     </w:lvl>
   </w:abstractNum>
-  <w:abstractNum w:abstractNumId="108" w15:restartNumberingAfterBreak="0">
+  <w:abstractNum w:abstractNumId="109" w15:restartNumberingAfterBreak="0">
     <w:nsid w:val="39506DF6"/>
     <w:multiLevelType w:val="multilevel"/>
     <w:tmpl w:val="AF0E46FC"/>
@@ -28369,7 +29824,7 @@
       </w:rPr>
     </w:lvl>
   </w:abstractNum>
-  <w:abstractNum w:abstractNumId="109" w15:restartNumberingAfterBreak="0">
+  <w:abstractNum w:abstractNumId="110" w15:restartNumberingAfterBreak="0">
     <w:nsid w:val="3AD53CE7"/>
     <w:multiLevelType w:val="multilevel"/>
     <w:tmpl w:val="48A201B8"/>
@@ -28518,7 +29973,7 @@
       </w:rPr>
     </w:lvl>
   </w:abstractNum>
-  <w:abstractNum w:abstractNumId="110" w15:restartNumberingAfterBreak="0">
+  <w:abstractNum w:abstractNumId="111" w15:restartNumberingAfterBreak="0">
     <w:nsid w:val="3B7B2775"/>
     <w:multiLevelType w:val="multilevel"/>
     <w:tmpl w:val="E78A5062"/>
@@ -28667,7 +30122,7 @@
       </w:rPr>
     </w:lvl>
   </w:abstractNum>
-  <w:abstractNum w:abstractNumId="111" w15:restartNumberingAfterBreak="0">
+  <w:abstractNum w:abstractNumId="112" w15:restartNumberingAfterBreak="0">
     <w:nsid w:val="3B9A3050"/>
     <w:multiLevelType w:val="multilevel"/>
     <w:tmpl w:val="C888A0DC"/>
@@ -28788,7 +30243,7 @@
       </w:rPr>
     </w:lvl>
   </w:abstractNum>
-  <w:abstractNum w:abstractNumId="112" w15:restartNumberingAfterBreak="0">
+  <w:abstractNum w:abstractNumId="113" w15:restartNumberingAfterBreak="0">
     <w:nsid w:val="3C8B5F84"/>
     <w:multiLevelType w:val="hybridMultilevel"/>
     <w:tmpl w:val="50B21274"/>
@@ -28901,7 +30356,7 @@
       </w:rPr>
     </w:lvl>
   </w:abstractNum>
-  <w:abstractNum w:abstractNumId="113" w15:restartNumberingAfterBreak="0">
+  <w:abstractNum w:abstractNumId="114" w15:restartNumberingAfterBreak="0">
     <w:nsid w:val="3CCF204D"/>
     <w:multiLevelType w:val="multilevel"/>
     <w:tmpl w:val="C1708D42"/>
@@ -29050,7 +30505,7 @@
       </w:rPr>
     </w:lvl>
   </w:abstractNum>
-  <w:abstractNum w:abstractNumId="114" w15:restartNumberingAfterBreak="0">
+  <w:abstractNum w:abstractNumId="115" w15:restartNumberingAfterBreak="0">
     <w:nsid w:val="3EB27A3B"/>
     <w:multiLevelType w:val="multilevel"/>
     <w:tmpl w:val="0A6E8E34"/>
@@ -29199,7 +30654,7 @@
       </w:rPr>
     </w:lvl>
   </w:abstractNum>
-  <w:abstractNum w:abstractNumId="115" w15:restartNumberingAfterBreak="0">
+  <w:abstractNum w:abstractNumId="116" w15:restartNumberingAfterBreak="0">
     <w:nsid w:val="3EE054FB"/>
     <w:multiLevelType w:val="multilevel"/>
     <w:tmpl w:val="E4D67D4E"/>
@@ -29348,7 +30803,7 @@
       </w:rPr>
     </w:lvl>
   </w:abstractNum>
-  <w:abstractNum w:abstractNumId="116" w15:restartNumberingAfterBreak="0">
+  <w:abstractNum w:abstractNumId="117" w15:restartNumberingAfterBreak="0">
     <w:nsid w:val="406A590E"/>
     <w:multiLevelType w:val="multilevel"/>
     <w:tmpl w:val="69320952"/>
@@ -29497,7 +30952,7 @@
       </w:rPr>
     </w:lvl>
   </w:abstractNum>
-  <w:abstractNum w:abstractNumId="117" w15:restartNumberingAfterBreak="0">
+  <w:abstractNum w:abstractNumId="118" w15:restartNumberingAfterBreak="0">
     <w:nsid w:val="40971A4E"/>
     <w:multiLevelType w:val="multilevel"/>
     <w:tmpl w:val="C1685860"/>
@@ -29646,7 +31101,7 @@
       </w:rPr>
     </w:lvl>
   </w:abstractNum>
-  <w:abstractNum w:abstractNumId="118" w15:restartNumberingAfterBreak="0">
+  <w:abstractNum w:abstractNumId="119" w15:restartNumberingAfterBreak="0">
     <w:nsid w:val="4152204F"/>
     <w:multiLevelType w:val="multilevel"/>
     <w:tmpl w:val="6A2A473A"/>
@@ -29795,7 +31250,7 @@
       </w:rPr>
     </w:lvl>
   </w:abstractNum>
-  <w:abstractNum w:abstractNumId="119" w15:restartNumberingAfterBreak="0">
+  <w:abstractNum w:abstractNumId="120" w15:restartNumberingAfterBreak="0">
     <w:nsid w:val="4199537A"/>
     <w:multiLevelType w:val="multilevel"/>
     <w:tmpl w:val="7DF22D10"/>
@@ -29944,7 +31399,7 @@
       </w:rPr>
     </w:lvl>
   </w:abstractNum>
-  <w:abstractNum w:abstractNumId="120" w15:restartNumberingAfterBreak="0">
+  <w:abstractNum w:abstractNumId="121" w15:restartNumberingAfterBreak="0">
     <w:nsid w:val="41DD03AB"/>
     <w:multiLevelType w:val="multilevel"/>
     <w:tmpl w:val="B6FC991C"/>
@@ -30093,7 +31548,7 @@
       </w:rPr>
     </w:lvl>
   </w:abstractNum>
-  <w:abstractNum w:abstractNumId="121" w15:restartNumberingAfterBreak="0">
+  <w:abstractNum w:abstractNumId="122" w15:restartNumberingAfterBreak="0">
     <w:nsid w:val="435D02D0"/>
     <w:multiLevelType w:val="multilevel"/>
     <w:tmpl w:val="2508FCE6"/>
@@ -30242,7 +31697,7 @@
       </w:rPr>
     </w:lvl>
   </w:abstractNum>
-  <w:abstractNum w:abstractNumId="122" w15:restartNumberingAfterBreak="0">
+  <w:abstractNum w:abstractNumId="123" w15:restartNumberingAfterBreak="0">
     <w:nsid w:val="441F13D8"/>
     <w:multiLevelType w:val="multilevel"/>
     <w:tmpl w:val="E9A60572"/>
@@ -30391,7 +31846,7 @@
       </w:rPr>
     </w:lvl>
   </w:abstractNum>
-  <w:abstractNum w:abstractNumId="123" w15:restartNumberingAfterBreak="0">
+  <w:abstractNum w:abstractNumId="124" w15:restartNumberingAfterBreak="0">
     <w:nsid w:val="46090EEB"/>
     <w:multiLevelType w:val="multilevel"/>
     <w:tmpl w:val="1A1606A0"/>
@@ -30540,7 +31995,7 @@
       </w:rPr>
     </w:lvl>
   </w:abstractNum>
-  <w:abstractNum w:abstractNumId="124" w15:restartNumberingAfterBreak="0">
+  <w:abstractNum w:abstractNumId="125" w15:restartNumberingAfterBreak="0">
     <w:nsid w:val="464C0A8F"/>
     <w:multiLevelType w:val="multilevel"/>
     <w:tmpl w:val="992CC964"/>
@@ -30689,7 +32144,7 @@
       </w:rPr>
     </w:lvl>
   </w:abstractNum>
-  <w:abstractNum w:abstractNumId="125" w15:restartNumberingAfterBreak="0">
+  <w:abstractNum w:abstractNumId="126" w15:restartNumberingAfterBreak="0">
     <w:nsid w:val="46AE3C5C"/>
     <w:multiLevelType w:val="hybridMultilevel"/>
     <w:tmpl w:val="B6DE0FC4"/>
@@ -30775,7 +32230,7 @@
       </w:pPr>
     </w:lvl>
   </w:abstractNum>
-  <w:abstractNum w:abstractNumId="126" w15:restartNumberingAfterBreak="0">
+  <w:abstractNum w:abstractNumId="127" w15:restartNumberingAfterBreak="0">
     <w:nsid w:val="47584EEA"/>
     <w:multiLevelType w:val="multilevel"/>
     <w:tmpl w:val="64046384"/>
@@ -30924,7 +32379,7 @@
       </w:rPr>
     </w:lvl>
   </w:abstractNum>
-  <w:abstractNum w:abstractNumId="127" w15:restartNumberingAfterBreak="0">
+  <w:abstractNum w:abstractNumId="128" w15:restartNumberingAfterBreak="0">
     <w:nsid w:val="480D61CD"/>
     <w:multiLevelType w:val="hybridMultilevel"/>
     <w:tmpl w:val="69F67DD8"/>
@@ -31037,7 +32492,7 @@
       </w:rPr>
     </w:lvl>
   </w:abstractNum>
-  <w:abstractNum w:abstractNumId="128" w15:restartNumberingAfterBreak="0">
+  <w:abstractNum w:abstractNumId="129" w15:restartNumberingAfterBreak="0">
     <w:nsid w:val="48A77805"/>
     <w:multiLevelType w:val="hybridMultilevel"/>
     <w:tmpl w:val="62909114"/>
@@ -31123,7 +32578,7 @@
       </w:pPr>
     </w:lvl>
   </w:abstractNum>
-  <w:abstractNum w:abstractNumId="129" w15:restartNumberingAfterBreak="0">
+  <w:abstractNum w:abstractNumId="130" w15:restartNumberingAfterBreak="0">
     <w:nsid w:val="492B4B72"/>
     <w:multiLevelType w:val="multilevel"/>
     <w:tmpl w:val="5406F732"/>
@@ -31272,7 +32727,7 @@
       </w:rPr>
     </w:lvl>
   </w:abstractNum>
-  <w:abstractNum w:abstractNumId="130" w15:restartNumberingAfterBreak="0">
+  <w:abstractNum w:abstractNumId="131" w15:restartNumberingAfterBreak="0">
     <w:nsid w:val="49533CAD"/>
     <w:multiLevelType w:val="hybridMultilevel"/>
     <w:tmpl w:val="16AE66E6"/>
@@ -31385,7 +32840,7 @@
       </w:rPr>
     </w:lvl>
   </w:abstractNum>
-  <w:abstractNum w:abstractNumId="131" w15:restartNumberingAfterBreak="0">
+  <w:abstractNum w:abstractNumId="132" w15:restartNumberingAfterBreak="0">
     <w:nsid w:val="49F33EB0"/>
     <w:multiLevelType w:val="multilevel"/>
     <w:tmpl w:val="0A5E29C2"/>
@@ -31471,7 +32926,7 @@
       </w:pPr>
     </w:lvl>
   </w:abstractNum>
-  <w:abstractNum w:abstractNumId="132" w15:restartNumberingAfterBreak="0">
+  <w:abstractNum w:abstractNumId="133" w15:restartNumberingAfterBreak="0">
     <w:nsid w:val="4A0D29B9"/>
     <w:multiLevelType w:val="multilevel"/>
     <w:tmpl w:val="9D184C00"/>
@@ -31620,7 +33075,7 @@
       </w:rPr>
     </w:lvl>
   </w:abstractNum>
-  <w:abstractNum w:abstractNumId="133" w15:restartNumberingAfterBreak="0">
+  <w:abstractNum w:abstractNumId="134" w15:restartNumberingAfterBreak="0">
     <w:nsid w:val="4AAF6B41"/>
     <w:multiLevelType w:val="multilevel"/>
     <w:tmpl w:val="BD68CCD4"/>
@@ -31769,7 +33224,7 @@
       </w:rPr>
     </w:lvl>
   </w:abstractNum>
-  <w:abstractNum w:abstractNumId="134" w15:restartNumberingAfterBreak="0">
+  <w:abstractNum w:abstractNumId="135" w15:restartNumberingAfterBreak="0">
     <w:nsid w:val="4AC52D9C"/>
     <w:multiLevelType w:val="multilevel"/>
     <w:tmpl w:val="1138FEFA"/>
@@ -31918,7 +33373,7 @@
       </w:rPr>
     </w:lvl>
   </w:abstractNum>
-  <w:abstractNum w:abstractNumId="135" w15:restartNumberingAfterBreak="0">
+  <w:abstractNum w:abstractNumId="136" w15:restartNumberingAfterBreak="0">
     <w:nsid w:val="4AED35A7"/>
     <w:multiLevelType w:val="multilevel"/>
     <w:tmpl w:val="14DA4004"/>
@@ -32035,7 +33490,7 @@
       </w:pPr>
     </w:lvl>
   </w:abstractNum>
-  <w:abstractNum w:abstractNumId="136" w15:restartNumberingAfterBreak="0">
+  <w:abstractNum w:abstractNumId="137" w15:restartNumberingAfterBreak="0">
     <w:nsid w:val="4B8F70B6"/>
     <w:multiLevelType w:val="multilevel"/>
     <w:tmpl w:val="8614339A"/>
@@ -32184,7 +33639,7 @@
       </w:rPr>
     </w:lvl>
   </w:abstractNum>
-  <w:abstractNum w:abstractNumId="137" w15:restartNumberingAfterBreak="0">
+  <w:abstractNum w:abstractNumId="138" w15:restartNumberingAfterBreak="0">
     <w:nsid w:val="4D805C9A"/>
     <w:multiLevelType w:val="multilevel"/>
     <w:tmpl w:val="79EA9606"/>
@@ -32333,7 +33788,7 @@
       </w:rPr>
     </w:lvl>
   </w:abstractNum>
-  <w:abstractNum w:abstractNumId="138" w15:restartNumberingAfterBreak="0">
+  <w:abstractNum w:abstractNumId="139" w15:restartNumberingAfterBreak="0">
     <w:nsid w:val="4DB5621F"/>
     <w:multiLevelType w:val="hybridMultilevel"/>
     <w:tmpl w:val="2944A124"/>
@@ -32419,7 +33874,7 @@
       </w:pPr>
     </w:lvl>
   </w:abstractNum>
-  <w:abstractNum w:abstractNumId="139" w15:restartNumberingAfterBreak="0">
+  <w:abstractNum w:abstractNumId="140" w15:restartNumberingAfterBreak="0">
     <w:nsid w:val="4EDC26EF"/>
     <w:multiLevelType w:val="multilevel"/>
     <w:tmpl w:val="AD866CB2"/>
@@ -32568,7 +34023,7 @@
       </w:rPr>
     </w:lvl>
   </w:abstractNum>
-  <w:abstractNum w:abstractNumId="140" w15:restartNumberingAfterBreak="0">
+  <w:abstractNum w:abstractNumId="141" w15:restartNumberingAfterBreak="0">
     <w:nsid w:val="4FDB444E"/>
     <w:multiLevelType w:val="multilevel"/>
     <w:tmpl w:val="3E023432"/>
@@ -32685,7 +34140,7 @@
       </w:pPr>
     </w:lvl>
   </w:abstractNum>
-  <w:abstractNum w:abstractNumId="141" w15:restartNumberingAfterBreak="0">
+  <w:abstractNum w:abstractNumId="142" w15:restartNumberingAfterBreak="0">
     <w:nsid w:val="51B0206C"/>
     <w:multiLevelType w:val="multilevel"/>
     <w:tmpl w:val="0B2021D0"/>
@@ -32834,7 +34289,7 @@
       </w:rPr>
     </w:lvl>
   </w:abstractNum>
-  <w:abstractNum w:abstractNumId="142" w15:restartNumberingAfterBreak="0">
+  <w:abstractNum w:abstractNumId="143" w15:restartNumberingAfterBreak="0">
     <w:nsid w:val="51B56294"/>
     <w:multiLevelType w:val="multilevel"/>
     <w:tmpl w:val="3BB4CEEA"/>
@@ -32983,7 +34438,7 @@
       </w:rPr>
     </w:lvl>
   </w:abstractNum>
-  <w:abstractNum w:abstractNumId="143" w15:restartNumberingAfterBreak="0">
+  <w:abstractNum w:abstractNumId="144" w15:restartNumberingAfterBreak="0">
     <w:nsid w:val="51C823C7"/>
     <w:multiLevelType w:val="multilevel"/>
     <w:tmpl w:val="985A346E"/>
@@ -33132,7 +34587,7 @@
       </w:rPr>
     </w:lvl>
   </w:abstractNum>
-  <w:abstractNum w:abstractNumId="144" w15:restartNumberingAfterBreak="0">
+  <w:abstractNum w:abstractNumId="145" w15:restartNumberingAfterBreak="0">
     <w:nsid w:val="526E06D5"/>
     <w:multiLevelType w:val="multilevel"/>
     <w:tmpl w:val="81B0E3A0"/>
@@ -33281,7 +34736,7 @@
       </w:rPr>
     </w:lvl>
   </w:abstractNum>
-  <w:abstractNum w:abstractNumId="145" w15:restartNumberingAfterBreak="0">
+  <w:abstractNum w:abstractNumId="146" w15:restartNumberingAfterBreak="0">
     <w:nsid w:val="52832FFC"/>
     <w:multiLevelType w:val="hybridMultilevel"/>
     <w:tmpl w:val="2848B824"/>
@@ -33367,7 +34822,7 @@
       </w:pPr>
     </w:lvl>
   </w:abstractNum>
-  <w:abstractNum w:abstractNumId="146" w15:restartNumberingAfterBreak="0">
+  <w:abstractNum w:abstractNumId="147" w15:restartNumberingAfterBreak="0">
     <w:nsid w:val="528623C9"/>
     <w:multiLevelType w:val="multilevel"/>
     <w:tmpl w:val="3438DA90"/>
@@ -33516,7 +34971,7 @@
       </w:rPr>
     </w:lvl>
   </w:abstractNum>
-  <w:abstractNum w:abstractNumId="147" w15:restartNumberingAfterBreak="0">
+  <w:abstractNum w:abstractNumId="148" w15:restartNumberingAfterBreak="0">
     <w:nsid w:val="545519CC"/>
     <w:multiLevelType w:val="hybridMultilevel"/>
     <w:tmpl w:val="B980DB02"/>
@@ -33629,7 +35084,7 @@
       </w:rPr>
     </w:lvl>
   </w:abstractNum>
-  <w:abstractNum w:abstractNumId="148" w15:restartNumberingAfterBreak="0">
+  <w:abstractNum w:abstractNumId="149" w15:restartNumberingAfterBreak="0">
     <w:nsid w:val="54C711EA"/>
     <w:multiLevelType w:val="hybridMultilevel"/>
     <w:tmpl w:val="C0F4CE18"/>
@@ -33715,7 +35170,7 @@
       </w:pPr>
     </w:lvl>
   </w:abstractNum>
-  <w:abstractNum w:abstractNumId="149" w15:restartNumberingAfterBreak="0">
+  <w:abstractNum w:abstractNumId="150" w15:restartNumberingAfterBreak="0">
     <w:nsid w:val="54CA184C"/>
     <w:multiLevelType w:val="hybridMultilevel"/>
     <w:tmpl w:val="AD24AB30"/>
@@ -33804,7 +35259,7 @@
       </w:pPr>
     </w:lvl>
   </w:abstractNum>
-  <w:abstractNum w:abstractNumId="150" w15:restartNumberingAfterBreak="0">
+  <w:abstractNum w:abstractNumId="151" w15:restartNumberingAfterBreak="0">
     <w:nsid w:val="554A43B9"/>
     <w:multiLevelType w:val="multilevel"/>
     <w:tmpl w:val="816EE9A4"/>
@@ -33921,7 +35376,7 @@
       </w:pPr>
     </w:lvl>
   </w:abstractNum>
-  <w:abstractNum w:abstractNumId="151" w15:restartNumberingAfterBreak="0">
+  <w:abstractNum w:abstractNumId="152" w15:restartNumberingAfterBreak="0">
     <w:nsid w:val="55A327A6"/>
     <w:multiLevelType w:val="multilevel"/>
     <w:tmpl w:val="A23204C2"/>
@@ -34038,7 +35493,7 @@
       </w:pPr>
     </w:lvl>
   </w:abstractNum>
-  <w:abstractNum w:abstractNumId="152" w15:restartNumberingAfterBreak="0">
+  <w:abstractNum w:abstractNumId="153" w15:restartNumberingAfterBreak="0">
     <w:nsid w:val="55B120AB"/>
     <w:multiLevelType w:val="hybridMultilevel"/>
     <w:tmpl w:val="DB6A33F0"/>
@@ -34151,7 +35606,7 @@
       </w:rPr>
     </w:lvl>
   </w:abstractNum>
-  <w:abstractNum w:abstractNumId="153" w15:restartNumberingAfterBreak="0">
+  <w:abstractNum w:abstractNumId="154" w15:restartNumberingAfterBreak="0">
     <w:nsid w:val="56996F77"/>
     <w:multiLevelType w:val="multilevel"/>
     <w:tmpl w:val="12BE4CB8"/>
@@ -34300,7 +35755,7 @@
       </w:rPr>
     </w:lvl>
   </w:abstractNum>
-  <w:abstractNum w:abstractNumId="154" w15:restartNumberingAfterBreak="0">
+  <w:abstractNum w:abstractNumId="155" w15:restartNumberingAfterBreak="0">
     <w:nsid w:val="56B231C3"/>
     <w:multiLevelType w:val="multilevel"/>
     <w:tmpl w:val="68E0D54C"/>
@@ -34449,7 +35904,7 @@
       </w:rPr>
     </w:lvl>
   </w:abstractNum>
-  <w:abstractNum w:abstractNumId="155" w15:restartNumberingAfterBreak="0">
+  <w:abstractNum w:abstractNumId="156" w15:restartNumberingAfterBreak="0">
     <w:nsid w:val="57411A88"/>
     <w:multiLevelType w:val="multilevel"/>
     <w:tmpl w:val="1FBA6882"/>
@@ -34598,7 +36053,7 @@
       </w:rPr>
     </w:lvl>
   </w:abstractNum>
-  <w:abstractNum w:abstractNumId="156" w15:restartNumberingAfterBreak="0">
+  <w:abstractNum w:abstractNumId="157" w15:restartNumberingAfterBreak="0">
     <w:nsid w:val="5784255B"/>
     <w:multiLevelType w:val="multilevel"/>
     <w:tmpl w:val="A6F8E1EE"/>
@@ -34747,7 +36202,7 @@
       </w:rPr>
     </w:lvl>
   </w:abstractNum>
-  <w:abstractNum w:abstractNumId="157" w15:restartNumberingAfterBreak="0">
+  <w:abstractNum w:abstractNumId="158" w15:restartNumberingAfterBreak="0">
     <w:nsid w:val="57BB5E2A"/>
     <w:multiLevelType w:val="multilevel"/>
     <w:tmpl w:val="68C6EB48"/>
@@ -34864,7 +36319,7 @@
       </w:pPr>
     </w:lvl>
   </w:abstractNum>
-  <w:abstractNum w:abstractNumId="158" w15:restartNumberingAfterBreak="0">
+  <w:abstractNum w:abstractNumId="159" w15:restartNumberingAfterBreak="0">
     <w:nsid w:val="57BB663C"/>
     <w:multiLevelType w:val="multilevel"/>
     <w:tmpl w:val="B2086892"/>
@@ -35013,7 +36468,7 @@
       </w:rPr>
     </w:lvl>
   </w:abstractNum>
-  <w:abstractNum w:abstractNumId="159" w15:restartNumberingAfterBreak="0">
+  <w:abstractNum w:abstractNumId="160" w15:restartNumberingAfterBreak="0">
     <w:nsid w:val="58AF76CF"/>
     <w:multiLevelType w:val="multilevel"/>
     <w:tmpl w:val="6DB65206"/>
@@ -35162,7 +36617,7 @@
       </w:rPr>
     </w:lvl>
   </w:abstractNum>
-  <w:abstractNum w:abstractNumId="160" w15:restartNumberingAfterBreak="0">
+  <w:abstractNum w:abstractNumId="161" w15:restartNumberingAfterBreak="0">
     <w:nsid w:val="58CC64E6"/>
     <w:multiLevelType w:val="hybridMultilevel"/>
     <w:tmpl w:val="23FA8802"/>
@@ -35248,7 +36703,7 @@
       </w:pPr>
     </w:lvl>
   </w:abstractNum>
-  <w:abstractNum w:abstractNumId="161" w15:restartNumberingAfterBreak="0">
+  <w:abstractNum w:abstractNumId="162" w15:restartNumberingAfterBreak="0">
     <w:nsid w:val="599B49E3"/>
     <w:multiLevelType w:val="multilevel"/>
     <w:tmpl w:val="0A5E29C2"/>
@@ -35334,7 +36789,7 @@
       </w:pPr>
     </w:lvl>
   </w:abstractNum>
-  <w:abstractNum w:abstractNumId="162" w15:restartNumberingAfterBreak="0">
+  <w:abstractNum w:abstractNumId="163" w15:restartNumberingAfterBreak="0">
     <w:nsid w:val="59B82A65"/>
     <w:multiLevelType w:val="multilevel"/>
     <w:tmpl w:val="8EFA7868"/>
@@ -35455,7 +36910,7 @@
       </w:rPr>
     </w:lvl>
   </w:abstractNum>
-  <w:abstractNum w:abstractNumId="163" w15:restartNumberingAfterBreak="0">
+  <w:abstractNum w:abstractNumId="164" w15:restartNumberingAfterBreak="0">
     <w:nsid w:val="5A455885"/>
     <w:multiLevelType w:val="multilevel"/>
     <w:tmpl w:val="5650B4B6"/>
@@ -35604,7 +37059,7 @@
       </w:rPr>
     </w:lvl>
   </w:abstractNum>
-  <w:abstractNum w:abstractNumId="164" w15:restartNumberingAfterBreak="0">
+  <w:abstractNum w:abstractNumId="165" w15:restartNumberingAfterBreak="0">
     <w:nsid w:val="5A8F63C8"/>
     <w:multiLevelType w:val="multilevel"/>
     <w:tmpl w:val="6EAC4FB4"/>
@@ -35753,7 +37208,7 @@
       </w:rPr>
     </w:lvl>
   </w:abstractNum>
-  <w:abstractNum w:abstractNumId="165" w15:restartNumberingAfterBreak="0">
+  <w:abstractNum w:abstractNumId="166" w15:restartNumberingAfterBreak="0">
     <w:nsid w:val="5AE2637E"/>
     <w:multiLevelType w:val="multilevel"/>
     <w:tmpl w:val="4E56A100"/>
@@ -35902,7 +37357,7 @@
       </w:rPr>
     </w:lvl>
   </w:abstractNum>
-  <w:abstractNum w:abstractNumId="166" w15:restartNumberingAfterBreak="0">
+  <w:abstractNum w:abstractNumId="167" w15:restartNumberingAfterBreak="0">
     <w:nsid w:val="5B1A4B8B"/>
     <w:multiLevelType w:val="multilevel"/>
     <w:tmpl w:val="C59A3BDA"/>
@@ -36051,7 +37506,7 @@
       </w:rPr>
     </w:lvl>
   </w:abstractNum>
-  <w:abstractNum w:abstractNumId="167" w15:restartNumberingAfterBreak="0">
+  <w:abstractNum w:abstractNumId="168" w15:restartNumberingAfterBreak="0">
     <w:nsid w:val="5B481F93"/>
     <w:multiLevelType w:val="multilevel"/>
     <w:tmpl w:val="2786CE54"/>
@@ -36200,7 +37655,7 @@
       </w:rPr>
     </w:lvl>
   </w:abstractNum>
-  <w:abstractNum w:abstractNumId="168" w15:restartNumberingAfterBreak="0">
+  <w:abstractNum w:abstractNumId="169" w15:restartNumberingAfterBreak="0">
     <w:nsid w:val="5B674EEB"/>
     <w:multiLevelType w:val="multilevel"/>
     <w:tmpl w:val="9D1A7932"/>
@@ -36317,7 +37772,7 @@
       </w:pPr>
     </w:lvl>
   </w:abstractNum>
-  <w:abstractNum w:abstractNumId="169" w15:restartNumberingAfterBreak="0">
+  <w:abstractNum w:abstractNumId="170" w15:restartNumberingAfterBreak="0">
     <w:nsid w:val="5BC25A83"/>
     <w:multiLevelType w:val="multilevel"/>
     <w:tmpl w:val="D1ECC2A4"/>
@@ -36438,7 +37893,7 @@
       </w:rPr>
     </w:lvl>
   </w:abstractNum>
-  <w:abstractNum w:abstractNumId="170" w15:restartNumberingAfterBreak="0">
+  <w:abstractNum w:abstractNumId="171" w15:restartNumberingAfterBreak="0">
     <w:nsid w:val="5BE52B39"/>
     <w:multiLevelType w:val="multilevel"/>
     <w:tmpl w:val="E7E265F6"/>
@@ -36587,7 +38042,7 @@
       </w:rPr>
     </w:lvl>
   </w:abstractNum>
-  <w:abstractNum w:abstractNumId="171" w15:restartNumberingAfterBreak="0">
+  <w:abstractNum w:abstractNumId="172" w15:restartNumberingAfterBreak="0">
     <w:nsid w:val="5C3A747E"/>
     <w:multiLevelType w:val="multilevel"/>
     <w:tmpl w:val="A38A56EC"/>
@@ -36736,7 +38191,7 @@
       </w:rPr>
     </w:lvl>
   </w:abstractNum>
-  <w:abstractNum w:abstractNumId="172" w15:restartNumberingAfterBreak="0">
+  <w:abstractNum w:abstractNumId="173" w15:restartNumberingAfterBreak="0">
     <w:nsid w:val="5D3466EE"/>
     <w:multiLevelType w:val="multilevel"/>
     <w:tmpl w:val="28EE987A"/>
@@ -36885,7 +38340,7 @@
       </w:rPr>
     </w:lvl>
   </w:abstractNum>
-  <w:abstractNum w:abstractNumId="173" w15:restartNumberingAfterBreak="0">
+  <w:abstractNum w:abstractNumId="174" w15:restartNumberingAfterBreak="0">
     <w:nsid w:val="5D584833"/>
     <w:multiLevelType w:val="multilevel"/>
     <w:tmpl w:val="2A44CCB0"/>
@@ -37034,7 +38489,7 @@
       </w:rPr>
     </w:lvl>
   </w:abstractNum>
-  <w:abstractNum w:abstractNumId="174" w15:restartNumberingAfterBreak="0">
+  <w:abstractNum w:abstractNumId="175" w15:restartNumberingAfterBreak="0">
     <w:nsid w:val="5DB531D5"/>
     <w:multiLevelType w:val="hybridMultilevel"/>
     <w:tmpl w:val="006EE762"/>
@@ -37120,7 +38575,7 @@
       </w:pPr>
     </w:lvl>
   </w:abstractNum>
-  <w:abstractNum w:abstractNumId="175" w15:restartNumberingAfterBreak="0">
+  <w:abstractNum w:abstractNumId="176" w15:restartNumberingAfterBreak="0">
     <w:nsid w:val="5DB94B79"/>
     <w:multiLevelType w:val="multilevel"/>
     <w:tmpl w:val="60029486"/>
@@ -37269,7 +38724,7 @@
       </w:rPr>
     </w:lvl>
   </w:abstractNum>
-  <w:abstractNum w:abstractNumId="176" w15:restartNumberingAfterBreak="0">
+  <w:abstractNum w:abstractNumId="177" w15:restartNumberingAfterBreak="0">
     <w:nsid w:val="5E3325E7"/>
     <w:multiLevelType w:val="hybridMultilevel"/>
     <w:tmpl w:val="AAE6C24E"/>
@@ -37358,7 +38813,7 @@
       </w:pPr>
     </w:lvl>
   </w:abstractNum>
-  <w:abstractNum w:abstractNumId="177" w15:restartNumberingAfterBreak="0">
+  <w:abstractNum w:abstractNumId="178" w15:restartNumberingAfterBreak="0">
     <w:nsid w:val="5E7F034A"/>
     <w:multiLevelType w:val="multilevel"/>
     <w:tmpl w:val="C776B29A"/>
@@ -37507,7 +38962,7 @@
       </w:rPr>
     </w:lvl>
   </w:abstractNum>
-  <w:abstractNum w:abstractNumId="178" w15:restartNumberingAfterBreak="0">
+  <w:abstractNum w:abstractNumId="179" w15:restartNumberingAfterBreak="0">
     <w:nsid w:val="5EC864FB"/>
     <w:multiLevelType w:val="multilevel"/>
     <w:tmpl w:val="0409001D"/>
@@ -37593,7 +39048,7 @@
       </w:pPr>
     </w:lvl>
   </w:abstractNum>
-  <w:abstractNum w:abstractNumId="179" w15:restartNumberingAfterBreak="0">
+  <w:abstractNum w:abstractNumId="180" w15:restartNumberingAfterBreak="0">
     <w:nsid w:val="5F4F2A76"/>
     <w:multiLevelType w:val="hybridMultilevel"/>
     <w:tmpl w:val="1864F6D0"/>
@@ -37706,7 +39161,7 @@
       </w:rPr>
     </w:lvl>
   </w:abstractNum>
-  <w:abstractNum w:abstractNumId="180" w15:restartNumberingAfterBreak="0">
+  <w:abstractNum w:abstractNumId="181" w15:restartNumberingAfterBreak="0">
     <w:nsid w:val="6023578A"/>
     <w:multiLevelType w:val="multilevel"/>
     <w:tmpl w:val="20FE3972"/>
@@ -37823,7 +39278,7 @@
       </w:pPr>
     </w:lvl>
   </w:abstractNum>
-  <w:abstractNum w:abstractNumId="181" w15:restartNumberingAfterBreak="0">
+  <w:abstractNum w:abstractNumId="182" w15:restartNumberingAfterBreak="0">
     <w:nsid w:val="60B304F8"/>
     <w:multiLevelType w:val="multilevel"/>
     <w:tmpl w:val="AE020256"/>
@@ -37972,7 +39427,7 @@
       </w:rPr>
     </w:lvl>
   </w:abstractNum>
-  <w:abstractNum w:abstractNumId="182" w15:restartNumberingAfterBreak="0">
+  <w:abstractNum w:abstractNumId="183" w15:restartNumberingAfterBreak="0">
     <w:nsid w:val="61CA4512"/>
     <w:multiLevelType w:val="multilevel"/>
     <w:tmpl w:val="113687FE"/>
@@ -38121,7 +39576,7 @@
       </w:rPr>
     </w:lvl>
   </w:abstractNum>
-  <w:abstractNum w:abstractNumId="183" w15:restartNumberingAfterBreak="0">
+  <w:abstractNum w:abstractNumId="184" w15:restartNumberingAfterBreak="0">
     <w:nsid w:val="62633F16"/>
     <w:multiLevelType w:val="multilevel"/>
     <w:tmpl w:val="01D491C4"/>
@@ -38270,7 +39725,7 @@
       </w:rPr>
     </w:lvl>
   </w:abstractNum>
-  <w:abstractNum w:abstractNumId="184" w15:restartNumberingAfterBreak="0">
+  <w:abstractNum w:abstractNumId="185" w15:restartNumberingAfterBreak="0">
     <w:nsid w:val="62FA4B02"/>
     <w:multiLevelType w:val="multilevel"/>
     <w:tmpl w:val="AC469EA4"/>
@@ -38419,7 +39874,7 @@
       </w:rPr>
     </w:lvl>
   </w:abstractNum>
-  <w:abstractNum w:abstractNumId="185" w15:restartNumberingAfterBreak="0">
+  <w:abstractNum w:abstractNumId="186" w15:restartNumberingAfterBreak="0">
     <w:nsid w:val="63B56A28"/>
     <w:multiLevelType w:val="hybridMultilevel"/>
     <w:tmpl w:val="BBDA46C8"/>
@@ -38505,7 +39960,7 @@
       </w:pPr>
     </w:lvl>
   </w:abstractNum>
-  <w:abstractNum w:abstractNumId="186" w15:restartNumberingAfterBreak="0">
+  <w:abstractNum w:abstractNumId="187" w15:restartNumberingAfterBreak="0">
     <w:nsid w:val="63D35024"/>
     <w:multiLevelType w:val="hybridMultilevel"/>
     <w:tmpl w:val="52DACB14"/>
@@ -38591,7 +40046,7 @@
       </w:pPr>
     </w:lvl>
   </w:abstractNum>
-  <w:abstractNum w:abstractNumId="187" w15:restartNumberingAfterBreak="0">
+  <w:abstractNum w:abstractNumId="188" w15:restartNumberingAfterBreak="0">
     <w:nsid w:val="64364942"/>
     <w:multiLevelType w:val="multilevel"/>
     <w:tmpl w:val="3B688F7C"/>
@@ -38740,7 +40195,7 @@
       </w:rPr>
     </w:lvl>
   </w:abstractNum>
-  <w:abstractNum w:abstractNumId="188" w15:restartNumberingAfterBreak="0">
+  <w:abstractNum w:abstractNumId="189" w15:restartNumberingAfterBreak="0">
     <w:nsid w:val="64DF02EF"/>
     <w:multiLevelType w:val="hybridMultilevel"/>
     <w:tmpl w:val="5D1C61DC"/>
@@ -38853,7 +40308,7 @@
       </w:rPr>
     </w:lvl>
   </w:abstractNum>
-  <w:abstractNum w:abstractNumId="189" w15:restartNumberingAfterBreak="0">
+  <w:abstractNum w:abstractNumId="190" w15:restartNumberingAfterBreak="0">
     <w:nsid w:val="65151DA6"/>
     <w:multiLevelType w:val="multilevel"/>
     <w:tmpl w:val="265ABBB0"/>
@@ -39002,7 +40457,7 @@
       </w:rPr>
     </w:lvl>
   </w:abstractNum>
-  <w:abstractNum w:abstractNumId="190" w15:restartNumberingAfterBreak="0">
+  <w:abstractNum w:abstractNumId="191" w15:restartNumberingAfterBreak="0">
     <w:nsid w:val="6621531D"/>
     <w:multiLevelType w:val="multilevel"/>
     <w:tmpl w:val="9CE22912"/>
@@ -39115,7 +40570,7 @@
       </w:pPr>
     </w:lvl>
   </w:abstractNum>
-  <w:abstractNum w:abstractNumId="191" w15:restartNumberingAfterBreak="0">
+  <w:abstractNum w:abstractNumId="192" w15:restartNumberingAfterBreak="0">
     <w:nsid w:val="66A75F06"/>
     <w:multiLevelType w:val="multilevel"/>
     <w:tmpl w:val="7B2CDB5E"/>
@@ -39264,7 +40719,7 @@
       </w:rPr>
     </w:lvl>
   </w:abstractNum>
-  <w:abstractNum w:abstractNumId="192" w15:restartNumberingAfterBreak="0">
+  <w:abstractNum w:abstractNumId="193" w15:restartNumberingAfterBreak="0">
     <w:nsid w:val="66AF21A2"/>
     <w:multiLevelType w:val="multilevel"/>
     <w:tmpl w:val="F3FCA768"/>
@@ -39413,7 +40868,7 @@
       </w:rPr>
     </w:lvl>
   </w:abstractNum>
-  <w:abstractNum w:abstractNumId="193" w15:restartNumberingAfterBreak="0">
+  <w:abstractNum w:abstractNumId="194" w15:restartNumberingAfterBreak="0">
     <w:nsid w:val="66DF406A"/>
     <w:multiLevelType w:val="hybridMultilevel"/>
     <w:tmpl w:val="DAF6A5D0"/>
@@ -39499,7 +40954,7 @@
       </w:pPr>
     </w:lvl>
   </w:abstractNum>
-  <w:abstractNum w:abstractNumId="194" w15:restartNumberingAfterBreak="0">
+  <w:abstractNum w:abstractNumId="195" w15:restartNumberingAfterBreak="0">
     <w:nsid w:val="672530A8"/>
     <w:multiLevelType w:val="multilevel"/>
     <w:tmpl w:val="C916E6BE"/>
@@ -39648,7 +41103,7 @@
       </w:rPr>
     </w:lvl>
   </w:abstractNum>
-  <w:abstractNum w:abstractNumId="195" w15:restartNumberingAfterBreak="0">
+  <w:abstractNum w:abstractNumId="196" w15:restartNumberingAfterBreak="0">
     <w:nsid w:val="67834D5A"/>
     <w:multiLevelType w:val="multilevel"/>
     <w:tmpl w:val="849CC442"/>
@@ -39797,7 +41252,7 @@
       </w:rPr>
     </w:lvl>
   </w:abstractNum>
-  <w:abstractNum w:abstractNumId="196" w15:restartNumberingAfterBreak="0">
+  <w:abstractNum w:abstractNumId="197" w15:restartNumberingAfterBreak="0">
     <w:nsid w:val="67AC7510"/>
     <w:multiLevelType w:val="multilevel"/>
     <w:tmpl w:val="53787E7C"/>
@@ -39946,7 +41401,7 @@
       </w:rPr>
     </w:lvl>
   </w:abstractNum>
-  <w:abstractNum w:abstractNumId="197" w15:restartNumberingAfterBreak="0">
+  <w:abstractNum w:abstractNumId="198" w15:restartNumberingAfterBreak="0">
     <w:nsid w:val="67D51A63"/>
     <w:multiLevelType w:val="hybridMultilevel"/>
     <w:tmpl w:val="06DC9326"/>
@@ -40032,7 +41487,7 @@
       </w:pPr>
     </w:lvl>
   </w:abstractNum>
-  <w:abstractNum w:abstractNumId="198" w15:restartNumberingAfterBreak="0">
+  <w:abstractNum w:abstractNumId="199" w15:restartNumberingAfterBreak="0">
     <w:nsid w:val="67FF749D"/>
     <w:multiLevelType w:val="hybridMultilevel"/>
     <w:tmpl w:val="F7C848A4"/>
@@ -40118,7 +41573,7 @@
       </w:pPr>
     </w:lvl>
   </w:abstractNum>
-  <w:abstractNum w:abstractNumId="199" w15:restartNumberingAfterBreak="0">
+  <w:abstractNum w:abstractNumId="200" w15:restartNumberingAfterBreak="0">
     <w:nsid w:val="692C7E70"/>
     <w:multiLevelType w:val="multilevel"/>
     <w:tmpl w:val="A1468520"/>
@@ -40267,7 +41722,7 @@
       </w:rPr>
     </w:lvl>
   </w:abstractNum>
-  <w:abstractNum w:abstractNumId="200" w15:restartNumberingAfterBreak="0">
+  <w:abstractNum w:abstractNumId="201" w15:restartNumberingAfterBreak="0">
     <w:nsid w:val="6981505F"/>
     <w:multiLevelType w:val="multilevel"/>
     <w:tmpl w:val="1D1C1664"/>
@@ -40416,7 +41871,7 @@
       </w:rPr>
     </w:lvl>
   </w:abstractNum>
-  <w:abstractNum w:abstractNumId="201" w15:restartNumberingAfterBreak="0">
+  <w:abstractNum w:abstractNumId="202" w15:restartNumberingAfterBreak="0">
     <w:nsid w:val="69B34C11"/>
     <w:multiLevelType w:val="hybridMultilevel"/>
     <w:tmpl w:val="89981944"/>
@@ -40505,7 +41960,7 @@
       </w:pPr>
     </w:lvl>
   </w:abstractNum>
-  <w:abstractNum w:abstractNumId="202" w15:restartNumberingAfterBreak="0">
+  <w:abstractNum w:abstractNumId="203" w15:restartNumberingAfterBreak="0">
     <w:nsid w:val="6AC25373"/>
     <w:multiLevelType w:val="multilevel"/>
     <w:tmpl w:val="72CEB312"/>
@@ -40654,7 +42109,7 @@
       </w:rPr>
     </w:lvl>
   </w:abstractNum>
-  <w:abstractNum w:abstractNumId="203" w15:restartNumberingAfterBreak="0">
+  <w:abstractNum w:abstractNumId="204" w15:restartNumberingAfterBreak="0">
     <w:nsid w:val="6B1F4B93"/>
     <w:multiLevelType w:val="multilevel"/>
     <w:tmpl w:val="0A5E29C2"/>
@@ -40740,7 +42195,7 @@
       </w:pPr>
     </w:lvl>
   </w:abstractNum>
-  <w:abstractNum w:abstractNumId="204" w15:restartNumberingAfterBreak="0">
+  <w:abstractNum w:abstractNumId="205" w15:restartNumberingAfterBreak="0">
     <w:nsid w:val="6B2F2D93"/>
     <w:multiLevelType w:val="multilevel"/>
     <w:tmpl w:val="4F0CE180"/>
@@ -40889,7 +42344,7 @@
       </w:rPr>
     </w:lvl>
   </w:abstractNum>
-  <w:abstractNum w:abstractNumId="205" w15:restartNumberingAfterBreak="0">
+  <w:abstractNum w:abstractNumId="206" w15:restartNumberingAfterBreak="0">
     <w:nsid w:val="6B723626"/>
     <w:multiLevelType w:val="multilevel"/>
     <w:tmpl w:val="41E42FA2"/>
@@ -41038,7 +42493,7 @@
       </w:rPr>
     </w:lvl>
   </w:abstractNum>
-  <w:abstractNum w:abstractNumId="206" w15:restartNumberingAfterBreak="0">
+  <w:abstractNum w:abstractNumId="207" w15:restartNumberingAfterBreak="0">
     <w:nsid w:val="6BB9614E"/>
     <w:multiLevelType w:val="multilevel"/>
     <w:tmpl w:val="918878F8"/>
@@ -41155,7 +42610,7 @@
       </w:pPr>
     </w:lvl>
   </w:abstractNum>
-  <w:abstractNum w:abstractNumId="207" w15:restartNumberingAfterBreak="0">
+  <w:abstractNum w:abstractNumId="208" w15:restartNumberingAfterBreak="0">
     <w:nsid w:val="6C4A3061"/>
     <w:multiLevelType w:val="multilevel"/>
     <w:tmpl w:val="70DAF58E"/>
@@ -41304,7 +42759,7 @@
       </w:rPr>
     </w:lvl>
   </w:abstractNum>
-  <w:abstractNum w:abstractNumId="208" w15:restartNumberingAfterBreak="0">
+  <w:abstractNum w:abstractNumId="209" w15:restartNumberingAfterBreak="0">
     <w:nsid w:val="6C4F7431"/>
     <w:multiLevelType w:val="multilevel"/>
     <w:tmpl w:val="901E4082"/>
@@ -41453,7 +42908,7 @@
       </w:rPr>
     </w:lvl>
   </w:abstractNum>
-  <w:abstractNum w:abstractNumId="209" w15:restartNumberingAfterBreak="0">
+  <w:abstractNum w:abstractNumId="210" w15:restartNumberingAfterBreak="0">
     <w:nsid w:val="6C6123A7"/>
     <w:multiLevelType w:val="multilevel"/>
     <w:tmpl w:val="FA5C3F7E"/>
@@ -41602,7 +43057,7 @@
       </w:rPr>
     </w:lvl>
   </w:abstractNum>
-  <w:abstractNum w:abstractNumId="210" w15:restartNumberingAfterBreak="0">
+  <w:abstractNum w:abstractNumId="211" w15:restartNumberingAfterBreak="0">
     <w:nsid w:val="6D256BE4"/>
     <w:multiLevelType w:val="hybridMultilevel"/>
     <w:tmpl w:val="AA0C1D60"/>
@@ -41715,7 +43170,7 @@
       </w:rPr>
     </w:lvl>
   </w:abstractNum>
-  <w:abstractNum w:abstractNumId="211" w15:restartNumberingAfterBreak="0">
+  <w:abstractNum w:abstractNumId="212" w15:restartNumberingAfterBreak="0">
     <w:nsid w:val="6D8B4E45"/>
     <w:multiLevelType w:val="multilevel"/>
     <w:tmpl w:val="E802456E"/>
@@ -41832,7 +43287,7 @@
       </w:pPr>
     </w:lvl>
   </w:abstractNum>
-  <w:abstractNum w:abstractNumId="212" w15:restartNumberingAfterBreak="0">
+  <w:abstractNum w:abstractNumId="213" w15:restartNumberingAfterBreak="0">
     <w:nsid w:val="6EA16DE9"/>
     <w:multiLevelType w:val="multilevel"/>
     <w:tmpl w:val="F8800EE2"/>
@@ -41918,7 +43373,7 @@
       </w:pPr>
     </w:lvl>
   </w:abstractNum>
-  <w:abstractNum w:abstractNumId="213" w15:restartNumberingAfterBreak="0">
+  <w:abstractNum w:abstractNumId="214" w15:restartNumberingAfterBreak="0">
     <w:nsid w:val="6EA87EDF"/>
     <w:multiLevelType w:val="multilevel"/>
     <w:tmpl w:val="81CAA420"/>
@@ -42008,7 +43463,7 @@
       </w:pPr>
     </w:lvl>
   </w:abstractNum>
-  <w:abstractNum w:abstractNumId="214" w15:restartNumberingAfterBreak="0">
+  <w:abstractNum w:abstractNumId="215" w15:restartNumberingAfterBreak="0">
     <w:nsid w:val="6F3761B0"/>
     <w:multiLevelType w:val="multilevel"/>
     <w:tmpl w:val="BD1C961C"/>
@@ -42121,7 +43576,7 @@
       </w:pPr>
     </w:lvl>
   </w:abstractNum>
-  <w:abstractNum w:abstractNumId="215" w15:restartNumberingAfterBreak="0">
+  <w:abstractNum w:abstractNumId="216" w15:restartNumberingAfterBreak="0">
     <w:nsid w:val="6F613257"/>
     <w:multiLevelType w:val="hybridMultilevel"/>
     <w:tmpl w:val="F2BCA812"/>
@@ -42234,7 +43689,7 @@
       </w:rPr>
     </w:lvl>
   </w:abstractNum>
-  <w:abstractNum w:abstractNumId="216" w15:restartNumberingAfterBreak="0">
+  <w:abstractNum w:abstractNumId="217" w15:restartNumberingAfterBreak="0">
     <w:nsid w:val="6F8C22B1"/>
     <w:multiLevelType w:val="multilevel"/>
     <w:tmpl w:val="514C38C4"/>
@@ -42351,7 +43806,7 @@
       </w:pPr>
     </w:lvl>
   </w:abstractNum>
-  <w:abstractNum w:abstractNumId="217" w15:restartNumberingAfterBreak="0">
+  <w:abstractNum w:abstractNumId="218" w15:restartNumberingAfterBreak="0">
     <w:nsid w:val="6FC76959"/>
     <w:multiLevelType w:val="multilevel"/>
     <w:tmpl w:val="9956E00C"/>
@@ -42500,7 +43955,7 @@
       </w:rPr>
     </w:lvl>
   </w:abstractNum>
-  <w:abstractNum w:abstractNumId="218" w15:restartNumberingAfterBreak="0">
+  <w:abstractNum w:abstractNumId="219" w15:restartNumberingAfterBreak="0">
     <w:nsid w:val="703B64C2"/>
     <w:multiLevelType w:val="multilevel"/>
     <w:tmpl w:val="4ED83146"/>
@@ -42649,7 +44104,7 @@
       </w:rPr>
     </w:lvl>
   </w:abstractNum>
-  <w:abstractNum w:abstractNumId="219" w15:restartNumberingAfterBreak="0">
+  <w:abstractNum w:abstractNumId="220" w15:restartNumberingAfterBreak="0">
     <w:nsid w:val="708D29E9"/>
     <w:multiLevelType w:val="hybridMultilevel"/>
     <w:tmpl w:val="235A9E60"/>
@@ -42762,7 +44217,7 @@
       </w:rPr>
     </w:lvl>
   </w:abstractNum>
-  <w:abstractNum w:abstractNumId="220" w15:restartNumberingAfterBreak="0">
+  <w:abstractNum w:abstractNumId="221" w15:restartNumberingAfterBreak="0">
     <w:nsid w:val="70DB5F35"/>
     <w:multiLevelType w:val="multilevel"/>
     <w:tmpl w:val="5CFA3CAC"/>
@@ -42879,7 +44334,7 @@
       </w:pPr>
     </w:lvl>
   </w:abstractNum>
-  <w:abstractNum w:abstractNumId="221" w15:restartNumberingAfterBreak="0">
+  <w:abstractNum w:abstractNumId="222" w15:restartNumberingAfterBreak="0">
     <w:nsid w:val="710818BF"/>
     <w:multiLevelType w:val="multilevel"/>
     <w:tmpl w:val="244025E6"/>
@@ -43028,7 +44483,7 @@
       </w:rPr>
     </w:lvl>
   </w:abstractNum>
-  <w:abstractNum w:abstractNumId="222" w15:restartNumberingAfterBreak="0">
+  <w:abstractNum w:abstractNumId="223" w15:restartNumberingAfterBreak="0">
     <w:nsid w:val="715A6526"/>
     <w:multiLevelType w:val="multilevel"/>
     <w:tmpl w:val="7A7E9BD0"/>
@@ -43177,7 +44632,7 @@
       </w:rPr>
     </w:lvl>
   </w:abstractNum>
-  <w:abstractNum w:abstractNumId="223" w15:restartNumberingAfterBreak="0">
+  <w:abstractNum w:abstractNumId="224" w15:restartNumberingAfterBreak="0">
     <w:nsid w:val="71604CD1"/>
     <w:multiLevelType w:val="hybridMultilevel"/>
     <w:tmpl w:val="8F42548E"/>
@@ -43266,7 +44721,7 @@
       </w:pPr>
     </w:lvl>
   </w:abstractNum>
-  <w:abstractNum w:abstractNumId="224" w15:restartNumberingAfterBreak="0">
+  <w:abstractNum w:abstractNumId="225" w15:restartNumberingAfterBreak="0">
     <w:nsid w:val="72086F4A"/>
     <w:multiLevelType w:val="multilevel"/>
     <w:tmpl w:val="950087C2"/>
@@ -43415,7 +44870,7 @@
       </w:rPr>
     </w:lvl>
   </w:abstractNum>
-  <w:abstractNum w:abstractNumId="225" w15:restartNumberingAfterBreak="0">
+  <w:abstractNum w:abstractNumId="226" w15:restartNumberingAfterBreak="0">
     <w:nsid w:val="72904D14"/>
     <w:multiLevelType w:val="multilevel"/>
     <w:tmpl w:val="7AF8E330"/>
@@ -43564,7 +45019,7 @@
       </w:rPr>
     </w:lvl>
   </w:abstractNum>
-  <w:abstractNum w:abstractNumId="226" w15:restartNumberingAfterBreak="0">
+  <w:abstractNum w:abstractNumId="227" w15:restartNumberingAfterBreak="0">
     <w:nsid w:val="735858CC"/>
     <w:multiLevelType w:val="multilevel"/>
     <w:tmpl w:val="A9DE2526"/>
@@ -43713,7 +45168,7 @@
       </w:rPr>
     </w:lvl>
   </w:abstractNum>
-  <w:abstractNum w:abstractNumId="227" w15:restartNumberingAfterBreak="0">
+  <w:abstractNum w:abstractNumId="228" w15:restartNumberingAfterBreak="0">
     <w:nsid w:val="74123403"/>
     <w:multiLevelType w:val="hybridMultilevel"/>
     <w:tmpl w:val="73726886"/>
@@ -43802,7 +45257,7 @@
       </w:pPr>
     </w:lvl>
   </w:abstractNum>
-  <w:abstractNum w:abstractNumId="228" w15:restartNumberingAfterBreak="0">
+  <w:abstractNum w:abstractNumId="229" w15:restartNumberingAfterBreak="0">
     <w:nsid w:val="744542A0"/>
     <w:multiLevelType w:val="multilevel"/>
     <w:tmpl w:val="64EAC428"/>
@@ -43951,7 +45406,7 @@
       </w:rPr>
     </w:lvl>
   </w:abstractNum>
-  <w:abstractNum w:abstractNumId="229" w15:restartNumberingAfterBreak="0">
+  <w:abstractNum w:abstractNumId="230" w15:restartNumberingAfterBreak="0">
     <w:nsid w:val="745C2C6F"/>
     <w:multiLevelType w:val="hybridMultilevel"/>
     <w:tmpl w:val="8EDAE7EA"/>
@@ -44037,7 +45492,7 @@
       </w:pPr>
     </w:lvl>
   </w:abstractNum>
-  <w:abstractNum w:abstractNumId="230" w15:restartNumberingAfterBreak="0">
+  <w:abstractNum w:abstractNumId="231" w15:restartNumberingAfterBreak="0">
     <w:nsid w:val="746808FE"/>
     <w:multiLevelType w:val="multilevel"/>
     <w:tmpl w:val="69405DB4"/>
@@ -44186,7 +45641,7 @@
       </w:rPr>
     </w:lvl>
   </w:abstractNum>
-  <w:abstractNum w:abstractNumId="231" w15:restartNumberingAfterBreak="0">
+  <w:abstractNum w:abstractNumId="232" w15:restartNumberingAfterBreak="0">
     <w:nsid w:val="762D5E5A"/>
     <w:multiLevelType w:val="hybridMultilevel"/>
     <w:tmpl w:val="C48472E2"/>
@@ -44272,7 +45727,7 @@
       </w:pPr>
     </w:lvl>
   </w:abstractNum>
-  <w:abstractNum w:abstractNumId="232" w15:restartNumberingAfterBreak="0">
+  <w:abstractNum w:abstractNumId="233" w15:restartNumberingAfterBreak="0">
     <w:nsid w:val="765455B0"/>
     <w:multiLevelType w:val="multilevel"/>
     <w:tmpl w:val="1E04C6DE"/>
@@ -44421,7 +45876,7 @@
       </w:rPr>
     </w:lvl>
   </w:abstractNum>
-  <w:abstractNum w:abstractNumId="233" w15:restartNumberingAfterBreak="0">
+  <w:abstractNum w:abstractNumId="234" w15:restartNumberingAfterBreak="0">
     <w:nsid w:val="768E7B50"/>
     <w:multiLevelType w:val="multilevel"/>
     <w:tmpl w:val="E6B89F94"/>
@@ -44570,7 +46025,7 @@
       </w:rPr>
     </w:lvl>
   </w:abstractNum>
-  <w:abstractNum w:abstractNumId="234" w15:restartNumberingAfterBreak="0">
+  <w:abstractNum w:abstractNumId="235" w15:restartNumberingAfterBreak="0">
     <w:nsid w:val="76A56C15"/>
     <w:multiLevelType w:val="multilevel"/>
     <w:tmpl w:val="86A4CF06"/>
@@ -44719,7 +46174,7 @@
       </w:rPr>
     </w:lvl>
   </w:abstractNum>
-  <w:abstractNum w:abstractNumId="235" w15:restartNumberingAfterBreak="0">
+  <w:abstractNum w:abstractNumId="236" w15:restartNumberingAfterBreak="0">
     <w:nsid w:val="76C83B68"/>
     <w:multiLevelType w:val="multilevel"/>
     <w:tmpl w:val="9E7EB786"/>
@@ -44868,7 +46323,7 @@
       </w:rPr>
     </w:lvl>
   </w:abstractNum>
-  <w:abstractNum w:abstractNumId="236" w15:restartNumberingAfterBreak="0">
+  <w:abstractNum w:abstractNumId="237" w15:restartNumberingAfterBreak="0">
     <w:nsid w:val="779E4425"/>
     <w:multiLevelType w:val="hybridMultilevel"/>
     <w:tmpl w:val="78CEE8D8"/>
@@ -44954,7 +46409,7 @@
       </w:pPr>
     </w:lvl>
   </w:abstractNum>
-  <w:abstractNum w:abstractNumId="237" w15:restartNumberingAfterBreak="0">
+  <w:abstractNum w:abstractNumId="238" w15:restartNumberingAfterBreak="0">
     <w:nsid w:val="77B22F44"/>
     <w:multiLevelType w:val="multilevel"/>
     <w:tmpl w:val="1C380070"/>
@@ -45103,7 +46558,7 @@
       </w:rPr>
     </w:lvl>
   </w:abstractNum>
-  <w:abstractNum w:abstractNumId="238" w15:restartNumberingAfterBreak="0">
+  <w:abstractNum w:abstractNumId="239" w15:restartNumberingAfterBreak="0">
     <w:nsid w:val="77C50830"/>
     <w:multiLevelType w:val="multilevel"/>
     <w:tmpl w:val="7602BDE8"/>
@@ -45252,7 +46707,7 @@
       </w:rPr>
     </w:lvl>
   </w:abstractNum>
-  <w:abstractNum w:abstractNumId="239" w15:restartNumberingAfterBreak="0">
+  <w:abstractNum w:abstractNumId="240" w15:restartNumberingAfterBreak="0">
     <w:nsid w:val="77D6139A"/>
     <w:multiLevelType w:val="multilevel"/>
     <w:tmpl w:val="48CC0768"/>
@@ -45401,7 +46856,7 @@
       </w:rPr>
     </w:lvl>
   </w:abstractNum>
-  <w:abstractNum w:abstractNumId="240" w15:restartNumberingAfterBreak="0">
+  <w:abstractNum w:abstractNumId="241" w15:restartNumberingAfterBreak="0">
     <w:nsid w:val="780101E7"/>
     <w:multiLevelType w:val="multilevel"/>
     <w:tmpl w:val="41B88710"/>
@@ -45550,7 +47005,7 @@
       </w:rPr>
     </w:lvl>
   </w:abstractNum>
-  <w:abstractNum w:abstractNumId="241" w15:restartNumberingAfterBreak="0">
+  <w:abstractNum w:abstractNumId="242" w15:restartNumberingAfterBreak="0">
     <w:nsid w:val="78AA5925"/>
     <w:multiLevelType w:val="multilevel"/>
     <w:tmpl w:val="6BD67862"/>
@@ -45699,7 +47154,7 @@
       </w:rPr>
     </w:lvl>
   </w:abstractNum>
-  <w:abstractNum w:abstractNumId="242" w15:restartNumberingAfterBreak="0">
+  <w:abstractNum w:abstractNumId="243" w15:restartNumberingAfterBreak="0">
     <w:nsid w:val="78FE6A65"/>
     <w:multiLevelType w:val="hybridMultilevel"/>
     <w:tmpl w:val="1B82C0C0"/>
@@ -45788,7 +47243,7 @@
       </w:pPr>
     </w:lvl>
   </w:abstractNum>
-  <w:abstractNum w:abstractNumId="243" w15:restartNumberingAfterBreak="0">
+  <w:abstractNum w:abstractNumId="244" w15:restartNumberingAfterBreak="0">
     <w:nsid w:val="794D4863"/>
     <w:multiLevelType w:val="multilevel"/>
     <w:tmpl w:val="72A24C54"/>
@@ -45937,7 +47392,7 @@
       </w:rPr>
     </w:lvl>
   </w:abstractNum>
-  <w:abstractNum w:abstractNumId="244" w15:restartNumberingAfterBreak="0">
+  <w:abstractNum w:abstractNumId="245" w15:restartNumberingAfterBreak="0">
     <w:nsid w:val="797E3B78"/>
     <w:multiLevelType w:val="multilevel"/>
     <w:tmpl w:val="68E467AA"/>
@@ -46086,7 +47541,7 @@
       </w:rPr>
     </w:lvl>
   </w:abstractNum>
-  <w:abstractNum w:abstractNumId="245" w15:restartNumberingAfterBreak="0">
+  <w:abstractNum w:abstractNumId="246" w15:restartNumberingAfterBreak="0">
     <w:nsid w:val="79981AFA"/>
     <w:multiLevelType w:val="multilevel"/>
     <w:tmpl w:val="512A474C"/>
@@ -46235,7 +47690,7 @@
       </w:rPr>
     </w:lvl>
   </w:abstractNum>
-  <w:abstractNum w:abstractNumId="246" w15:restartNumberingAfterBreak="0">
+  <w:abstractNum w:abstractNumId="247" w15:restartNumberingAfterBreak="0">
     <w:nsid w:val="79EC24A3"/>
     <w:multiLevelType w:val="multilevel"/>
     <w:tmpl w:val="0409001D"/>
@@ -46321,7 +47776,7 @@
       </w:pPr>
     </w:lvl>
   </w:abstractNum>
-  <w:abstractNum w:abstractNumId="247" w15:restartNumberingAfterBreak="0">
+  <w:abstractNum w:abstractNumId="248" w15:restartNumberingAfterBreak="0">
     <w:nsid w:val="7A0615C6"/>
     <w:multiLevelType w:val="multilevel"/>
     <w:tmpl w:val="DD48CE38"/>
@@ -46438,7 +47893,7 @@
       </w:pPr>
     </w:lvl>
   </w:abstractNum>
-  <w:abstractNum w:abstractNumId="248" w15:restartNumberingAfterBreak="0">
+  <w:abstractNum w:abstractNumId="249" w15:restartNumberingAfterBreak="0">
     <w:nsid w:val="7A4A4CDF"/>
     <w:multiLevelType w:val="multilevel"/>
     <w:tmpl w:val="8110DF20"/>
@@ -46587,7 +48042,7 @@
       </w:rPr>
     </w:lvl>
   </w:abstractNum>
-  <w:abstractNum w:abstractNumId="249" w15:restartNumberingAfterBreak="0">
+  <w:abstractNum w:abstractNumId="250" w15:restartNumberingAfterBreak="0">
     <w:nsid w:val="7B7A4D7C"/>
     <w:multiLevelType w:val="multilevel"/>
     <w:tmpl w:val="AA1EE240"/>
@@ -46736,7 +48191,7 @@
       </w:rPr>
     </w:lvl>
   </w:abstractNum>
-  <w:abstractNum w:abstractNumId="250" w15:restartNumberingAfterBreak="0">
+  <w:abstractNum w:abstractNumId="251" w15:restartNumberingAfterBreak="0">
     <w:nsid w:val="7B901ABE"/>
     <w:multiLevelType w:val="multilevel"/>
     <w:tmpl w:val="0409001D"/>
@@ -46822,7 +48277,7 @@
       </w:pPr>
     </w:lvl>
   </w:abstractNum>
-  <w:abstractNum w:abstractNumId="251" w15:restartNumberingAfterBreak="0">
+  <w:abstractNum w:abstractNumId="252" w15:restartNumberingAfterBreak="0">
     <w:nsid w:val="7BBF2CA1"/>
     <w:multiLevelType w:val="hybridMultilevel"/>
     <w:tmpl w:val="B88C84DA"/>
@@ -46908,7 +48363,7 @@
       </w:pPr>
     </w:lvl>
   </w:abstractNum>
-  <w:abstractNum w:abstractNumId="252" w15:restartNumberingAfterBreak="0">
+  <w:abstractNum w:abstractNumId="253" w15:restartNumberingAfterBreak="0">
     <w:nsid w:val="7CC13ED5"/>
     <w:multiLevelType w:val="multilevel"/>
     <w:tmpl w:val="4A840DA8"/>
@@ -47057,7 +48512,7 @@
       </w:rPr>
     </w:lvl>
   </w:abstractNum>
-  <w:abstractNum w:abstractNumId="253" w15:restartNumberingAfterBreak="0">
+  <w:abstractNum w:abstractNumId="254" w15:restartNumberingAfterBreak="0">
     <w:nsid w:val="7CED752A"/>
     <w:multiLevelType w:val="multilevel"/>
     <w:tmpl w:val="3716C828"/>
@@ -47206,7 +48661,7 @@
       </w:rPr>
     </w:lvl>
   </w:abstractNum>
-  <w:abstractNum w:abstractNumId="254" w15:restartNumberingAfterBreak="0">
+  <w:abstractNum w:abstractNumId="255" w15:restartNumberingAfterBreak="0">
     <w:nsid w:val="7CF646D9"/>
     <w:multiLevelType w:val="multilevel"/>
     <w:tmpl w:val="7D221904"/>
@@ -47355,7 +48810,7 @@
       </w:rPr>
     </w:lvl>
   </w:abstractNum>
-  <w:abstractNum w:abstractNumId="255" w15:restartNumberingAfterBreak="0">
+  <w:abstractNum w:abstractNumId="256" w15:restartNumberingAfterBreak="0">
     <w:nsid w:val="7E5848B4"/>
     <w:multiLevelType w:val="multilevel"/>
     <w:tmpl w:val="DA2C6884"/>
@@ -47504,7 +48959,7 @@
       </w:rPr>
     </w:lvl>
   </w:abstractNum>
-  <w:abstractNum w:abstractNumId="256" w15:restartNumberingAfterBreak="0">
+  <w:abstractNum w:abstractNumId="257" w15:restartNumberingAfterBreak="0">
     <w:nsid w:val="7EA43E28"/>
     <w:multiLevelType w:val="multilevel"/>
     <w:tmpl w:val="AEE89ED0"/>
@@ -47653,7 +49108,7 @@
       </w:rPr>
     </w:lvl>
   </w:abstractNum>
-  <w:abstractNum w:abstractNumId="257" w15:restartNumberingAfterBreak="0">
+  <w:abstractNum w:abstractNumId="258" w15:restartNumberingAfterBreak="0">
     <w:nsid w:val="7FF412D9"/>
     <w:multiLevelType w:val="hybridMultilevel"/>
     <w:tmpl w:val="209427A0"/>
@@ -47743,13 +49198,13 @@
     <w:abstractNumId w:val="16"/>
   </w:num>
   <w:num w:numId="2" w16cid:durableId="1915435650">
-    <w:abstractNumId w:val="111"/>
+    <w:abstractNumId w:val="112"/>
   </w:num>
   <w:num w:numId="3" w16cid:durableId="64963145">
-    <w:abstractNumId w:val="219"/>
+    <w:abstractNumId w:val="220"/>
   </w:num>
   <w:num w:numId="4" w16cid:durableId="1229270948">
-    <w:abstractNumId w:val="148"/>
+    <w:abstractNumId w:val="149"/>
   </w:num>
   <w:num w:numId="5" w16cid:durableId="861936050">
     <w:abstractNumId w:val="17"/>
@@ -47764,40 +49219,40 @@
     <w:abstractNumId w:val="20"/>
   </w:num>
   <w:num w:numId="9" w16cid:durableId="764883545">
-    <w:abstractNumId w:val="162"/>
+    <w:abstractNumId w:val="163"/>
   </w:num>
   <w:num w:numId="10" w16cid:durableId="12387941">
-    <w:abstractNumId w:val="149"/>
+    <w:abstractNumId w:val="150"/>
   </w:num>
   <w:num w:numId="11" w16cid:durableId="21175981">
     <w:abstractNumId w:val="49"/>
   </w:num>
   <w:num w:numId="12" w16cid:durableId="2003923399">
-    <w:abstractNumId w:val="232"/>
+    <w:abstractNumId w:val="233"/>
   </w:num>
   <w:num w:numId="13" w16cid:durableId="1241252992">
-    <w:abstractNumId w:val="99"/>
+    <w:abstractNumId w:val="100"/>
   </w:num>
   <w:num w:numId="14" w16cid:durableId="1622229840">
-    <w:abstractNumId w:val="117"/>
+    <w:abstractNumId w:val="118"/>
   </w:num>
   <w:num w:numId="15" w16cid:durableId="1283420170">
     <w:abstractNumId w:val="72"/>
   </w:num>
   <w:num w:numId="16" w16cid:durableId="226192028">
-    <w:abstractNumId w:val="238"/>
+    <w:abstractNumId w:val="239"/>
   </w:num>
   <w:num w:numId="17" w16cid:durableId="458841060">
-    <w:abstractNumId w:val="104"/>
+    <w:abstractNumId w:val="105"/>
   </w:num>
   <w:num w:numId="18" w16cid:durableId="955015916">
-    <w:abstractNumId w:val="112"/>
+    <w:abstractNumId w:val="113"/>
   </w:num>
   <w:num w:numId="19" w16cid:durableId="323896942">
-    <w:abstractNumId w:val="222"/>
+    <w:abstractNumId w:val="223"/>
   </w:num>
   <w:num w:numId="20" w16cid:durableId="2014717543">
-    <w:abstractNumId w:val="222"/>
+    <w:abstractNumId w:val="223"/>
     <w:lvlOverride w:ilvl="1">
       <w:lvl w:ilvl="1">
         <w:numFmt w:val="bullet"/>
@@ -47817,7 +49272,7 @@
     </w:lvlOverride>
   </w:num>
   <w:num w:numId="21" w16cid:durableId="1605527520">
-    <w:abstractNumId w:val="222"/>
+    <w:abstractNumId w:val="223"/>
     <w:lvlOverride w:ilvl="1">
       <w:lvl w:ilvl="1">
         <w:numFmt w:val="bullet"/>
@@ -47837,7 +49292,7 @@
     </w:lvlOverride>
   </w:num>
   <w:num w:numId="22" w16cid:durableId="1875263998">
-    <w:abstractNumId w:val="222"/>
+    <w:abstractNumId w:val="223"/>
     <w:lvlOverride w:ilvl="1">
       <w:lvl w:ilvl="1">
         <w:numFmt w:val="bullet"/>
@@ -47857,7 +49312,7 @@
     </w:lvlOverride>
   </w:num>
   <w:num w:numId="23" w16cid:durableId="2081824830">
-    <w:abstractNumId w:val="222"/>
+    <w:abstractNumId w:val="223"/>
     <w:lvlOverride w:ilvl="1">
       <w:lvl w:ilvl="1">
         <w:numFmt w:val="bullet"/>
@@ -47877,7 +49332,7 @@
     </w:lvlOverride>
   </w:num>
   <w:num w:numId="24" w16cid:durableId="976180975">
-    <w:abstractNumId w:val="222"/>
+    <w:abstractNumId w:val="223"/>
     <w:lvlOverride w:ilvl="1">
       <w:lvl w:ilvl="1">
         <w:numFmt w:val="bullet"/>
@@ -47897,7 +49352,7 @@
     </w:lvlOverride>
   </w:num>
   <w:num w:numId="25" w16cid:durableId="888036745">
-    <w:abstractNumId w:val="222"/>
+    <w:abstractNumId w:val="223"/>
     <w:lvlOverride w:ilvl="1">
       <w:lvl w:ilvl="1">
         <w:numFmt w:val="bullet"/>
@@ -47917,7 +49372,7 @@
     </w:lvlOverride>
   </w:num>
   <w:num w:numId="26" w16cid:durableId="1793013006">
-    <w:abstractNumId w:val="222"/>
+    <w:abstractNumId w:val="223"/>
     <w:lvlOverride w:ilvl="1">
       <w:lvl w:ilvl="1">
         <w:numFmt w:val="bullet"/>
@@ -47937,7 +49392,7 @@
     </w:lvlOverride>
   </w:num>
   <w:num w:numId="27" w16cid:durableId="2090610408">
-    <w:abstractNumId w:val="222"/>
+    <w:abstractNumId w:val="223"/>
     <w:lvlOverride w:ilvl="1">
       <w:lvl w:ilvl="1">
         <w:numFmt w:val="bullet"/>
@@ -47957,7 +49412,7 @@
     </w:lvlOverride>
   </w:num>
   <w:num w:numId="28" w16cid:durableId="1841657711">
-    <w:abstractNumId w:val="222"/>
+    <w:abstractNumId w:val="223"/>
     <w:lvlOverride w:ilvl="1">
       <w:lvl w:ilvl="1">
         <w:numFmt w:val="bullet"/>
@@ -47977,7 +49432,7 @@
     </w:lvlOverride>
   </w:num>
   <w:num w:numId="29" w16cid:durableId="1797480727">
-    <w:abstractNumId w:val="222"/>
+    <w:abstractNumId w:val="223"/>
     <w:lvlOverride w:ilvl="1">
       <w:lvl w:ilvl="1">
         <w:numFmt w:val="bullet"/>
@@ -47997,7 +49452,7 @@
     </w:lvlOverride>
   </w:num>
   <w:num w:numId="30" w16cid:durableId="362439137">
-    <w:abstractNumId w:val="222"/>
+    <w:abstractNumId w:val="223"/>
     <w:lvlOverride w:ilvl="1">
       <w:lvl w:ilvl="1">
         <w:numFmt w:val="bullet"/>
@@ -48017,7 +49472,7 @@
     </w:lvlOverride>
   </w:num>
   <w:num w:numId="31" w16cid:durableId="746461409">
-    <w:abstractNumId w:val="222"/>
+    <w:abstractNumId w:val="223"/>
     <w:lvlOverride w:ilvl="1">
       <w:lvl w:ilvl="1">
         <w:numFmt w:val="bullet"/>
@@ -48037,7 +49492,7 @@
     </w:lvlOverride>
   </w:num>
   <w:num w:numId="32" w16cid:durableId="29651206">
-    <w:abstractNumId w:val="222"/>
+    <w:abstractNumId w:val="223"/>
     <w:lvlOverride w:ilvl="1">
       <w:lvl w:ilvl="1">
         <w:numFmt w:val="bullet"/>
@@ -48057,7 +49512,7 @@
     </w:lvlOverride>
   </w:num>
   <w:num w:numId="33" w16cid:durableId="1423523359">
-    <w:abstractNumId w:val="222"/>
+    <w:abstractNumId w:val="223"/>
     <w:lvlOverride w:ilvl="1">
       <w:lvl w:ilvl="1">
         <w:numFmt w:val="bullet"/>
@@ -48077,7 +49532,7 @@
     </w:lvlOverride>
   </w:num>
   <w:num w:numId="34" w16cid:durableId="13970421">
-    <w:abstractNumId w:val="222"/>
+    <w:abstractNumId w:val="223"/>
     <w:lvlOverride w:ilvl="1">
       <w:lvl w:ilvl="1">
         <w:numFmt w:val="bullet"/>
@@ -48097,7 +49552,7 @@
     </w:lvlOverride>
   </w:num>
   <w:num w:numId="35" w16cid:durableId="553279678">
-    <w:abstractNumId w:val="222"/>
+    <w:abstractNumId w:val="223"/>
     <w:lvlOverride w:ilvl="1">
       <w:lvl w:ilvl="1">
         <w:numFmt w:val="bullet"/>
@@ -48117,7 +49572,7 @@
     </w:lvlOverride>
   </w:num>
   <w:num w:numId="36" w16cid:durableId="1540238886">
-    <w:abstractNumId w:val="222"/>
+    <w:abstractNumId w:val="223"/>
     <w:lvlOverride w:ilvl="1">
       <w:lvl w:ilvl="1">
         <w:numFmt w:val="bullet"/>
@@ -48137,7 +49592,7 @@
     </w:lvlOverride>
   </w:num>
   <w:num w:numId="37" w16cid:durableId="2117942773">
-    <w:abstractNumId w:val="222"/>
+    <w:abstractNumId w:val="223"/>
     <w:lvlOverride w:ilvl="1">
       <w:lvl w:ilvl="1">
         <w:numFmt w:val="bullet"/>
@@ -48157,7 +49612,7 @@
     </w:lvlOverride>
   </w:num>
   <w:num w:numId="38" w16cid:durableId="270286304">
-    <w:abstractNumId w:val="222"/>
+    <w:abstractNumId w:val="223"/>
     <w:lvlOverride w:ilvl="1">
       <w:lvl w:ilvl="1">
         <w:numFmt w:val="bullet"/>
@@ -48177,7 +49632,7 @@
     </w:lvlOverride>
   </w:num>
   <w:num w:numId="39" w16cid:durableId="564265283">
-    <w:abstractNumId w:val="222"/>
+    <w:abstractNumId w:val="223"/>
     <w:lvlOverride w:ilvl="1">
       <w:lvl w:ilvl="1">
         <w:numFmt w:val="bullet"/>
@@ -48197,7 +49652,7 @@
     </w:lvlOverride>
   </w:num>
   <w:num w:numId="40" w16cid:durableId="718943036">
-    <w:abstractNumId w:val="222"/>
+    <w:abstractNumId w:val="223"/>
     <w:lvlOverride w:ilvl="1">
       <w:lvl w:ilvl="1">
         <w:numFmt w:val="bullet"/>
@@ -48217,10 +49672,10 @@
     </w:lvlOverride>
   </w:num>
   <w:num w:numId="41" w16cid:durableId="1212961162">
-    <w:abstractNumId w:val="195"/>
+    <w:abstractNumId w:val="196"/>
   </w:num>
   <w:num w:numId="42" w16cid:durableId="381096346">
-    <w:abstractNumId w:val="195"/>
+    <w:abstractNumId w:val="196"/>
     <w:lvlOverride w:ilvl="1">
       <w:lvl w:ilvl="1">
         <w:numFmt w:val="bullet"/>
@@ -48240,7 +49695,7 @@
     </w:lvlOverride>
   </w:num>
   <w:num w:numId="43" w16cid:durableId="1579099378">
-    <w:abstractNumId w:val="195"/>
+    <w:abstractNumId w:val="196"/>
     <w:lvlOverride w:ilvl="1">
       <w:lvl w:ilvl="1">
         <w:numFmt w:val="bullet"/>
@@ -48260,7 +49715,7 @@
     </w:lvlOverride>
   </w:num>
   <w:num w:numId="44" w16cid:durableId="97339869">
-    <w:abstractNumId w:val="195"/>
+    <w:abstractNumId w:val="196"/>
     <w:lvlOverride w:ilvl="1">
       <w:lvl w:ilvl="1">
         <w:numFmt w:val="bullet"/>
@@ -48280,7 +49735,7 @@
     </w:lvlOverride>
   </w:num>
   <w:num w:numId="45" w16cid:durableId="1383678707">
-    <w:abstractNumId w:val="195"/>
+    <w:abstractNumId w:val="196"/>
     <w:lvlOverride w:ilvl="1">
       <w:lvl w:ilvl="1">
         <w:numFmt w:val="bullet"/>
@@ -48300,7 +49755,7 @@
     </w:lvlOverride>
   </w:num>
   <w:num w:numId="46" w16cid:durableId="19472521">
-    <w:abstractNumId w:val="195"/>
+    <w:abstractNumId w:val="196"/>
     <w:lvlOverride w:ilvl="1">
       <w:lvl w:ilvl="1">
         <w:numFmt w:val="bullet"/>
@@ -48320,7 +49775,7 @@
     </w:lvlOverride>
   </w:num>
   <w:num w:numId="47" w16cid:durableId="1077171845">
-    <w:abstractNumId w:val="195"/>
+    <w:abstractNumId w:val="196"/>
     <w:lvlOverride w:ilvl="1">
       <w:lvl w:ilvl="1">
         <w:numFmt w:val="bullet"/>
@@ -48340,7 +49795,7 @@
     </w:lvlOverride>
   </w:num>
   <w:num w:numId="48" w16cid:durableId="1782066344">
-    <w:abstractNumId w:val="195"/>
+    <w:abstractNumId w:val="196"/>
     <w:lvlOverride w:ilvl="1">
       <w:lvl w:ilvl="1">
         <w:numFmt w:val="bullet"/>
@@ -48406,10 +49861,10 @@
     <w:abstractNumId w:val="37"/>
   </w:num>
   <w:num w:numId="53" w16cid:durableId="1609578761">
-    <w:abstractNumId w:val="155"/>
+    <w:abstractNumId w:val="156"/>
   </w:num>
   <w:num w:numId="54" w16cid:durableId="822160321">
-    <w:abstractNumId w:val="249"/>
+    <w:abstractNumId w:val="250"/>
   </w:num>
   <w:num w:numId="55" w16cid:durableId="1398046579">
     <w:abstractNumId w:val="6"/>
@@ -48723,10 +50178,10 @@
     </w:lvlOverride>
   </w:num>
   <w:num w:numId="68" w16cid:durableId="463548684">
-    <w:abstractNumId w:val="122"/>
+    <w:abstractNumId w:val="123"/>
   </w:num>
   <w:num w:numId="69" w16cid:durableId="1421834423">
-    <w:abstractNumId w:val="122"/>
+    <w:abstractNumId w:val="123"/>
     <w:lvlOverride w:ilvl="1">
       <w:lvl w:ilvl="1">
         <w:numFmt w:val="bullet"/>
@@ -48746,7 +50201,7 @@
     </w:lvlOverride>
   </w:num>
   <w:num w:numId="70" w16cid:durableId="1767143243">
-    <w:abstractNumId w:val="122"/>
+    <w:abstractNumId w:val="123"/>
     <w:lvlOverride w:ilvl="1">
       <w:lvl w:ilvl="1">
         <w:numFmt w:val="bullet"/>
@@ -48766,7 +50221,7 @@
     </w:lvlOverride>
   </w:num>
   <w:num w:numId="71" w16cid:durableId="1130630841">
-    <w:abstractNumId w:val="122"/>
+    <w:abstractNumId w:val="123"/>
     <w:lvlOverride w:ilvl="1">
       <w:lvl w:ilvl="1">
         <w:numFmt w:val="bullet"/>
@@ -48786,7 +50241,7 @@
     </w:lvlOverride>
   </w:num>
   <w:num w:numId="72" w16cid:durableId="1057360348">
-    <w:abstractNumId w:val="122"/>
+    <w:abstractNumId w:val="123"/>
     <w:lvlOverride w:ilvl="1">
       <w:lvl w:ilvl="1">
         <w:numFmt w:val="bullet"/>
@@ -48806,7 +50261,7 @@
     </w:lvlOverride>
   </w:num>
   <w:num w:numId="73" w16cid:durableId="2068140757">
-    <w:abstractNumId w:val="122"/>
+    <w:abstractNumId w:val="123"/>
     <w:lvlOverride w:ilvl="1">
       <w:lvl w:ilvl="1">
         <w:numFmt w:val="bullet"/>
@@ -48826,7 +50281,7 @@
     </w:lvlOverride>
   </w:num>
   <w:num w:numId="74" w16cid:durableId="2051495009">
-    <w:abstractNumId w:val="122"/>
+    <w:abstractNumId w:val="123"/>
     <w:lvlOverride w:ilvl="1">
       <w:lvl w:ilvl="1">
         <w:numFmt w:val="bullet"/>
@@ -48846,7 +50301,7 @@
     </w:lvlOverride>
   </w:num>
   <w:num w:numId="75" w16cid:durableId="236600740">
-    <w:abstractNumId w:val="122"/>
+    <w:abstractNumId w:val="123"/>
     <w:lvlOverride w:ilvl="1">
       <w:lvl w:ilvl="1">
         <w:numFmt w:val="bullet"/>
@@ -48866,7 +50321,7 @@
     </w:lvlOverride>
   </w:num>
   <w:num w:numId="76" w16cid:durableId="1976180265">
-    <w:abstractNumId w:val="122"/>
+    <w:abstractNumId w:val="123"/>
     <w:lvlOverride w:ilvl="1">
       <w:lvl w:ilvl="1">
         <w:numFmt w:val="bullet"/>
@@ -48886,7 +50341,7 @@
     </w:lvlOverride>
   </w:num>
   <w:num w:numId="77" w16cid:durableId="1083181298">
-    <w:abstractNumId w:val="122"/>
+    <w:abstractNumId w:val="123"/>
     <w:lvlOverride w:ilvl="1">
       <w:lvl w:ilvl="1">
         <w:numFmt w:val="bullet"/>
@@ -48906,7 +50361,7 @@
     </w:lvlOverride>
   </w:num>
   <w:num w:numId="78" w16cid:durableId="1157644633">
-    <w:abstractNumId w:val="122"/>
+    <w:abstractNumId w:val="123"/>
     <w:lvlOverride w:ilvl="1">
       <w:lvl w:ilvl="1">
         <w:numFmt w:val="bullet"/>
@@ -48926,7 +50381,7 @@
     </w:lvlOverride>
   </w:num>
   <w:num w:numId="79" w16cid:durableId="1985044987">
-    <w:abstractNumId w:val="122"/>
+    <w:abstractNumId w:val="123"/>
     <w:lvlOverride w:ilvl="1">
       <w:lvl w:ilvl="1">
         <w:numFmt w:val="bullet"/>
@@ -48946,7 +50401,7 @@
     </w:lvlOverride>
   </w:num>
   <w:num w:numId="80" w16cid:durableId="2024817481">
-    <w:abstractNumId w:val="122"/>
+    <w:abstractNumId w:val="123"/>
     <w:lvlOverride w:ilvl="1">
       <w:lvl w:ilvl="1">
         <w:numFmt w:val="bullet"/>
@@ -48966,10 +50421,10 @@
     </w:lvlOverride>
   </w:num>
   <w:num w:numId="81" w16cid:durableId="124853259">
-    <w:abstractNumId w:val="118"/>
+    <w:abstractNumId w:val="119"/>
   </w:num>
   <w:num w:numId="82" w16cid:durableId="292322769">
-    <w:abstractNumId w:val="253"/>
+    <w:abstractNumId w:val="254"/>
   </w:num>
   <w:num w:numId="83" w16cid:durableId="1072122421">
     <w:abstractNumId w:val="1"/>
@@ -49101,7 +50556,7 @@
     </w:lvlOverride>
   </w:num>
   <w:num w:numId="92" w16cid:durableId="49036915">
-    <w:abstractNumId w:val="102"/>
+    <w:abstractNumId w:val="103"/>
   </w:num>
   <w:num w:numId="93" w16cid:durableId="729034251">
     <w:abstractNumId w:val="8"/>
@@ -49167,16 +50622,16 @@
     </w:lvlOverride>
   </w:num>
   <w:num w:numId="97" w16cid:durableId="363944189">
-    <w:abstractNumId w:val="177"/>
+    <w:abstractNumId w:val="178"/>
   </w:num>
   <w:num w:numId="98" w16cid:durableId="897206052">
     <w:abstractNumId w:val="82"/>
   </w:num>
   <w:num w:numId="99" w16cid:durableId="1273435789">
-    <w:abstractNumId w:val="239"/>
+    <w:abstractNumId w:val="240"/>
   </w:num>
   <w:num w:numId="100" w16cid:durableId="276329018">
-    <w:abstractNumId w:val="239"/>
+    <w:abstractNumId w:val="240"/>
     <w:lvlOverride w:ilvl="1">
       <w:lvl w:ilvl="1">
         <w:numFmt w:val="bullet"/>
@@ -49196,7 +50651,7 @@
     </w:lvlOverride>
   </w:num>
   <w:num w:numId="101" w16cid:durableId="30688120">
-    <w:abstractNumId w:val="239"/>
+    <w:abstractNumId w:val="240"/>
     <w:lvlOverride w:ilvl="1">
       <w:lvl w:ilvl="1">
         <w:numFmt w:val="bullet"/>
@@ -49216,7 +50671,7 @@
     </w:lvlOverride>
   </w:num>
   <w:num w:numId="102" w16cid:durableId="1667392475">
-    <w:abstractNumId w:val="239"/>
+    <w:abstractNumId w:val="240"/>
     <w:lvlOverride w:ilvl="1">
       <w:lvl w:ilvl="1">
         <w:numFmt w:val="bullet"/>
@@ -49342,10 +50797,10 @@
     </w:lvlOverride>
   </w:num>
   <w:num w:numId="110" w16cid:durableId="1518353360">
-    <w:abstractNumId w:val="100"/>
+    <w:abstractNumId w:val="101"/>
   </w:num>
   <w:num w:numId="111" w16cid:durableId="488179957">
-    <w:abstractNumId w:val="100"/>
+    <w:abstractNumId w:val="101"/>
     <w:lvlOverride w:ilvl="1">
       <w:lvl w:ilvl="1">
         <w:numFmt w:val="bullet"/>
@@ -49365,7 +50820,7 @@
     </w:lvlOverride>
   </w:num>
   <w:num w:numId="112" w16cid:durableId="1058942261">
-    <w:abstractNumId w:val="100"/>
+    <w:abstractNumId w:val="101"/>
     <w:lvlOverride w:ilvl="1">
       <w:lvl w:ilvl="1">
         <w:numFmt w:val="bullet"/>
@@ -49428,10 +50883,10 @@
     </w:lvlOverride>
   </w:num>
   <w:num w:numId="116" w16cid:durableId="1248926505">
-    <w:abstractNumId w:val="243"/>
+    <w:abstractNumId w:val="244"/>
   </w:num>
   <w:num w:numId="117" w16cid:durableId="1191838156">
-    <w:abstractNumId w:val="243"/>
+    <w:abstractNumId w:val="244"/>
     <w:lvlOverride w:ilvl="1">
       <w:lvl w:ilvl="1">
         <w:numFmt w:val="bullet"/>
@@ -49451,7 +50906,7 @@
     </w:lvlOverride>
   </w:num>
   <w:num w:numId="118" w16cid:durableId="1828550388">
-    <w:abstractNumId w:val="243"/>
+    <w:abstractNumId w:val="244"/>
     <w:lvlOverride w:ilvl="1">
       <w:lvl w:ilvl="1">
         <w:numFmt w:val="bullet"/>
@@ -49471,7 +50926,7 @@
     </w:lvlOverride>
   </w:num>
   <w:num w:numId="119" w16cid:durableId="89082411">
-    <w:abstractNumId w:val="243"/>
+    <w:abstractNumId w:val="244"/>
     <w:lvlOverride w:ilvl="1">
       <w:lvl w:ilvl="1">
         <w:numFmt w:val="bullet"/>
@@ -49491,19 +50946,19 @@
     </w:lvlOverride>
   </w:num>
   <w:num w:numId="120" w16cid:durableId="637103643">
-    <w:abstractNumId w:val="230"/>
+    <w:abstractNumId w:val="231"/>
   </w:num>
   <w:num w:numId="121" w16cid:durableId="590161043">
-    <w:abstractNumId w:val="176"/>
+    <w:abstractNumId w:val="177"/>
   </w:num>
   <w:num w:numId="122" w16cid:durableId="1064375739">
     <w:abstractNumId w:val="57"/>
   </w:num>
   <w:num w:numId="123" w16cid:durableId="546142573">
-    <w:abstractNumId w:val="191"/>
+    <w:abstractNumId w:val="192"/>
   </w:num>
   <w:num w:numId="124" w16cid:durableId="1559707329">
-    <w:abstractNumId w:val="191"/>
+    <w:abstractNumId w:val="192"/>
     <w:lvlOverride w:ilvl="1">
       <w:lvl w:ilvl="1">
         <w:numFmt w:val="bullet"/>
@@ -49523,7 +50978,7 @@
     </w:lvlOverride>
   </w:num>
   <w:num w:numId="125" w16cid:durableId="1927378409">
-    <w:abstractNumId w:val="191"/>
+    <w:abstractNumId w:val="192"/>
     <w:lvlOverride w:ilvl="1">
       <w:lvl w:ilvl="1">
         <w:numFmt w:val="bullet"/>
@@ -49543,7 +50998,7 @@
     </w:lvlOverride>
   </w:num>
   <w:num w:numId="126" w16cid:durableId="410005087">
-    <w:abstractNumId w:val="191"/>
+    <w:abstractNumId w:val="192"/>
     <w:lvlOverride w:ilvl="1">
       <w:lvl w:ilvl="1">
         <w:numFmt w:val="bullet"/>
@@ -49563,10 +51018,10 @@
     </w:lvlOverride>
   </w:num>
   <w:num w:numId="127" w16cid:durableId="1004430825">
-    <w:abstractNumId w:val="142"/>
+    <w:abstractNumId w:val="143"/>
   </w:num>
   <w:num w:numId="128" w16cid:durableId="302587285">
-    <w:abstractNumId w:val="208"/>
+    <w:abstractNumId w:val="209"/>
   </w:num>
   <w:num w:numId="129" w16cid:durableId="2118985017">
     <w:abstractNumId w:val="38"/>
@@ -49632,10 +51087,10 @@
     </w:lvlOverride>
   </w:num>
   <w:num w:numId="133" w16cid:durableId="1749501442">
-    <w:abstractNumId w:val="240"/>
+    <w:abstractNumId w:val="241"/>
   </w:num>
   <w:num w:numId="134" w16cid:durableId="2144762810">
-    <w:abstractNumId w:val="240"/>
+    <w:abstractNumId w:val="241"/>
     <w:lvlOverride w:ilvl="1">
       <w:lvl w:ilvl="1">
         <w:numFmt w:val="bullet"/>
@@ -49655,7 +51110,7 @@
     </w:lvlOverride>
   </w:num>
   <w:num w:numId="135" w16cid:durableId="1302731136">
-    <w:abstractNumId w:val="240"/>
+    <w:abstractNumId w:val="241"/>
     <w:lvlOverride w:ilvl="1">
       <w:lvl w:ilvl="1">
         <w:numFmt w:val="bullet"/>
@@ -49678,10 +51133,10 @@
     <w:abstractNumId w:val="48"/>
   </w:num>
   <w:num w:numId="137" w16cid:durableId="1383406357">
-    <w:abstractNumId w:val="103"/>
+    <w:abstractNumId w:val="104"/>
   </w:num>
   <w:num w:numId="138" w16cid:durableId="1583954853">
-    <w:abstractNumId w:val="113"/>
+    <w:abstractNumId w:val="114"/>
   </w:num>
   <w:num w:numId="139" w16cid:durableId="554321672">
     <w:abstractNumId w:val="65"/>
@@ -49696,40 +51151,40 @@
     <w:abstractNumId w:val="96"/>
   </w:num>
   <w:num w:numId="143" w16cid:durableId="136724762">
-    <w:abstractNumId w:val="116"/>
+    <w:abstractNumId w:val="117"/>
   </w:num>
   <w:num w:numId="144" w16cid:durableId="2041129404">
-    <w:abstractNumId w:val="144"/>
+    <w:abstractNumId w:val="145"/>
   </w:num>
   <w:num w:numId="145" w16cid:durableId="355158106">
-    <w:abstractNumId w:val="158"/>
+    <w:abstractNumId w:val="159"/>
   </w:num>
   <w:num w:numId="146" w16cid:durableId="328796796">
-    <w:abstractNumId w:val="165"/>
+    <w:abstractNumId w:val="166"/>
   </w:num>
   <w:num w:numId="147" w16cid:durableId="661202721">
-    <w:abstractNumId w:val="252"/>
+    <w:abstractNumId w:val="253"/>
   </w:num>
   <w:num w:numId="148" w16cid:durableId="448746352">
-    <w:abstractNumId w:val="171"/>
+    <w:abstractNumId w:val="172"/>
   </w:num>
   <w:num w:numId="149" w16cid:durableId="585379173">
     <w:abstractNumId w:val="88"/>
   </w:num>
   <w:num w:numId="150" w16cid:durableId="998268885">
-    <w:abstractNumId w:val="124"/>
+    <w:abstractNumId w:val="125"/>
   </w:num>
   <w:num w:numId="151" w16cid:durableId="471873912">
-    <w:abstractNumId w:val="256"/>
+    <w:abstractNumId w:val="257"/>
   </w:num>
   <w:num w:numId="152" w16cid:durableId="237441317">
-    <w:abstractNumId w:val="181"/>
+    <w:abstractNumId w:val="182"/>
   </w:num>
   <w:num w:numId="153" w16cid:durableId="5834486">
-    <w:abstractNumId w:val="187"/>
+    <w:abstractNumId w:val="188"/>
   </w:num>
   <w:num w:numId="154" w16cid:durableId="797186606">
-    <w:abstractNumId w:val="187"/>
+    <w:abstractNumId w:val="188"/>
     <w:lvlOverride w:ilvl="1">
       <w:lvl w:ilvl="1">
         <w:numFmt w:val="bullet"/>
@@ -49749,7 +51204,7 @@
     </w:lvlOverride>
   </w:num>
   <w:num w:numId="155" w16cid:durableId="1889298302">
-    <w:abstractNumId w:val="187"/>
+    <w:abstractNumId w:val="188"/>
     <w:lvlOverride w:ilvl="1">
       <w:lvl w:ilvl="1">
         <w:numFmt w:val="bullet"/>
@@ -49769,7 +51224,7 @@
     </w:lvlOverride>
   </w:num>
   <w:num w:numId="156" w16cid:durableId="1352603847">
-    <w:abstractNumId w:val="187"/>
+    <w:abstractNumId w:val="188"/>
     <w:lvlOverride w:ilvl="1">
       <w:lvl w:ilvl="1">
         <w:numFmt w:val="bullet"/>
@@ -49789,7 +51244,7 @@
     </w:lvlOverride>
   </w:num>
   <w:num w:numId="157" w16cid:durableId="1290235541">
-    <w:abstractNumId w:val="187"/>
+    <w:abstractNumId w:val="188"/>
     <w:lvlOverride w:ilvl="1">
       <w:lvl w:ilvl="1">
         <w:numFmt w:val="bullet"/>
@@ -49812,13 +51267,13 @@
     <w:abstractNumId w:val="91"/>
   </w:num>
   <w:num w:numId="159" w16cid:durableId="1699041933">
-    <w:abstractNumId w:val="129"/>
+    <w:abstractNumId w:val="130"/>
   </w:num>
   <w:num w:numId="160" w16cid:durableId="783614209">
-    <w:abstractNumId w:val="154"/>
+    <w:abstractNumId w:val="155"/>
   </w:num>
   <w:num w:numId="161" w16cid:durableId="2071732425">
-    <w:abstractNumId w:val="154"/>
+    <w:abstractNumId w:val="155"/>
     <w:lvlOverride w:ilvl="1">
       <w:lvl w:ilvl="1">
         <w:numFmt w:val="bullet"/>
@@ -49838,7 +51293,7 @@
     </w:lvlOverride>
   </w:num>
   <w:num w:numId="162" w16cid:durableId="278224919">
-    <w:abstractNumId w:val="154"/>
+    <w:abstractNumId w:val="155"/>
     <w:lvlOverride w:ilvl="1">
       <w:lvl w:ilvl="1">
         <w:numFmt w:val="bullet"/>
@@ -49858,7 +51313,7 @@
     </w:lvlOverride>
   </w:num>
   <w:num w:numId="163" w16cid:durableId="661542103">
-    <w:abstractNumId w:val="154"/>
+    <w:abstractNumId w:val="155"/>
     <w:lvlOverride w:ilvl="1">
       <w:lvl w:ilvl="1">
         <w:numFmt w:val="bullet"/>
@@ -49878,7 +51333,7 @@
     </w:lvlOverride>
   </w:num>
   <w:num w:numId="164" w16cid:durableId="1140537879">
-    <w:abstractNumId w:val="154"/>
+    <w:abstractNumId w:val="155"/>
     <w:lvlOverride w:ilvl="1">
       <w:lvl w:ilvl="1">
         <w:numFmt w:val="bullet"/>
@@ -49898,7 +51353,7 @@
     </w:lvlOverride>
   </w:num>
   <w:num w:numId="165" w16cid:durableId="1517310538">
-    <w:abstractNumId w:val="154"/>
+    <w:abstractNumId w:val="155"/>
     <w:lvlOverride w:ilvl="1">
       <w:lvl w:ilvl="1">
         <w:numFmt w:val="bullet"/>
@@ -49918,7 +51373,7 @@
     </w:lvlOverride>
   </w:num>
   <w:num w:numId="166" w16cid:durableId="1005135742">
-    <w:abstractNumId w:val="154"/>
+    <w:abstractNumId w:val="155"/>
     <w:lvlOverride w:ilvl="1">
       <w:lvl w:ilvl="1">
         <w:numFmt w:val="bullet"/>
@@ -49938,7 +51393,7 @@
     </w:lvlOverride>
   </w:num>
   <w:num w:numId="167" w16cid:durableId="1328437740">
-    <w:abstractNumId w:val="154"/>
+    <w:abstractNumId w:val="155"/>
     <w:lvlOverride w:ilvl="1">
       <w:lvl w:ilvl="1">
         <w:numFmt w:val="bullet"/>
@@ -49958,31 +51413,31 @@
     </w:lvlOverride>
   </w:num>
   <w:num w:numId="168" w16cid:durableId="1527786785">
-    <w:abstractNumId w:val="183"/>
+    <w:abstractNumId w:val="184"/>
   </w:num>
   <w:num w:numId="169" w16cid:durableId="515653910">
-    <w:abstractNumId w:val="237"/>
+    <w:abstractNumId w:val="238"/>
   </w:num>
   <w:num w:numId="170" w16cid:durableId="412776935">
     <w:abstractNumId w:val="47"/>
   </w:num>
   <w:num w:numId="171" w16cid:durableId="731655134">
-    <w:abstractNumId w:val="233"/>
+    <w:abstractNumId w:val="234"/>
   </w:num>
   <w:num w:numId="172" w16cid:durableId="1394739513">
     <w:abstractNumId w:val="45"/>
   </w:num>
   <w:num w:numId="173" w16cid:durableId="902134711">
-    <w:abstractNumId w:val="244"/>
+    <w:abstractNumId w:val="245"/>
   </w:num>
   <w:num w:numId="174" w16cid:durableId="423645284">
-    <w:abstractNumId w:val="109"/>
+    <w:abstractNumId w:val="110"/>
   </w:num>
   <w:num w:numId="175" w16cid:durableId="732506691">
-    <w:abstractNumId w:val="139"/>
+    <w:abstractNumId w:val="140"/>
   </w:num>
   <w:num w:numId="176" w16cid:durableId="145243084">
-    <w:abstractNumId w:val="139"/>
+    <w:abstractNumId w:val="140"/>
     <w:lvlOverride w:ilvl="1">
       <w:lvl w:ilvl="1">
         <w:numFmt w:val="bullet"/>
@@ -50002,7 +51457,7 @@
     </w:lvlOverride>
   </w:num>
   <w:num w:numId="177" w16cid:durableId="1055617057">
-    <w:abstractNumId w:val="139"/>
+    <w:abstractNumId w:val="140"/>
     <w:lvlOverride w:ilvl="1">
       <w:lvl w:ilvl="1">
         <w:numFmt w:val="bullet"/>
@@ -50022,7 +51477,7 @@
     </w:lvlOverride>
   </w:num>
   <w:num w:numId="178" w16cid:durableId="646934197">
-    <w:abstractNumId w:val="139"/>
+    <w:abstractNumId w:val="140"/>
     <w:lvlOverride w:ilvl="1">
       <w:lvl w:ilvl="1">
         <w:numFmt w:val="bullet"/>
@@ -50042,10 +51497,10 @@
     </w:lvlOverride>
   </w:num>
   <w:num w:numId="179" w16cid:durableId="112409562">
-    <w:abstractNumId w:val="119"/>
+    <w:abstractNumId w:val="120"/>
   </w:num>
   <w:num w:numId="180" w16cid:durableId="1897351112">
-    <w:abstractNumId w:val="192"/>
+    <w:abstractNumId w:val="193"/>
   </w:num>
   <w:num w:numId="181" w16cid:durableId="1293823200">
     <w:abstractNumId w:val="26"/>
@@ -50054,13 +51509,13 @@
     <w:abstractNumId w:val="69"/>
   </w:num>
   <w:num w:numId="183" w16cid:durableId="1578203619">
-    <w:abstractNumId w:val="199"/>
+    <w:abstractNumId w:val="200"/>
   </w:num>
   <w:num w:numId="184" w16cid:durableId="1885748767">
-    <w:abstractNumId w:val="114"/>
+    <w:abstractNumId w:val="115"/>
   </w:num>
   <w:num w:numId="185" w16cid:durableId="1557861500">
-    <w:abstractNumId w:val="196"/>
+    <w:abstractNumId w:val="197"/>
   </w:num>
   <w:num w:numId="186" w16cid:durableId="1617448027">
     <w:abstractNumId w:val="23"/>
@@ -50069,19 +51524,19 @@
     <w:abstractNumId w:val="19"/>
   </w:num>
   <w:num w:numId="188" w16cid:durableId="1842814178">
-    <w:abstractNumId w:val="228"/>
+    <w:abstractNumId w:val="229"/>
   </w:num>
   <w:num w:numId="189" w16cid:durableId="1408192392">
-    <w:abstractNumId w:val="143"/>
+    <w:abstractNumId w:val="144"/>
   </w:num>
   <w:num w:numId="190" w16cid:durableId="2002539781">
     <w:abstractNumId w:val="59"/>
   </w:num>
   <w:num w:numId="191" w16cid:durableId="308364909">
-    <w:abstractNumId w:val="167"/>
+    <w:abstractNumId w:val="168"/>
   </w:num>
   <w:num w:numId="192" w16cid:durableId="181945443">
-    <w:abstractNumId w:val="167"/>
+    <w:abstractNumId w:val="168"/>
     <w:lvlOverride w:ilvl="1">
       <w:lvl w:ilvl="1">
         <w:numFmt w:val="bullet"/>
@@ -50101,7 +51556,7 @@
     </w:lvlOverride>
   </w:num>
   <w:num w:numId="193" w16cid:durableId="1119108335">
-    <w:abstractNumId w:val="167"/>
+    <w:abstractNumId w:val="168"/>
     <w:lvlOverride w:ilvl="1">
       <w:lvl w:ilvl="1">
         <w:numFmt w:val="bullet"/>
@@ -50121,7 +51576,7 @@
     </w:lvlOverride>
   </w:num>
   <w:num w:numId="194" w16cid:durableId="1678729419">
-    <w:abstractNumId w:val="167"/>
+    <w:abstractNumId w:val="168"/>
     <w:lvlOverride w:ilvl="1">
       <w:lvl w:ilvl="1">
         <w:numFmt w:val="bullet"/>
@@ -50141,7 +51596,7 @@
     </w:lvlOverride>
   </w:num>
   <w:num w:numId="195" w16cid:durableId="36442012">
-    <w:abstractNumId w:val="167"/>
+    <w:abstractNumId w:val="168"/>
     <w:lvlOverride w:ilvl="1">
       <w:lvl w:ilvl="1">
         <w:numFmt w:val="bullet"/>
@@ -50161,7 +51616,7 @@
     </w:lvlOverride>
   </w:num>
   <w:num w:numId="196" w16cid:durableId="1469787957">
-    <w:abstractNumId w:val="167"/>
+    <w:abstractNumId w:val="168"/>
     <w:lvlOverride w:ilvl="1">
       <w:lvl w:ilvl="1">
         <w:numFmt w:val="bullet"/>
@@ -50181,7 +51636,7 @@
     </w:lvlOverride>
   </w:num>
   <w:num w:numId="197" w16cid:durableId="384840156">
-    <w:abstractNumId w:val="167"/>
+    <w:abstractNumId w:val="168"/>
     <w:lvlOverride w:ilvl="1">
       <w:lvl w:ilvl="1">
         <w:numFmt w:val="bullet"/>
@@ -50201,7 +51656,7 @@
     </w:lvlOverride>
   </w:num>
   <w:num w:numId="198" w16cid:durableId="1721978433">
-    <w:abstractNumId w:val="167"/>
+    <w:abstractNumId w:val="168"/>
     <w:lvlOverride w:ilvl="1">
       <w:lvl w:ilvl="1">
         <w:numFmt w:val="bullet"/>
@@ -50221,19 +51676,19 @@
     </w:lvlOverride>
   </w:num>
   <w:num w:numId="199" w16cid:durableId="989673041">
-    <w:abstractNumId w:val="226"/>
+    <w:abstractNumId w:val="227"/>
   </w:num>
   <w:num w:numId="200" w16cid:durableId="1227497349">
-    <w:abstractNumId w:val="108"/>
+    <w:abstractNumId w:val="109"/>
   </w:num>
   <w:num w:numId="201" w16cid:durableId="752092394">
-    <w:abstractNumId w:val="101"/>
+    <w:abstractNumId w:val="102"/>
   </w:num>
   <w:num w:numId="202" w16cid:durableId="345908412">
-    <w:abstractNumId w:val="214"/>
+    <w:abstractNumId w:val="215"/>
   </w:num>
   <w:num w:numId="203" w16cid:durableId="1740860495">
-    <w:abstractNumId w:val="241"/>
+    <w:abstractNumId w:val="242"/>
   </w:num>
   <w:num w:numId="204" w16cid:durableId="1623877669">
     <w:abstractNumId w:val="5"/>
@@ -50522,19 +51977,19 @@
     <w:abstractNumId w:val="62"/>
   </w:num>
   <w:num w:numId="220" w16cid:durableId="5792790">
-    <w:abstractNumId w:val="189"/>
+    <w:abstractNumId w:val="190"/>
   </w:num>
   <w:num w:numId="221" w16cid:durableId="1056590543">
     <w:abstractNumId w:val="25"/>
   </w:num>
   <w:num w:numId="222" w16cid:durableId="2073916976">
-    <w:abstractNumId w:val="106"/>
+    <w:abstractNumId w:val="107"/>
   </w:num>
   <w:num w:numId="223" w16cid:durableId="1031103742">
-    <w:abstractNumId w:val="141"/>
+    <w:abstractNumId w:val="142"/>
   </w:num>
   <w:num w:numId="224" w16cid:durableId="1762526911">
-    <w:abstractNumId w:val="141"/>
+    <w:abstractNumId w:val="142"/>
     <w:lvlOverride w:ilvl="1">
       <w:lvl w:ilvl="1">
         <w:numFmt w:val="bullet"/>
@@ -50554,7 +52009,7 @@
     </w:lvlOverride>
   </w:num>
   <w:num w:numId="225" w16cid:durableId="239406663">
-    <w:abstractNumId w:val="141"/>
+    <w:abstractNumId w:val="142"/>
     <w:lvlOverride w:ilvl="1">
       <w:lvl w:ilvl="1">
         <w:numFmt w:val="bullet"/>
@@ -50574,7 +52029,7 @@
     </w:lvlOverride>
   </w:num>
   <w:num w:numId="226" w16cid:durableId="389814794">
-    <w:abstractNumId w:val="141"/>
+    <w:abstractNumId w:val="142"/>
     <w:lvlOverride w:ilvl="1">
       <w:lvl w:ilvl="1">
         <w:numFmt w:val="bullet"/>
@@ -50594,7 +52049,7 @@
     </w:lvlOverride>
   </w:num>
   <w:num w:numId="227" w16cid:durableId="2058358433">
-    <w:abstractNumId w:val="141"/>
+    <w:abstractNumId w:val="142"/>
     <w:lvlOverride w:ilvl="1">
       <w:lvl w:ilvl="1">
         <w:numFmt w:val="bullet"/>
@@ -50723,7 +52178,7 @@
     <w:abstractNumId w:val="13"/>
   </w:num>
   <w:num w:numId="236" w16cid:durableId="66222344">
-    <w:abstractNumId w:val="170"/>
+    <w:abstractNumId w:val="171"/>
   </w:num>
   <w:num w:numId="237" w16cid:durableId="1508981368">
     <w:abstractNumId w:val="95"/>
@@ -51262,19 +52717,19 @@
     </w:lvlOverride>
   </w:num>
   <w:num w:numId="257" w16cid:durableId="448738575">
-    <w:abstractNumId w:val="202"/>
+    <w:abstractNumId w:val="203"/>
   </w:num>
   <w:num w:numId="258" w16cid:durableId="221867197">
     <w:abstractNumId w:val="83"/>
   </w:num>
   <w:num w:numId="259" w16cid:durableId="1652055639">
-    <w:abstractNumId w:val="218"/>
+    <w:abstractNumId w:val="219"/>
   </w:num>
   <w:num w:numId="260" w16cid:durableId="1037126241">
-    <w:abstractNumId w:val="248"/>
+    <w:abstractNumId w:val="249"/>
   </w:num>
   <w:num w:numId="261" w16cid:durableId="1860850401">
-    <w:abstractNumId w:val="248"/>
+    <w:abstractNumId w:val="249"/>
     <w:lvlOverride w:ilvl="1">
       <w:lvl w:ilvl="1">
         <w:numFmt w:val="bullet"/>
@@ -51294,7 +52749,7 @@
     </w:lvlOverride>
   </w:num>
   <w:num w:numId="262" w16cid:durableId="1093086728">
-    <w:abstractNumId w:val="248"/>
+    <w:abstractNumId w:val="249"/>
     <w:lvlOverride w:ilvl="1">
       <w:lvl w:ilvl="1">
         <w:numFmt w:val="bullet"/>
@@ -51314,7 +52769,7 @@
     </w:lvlOverride>
   </w:num>
   <w:num w:numId="263" w16cid:durableId="1959141894">
-    <w:abstractNumId w:val="248"/>
+    <w:abstractNumId w:val="249"/>
     <w:lvlOverride w:ilvl="1">
       <w:lvl w:ilvl="1">
         <w:numFmt w:val="bullet"/>
@@ -51334,7 +52789,7 @@
     </w:lvlOverride>
   </w:num>
   <w:num w:numId="264" w16cid:durableId="1993632123">
-    <w:abstractNumId w:val="248"/>
+    <w:abstractNumId w:val="249"/>
     <w:lvlOverride w:ilvl="1">
       <w:lvl w:ilvl="1">
         <w:numFmt w:val="bullet"/>
@@ -51354,7 +52809,7 @@
     </w:lvlOverride>
   </w:num>
   <w:num w:numId="265" w16cid:durableId="1998731107">
-    <w:abstractNumId w:val="248"/>
+    <w:abstractNumId w:val="249"/>
     <w:lvlOverride w:ilvl="1">
       <w:lvl w:ilvl="1">
         <w:numFmt w:val="bullet"/>
@@ -51457,10 +52912,10 @@
     </w:lvlOverride>
   </w:num>
   <w:num w:numId="271" w16cid:durableId="2041858017">
-    <w:abstractNumId w:val="137"/>
+    <w:abstractNumId w:val="138"/>
   </w:num>
   <w:num w:numId="272" w16cid:durableId="332100862">
-    <w:abstractNumId w:val="110"/>
+    <w:abstractNumId w:val="111"/>
   </w:num>
   <w:num w:numId="273" w16cid:durableId="1077749468">
     <w:abstractNumId w:val="40"/>
@@ -51851,10 +53306,10 @@
     </w:lvlOverride>
   </w:num>
   <w:num w:numId="289" w16cid:durableId="1517040379">
-    <w:abstractNumId w:val="224"/>
+    <w:abstractNumId w:val="225"/>
   </w:num>
   <w:num w:numId="290" w16cid:durableId="976379404">
-    <w:abstractNumId w:val="224"/>
+    <w:abstractNumId w:val="225"/>
     <w:lvlOverride w:ilvl="1">
       <w:lvl w:ilvl="1">
         <w:numFmt w:val="bullet"/>
@@ -51874,7 +53329,7 @@
     </w:lvlOverride>
   </w:num>
   <w:num w:numId="291" w16cid:durableId="661541238">
-    <w:abstractNumId w:val="224"/>
+    <w:abstractNumId w:val="225"/>
     <w:lvlOverride w:ilvl="1">
       <w:lvl w:ilvl="1">
         <w:numFmt w:val="bullet"/>
@@ -51894,7 +53349,7 @@
     </w:lvlOverride>
   </w:num>
   <w:num w:numId="292" w16cid:durableId="180047134">
-    <w:abstractNumId w:val="224"/>
+    <w:abstractNumId w:val="225"/>
     <w:lvlOverride w:ilvl="1">
       <w:lvl w:ilvl="1">
         <w:numFmt w:val="bullet"/>
@@ -51917,10 +53372,10 @@
     <w:abstractNumId w:val="42"/>
   </w:num>
   <w:num w:numId="294" w16cid:durableId="362830198">
-    <w:abstractNumId w:val="126"/>
+    <w:abstractNumId w:val="127"/>
   </w:num>
   <w:num w:numId="295" w16cid:durableId="1590694082">
-    <w:abstractNumId w:val="126"/>
+    <w:abstractNumId w:val="127"/>
     <w:lvlOverride w:ilvl="1">
       <w:lvl w:ilvl="1">
         <w:numFmt w:val="bullet"/>
@@ -51940,7 +53395,7 @@
     </w:lvlOverride>
   </w:num>
   <w:num w:numId="296" w16cid:durableId="1389107529">
-    <w:abstractNumId w:val="126"/>
+    <w:abstractNumId w:val="127"/>
     <w:lvlOverride w:ilvl="1">
       <w:lvl w:ilvl="1">
         <w:numFmt w:val="bullet"/>
@@ -51960,7 +53415,7 @@
     </w:lvlOverride>
   </w:num>
   <w:num w:numId="297" w16cid:durableId="2042511056">
-    <w:abstractNumId w:val="126"/>
+    <w:abstractNumId w:val="127"/>
     <w:lvlOverride w:ilvl="1">
       <w:lvl w:ilvl="1">
         <w:numFmt w:val="bullet"/>
@@ -51980,7 +53435,7 @@
     </w:lvlOverride>
   </w:num>
   <w:num w:numId="298" w16cid:durableId="1210455041">
-    <w:abstractNumId w:val="204"/>
+    <w:abstractNumId w:val="205"/>
   </w:num>
   <w:num w:numId="299" w16cid:durableId="1245333743">
     <w:abstractNumId w:val="78"/>
@@ -52029,19 +53484,19 @@
     </w:lvlOverride>
   </w:num>
   <w:num w:numId="303" w16cid:durableId="695349104">
-    <w:abstractNumId w:val="107"/>
+    <w:abstractNumId w:val="108"/>
   </w:num>
   <w:num w:numId="304" w16cid:durableId="1836409864">
     <w:abstractNumId w:val="71"/>
   </w:num>
   <w:num w:numId="305" w16cid:durableId="1344208951">
-    <w:abstractNumId w:val="133"/>
+    <w:abstractNumId w:val="134"/>
   </w:num>
   <w:num w:numId="306" w16cid:durableId="1939630282">
-    <w:abstractNumId w:val="205"/>
+    <w:abstractNumId w:val="206"/>
   </w:num>
   <w:num w:numId="307" w16cid:durableId="1396196915">
-    <w:abstractNumId w:val="205"/>
+    <w:abstractNumId w:val="206"/>
     <w:lvlOverride w:ilvl="1">
       <w:lvl w:ilvl="1">
         <w:numFmt w:val="bullet"/>
@@ -52061,7 +53516,7 @@
     </w:lvlOverride>
   </w:num>
   <w:num w:numId="308" w16cid:durableId="1471708049">
-    <w:abstractNumId w:val="205"/>
+    <w:abstractNumId w:val="206"/>
     <w:lvlOverride w:ilvl="1">
       <w:lvl w:ilvl="1">
         <w:numFmt w:val="bullet"/>
@@ -52081,10 +53536,10 @@
     </w:lvlOverride>
   </w:num>
   <w:num w:numId="309" w16cid:durableId="1964460778">
-    <w:abstractNumId w:val="220"/>
+    <w:abstractNumId w:val="221"/>
   </w:num>
   <w:num w:numId="310" w16cid:durableId="2101101690">
-    <w:abstractNumId w:val="220"/>
+    <w:abstractNumId w:val="221"/>
     <w:lvlOverride w:ilvl="1">
       <w:lvl w:ilvl="1">
         <w:numFmt w:val="bullet"/>
@@ -52104,7 +53559,7 @@
     </w:lvlOverride>
   </w:num>
   <w:num w:numId="311" w16cid:durableId="1677730701">
-    <w:abstractNumId w:val="220"/>
+    <w:abstractNumId w:val="221"/>
     <w:lvlOverride w:ilvl="1">
       <w:lvl w:ilvl="1">
         <w:numFmt w:val="bullet"/>
@@ -52124,7 +53579,7 @@
     </w:lvlOverride>
   </w:num>
   <w:num w:numId="312" w16cid:durableId="1687440433">
-    <w:abstractNumId w:val="220"/>
+    <w:abstractNumId w:val="221"/>
     <w:lvlOverride w:ilvl="1">
       <w:lvl w:ilvl="1">
         <w:numFmt w:val="bullet"/>
@@ -52144,7 +53599,7 @@
     </w:lvlOverride>
   </w:num>
   <w:num w:numId="313" w16cid:durableId="334190081">
-    <w:abstractNumId w:val="220"/>
+    <w:abstractNumId w:val="221"/>
     <w:lvlOverride w:ilvl="1">
       <w:lvl w:ilvl="1">
         <w:numFmt w:val="bullet"/>
@@ -52164,7 +53619,7 @@
     </w:lvlOverride>
   </w:num>
   <w:num w:numId="314" w16cid:durableId="1638536272">
-    <w:abstractNumId w:val="220"/>
+    <w:abstractNumId w:val="221"/>
     <w:lvlOverride w:ilvl="1">
       <w:lvl w:ilvl="1">
         <w:numFmt w:val="bullet"/>
@@ -52184,7 +53639,7 @@
     </w:lvlOverride>
   </w:num>
   <w:num w:numId="315" w16cid:durableId="593048540">
-    <w:abstractNumId w:val="220"/>
+    <w:abstractNumId w:val="221"/>
     <w:lvlOverride w:ilvl="1">
       <w:lvl w:ilvl="1">
         <w:numFmt w:val="bullet"/>
@@ -52204,7 +53659,7 @@
     </w:lvlOverride>
   </w:num>
   <w:num w:numId="316" w16cid:durableId="590624177">
-    <w:abstractNumId w:val="220"/>
+    <w:abstractNumId w:val="221"/>
     <w:lvlOverride w:ilvl="1">
       <w:lvl w:ilvl="1">
         <w:numFmt w:val="bullet"/>
@@ -52224,19 +53679,19 @@
     </w:lvlOverride>
   </w:num>
   <w:num w:numId="317" w16cid:durableId="2135054504">
-    <w:abstractNumId w:val="254"/>
+    <w:abstractNumId w:val="255"/>
   </w:num>
   <w:num w:numId="318" w16cid:durableId="1790512776">
-    <w:abstractNumId w:val="234"/>
+    <w:abstractNumId w:val="235"/>
   </w:num>
   <w:num w:numId="319" w16cid:durableId="1900899971">
     <w:abstractNumId w:val="64"/>
   </w:num>
   <w:num w:numId="320" w16cid:durableId="2052613896">
-    <w:abstractNumId w:val="151"/>
+    <w:abstractNumId w:val="152"/>
   </w:num>
   <w:num w:numId="321" w16cid:durableId="1897741309">
-    <w:abstractNumId w:val="151"/>
+    <w:abstractNumId w:val="152"/>
     <w:lvlOverride w:ilvl="1">
       <w:lvl w:ilvl="1">
         <w:numFmt w:val="bullet"/>
@@ -52256,7 +53711,7 @@
     </w:lvlOverride>
   </w:num>
   <w:num w:numId="322" w16cid:durableId="58947657">
-    <w:abstractNumId w:val="151"/>
+    <w:abstractNumId w:val="152"/>
     <w:lvlOverride w:ilvl="1">
       <w:lvl w:ilvl="1">
         <w:numFmt w:val="bullet"/>
@@ -52276,7 +53731,7 @@
     </w:lvlOverride>
   </w:num>
   <w:num w:numId="323" w16cid:durableId="962272664">
-    <w:abstractNumId w:val="151"/>
+    <w:abstractNumId w:val="152"/>
     <w:lvlOverride w:ilvl="1">
       <w:lvl w:ilvl="1">
         <w:numFmt w:val="bullet"/>
@@ -52296,7 +53751,7 @@
     </w:lvlOverride>
   </w:num>
   <w:num w:numId="324" w16cid:durableId="790049959">
-    <w:abstractNumId w:val="151"/>
+    <w:abstractNumId w:val="152"/>
     <w:lvlOverride w:ilvl="1">
       <w:lvl w:ilvl="1">
         <w:numFmt w:val="bullet"/>
@@ -52316,7 +53771,7 @@
     </w:lvlOverride>
   </w:num>
   <w:num w:numId="325" w16cid:durableId="1095319726">
-    <w:abstractNumId w:val="151"/>
+    <w:abstractNumId w:val="152"/>
     <w:lvlOverride w:ilvl="1">
       <w:lvl w:ilvl="1">
         <w:numFmt w:val="bullet"/>
@@ -52336,7 +53791,7 @@
     </w:lvlOverride>
   </w:num>
   <w:num w:numId="326" w16cid:durableId="30501642">
-    <w:abstractNumId w:val="151"/>
+    <w:abstractNumId w:val="152"/>
     <w:lvlOverride w:ilvl="1">
       <w:lvl w:ilvl="1">
         <w:numFmt w:val="bullet"/>
@@ -52356,13 +53811,13 @@
     </w:lvlOverride>
   </w:num>
   <w:num w:numId="327" w16cid:durableId="570578976">
-    <w:abstractNumId w:val="159"/>
+    <w:abstractNumId w:val="160"/>
   </w:num>
   <w:num w:numId="328" w16cid:durableId="605575109">
     <w:abstractNumId w:val="24"/>
   </w:num>
   <w:num w:numId="329" w16cid:durableId="1137530575">
-    <w:abstractNumId w:val="184"/>
+    <w:abstractNumId w:val="185"/>
   </w:num>
   <w:num w:numId="330" w16cid:durableId="1038896762">
     <w:abstractNumId w:val="9"/>
@@ -52651,13 +54106,13 @@
     <w:abstractNumId w:val="30"/>
   </w:num>
   <w:num w:numId="346" w16cid:durableId="1170826855">
-    <w:abstractNumId w:val="182"/>
+    <w:abstractNumId w:val="183"/>
   </w:num>
   <w:num w:numId="347" w16cid:durableId="1876500035">
-    <w:abstractNumId w:val="140"/>
+    <w:abstractNumId w:val="141"/>
   </w:num>
   <w:num w:numId="348" w16cid:durableId="478764876">
-    <w:abstractNumId w:val="140"/>
+    <w:abstractNumId w:val="141"/>
     <w:lvlOverride w:ilvl="1">
       <w:lvl w:ilvl="1">
         <w:numFmt w:val="bullet"/>
@@ -52677,7 +54132,7 @@
     </w:lvlOverride>
   </w:num>
   <w:num w:numId="349" w16cid:durableId="2146193500">
-    <w:abstractNumId w:val="140"/>
+    <w:abstractNumId w:val="141"/>
     <w:lvlOverride w:ilvl="1">
       <w:lvl w:ilvl="1">
         <w:numFmt w:val="bullet"/>
@@ -52697,7 +54152,7 @@
     </w:lvlOverride>
   </w:num>
   <w:num w:numId="350" w16cid:durableId="611790871">
-    <w:abstractNumId w:val="140"/>
+    <w:abstractNumId w:val="141"/>
     <w:lvlOverride w:ilvl="1">
       <w:lvl w:ilvl="1">
         <w:numFmt w:val="bullet"/>
@@ -52717,7 +54172,7 @@
     </w:lvlOverride>
   </w:num>
   <w:num w:numId="351" w16cid:durableId="1655522343">
-    <w:abstractNumId w:val="140"/>
+    <w:abstractNumId w:val="141"/>
     <w:lvlOverride w:ilvl="1">
       <w:lvl w:ilvl="1">
         <w:numFmt w:val="bullet"/>
@@ -52737,7 +54192,7 @@
     </w:lvlOverride>
   </w:num>
   <w:num w:numId="352" w16cid:durableId="852957138">
-    <w:abstractNumId w:val="140"/>
+    <w:abstractNumId w:val="141"/>
     <w:lvlOverride w:ilvl="1">
       <w:lvl w:ilvl="1">
         <w:numFmt w:val="bullet"/>
@@ -52757,7 +54212,7 @@
     </w:lvlOverride>
   </w:num>
   <w:num w:numId="353" w16cid:durableId="462308073">
-    <w:abstractNumId w:val="140"/>
+    <w:abstractNumId w:val="141"/>
     <w:lvlOverride w:ilvl="1">
       <w:lvl w:ilvl="1">
         <w:numFmt w:val="bullet"/>
@@ -52777,7 +54232,7 @@
     </w:lvlOverride>
   </w:num>
   <w:num w:numId="354" w16cid:durableId="1436906594">
-    <w:abstractNumId w:val="140"/>
+    <w:abstractNumId w:val="141"/>
     <w:lvlOverride w:ilvl="1">
       <w:lvl w:ilvl="1">
         <w:numFmt w:val="bullet"/>
@@ -52797,10 +54252,10 @@
     </w:lvlOverride>
   </w:num>
   <w:num w:numId="355" w16cid:durableId="162933598">
-    <w:abstractNumId w:val="211"/>
+    <w:abstractNumId w:val="212"/>
   </w:num>
   <w:num w:numId="356" w16cid:durableId="1507281708">
-    <w:abstractNumId w:val="211"/>
+    <w:abstractNumId w:val="212"/>
     <w:lvlOverride w:ilvl="1">
       <w:lvl w:ilvl="1">
         <w:numFmt w:val="bullet"/>
@@ -52820,7 +54275,7 @@
     </w:lvlOverride>
   </w:num>
   <w:num w:numId="357" w16cid:durableId="1527062965">
-    <w:abstractNumId w:val="211"/>
+    <w:abstractNumId w:val="212"/>
     <w:lvlOverride w:ilvl="1">
       <w:lvl w:ilvl="1">
         <w:numFmt w:val="bullet"/>
@@ -52840,7 +54295,7 @@
     </w:lvlOverride>
   </w:num>
   <w:num w:numId="358" w16cid:durableId="1381590890">
-    <w:abstractNumId w:val="211"/>
+    <w:abstractNumId w:val="212"/>
     <w:lvlOverride w:ilvl="1">
       <w:lvl w:ilvl="1">
         <w:numFmt w:val="bullet"/>
@@ -52860,7 +54315,7 @@
     </w:lvlOverride>
   </w:num>
   <w:num w:numId="359" w16cid:durableId="1474562395">
-    <w:abstractNumId w:val="211"/>
+    <w:abstractNumId w:val="212"/>
     <w:lvlOverride w:ilvl="1">
       <w:lvl w:ilvl="1">
         <w:numFmt w:val="bullet"/>
@@ -52880,7 +54335,7 @@
     </w:lvlOverride>
   </w:num>
   <w:num w:numId="360" w16cid:durableId="1721904938">
-    <w:abstractNumId w:val="211"/>
+    <w:abstractNumId w:val="212"/>
     <w:lvlOverride w:ilvl="1">
       <w:lvl w:ilvl="1">
         <w:numFmt w:val="bullet"/>
@@ -52900,7 +54355,7 @@
     </w:lvlOverride>
   </w:num>
   <w:num w:numId="361" w16cid:durableId="179785792">
-    <w:abstractNumId w:val="211"/>
+    <w:abstractNumId w:val="212"/>
     <w:lvlOverride w:ilvl="1">
       <w:lvl w:ilvl="1">
         <w:numFmt w:val="bullet"/>
@@ -52920,7 +54375,7 @@
     </w:lvlOverride>
   </w:num>
   <w:num w:numId="362" w16cid:durableId="822282911">
-    <w:abstractNumId w:val="211"/>
+    <w:abstractNumId w:val="212"/>
     <w:lvlOverride w:ilvl="1">
       <w:lvl w:ilvl="1">
         <w:numFmt w:val="bullet"/>
@@ -52940,13 +54395,13 @@
     </w:lvlOverride>
   </w:num>
   <w:num w:numId="363" w16cid:durableId="1525944486">
-    <w:abstractNumId w:val="217"/>
+    <w:abstractNumId w:val="218"/>
   </w:num>
   <w:num w:numId="364" w16cid:durableId="121389017">
-    <w:abstractNumId w:val="255"/>
+    <w:abstractNumId w:val="256"/>
   </w:num>
   <w:num w:numId="365" w16cid:durableId="670328241">
-    <w:abstractNumId w:val="255"/>
+    <w:abstractNumId w:val="256"/>
     <w:lvlOverride w:ilvl="1">
       <w:lvl w:ilvl="1">
         <w:numFmt w:val="bullet"/>
@@ -52966,7 +54421,7 @@
     </w:lvlOverride>
   </w:num>
   <w:num w:numId="366" w16cid:durableId="147673844">
-    <w:abstractNumId w:val="255"/>
+    <w:abstractNumId w:val="256"/>
     <w:lvlOverride w:ilvl="1">
       <w:lvl w:ilvl="1">
         <w:numFmt w:val="bullet"/>
@@ -52986,10 +54441,10 @@
     </w:lvlOverride>
   </w:num>
   <w:num w:numId="367" w16cid:durableId="440804537">
-    <w:abstractNumId w:val="180"/>
+    <w:abstractNumId w:val="181"/>
   </w:num>
   <w:num w:numId="368" w16cid:durableId="104272455">
-    <w:abstractNumId w:val="180"/>
+    <w:abstractNumId w:val="181"/>
     <w:lvlOverride w:ilvl="1">
       <w:lvl w:ilvl="1">
         <w:numFmt w:val="bullet"/>
@@ -53009,7 +54464,7 @@
     </w:lvlOverride>
   </w:num>
   <w:num w:numId="369" w16cid:durableId="1089039473">
-    <w:abstractNumId w:val="180"/>
+    <w:abstractNumId w:val="181"/>
     <w:lvlOverride w:ilvl="1">
       <w:lvl w:ilvl="1">
         <w:numFmt w:val="bullet"/>
@@ -53029,7 +54484,7 @@
     </w:lvlOverride>
   </w:num>
   <w:num w:numId="370" w16cid:durableId="1605722484">
-    <w:abstractNumId w:val="180"/>
+    <w:abstractNumId w:val="181"/>
     <w:lvlOverride w:ilvl="1">
       <w:lvl w:ilvl="1">
         <w:numFmt w:val="bullet"/>
@@ -53049,7 +54504,7 @@
     </w:lvlOverride>
   </w:num>
   <w:num w:numId="371" w16cid:durableId="1788115749">
-    <w:abstractNumId w:val="180"/>
+    <w:abstractNumId w:val="181"/>
     <w:lvlOverride w:ilvl="1">
       <w:lvl w:ilvl="1">
         <w:numFmt w:val="bullet"/>
@@ -53069,7 +54524,7 @@
     </w:lvlOverride>
   </w:num>
   <w:num w:numId="372" w16cid:durableId="389964750">
-    <w:abstractNumId w:val="180"/>
+    <w:abstractNumId w:val="181"/>
     <w:lvlOverride w:ilvl="1">
       <w:lvl w:ilvl="1">
         <w:numFmt w:val="bullet"/>
@@ -53089,7 +54544,7 @@
     </w:lvlOverride>
   </w:num>
   <w:num w:numId="373" w16cid:durableId="1775900948">
-    <w:abstractNumId w:val="180"/>
+    <w:abstractNumId w:val="181"/>
     <w:lvlOverride w:ilvl="1">
       <w:lvl w:ilvl="1">
         <w:numFmt w:val="bullet"/>
@@ -53109,7 +54564,7 @@
     </w:lvlOverride>
   </w:num>
   <w:num w:numId="374" w16cid:durableId="1583833744">
-    <w:abstractNumId w:val="180"/>
+    <w:abstractNumId w:val="181"/>
     <w:lvlOverride w:ilvl="1">
       <w:lvl w:ilvl="1">
         <w:numFmt w:val="bullet"/>
@@ -53129,7 +54584,7 @@
     </w:lvlOverride>
   </w:num>
   <w:num w:numId="375" w16cid:durableId="57016376">
-    <w:abstractNumId w:val="180"/>
+    <w:abstractNumId w:val="181"/>
     <w:lvlOverride w:ilvl="1">
       <w:lvl w:ilvl="1">
         <w:numFmt w:val="bullet"/>
@@ -53149,7 +54604,7 @@
     </w:lvlOverride>
   </w:num>
   <w:num w:numId="376" w16cid:durableId="986782883">
-    <w:abstractNumId w:val="180"/>
+    <w:abstractNumId w:val="181"/>
     <w:lvlOverride w:ilvl="1">
       <w:lvl w:ilvl="1">
         <w:numFmt w:val="bullet"/>
@@ -53232,10 +54687,10 @@
     </w:lvlOverride>
   </w:num>
   <w:num w:numId="381" w16cid:durableId="65304410">
-    <w:abstractNumId w:val="216"/>
+    <w:abstractNumId w:val="217"/>
   </w:num>
   <w:num w:numId="382" w16cid:durableId="33699091">
-    <w:abstractNumId w:val="216"/>
+    <w:abstractNumId w:val="217"/>
     <w:lvlOverride w:ilvl="1">
       <w:lvl w:ilvl="1">
         <w:numFmt w:val="bullet"/>
@@ -53255,7 +54710,7 @@
     </w:lvlOverride>
   </w:num>
   <w:num w:numId="383" w16cid:durableId="344136954">
-    <w:abstractNumId w:val="216"/>
+    <w:abstractNumId w:val="217"/>
     <w:lvlOverride w:ilvl="1">
       <w:lvl w:ilvl="1">
         <w:numFmt w:val="bullet"/>
@@ -53275,16 +54730,16 @@
     </w:lvlOverride>
   </w:num>
   <w:num w:numId="384" w16cid:durableId="1588155773">
-    <w:abstractNumId w:val="121"/>
+    <w:abstractNumId w:val="122"/>
   </w:num>
   <w:num w:numId="385" w16cid:durableId="390619000">
-    <w:abstractNumId w:val="173"/>
+    <w:abstractNumId w:val="174"/>
   </w:num>
   <w:num w:numId="386" w16cid:durableId="1930968399">
-    <w:abstractNumId w:val="150"/>
+    <w:abstractNumId w:val="151"/>
   </w:num>
   <w:num w:numId="387" w16cid:durableId="1541816291">
-    <w:abstractNumId w:val="150"/>
+    <w:abstractNumId w:val="151"/>
     <w:lvlOverride w:ilvl="1">
       <w:lvl w:ilvl="1">
         <w:numFmt w:val="bullet"/>
@@ -53304,7 +54759,7 @@
     </w:lvlOverride>
   </w:num>
   <w:num w:numId="388" w16cid:durableId="559946744">
-    <w:abstractNumId w:val="150"/>
+    <w:abstractNumId w:val="151"/>
     <w:lvlOverride w:ilvl="1">
       <w:lvl w:ilvl="1">
         <w:numFmt w:val="bullet"/>
@@ -53324,7 +54779,7 @@
     </w:lvlOverride>
   </w:num>
   <w:num w:numId="389" w16cid:durableId="239028179">
-    <w:abstractNumId w:val="150"/>
+    <w:abstractNumId w:val="151"/>
     <w:lvlOverride w:ilvl="1">
       <w:lvl w:ilvl="1">
         <w:numFmt w:val="bullet"/>
@@ -53344,7 +54799,7 @@
     </w:lvlOverride>
   </w:num>
   <w:num w:numId="390" w16cid:durableId="1118765582">
-    <w:abstractNumId w:val="150"/>
+    <w:abstractNumId w:val="151"/>
     <w:lvlOverride w:ilvl="1">
       <w:lvl w:ilvl="1">
         <w:numFmt w:val="bullet"/>
@@ -53364,7 +54819,7 @@
     </w:lvlOverride>
   </w:num>
   <w:num w:numId="391" w16cid:durableId="1870602126">
-    <w:abstractNumId w:val="150"/>
+    <w:abstractNumId w:val="151"/>
     <w:lvlOverride w:ilvl="1">
       <w:lvl w:ilvl="1">
         <w:numFmt w:val="bullet"/>
@@ -53384,7 +54839,7 @@
     </w:lvlOverride>
   </w:num>
   <w:num w:numId="392" w16cid:durableId="545215514">
-    <w:abstractNumId w:val="150"/>
+    <w:abstractNumId w:val="151"/>
     <w:lvlOverride w:ilvl="1">
       <w:lvl w:ilvl="1">
         <w:numFmt w:val="bullet"/>
@@ -53404,10 +54859,10 @@
     </w:lvlOverride>
   </w:num>
   <w:num w:numId="393" w16cid:durableId="309671589">
-    <w:abstractNumId w:val="163"/>
+    <w:abstractNumId w:val="164"/>
   </w:num>
   <w:num w:numId="394" w16cid:durableId="1675105648">
-    <w:abstractNumId w:val="163"/>
+    <w:abstractNumId w:val="164"/>
     <w:lvlOverride w:ilvl="1">
       <w:lvl w:ilvl="1">
         <w:numFmt w:val="bullet"/>
@@ -53427,7 +54882,7 @@
     </w:lvlOverride>
   </w:num>
   <w:num w:numId="395" w16cid:durableId="1326322710">
-    <w:abstractNumId w:val="163"/>
+    <w:abstractNumId w:val="164"/>
     <w:lvlOverride w:ilvl="1">
       <w:lvl w:ilvl="1">
         <w:numFmt w:val="bullet"/>
@@ -53447,7 +54902,7 @@
     </w:lvlOverride>
   </w:num>
   <w:num w:numId="396" w16cid:durableId="43871617">
-    <w:abstractNumId w:val="163"/>
+    <w:abstractNumId w:val="164"/>
     <w:lvlOverride w:ilvl="1">
       <w:lvl w:ilvl="1">
         <w:numFmt w:val="bullet"/>
@@ -53656,13 +55111,13 @@
     </w:lvlOverride>
   </w:num>
   <w:num w:numId="409" w16cid:durableId="168637425">
-    <w:abstractNumId w:val="164"/>
+    <w:abstractNumId w:val="165"/>
   </w:num>
   <w:num w:numId="410" w16cid:durableId="451897618">
-    <w:abstractNumId w:val="206"/>
+    <w:abstractNumId w:val="207"/>
   </w:num>
   <w:num w:numId="411" w16cid:durableId="975717288">
-    <w:abstractNumId w:val="206"/>
+    <w:abstractNumId w:val="207"/>
     <w:lvlOverride w:ilvl="1">
       <w:lvl w:ilvl="1">
         <w:numFmt w:val="bullet"/>
@@ -53682,7 +55137,7 @@
     </w:lvlOverride>
   </w:num>
   <w:num w:numId="412" w16cid:durableId="567880089">
-    <w:abstractNumId w:val="206"/>
+    <w:abstractNumId w:val="207"/>
     <w:lvlOverride w:ilvl="1">
       <w:lvl w:ilvl="1">
         <w:numFmt w:val="bullet"/>
@@ -53702,7 +55157,7 @@
     </w:lvlOverride>
   </w:num>
   <w:num w:numId="413" w16cid:durableId="139032186">
-    <w:abstractNumId w:val="206"/>
+    <w:abstractNumId w:val="207"/>
     <w:lvlOverride w:ilvl="1">
       <w:lvl w:ilvl="1">
         <w:numFmt w:val="bullet"/>
@@ -53722,7 +55177,7 @@
     </w:lvlOverride>
   </w:num>
   <w:num w:numId="414" w16cid:durableId="1200895258">
-    <w:abstractNumId w:val="206"/>
+    <w:abstractNumId w:val="207"/>
     <w:lvlOverride w:ilvl="1">
       <w:lvl w:ilvl="1">
         <w:numFmt w:val="bullet"/>
@@ -53742,7 +55197,7 @@
     </w:lvlOverride>
   </w:num>
   <w:num w:numId="415" w16cid:durableId="1534031402">
-    <w:abstractNumId w:val="206"/>
+    <w:abstractNumId w:val="207"/>
     <w:lvlOverride w:ilvl="1">
       <w:lvl w:ilvl="1">
         <w:numFmt w:val="bullet"/>
@@ -53762,16 +55217,16 @@
     </w:lvlOverride>
   </w:num>
   <w:num w:numId="416" w16cid:durableId="306133919">
-    <w:abstractNumId w:val="172"/>
+    <w:abstractNumId w:val="173"/>
   </w:num>
   <w:num w:numId="417" w16cid:durableId="754471240">
-    <w:abstractNumId w:val="134"/>
+    <w:abstractNumId w:val="135"/>
   </w:num>
   <w:num w:numId="418" w16cid:durableId="1618828123">
-    <w:abstractNumId w:val="247"/>
+    <w:abstractNumId w:val="248"/>
   </w:num>
   <w:num w:numId="419" w16cid:durableId="371350015">
-    <w:abstractNumId w:val="247"/>
+    <w:abstractNumId w:val="248"/>
     <w:lvlOverride w:ilvl="1">
       <w:lvl w:ilvl="1">
         <w:numFmt w:val="bullet"/>
@@ -53791,7 +55246,7 @@
     </w:lvlOverride>
   </w:num>
   <w:num w:numId="420" w16cid:durableId="54276952">
-    <w:abstractNumId w:val="247"/>
+    <w:abstractNumId w:val="248"/>
     <w:lvlOverride w:ilvl="1">
       <w:lvl w:ilvl="1">
         <w:numFmt w:val="bullet"/>
@@ -53811,7 +55266,7 @@
     </w:lvlOverride>
   </w:num>
   <w:num w:numId="421" w16cid:durableId="1527601039">
-    <w:abstractNumId w:val="247"/>
+    <w:abstractNumId w:val="248"/>
     <w:lvlOverride w:ilvl="1">
       <w:lvl w:ilvl="1">
         <w:numFmt w:val="bullet"/>
@@ -53831,7 +55286,7 @@
     </w:lvlOverride>
   </w:num>
   <w:num w:numId="422" w16cid:durableId="432407122">
-    <w:abstractNumId w:val="247"/>
+    <w:abstractNumId w:val="248"/>
     <w:lvlOverride w:ilvl="1">
       <w:lvl w:ilvl="1">
         <w:numFmt w:val="bullet"/>
@@ -53851,7 +55306,7 @@
     </w:lvlOverride>
   </w:num>
   <w:num w:numId="423" w16cid:durableId="23950186">
-    <w:abstractNumId w:val="247"/>
+    <w:abstractNumId w:val="248"/>
     <w:lvlOverride w:ilvl="1">
       <w:lvl w:ilvl="1">
         <w:numFmt w:val="bullet"/>
@@ -53871,7 +55326,7 @@
     </w:lvlOverride>
   </w:num>
   <w:num w:numId="424" w16cid:durableId="1095712291">
-    <w:abstractNumId w:val="247"/>
+    <w:abstractNumId w:val="248"/>
     <w:lvlOverride w:ilvl="1">
       <w:lvl w:ilvl="1">
         <w:numFmt w:val="bullet"/>
@@ -53891,7 +55346,7 @@
     </w:lvlOverride>
   </w:num>
   <w:num w:numId="425" w16cid:durableId="44649956">
-    <w:abstractNumId w:val="247"/>
+    <w:abstractNumId w:val="248"/>
     <w:lvlOverride w:ilvl="1">
       <w:lvl w:ilvl="1">
         <w:numFmt w:val="bullet"/>
@@ -53914,16 +55369,16 @@
     <w:abstractNumId w:val="56"/>
   </w:num>
   <w:num w:numId="427" w16cid:durableId="226261568">
-    <w:abstractNumId w:val="132"/>
+    <w:abstractNumId w:val="133"/>
   </w:num>
   <w:num w:numId="428" w16cid:durableId="25326572">
-    <w:abstractNumId w:val="136"/>
+    <w:abstractNumId w:val="137"/>
   </w:num>
   <w:num w:numId="429" w16cid:durableId="1994721791">
-    <w:abstractNumId w:val="168"/>
+    <w:abstractNumId w:val="169"/>
   </w:num>
   <w:num w:numId="430" w16cid:durableId="820074511">
-    <w:abstractNumId w:val="168"/>
+    <w:abstractNumId w:val="169"/>
     <w:lvlOverride w:ilvl="1">
       <w:lvl w:ilvl="1">
         <w:numFmt w:val="bullet"/>
@@ -53943,7 +55398,7 @@
     </w:lvlOverride>
   </w:num>
   <w:num w:numId="431" w16cid:durableId="1931809649">
-    <w:abstractNumId w:val="168"/>
+    <w:abstractNumId w:val="169"/>
     <w:lvlOverride w:ilvl="1">
       <w:lvl w:ilvl="1">
         <w:numFmt w:val="bullet"/>
@@ -53963,7 +55418,7 @@
     </w:lvlOverride>
   </w:num>
   <w:num w:numId="432" w16cid:durableId="644772328">
-    <w:abstractNumId w:val="168"/>
+    <w:abstractNumId w:val="169"/>
     <w:lvlOverride w:ilvl="1">
       <w:lvl w:ilvl="1">
         <w:numFmt w:val="bullet"/>
@@ -53983,7 +55438,7 @@
     </w:lvlOverride>
   </w:num>
   <w:num w:numId="433" w16cid:durableId="1881428511">
-    <w:abstractNumId w:val="168"/>
+    <w:abstractNumId w:val="169"/>
     <w:lvlOverride w:ilvl="1">
       <w:lvl w:ilvl="1">
         <w:numFmt w:val="bullet"/>
@@ -54003,7 +55458,7 @@
     </w:lvlOverride>
   </w:num>
   <w:num w:numId="434" w16cid:durableId="635180620">
-    <w:abstractNumId w:val="168"/>
+    <w:abstractNumId w:val="169"/>
     <w:lvlOverride w:ilvl="1">
       <w:lvl w:ilvl="1">
         <w:numFmt w:val="bullet"/>
@@ -54023,7 +55478,7 @@
     </w:lvlOverride>
   </w:num>
   <w:num w:numId="435" w16cid:durableId="1180124068">
-    <w:abstractNumId w:val="168"/>
+    <w:abstractNumId w:val="169"/>
     <w:lvlOverride w:ilvl="1">
       <w:lvl w:ilvl="1">
         <w:numFmt w:val="bullet"/>
@@ -54043,10 +55498,10 @@
     </w:lvlOverride>
   </w:num>
   <w:num w:numId="436" w16cid:durableId="1801654206">
-    <w:abstractNumId w:val="157"/>
+    <w:abstractNumId w:val="158"/>
   </w:num>
   <w:num w:numId="437" w16cid:durableId="1222592467">
-    <w:abstractNumId w:val="157"/>
+    <w:abstractNumId w:val="158"/>
     <w:lvlOverride w:ilvl="1">
       <w:lvl w:ilvl="1">
         <w:numFmt w:val="bullet"/>
@@ -54066,7 +55521,7 @@
     </w:lvlOverride>
   </w:num>
   <w:num w:numId="438" w16cid:durableId="990673079">
-    <w:abstractNumId w:val="157"/>
+    <w:abstractNumId w:val="158"/>
     <w:lvlOverride w:ilvl="1">
       <w:lvl w:ilvl="1">
         <w:numFmt w:val="bullet"/>
@@ -54086,7 +55541,7 @@
     </w:lvlOverride>
   </w:num>
   <w:num w:numId="439" w16cid:durableId="702294307">
-    <w:abstractNumId w:val="157"/>
+    <w:abstractNumId w:val="158"/>
     <w:lvlOverride w:ilvl="1">
       <w:lvl w:ilvl="1">
         <w:numFmt w:val="bullet"/>
@@ -54106,7 +55561,7 @@
     </w:lvlOverride>
   </w:num>
   <w:num w:numId="440" w16cid:durableId="1782070666">
-    <w:abstractNumId w:val="157"/>
+    <w:abstractNumId w:val="158"/>
     <w:lvlOverride w:ilvl="1">
       <w:lvl w:ilvl="1">
         <w:numFmt w:val="bullet"/>
@@ -54126,7 +55581,7 @@
     </w:lvlOverride>
   </w:num>
   <w:num w:numId="441" w16cid:durableId="1987585088">
-    <w:abstractNumId w:val="157"/>
+    <w:abstractNumId w:val="158"/>
     <w:lvlOverride w:ilvl="1">
       <w:lvl w:ilvl="1">
         <w:numFmt w:val="bullet"/>
@@ -54292,10 +55747,10 @@
     <w:abstractNumId w:val="87"/>
   </w:num>
   <w:num w:numId="451" w16cid:durableId="786437438">
-    <w:abstractNumId w:val="135"/>
+    <w:abstractNumId w:val="136"/>
   </w:num>
   <w:num w:numId="452" w16cid:durableId="864096117">
-    <w:abstractNumId w:val="135"/>
+    <w:abstractNumId w:val="136"/>
     <w:lvlOverride w:ilvl="1">
       <w:lvl w:ilvl="1">
         <w:numFmt w:val="bullet"/>
@@ -54315,7 +55770,7 @@
     </w:lvlOverride>
   </w:num>
   <w:num w:numId="453" w16cid:durableId="846091187">
-    <w:abstractNumId w:val="135"/>
+    <w:abstractNumId w:val="136"/>
     <w:lvlOverride w:ilvl="1">
       <w:lvl w:ilvl="1">
         <w:numFmt w:val="bullet"/>
@@ -54335,7 +55790,7 @@
     </w:lvlOverride>
   </w:num>
   <w:num w:numId="454" w16cid:durableId="605230102">
-    <w:abstractNumId w:val="135"/>
+    <w:abstractNumId w:val="136"/>
     <w:lvlOverride w:ilvl="1">
       <w:lvl w:ilvl="1">
         <w:numFmt w:val="bullet"/>
@@ -54355,7 +55810,7 @@
     </w:lvlOverride>
   </w:num>
   <w:num w:numId="455" w16cid:durableId="274168322">
-    <w:abstractNumId w:val="135"/>
+    <w:abstractNumId w:val="136"/>
     <w:lvlOverride w:ilvl="1">
       <w:lvl w:ilvl="1">
         <w:numFmt w:val="bullet"/>
@@ -54375,7 +55830,7 @@
     </w:lvlOverride>
   </w:num>
   <w:num w:numId="456" w16cid:durableId="195192244">
-    <w:abstractNumId w:val="135"/>
+    <w:abstractNumId w:val="136"/>
     <w:lvlOverride w:ilvl="1">
       <w:lvl w:ilvl="1">
         <w:numFmt w:val="bullet"/>
@@ -54395,10 +55850,10 @@
     </w:lvlOverride>
   </w:num>
   <w:num w:numId="457" w16cid:durableId="595866949">
-    <w:abstractNumId w:val="235"/>
+    <w:abstractNumId w:val="236"/>
   </w:num>
   <w:num w:numId="458" w16cid:durableId="1789736070">
-    <w:abstractNumId w:val="235"/>
+    <w:abstractNumId w:val="236"/>
     <w:lvlOverride w:ilvl="1">
       <w:lvl w:ilvl="1">
         <w:numFmt w:val="bullet"/>
@@ -54418,7 +55873,7 @@
     </w:lvlOverride>
   </w:num>
   <w:num w:numId="459" w16cid:durableId="578641482">
-    <w:abstractNumId w:val="235"/>
+    <w:abstractNumId w:val="236"/>
     <w:lvlOverride w:ilvl="1">
       <w:lvl w:ilvl="1">
         <w:numFmt w:val="bullet"/>
@@ -54438,7 +55893,7 @@
     </w:lvlOverride>
   </w:num>
   <w:num w:numId="460" w16cid:durableId="1626159982">
-    <w:abstractNumId w:val="235"/>
+    <w:abstractNumId w:val="236"/>
     <w:lvlOverride w:ilvl="1">
       <w:lvl w:ilvl="1">
         <w:numFmt w:val="bullet"/>
@@ -54458,7 +55913,7 @@
     </w:lvlOverride>
   </w:num>
   <w:num w:numId="461" w16cid:durableId="362823212">
-    <w:abstractNumId w:val="235"/>
+    <w:abstractNumId w:val="236"/>
     <w:lvlOverride w:ilvl="1">
       <w:lvl w:ilvl="1">
         <w:numFmt w:val="bullet"/>
@@ -54478,10 +55933,10 @@
     </w:lvlOverride>
   </w:num>
   <w:num w:numId="462" w16cid:durableId="1102920915">
-    <w:abstractNumId w:val="175"/>
+    <w:abstractNumId w:val="176"/>
   </w:num>
   <w:num w:numId="463" w16cid:durableId="1651251892">
-    <w:abstractNumId w:val="175"/>
+    <w:abstractNumId w:val="176"/>
     <w:lvlOverride w:ilvl="1">
       <w:lvl w:ilvl="1">
         <w:numFmt w:val="bullet"/>
@@ -54501,7 +55956,7 @@
     </w:lvlOverride>
   </w:num>
   <w:num w:numId="464" w16cid:durableId="242298327">
-    <w:abstractNumId w:val="175"/>
+    <w:abstractNumId w:val="176"/>
     <w:lvlOverride w:ilvl="1">
       <w:lvl w:ilvl="1">
         <w:numFmt w:val="bullet"/>
@@ -54521,10 +55976,10 @@
     </w:lvlOverride>
   </w:num>
   <w:num w:numId="465" w16cid:durableId="292905749">
-    <w:abstractNumId w:val="225"/>
+    <w:abstractNumId w:val="226"/>
   </w:num>
   <w:num w:numId="466" w16cid:durableId="201944174">
-    <w:abstractNumId w:val="225"/>
+    <w:abstractNumId w:val="226"/>
     <w:lvlOverride w:ilvl="1">
       <w:lvl w:ilvl="1">
         <w:numFmt w:val="bullet"/>
@@ -54544,7 +55999,7 @@
     </w:lvlOverride>
   </w:num>
   <w:num w:numId="467" w16cid:durableId="359167791">
-    <w:abstractNumId w:val="225"/>
+    <w:abstractNumId w:val="226"/>
     <w:lvlOverride w:ilvl="1">
       <w:lvl w:ilvl="1">
         <w:numFmt w:val="bullet"/>
@@ -54564,7 +56019,7 @@
     </w:lvlOverride>
   </w:num>
   <w:num w:numId="468" w16cid:durableId="515273267">
-    <w:abstractNumId w:val="225"/>
+    <w:abstractNumId w:val="226"/>
     <w:lvlOverride w:ilvl="1">
       <w:lvl w:ilvl="1">
         <w:numFmt w:val="bullet"/>
@@ -54584,7 +56039,7 @@
     </w:lvlOverride>
   </w:num>
   <w:num w:numId="469" w16cid:durableId="176963739">
-    <w:abstractNumId w:val="225"/>
+    <w:abstractNumId w:val="226"/>
     <w:lvlOverride w:ilvl="1">
       <w:lvl w:ilvl="1">
         <w:numFmt w:val="bullet"/>
@@ -54604,25 +56059,25 @@
     </w:lvlOverride>
   </w:num>
   <w:num w:numId="470" w16cid:durableId="685447878">
-    <w:abstractNumId w:val="120"/>
+    <w:abstractNumId w:val="121"/>
   </w:num>
   <w:num w:numId="471" w16cid:durableId="1414162702">
     <w:abstractNumId w:val="58"/>
   </w:num>
   <w:num w:numId="472" w16cid:durableId="1382436268">
-    <w:abstractNumId w:val="169"/>
+    <w:abstractNumId w:val="170"/>
   </w:num>
   <w:num w:numId="473" w16cid:durableId="398864408">
-    <w:abstractNumId w:val="105"/>
+    <w:abstractNumId w:val="106"/>
   </w:num>
   <w:num w:numId="474" w16cid:durableId="119425376">
     <w:abstractNumId w:val="34"/>
   </w:num>
   <w:num w:numId="475" w16cid:durableId="739333064">
-    <w:abstractNumId w:val="200"/>
+    <w:abstractNumId w:val="201"/>
   </w:num>
   <w:num w:numId="476" w16cid:durableId="245775278">
-    <w:abstractNumId w:val="209"/>
+    <w:abstractNumId w:val="210"/>
   </w:num>
   <w:num w:numId="477" w16cid:durableId="2144493695">
     <w:abstractNumId w:val="89"/>
@@ -54634,49 +56089,49 @@
     <w:abstractNumId w:val="21"/>
   </w:num>
   <w:num w:numId="480" w16cid:durableId="1818689662">
-    <w:abstractNumId w:val="207"/>
+    <w:abstractNumId w:val="208"/>
   </w:num>
   <w:num w:numId="481" w16cid:durableId="1355155217">
     <w:abstractNumId w:val="22"/>
   </w:num>
   <w:num w:numId="482" w16cid:durableId="1408383904">
-    <w:abstractNumId w:val="201"/>
+    <w:abstractNumId w:val="202"/>
   </w:num>
   <w:num w:numId="483" w16cid:durableId="247464343">
-    <w:abstractNumId w:val="190"/>
+    <w:abstractNumId w:val="191"/>
   </w:num>
   <w:num w:numId="484" w16cid:durableId="1698965271">
-    <w:abstractNumId w:val="179"/>
+    <w:abstractNumId w:val="180"/>
   </w:num>
   <w:num w:numId="485" w16cid:durableId="196042308">
     <w:abstractNumId w:val="46"/>
   </w:num>
   <w:num w:numId="486" w16cid:durableId="155192790">
-    <w:abstractNumId w:val="215"/>
+    <w:abstractNumId w:val="216"/>
   </w:num>
   <w:num w:numId="487" w16cid:durableId="124006441">
-    <w:abstractNumId w:val="130"/>
+    <w:abstractNumId w:val="131"/>
   </w:num>
   <w:num w:numId="488" w16cid:durableId="1021859187">
-    <w:abstractNumId w:val="210"/>
+    <w:abstractNumId w:val="211"/>
   </w:num>
   <w:num w:numId="489" w16cid:durableId="844326744">
-    <w:abstractNumId w:val="146"/>
+    <w:abstractNumId w:val="147"/>
   </w:num>
   <w:num w:numId="490" w16cid:durableId="1956522580">
     <w:abstractNumId w:val="79"/>
   </w:num>
   <w:num w:numId="491" w16cid:durableId="1285188320">
-    <w:abstractNumId w:val="188"/>
+    <w:abstractNumId w:val="189"/>
   </w:num>
   <w:num w:numId="492" w16cid:durableId="1186096464">
-    <w:abstractNumId w:val="123"/>
+    <w:abstractNumId w:val="124"/>
   </w:num>
   <w:num w:numId="493" w16cid:durableId="644547071">
     <w:abstractNumId w:val="4"/>
   </w:num>
   <w:num w:numId="494" w16cid:durableId="912738110">
-    <w:abstractNumId w:val="147"/>
+    <w:abstractNumId w:val="148"/>
   </w:num>
   <w:num w:numId="495" w16cid:durableId="636952659">
     <w:abstractNumId w:val="93"/>
@@ -54802,31 +56257,31 @@
     </w:lvlOverride>
   </w:num>
   <w:num w:numId="502" w16cid:durableId="1319113795">
-    <w:abstractNumId w:val="115"/>
+    <w:abstractNumId w:val="116"/>
   </w:num>
   <w:num w:numId="503" w16cid:durableId="769934454">
-    <w:abstractNumId w:val="221"/>
+    <w:abstractNumId w:val="222"/>
   </w:num>
   <w:num w:numId="504" w16cid:durableId="127092240">
-    <w:abstractNumId w:val="156"/>
+    <w:abstractNumId w:val="157"/>
   </w:num>
   <w:num w:numId="505" w16cid:durableId="1910576791">
     <w:abstractNumId w:val="31"/>
   </w:num>
   <w:num w:numId="506" w16cid:durableId="944384440">
-    <w:abstractNumId w:val="166"/>
+    <w:abstractNumId w:val="167"/>
   </w:num>
   <w:num w:numId="507" w16cid:durableId="2041665929">
-    <w:abstractNumId w:val="242"/>
+    <w:abstractNumId w:val="243"/>
   </w:num>
   <w:num w:numId="508" w16cid:durableId="1096680387">
-    <w:abstractNumId w:val="153"/>
+    <w:abstractNumId w:val="154"/>
   </w:num>
   <w:num w:numId="509" w16cid:durableId="1764759620">
     <w:abstractNumId w:val="84"/>
   </w:num>
   <w:num w:numId="510" w16cid:durableId="1482192031">
-    <w:abstractNumId w:val="152"/>
+    <w:abstractNumId w:val="153"/>
   </w:num>
   <w:num w:numId="511" w16cid:durableId="991182923">
     <w:abstractNumId w:val="41"/>
@@ -54835,7 +56290,7 @@
     <w:abstractNumId w:val="51"/>
   </w:num>
   <w:num w:numId="513" w16cid:durableId="1565489822">
-    <w:abstractNumId w:val="223"/>
+    <w:abstractNumId w:val="224"/>
   </w:num>
   <w:num w:numId="514" w16cid:durableId="1695761682">
     <w:abstractNumId w:val="76"/>
@@ -54847,7 +56302,7 @@
     <w:abstractNumId w:val="75"/>
   </w:num>
   <w:num w:numId="517" w16cid:durableId="301466323">
-    <w:abstractNumId w:val="236"/>
+    <w:abstractNumId w:val="237"/>
   </w:num>
   <w:num w:numId="518" w16cid:durableId="1098983162">
     <w:abstractNumId w:val="2"/>
@@ -54856,43 +56311,43 @@
     <w:abstractNumId w:val="11"/>
   </w:num>
   <w:num w:numId="520" w16cid:durableId="1560482079">
-    <w:abstractNumId w:val="231"/>
+    <w:abstractNumId w:val="232"/>
   </w:num>
   <w:num w:numId="521" w16cid:durableId="939142479">
-    <w:abstractNumId w:val="186"/>
+    <w:abstractNumId w:val="187"/>
   </w:num>
   <w:num w:numId="522" w16cid:durableId="2129465230">
-    <w:abstractNumId w:val="198"/>
+    <w:abstractNumId w:val="199"/>
   </w:num>
   <w:num w:numId="523" w16cid:durableId="170224357">
     <w:abstractNumId w:val="70"/>
   </w:num>
   <w:num w:numId="524" w16cid:durableId="1300499789">
-    <w:abstractNumId w:val="245"/>
+    <w:abstractNumId w:val="246"/>
   </w:num>
   <w:num w:numId="525" w16cid:durableId="1112822429">
-    <w:abstractNumId w:val="194"/>
+    <w:abstractNumId w:val="195"/>
   </w:num>
   <w:num w:numId="526" w16cid:durableId="515459889">
-    <w:abstractNumId w:val="174"/>
+    <w:abstractNumId w:val="175"/>
   </w:num>
   <w:num w:numId="527" w16cid:durableId="2046323769">
-    <w:abstractNumId w:val="227"/>
+    <w:abstractNumId w:val="228"/>
   </w:num>
   <w:num w:numId="528" w16cid:durableId="578910849">
-    <w:abstractNumId w:val="229"/>
+    <w:abstractNumId w:val="230"/>
   </w:num>
   <w:num w:numId="529" w16cid:durableId="712536835">
     <w:abstractNumId w:val="44"/>
   </w:num>
   <w:num w:numId="530" w16cid:durableId="896403956">
-    <w:abstractNumId w:val="257"/>
+    <w:abstractNumId w:val="258"/>
   </w:num>
   <w:num w:numId="531" w16cid:durableId="2048600201">
-    <w:abstractNumId w:val="125"/>
+    <w:abstractNumId w:val="126"/>
   </w:num>
   <w:num w:numId="532" w16cid:durableId="1834644696">
-    <w:abstractNumId w:val="145"/>
+    <w:abstractNumId w:val="146"/>
   </w:num>
   <w:num w:numId="533" w16cid:durableId="2132745270">
     <w:abstractNumId w:val="18"/>
@@ -54901,7 +56356,7 @@
     <w:abstractNumId w:val="35"/>
   </w:num>
   <w:num w:numId="535" w16cid:durableId="242110835">
-    <w:abstractNumId w:val="185"/>
+    <w:abstractNumId w:val="186"/>
   </w:num>
   <w:num w:numId="536" w16cid:durableId="1106729083">
     <w:abstractNumId w:val="67"/>
@@ -54910,10 +56365,10 @@
     <w:abstractNumId w:val="86"/>
   </w:num>
   <w:num w:numId="538" w16cid:durableId="1309897227">
-    <w:abstractNumId w:val="193"/>
+    <w:abstractNumId w:val="194"/>
   </w:num>
   <w:num w:numId="539" w16cid:durableId="1189875745">
-    <w:abstractNumId w:val="197"/>
+    <w:abstractNumId w:val="198"/>
   </w:num>
   <w:num w:numId="540" w16cid:durableId="1567716513">
     <w:abstractNumId w:val="32"/>
@@ -54925,16 +56380,16 @@
     <w:abstractNumId w:val="68"/>
   </w:num>
   <w:num w:numId="543" w16cid:durableId="307245707">
-    <w:abstractNumId w:val="128"/>
+    <w:abstractNumId w:val="129"/>
   </w:num>
   <w:num w:numId="544" w16cid:durableId="583418942">
-    <w:abstractNumId w:val="138"/>
+    <w:abstractNumId w:val="139"/>
   </w:num>
   <w:num w:numId="545" w16cid:durableId="23679911">
-    <w:abstractNumId w:val="251"/>
+    <w:abstractNumId w:val="252"/>
   </w:num>
   <w:num w:numId="546" w16cid:durableId="904680098">
-    <w:abstractNumId w:val="160"/>
+    <w:abstractNumId w:val="161"/>
   </w:num>
   <w:num w:numId="547" w16cid:durableId="691494394">
     <w:abstractNumId w:val="14"/>
@@ -54946,13 +56401,13 @@
     <w:abstractNumId w:val="10"/>
   </w:num>
   <w:num w:numId="550" w16cid:durableId="1668358292">
-    <w:abstractNumId w:val="250"/>
+    <w:abstractNumId w:val="251"/>
   </w:num>
   <w:num w:numId="551" w16cid:durableId="2093622435">
-    <w:abstractNumId w:val="127"/>
+    <w:abstractNumId w:val="128"/>
   </w:num>
   <w:num w:numId="552" w16cid:durableId="2121993035">
-    <w:abstractNumId w:val="246"/>
+    <w:abstractNumId w:val="247"/>
   </w:num>
   <w:num w:numId="553" w16cid:durableId="278295026">
     <w:abstractNumId w:val="80"/>
@@ -54961,31 +56416,34 @@
     <w:abstractNumId w:val="98"/>
   </w:num>
   <w:num w:numId="555" w16cid:durableId="1550527793">
-    <w:abstractNumId w:val="178"/>
+    <w:abstractNumId w:val="179"/>
   </w:num>
   <w:num w:numId="556" w16cid:durableId="1857689261">
     <w:abstractNumId w:val="81"/>
   </w:num>
   <w:num w:numId="557" w16cid:durableId="1902016722">
-    <w:abstractNumId w:val="212"/>
+    <w:abstractNumId w:val="213"/>
   </w:num>
   <w:num w:numId="558" w16cid:durableId="2044477453">
-    <w:abstractNumId w:val="203"/>
+    <w:abstractNumId w:val="204"/>
   </w:num>
   <w:num w:numId="559" w16cid:durableId="36469768">
     <w:abstractNumId w:val="33"/>
   </w:num>
   <w:num w:numId="560" w16cid:durableId="343015528">
-    <w:abstractNumId w:val="131"/>
+    <w:abstractNumId w:val="132"/>
   </w:num>
   <w:num w:numId="561" w16cid:durableId="266743726">
-    <w:abstractNumId w:val="161"/>
+    <w:abstractNumId w:val="162"/>
   </w:num>
   <w:num w:numId="562" w16cid:durableId="1862355102">
     <w:abstractNumId w:val="66"/>
   </w:num>
   <w:num w:numId="563" w16cid:durableId="1446728882">
-    <w:abstractNumId w:val="213"/>
+    <w:abstractNumId w:val="214"/>
+  </w:num>
+  <w:num w:numId="564" w16cid:durableId="204413387">
+    <w:abstractNumId w:val="99"/>
   </w:num>
   <w:numIdMacAtCleanup w:val="18"/>
 </w:numbering>
@@ -55581,6 +57039,7 @@
   <w:style w:type="character" w:default="1" w:styleId="DefaultParagraphFont">
     <w:name w:val="Default Paragraph Font"/>
     <w:uiPriority w:val="1"/>
+    <w:semiHidden/>
     <w:unhideWhenUsed/>
   </w:style>
   <w:style w:type="table" w:default="1" w:styleId="TableNormal">

--- a/Documentation/Unity Associate Programmer.docx
+++ b/Documentation/Unity Associate Programmer.docx
@@ -301,7 +301,7 @@
             </w:rPr>
             <w:fldChar w:fldCharType="separate"/>
           </w:r>
-          <w:hyperlink w:anchor="_Toc191033315" w:history="1">
+          <w:hyperlink w:anchor="_Toc210846421" w:history="1">
             <w:r>
               <w:rPr>
                 <w:rStyle w:val="Hyperlink"/>
@@ -324,7 +324,7 @@
                 <w:rStyle w:val="Hyperlink"/>
                 <w:noProof/>
               </w:rPr>
-              <w:t>Introduction to Unity</w:t>
+              <w:t>Introduction</w:t>
             </w:r>
             <w:r>
               <w:rPr>
@@ -345,7 +345,7 @@
                 <w:noProof/>
                 <w:webHidden/>
               </w:rPr>
-              <w:instrText xml:space="preserve"> PAGEREF _Toc191033315 \h </w:instrText>
+              <w:instrText xml:space="preserve"> PAGEREF _Toc210846421 \h </w:instrText>
             </w:r>
             <w:r>
               <w:rPr>
@@ -387,7 +387,7 @@
               <w14:ligatures w14:val="standardContextual"/>
             </w:rPr>
           </w:pPr>
-          <w:hyperlink w:anchor="_Toc191033316" w:history="1">
+          <w:hyperlink w:anchor="_Toc210846422" w:history="1">
             <w:r>
               <w:rPr>
                 <w:rStyle w:val="Hyperlink"/>
@@ -410,7 +410,7 @@
                 <w:rStyle w:val="Hyperlink"/>
                 <w:noProof/>
               </w:rPr>
-              <w:t>Getting started with Unity</w:t>
+              <w:t>Syllabus</w:t>
             </w:r>
             <w:r>
               <w:rPr>
@@ -431,145 +431,7 @@
                 <w:noProof/>
                 <w:webHidden/>
               </w:rPr>
-              <w:instrText xml:space="preserve"> PAGEREF _Toc191033316 \h </w:instrText>
-            </w:r>
-            <w:r>
-              <w:rPr>
-                <w:noProof/>
-                <w:webHidden/>
-              </w:rPr>
-            </w:r>
-            <w:r>
-              <w:rPr>
-                <w:noProof/>
-                <w:webHidden/>
-              </w:rPr>
-              <w:fldChar w:fldCharType="separate"/>
-            </w:r>
-            <w:r>
-              <w:rPr>
-                <w:noProof/>
-                <w:webHidden/>
-              </w:rPr>
-              <w:t>4</w:t>
-            </w:r>
-            <w:r>
-              <w:rPr>
-                <w:noProof/>
-                <w:webHidden/>
-              </w:rPr>
-              <w:fldChar w:fldCharType="end"/>
-            </w:r>
-          </w:hyperlink>
-        </w:p>
-        <w:p>
-          <w:pPr>
-            <w:pStyle w:val="TOC2"/>
-            <w:rPr>
-              <w:rFonts w:asciiTheme="minorHAnsi" w:hAnsiTheme="minorHAnsi"/>
-              <w:noProof/>
-              <w:spacing w:val="0"/>
-              <w:kern w:val="2"/>
-              <w14:ligatures w14:val="standardContextual"/>
-            </w:rPr>
-          </w:pPr>
-          <w:hyperlink w:anchor="_Toc191033317" w:history="1">
-            <w:r>
-              <w:rPr>
-                <w:rStyle w:val="Hyperlink"/>
-                <w:noProof/>
-              </w:rPr>
-              <w:t>2.1 Installation and Setup Unity</w:t>
-            </w:r>
-            <w:r>
-              <w:rPr>
-                <w:noProof/>
-                <w:webHidden/>
-              </w:rPr>
-              <w:tab/>
-            </w:r>
-            <w:r>
-              <w:rPr>
-                <w:noProof/>
-                <w:webHidden/>
-              </w:rPr>
-              <w:fldChar w:fldCharType="begin"/>
-            </w:r>
-            <w:r>
-              <w:rPr>
-                <w:noProof/>
-                <w:webHidden/>
-              </w:rPr>
-              <w:instrText xml:space="preserve"> PAGEREF _Toc191033317 \h </w:instrText>
-            </w:r>
-            <w:r>
-              <w:rPr>
-                <w:noProof/>
-                <w:webHidden/>
-              </w:rPr>
-            </w:r>
-            <w:r>
-              <w:rPr>
-                <w:noProof/>
-                <w:webHidden/>
-              </w:rPr>
-              <w:fldChar w:fldCharType="separate"/>
-            </w:r>
-            <w:r>
-              <w:rPr>
-                <w:noProof/>
-                <w:webHidden/>
-              </w:rPr>
-              <w:t>4</w:t>
-            </w:r>
-            <w:r>
-              <w:rPr>
-                <w:noProof/>
-                <w:webHidden/>
-              </w:rPr>
-              <w:fldChar w:fldCharType="end"/>
-            </w:r>
-          </w:hyperlink>
-        </w:p>
-        <w:p>
-          <w:pPr>
-            <w:pStyle w:val="TOC2"/>
-            <w:rPr>
-              <w:rFonts w:asciiTheme="minorHAnsi" w:hAnsiTheme="minorHAnsi"/>
-              <w:noProof/>
-              <w:spacing w:val="0"/>
-              <w:kern w:val="2"/>
-              <w14:ligatures w14:val="standardContextual"/>
-            </w:rPr>
-          </w:pPr>
-          <w:hyperlink w:anchor="_Toc191033318" w:history="1">
-            <w:r>
-              <w:rPr>
-                <w:rStyle w:val="Hyperlink"/>
-                <w:noProof/>
-              </w:rPr>
-              <w:t>2.2 Build Settings</w:t>
-            </w:r>
-            <w:r>
-              <w:rPr>
-                <w:noProof/>
-                <w:webHidden/>
-              </w:rPr>
-              <w:tab/>
-            </w:r>
-            <w:r>
-              <w:rPr>
-                <w:noProof/>
-                <w:webHidden/>
-              </w:rPr>
-              <w:fldChar w:fldCharType="begin"/>
-            </w:r>
-            <w:r>
-              <w:rPr>
-                <w:noProof/>
-                <w:webHidden/>
-              </w:rPr>
-              <w:instrText xml:space="preserve"> PAGEREF _Toc191033318 \h </w:instrText>
+              <w:instrText xml:space="preserve"> PAGEREF _Toc210846422 \h </w:instrText>
             </w:r>
             <w:r>
               <w:rPr>
@@ -611,7 +473,7 @@
               <w14:ligatures w14:val="standardContextual"/>
             </w:rPr>
           </w:pPr>
-          <w:hyperlink w:anchor="_Toc191033319" w:history="1">
+          <w:hyperlink w:anchor="_Toc210846423" w:history="1">
             <w:r>
               <w:rPr>
                 <w:rStyle w:val="Hyperlink"/>
@@ -634,7 +496,7 @@
                 <w:rStyle w:val="Hyperlink"/>
                 <w:noProof/>
               </w:rPr>
-              <w:t>Scene Setup</w:t>
+              <w:t>Course</w:t>
             </w:r>
             <w:r>
               <w:rPr>
@@ -655,7 +517,7 @@
                 <w:noProof/>
                 <w:webHidden/>
               </w:rPr>
-              <w:instrText xml:space="preserve"> PAGEREF _Toc191033319 \h </w:instrText>
+              <w:instrText xml:space="preserve"> PAGEREF _Toc210846423 \h </w:instrText>
             </w:r>
             <w:r>
               <w:rPr>
@@ -697,13 +559,30 @@
               <w14:ligatures w14:val="standardContextual"/>
             </w:rPr>
           </w:pPr>
-          <w:hyperlink w:anchor="_Toc191033320" w:history="1">
+          <w:hyperlink w:anchor="_Toc210846424" w:history="1">
             <w:r>
               <w:rPr>
                 <w:rStyle w:val="Hyperlink"/>
                 <w:noProof/>
               </w:rPr>
-              <w:t>3.1 Integrate XR-Origin</w:t>
+              <w:t>3.1</w:t>
+            </w:r>
+            <w:r>
+              <w:rPr>
+                <w:rFonts w:asciiTheme="minorHAnsi" w:hAnsiTheme="minorHAnsi"/>
+                <w:noProof/>
+                <w:spacing w:val="0"/>
+                <w:kern w:val="2"/>
+                <w14:ligatures w14:val="standardContextual"/>
+              </w:rPr>
+              <w:tab/>
+            </w:r>
+            <w:r>
+              <w:rPr>
+                <w:rStyle w:val="Hyperlink"/>
+                <w:noProof/>
+              </w:rPr>
+              <w:t>Course 1: Platformer</w:t>
             </w:r>
             <w:r>
               <w:rPr>
@@ -724,7 +603,7 @@
                 <w:noProof/>
                 <w:webHidden/>
               </w:rPr>
-              <w:instrText xml:space="preserve"> PAGEREF _Toc191033320 \h </w:instrText>
+              <w:instrText xml:space="preserve"> PAGEREF _Toc210846424 \h </w:instrText>
             </w:r>
             <w:r>
               <w:rPr>
@@ -757,22 +636,24 @@
         </w:p>
         <w:p>
           <w:pPr>
-            <w:pStyle w:val="TOC2"/>
+            <w:pStyle w:val="TOC3"/>
+            <w:ind w:left="1008"/>
             <w:rPr>
               <w:rFonts w:asciiTheme="minorHAnsi" w:hAnsiTheme="minorHAnsi"/>
               <w:noProof/>
               <w:spacing w:val="0"/>
               <w:kern w:val="2"/>
+              <w:lang w:eastAsia="en-US"/>
               <w14:ligatures w14:val="standardContextual"/>
             </w:rPr>
           </w:pPr>
-          <w:hyperlink w:anchor="_Toc191033321" w:history="1">
+          <w:hyperlink w:anchor="_Toc210846425" w:history="1">
             <w:r>
               <w:rPr>
                 <w:rStyle w:val="Hyperlink"/>
                 <w:noProof/>
               </w:rPr>
-              <w:t>3.2 Integrate AR Session</w:t>
+              <w:t>3.1.1 Session 1 – Player Health System</w:t>
             </w:r>
             <w:r>
               <w:rPr>
@@ -793,7 +674,7 @@
                 <w:noProof/>
                 <w:webHidden/>
               </w:rPr>
-              <w:instrText xml:space="preserve"> PAGEREF _Toc191033321 \h </w:instrText>
+              <w:instrText xml:space="preserve"> PAGEREF _Toc210846425 \h </w:instrText>
             </w:r>
             <w:r>
               <w:rPr>
@@ -826,23 +707,24 @@
         </w:p>
         <w:p>
           <w:pPr>
-            <w:pStyle w:val="TOC2"/>
+            <w:pStyle w:val="TOC3"/>
+            <w:ind w:left="1008"/>
             <w:rPr>
               <w:rFonts w:asciiTheme="minorHAnsi" w:hAnsiTheme="minorHAnsi"/>
               <w:noProof/>
               <w:spacing w:val="0"/>
               <w:kern w:val="2"/>
+              <w:lang w:eastAsia="en-US"/>
               <w14:ligatures w14:val="standardContextual"/>
             </w:rPr>
           </w:pPr>
-          <w:hyperlink w:anchor="_Toc191033322" w:history="1">
+          <w:hyperlink w:anchor="_Toc210846426" w:history="1">
             <w:r>
               <w:rPr>
                 <w:rStyle w:val="Hyperlink"/>
-                <w:rFonts w:eastAsia="Times New Roman"/>
                 <w:noProof/>
               </w:rPr>
-              <w:t>3.3 Set Rendering Pipeline</w:t>
+              <w:t>3.1.2 Session 2 – Bug Fix</w:t>
             </w:r>
             <w:r>
               <w:rPr>
@@ -863,491 +745,7 @@
                 <w:noProof/>
                 <w:webHidden/>
               </w:rPr>
-              <w:instrText xml:space="preserve"> PAGEREF _Toc191033322 \h </w:instrText>
-            </w:r>
-            <w:r>
-              <w:rPr>
-                <w:noProof/>
-                <w:webHidden/>
-              </w:rPr>
-            </w:r>
-            <w:r>
-              <w:rPr>
-                <w:noProof/>
-                <w:webHidden/>
-              </w:rPr>
-              <w:fldChar w:fldCharType="separate"/>
-            </w:r>
-            <w:r>
-              <w:rPr>
-                <w:noProof/>
-                <w:webHidden/>
-              </w:rPr>
-              <w:t>5</w:t>
-            </w:r>
-            <w:r>
-              <w:rPr>
-                <w:noProof/>
-                <w:webHidden/>
-              </w:rPr>
-              <w:fldChar w:fldCharType="end"/>
-            </w:r>
-          </w:hyperlink>
-        </w:p>
-        <w:p>
-          <w:pPr>
-            <w:pStyle w:val="TOC1"/>
-            <w:rPr>
-              <w:rFonts w:asciiTheme="minorHAnsi" w:hAnsiTheme="minorHAnsi"/>
-              <w:noProof/>
-              <w:spacing w:val="0"/>
-              <w:kern w:val="2"/>
-              <w14:ligatures w14:val="standardContextual"/>
-            </w:rPr>
-          </w:pPr>
-          <w:hyperlink w:anchor="_Toc191033323" w:history="1">
-            <w:r>
-              <w:rPr>
-                <w:rStyle w:val="Hyperlink"/>
-                <w:rFonts w:eastAsia="Times New Roman"/>
-                <w:noProof/>
-              </w:rPr>
-              <w:t>4. Augmenting Objects</w:t>
-            </w:r>
-            <w:r>
-              <w:rPr>
-                <w:noProof/>
-                <w:webHidden/>
-              </w:rPr>
-              <w:tab/>
-            </w:r>
-            <w:r>
-              <w:rPr>
-                <w:noProof/>
-                <w:webHidden/>
-              </w:rPr>
-              <w:fldChar w:fldCharType="begin"/>
-            </w:r>
-            <w:r>
-              <w:rPr>
-                <w:noProof/>
-                <w:webHidden/>
-              </w:rPr>
-              <w:instrText xml:space="preserve"> PAGEREF _Toc191033323 \h </w:instrText>
-            </w:r>
-            <w:r>
-              <w:rPr>
-                <w:noProof/>
-                <w:webHidden/>
-              </w:rPr>
-            </w:r>
-            <w:r>
-              <w:rPr>
-                <w:noProof/>
-                <w:webHidden/>
-              </w:rPr>
-              <w:fldChar w:fldCharType="separate"/>
-            </w:r>
-            <w:r>
-              <w:rPr>
-                <w:noProof/>
-                <w:webHidden/>
-              </w:rPr>
-              <w:t>6</w:t>
-            </w:r>
-            <w:r>
-              <w:rPr>
-                <w:noProof/>
-                <w:webHidden/>
-              </w:rPr>
-              <w:fldChar w:fldCharType="end"/>
-            </w:r>
-          </w:hyperlink>
-        </w:p>
-        <w:p>
-          <w:pPr>
-            <w:pStyle w:val="TOC2"/>
-            <w:rPr>
-              <w:rFonts w:asciiTheme="minorHAnsi" w:hAnsiTheme="minorHAnsi"/>
-              <w:noProof/>
-              <w:spacing w:val="0"/>
-              <w:kern w:val="2"/>
-              <w14:ligatures w14:val="standardContextual"/>
-            </w:rPr>
-          </w:pPr>
-          <w:hyperlink w:anchor="_Toc191033324" w:history="1">
-            <w:r>
-              <w:rPr>
-                <w:rStyle w:val="Hyperlink"/>
-                <w:noProof/>
-              </w:rPr>
-              <w:t>4.1 Prefabs</w:t>
-            </w:r>
-            <w:r>
-              <w:rPr>
-                <w:noProof/>
-                <w:webHidden/>
-              </w:rPr>
-              <w:tab/>
-            </w:r>
-            <w:r>
-              <w:rPr>
-                <w:noProof/>
-                <w:webHidden/>
-              </w:rPr>
-              <w:fldChar w:fldCharType="begin"/>
-            </w:r>
-            <w:r>
-              <w:rPr>
-                <w:noProof/>
-                <w:webHidden/>
-              </w:rPr>
-              <w:instrText xml:space="preserve"> PAGEREF _Toc191033324 \h </w:instrText>
-            </w:r>
-            <w:r>
-              <w:rPr>
-                <w:noProof/>
-                <w:webHidden/>
-              </w:rPr>
-            </w:r>
-            <w:r>
-              <w:rPr>
-                <w:noProof/>
-                <w:webHidden/>
-              </w:rPr>
-              <w:fldChar w:fldCharType="separate"/>
-            </w:r>
-            <w:r>
-              <w:rPr>
-                <w:noProof/>
-                <w:webHidden/>
-              </w:rPr>
-              <w:t>6</w:t>
-            </w:r>
-            <w:r>
-              <w:rPr>
-                <w:noProof/>
-                <w:webHidden/>
-              </w:rPr>
-              <w:fldChar w:fldCharType="end"/>
-            </w:r>
-          </w:hyperlink>
-        </w:p>
-        <w:p>
-          <w:pPr>
-            <w:pStyle w:val="TOC2"/>
-            <w:rPr>
-              <w:rFonts w:asciiTheme="minorHAnsi" w:hAnsiTheme="minorHAnsi"/>
-              <w:noProof/>
-              <w:spacing w:val="0"/>
-              <w:kern w:val="2"/>
-              <w14:ligatures w14:val="standardContextual"/>
-            </w:rPr>
-          </w:pPr>
-          <w:hyperlink w:anchor="_Toc191033325" w:history="1">
-            <w:r>
-              <w:rPr>
-                <w:rStyle w:val="Hyperlink"/>
-                <w:noProof/>
-              </w:rPr>
-              <w:t>4.2 Adding Cube</w:t>
-            </w:r>
-            <w:r>
-              <w:rPr>
-                <w:noProof/>
-                <w:webHidden/>
-              </w:rPr>
-              <w:tab/>
-            </w:r>
-            <w:r>
-              <w:rPr>
-                <w:noProof/>
-                <w:webHidden/>
-              </w:rPr>
-              <w:fldChar w:fldCharType="begin"/>
-            </w:r>
-            <w:r>
-              <w:rPr>
-                <w:noProof/>
-                <w:webHidden/>
-              </w:rPr>
-              <w:instrText xml:space="preserve"> PAGEREF _Toc191033325 \h </w:instrText>
-            </w:r>
-            <w:r>
-              <w:rPr>
-                <w:noProof/>
-                <w:webHidden/>
-              </w:rPr>
-            </w:r>
-            <w:r>
-              <w:rPr>
-                <w:noProof/>
-                <w:webHidden/>
-              </w:rPr>
-              <w:fldChar w:fldCharType="separate"/>
-            </w:r>
-            <w:r>
-              <w:rPr>
-                <w:noProof/>
-                <w:webHidden/>
-              </w:rPr>
-              <w:t>6</w:t>
-            </w:r>
-            <w:r>
-              <w:rPr>
-                <w:noProof/>
-                <w:webHidden/>
-              </w:rPr>
-              <w:fldChar w:fldCharType="end"/>
-            </w:r>
-          </w:hyperlink>
-        </w:p>
-        <w:p>
-          <w:pPr>
-            <w:pStyle w:val="TOC2"/>
-            <w:rPr>
-              <w:rFonts w:asciiTheme="minorHAnsi" w:hAnsiTheme="minorHAnsi"/>
-              <w:noProof/>
-              <w:spacing w:val="0"/>
-              <w:kern w:val="2"/>
-              <w14:ligatures w14:val="standardContextual"/>
-            </w:rPr>
-          </w:pPr>
-          <w:hyperlink w:anchor="_Toc191033326" w:history="1">
-            <w:r>
-              <w:rPr>
-                <w:rStyle w:val="Hyperlink"/>
-                <w:noProof/>
-              </w:rPr>
-              <w:t>4.3 Plane Detection</w:t>
-            </w:r>
-            <w:r>
-              <w:rPr>
-                <w:noProof/>
-                <w:webHidden/>
-              </w:rPr>
-              <w:tab/>
-            </w:r>
-            <w:r>
-              <w:rPr>
-                <w:noProof/>
-                <w:webHidden/>
-              </w:rPr>
-              <w:fldChar w:fldCharType="begin"/>
-            </w:r>
-            <w:r>
-              <w:rPr>
-                <w:noProof/>
-                <w:webHidden/>
-              </w:rPr>
-              <w:instrText xml:space="preserve"> PAGEREF _Toc191033326 \h </w:instrText>
-            </w:r>
-            <w:r>
-              <w:rPr>
-                <w:noProof/>
-                <w:webHidden/>
-              </w:rPr>
-            </w:r>
-            <w:r>
-              <w:rPr>
-                <w:noProof/>
-                <w:webHidden/>
-              </w:rPr>
-              <w:fldChar w:fldCharType="separate"/>
-            </w:r>
-            <w:r>
-              <w:rPr>
-                <w:noProof/>
-                <w:webHidden/>
-              </w:rPr>
-              <w:t>6</w:t>
-            </w:r>
-            <w:r>
-              <w:rPr>
-                <w:noProof/>
-                <w:webHidden/>
-              </w:rPr>
-              <w:fldChar w:fldCharType="end"/>
-            </w:r>
-          </w:hyperlink>
-        </w:p>
-        <w:p>
-          <w:pPr>
-            <w:pStyle w:val="TOC2"/>
-            <w:rPr>
-              <w:rFonts w:asciiTheme="minorHAnsi" w:hAnsiTheme="minorHAnsi"/>
-              <w:noProof/>
-              <w:spacing w:val="0"/>
-              <w:kern w:val="2"/>
-              <w14:ligatures w14:val="standardContextual"/>
-            </w:rPr>
-          </w:pPr>
-          <w:hyperlink w:anchor="_Toc191033327" w:history="1">
-            <w:r>
-              <w:rPr>
-                <w:rStyle w:val="Hyperlink"/>
-                <w:noProof/>
-              </w:rPr>
-              <w:t>4.4 Raycast Manager</w:t>
-            </w:r>
-            <w:r>
-              <w:rPr>
-                <w:noProof/>
-                <w:webHidden/>
-              </w:rPr>
-              <w:tab/>
-            </w:r>
-            <w:r>
-              <w:rPr>
-                <w:noProof/>
-                <w:webHidden/>
-              </w:rPr>
-              <w:fldChar w:fldCharType="begin"/>
-            </w:r>
-            <w:r>
-              <w:rPr>
-                <w:noProof/>
-                <w:webHidden/>
-              </w:rPr>
-              <w:instrText xml:space="preserve"> PAGEREF _Toc191033327 \h </w:instrText>
-            </w:r>
-            <w:r>
-              <w:rPr>
-                <w:noProof/>
-                <w:webHidden/>
-              </w:rPr>
-            </w:r>
-            <w:r>
-              <w:rPr>
-                <w:noProof/>
-                <w:webHidden/>
-              </w:rPr>
-              <w:fldChar w:fldCharType="separate"/>
-            </w:r>
-            <w:r>
-              <w:rPr>
-                <w:noProof/>
-                <w:webHidden/>
-              </w:rPr>
-              <w:t>6</w:t>
-            </w:r>
-            <w:r>
-              <w:rPr>
-                <w:noProof/>
-                <w:webHidden/>
-              </w:rPr>
-              <w:fldChar w:fldCharType="end"/>
-            </w:r>
-          </w:hyperlink>
-        </w:p>
-        <w:p>
-          <w:pPr>
-            <w:pStyle w:val="TOC2"/>
-            <w:rPr>
-              <w:rFonts w:asciiTheme="minorHAnsi" w:hAnsiTheme="minorHAnsi"/>
-              <w:noProof/>
-              <w:spacing w:val="0"/>
-              <w:kern w:val="2"/>
-              <w14:ligatures w14:val="standardContextual"/>
-            </w:rPr>
-          </w:pPr>
-          <w:hyperlink w:anchor="_Toc191033328" w:history="1">
-            <w:r>
-              <w:rPr>
-                <w:rStyle w:val="Hyperlink"/>
-                <w:noProof/>
-              </w:rPr>
-              <w:t>4.4 Adding Physics</w:t>
-            </w:r>
-            <w:r>
-              <w:rPr>
-                <w:noProof/>
-                <w:webHidden/>
-              </w:rPr>
-              <w:tab/>
-            </w:r>
-            <w:r>
-              <w:rPr>
-                <w:noProof/>
-                <w:webHidden/>
-              </w:rPr>
-              <w:fldChar w:fldCharType="begin"/>
-            </w:r>
-            <w:r>
-              <w:rPr>
-                <w:noProof/>
-                <w:webHidden/>
-              </w:rPr>
-              <w:instrText xml:space="preserve"> PAGEREF _Toc191033328 \h </w:instrText>
-            </w:r>
-            <w:r>
-              <w:rPr>
-                <w:noProof/>
-                <w:webHidden/>
-              </w:rPr>
-            </w:r>
-            <w:r>
-              <w:rPr>
-                <w:noProof/>
-                <w:webHidden/>
-              </w:rPr>
-              <w:fldChar w:fldCharType="separate"/>
-            </w:r>
-            <w:r>
-              <w:rPr>
-                <w:noProof/>
-                <w:webHidden/>
-              </w:rPr>
-              <w:t>6</w:t>
-            </w:r>
-            <w:r>
-              <w:rPr>
-                <w:noProof/>
-                <w:webHidden/>
-              </w:rPr>
-              <w:fldChar w:fldCharType="end"/>
-            </w:r>
-          </w:hyperlink>
-        </w:p>
-        <w:p>
-          <w:pPr>
-            <w:pStyle w:val="TOC2"/>
-            <w:rPr>
-              <w:rFonts w:asciiTheme="minorHAnsi" w:hAnsiTheme="minorHAnsi"/>
-              <w:noProof/>
-              <w:spacing w:val="0"/>
-              <w:kern w:val="2"/>
-              <w14:ligatures w14:val="standardContextual"/>
-            </w:rPr>
-          </w:pPr>
-          <w:hyperlink w:anchor="_Toc191033329" w:history="1">
-            <w:r>
-              <w:rPr>
-                <w:rStyle w:val="Hyperlink"/>
-                <w:noProof/>
-              </w:rPr>
-              <w:t>4.5 Placing cube on detected plane</w:t>
-            </w:r>
-            <w:r>
-              <w:rPr>
-                <w:noProof/>
-                <w:webHidden/>
-              </w:rPr>
-              <w:tab/>
-            </w:r>
-            <w:r>
-              <w:rPr>
-                <w:noProof/>
-                <w:webHidden/>
-              </w:rPr>
-              <w:fldChar w:fldCharType="begin"/>
-            </w:r>
-            <w:r>
-              <w:rPr>
-                <w:noProof/>
-                <w:webHidden/>
-              </w:rPr>
-              <w:instrText xml:space="preserve"> PAGEREF _Toc191033329 \h </w:instrText>
+              <w:instrText xml:space="preserve"> PAGEREF _Toc210846426 \h </w:instrText>
             </w:r>
             <w:r>
               <w:rPr>
@@ -1380,22 +778,24 @@
         </w:p>
         <w:p>
           <w:pPr>
-            <w:pStyle w:val="TOC1"/>
+            <w:pStyle w:val="TOC3"/>
+            <w:ind w:left="1008"/>
             <w:rPr>
               <w:rFonts w:asciiTheme="minorHAnsi" w:hAnsiTheme="minorHAnsi"/>
               <w:noProof/>
               <w:spacing w:val="0"/>
               <w:kern w:val="2"/>
+              <w:lang w:eastAsia="en-US"/>
               <w14:ligatures w14:val="standardContextual"/>
             </w:rPr>
           </w:pPr>
-          <w:hyperlink w:anchor="_Toc191033330" w:history="1">
+          <w:hyperlink w:anchor="_Toc210846427" w:history="1">
             <w:r>
               <w:rPr>
                 <w:rStyle w:val="Hyperlink"/>
                 <w:noProof/>
               </w:rPr>
-              <w:t>5 Creating UI</w:t>
+              <w:t>3.1.3 Session 3 – Refactor</w:t>
             </w:r>
             <w:r>
               <w:rPr>
@@ -1416,7 +816,7 @@
                 <w:noProof/>
                 <w:webHidden/>
               </w:rPr>
-              <w:instrText xml:space="preserve"> PAGEREF _Toc191033330 \h </w:instrText>
+              <w:instrText xml:space="preserve"> PAGEREF _Toc210846427 \h </w:instrText>
             </w:r>
             <w:r>
               <w:rPr>
@@ -1436,7 +836,7 @@
                 <w:noProof/>
                 <w:webHidden/>
               </w:rPr>
-              <w:t>9</w:t>
+              <w:t>8</w:t>
             </w:r>
             <w:r>
               <w:rPr>
@@ -1458,13 +858,13 @@
               <w14:ligatures w14:val="standardContextual"/>
             </w:rPr>
           </w:pPr>
-          <w:hyperlink w:anchor="_Toc191033331" w:history="1">
+          <w:hyperlink w:anchor="_Toc210846428" w:history="1">
             <w:r>
               <w:rPr>
                 <w:rStyle w:val="Hyperlink"/>
                 <w:noProof/>
               </w:rPr>
-              <w:t>5.1 Add button on Canvas</w:t>
+              <w:t>3.2 Course 2: Ski Game</w:t>
             </w:r>
             <w:r>
               <w:rPr>
@@ -1485,7 +885,7 @@
                 <w:noProof/>
                 <w:webHidden/>
               </w:rPr>
-              <w:instrText xml:space="preserve"> PAGEREF _Toc191033331 \h </w:instrText>
+              <w:instrText xml:space="preserve"> PAGEREF _Toc210846428 \h </w:instrText>
             </w:r>
             <w:r>
               <w:rPr>
@@ -1505,7 +905,7 @@
                 <w:noProof/>
                 <w:webHidden/>
               </w:rPr>
-              <w:t>9</w:t>
+              <w:t>10</w:t>
             </w:r>
             <w:r>
               <w:rPr>
@@ -1518,22 +918,24 @@
         </w:p>
         <w:p>
           <w:pPr>
-            <w:pStyle w:val="TOC1"/>
+            <w:pStyle w:val="TOC3"/>
+            <w:ind w:left="1008"/>
             <w:rPr>
               <w:rFonts w:asciiTheme="minorHAnsi" w:hAnsiTheme="minorHAnsi"/>
               <w:noProof/>
               <w:spacing w:val="0"/>
               <w:kern w:val="2"/>
+              <w:lang w:eastAsia="en-US"/>
               <w14:ligatures w14:val="standardContextual"/>
             </w:rPr>
           </w:pPr>
-          <w:hyperlink w:anchor="_Toc191033332" w:history="1">
+          <w:hyperlink w:anchor="_Toc210846429" w:history="1">
             <w:r>
               <w:rPr>
                 <w:rStyle w:val="Hyperlink"/>
                 <w:noProof/>
               </w:rPr>
-              <w:t>6. Replace cube by Foot Model</w:t>
+              <w:t>3.2.1 Session 1: Scene  setup</w:t>
             </w:r>
             <w:r>
               <w:rPr>
@@ -1554,7 +956,78 @@
                 <w:noProof/>
                 <w:webHidden/>
               </w:rPr>
-              <w:instrText xml:space="preserve"> PAGEREF _Toc191033332 \h </w:instrText>
+              <w:instrText xml:space="preserve"> PAGEREF _Toc210846429 \h </w:instrText>
+            </w:r>
+            <w:r>
+              <w:rPr>
+                <w:noProof/>
+                <w:webHidden/>
+              </w:rPr>
+            </w:r>
+            <w:r>
+              <w:rPr>
+                <w:noProof/>
+                <w:webHidden/>
+              </w:rPr>
+              <w:fldChar w:fldCharType="separate"/>
+            </w:r>
+            <w:r>
+              <w:rPr>
+                <w:noProof/>
+                <w:webHidden/>
+              </w:rPr>
+              <w:t>10</w:t>
+            </w:r>
+            <w:r>
+              <w:rPr>
+                <w:noProof/>
+                <w:webHidden/>
+              </w:rPr>
+              <w:fldChar w:fldCharType="end"/>
+            </w:r>
+          </w:hyperlink>
+        </w:p>
+        <w:p>
+          <w:pPr>
+            <w:pStyle w:val="TOC3"/>
+            <w:ind w:left="1008"/>
+            <w:rPr>
+              <w:rFonts w:asciiTheme="minorHAnsi" w:hAnsiTheme="minorHAnsi"/>
+              <w:noProof/>
+              <w:spacing w:val="0"/>
+              <w:kern w:val="2"/>
+              <w:lang w:eastAsia="en-US"/>
+              <w14:ligatures w14:val="standardContextual"/>
+            </w:rPr>
+          </w:pPr>
+          <w:hyperlink w:anchor="_Toc210846430" w:history="1">
+            <w:r>
+              <w:rPr>
+                <w:rStyle w:val="Hyperlink"/>
+                <w:noProof/>
+              </w:rPr>
+              <w:t>3.2.2 Session 2 : Scripting</w:t>
+            </w:r>
+            <w:r>
+              <w:rPr>
+                <w:noProof/>
+                <w:webHidden/>
+              </w:rPr>
+              <w:tab/>
+            </w:r>
+            <w:r>
+              <w:rPr>
+                <w:noProof/>
+                <w:webHidden/>
+              </w:rPr>
+              <w:fldChar w:fldCharType="begin"/>
+            </w:r>
+            <w:r>
+              <w:rPr>
+                <w:noProof/>
+                <w:webHidden/>
+              </w:rPr>
+              <w:instrText xml:space="preserve"> PAGEREF _Toc210846430 \h </w:instrText>
             </w:r>
             <w:r>
               <w:rPr>
@@ -1587,22 +1060,24 @@
         </w:p>
         <w:p>
           <w:pPr>
-            <w:pStyle w:val="TOC1"/>
+            <w:pStyle w:val="TOC3"/>
+            <w:ind w:left="1008"/>
             <w:rPr>
               <w:rFonts w:asciiTheme="minorHAnsi" w:hAnsiTheme="minorHAnsi"/>
               <w:noProof/>
               <w:spacing w:val="0"/>
               <w:kern w:val="2"/>
+              <w:lang w:eastAsia="en-US"/>
               <w14:ligatures w14:val="standardContextual"/>
             </w:rPr>
           </w:pPr>
-          <w:hyperlink w:anchor="_Toc191033333" w:history="1">
+          <w:hyperlink w:anchor="_Toc210846431" w:history="1">
             <w:r>
               <w:rPr>
                 <w:rStyle w:val="Hyperlink"/>
                 <w:noProof/>
               </w:rPr>
-              <w:t>7. Interactions with Object</w:t>
+              <w:t>3.2.3 Session 3: Prefab variant</w:t>
             </w:r>
             <w:r>
               <w:rPr>
@@ -1623,7 +1098,7 @@
                 <w:noProof/>
                 <w:webHidden/>
               </w:rPr>
-              <w:instrText xml:space="preserve"> PAGEREF _Toc191033333 \h </w:instrText>
+              <w:instrText xml:space="preserve"> PAGEREF _Toc210846431 \h </w:instrText>
             </w:r>
             <w:r>
               <w:rPr>
@@ -1643,7 +1118,78 @@
                 <w:noProof/>
                 <w:webHidden/>
               </w:rPr>
-              <w:t>12</w:t>
+              <w:t>13</w:t>
+            </w:r>
+            <w:r>
+              <w:rPr>
+                <w:noProof/>
+                <w:webHidden/>
+              </w:rPr>
+              <w:fldChar w:fldCharType="end"/>
+            </w:r>
+          </w:hyperlink>
+        </w:p>
+        <w:p>
+          <w:pPr>
+            <w:pStyle w:val="TOC3"/>
+            <w:ind w:left="1008"/>
+            <w:rPr>
+              <w:rFonts w:asciiTheme="minorHAnsi" w:hAnsiTheme="minorHAnsi"/>
+              <w:noProof/>
+              <w:spacing w:val="0"/>
+              <w:kern w:val="2"/>
+              <w:lang w:eastAsia="en-US"/>
+              <w14:ligatures w14:val="standardContextual"/>
+            </w:rPr>
+          </w:pPr>
+          <w:hyperlink w:anchor="_Toc210846432" w:history="1">
+            <w:r>
+              <w:rPr>
+                <w:rStyle w:val="Hyperlink"/>
+                <w:noProof/>
+              </w:rPr>
+              <w:t>3.2.4 Session 4: Obstacle Interactions</w:t>
+            </w:r>
+            <w:r>
+              <w:rPr>
+                <w:noProof/>
+                <w:webHidden/>
+              </w:rPr>
+              <w:tab/>
+            </w:r>
+            <w:r>
+              <w:rPr>
+                <w:noProof/>
+                <w:webHidden/>
+              </w:rPr>
+              <w:fldChar w:fldCharType="begin"/>
+            </w:r>
+            <w:r>
+              <w:rPr>
+                <w:noProof/>
+                <w:webHidden/>
+              </w:rPr>
+              <w:instrText xml:space="preserve"> PAGEREF _Toc210846432 \h </w:instrText>
+            </w:r>
+            <w:r>
+              <w:rPr>
+                <w:noProof/>
+                <w:webHidden/>
+              </w:rPr>
+            </w:r>
+            <w:r>
+              <w:rPr>
+                <w:noProof/>
+                <w:webHidden/>
+              </w:rPr>
+              <w:fldChar w:fldCharType="separate"/>
+            </w:r>
+            <w:r>
+              <w:rPr>
+                <w:noProof/>
+                <w:webHidden/>
+              </w:rPr>
+              <w:t>14</w:t>
             </w:r>
             <w:r>
               <w:rPr>
@@ -1665,13 +1211,13 @@
               <w14:ligatures w14:val="standardContextual"/>
             </w:rPr>
           </w:pPr>
-          <w:hyperlink w:anchor="_Toc191033334" w:history="1">
+          <w:hyperlink w:anchor="_Toc210846433" w:history="1">
             <w:r>
               <w:rPr>
                 <w:rStyle w:val="Hyperlink"/>
                 <w:noProof/>
               </w:rPr>
-              <w:t>7.1 Transform an object by touch</w:t>
+              <w:t>3.3 Course 3: SkiGame in Action</w:t>
             </w:r>
             <w:r>
               <w:rPr>
@@ -1692,7 +1238,7 @@
                 <w:noProof/>
                 <w:webHidden/>
               </w:rPr>
-              <w:instrText xml:space="preserve"> PAGEREF _Toc191033334 \h </w:instrText>
+              <w:instrText xml:space="preserve"> PAGEREF _Toc210846433 \h </w:instrText>
             </w:r>
             <w:r>
               <w:rPr>
@@ -1712,7 +1258,730 @@
                 <w:noProof/>
                 <w:webHidden/>
               </w:rPr>
-              <w:t>12</w:t>
+              <w:t>15</w:t>
+            </w:r>
+            <w:r>
+              <w:rPr>
+                <w:noProof/>
+                <w:webHidden/>
+              </w:rPr>
+              <w:fldChar w:fldCharType="end"/>
+            </w:r>
+          </w:hyperlink>
+        </w:p>
+        <w:p>
+          <w:pPr>
+            <w:pStyle w:val="TOC3"/>
+            <w:ind w:left="1008"/>
+            <w:rPr>
+              <w:rFonts w:asciiTheme="minorHAnsi" w:hAnsiTheme="minorHAnsi"/>
+              <w:noProof/>
+              <w:spacing w:val="0"/>
+              <w:kern w:val="2"/>
+              <w:lang w:eastAsia="en-US"/>
+              <w14:ligatures w14:val="standardContextual"/>
+            </w:rPr>
+          </w:pPr>
+          <w:hyperlink w:anchor="_Toc210846434" w:history="1">
+            <w:r>
+              <w:rPr>
+                <w:rStyle w:val="Hyperlink"/>
+                <w:noProof/>
+              </w:rPr>
+              <w:t>3.3.1 : Session 1: SkiGame Race Elements</w:t>
+            </w:r>
+            <w:r>
+              <w:rPr>
+                <w:noProof/>
+                <w:webHidden/>
+              </w:rPr>
+              <w:tab/>
+            </w:r>
+            <w:r>
+              <w:rPr>
+                <w:noProof/>
+                <w:webHidden/>
+              </w:rPr>
+              <w:fldChar w:fldCharType="begin"/>
+            </w:r>
+            <w:r>
+              <w:rPr>
+                <w:noProof/>
+                <w:webHidden/>
+              </w:rPr>
+              <w:instrText xml:space="preserve"> PAGEREF _Toc210846434 \h </w:instrText>
+            </w:r>
+            <w:r>
+              <w:rPr>
+                <w:noProof/>
+                <w:webHidden/>
+              </w:rPr>
+            </w:r>
+            <w:r>
+              <w:rPr>
+                <w:noProof/>
+                <w:webHidden/>
+              </w:rPr>
+              <w:fldChar w:fldCharType="separate"/>
+            </w:r>
+            <w:r>
+              <w:rPr>
+                <w:noProof/>
+                <w:webHidden/>
+              </w:rPr>
+              <w:t>15</w:t>
+            </w:r>
+            <w:r>
+              <w:rPr>
+                <w:noProof/>
+                <w:webHidden/>
+              </w:rPr>
+              <w:fldChar w:fldCharType="end"/>
+            </w:r>
+          </w:hyperlink>
+        </w:p>
+        <w:p>
+          <w:pPr>
+            <w:pStyle w:val="TOC3"/>
+            <w:ind w:left="1008"/>
+            <w:rPr>
+              <w:rFonts w:asciiTheme="minorHAnsi" w:hAnsiTheme="minorHAnsi"/>
+              <w:noProof/>
+              <w:spacing w:val="0"/>
+              <w:kern w:val="2"/>
+              <w:lang w:eastAsia="en-US"/>
+              <w14:ligatures w14:val="standardContextual"/>
+            </w:rPr>
+          </w:pPr>
+          <w:hyperlink w:anchor="_Toc210846435" w:history="1">
+            <w:r>
+              <w:rPr>
+                <w:rStyle w:val="Hyperlink"/>
+                <w:noProof/>
+              </w:rPr>
+              <w:t>3.3.2 : Session 2: Switching Game States</w:t>
+            </w:r>
+            <w:r>
+              <w:rPr>
+                <w:noProof/>
+                <w:webHidden/>
+              </w:rPr>
+              <w:tab/>
+            </w:r>
+            <w:r>
+              <w:rPr>
+                <w:noProof/>
+                <w:webHidden/>
+              </w:rPr>
+              <w:fldChar w:fldCharType="begin"/>
+            </w:r>
+            <w:r>
+              <w:rPr>
+                <w:noProof/>
+                <w:webHidden/>
+              </w:rPr>
+              <w:instrText xml:space="preserve"> PAGEREF _Toc210846435 \h </w:instrText>
+            </w:r>
+            <w:r>
+              <w:rPr>
+                <w:noProof/>
+                <w:webHidden/>
+              </w:rPr>
+            </w:r>
+            <w:r>
+              <w:rPr>
+                <w:noProof/>
+                <w:webHidden/>
+              </w:rPr>
+              <w:fldChar w:fldCharType="separate"/>
+            </w:r>
+            <w:r>
+              <w:rPr>
+                <w:noProof/>
+                <w:webHidden/>
+              </w:rPr>
+              <w:t>16</w:t>
+            </w:r>
+            <w:r>
+              <w:rPr>
+                <w:noProof/>
+                <w:webHidden/>
+              </w:rPr>
+              <w:fldChar w:fldCharType="end"/>
+            </w:r>
+          </w:hyperlink>
+        </w:p>
+        <w:p>
+          <w:pPr>
+            <w:pStyle w:val="TOC3"/>
+            <w:ind w:left="1008"/>
+            <w:rPr>
+              <w:rFonts w:asciiTheme="minorHAnsi" w:hAnsiTheme="minorHAnsi"/>
+              <w:noProof/>
+              <w:spacing w:val="0"/>
+              <w:kern w:val="2"/>
+              <w:lang w:eastAsia="en-US"/>
+              <w14:ligatures w14:val="standardContextual"/>
+            </w:rPr>
+          </w:pPr>
+          <w:hyperlink w:anchor="_Toc210846436" w:history="1">
+            <w:r>
+              <w:rPr>
+                <w:rStyle w:val="Hyperlink"/>
+                <w:noProof/>
+              </w:rPr>
+              <w:t>3.3.3 : Session 3: Save Game</w:t>
+            </w:r>
+            <w:r>
+              <w:rPr>
+                <w:noProof/>
+                <w:webHidden/>
+              </w:rPr>
+              <w:tab/>
+            </w:r>
+            <w:r>
+              <w:rPr>
+                <w:noProof/>
+                <w:webHidden/>
+              </w:rPr>
+              <w:fldChar w:fldCharType="begin"/>
+            </w:r>
+            <w:r>
+              <w:rPr>
+                <w:noProof/>
+                <w:webHidden/>
+              </w:rPr>
+              <w:instrText xml:space="preserve"> PAGEREF _Toc210846436 \h </w:instrText>
+            </w:r>
+            <w:r>
+              <w:rPr>
+                <w:noProof/>
+                <w:webHidden/>
+              </w:rPr>
+            </w:r>
+            <w:r>
+              <w:rPr>
+                <w:noProof/>
+                <w:webHidden/>
+              </w:rPr>
+              <w:fldChar w:fldCharType="separate"/>
+            </w:r>
+            <w:r>
+              <w:rPr>
+                <w:noProof/>
+                <w:webHidden/>
+              </w:rPr>
+              <w:t>17</w:t>
+            </w:r>
+            <w:r>
+              <w:rPr>
+                <w:noProof/>
+                <w:webHidden/>
+              </w:rPr>
+              <w:fldChar w:fldCharType="end"/>
+            </w:r>
+          </w:hyperlink>
+        </w:p>
+        <w:p>
+          <w:pPr>
+            <w:pStyle w:val="TOC3"/>
+            <w:ind w:left="1008"/>
+            <w:rPr>
+              <w:rFonts w:asciiTheme="minorHAnsi" w:hAnsiTheme="minorHAnsi"/>
+              <w:noProof/>
+              <w:spacing w:val="0"/>
+              <w:kern w:val="2"/>
+              <w:lang w:eastAsia="en-US"/>
+              <w14:ligatures w14:val="standardContextual"/>
+            </w:rPr>
+          </w:pPr>
+          <w:hyperlink w:anchor="_Toc210846437" w:history="1">
+            <w:r>
+              <w:rPr>
+                <w:rStyle w:val="Hyperlink"/>
+                <w:noProof/>
+              </w:rPr>
+              <w:t>3.3.4 : Session 4: Performance Optimization</w:t>
+            </w:r>
+            <w:r>
+              <w:rPr>
+                <w:noProof/>
+                <w:webHidden/>
+              </w:rPr>
+              <w:tab/>
+            </w:r>
+            <w:r>
+              <w:rPr>
+                <w:noProof/>
+                <w:webHidden/>
+              </w:rPr>
+              <w:fldChar w:fldCharType="begin"/>
+            </w:r>
+            <w:r>
+              <w:rPr>
+                <w:noProof/>
+                <w:webHidden/>
+              </w:rPr>
+              <w:instrText xml:space="preserve"> PAGEREF _Toc210846437 \h </w:instrText>
+            </w:r>
+            <w:r>
+              <w:rPr>
+                <w:noProof/>
+                <w:webHidden/>
+              </w:rPr>
+            </w:r>
+            <w:r>
+              <w:rPr>
+                <w:noProof/>
+                <w:webHidden/>
+              </w:rPr>
+              <w:fldChar w:fldCharType="separate"/>
+            </w:r>
+            <w:r>
+              <w:rPr>
+                <w:noProof/>
+                <w:webHidden/>
+              </w:rPr>
+              <w:t>18</w:t>
+            </w:r>
+            <w:r>
+              <w:rPr>
+                <w:noProof/>
+                <w:webHidden/>
+              </w:rPr>
+              <w:fldChar w:fldCharType="end"/>
+            </w:r>
+          </w:hyperlink>
+        </w:p>
+        <w:p>
+          <w:pPr>
+            <w:pStyle w:val="TOC3"/>
+            <w:ind w:left="1008"/>
+            <w:rPr>
+              <w:rFonts w:asciiTheme="minorHAnsi" w:hAnsiTheme="minorHAnsi"/>
+              <w:noProof/>
+              <w:spacing w:val="0"/>
+              <w:kern w:val="2"/>
+              <w:lang w:eastAsia="en-US"/>
+              <w14:ligatures w14:val="standardContextual"/>
+            </w:rPr>
+          </w:pPr>
+          <w:hyperlink w:anchor="_Toc210846438" w:history="1">
+            <w:r>
+              <w:rPr>
+                <w:rStyle w:val="Hyperlink"/>
+                <w:noProof/>
+              </w:rPr>
+              <w:t>3.3.5 : Session 5: Builds</w:t>
+            </w:r>
+            <w:r>
+              <w:rPr>
+                <w:noProof/>
+                <w:webHidden/>
+              </w:rPr>
+              <w:tab/>
+            </w:r>
+            <w:r>
+              <w:rPr>
+                <w:noProof/>
+                <w:webHidden/>
+              </w:rPr>
+              <w:fldChar w:fldCharType="begin"/>
+            </w:r>
+            <w:r>
+              <w:rPr>
+                <w:noProof/>
+                <w:webHidden/>
+              </w:rPr>
+              <w:instrText xml:space="preserve"> PAGEREF _Toc210846438 \h </w:instrText>
+            </w:r>
+            <w:r>
+              <w:rPr>
+                <w:noProof/>
+                <w:webHidden/>
+              </w:rPr>
+            </w:r>
+            <w:r>
+              <w:rPr>
+                <w:noProof/>
+                <w:webHidden/>
+              </w:rPr>
+              <w:fldChar w:fldCharType="separate"/>
+            </w:r>
+            <w:r>
+              <w:rPr>
+                <w:noProof/>
+                <w:webHidden/>
+              </w:rPr>
+              <w:t>20</w:t>
+            </w:r>
+            <w:r>
+              <w:rPr>
+                <w:noProof/>
+                <w:webHidden/>
+              </w:rPr>
+              <w:fldChar w:fldCharType="end"/>
+            </w:r>
+          </w:hyperlink>
+        </w:p>
+        <w:p>
+          <w:pPr>
+            <w:pStyle w:val="TOC2"/>
+            <w:rPr>
+              <w:rFonts w:asciiTheme="minorHAnsi" w:hAnsiTheme="minorHAnsi"/>
+              <w:noProof/>
+              <w:spacing w:val="0"/>
+              <w:kern w:val="2"/>
+              <w14:ligatures w14:val="standardContextual"/>
+            </w:rPr>
+          </w:pPr>
+          <w:hyperlink w:anchor="_Toc210846439" w:history="1">
+            <w:r>
+              <w:rPr>
+                <w:rStyle w:val="Hyperlink"/>
+                <w:noProof/>
+              </w:rPr>
+              <w:t>3.4 Course 4: Game UI</w:t>
+            </w:r>
+            <w:r>
+              <w:rPr>
+                <w:noProof/>
+                <w:webHidden/>
+              </w:rPr>
+              <w:tab/>
+            </w:r>
+            <w:r>
+              <w:rPr>
+                <w:noProof/>
+                <w:webHidden/>
+              </w:rPr>
+              <w:fldChar w:fldCharType="begin"/>
+            </w:r>
+            <w:r>
+              <w:rPr>
+                <w:noProof/>
+                <w:webHidden/>
+              </w:rPr>
+              <w:instrText xml:space="preserve"> PAGEREF _Toc210846439 \h </w:instrText>
+            </w:r>
+            <w:r>
+              <w:rPr>
+                <w:noProof/>
+                <w:webHidden/>
+              </w:rPr>
+            </w:r>
+            <w:r>
+              <w:rPr>
+                <w:noProof/>
+                <w:webHidden/>
+              </w:rPr>
+              <w:fldChar w:fldCharType="separate"/>
+            </w:r>
+            <w:r>
+              <w:rPr>
+                <w:noProof/>
+                <w:webHidden/>
+              </w:rPr>
+              <w:t>21</w:t>
+            </w:r>
+            <w:r>
+              <w:rPr>
+                <w:noProof/>
+                <w:webHidden/>
+              </w:rPr>
+              <w:fldChar w:fldCharType="end"/>
+            </w:r>
+          </w:hyperlink>
+        </w:p>
+        <w:p>
+          <w:pPr>
+            <w:pStyle w:val="TOC3"/>
+            <w:ind w:left="1008"/>
+            <w:rPr>
+              <w:rFonts w:asciiTheme="minorHAnsi" w:hAnsiTheme="minorHAnsi"/>
+              <w:noProof/>
+              <w:spacing w:val="0"/>
+              <w:kern w:val="2"/>
+              <w:lang w:eastAsia="en-US"/>
+              <w14:ligatures w14:val="standardContextual"/>
+            </w:rPr>
+          </w:pPr>
+          <w:hyperlink w:anchor="_Toc210846440" w:history="1">
+            <w:r>
+              <w:rPr>
+                <w:rStyle w:val="Hyperlink"/>
+                <w:noProof/>
+              </w:rPr>
+              <w:t>3.4.1 Session 1: Start Screen Design</w:t>
+            </w:r>
+            <w:r>
+              <w:rPr>
+                <w:noProof/>
+                <w:webHidden/>
+              </w:rPr>
+              <w:tab/>
+            </w:r>
+            <w:r>
+              <w:rPr>
+                <w:noProof/>
+                <w:webHidden/>
+              </w:rPr>
+              <w:fldChar w:fldCharType="begin"/>
+            </w:r>
+            <w:r>
+              <w:rPr>
+                <w:noProof/>
+                <w:webHidden/>
+              </w:rPr>
+              <w:instrText xml:space="preserve"> PAGEREF _Toc210846440 \h </w:instrText>
+            </w:r>
+            <w:r>
+              <w:rPr>
+                <w:noProof/>
+                <w:webHidden/>
+              </w:rPr>
+            </w:r>
+            <w:r>
+              <w:rPr>
+                <w:noProof/>
+                <w:webHidden/>
+              </w:rPr>
+              <w:fldChar w:fldCharType="separate"/>
+            </w:r>
+            <w:r>
+              <w:rPr>
+                <w:noProof/>
+                <w:webHidden/>
+              </w:rPr>
+              <w:t>21</w:t>
+            </w:r>
+            <w:r>
+              <w:rPr>
+                <w:noProof/>
+                <w:webHidden/>
+              </w:rPr>
+              <w:fldChar w:fldCharType="end"/>
+            </w:r>
+          </w:hyperlink>
+        </w:p>
+        <w:p>
+          <w:pPr>
+            <w:pStyle w:val="TOC3"/>
+            <w:ind w:left="1008"/>
+            <w:rPr>
+              <w:rFonts w:asciiTheme="minorHAnsi" w:hAnsiTheme="minorHAnsi"/>
+              <w:noProof/>
+              <w:spacing w:val="0"/>
+              <w:kern w:val="2"/>
+              <w:lang w:eastAsia="en-US"/>
+              <w14:ligatures w14:val="standardContextual"/>
+            </w:rPr>
+          </w:pPr>
+          <w:hyperlink w:anchor="_Toc210846441" w:history="1">
+            <w:r>
+              <w:rPr>
+                <w:rStyle w:val="Hyperlink"/>
+                <w:noProof/>
+              </w:rPr>
+              <w:t>3.4.2 Session 2: UI Functionality</w:t>
+            </w:r>
+            <w:r>
+              <w:rPr>
+                <w:noProof/>
+                <w:webHidden/>
+              </w:rPr>
+              <w:tab/>
+            </w:r>
+            <w:r>
+              <w:rPr>
+                <w:noProof/>
+                <w:webHidden/>
+              </w:rPr>
+              <w:fldChar w:fldCharType="begin"/>
+            </w:r>
+            <w:r>
+              <w:rPr>
+                <w:noProof/>
+                <w:webHidden/>
+              </w:rPr>
+              <w:instrText xml:space="preserve"> PAGEREF _Toc210846441 \h </w:instrText>
+            </w:r>
+            <w:r>
+              <w:rPr>
+                <w:noProof/>
+                <w:webHidden/>
+              </w:rPr>
+            </w:r>
+            <w:r>
+              <w:rPr>
+                <w:noProof/>
+                <w:webHidden/>
+              </w:rPr>
+              <w:fldChar w:fldCharType="separate"/>
+            </w:r>
+            <w:r>
+              <w:rPr>
+                <w:noProof/>
+                <w:webHidden/>
+              </w:rPr>
+              <w:t>22</w:t>
+            </w:r>
+            <w:r>
+              <w:rPr>
+                <w:noProof/>
+                <w:webHidden/>
+              </w:rPr>
+              <w:fldChar w:fldCharType="end"/>
+            </w:r>
+          </w:hyperlink>
+        </w:p>
+        <w:p>
+          <w:pPr>
+            <w:pStyle w:val="TOC3"/>
+            <w:ind w:left="1008"/>
+            <w:rPr>
+              <w:rFonts w:asciiTheme="minorHAnsi" w:hAnsiTheme="minorHAnsi"/>
+              <w:noProof/>
+              <w:spacing w:val="0"/>
+              <w:kern w:val="2"/>
+              <w:lang w:eastAsia="en-US"/>
+              <w14:ligatures w14:val="standardContextual"/>
+            </w:rPr>
+          </w:pPr>
+          <w:hyperlink w:anchor="_Toc210846442" w:history="1">
+            <w:r>
+              <w:rPr>
+                <w:rStyle w:val="Hyperlink"/>
+                <w:noProof/>
+              </w:rPr>
+              <w:t>3.4.3 Session 3: In Game UI</w:t>
+            </w:r>
+            <w:r>
+              <w:rPr>
+                <w:noProof/>
+                <w:webHidden/>
+              </w:rPr>
+              <w:tab/>
+            </w:r>
+            <w:r>
+              <w:rPr>
+                <w:noProof/>
+                <w:webHidden/>
+              </w:rPr>
+              <w:fldChar w:fldCharType="begin"/>
+            </w:r>
+            <w:r>
+              <w:rPr>
+                <w:noProof/>
+                <w:webHidden/>
+              </w:rPr>
+              <w:instrText xml:space="preserve"> PAGEREF _Toc210846442 \h </w:instrText>
+            </w:r>
+            <w:r>
+              <w:rPr>
+                <w:noProof/>
+                <w:webHidden/>
+              </w:rPr>
+            </w:r>
+            <w:r>
+              <w:rPr>
+                <w:noProof/>
+                <w:webHidden/>
+              </w:rPr>
+              <w:fldChar w:fldCharType="separate"/>
+            </w:r>
+            <w:r>
+              <w:rPr>
+                <w:noProof/>
+                <w:webHidden/>
+              </w:rPr>
+              <w:t>23</w:t>
+            </w:r>
+            <w:r>
+              <w:rPr>
+                <w:noProof/>
+                <w:webHidden/>
+              </w:rPr>
+              <w:fldChar w:fldCharType="end"/>
+            </w:r>
+          </w:hyperlink>
+        </w:p>
+        <w:p>
+          <w:pPr>
+            <w:pStyle w:val="TOC1"/>
+            <w:rPr>
+              <w:rFonts w:asciiTheme="minorHAnsi" w:hAnsiTheme="minorHAnsi"/>
+              <w:noProof/>
+              <w:spacing w:val="0"/>
+              <w:kern w:val="2"/>
+              <w14:ligatures w14:val="standardContextual"/>
+            </w:rPr>
+          </w:pPr>
+          <w:hyperlink w:anchor="_Toc210846443" w:history="1">
+            <w:r>
+              <w:rPr>
+                <w:rStyle w:val="Hyperlink"/>
+                <w:noProof/>
+              </w:rPr>
+              <w:t>4.</w:t>
+            </w:r>
+            <w:r>
+              <w:rPr>
+                <w:rFonts w:asciiTheme="minorHAnsi" w:hAnsiTheme="minorHAnsi"/>
+                <w:noProof/>
+                <w:spacing w:val="0"/>
+                <w:kern w:val="2"/>
+                <w14:ligatures w14:val="standardContextual"/>
+              </w:rPr>
+              <w:tab/>
+            </w:r>
+            <w:r>
+              <w:rPr>
+                <w:rStyle w:val="Hyperlink"/>
+                <w:noProof/>
+              </w:rPr>
+              <w:t>Practice Questions</w:t>
+            </w:r>
+            <w:r>
+              <w:rPr>
+                <w:noProof/>
+                <w:webHidden/>
+              </w:rPr>
+              <w:tab/>
+            </w:r>
+            <w:r>
+              <w:rPr>
+                <w:noProof/>
+                <w:webHidden/>
+              </w:rPr>
+              <w:fldChar w:fldCharType="begin"/>
+            </w:r>
+            <w:r>
+              <w:rPr>
+                <w:noProof/>
+                <w:webHidden/>
+              </w:rPr>
+              <w:instrText xml:space="preserve"> PAGEREF _Toc210846443 \h </w:instrText>
+            </w:r>
+            <w:r>
+              <w:rPr>
+                <w:noProof/>
+                <w:webHidden/>
+              </w:rPr>
+            </w:r>
+            <w:r>
+              <w:rPr>
+                <w:noProof/>
+                <w:webHidden/>
+              </w:rPr>
+              <w:fldChar w:fldCharType="separate"/>
+            </w:r>
+            <w:r>
+              <w:rPr>
+                <w:noProof/>
+                <w:webHidden/>
+              </w:rPr>
+              <w:t>24</w:t>
             </w:r>
             <w:r>
               <w:rPr>
@@ -1767,7 +2036,7 @@
         </w:numPr>
         <w:jc w:val="center"/>
       </w:pPr>
-      <w:bookmarkStart w:id="0" w:name="_Toc191033315"/>
+      <w:bookmarkStart w:id="0" w:name="_Toc210846421"/>
       <w:r>
         <w:lastRenderedPageBreak/>
         <w:t>Introduction</w:t>
@@ -1789,7 +2058,6 @@
         </w:rPr>
         <w:t>Overview</w:t>
       </w:r>
-      <w:bookmarkStart w:id="1" w:name="_Toc191033316"/>
     </w:p>
     <w:p>
       <w:pPr>
@@ -2002,10 +2270,12 @@
           <w:numId w:val="472"/>
         </w:numPr>
       </w:pPr>
+      <w:bookmarkStart w:id="1" w:name="_Toc210846422"/>
       <w:r>
         <w:lastRenderedPageBreak/>
         <w:t>Syllabus</w:t>
       </w:r>
+      <w:bookmarkEnd w:id="1"/>
     </w:p>
     <w:p>
       <w:pPr>
@@ -2515,10 +2785,12 @@
           <w:numId w:val="472"/>
         </w:numPr>
       </w:pPr>
+      <w:bookmarkStart w:id="2" w:name="_Toc210846423"/>
       <w:r>
         <w:lastRenderedPageBreak/>
         <w:t>Course</w:t>
       </w:r>
+      <w:bookmarkEnd w:id="2"/>
     </w:p>
     <w:p>
       <w:pPr>
@@ -2528,12 +2800,14 @@
           <w:numId w:val="472"/>
         </w:numPr>
       </w:pPr>
+      <w:bookmarkStart w:id="3" w:name="_Toc210846424"/>
       <w:r>
         <w:t>Course 1</w:t>
       </w:r>
       <w:r>
         <w:t>: Platformer</w:t>
       </w:r>
+      <w:bookmarkEnd w:id="3"/>
     </w:p>
     <w:p>
       <w:pPr>
@@ -2688,6 +2962,7 @@
       <w:pPr>
         <w:pStyle w:val="Heading3"/>
       </w:pPr>
+      <w:bookmarkStart w:id="4" w:name="_Toc210846425"/>
       <w:r>
         <w:t xml:space="preserve">3.1.1 </w:t>
       </w:r>
@@ -2697,6 +2972,7 @@
       <w:r>
         <w:t xml:space="preserve"> – Player Health System</w:t>
       </w:r>
+      <w:bookmarkEnd w:id="4"/>
     </w:p>
     <w:p/>
     <w:p>
@@ -3929,7 +4205,6 @@
         <w:t xml:space="preserve"> }</w:t>
       </w:r>
     </w:p>
-    <w:bookmarkEnd w:id="1"/>
     <w:p>
       <w:pPr>
         <w:ind w:left="0" w:firstLine="0"/>
@@ -3961,6 +4236,7 @@
       <w:pPr>
         <w:pStyle w:val="Heading3"/>
       </w:pPr>
+      <w:bookmarkStart w:id="5" w:name="_Toc210846426"/>
       <w:r>
         <w:lastRenderedPageBreak/>
         <w:t xml:space="preserve">3.1.2 </w:t>
@@ -3977,6 +4253,7 @@
       <w:r>
         <w:t xml:space="preserve"> Fix</w:t>
       </w:r>
+      <w:bookmarkEnd w:id="5"/>
     </w:p>
     <w:p>
       <w:pPr>
@@ -5728,6 +6005,7 @@
       <w:pPr>
         <w:pStyle w:val="Heading3"/>
       </w:pPr>
+      <w:bookmarkStart w:id="6" w:name="_Toc210846427"/>
       <w:r>
         <w:lastRenderedPageBreak/>
         <w:t xml:space="preserve">3.1.3 </w:t>
@@ -5738,6 +6016,7 @@
       <w:r>
         <w:t xml:space="preserve"> – Refactor</w:t>
       </w:r>
+      <w:bookmarkEnd w:id="6"/>
     </w:p>
     <w:p>
       <w:pPr>
@@ -7624,6 +7903,7 @@
       <w:pPr>
         <w:pStyle w:val="Heading2"/>
       </w:pPr>
+      <w:bookmarkStart w:id="7" w:name="_Toc210846428"/>
       <w:r>
         <w:lastRenderedPageBreak/>
         <w:t>3.2 Course 2</w:t>
@@ -7631,11 +7911,13 @@
       <w:r>
         <w:t>: Ski Game</w:t>
       </w:r>
+      <w:bookmarkEnd w:id="7"/>
     </w:p>
     <w:p>
       <w:pPr>
         <w:pStyle w:val="Heading3"/>
       </w:pPr>
+      <w:bookmarkStart w:id="8" w:name="_Toc210846429"/>
       <w:r>
         <w:t>3.2.1 Session 1</w:t>
       </w:r>
@@ -7649,6 +7931,7 @@
       <w:r>
         <w:t xml:space="preserve"> setup</w:t>
       </w:r>
+      <w:bookmarkEnd w:id="8"/>
       <w:proofErr w:type="gramEnd"/>
     </w:p>
     <w:p>
@@ -8229,6 +8512,7 @@
       <w:pPr>
         <w:pStyle w:val="Heading3"/>
       </w:pPr>
+      <w:bookmarkStart w:id="9" w:name="_Toc210846430"/>
       <w:r>
         <w:lastRenderedPageBreak/>
         <w:t xml:space="preserve">3.2.2 Session </w:t>
@@ -8241,6 +8525,7 @@
       <w:r>
         <w:t xml:space="preserve"> Scripting</w:t>
       </w:r>
+      <w:bookmarkEnd w:id="9"/>
     </w:p>
     <w:p/>
     <w:p>
@@ -9091,6 +9376,7 @@
       <w:pPr>
         <w:pStyle w:val="Heading3"/>
       </w:pPr>
+      <w:bookmarkStart w:id="10" w:name="_Toc210846431"/>
       <w:r>
         <w:lastRenderedPageBreak/>
         <w:t xml:space="preserve">3.2.3 Session 3: </w:t>
@@ -9098,6 +9384,7 @@
       <w:r>
         <w:t>Prefab variant</w:t>
       </w:r>
+      <w:bookmarkEnd w:id="10"/>
     </w:p>
     <w:p/>
     <w:p>
@@ -9395,6 +9682,7 @@
       <w:pPr>
         <w:pStyle w:val="Heading3"/>
       </w:pPr>
+      <w:bookmarkStart w:id="11" w:name="_Toc210846432"/>
       <w:r>
         <w:lastRenderedPageBreak/>
         <w:t xml:space="preserve">3.2.4 Session 4: </w:t>
@@ -9402,6 +9690,7 @@
       <w:r>
         <w:t>Obstacle Interactions</w:t>
       </w:r>
+      <w:bookmarkEnd w:id="11"/>
     </w:p>
     <w:p>
       <w:pPr>
@@ -10102,6 +10391,7 @@
         <w:pStyle w:val="Heading2"/>
         <w:ind w:left="0" w:firstLine="0"/>
       </w:pPr>
+      <w:bookmarkStart w:id="12" w:name="_Toc210846433"/>
       <w:r>
         <w:lastRenderedPageBreak/>
         <w:t xml:space="preserve">3.3 Course 3: </w:t>
@@ -10117,6 +10407,7 @@
       <w:r>
         <w:t>in Action</w:t>
       </w:r>
+      <w:bookmarkEnd w:id="12"/>
     </w:p>
     <w:p>
       <w:pPr>
@@ -10134,6 +10425,7 @@
         <w:pStyle w:val="Heading3"/>
         <w:ind w:left="0" w:firstLine="0"/>
       </w:pPr>
+      <w:bookmarkStart w:id="13" w:name="_Toc210846434"/>
       <w:proofErr w:type="gramStart"/>
       <w:r>
         <w:t>3.3.1 :</w:t>
@@ -10153,6 +10445,7 @@
       <w:r>
         <w:t xml:space="preserve"> Race Elements</w:t>
       </w:r>
+      <w:bookmarkEnd w:id="13"/>
     </w:p>
     <w:p>
       <w:pPr>
@@ -10767,6 +11060,7 @@
         <w:pStyle w:val="Heading3"/>
         <w:ind w:left="0" w:firstLine="0"/>
       </w:pPr>
+      <w:bookmarkStart w:id="14" w:name="_Toc210846435"/>
       <w:proofErr w:type="gramStart"/>
       <w:r>
         <w:lastRenderedPageBreak/>
@@ -10776,6 +11070,7 @@
       <w:r>
         <w:t xml:space="preserve"> Session 2: Switching Game States</w:t>
       </w:r>
+      <w:bookmarkEnd w:id="14"/>
     </w:p>
     <w:p>
       <w:pPr>
@@ -11189,6 +11484,7 @@
       <w:pPr>
         <w:pStyle w:val="Heading3"/>
       </w:pPr>
+      <w:bookmarkStart w:id="15" w:name="_Toc210846436"/>
       <w:proofErr w:type="gramStart"/>
       <w:r>
         <w:lastRenderedPageBreak/>
@@ -11198,6 +11494,7 @@
       <w:r>
         <w:t xml:space="preserve"> Session 3: Save Game</w:t>
       </w:r>
+      <w:bookmarkEnd w:id="15"/>
     </w:p>
     <w:p/>
     <w:p>
@@ -11985,6 +12282,7 @@
         <w:pStyle w:val="Heading3"/>
         <w:ind w:left="0" w:firstLine="0"/>
       </w:pPr>
+      <w:bookmarkStart w:id="16" w:name="_Toc210846437"/>
       <w:proofErr w:type="gramStart"/>
       <w:r>
         <w:lastRenderedPageBreak/>
@@ -12006,6 +12304,7 @@
       <w:r>
         <w:t>Performance Optimization</w:t>
       </w:r>
+      <w:bookmarkEnd w:id="16"/>
     </w:p>
     <w:p>
       <w:pPr>
@@ -12986,6 +13285,7 @@
         <w:pStyle w:val="Heading3"/>
         <w:ind w:left="0" w:firstLine="0"/>
       </w:pPr>
+      <w:bookmarkStart w:id="17" w:name="_Toc210846438"/>
       <w:proofErr w:type="gramStart"/>
       <w:r>
         <w:lastRenderedPageBreak/>
@@ -13001,6 +13301,7 @@
       <w:r>
         <w:t>Builds</w:t>
       </w:r>
+      <w:bookmarkEnd w:id="17"/>
     </w:p>
     <w:p>
       <w:pPr>
@@ -13160,10 +13461,12 @@
         <w:pStyle w:val="Heading2"/>
         <w:ind w:left="0" w:firstLine="0"/>
       </w:pPr>
+      <w:bookmarkStart w:id="18" w:name="_Toc210846439"/>
       <w:r>
         <w:lastRenderedPageBreak/>
         <w:t>3.4 Course 4: Game UI</w:t>
       </w:r>
+      <w:bookmarkEnd w:id="18"/>
     </w:p>
     <w:p>
       <w:pPr>
@@ -13183,9 +13486,11 @@
         <w:pStyle w:val="Heading3"/>
         <w:ind w:left="0" w:firstLine="0"/>
       </w:pPr>
+      <w:bookmarkStart w:id="19" w:name="_Toc210846440"/>
       <w:r>
         <w:t>3.4.1 Session 1: Start Screen Design</w:t>
       </w:r>
+      <w:bookmarkEnd w:id="19"/>
     </w:p>
     <w:p>
       <w:pPr>
@@ -14105,10 +14410,12 @@
         <w:pStyle w:val="Heading3"/>
         <w:ind w:left="0" w:firstLine="0"/>
       </w:pPr>
+      <w:bookmarkStart w:id="20" w:name="_Toc210846441"/>
       <w:r>
         <w:lastRenderedPageBreak/>
         <w:t>3.4.2 Session 2: UI Functionality</w:t>
       </w:r>
+      <w:bookmarkEnd w:id="20"/>
     </w:p>
     <w:p>
       <w:pPr>
@@ -14817,9 +15124,14 @@
         <w:pStyle w:val="Heading3"/>
         <w:ind w:left="0" w:firstLine="0"/>
       </w:pPr>
+      <w:bookmarkStart w:id="21" w:name="_Toc210846442"/>
       <w:r>
         <w:lastRenderedPageBreak/>
-        <w:t xml:space="preserve">3.4.3 Session 3: In Game UI </w:t>
+        <w:t>3.4.3 Session 3: In Game UI</w:t>
+      </w:r>
+      <w:bookmarkEnd w:id="21"/>
+      <w:r>
+        <w:t xml:space="preserve"> </w:t>
       </w:r>
     </w:p>
     <w:p>
@@ -15585,10 +15897,12 @@
           <w:numId w:val="563"/>
         </w:numPr>
       </w:pPr>
+      <w:bookmarkStart w:id="22" w:name="_Toc210846443"/>
       <w:r>
         <w:lastRenderedPageBreak/>
         <w:t>Practice Questions</w:t>
       </w:r>
+      <w:bookmarkEnd w:id="22"/>
     </w:p>
     <w:p>
       <w:pPr>
